--- a/relacion de archivos.docx
+++ b/relacion de archivos.docx
@@ -19,94 +19,7 @@
           <w:szCs w:val="24"/>
           <w:lang w:eastAsia="es-419"/>
         </w:rPr>
-        <w:t xml:space="preserve">Excelente </w:t>
-      </w:r>
-      <w:r>
-        <w:rPr>
-          <w:rFonts w:ascii="Segoe UI Symbol" w:eastAsia="Times New Roman" w:hAnsi="Segoe UI Symbol" w:cs="Segoe UI Symbol"/>
-          <w:sz w:val="24"/>
-          <w:szCs w:val="24"/>
-          <w:lang w:eastAsia="es-419"/>
-        </w:rPr>
-        <w:t>💪</w:t>
-      </w:r>
-      <w:r>
-        <w:rPr>
-          <w:rFonts w:ascii="Times New Roman" w:eastAsia="Times New Roman" w:hAnsi="Times New Roman" w:cs="Times New Roman"/>
-          <w:sz w:val="24"/>
-          <w:szCs w:val="24"/>
-          <w:lang w:eastAsia="es-419"/>
-        </w:rPr>
-        <w:t xml:space="preserve"> ahora sí vale la pena hacer una pausa técnica y ordenar todo lo que construiste.</w:t>
-      </w:r>
-    </w:p>
-    <w:p>
-      <w:pPr>
-        <w:spacing w:before="100" w:beforeAutospacing="1" w:after="100" w:afterAutospacing="1" w:line="240" w:lineRule="auto"/>
-        <w:rPr>
-          <w:rFonts w:ascii="Times New Roman" w:eastAsia="Times New Roman" w:hAnsi="Times New Roman" w:cs="Times New Roman"/>
-          <w:sz w:val="24"/>
-          <w:szCs w:val="24"/>
-          <w:lang w:eastAsia="es-419"/>
-        </w:rPr>
-      </w:pPr>
-      <w:r>
-        <w:rPr>
-          <w:rFonts w:ascii="Times New Roman" w:eastAsia="Times New Roman" w:hAnsi="Times New Roman" w:cs="Times New Roman"/>
-          <w:sz w:val="24"/>
-          <w:szCs w:val="24"/>
-          <w:lang w:eastAsia="es-419"/>
-        </w:rPr>
-        <w:t xml:space="preserve">Voy a explicarte cómo está funcionando TODO el sistema actualmente, desde que ejecutas </w:t>
-      </w:r>
-      <w:proofErr w:type="spellStart"/>
-      <w:r>
-        <w:rPr>
-          <w:rFonts w:ascii="Courier New" w:eastAsia="Times New Roman" w:hAnsi="Courier New" w:cs="Courier New"/>
-          <w:sz w:val="20"/>
-          <w:szCs w:val="20"/>
-          <w:lang w:eastAsia="es-419"/>
-        </w:rPr>
-        <w:t>reflex</w:t>
-      </w:r>
-      <w:proofErr w:type="spellEnd"/>
-      <w:r>
-        <w:rPr>
-          <w:rFonts w:ascii="Courier New" w:eastAsia="Times New Roman" w:hAnsi="Courier New" w:cs="Courier New"/>
-          <w:sz w:val="20"/>
-          <w:szCs w:val="20"/>
-          <w:lang w:eastAsia="es-419"/>
-        </w:rPr>
-        <w:t xml:space="preserve"> run</w:t>
-      </w:r>
-      <w:r>
-        <w:rPr>
-          <w:rFonts w:ascii="Times New Roman" w:eastAsia="Times New Roman" w:hAnsi="Times New Roman" w:cs="Times New Roman"/>
-          <w:sz w:val="24"/>
-          <w:szCs w:val="24"/>
-          <w:lang w:eastAsia="es-419"/>
-        </w:rPr>
-        <w:t xml:space="preserve"> hasta que un post se guarda en </w:t>
-      </w:r>
-      <w:proofErr w:type="spellStart"/>
-      <w:r>
-        <w:rPr>
-          <w:rFonts w:ascii="Times New Roman" w:eastAsia="Times New Roman" w:hAnsi="Times New Roman" w:cs="Times New Roman"/>
-          <w:sz w:val="24"/>
-          <w:szCs w:val="24"/>
-          <w:lang w:eastAsia="es-419"/>
-        </w:rPr>
-        <w:t>PostgreSQL</w:t>
-      </w:r>
-      <w:proofErr w:type="spellEnd"/>
-      <w:r>
-        <w:rPr>
-          <w:rFonts w:ascii="Times New Roman" w:eastAsia="Times New Roman" w:hAnsi="Times New Roman" w:cs="Times New Roman"/>
-          <w:sz w:val="24"/>
-          <w:szCs w:val="24"/>
-          <w:lang w:eastAsia="es-419"/>
-        </w:rPr>
-        <w:t>.</w:t>
+        <w:t>Primer informe:</w:t>
       </w:r>
     </w:p>
     <w:p>
@@ -119,17 +32,6 @@
           <w:lang w:eastAsia="es-419"/>
         </w:rPr>
       </w:pPr>
-      <w:r>
-        <w:rPr>
-          <w:rFonts w:ascii="Times New Roman" w:eastAsia="Times New Roman" w:hAnsi="Times New Roman" w:cs="Times New Roman"/>
-          <w:sz w:val="24"/>
-          <w:szCs w:val="24"/>
-          <w:lang w:eastAsia="es-419"/>
-        </w:rPr>
-        <w:pict>
-          <v:rect id="_x0000_i1025" style="width:0;height:1.5pt" o:hralign="center" o:hrstd="t" o:hr="t" fillcolor="#a0a0a0" stroked="f"/>
-        </w:pict>
-      </w:r>
     </w:p>
     <w:p>
       <w:pPr>
@@ -669,7 +571,7 @@
           <w:lang w:eastAsia="es-419"/>
         </w:rPr>
         <w:pict>
-          <v:rect id="_x0000_i1026" style="width:0;height:1.5pt" o:hralign="center" o:hrstd="t" o:hr="t" fillcolor="#a0a0a0" stroked="f"/>
+          <v:rect id="_x0000_i1025" style="width:0;height:1.5pt" o:hralign="center" o:hrstd="t" o:hr="t" fillcolor="#a0a0a0" stroked="f"/>
         </w:pict>
       </w:r>
     </w:p>
@@ -1203,7 +1105,7 @@
           <w:lang w:eastAsia="es-419"/>
         </w:rPr>
         <w:pict>
-          <v:rect id="_x0000_i1027" style="width:0;height:1.5pt" o:hralign="center" o:hrstd="t" o:hr="t" fillcolor="#a0a0a0" stroked="f"/>
+          <v:rect id="_x0000_i1026" style="width:0;height:1.5pt" o:hralign="center" o:hrstd="t" o:hr="t" fillcolor="#a0a0a0" stroked="f"/>
         </w:pict>
       </w:r>
     </w:p>
@@ -1231,7 +1133,6 @@
           <w:szCs w:val="48"/>
           <w:lang w:eastAsia="es-419"/>
         </w:rPr>
-        <w:lastRenderedPageBreak/>
         <w:t>🌐</w:t>
       </w:r>
       <w:r>
@@ -1335,6 +1236,7 @@
           <w:szCs w:val="24"/>
           <w:lang w:eastAsia="es-419"/>
         </w:rPr>
+        <w:lastRenderedPageBreak/>
         <w:t>Carga:</w:t>
       </w:r>
     </w:p>
@@ -1565,7 +1467,7 @@
           <w:lang w:eastAsia="es-419"/>
         </w:rPr>
         <w:pict>
-          <v:rect id="_x0000_i1028" style="width:0;height:1.5pt" o:hralign="center" o:hrstd="t" o:hr="t" fillcolor="#a0a0a0" stroked="f"/>
+          <v:rect id="_x0000_i1027" style="width:0;height:1.5pt" o:hralign="center" o:hrstd="t" o:hr="t" fillcolor="#a0a0a0" stroked="f"/>
         </w:pict>
       </w:r>
     </w:p>
@@ -1947,7 +1849,7 @@
           <w:lang w:eastAsia="es-419"/>
         </w:rPr>
         <w:pict>
-          <v:rect id="_x0000_i1029" style="width:0;height:1.5pt" o:hralign="center" o:hrstd="t" o:hr="t" fillcolor="#a0a0a0" stroked="f"/>
+          <v:rect id="_x0000_i1028" style="width:0;height:1.5pt" o:hralign="center" o:hrstd="t" o:hr="t" fillcolor="#a0a0a0" stroked="f"/>
         </w:pict>
       </w:r>
     </w:p>
@@ -2274,7 +2176,7 @@
           <w:lang w:eastAsia="es-419"/>
         </w:rPr>
         <w:pict>
-          <v:rect id="_x0000_i1030" style="width:0;height:1.5pt" o:hralign="center" o:hrstd="t" o:hr="t" fillcolor="#a0a0a0" stroked="f"/>
+          <v:rect id="_x0000_i1029" style="width:0;height:1.5pt" o:hralign="center" o:hrstd="t" o:hr="t" fillcolor="#a0a0a0" stroked="f"/>
         </w:pict>
       </w:r>
     </w:p>
@@ -2300,7 +2202,6 @@
           <w:szCs w:val="36"/>
           <w:lang w:eastAsia="es-419"/>
         </w:rPr>
-        <w:lastRenderedPageBreak/>
         <w:t>🔹</w:t>
       </w:r>
       <w:r>
@@ -2410,6 +2311,7 @@
           <w:szCs w:val="24"/>
           <w:lang w:eastAsia="es-419"/>
         </w:rPr>
+        <w:lastRenderedPageBreak/>
         <w:t>Si encuentra usuario:</w:t>
       </w:r>
     </w:p>
@@ -2656,7 +2558,7 @@
           <w:lang w:eastAsia="es-419"/>
         </w:rPr>
         <w:pict>
-          <v:rect id="_x0000_i1031" style="width:0;height:1.5pt" o:hralign="center" o:hrstd="t" o:hr="t" fillcolor="#a0a0a0" stroked="f"/>
+          <v:rect id="_x0000_i1030" style="width:0;height:1.5pt" o:hralign="center" o:hrstd="t" o:hr="t" fillcolor="#a0a0a0" stroked="f"/>
         </w:pict>
       </w:r>
     </w:p>
@@ -3012,7 +2914,7 @@
           <w:lang w:eastAsia="es-419"/>
         </w:rPr>
         <w:pict>
-          <v:rect id="_x0000_i1032" style="width:0;height:1.5pt" o:hralign="center" o:hrstd="t" o:hr="t" fillcolor="#a0a0a0" stroked="f"/>
+          <v:rect id="_x0000_i1031" style="width:0;height:1.5pt" o:hralign="center" o:hrstd="t" o:hr="t" fillcolor="#a0a0a0" stroked="f"/>
         </w:pict>
       </w:r>
     </w:p>
@@ -3368,7 +3270,7 @@
           <w:lang w:eastAsia="es-419"/>
         </w:rPr>
         <w:pict>
-          <v:rect id="_x0000_i1033" style="width:0;height:1.5pt" o:hralign="center" o:hrstd="t" o:hr="t" fillcolor="#a0a0a0" stroked="f"/>
+          <v:rect id="_x0000_i1032" style="width:0;height:1.5pt" o:hralign="center" o:hrstd="t" o:hr="t" fillcolor="#a0a0a0" stroked="f"/>
         </w:pict>
       </w:r>
     </w:p>
@@ -3396,7 +3298,6 @@
           <w:szCs w:val="48"/>
           <w:lang w:eastAsia="es-419"/>
         </w:rPr>
-        <w:lastRenderedPageBreak/>
         <w:t>📦</w:t>
       </w:r>
       <w:r>
@@ -3505,6 +3406,7 @@
           <w:szCs w:val="20"/>
           <w:lang w:eastAsia="es-419"/>
         </w:rPr>
+        <w:lastRenderedPageBreak/>
         <w:t>states/post_state.py</w:t>
       </w:r>
     </w:p>
@@ -3792,7 +3694,7 @@
           <w:lang w:eastAsia="es-419"/>
         </w:rPr>
         <w:pict>
-          <v:rect id="_x0000_i1034" style="width:0;height:1.5pt" o:hralign="center" o:hrstd="t" o:hr="t" fillcolor="#a0a0a0" stroked="f"/>
+          <v:rect id="_x0000_i1033" style="width:0;height:1.5pt" o:hralign="center" o:hrstd="t" o:hr="t" fillcolor="#a0a0a0" stroked="f"/>
         </w:pict>
       </w:r>
     </w:p>
@@ -3986,7 +3888,7 @@
           <w:lang w:eastAsia="es-419"/>
         </w:rPr>
         <w:pict>
-          <v:rect id="_x0000_i1035" style="width:0;height:1.5pt" o:hralign="center" o:hrstd="t" o:hr="t" fillcolor="#a0a0a0" stroked="f"/>
+          <v:rect id="_x0000_i1034" style="width:0;height:1.5pt" o:hralign="center" o:hrstd="t" o:hr="t" fillcolor="#a0a0a0" stroked="f"/>
         </w:pict>
       </w:r>
     </w:p>
@@ -4292,7 +4194,7 @@
           <w:lang w:eastAsia="es-419"/>
         </w:rPr>
         <w:pict>
-          <v:rect id="_x0000_i1036" style="width:0;height:1.5pt" o:hralign="center" o:hrstd="t" o:hr="t" fillcolor="#a0a0a0" stroked="f"/>
+          <v:rect id="_x0000_i1035" style="width:0;height:1.5pt" o:hralign="center" o:hrstd="t" o:hr="t" fillcolor="#a0a0a0" stroked="f"/>
         </w:pict>
       </w:r>
     </w:p>
@@ -4661,9 +4563,8 @@
           <w:szCs w:val="24"/>
           <w:lang w:eastAsia="es-419"/>
         </w:rPr>
-        <w:lastRenderedPageBreak/>
         <w:pict>
-          <v:rect id="_x0000_i1037" style="width:0;height:1.5pt" o:hralign="center" o:hrstd="t" o:hr="t" fillcolor="#a0a0a0" stroked="f"/>
+          <v:rect id="_x0000_i1036" style="width:0;height:1.5pt" o:hralign="center" o:hrstd="t" o:hr="t" fillcolor="#a0a0a0" stroked="f"/>
         </w:pict>
       </w:r>
     </w:p>
@@ -4747,6 +4648,7 @@
           <w:szCs w:val="24"/>
           <w:lang w:eastAsia="es-419"/>
         </w:rPr>
+        <w:lastRenderedPageBreak/>
         <w:t>Archivo:</w:t>
       </w:r>
     </w:p>
@@ -5138,7 +5040,7 @@
           <w:lang w:eastAsia="es-419"/>
         </w:rPr>
         <w:pict>
-          <v:rect id="_x0000_i1038" style="width:0;height:1.5pt" o:hralign="center" o:hrstd="t" o:hr="t" fillcolor="#a0a0a0" stroked="f"/>
+          <v:rect id="_x0000_i1037" style="width:0;height:1.5pt" o:hralign="center" o:hrstd="t" o:hr="t" fillcolor="#a0a0a0" stroked="f"/>
         </w:pict>
       </w:r>
     </w:p>
@@ -5511,7 +5413,7 @@
           <w:lang w:eastAsia="es-419"/>
         </w:rPr>
         <w:pict>
-          <v:rect id="_x0000_i1039" style="width:0;height:1.5pt" o:hralign="center" o:hrstd="t" o:hr="t" fillcolor="#a0a0a0" stroked="f"/>
+          <v:rect id="_x0000_i1038" style="width:0;height:1.5pt" o:hralign="center" o:hrstd="t" o:hr="t" fillcolor="#a0a0a0" stroked="f"/>
         </w:pict>
       </w:r>
     </w:p>
@@ -5787,7 +5689,6 @@
           <w:szCs w:val="20"/>
           <w:lang w:eastAsia="es-419"/>
         </w:rPr>
-        <w:lastRenderedPageBreak/>
         <w:t>self.posts</w:t>
       </w:r>
       <w:proofErr w:type="spellEnd"/>
@@ -5862,7 +5763,7 @@
           <w:lang w:eastAsia="es-419"/>
         </w:rPr>
         <w:pict>
-          <v:rect id="_x0000_i1040" style="width:0;height:1.5pt" o:hralign="center" o:hrstd="t" o:hr="t" fillcolor="#a0a0a0" stroked="f"/>
+          <v:rect id="_x0000_i1039" style="width:0;height:1.5pt" o:hralign="center" o:hrstd="t" o:hr="t" fillcolor="#a0a0a0" stroked="f"/>
         </w:pict>
       </w:r>
     </w:p>
@@ -5890,6 +5791,7 @@
           <w:szCs w:val="48"/>
           <w:lang w:eastAsia="es-419"/>
         </w:rPr>
+        <w:lastRenderedPageBreak/>
         <w:t>🔁</w:t>
       </w:r>
       <w:r>
@@ -6191,7 +6093,7 @@
           <w:lang w:eastAsia="es-419"/>
         </w:rPr>
         <w:pict>
-          <v:rect id="_x0000_i1041" style="width:0;height:1.5pt" o:hralign="center" o:hrstd="t" o:hr="t" fillcolor="#a0a0a0" stroked="f"/>
+          <v:rect id="_x0000_i1040" style="width:0;height:1.5pt" o:hralign="center" o:hrstd="t" o:hr="t" fillcolor="#a0a0a0" stroked="f"/>
         </w:pict>
       </w:r>
     </w:p>
@@ -6586,7 +6488,7 @@
           <w:lang w:eastAsia="es-419"/>
         </w:rPr>
         <w:pict>
-          <v:rect id="_x0000_i1042" style="width:0;height:1.5pt" o:hralign="center" o:hrstd="t" o:hr="t" fillcolor="#a0a0a0" stroked="f"/>
+          <v:rect id="_x0000_i1041" style="width:0;height:1.5pt" o:hralign="center" o:hrstd="t" o:hr="t" fillcolor="#a0a0a0" stroked="f"/>
         </w:pict>
       </w:r>
     </w:p>
@@ -7028,7 +6930,7 @@
           <w:lang w:eastAsia="es-419"/>
         </w:rPr>
         <w:pict>
-          <v:rect id="_x0000_i1043" style="width:0;height:1.5pt" o:hralign="center" o:hrstd="t" o:hr="t" fillcolor="#a0a0a0" stroked="f"/>
+          <v:rect id="_x0000_i1042" style="width:0;height:1.5pt" o:hralign="center" o:hrstd="t" o:hr="t" fillcolor="#a0a0a0" stroked="f"/>
         </w:pict>
       </w:r>
     </w:p>
@@ -7056,7 +6958,6 @@
           <w:szCs w:val="48"/>
           <w:lang w:eastAsia="es-419"/>
         </w:rPr>
-        <w:lastRenderedPageBreak/>
         <w:t>🏛</w:t>
       </w:r>
       <w:r>
@@ -7133,6 +7034,7 @@
           <w:szCs w:val="24"/>
           <w:lang w:eastAsia="es-419"/>
         </w:rPr>
+        <w:lastRenderedPageBreak/>
         <w:t>✔</w:t>
       </w:r>
       <w:r>
@@ -7467,7 +7369,7 @@
           <w:lang w:eastAsia="es-419"/>
         </w:rPr>
         <w:pict>
-          <v:rect id="_x0000_i1044" style="width:0;height:1.5pt" o:hralign="center" o:hrstd="t" o:hr="t" fillcolor="#a0a0a0" stroked="f"/>
+          <v:rect id="_x0000_i1043" style="width:0;height:1.5pt" o:hralign="center" o:hrstd="t" o:hr="t" fillcolor="#a0a0a0" stroked="f"/>
         </w:pict>
       </w:r>
     </w:p>
@@ -8129,7 +8031,7 @@
           <w:lang w:eastAsia="es-419"/>
         </w:rPr>
         <w:pict>
-          <v:rect id="_x0000_i1045" style="width:0;height:1.5pt" o:hralign="center" o:hrstd="t" o:hr="t" fillcolor="#a0a0a0" stroked="f"/>
+          <v:rect id="_x0000_i1044" style="width:0;height:1.5pt" o:hralign="center" o:hrstd="t" o:hr="t" fillcolor="#a0a0a0" stroked="f"/>
         </w:pict>
       </w:r>
     </w:p>
@@ -8373,8 +8275,15 @@
           <w:lang w:eastAsia="es-419"/>
         </w:rPr>
         <w:pict>
-          <v:rect id="_x0000_i1046" style="width:0;height:1.5pt" o:hralign="center" o:hrstd="t" o:hr="t" fillcolor="#a0a0a0" stroked="f"/>
+          <v:rect id="_x0000_i1045" style="width:0;height:1.5pt" o:hralign="center" o:hrstd="t" o:hr="t" fillcolor="#a0a0a0" stroked="f"/>
         </w:pict>
+      </w:r>
+    </w:p>
+    <w:p/>
+    <w:p/>
+    <w:p>
+      <w:r>
+        <w:t>Segundo Resumen</w:t>
       </w:r>
     </w:p>
     <w:p>
@@ -8393,7 +8302,7 @@
       </w:pPr>
       <w:r>
         <w:rPr>
-          <w:rFonts w:ascii="Segoe UI Symbol" w:eastAsia="Times New Roman" w:hAnsi="Segoe UI Symbol" w:cs="Segoe UI Symbol"/>
+          <w:rFonts w:ascii="Times New Roman" w:eastAsia="Times New Roman" w:hAnsi="Times New Roman" w:cs="Times New Roman"/>
           <w:b/>
           <w:bCs/>
           <w:kern w:val="36"/>
@@ -8401,9 +8310,667 @@
           <w:szCs w:val="48"/>
           <w:lang w:eastAsia="es-419"/>
         </w:rPr>
-        <w:t>🚀</w:t>
-      </w:r>
-      <w:r>
+        <w:t>ESTRUCTURA ACTUAL DEL PROYECTO</w:t>
+      </w:r>
+    </w:p>
+    <w:p>
+      <w:pPr>
+        <w:tabs>
+          <w:tab w:val="left" w:pos="916"/>
+          <w:tab w:val="left" w:pos="1832"/>
+          <w:tab w:val="left" w:pos="2748"/>
+          <w:tab w:val="left" w:pos="3664"/>
+          <w:tab w:val="left" w:pos="4580"/>
+          <w:tab w:val="left" w:pos="5496"/>
+          <w:tab w:val="left" w:pos="6412"/>
+          <w:tab w:val="left" w:pos="7328"/>
+          <w:tab w:val="left" w:pos="8244"/>
+          <w:tab w:val="left" w:pos="9160"/>
+          <w:tab w:val="left" w:pos="10076"/>
+          <w:tab w:val="left" w:pos="10992"/>
+          <w:tab w:val="left" w:pos="11908"/>
+          <w:tab w:val="left" w:pos="12824"/>
+          <w:tab w:val="left" w:pos="13740"/>
+          <w:tab w:val="left" w:pos="14656"/>
+        </w:tabs>
+        <w:spacing w:after="0" w:line="240" w:lineRule="auto"/>
+        <w:rPr>
+          <w:rFonts w:ascii="Courier New" w:eastAsia="Times New Roman" w:hAnsi="Courier New" w:cs="Courier New"/>
+          <w:sz w:val="20"/>
+          <w:szCs w:val="20"/>
+          <w:lang w:eastAsia="es-419"/>
+        </w:rPr>
+      </w:pPr>
+      <w:r>
+        <w:rPr>
+          <w:rFonts w:ascii="Courier New" w:eastAsia="Times New Roman" w:hAnsi="Courier New" w:cs="Courier New"/>
+          <w:sz w:val="20"/>
+          <w:szCs w:val="20"/>
+          <w:lang w:eastAsia="es-419"/>
+        </w:rPr>
+        <w:t>CMS/</w:t>
+      </w:r>
+      <w:r>
+        <w:rPr>
+          <w:rFonts w:ascii="Courier New" w:eastAsia="Times New Roman" w:hAnsi="Courier New" w:cs="Courier New"/>
+          <w:sz w:val="20"/>
+          <w:szCs w:val="20"/>
+          <w:lang w:eastAsia="es-419"/>
+        </w:rPr>
+        <w:br/>
+        <w:t>│</w:t>
+      </w:r>
+      <w:r>
+        <w:rPr>
+          <w:rFonts w:ascii="Courier New" w:eastAsia="Times New Roman" w:hAnsi="Courier New" w:cs="Courier New"/>
+          <w:sz w:val="20"/>
+          <w:szCs w:val="20"/>
+          <w:lang w:eastAsia="es-419"/>
+        </w:rPr>
+        <w:br/>
+        <w:t>├── editorial_cms.py        ← Punto de entrada (crea app)</w:t>
+      </w:r>
+      <w:r>
+        <w:rPr>
+          <w:rFonts w:ascii="Courier New" w:eastAsia="Times New Roman" w:hAnsi="Courier New" w:cs="Courier New"/>
+          <w:sz w:val="20"/>
+          <w:szCs w:val="20"/>
+          <w:lang w:eastAsia="es-419"/>
+        </w:rPr>
+        <w:br/>
+        <w:t xml:space="preserve">├── database.py             ← Configuración </w:t>
+      </w:r>
+      <w:proofErr w:type="spellStart"/>
+      <w:r>
+        <w:rPr>
+          <w:rFonts w:ascii="Courier New" w:eastAsia="Times New Roman" w:hAnsi="Courier New" w:cs="Courier New"/>
+          <w:sz w:val="20"/>
+          <w:szCs w:val="20"/>
+          <w:lang w:eastAsia="es-419"/>
+        </w:rPr>
+        <w:t>SQLAlchemy</w:t>
+      </w:r>
+      <w:proofErr w:type="spellEnd"/>
+      <w:r>
+        <w:rPr>
+          <w:rFonts w:ascii="Courier New" w:eastAsia="Times New Roman" w:hAnsi="Courier New" w:cs="Courier New"/>
+          <w:sz w:val="20"/>
+          <w:szCs w:val="20"/>
+          <w:lang w:eastAsia="es-419"/>
+        </w:rPr>
+        <w:br/>
+        <w:t>│</w:t>
+      </w:r>
+      <w:r>
+        <w:rPr>
+          <w:rFonts w:ascii="Courier New" w:eastAsia="Times New Roman" w:hAnsi="Courier New" w:cs="Courier New"/>
+          <w:sz w:val="20"/>
+          <w:szCs w:val="20"/>
+          <w:lang w:eastAsia="es-419"/>
+        </w:rPr>
+        <w:br/>
+      </w:r>
+      <w:r>
+        <w:rPr>
+          <w:rFonts w:ascii="Courier New" w:eastAsia="Times New Roman" w:hAnsi="Courier New" w:cs="Courier New"/>
+          <w:sz w:val="20"/>
+          <w:szCs w:val="20"/>
+          <w:lang w:eastAsia="es-419"/>
+        </w:rPr>
+        <w:lastRenderedPageBreak/>
+        <w:t xml:space="preserve">├── </w:t>
+      </w:r>
+      <w:proofErr w:type="spellStart"/>
+      <w:r>
+        <w:rPr>
+          <w:rFonts w:ascii="Courier New" w:eastAsia="Times New Roman" w:hAnsi="Courier New" w:cs="Courier New"/>
+          <w:sz w:val="20"/>
+          <w:szCs w:val="20"/>
+          <w:lang w:eastAsia="es-419"/>
+        </w:rPr>
+        <w:t>models</w:t>
+      </w:r>
+      <w:proofErr w:type="spellEnd"/>
+      <w:r>
+        <w:rPr>
+          <w:rFonts w:ascii="Courier New" w:eastAsia="Times New Roman" w:hAnsi="Courier New" w:cs="Courier New"/>
+          <w:sz w:val="20"/>
+          <w:szCs w:val="20"/>
+          <w:lang w:eastAsia="es-419"/>
+        </w:rPr>
+        <w:t>/</w:t>
+      </w:r>
+      <w:r>
+        <w:rPr>
+          <w:rFonts w:ascii="Courier New" w:eastAsia="Times New Roman" w:hAnsi="Courier New" w:cs="Courier New"/>
+          <w:sz w:val="20"/>
+          <w:szCs w:val="20"/>
+          <w:lang w:eastAsia="es-419"/>
+        </w:rPr>
+        <w:br/>
+        <w:t>│   └── post.py             ← Modelo Post (tabla DB)</w:t>
+      </w:r>
+      <w:r>
+        <w:rPr>
+          <w:rFonts w:ascii="Courier New" w:eastAsia="Times New Roman" w:hAnsi="Courier New" w:cs="Courier New"/>
+          <w:sz w:val="20"/>
+          <w:szCs w:val="20"/>
+          <w:lang w:eastAsia="es-419"/>
+        </w:rPr>
+        <w:br/>
+        <w:t>│</w:t>
+      </w:r>
+      <w:r>
+        <w:rPr>
+          <w:rFonts w:ascii="Courier New" w:eastAsia="Times New Roman" w:hAnsi="Courier New" w:cs="Courier New"/>
+          <w:sz w:val="20"/>
+          <w:szCs w:val="20"/>
+          <w:lang w:eastAsia="es-419"/>
+        </w:rPr>
+        <w:br/>
+        <w:t xml:space="preserve">├── </w:t>
+      </w:r>
+      <w:proofErr w:type="spellStart"/>
+      <w:r>
+        <w:rPr>
+          <w:rFonts w:ascii="Courier New" w:eastAsia="Times New Roman" w:hAnsi="Courier New" w:cs="Courier New"/>
+          <w:sz w:val="20"/>
+          <w:szCs w:val="20"/>
+          <w:lang w:eastAsia="es-419"/>
+        </w:rPr>
+        <w:t>services</w:t>
+      </w:r>
+      <w:proofErr w:type="spellEnd"/>
+      <w:r>
+        <w:rPr>
+          <w:rFonts w:ascii="Courier New" w:eastAsia="Times New Roman" w:hAnsi="Courier New" w:cs="Courier New"/>
+          <w:sz w:val="20"/>
+          <w:szCs w:val="20"/>
+          <w:lang w:eastAsia="es-419"/>
+        </w:rPr>
+        <w:t>/</w:t>
+      </w:r>
+      <w:r>
+        <w:rPr>
+          <w:rFonts w:ascii="Courier New" w:eastAsia="Times New Roman" w:hAnsi="Courier New" w:cs="Courier New"/>
+          <w:sz w:val="20"/>
+          <w:szCs w:val="20"/>
+          <w:lang w:eastAsia="es-419"/>
+        </w:rPr>
+        <w:br/>
+        <w:t>│   └── post_service.py     ← Funciones que consultan DB</w:t>
+      </w:r>
+      <w:r>
+        <w:rPr>
+          <w:rFonts w:ascii="Courier New" w:eastAsia="Times New Roman" w:hAnsi="Courier New" w:cs="Courier New"/>
+          <w:sz w:val="20"/>
+          <w:szCs w:val="20"/>
+          <w:lang w:eastAsia="es-419"/>
+        </w:rPr>
+        <w:br/>
+        <w:t>│</w:t>
+      </w:r>
+      <w:r>
+        <w:rPr>
+          <w:rFonts w:ascii="Courier New" w:eastAsia="Times New Roman" w:hAnsi="Courier New" w:cs="Courier New"/>
+          <w:sz w:val="20"/>
+          <w:szCs w:val="20"/>
+          <w:lang w:eastAsia="es-419"/>
+        </w:rPr>
+        <w:br/>
+        <w:t xml:space="preserve">├── </w:t>
+      </w:r>
+      <w:proofErr w:type="spellStart"/>
+      <w:r>
+        <w:rPr>
+          <w:rFonts w:ascii="Courier New" w:eastAsia="Times New Roman" w:hAnsi="Courier New" w:cs="Courier New"/>
+          <w:sz w:val="20"/>
+          <w:szCs w:val="20"/>
+          <w:lang w:eastAsia="es-419"/>
+        </w:rPr>
+        <w:t>states</w:t>
+      </w:r>
+      <w:proofErr w:type="spellEnd"/>
+      <w:r>
+        <w:rPr>
+          <w:rFonts w:ascii="Courier New" w:eastAsia="Times New Roman" w:hAnsi="Courier New" w:cs="Courier New"/>
+          <w:sz w:val="20"/>
+          <w:szCs w:val="20"/>
+          <w:lang w:eastAsia="es-419"/>
+        </w:rPr>
+        <w:t>/</w:t>
+      </w:r>
+      <w:r>
+        <w:rPr>
+          <w:rFonts w:ascii="Courier New" w:eastAsia="Times New Roman" w:hAnsi="Courier New" w:cs="Courier New"/>
+          <w:sz w:val="20"/>
+          <w:szCs w:val="20"/>
+          <w:lang w:eastAsia="es-419"/>
+        </w:rPr>
+        <w:br/>
+        <w:t xml:space="preserve">│   ├── auth_state.py       ← </w:t>
+      </w:r>
+      <w:proofErr w:type="spellStart"/>
+      <w:r>
+        <w:rPr>
+          <w:rFonts w:ascii="Courier New" w:eastAsia="Times New Roman" w:hAnsi="Courier New" w:cs="Courier New"/>
+          <w:sz w:val="20"/>
+          <w:szCs w:val="20"/>
+          <w:lang w:eastAsia="es-419"/>
+        </w:rPr>
+        <w:t>Login</w:t>
+      </w:r>
+      <w:proofErr w:type="spellEnd"/>
+      <w:r>
+        <w:rPr>
+          <w:rFonts w:ascii="Courier New" w:eastAsia="Times New Roman" w:hAnsi="Courier New" w:cs="Courier New"/>
+          <w:sz w:val="20"/>
+          <w:szCs w:val="20"/>
+          <w:lang w:eastAsia="es-419"/>
+        </w:rPr>
+        <w:t xml:space="preserve"> </w:t>
+      </w:r>
+      <w:proofErr w:type="spellStart"/>
+      <w:r>
+        <w:rPr>
+          <w:rFonts w:ascii="Courier New" w:eastAsia="Times New Roman" w:hAnsi="Courier New" w:cs="Courier New"/>
+          <w:sz w:val="20"/>
+          <w:szCs w:val="20"/>
+          <w:lang w:eastAsia="es-419"/>
+        </w:rPr>
+        <w:t>admin</w:t>
+      </w:r>
+      <w:proofErr w:type="spellEnd"/>
+      <w:r>
+        <w:rPr>
+          <w:rFonts w:ascii="Courier New" w:eastAsia="Times New Roman" w:hAnsi="Courier New" w:cs="Courier New"/>
+          <w:sz w:val="20"/>
+          <w:szCs w:val="20"/>
+          <w:lang w:eastAsia="es-419"/>
+        </w:rPr>
+        <w:br/>
+        <w:t xml:space="preserve">│   ├── post_state.py       ← CRUD </w:t>
+      </w:r>
+      <w:proofErr w:type="spellStart"/>
+      <w:r>
+        <w:rPr>
+          <w:rFonts w:ascii="Courier New" w:eastAsia="Times New Roman" w:hAnsi="Courier New" w:cs="Courier New"/>
+          <w:sz w:val="20"/>
+          <w:szCs w:val="20"/>
+          <w:lang w:eastAsia="es-419"/>
+        </w:rPr>
+        <w:t>admin</w:t>
+      </w:r>
+      <w:proofErr w:type="spellEnd"/>
+      <w:r>
+        <w:rPr>
+          <w:rFonts w:ascii="Courier New" w:eastAsia="Times New Roman" w:hAnsi="Courier New" w:cs="Courier New"/>
+          <w:sz w:val="20"/>
+          <w:szCs w:val="20"/>
+          <w:lang w:eastAsia="es-419"/>
+        </w:rPr>
+        <w:t xml:space="preserve"> </w:t>
+      </w:r>
+      <w:proofErr w:type="spellStart"/>
+      <w:r>
+        <w:rPr>
+          <w:rFonts w:ascii="Courier New" w:eastAsia="Times New Roman" w:hAnsi="Courier New" w:cs="Courier New"/>
+          <w:sz w:val="20"/>
+          <w:szCs w:val="20"/>
+          <w:lang w:eastAsia="es-419"/>
+        </w:rPr>
+        <w:t>posts</w:t>
+      </w:r>
+      <w:proofErr w:type="spellEnd"/>
+      <w:r>
+        <w:rPr>
+          <w:rFonts w:ascii="Courier New" w:eastAsia="Times New Roman" w:hAnsi="Courier New" w:cs="Courier New"/>
+          <w:sz w:val="20"/>
+          <w:szCs w:val="20"/>
+          <w:lang w:eastAsia="es-419"/>
+        </w:rPr>
+        <w:br/>
+        <w:t>│   └── public_state.py     ← Estado público (</w:t>
+      </w:r>
+      <w:proofErr w:type="spellStart"/>
+      <w:r>
+        <w:rPr>
+          <w:rFonts w:ascii="Courier New" w:eastAsia="Times New Roman" w:hAnsi="Courier New" w:cs="Courier New"/>
+          <w:sz w:val="20"/>
+          <w:szCs w:val="20"/>
+          <w:lang w:eastAsia="es-419"/>
+        </w:rPr>
+        <w:t>post_actual</w:t>
+      </w:r>
+      <w:proofErr w:type="spellEnd"/>
+      <w:r>
+        <w:rPr>
+          <w:rFonts w:ascii="Courier New" w:eastAsia="Times New Roman" w:hAnsi="Courier New" w:cs="Courier New"/>
+          <w:sz w:val="20"/>
+          <w:szCs w:val="20"/>
+          <w:lang w:eastAsia="es-419"/>
+        </w:rPr>
+        <w:t>)</w:t>
+      </w:r>
+      <w:r>
+        <w:rPr>
+          <w:rFonts w:ascii="Courier New" w:eastAsia="Times New Roman" w:hAnsi="Courier New" w:cs="Courier New"/>
+          <w:sz w:val="20"/>
+          <w:szCs w:val="20"/>
+          <w:lang w:eastAsia="es-419"/>
+        </w:rPr>
+        <w:br/>
+        <w:t>│</w:t>
+      </w:r>
+      <w:r>
+        <w:rPr>
+          <w:rFonts w:ascii="Courier New" w:eastAsia="Times New Roman" w:hAnsi="Courier New" w:cs="Courier New"/>
+          <w:sz w:val="20"/>
+          <w:szCs w:val="20"/>
+          <w:lang w:eastAsia="es-419"/>
+        </w:rPr>
+        <w:br/>
+        <w:t xml:space="preserve">├── </w:t>
+      </w:r>
+      <w:proofErr w:type="spellStart"/>
+      <w:r>
+        <w:rPr>
+          <w:rFonts w:ascii="Courier New" w:eastAsia="Times New Roman" w:hAnsi="Courier New" w:cs="Courier New"/>
+          <w:sz w:val="20"/>
+          <w:szCs w:val="20"/>
+          <w:lang w:eastAsia="es-419"/>
+        </w:rPr>
+        <w:t>components</w:t>
+      </w:r>
+      <w:proofErr w:type="spellEnd"/>
+      <w:r>
+        <w:rPr>
+          <w:rFonts w:ascii="Courier New" w:eastAsia="Times New Roman" w:hAnsi="Courier New" w:cs="Courier New"/>
+          <w:sz w:val="20"/>
+          <w:szCs w:val="20"/>
+          <w:lang w:eastAsia="es-419"/>
+        </w:rPr>
+        <w:t>/</w:t>
+      </w:r>
+      <w:r>
+        <w:rPr>
+          <w:rFonts w:ascii="Courier New" w:eastAsia="Times New Roman" w:hAnsi="Courier New" w:cs="Courier New"/>
+          <w:sz w:val="20"/>
+          <w:szCs w:val="20"/>
+          <w:lang w:eastAsia="es-419"/>
+        </w:rPr>
+        <w:br/>
+        <w:t xml:space="preserve">│   └── admin_layout.py     ← </w:t>
+      </w:r>
+      <w:proofErr w:type="spellStart"/>
+      <w:r>
+        <w:rPr>
+          <w:rFonts w:ascii="Courier New" w:eastAsia="Times New Roman" w:hAnsi="Courier New" w:cs="Courier New"/>
+          <w:sz w:val="20"/>
+          <w:szCs w:val="20"/>
+          <w:lang w:eastAsia="es-419"/>
+        </w:rPr>
+        <w:t>Layout</w:t>
+      </w:r>
+      <w:proofErr w:type="spellEnd"/>
+      <w:r>
+        <w:rPr>
+          <w:rFonts w:ascii="Courier New" w:eastAsia="Times New Roman" w:hAnsi="Courier New" w:cs="Courier New"/>
+          <w:sz w:val="20"/>
+          <w:szCs w:val="20"/>
+          <w:lang w:eastAsia="es-419"/>
+        </w:rPr>
+        <w:t xml:space="preserve"> privado </w:t>
+      </w:r>
+      <w:proofErr w:type="spellStart"/>
+      <w:r>
+        <w:rPr>
+          <w:rFonts w:ascii="Courier New" w:eastAsia="Times New Roman" w:hAnsi="Courier New" w:cs="Courier New"/>
+          <w:sz w:val="20"/>
+          <w:szCs w:val="20"/>
+          <w:lang w:eastAsia="es-419"/>
+        </w:rPr>
+        <w:t>admin</w:t>
+      </w:r>
+      <w:proofErr w:type="spellEnd"/>
+      <w:r>
+        <w:rPr>
+          <w:rFonts w:ascii="Courier New" w:eastAsia="Times New Roman" w:hAnsi="Courier New" w:cs="Courier New"/>
+          <w:sz w:val="20"/>
+          <w:szCs w:val="20"/>
+          <w:lang w:eastAsia="es-419"/>
+        </w:rPr>
+        <w:br/>
+        <w:t>│</w:t>
+      </w:r>
+      <w:r>
+        <w:rPr>
+          <w:rFonts w:ascii="Courier New" w:eastAsia="Times New Roman" w:hAnsi="Courier New" w:cs="Courier New"/>
+          <w:sz w:val="20"/>
+          <w:szCs w:val="20"/>
+          <w:lang w:eastAsia="es-419"/>
+        </w:rPr>
+        <w:br/>
+        <w:t xml:space="preserve">└── </w:t>
+      </w:r>
+      <w:proofErr w:type="spellStart"/>
+      <w:r>
+        <w:rPr>
+          <w:rFonts w:ascii="Courier New" w:eastAsia="Times New Roman" w:hAnsi="Courier New" w:cs="Courier New"/>
+          <w:sz w:val="20"/>
+          <w:szCs w:val="20"/>
+          <w:lang w:eastAsia="es-419"/>
+        </w:rPr>
+        <w:t>pages</w:t>
+      </w:r>
+      <w:proofErr w:type="spellEnd"/>
+      <w:r>
+        <w:rPr>
+          <w:rFonts w:ascii="Courier New" w:eastAsia="Times New Roman" w:hAnsi="Courier New" w:cs="Courier New"/>
+          <w:sz w:val="20"/>
+          <w:szCs w:val="20"/>
+          <w:lang w:eastAsia="es-419"/>
+        </w:rPr>
+        <w:t>/</w:t>
+      </w:r>
+      <w:r>
+        <w:rPr>
+          <w:rFonts w:ascii="Courier New" w:eastAsia="Times New Roman" w:hAnsi="Courier New" w:cs="Courier New"/>
+          <w:sz w:val="20"/>
+          <w:szCs w:val="20"/>
+          <w:lang w:eastAsia="es-419"/>
+        </w:rPr>
+        <w:br/>
+        <w:t xml:space="preserve">    ├── index.py            ← Home público "/"</w:t>
+      </w:r>
+      <w:r>
+        <w:rPr>
+          <w:rFonts w:ascii="Courier New" w:eastAsia="Times New Roman" w:hAnsi="Courier New" w:cs="Courier New"/>
+          <w:sz w:val="20"/>
+          <w:szCs w:val="20"/>
+          <w:lang w:eastAsia="es-419"/>
+        </w:rPr>
+        <w:br/>
+        <w:t xml:space="preserve">    │</w:t>
+      </w:r>
+      <w:r>
+        <w:rPr>
+          <w:rFonts w:ascii="Courier New" w:eastAsia="Times New Roman" w:hAnsi="Courier New" w:cs="Courier New"/>
+          <w:sz w:val="20"/>
+          <w:szCs w:val="20"/>
+          <w:lang w:eastAsia="es-419"/>
+        </w:rPr>
+        <w:br/>
+        <w:t xml:space="preserve">    ├── </w:t>
+      </w:r>
+      <w:proofErr w:type="spellStart"/>
+      <w:r>
+        <w:rPr>
+          <w:rFonts w:ascii="Courier New" w:eastAsia="Times New Roman" w:hAnsi="Courier New" w:cs="Courier New"/>
+          <w:sz w:val="20"/>
+          <w:szCs w:val="20"/>
+          <w:lang w:eastAsia="es-419"/>
+        </w:rPr>
+        <w:t>public</w:t>
+      </w:r>
+      <w:proofErr w:type="spellEnd"/>
+      <w:r>
+        <w:rPr>
+          <w:rFonts w:ascii="Courier New" w:eastAsia="Times New Roman" w:hAnsi="Courier New" w:cs="Courier New"/>
+          <w:sz w:val="20"/>
+          <w:szCs w:val="20"/>
+          <w:lang w:eastAsia="es-419"/>
+        </w:rPr>
+        <w:t>/</w:t>
+      </w:r>
+      <w:r>
+        <w:rPr>
+          <w:rFonts w:ascii="Courier New" w:eastAsia="Times New Roman" w:hAnsi="Courier New" w:cs="Courier New"/>
+          <w:sz w:val="20"/>
+          <w:szCs w:val="20"/>
+          <w:lang w:eastAsia="es-419"/>
+        </w:rPr>
+        <w:br/>
+        <w:t xml:space="preserve">    │   ├── articulos.py    ← Lista pública</w:t>
+      </w:r>
+      <w:r>
+        <w:rPr>
+          <w:rFonts w:ascii="Courier New" w:eastAsia="Times New Roman" w:hAnsi="Courier New" w:cs="Courier New"/>
+          <w:sz w:val="20"/>
+          <w:szCs w:val="20"/>
+          <w:lang w:eastAsia="es-419"/>
+        </w:rPr>
+        <w:br/>
+        <w:t xml:space="preserve">    │   └── articulo.py     ← Detalle público</w:t>
+      </w:r>
+      <w:r>
+        <w:rPr>
+          <w:rFonts w:ascii="Courier New" w:eastAsia="Times New Roman" w:hAnsi="Courier New" w:cs="Courier New"/>
+          <w:sz w:val="20"/>
+          <w:szCs w:val="20"/>
+          <w:lang w:eastAsia="es-419"/>
+        </w:rPr>
+        <w:br/>
+        <w:t xml:space="preserve">    │</w:t>
+      </w:r>
+      <w:r>
+        <w:rPr>
+          <w:rFonts w:ascii="Courier New" w:eastAsia="Times New Roman" w:hAnsi="Courier New" w:cs="Courier New"/>
+          <w:sz w:val="20"/>
+          <w:szCs w:val="20"/>
+          <w:lang w:eastAsia="es-419"/>
+        </w:rPr>
+        <w:br/>
+        <w:t xml:space="preserve">    └── </w:t>
+      </w:r>
+      <w:proofErr w:type="spellStart"/>
+      <w:r>
+        <w:rPr>
+          <w:rFonts w:ascii="Courier New" w:eastAsia="Times New Roman" w:hAnsi="Courier New" w:cs="Courier New"/>
+          <w:sz w:val="20"/>
+          <w:szCs w:val="20"/>
+          <w:lang w:eastAsia="es-419"/>
+        </w:rPr>
+        <w:t>admin</w:t>
+      </w:r>
+      <w:proofErr w:type="spellEnd"/>
+      <w:r>
+        <w:rPr>
+          <w:rFonts w:ascii="Courier New" w:eastAsia="Times New Roman" w:hAnsi="Courier New" w:cs="Courier New"/>
+          <w:sz w:val="20"/>
+          <w:szCs w:val="20"/>
+          <w:lang w:eastAsia="es-419"/>
+        </w:rPr>
+        <w:t>/</w:t>
+      </w:r>
+      <w:r>
+        <w:rPr>
+          <w:rFonts w:ascii="Courier New" w:eastAsia="Times New Roman" w:hAnsi="Courier New" w:cs="Courier New"/>
+          <w:sz w:val="20"/>
+          <w:szCs w:val="20"/>
+          <w:lang w:eastAsia="es-419"/>
+        </w:rPr>
+        <w:br/>
+        <w:t xml:space="preserve">        ├── login.py        ← </w:t>
+      </w:r>
+      <w:proofErr w:type="spellStart"/>
+      <w:r>
+        <w:rPr>
+          <w:rFonts w:ascii="Courier New" w:eastAsia="Times New Roman" w:hAnsi="Courier New" w:cs="Courier New"/>
+          <w:sz w:val="20"/>
+          <w:szCs w:val="20"/>
+          <w:lang w:eastAsia="es-419"/>
+        </w:rPr>
+        <w:t>Login</w:t>
+      </w:r>
+      <w:proofErr w:type="spellEnd"/>
+      <w:r>
+        <w:rPr>
+          <w:rFonts w:ascii="Courier New" w:eastAsia="Times New Roman" w:hAnsi="Courier New" w:cs="Courier New"/>
+          <w:sz w:val="20"/>
+          <w:szCs w:val="20"/>
+          <w:lang w:eastAsia="es-419"/>
+        </w:rPr>
+        <w:t xml:space="preserve"> </w:t>
+      </w:r>
+      <w:proofErr w:type="spellStart"/>
+      <w:r>
+        <w:rPr>
+          <w:rFonts w:ascii="Courier New" w:eastAsia="Times New Roman" w:hAnsi="Courier New" w:cs="Courier New"/>
+          <w:sz w:val="20"/>
+          <w:szCs w:val="20"/>
+          <w:lang w:eastAsia="es-419"/>
+        </w:rPr>
+        <w:t>admin</w:t>
+      </w:r>
+      <w:proofErr w:type="spellEnd"/>
+      <w:r>
+        <w:rPr>
+          <w:rFonts w:ascii="Courier New" w:eastAsia="Times New Roman" w:hAnsi="Courier New" w:cs="Courier New"/>
+          <w:sz w:val="20"/>
+          <w:szCs w:val="20"/>
+          <w:lang w:eastAsia="es-419"/>
+        </w:rPr>
+        <w:br/>
+        <w:t xml:space="preserve">        ├── dashboard.py    ← Panel</w:t>
+      </w:r>
+      <w:r>
+        <w:rPr>
+          <w:rFonts w:ascii="Courier New" w:eastAsia="Times New Roman" w:hAnsi="Courier New" w:cs="Courier New"/>
+          <w:sz w:val="20"/>
+          <w:szCs w:val="20"/>
+          <w:lang w:eastAsia="es-419"/>
+        </w:rPr>
+        <w:br/>
+        <w:t xml:space="preserve">        └── posts.py        ← CRUD artículos</w:t>
+      </w:r>
+    </w:p>
+    <w:p>
+      <w:pPr>
+        <w:spacing w:after="0" w:line="240" w:lineRule="auto"/>
+        <w:rPr>
+          <w:rFonts w:ascii="Times New Roman" w:eastAsia="Times New Roman" w:hAnsi="Times New Roman" w:cs="Times New Roman"/>
+          <w:sz w:val="24"/>
+          <w:szCs w:val="24"/>
+          <w:lang w:eastAsia="es-419"/>
+        </w:rPr>
+      </w:pPr>
+      <w:r>
+        <w:rPr>
+          <w:rFonts w:ascii="Times New Roman" w:eastAsia="Times New Roman" w:hAnsi="Times New Roman" w:cs="Times New Roman"/>
+          <w:sz w:val="24"/>
+          <w:szCs w:val="24"/>
+          <w:lang w:eastAsia="es-419"/>
+        </w:rPr>
+        <w:pict>
+          <v:rect id="_x0000_i1046" style="width:0;height:1.5pt" o:hralign="center" o:hrstd="t" o:hr="t" fillcolor="#a0a0a0" stroked="f"/>
+        </w:pict>
+      </w:r>
+    </w:p>
+    <w:p>
+      <w:pPr>
+        <w:spacing w:before="100" w:beforeAutospacing="1" w:after="100" w:afterAutospacing="1" w:line="240" w:lineRule="auto"/>
+        <w:outlineLvl w:val="0"/>
         <w:rPr>
           <w:rFonts w:ascii="Times New Roman" w:eastAsia="Times New Roman" w:hAnsi="Times New Roman" w:cs="Times New Roman"/>
           <w:b/>
@@ -8413,7 +8980,18 @@
           <w:szCs w:val="48"/>
           <w:lang w:eastAsia="es-419"/>
         </w:rPr>
-        <w:t xml:space="preserve"> En qué nivel estás ahora</w:t>
+      </w:pPr>
+      <w:r>
+        <w:rPr>
+          <w:rFonts w:ascii="Times New Roman" w:eastAsia="Times New Roman" w:hAnsi="Times New Roman" w:cs="Times New Roman"/>
+          <w:b/>
+          <w:bCs/>
+          <w:kern w:val="36"/>
+          <w:sz w:val="48"/>
+          <w:szCs w:val="48"/>
+          <w:lang w:eastAsia="es-419"/>
+        </w:rPr>
+        <w:t>🧠 CÓMO SE RELACIONA TODO</w:t>
       </w:r>
     </w:p>
     <w:p>
@@ -8433,91 +9011,7 @@
           <w:szCs w:val="24"/>
           <w:lang w:eastAsia="es-419"/>
         </w:rPr>
-        <w:t>Estás en un:</w:t>
-      </w:r>
-    </w:p>
-    <w:p>
-      <w:pPr>
-        <w:spacing w:before="100" w:beforeAutospacing="1" w:after="100" w:afterAutospacing="1" w:line="240" w:lineRule="auto"/>
-        <w:rPr>
-          <w:rFonts w:ascii="Times New Roman" w:eastAsia="Times New Roman" w:hAnsi="Times New Roman" w:cs="Times New Roman"/>
-          <w:sz w:val="24"/>
-          <w:szCs w:val="24"/>
-          <w:lang w:eastAsia="es-419"/>
-        </w:rPr>
-      </w:pPr>
-      <w:r>
-        <w:rPr>
-          <w:rFonts w:ascii="Segoe UI Symbol" w:eastAsia="Times New Roman" w:hAnsi="Segoe UI Symbol" w:cs="Segoe UI Symbol"/>
-          <w:sz w:val="24"/>
-          <w:szCs w:val="24"/>
-          <w:lang w:eastAsia="es-419"/>
-        </w:rPr>
-        <w:lastRenderedPageBreak/>
-        <w:t>👉</w:t>
-      </w:r>
-      <w:r>
-        <w:rPr>
-          <w:rFonts w:ascii="Times New Roman" w:eastAsia="Times New Roman" w:hAnsi="Times New Roman" w:cs="Times New Roman"/>
-          <w:sz w:val="24"/>
-          <w:szCs w:val="24"/>
-          <w:lang w:eastAsia="es-419"/>
-        </w:rPr>
-        <w:t xml:space="preserve"> Mini CMS administrativo funcional</w:t>
-      </w:r>
-      <w:r>
-        <w:rPr>
-          <w:rFonts w:ascii="Times New Roman" w:eastAsia="Times New Roman" w:hAnsi="Times New Roman" w:cs="Times New Roman"/>
-          <w:sz w:val="24"/>
-          <w:szCs w:val="24"/>
-          <w:lang w:eastAsia="es-419"/>
-        </w:rPr>
-        <w:br/>
-      </w:r>
-      <w:r>
-        <w:rPr>
-          <w:rFonts w:ascii="Segoe UI Symbol" w:eastAsia="Times New Roman" w:hAnsi="Segoe UI Symbol" w:cs="Segoe UI Symbol"/>
-          <w:sz w:val="24"/>
-          <w:szCs w:val="24"/>
-          <w:lang w:eastAsia="es-419"/>
-        </w:rPr>
-        <w:t>👉</w:t>
-      </w:r>
-      <w:r>
-        <w:rPr>
-          <w:rFonts w:ascii="Times New Roman" w:eastAsia="Times New Roman" w:hAnsi="Times New Roman" w:cs="Times New Roman"/>
-          <w:sz w:val="24"/>
-          <w:szCs w:val="24"/>
-          <w:lang w:eastAsia="es-419"/>
-        </w:rPr>
-        <w:t xml:space="preserve"> Arquitectura escalable</w:t>
-      </w:r>
-      <w:r>
-        <w:rPr>
-          <w:rFonts w:ascii="Times New Roman" w:eastAsia="Times New Roman" w:hAnsi="Times New Roman" w:cs="Times New Roman"/>
-          <w:sz w:val="24"/>
-          <w:szCs w:val="24"/>
-          <w:lang w:eastAsia="es-419"/>
-        </w:rPr>
-        <w:br/>
-      </w:r>
-      <w:r>
-        <w:rPr>
-          <w:rFonts w:ascii="Segoe UI Symbol" w:eastAsia="Times New Roman" w:hAnsi="Segoe UI Symbol" w:cs="Segoe UI Symbol"/>
-          <w:sz w:val="24"/>
-          <w:szCs w:val="24"/>
-          <w:lang w:eastAsia="es-419"/>
-        </w:rPr>
-        <w:t>👉</w:t>
-      </w:r>
-      <w:r>
-        <w:rPr>
-          <w:rFonts w:ascii="Times New Roman" w:eastAsia="Times New Roman" w:hAnsi="Times New Roman" w:cs="Times New Roman"/>
-          <w:sz w:val="24"/>
-          <w:szCs w:val="24"/>
-          <w:lang w:eastAsia="es-419"/>
-        </w:rPr>
-        <w:t xml:space="preserve"> Base lista para producción pequeña</w:t>
+        <w:t>Ahora vamos por capas.</w:t>
       </w:r>
     </w:p>
     <w:p>
@@ -8545,28 +9039,878 @@
     <w:p>
       <w:pPr>
         <w:spacing w:before="100" w:beforeAutospacing="1" w:after="100" w:afterAutospacing="1" w:line="240" w:lineRule="auto"/>
-        <w:rPr>
-          <w:rFonts w:ascii="Times New Roman" w:eastAsia="Times New Roman" w:hAnsi="Times New Roman" w:cs="Times New Roman"/>
-          <w:sz w:val="24"/>
-          <w:szCs w:val="24"/>
-          <w:lang w:eastAsia="es-419"/>
-        </w:rPr>
-      </w:pPr>
-      <w:r>
-        <w:rPr>
-          <w:rFonts w:ascii="Times New Roman" w:eastAsia="Times New Roman" w:hAnsi="Times New Roman" w:cs="Times New Roman"/>
-          <w:sz w:val="24"/>
-          <w:szCs w:val="24"/>
-          <w:lang w:eastAsia="es-419"/>
-        </w:rPr>
-        <w:t>Si quieres, ahora podemos:</w:t>
+        <w:outlineLvl w:val="0"/>
+        <w:rPr>
+          <w:rFonts w:ascii="Times New Roman" w:eastAsia="Times New Roman" w:hAnsi="Times New Roman" w:cs="Times New Roman"/>
+          <w:b/>
+          <w:bCs/>
+          <w:kern w:val="36"/>
+          <w:sz w:val="48"/>
+          <w:szCs w:val="48"/>
+          <w:lang w:eastAsia="es-419"/>
+        </w:rPr>
+      </w:pPr>
+      <w:r>
+        <w:rPr>
+          <w:rFonts w:ascii="Times New Roman" w:eastAsia="Times New Roman" w:hAnsi="Times New Roman" w:cs="Times New Roman"/>
+          <w:b/>
+          <w:bCs/>
+          <w:kern w:val="36"/>
+          <w:sz w:val="48"/>
+          <w:szCs w:val="48"/>
+          <w:lang w:eastAsia="es-419"/>
+        </w:rPr>
+        <w:t>1️</w:t>
+      </w:r>
+      <w:r>
+        <w:rPr>
+          <w:rFonts w:ascii="Tahoma" w:eastAsia="Times New Roman" w:hAnsi="Tahoma" w:cs="Tahoma"/>
+          <w:b/>
+          <w:bCs/>
+          <w:kern w:val="36"/>
+          <w:sz w:val="48"/>
+          <w:szCs w:val="48"/>
+          <w:lang w:eastAsia="es-419"/>
+        </w:rPr>
+        <w:t>⃣</w:t>
+      </w:r>
+      <w:r>
+        <w:rPr>
+          <w:rFonts w:ascii="Times New Roman" w:eastAsia="Times New Roman" w:hAnsi="Times New Roman" w:cs="Times New Roman"/>
+          <w:b/>
+          <w:bCs/>
+          <w:kern w:val="36"/>
+          <w:sz w:val="48"/>
+          <w:szCs w:val="48"/>
+          <w:lang w:eastAsia="es-419"/>
+        </w:rPr>
+        <w:t xml:space="preserve"> MODELO (Base de Datos)</w:t>
+      </w:r>
+    </w:p>
+    <w:p>
+      <w:pPr>
+        <w:tabs>
+          <w:tab w:val="left" w:pos="916"/>
+          <w:tab w:val="left" w:pos="1832"/>
+          <w:tab w:val="left" w:pos="2748"/>
+          <w:tab w:val="left" w:pos="3664"/>
+          <w:tab w:val="left" w:pos="4580"/>
+          <w:tab w:val="left" w:pos="5496"/>
+          <w:tab w:val="left" w:pos="6412"/>
+          <w:tab w:val="left" w:pos="7328"/>
+          <w:tab w:val="left" w:pos="8244"/>
+          <w:tab w:val="left" w:pos="9160"/>
+          <w:tab w:val="left" w:pos="10076"/>
+          <w:tab w:val="left" w:pos="10992"/>
+          <w:tab w:val="left" w:pos="11908"/>
+          <w:tab w:val="left" w:pos="12824"/>
+          <w:tab w:val="left" w:pos="13740"/>
+          <w:tab w:val="left" w:pos="14656"/>
+        </w:tabs>
+        <w:spacing w:after="0" w:line="240" w:lineRule="auto"/>
+        <w:rPr>
+          <w:rFonts w:ascii="Courier New" w:eastAsia="Times New Roman" w:hAnsi="Courier New" w:cs="Courier New"/>
+          <w:sz w:val="20"/>
+          <w:szCs w:val="20"/>
+          <w:lang w:eastAsia="es-419"/>
+        </w:rPr>
+      </w:pPr>
+      <w:r>
+        <w:rPr>
+          <w:rFonts w:ascii="Courier New" w:eastAsia="Times New Roman" w:hAnsi="Courier New" w:cs="Courier New"/>
+          <w:sz w:val="20"/>
+          <w:szCs w:val="20"/>
+          <w:lang w:eastAsia="es-419"/>
+        </w:rPr>
+        <w:t>models/post.py</w:t>
+      </w:r>
+    </w:p>
+    <w:p>
+      <w:pPr>
+        <w:spacing w:before="100" w:beforeAutospacing="1" w:after="100" w:afterAutospacing="1" w:line="240" w:lineRule="auto"/>
+        <w:rPr>
+          <w:rFonts w:ascii="Times New Roman" w:eastAsia="Times New Roman" w:hAnsi="Times New Roman" w:cs="Times New Roman"/>
+          <w:sz w:val="24"/>
+          <w:szCs w:val="24"/>
+          <w:lang w:eastAsia="es-419"/>
+        </w:rPr>
+      </w:pPr>
+      <w:r>
+        <w:rPr>
+          <w:rFonts w:ascii="Times New Roman" w:eastAsia="Times New Roman" w:hAnsi="Times New Roman" w:cs="Times New Roman"/>
+          <w:sz w:val="24"/>
+          <w:szCs w:val="24"/>
+          <w:lang w:eastAsia="es-419"/>
+        </w:rPr>
+        <w:t>Define la tabla:</w:t>
+      </w:r>
+    </w:p>
+    <w:p>
+      <w:pPr>
+        <w:tabs>
+          <w:tab w:val="left" w:pos="916"/>
+          <w:tab w:val="left" w:pos="1832"/>
+          <w:tab w:val="left" w:pos="2748"/>
+          <w:tab w:val="left" w:pos="3664"/>
+          <w:tab w:val="left" w:pos="4580"/>
+          <w:tab w:val="left" w:pos="5496"/>
+          <w:tab w:val="left" w:pos="6412"/>
+          <w:tab w:val="left" w:pos="7328"/>
+          <w:tab w:val="left" w:pos="8244"/>
+          <w:tab w:val="left" w:pos="9160"/>
+          <w:tab w:val="left" w:pos="10076"/>
+          <w:tab w:val="left" w:pos="10992"/>
+          <w:tab w:val="left" w:pos="11908"/>
+          <w:tab w:val="left" w:pos="12824"/>
+          <w:tab w:val="left" w:pos="13740"/>
+          <w:tab w:val="left" w:pos="14656"/>
+        </w:tabs>
+        <w:spacing w:after="0" w:line="240" w:lineRule="auto"/>
+        <w:rPr>
+          <w:rFonts w:ascii="Courier New" w:eastAsia="Times New Roman" w:hAnsi="Courier New" w:cs="Courier New"/>
+          <w:sz w:val="20"/>
+          <w:szCs w:val="20"/>
+          <w:lang w:eastAsia="es-419"/>
+        </w:rPr>
+      </w:pPr>
+      <w:proofErr w:type="spellStart"/>
+      <w:r>
+        <w:rPr>
+          <w:rFonts w:ascii="Courier New" w:eastAsia="Times New Roman" w:hAnsi="Courier New" w:cs="Courier New"/>
+          <w:sz w:val="20"/>
+          <w:szCs w:val="20"/>
+          <w:lang w:eastAsia="es-419"/>
+        </w:rPr>
+        <w:t>class</w:t>
+      </w:r>
+      <w:proofErr w:type="spellEnd"/>
+      <w:r>
+        <w:rPr>
+          <w:rFonts w:ascii="Courier New" w:eastAsia="Times New Roman" w:hAnsi="Courier New" w:cs="Courier New"/>
+          <w:sz w:val="20"/>
+          <w:szCs w:val="20"/>
+          <w:lang w:eastAsia="es-419"/>
+        </w:rPr>
+        <w:t xml:space="preserve"> Post(Base):</w:t>
+      </w:r>
+      <w:r>
+        <w:rPr>
+          <w:rFonts w:ascii="Courier New" w:eastAsia="Times New Roman" w:hAnsi="Courier New" w:cs="Courier New"/>
+          <w:sz w:val="20"/>
+          <w:szCs w:val="20"/>
+          <w:lang w:eastAsia="es-419"/>
+        </w:rPr>
+        <w:br/>
+        <w:t xml:space="preserve">    id</w:t>
+      </w:r>
+      <w:r>
+        <w:rPr>
+          <w:rFonts w:ascii="Courier New" w:eastAsia="Times New Roman" w:hAnsi="Courier New" w:cs="Courier New"/>
+          <w:sz w:val="20"/>
+          <w:szCs w:val="20"/>
+          <w:lang w:eastAsia="es-419"/>
+        </w:rPr>
+        <w:br/>
+        <w:t xml:space="preserve">    </w:t>
+      </w:r>
+      <w:proofErr w:type="spellStart"/>
+      <w:r>
+        <w:rPr>
+          <w:rFonts w:ascii="Courier New" w:eastAsia="Times New Roman" w:hAnsi="Courier New" w:cs="Courier New"/>
+          <w:sz w:val="20"/>
+          <w:szCs w:val="20"/>
+          <w:lang w:eastAsia="es-419"/>
+        </w:rPr>
+        <w:t>titulo</w:t>
+      </w:r>
+      <w:proofErr w:type="spellEnd"/>
+      <w:r>
+        <w:rPr>
+          <w:rFonts w:ascii="Courier New" w:eastAsia="Times New Roman" w:hAnsi="Courier New" w:cs="Courier New"/>
+          <w:sz w:val="20"/>
+          <w:szCs w:val="20"/>
+          <w:lang w:eastAsia="es-419"/>
+        </w:rPr>
+        <w:br/>
+        <w:t xml:space="preserve">    contenido</w:t>
+      </w:r>
+    </w:p>
+    <w:p>
+      <w:pPr>
+        <w:spacing w:before="100" w:beforeAutospacing="1" w:after="100" w:afterAutospacing="1" w:line="240" w:lineRule="auto"/>
+        <w:rPr>
+          <w:rFonts w:ascii="Times New Roman" w:eastAsia="Times New Roman" w:hAnsi="Times New Roman" w:cs="Times New Roman"/>
+          <w:sz w:val="24"/>
+          <w:szCs w:val="24"/>
+          <w:lang w:eastAsia="es-419"/>
+        </w:rPr>
+      </w:pPr>
+      <w:r>
+        <w:rPr>
+          <w:rFonts w:ascii="Segoe UI Symbol" w:eastAsia="Times New Roman" w:hAnsi="Segoe UI Symbol" w:cs="Segoe UI Symbol"/>
+          <w:sz w:val="24"/>
+          <w:szCs w:val="24"/>
+          <w:lang w:eastAsia="es-419"/>
+        </w:rPr>
+        <w:t>🔹</w:t>
+      </w:r>
+      <w:r>
+        <w:rPr>
+          <w:rFonts w:ascii="Times New Roman" w:eastAsia="Times New Roman" w:hAnsi="Times New Roman" w:cs="Times New Roman"/>
+          <w:sz w:val="24"/>
+          <w:szCs w:val="24"/>
+          <w:lang w:eastAsia="es-419"/>
+        </w:rPr>
+        <w:t xml:space="preserve"> Solo define estructura</w:t>
+      </w:r>
+      <w:r>
+        <w:rPr>
+          <w:rFonts w:ascii="Times New Roman" w:eastAsia="Times New Roman" w:hAnsi="Times New Roman" w:cs="Times New Roman"/>
+          <w:sz w:val="24"/>
+          <w:szCs w:val="24"/>
+          <w:lang w:eastAsia="es-419"/>
+        </w:rPr>
+        <w:br/>
+      </w:r>
+      <w:r>
+        <w:rPr>
+          <w:rFonts w:ascii="Segoe UI Symbol" w:eastAsia="Times New Roman" w:hAnsi="Segoe UI Symbol" w:cs="Segoe UI Symbol"/>
+          <w:sz w:val="24"/>
+          <w:szCs w:val="24"/>
+          <w:lang w:eastAsia="es-419"/>
+        </w:rPr>
+        <w:t>🔹</w:t>
+      </w:r>
+      <w:r>
+        <w:rPr>
+          <w:rFonts w:ascii="Times New Roman" w:eastAsia="Times New Roman" w:hAnsi="Times New Roman" w:cs="Times New Roman"/>
+          <w:sz w:val="24"/>
+          <w:szCs w:val="24"/>
+          <w:lang w:eastAsia="es-419"/>
+        </w:rPr>
+        <w:t xml:space="preserve"> No tiene lógica</w:t>
+      </w:r>
+    </w:p>
+    <w:p>
+      <w:pPr>
+        <w:spacing w:after="0" w:line="240" w:lineRule="auto"/>
+        <w:rPr>
+          <w:rFonts w:ascii="Times New Roman" w:eastAsia="Times New Roman" w:hAnsi="Times New Roman" w:cs="Times New Roman"/>
+          <w:sz w:val="24"/>
+          <w:szCs w:val="24"/>
+          <w:lang w:eastAsia="es-419"/>
+        </w:rPr>
+      </w:pPr>
+      <w:r>
+        <w:rPr>
+          <w:rFonts w:ascii="Times New Roman" w:eastAsia="Times New Roman" w:hAnsi="Times New Roman" w:cs="Times New Roman"/>
+          <w:sz w:val="24"/>
+          <w:szCs w:val="24"/>
+          <w:lang w:eastAsia="es-419"/>
+        </w:rPr>
+        <w:pict>
+          <v:rect id="_x0000_i1048" style="width:0;height:1.5pt" o:hralign="center" o:hrstd="t" o:hr="t" fillcolor="#a0a0a0" stroked="f"/>
+        </w:pict>
+      </w:r>
+    </w:p>
+    <w:p>
+      <w:pPr>
+        <w:spacing w:before="100" w:beforeAutospacing="1" w:after="100" w:afterAutospacing="1" w:line="240" w:lineRule="auto"/>
+        <w:outlineLvl w:val="0"/>
+        <w:rPr>
+          <w:rFonts w:ascii="Times New Roman" w:eastAsia="Times New Roman" w:hAnsi="Times New Roman" w:cs="Times New Roman"/>
+          <w:b/>
+          <w:bCs/>
+          <w:kern w:val="36"/>
+          <w:sz w:val="48"/>
+          <w:szCs w:val="48"/>
+          <w:lang w:eastAsia="es-419"/>
+        </w:rPr>
+      </w:pPr>
+      <w:r>
+        <w:rPr>
+          <w:rFonts w:ascii="Times New Roman" w:eastAsia="Times New Roman" w:hAnsi="Times New Roman" w:cs="Times New Roman"/>
+          <w:b/>
+          <w:bCs/>
+          <w:kern w:val="36"/>
+          <w:sz w:val="48"/>
+          <w:szCs w:val="48"/>
+          <w:lang w:eastAsia="es-419"/>
+        </w:rPr>
+        <w:t>2️</w:t>
+      </w:r>
+      <w:r>
+        <w:rPr>
+          <w:rFonts w:ascii="Tahoma" w:eastAsia="Times New Roman" w:hAnsi="Tahoma" w:cs="Tahoma"/>
+          <w:b/>
+          <w:bCs/>
+          <w:kern w:val="36"/>
+          <w:sz w:val="48"/>
+          <w:szCs w:val="48"/>
+          <w:lang w:eastAsia="es-419"/>
+        </w:rPr>
+        <w:t>⃣</w:t>
+      </w:r>
+      <w:r>
+        <w:rPr>
+          <w:rFonts w:ascii="Times New Roman" w:eastAsia="Times New Roman" w:hAnsi="Times New Roman" w:cs="Times New Roman"/>
+          <w:b/>
+          <w:bCs/>
+          <w:kern w:val="36"/>
+          <w:sz w:val="48"/>
+          <w:szCs w:val="48"/>
+          <w:lang w:eastAsia="es-419"/>
+        </w:rPr>
+        <w:t xml:space="preserve"> SERVICES (Capa intermedia)</w:t>
+      </w:r>
+    </w:p>
+    <w:p>
+      <w:pPr>
+        <w:tabs>
+          <w:tab w:val="left" w:pos="916"/>
+          <w:tab w:val="left" w:pos="1832"/>
+          <w:tab w:val="left" w:pos="2748"/>
+          <w:tab w:val="left" w:pos="3664"/>
+          <w:tab w:val="left" w:pos="4580"/>
+          <w:tab w:val="left" w:pos="5496"/>
+          <w:tab w:val="left" w:pos="6412"/>
+          <w:tab w:val="left" w:pos="7328"/>
+          <w:tab w:val="left" w:pos="8244"/>
+          <w:tab w:val="left" w:pos="9160"/>
+          <w:tab w:val="left" w:pos="10076"/>
+          <w:tab w:val="left" w:pos="10992"/>
+          <w:tab w:val="left" w:pos="11908"/>
+          <w:tab w:val="left" w:pos="12824"/>
+          <w:tab w:val="left" w:pos="13740"/>
+          <w:tab w:val="left" w:pos="14656"/>
+        </w:tabs>
+        <w:spacing w:after="0" w:line="240" w:lineRule="auto"/>
+        <w:rPr>
+          <w:rFonts w:ascii="Courier New" w:eastAsia="Times New Roman" w:hAnsi="Courier New" w:cs="Courier New"/>
+          <w:sz w:val="20"/>
+          <w:szCs w:val="20"/>
+          <w:lang w:eastAsia="es-419"/>
+        </w:rPr>
+      </w:pPr>
+      <w:r>
+        <w:rPr>
+          <w:rFonts w:ascii="Courier New" w:eastAsia="Times New Roman" w:hAnsi="Courier New" w:cs="Courier New"/>
+          <w:sz w:val="20"/>
+          <w:szCs w:val="20"/>
+          <w:lang w:eastAsia="es-419"/>
+        </w:rPr>
+        <w:t>services/post_service.py</w:t>
+      </w:r>
+    </w:p>
+    <w:p>
+      <w:pPr>
+        <w:spacing w:before="100" w:beforeAutospacing="1" w:after="100" w:afterAutospacing="1" w:line="240" w:lineRule="auto"/>
+        <w:rPr>
+          <w:rFonts w:ascii="Times New Roman" w:eastAsia="Times New Roman" w:hAnsi="Times New Roman" w:cs="Times New Roman"/>
+          <w:sz w:val="24"/>
+          <w:szCs w:val="24"/>
+          <w:lang w:eastAsia="es-419"/>
+        </w:rPr>
+      </w:pPr>
+      <w:r>
+        <w:rPr>
+          <w:rFonts w:ascii="Times New Roman" w:eastAsia="Times New Roman" w:hAnsi="Times New Roman" w:cs="Times New Roman"/>
+          <w:sz w:val="24"/>
+          <w:szCs w:val="24"/>
+          <w:lang w:eastAsia="es-419"/>
+        </w:rPr>
+        <w:lastRenderedPageBreak/>
+        <w:t>Contiene funciones como:</w:t>
+      </w:r>
+    </w:p>
+    <w:p>
+      <w:pPr>
+        <w:tabs>
+          <w:tab w:val="left" w:pos="916"/>
+          <w:tab w:val="left" w:pos="1832"/>
+          <w:tab w:val="left" w:pos="2748"/>
+          <w:tab w:val="left" w:pos="3664"/>
+          <w:tab w:val="left" w:pos="4580"/>
+          <w:tab w:val="left" w:pos="5496"/>
+          <w:tab w:val="left" w:pos="6412"/>
+          <w:tab w:val="left" w:pos="7328"/>
+          <w:tab w:val="left" w:pos="8244"/>
+          <w:tab w:val="left" w:pos="9160"/>
+          <w:tab w:val="left" w:pos="10076"/>
+          <w:tab w:val="left" w:pos="10992"/>
+          <w:tab w:val="left" w:pos="11908"/>
+          <w:tab w:val="left" w:pos="12824"/>
+          <w:tab w:val="left" w:pos="13740"/>
+          <w:tab w:val="left" w:pos="14656"/>
+        </w:tabs>
+        <w:spacing w:after="0" w:line="240" w:lineRule="auto"/>
+        <w:rPr>
+          <w:rFonts w:ascii="Courier New" w:eastAsia="Times New Roman" w:hAnsi="Courier New" w:cs="Courier New"/>
+          <w:sz w:val="20"/>
+          <w:szCs w:val="20"/>
+          <w:lang w:eastAsia="es-419"/>
+        </w:rPr>
+      </w:pPr>
+      <w:proofErr w:type="spellStart"/>
+      <w:r>
+        <w:rPr>
+          <w:rFonts w:ascii="Courier New" w:eastAsia="Times New Roman" w:hAnsi="Courier New" w:cs="Courier New"/>
+          <w:sz w:val="20"/>
+          <w:szCs w:val="20"/>
+          <w:lang w:eastAsia="es-419"/>
+        </w:rPr>
+        <w:t>obtener_posts</w:t>
+      </w:r>
+      <w:proofErr w:type="spellEnd"/>
+      <w:r>
+        <w:rPr>
+          <w:rFonts w:ascii="Courier New" w:eastAsia="Times New Roman" w:hAnsi="Courier New" w:cs="Courier New"/>
+          <w:sz w:val="20"/>
+          <w:szCs w:val="20"/>
+          <w:lang w:eastAsia="es-419"/>
+        </w:rPr>
+        <w:t>()</w:t>
+      </w:r>
+      <w:r>
+        <w:rPr>
+          <w:rFonts w:ascii="Courier New" w:eastAsia="Times New Roman" w:hAnsi="Courier New" w:cs="Courier New"/>
+          <w:sz w:val="20"/>
+          <w:szCs w:val="20"/>
+          <w:lang w:eastAsia="es-419"/>
+        </w:rPr>
+        <w:br/>
+      </w:r>
+      <w:proofErr w:type="spellStart"/>
+      <w:r>
+        <w:rPr>
+          <w:rFonts w:ascii="Courier New" w:eastAsia="Times New Roman" w:hAnsi="Courier New" w:cs="Courier New"/>
+          <w:sz w:val="20"/>
+          <w:szCs w:val="20"/>
+          <w:lang w:eastAsia="es-419"/>
+        </w:rPr>
+        <w:t>obtener_post_por_id</w:t>
+      </w:r>
+      <w:proofErr w:type="spellEnd"/>
+      <w:r>
+        <w:rPr>
+          <w:rFonts w:ascii="Courier New" w:eastAsia="Times New Roman" w:hAnsi="Courier New" w:cs="Courier New"/>
+          <w:sz w:val="20"/>
+          <w:szCs w:val="20"/>
+          <w:lang w:eastAsia="es-419"/>
+        </w:rPr>
+        <w:t>()</w:t>
+      </w:r>
+    </w:p>
+    <w:p>
+      <w:pPr>
+        <w:spacing w:before="100" w:beforeAutospacing="1" w:after="100" w:afterAutospacing="1" w:line="240" w:lineRule="auto"/>
+        <w:rPr>
+          <w:rFonts w:ascii="Times New Roman" w:eastAsia="Times New Roman" w:hAnsi="Times New Roman" w:cs="Times New Roman"/>
+          <w:sz w:val="24"/>
+          <w:szCs w:val="24"/>
+          <w:lang w:eastAsia="es-419"/>
+        </w:rPr>
+      </w:pPr>
+      <w:r>
+        <w:rPr>
+          <w:rFonts w:ascii="Segoe UI Symbol" w:eastAsia="Times New Roman" w:hAnsi="Segoe UI Symbol" w:cs="Segoe UI Symbol"/>
+          <w:sz w:val="24"/>
+          <w:szCs w:val="24"/>
+          <w:lang w:eastAsia="es-419"/>
+        </w:rPr>
+        <w:t>🔹</w:t>
+      </w:r>
+      <w:r>
+        <w:rPr>
+          <w:rFonts w:ascii="Times New Roman" w:eastAsia="Times New Roman" w:hAnsi="Times New Roman" w:cs="Times New Roman"/>
+          <w:sz w:val="24"/>
+          <w:szCs w:val="24"/>
+          <w:lang w:eastAsia="es-419"/>
+        </w:rPr>
+        <w:t xml:space="preserve"> Habla con la base de datos</w:t>
+      </w:r>
+      <w:r>
+        <w:rPr>
+          <w:rFonts w:ascii="Times New Roman" w:eastAsia="Times New Roman" w:hAnsi="Times New Roman" w:cs="Times New Roman"/>
+          <w:sz w:val="24"/>
+          <w:szCs w:val="24"/>
+          <w:lang w:eastAsia="es-419"/>
+        </w:rPr>
+        <w:br/>
+      </w:r>
+      <w:r>
+        <w:rPr>
+          <w:rFonts w:ascii="Segoe UI Symbol" w:eastAsia="Times New Roman" w:hAnsi="Segoe UI Symbol" w:cs="Segoe UI Symbol"/>
+          <w:sz w:val="24"/>
+          <w:szCs w:val="24"/>
+          <w:lang w:eastAsia="es-419"/>
+        </w:rPr>
+        <w:t>🔹</w:t>
+      </w:r>
+      <w:r>
+        <w:rPr>
+          <w:rFonts w:ascii="Times New Roman" w:eastAsia="Times New Roman" w:hAnsi="Times New Roman" w:cs="Times New Roman"/>
+          <w:sz w:val="24"/>
+          <w:szCs w:val="24"/>
+          <w:lang w:eastAsia="es-419"/>
+        </w:rPr>
+        <w:t xml:space="preserve"> Usa </w:t>
+      </w:r>
+      <w:proofErr w:type="spellStart"/>
+      <w:r>
+        <w:rPr>
+          <w:rFonts w:ascii="Times New Roman" w:eastAsia="Times New Roman" w:hAnsi="Times New Roman" w:cs="Times New Roman"/>
+          <w:sz w:val="24"/>
+          <w:szCs w:val="24"/>
+          <w:lang w:eastAsia="es-419"/>
+        </w:rPr>
+        <w:t>SQLAlchemy</w:t>
+      </w:r>
+      <w:proofErr w:type="spellEnd"/>
+      <w:r>
+        <w:rPr>
+          <w:rFonts w:ascii="Times New Roman" w:eastAsia="Times New Roman" w:hAnsi="Times New Roman" w:cs="Times New Roman"/>
+          <w:sz w:val="24"/>
+          <w:szCs w:val="24"/>
+          <w:lang w:eastAsia="es-419"/>
+        </w:rPr>
+        <w:br/>
+      </w:r>
+      <w:r>
+        <w:rPr>
+          <w:rFonts w:ascii="Segoe UI Symbol" w:eastAsia="Times New Roman" w:hAnsi="Segoe UI Symbol" w:cs="Segoe UI Symbol"/>
+          <w:sz w:val="24"/>
+          <w:szCs w:val="24"/>
+          <w:lang w:eastAsia="es-419"/>
+        </w:rPr>
+        <w:t>🔹</w:t>
+      </w:r>
+      <w:r>
+        <w:rPr>
+          <w:rFonts w:ascii="Times New Roman" w:eastAsia="Times New Roman" w:hAnsi="Times New Roman" w:cs="Times New Roman"/>
+          <w:sz w:val="24"/>
+          <w:szCs w:val="24"/>
+          <w:lang w:eastAsia="es-419"/>
+        </w:rPr>
+        <w:t xml:space="preserve"> No tiene UI</w:t>
+      </w:r>
+      <w:r>
+        <w:rPr>
+          <w:rFonts w:ascii="Times New Roman" w:eastAsia="Times New Roman" w:hAnsi="Times New Roman" w:cs="Times New Roman"/>
+          <w:sz w:val="24"/>
+          <w:szCs w:val="24"/>
+          <w:lang w:eastAsia="es-419"/>
+        </w:rPr>
+        <w:br/>
+      </w:r>
+      <w:r>
+        <w:rPr>
+          <w:rFonts w:ascii="Segoe UI Symbol" w:eastAsia="Times New Roman" w:hAnsi="Segoe UI Symbol" w:cs="Segoe UI Symbol"/>
+          <w:sz w:val="24"/>
+          <w:szCs w:val="24"/>
+          <w:lang w:eastAsia="es-419"/>
+        </w:rPr>
+        <w:t>🔹</w:t>
+      </w:r>
+      <w:r>
+        <w:rPr>
+          <w:rFonts w:ascii="Times New Roman" w:eastAsia="Times New Roman" w:hAnsi="Times New Roman" w:cs="Times New Roman"/>
+          <w:sz w:val="24"/>
+          <w:szCs w:val="24"/>
+          <w:lang w:eastAsia="es-419"/>
+        </w:rPr>
+        <w:t xml:space="preserve"> No tiene </w:t>
+      </w:r>
+      <w:proofErr w:type="spellStart"/>
+      <w:r>
+        <w:rPr>
+          <w:rFonts w:ascii="Times New Roman" w:eastAsia="Times New Roman" w:hAnsi="Times New Roman" w:cs="Times New Roman"/>
+          <w:sz w:val="24"/>
+          <w:szCs w:val="24"/>
+          <w:lang w:eastAsia="es-419"/>
+        </w:rPr>
+        <w:t>State</w:t>
+      </w:r>
+      <w:proofErr w:type="spellEnd"/>
+    </w:p>
+    <w:p>
+      <w:pPr>
+        <w:spacing w:before="100" w:beforeAutospacing="1" w:after="100" w:afterAutospacing="1" w:line="240" w:lineRule="auto"/>
+        <w:rPr>
+          <w:rFonts w:ascii="Times New Roman" w:eastAsia="Times New Roman" w:hAnsi="Times New Roman" w:cs="Times New Roman"/>
+          <w:sz w:val="24"/>
+          <w:szCs w:val="24"/>
+          <w:lang w:eastAsia="es-419"/>
+        </w:rPr>
+      </w:pPr>
+      <w:r>
+        <w:rPr>
+          <w:rFonts w:ascii="Times New Roman" w:eastAsia="Times New Roman" w:hAnsi="Times New Roman" w:cs="Times New Roman"/>
+          <w:sz w:val="24"/>
+          <w:szCs w:val="24"/>
+          <w:lang w:eastAsia="es-419"/>
+        </w:rPr>
+        <w:t>Es la capa de acceso a datos.</w:t>
+      </w:r>
+    </w:p>
+    <w:p>
+      <w:pPr>
+        <w:spacing w:after="0" w:line="240" w:lineRule="auto"/>
+        <w:rPr>
+          <w:rFonts w:ascii="Times New Roman" w:eastAsia="Times New Roman" w:hAnsi="Times New Roman" w:cs="Times New Roman"/>
+          <w:sz w:val="24"/>
+          <w:szCs w:val="24"/>
+          <w:lang w:eastAsia="es-419"/>
+        </w:rPr>
+      </w:pPr>
+      <w:r>
+        <w:rPr>
+          <w:rFonts w:ascii="Times New Roman" w:eastAsia="Times New Roman" w:hAnsi="Times New Roman" w:cs="Times New Roman"/>
+          <w:sz w:val="24"/>
+          <w:szCs w:val="24"/>
+          <w:lang w:eastAsia="es-419"/>
+        </w:rPr>
+        <w:pict>
+          <v:rect id="_x0000_i1049" style="width:0;height:1.5pt" o:hralign="center" o:hrstd="t" o:hr="t" fillcolor="#a0a0a0" stroked="f"/>
+        </w:pict>
+      </w:r>
+    </w:p>
+    <w:p>
+      <w:pPr>
+        <w:spacing w:before="100" w:beforeAutospacing="1" w:after="100" w:afterAutospacing="1" w:line="240" w:lineRule="auto"/>
+        <w:outlineLvl w:val="0"/>
+        <w:rPr>
+          <w:rFonts w:ascii="Times New Roman" w:eastAsia="Times New Roman" w:hAnsi="Times New Roman" w:cs="Times New Roman"/>
+          <w:b/>
+          <w:bCs/>
+          <w:kern w:val="36"/>
+          <w:sz w:val="48"/>
+          <w:szCs w:val="48"/>
+          <w:lang w:eastAsia="es-419"/>
+        </w:rPr>
+      </w:pPr>
+      <w:r>
+        <w:rPr>
+          <w:rFonts w:ascii="Times New Roman" w:eastAsia="Times New Roman" w:hAnsi="Times New Roman" w:cs="Times New Roman"/>
+          <w:b/>
+          <w:bCs/>
+          <w:kern w:val="36"/>
+          <w:sz w:val="48"/>
+          <w:szCs w:val="48"/>
+          <w:lang w:eastAsia="es-419"/>
+        </w:rPr>
+        <w:t>3️</w:t>
+      </w:r>
+      <w:r>
+        <w:rPr>
+          <w:rFonts w:ascii="Tahoma" w:eastAsia="Times New Roman" w:hAnsi="Tahoma" w:cs="Tahoma"/>
+          <w:b/>
+          <w:bCs/>
+          <w:kern w:val="36"/>
+          <w:sz w:val="48"/>
+          <w:szCs w:val="48"/>
+          <w:lang w:eastAsia="es-419"/>
+        </w:rPr>
+        <w:t>⃣</w:t>
+      </w:r>
+      <w:r>
+        <w:rPr>
+          <w:rFonts w:ascii="Times New Roman" w:eastAsia="Times New Roman" w:hAnsi="Times New Roman" w:cs="Times New Roman"/>
+          <w:b/>
+          <w:bCs/>
+          <w:kern w:val="36"/>
+          <w:sz w:val="48"/>
+          <w:szCs w:val="48"/>
+          <w:lang w:eastAsia="es-419"/>
+        </w:rPr>
+        <w:t xml:space="preserve"> STATES (Lógica de aplicación)</w:t>
+      </w:r>
+    </w:p>
+    <w:p>
+      <w:pPr>
+        <w:spacing w:before="100" w:beforeAutospacing="1" w:after="100" w:afterAutospacing="1" w:line="240" w:lineRule="auto"/>
+        <w:rPr>
+          <w:rFonts w:ascii="Times New Roman" w:eastAsia="Times New Roman" w:hAnsi="Times New Roman" w:cs="Times New Roman"/>
+          <w:sz w:val="24"/>
+          <w:szCs w:val="24"/>
+          <w:lang w:eastAsia="es-419"/>
+        </w:rPr>
+      </w:pPr>
+      <w:r>
+        <w:rPr>
+          <w:rFonts w:ascii="Times New Roman" w:eastAsia="Times New Roman" w:hAnsi="Times New Roman" w:cs="Times New Roman"/>
+          <w:sz w:val="24"/>
+          <w:szCs w:val="24"/>
+          <w:lang w:eastAsia="es-419"/>
+        </w:rPr>
+        <w:t>Aquí está la inteligencia.</w:t>
+      </w:r>
+    </w:p>
+    <w:p>
+      <w:pPr>
+        <w:spacing w:after="0" w:line="240" w:lineRule="auto"/>
+        <w:rPr>
+          <w:rFonts w:ascii="Times New Roman" w:eastAsia="Times New Roman" w:hAnsi="Times New Roman" w:cs="Times New Roman"/>
+          <w:sz w:val="24"/>
+          <w:szCs w:val="24"/>
+          <w:lang w:eastAsia="es-419"/>
+        </w:rPr>
+      </w:pPr>
+      <w:r>
+        <w:rPr>
+          <w:rFonts w:ascii="Times New Roman" w:eastAsia="Times New Roman" w:hAnsi="Times New Roman" w:cs="Times New Roman"/>
+          <w:sz w:val="24"/>
+          <w:szCs w:val="24"/>
+          <w:lang w:eastAsia="es-419"/>
+        </w:rPr>
+        <w:pict>
+          <v:rect id="_x0000_i1050" style="width:0;height:1.5pt" o:hralign="center" o:hrstd="t" o:hr="t" fillcolor="#a0a0a0" stroked="f"/>
+        </w:pict>
+      </w:r>
+    </w:p>
+    <w:p>
+      <w:pPr>
+        <w:spacing w:before="100" w:beforeAutospacing="1" w:after="100" w:afterAutospacing="1" w:line="240" w:lineRule="auto"/>
+        <w:outlineLvl w:val="1"/>
+        <w:rPr>
+          <w:rFonts w:ascii="Times New Roman" w:eastAsia="Times New Roman" w:hAnsi="Times New Roman" w:cs="Times New Roman"/>
+          <w:b/>
+          <w:bCs/>
+          <w:sz w:val="36"/>
+          <w:szCs w:val="36"/>
+          <w:lang w:eastAsia="es-419"/>
+        </w:rPr>
+      </w:pPr>
+      <w:r>
+        <w:rPr>
+          <w:rFonts w:ascii="Segoe UI Symbol" w:eastAsia="Times New Roman" w:hAnsi="Segoe UI Symbol" w:cs="Segoe UI Symbol"/>
+          <w:b/>
+          <w:bCs/>
+          <w:sz w:val="36"/>
+          <w:szCs w:val="36"/>
+          <w:lang w:eastAsia="es-419"/>
+        </w:rPr>
+        <w:t>🔐</w:t>
+      </w:r>
+      <w:r>
+        <w:rPr>
+          <w:rFonts w:ascii="Times New Roman" w:eastAsia="Times New Roman" w:hAnsi="Times New Roman" w:cs="Times New Roman"/>
+          <w:b/>
+          <w:bCs/>
+          <w:sz w:val="36"/>
+          <w:szCs w:val="36"/>
+          <w:lang w:eastAsia="es-419"/>
+        </w:rPr>
+        <w:t xml:space="preserve"> post_state.py (</w:t>
+      </w:r>
+      <w:proofErr w:type="spellStart"/>
+      <w:r>
+        <w:rPr>
+          <w:rFonts w:ascii="Times New Roman" w:eastAsia="Times New Roman" w:hAnsi="Times New Roman" w:cs="Times New Roman"/>
+          <w:b/>
+          <w:bCs/>
+          <w:sz w:val="36"/>
+          <w:szCs w:val="36"/>
+          <w:lang w:eastAsia="es-419"/>
+        </w:rPr>
+        <w:t>Admin</w:t>
+      </w:r>
+      <w:proofErr w:type="spellEnd"/>
+      <w:r>
+        <w:rPr>
+          <w:rFonts w:ascii="Times New Roman" w:eastAsia="Times New Roman" w:hAnsi="Times New Roman" w:cs="Times New Roman"/>
+          <w:b/>
+          <w:bCs/>
+          <w:sz w:val="36"/>
+          <w:szCs w:val="36"/>
+          <w:lang w:eastAsia="es-419"/>
+        </w:rPr>
+        <w:t>)</w:t>
+      </w:r>
+    </w:p>
+    <w:p>
+      <w:pPr>
+        <w:spacing w:before="100" w:beforeAutospacing="1" w:after="100" w:afterAutospacing="1" w:line="240" w:lineRule="auto"/>
+        <w:rPr>
+          <w:rFonts w:ascii="Times New Roman" w:eastAsia="Times New Roman" w:hAnsi="Times New Roman" w:cs="Times New Roman"/>
+          <w:sz w:val="24"/>
+          <w:szCs w:val="24"/>
+          <w:lang w:eastAsia="es-419"/>
+        </w:rPr>
+      </w:pPr>
+      <w:r>
+        <w:rPr>
+          <w:rFonts w:ascii="Times New Roman" w:eastAsia="Times New Roman" w:hAnsi="Times New Roman" w:cs="Times New Roman"/>
+          <w:sz w:val="24"/>
+          <w:szCs w:val="24"/>
+          <w:lang w:eastAsia="es-419"/>
+        </w:rPr>
+        <w:t>Lo usa:</w:t>
+      </w:r>
+    </w:p>
+    <w:p>
+      <w:pPr>
+        <w:tabs>
+          <w:tab w:val="left" w:pos="916"/>
+          <w:tab w:val="left" w:pos="1832"/>
+          <w:tab w:val="left" w:pos="2748"/>
+          <w:tab w:val="left" w:pos="3664"/>
+          <w:tab w:val="left" w:pos="4580"/>
+          <w:tab w:val="left" w:pos="5496"/>
+          <w:tab w:val="left" w:pos="6412"/>
+          <w:tab w:val="left" w:pos="7328"/>
+          <w:tab w:val="left" w:pos="8244"/>
+          <w:tab w:val="left" w:pos="9160"/>
+          <w:tab w:val="left" w:pos="10076"/>
+          <w:tab w:val="left" w:pos="10992"/>
+          <w:tab w:val="left" w:pos="11908"/>
+          <w:tab w:val="left" w:pos="12824"/>
+          <w:tab w:val="left" w:pos="13740"/>
+          <w:tab w:val="left" w:pos="14656"/>
+        </w:tabs>
+        <w:spacing w:after="0" w:line="240" w:lineRule="auto"/>
+        <w:rPr>
+          <w:rFonts w:ascii="Courier New" w:eastAsia="Times New Roman" w:hAnsi="Courier New" w:cs="Courier New"/>
+          <w:sz w:val="20"/>
+          <w:szCs w:val="20"/>
+          <w:lang w:eastAsia="es-419"/>
+        </w:rPr>
+      </w:pPr>
+      <w:r>
+        <w:rPr>
+          <w:rFonts w:ascii="Courier New" w:eastAsia="Times New Roman" w:hAnsi="Courier New" w:cs="Courier New"/>
+          <w:sz w:val="20"/>
+          <w:szCs w:val="20"/>
+          <w:lang w:eastAsia="es-419"/>
+        </w:rPr>
+        <w:t>pages/admin/posts.py</w:t>
+      </w:r>
+    </w:p>
+    <w:p>
+      <w:pPr>
+        <w:spacing w:before="100" w:beforeAutospacing="1" w:after="100" w:afterAutospacing="1" w:line="240" w:lineRule="auto"/>
+        <w:rPr>
+          <w:rFonts w:ascii="Times New Roman" w:eastAsia="Times New Roman" w:hAnsi="Times New Roman" w:cs="Times New Roman"/>
+          <w:sz w:val="24"/>
+          <w:szCs w:val="24"/>
+          <w:lang w:eastAsia="es-419"/>
+        </w:rPr>
+      </w:pPr>
+      <w:r>
+        <w:rPr>
+          <w:rFonts w:ascii="Times New Roman" w:eastAsia="Times New Roman" w:hAnsi="Times New Roman" w:cs="Times New Roman"/>
+          <w:sz w:val="24"/>
+          <w:szCs w:val="24"/>
+          <w:lang w:eastAsia="es-419"/>
+        </w:rPr>
+        <w:t>Sirve para:</w:t>
       </w:r>
     </w:p>
     <w:p>
       <w:pPr>
         <w:numPr>
           <w:ilvl w:val="0"/>
-          <w:numId w:val="8"/>
+          <w:numId w:val="9"/>
         </w:numPr>
         <w:spacing w:before="100" w:beforeAutospacing="1" w:after="100" w:afterAutospacing="1" w:line="240" w:lineRule="auto"/>
         <w:rPr>
@@ -8583,14 +9927,14 @@
           <w:szCs w:val="24"/>
           <w:lang w:eastAsia="es-419"/>
         </w:rPr>
-        <w:t>Dibujar el diagrama real de arquitectura</w:t>
+        <w:t>Crear post</w:t>
       </w:r>
     </w:p>
     <w:p>
       <w:pPr>
         <w:numPr>
           <w:ilvl w:val="0"/>
-          <w:numId w:val="8"/>
+          <w:numId w:val="9"/>
         </w:numPr>
         <w:spacing w:before="100" w:beforeAutospacing="1" w:after="100" w:afterAutospacing="1" w:line="240" w:lineRule="auto"/>
         <w:rPr>
@@ -8607,14 +9951,14 @@
           <w:szCs w:val="24"/>
           <w:lang w:eastAsia="es-419"/>
         </w:rPr>
-        <w:t>Mejorar ORM con relaciones</w:t>
+        <w:t>Editar post</w:t>
       </w:r>
     </w:p>
     <w:p>
       <w:pPr>
         <w:numPr>
           <w:ilvl w:val="0"/>
-          <w:numId w:val="8"/>
+          <w:numId w:val="9"/>
         </w:numPr>
         <w:spacing w:before="100" w:beforeAutospacing="1" w:after="100" w:afterAutospacing="1" w:line="240" w:lineRule="auto"/>
         <w:rPr>
@@ -8631,14 +9975,14 @@
           <w:szCs w:val="24"/>
           <w:lang w:eastAsia="es-419"/>
         </w:rPr>
-        <w:t>Agregar edición/eliminación</w:t>
+        <w:t>Borrar post</w:t>
       </w:r>
     </w:p>
     <w:p>
       <w:pPr>
         <w:numPr>
           <w:ilvl w:val="0"/>
-          <w:numId w:val="8"/>
+          <w:numId w:val="9"/>
         </w:numPr>
         <w:spacing w:before="100" w:beforeAutospacing="1" w:after="100" w:afterAutospacing="1" w:line="240" w:lineRule="auto"/>
         <w:rPr>
@@ -8655,14 +9999,587 @@
           <w:szCs w:val="24"/>
           <w:lang w:eastAsia="es-419"/>
         </w:rPr>
-        <w:t>Crear vista pública de artículos</w:t>
+        <w:t xml:space="preserve">Cargar </w:t>
+      </w:r>
+      <w:proofErr w:type="spellStart"/>
+      <w:r>
+        <w:rPr>
+          <w:rFonts w:ascii="Times New Roman" w:eastAsia="Times New Roman" w:hAnsi="Times New Roman" w:cs="Times New Roman"/>
+          <w:sz w:val="24"/>
+          <w:szCs w:val="24"/>
+          <w:lang w:eastAsia="es-419"/>
+        </w:rPr>
+        <w:t>posts</w:t>
+      </w:r>
+      <w:proofErr w:type="spellEnd"/>
+    </w:p>
+    <w:p>
+      <w:pPr>
+        <w:spacing w:before="100" w:beforeAutospacing="1" w:after="100" w:afterAutospacing="1" w:line="240" w:lineRule="auto"/>
+        <w:rPr>
+          <w:rFonts w:ascii="Times New Roman" w:eastAsia="Times New Roman" w:hAnsi="Times New Roman" w:cs="Times New Roman"/>
+          <w:sz w:val="24"/>
+          <w:szCs w:val="24"/>
+          <w:lang w:eastAsia="es-419"/>
+        </w:rPr>
+      </w:pPr>
+      <w:r>
+        <w:rPr>
+          <w:rFonts w:ascii="Times New Roman" w:eastAsia="Times New Roman" w:hAnsi="Times New Roman" w:cs="Times New Roman"/>
+          <w:sz w:val="24"/>
+          <w:szCs w:val="24"/>
+          <w:lang w:eastAsia="es-419"/>
+        </w:rPr>
+        <w:t xml:space="preserve">Este </w:t>
+      </w:r>
+      <w:proofErr w:type="spellStart"/>
+      <w:r>
+        <w:rPr>
+          <w:rFonts w:ascii="Times New Roman" w:eastAsia="Times New Roman" w:hAnsi="Times New Roman" w:cs="Times New Roman"/>
+          <w:sz w:val="24"/>
+          <w:szCs w:val="24"/>
+          <w:lang w:eastAsia="es-419"/>
+        </w:rPr>
+        <w:t>state</w:t>
+      </w:r>
+      <w:proofErr w:type="spellEnd"/>
+      <w:r>
+        <w:rPr>
+          <w:rFonts w:ascii="Times New Roman" w:eastAsia="Times New Roman" w:hAnsi="Times New Roman" w:cs="Times New Roman"/>
+          <w:sz w:val="24"/>
+          <w:szCs w:val="24"/>
+          <w:lang w:eastAsia="es-419"/>
+        </w:rPr>
+        <w:t xml:space="preserve"> maneja formularios y CRUD.</w:t>
+      </w:r>
+    </w:p>
+    <w:p>
+      <w:pPr>
+        <w:spacing w:after="0" w:line="240" w:lineRule="auto"/>
+        <w:rPr>
+          <w:rFonts w:ascii="Times New Roman" w:eastAsia="Times New Roman" w:hAnsi="Times New Roman" w:cs="Times New Roman"/>
+          <w:sz w:val="24"/>
+          <w:szCs w:val="24"/>
+          <w:lang w:eastAsia="es-419"/>
+        </w:rPr>
+      </w:pPr>
+      <w:r>
+        <w:rPr>
+          <w:rFonts w:ascii="Times New Roman" w:eastAsia="Times New Roman" w:hAnsi="Times New Roman" w:cs="Times New Roman"/>
+          <w:sz w:val="24"/>
+          <w:szCs w:val="24"/>
+          <w:lang w:eastAsia="es-419"/>
+        </w:rPr>
+        <w:pict>
+          <v:rect id="_x0000_i1051" style="width:0;height:1.5pt" o:hralign="center" o:hrstd="t" o:hr="t" fillcolor="#a0a0a0" stroked="f"/>
+        </w:pict>
+      </w:r>
+    </w:p>
+    <w:p>
+      <w:pPr>
+        <w:spacing w:before="100" w:beforeAutospacing="1" w:after="100" w:afterAutospacing="1" w:line="240" w:lineRule="auto"/>
+        <w:outlineLvl w:val="1"/>
+        <w:rPr>
+          <w:rFonts w:ascii="Times New Roman" w:eastAsia="Times New Roman" w:hAnsi="Times New Roman" w:cs="Times New Roman"/>
+          <w:b/>
+          <w:bCs/>
+          <w:sz w:val="36"/>
+          <w:szCs w:val="36"/>
+          <w:lang w:eastAsia="es-419"/>
+        </w:rPr>
+      </w:pPr>
+      <w:r>
+        <w:rPr>
+          <w:rFonts w:ascii="Segoe UI Symbol" w:eastAsia="Times New Roman" w:hAnsi="Segoe UI Symbol" w:cs="Segoe UI Symbol"/>
+          <w:b/>
+          <w:bCs/>
+          <w:sz w:val="36"/>
+          <w:szCs w:val="36"/>
+          <w:lang w:eastAsia="es-419"/>
+        </w:rPr>
+        <w:t>🌍</w:t>
+      </w:r>
+      <w:r>
+        <w:rPr>
+          <w:rFonts w:ascii="Times New Roman" w:eastAsia="Times New Roman" w:hAnsi="Times New Roman" w:cs="Times New Roman"/>
+          <w:b/>
+          <w:bCs/>
+          <w:sz w:val="36"/>
+          <w:szCs w:val="36"/>
+          <w:lang w:eastAsia="es-419"/>
+        </w:rPr>
+        <w:t xml:space="preserve"> public_state.py (Público)</w:t>
+      </w:r>
+    </w:p>
+    <w:p>
+      <w:pPr>
+        <w:spacing w:before="100" w:beforeAutospacing="1" w:after="100" w:afterAutospacing="1" w:line="240" w:lineRule="auto"/>
+        <w:rPr>
+          <w:rFonts w:ascii="Times New Roman" w:eastAsia="Times New Roman" w:hAnsi="Times New Roman" w:cs="Times New Roman"/>
+          <w:sz w:val="24"/>
+          <w:szCs w:val="24"/>
+          <w:lang w:eastAsia="es-419"/>
+        </w:rPr>
+      </w:pPr>
+      <w:r>
+        <w:rPr>
+          <w:rFonts w:ascii="Times New Roman" w:eastAsia="Times New Roman" w:hAnsi="Times New Roman" w:cs="Times New Roman"/>
+          <w:sz w:val="24"/>
+          <w:szCs w:val="24"/>
+          <w:lang w:eastAsia="es-419"/>
+        </w:rPr>
+        <w:t>Lo usa:</w:t>
+      </w:r>
+    </w:p>
+    <w:p>
+      <w:pPr>
+        <w:tabs>
+          <w:tab w:val="left" w:pos="916"/>
+          <w:tab w:val="left" w:pos="1832"/>
+          <w:tab w:val="left" w:pos="2748"/>
+          <w:tab w:val="left" w:pos="3664"/>
+          <w:tab w:val="left" w:pos="4580"/>
+          <w:tab w:val="left" w:pos="5496"/>
+          <w:tab w:val="left" w:pos="6412"/>
+          <w:tab w:val="left" w:pos="7328"/>
+          <w:tab w:val="left" w:pos="8244"/>
+          <w:tab w:val="left" w:pos="9160"/>
+          <w:tab w:val="left" w:pos="10076"/>
+          <w:tab w:val="left" w:pos="10992"/>
+          <w:tab w:val="left" w:pos="11908"/>
+          <w:tab w:val="left" w:pos="12824"/>
+          <w:tab w:val="left" w:pos="13740"/>
+          <w:tab w:val="left" w:pos="14656"/>
+        </w:tabs>
+        <w:spacing w:after="0" w:line="240" w:lineRule="auto"/>
+        <w:rPr>
+          <w:rFonts w:ascii="Courier New" w:eastAsia="Times New Roman" w:hAnsi="Courier New" w:cs="Courier New"/>
+          <w:sz w:val="20"/>
+          <w:szCs w:val="20"/>
+          <w:lang w:eastAsia="es-419"/>
+        </w:rPr>
+      </w:pPr>
+      <w:r>
+        <w:rPr>
+          <w:rFonts w:ascii="Courier New" w:eastAsia="Times New Roman" w:hAnsi="Courier New" w:cs="Courier New"/>
+          <w:sz w:val="20"/>
+          <w:szCs w:val="20"/>
+          <w:lang w:eastAsia="es-419"/>
+        </w:rPr>
+        <w:t>pages/public/articulos.py</w:t>
+      </w:r>
+      <w:r>
+        <w:rPr>
+          <w:rFonts w:ascii="Courier New" w:eastAsia="Times New Roman" w:hAnsi="Courier New" w:cs="Courier New"/>
+          <w:sz w:val="20"/>
+          <w:szCs w:val="20"/>
+          <w:lang w:eastAsia="es-419"/>
+        </w:rPr>
+        <w:br/>
+        <w:t>pages/public/articulo.py</w:t>
+      </w:r>
+    </w:p>
+    <w:p>
+      <w:pPr>
+        <w:spacing w:before="100" w:beforeAutospacing="1" w:after="100" w:afterAutospacing="1" w:line="240" w:lineRule="auto"/>
+        <w:rPr>
+          <w:rFonts w:ascii="Times New Roman" w:eastAsia="Times New Roman" w:hAnsi="Times New Roman" w:cs="Times New Roman"/>
+          <w:sz w:val="24"/>
+          <w:szCs w:val="24"/>
+          <w:lang w:eastAsia="es-419"/>
+        </w:rPr>
+      </w:pPr>
+      <w:r>
+        <w:rPr>
+          <w:rFonts w:ascii="Times New Roman" w:eastAsia="Times New Roman" w:hAnsi="Times New Roman" w:cs="Times New Roman"/>
+          <w:sz w:val="24"/>
+          <w:szCs w:val="24"/>
+          <w:lang w:eastAsia="es-419"/>
+        </w:rPr>
+        <w:t>Contiene:</w:t>
+      </w:r>
+    </w:p>
+    <w:p>
+      <w:pPr>
+        <w:tabs>
+          <w:tab w:val="left" w:pos="916"/>
+          <w:tab w:val="left" w:pos="1832"/>
+          <w:tab w:val="left" w:pos="2748"/>
+          <w:tab w:val="left" w:pos="3664"/>
+          <w:tab w:val="left" w:pos="4580"/>
+          <w:tab w:val="left" w:pos="5496"/>
+          <w:tab w:val="left" w:pos="6412"/>
+          <w:tab w:val="left" w:pos="7328"/>
+          <w:tab w:val="left" w:pos="8244"/>
+          <w:tab w:val="left" w:pos="9160"/>
+          <w:tab w:val="left" w:pos="10076"/>
+          <w:tab w:val="left" w:pos="10992"/>
+          <w:tab w:val="left" w:pos="11908"/>
+          <w:tab w:val="left" w:pos="12824"/>
+          <w:tab w:val="left" w:pos="13740"/>
+          <w:tab w:val="left" w:pos="14656"/>
+        </w:tabs>
+        <w:spacing w:after="0" w:line="240" w:lineRule="auto"/>
+        <w:rPr>
+          <w:rFonts w:ascii="Courier New" w:eastAsia="Times New Roman" w:hAnsi="Courier New" w:cs="Courier New"/>
+          <w:sz w:val="20"/>
+          <w:szCs w:val="20"/>
+          <w:lang w:eastAsia="es-419"/>
+        </w:rPr>
+      </w:pPr>
+      <w:proofErr w:type="spellStart"/>
+      <w:r>
+        <w:rPr>
+          <w:rFonts w:ascii="Courier New" w:eastAsia="Times New Roman" w:hAnsi="Courier New" w:cs="Courier New"/>
+          <w:sz w:val="20"/>
+          <w:szCs w:val="20"/>
+          <w:lang w:eastAsia="es-419"/>
+        </w:rPr>
+        <w:t>post_actual</w:t>
+      </w:r>
+      <w:proofErr w:type="spellEnd"/>
+      <w:r>
+        <w:rPr>
+          <w:rFonts w:ascii="Courier New" w:eastAsia="Times New Roman" w:hAnsi="Courier New" w:cs="Courier New"/>
+          <w:sz w:val="20"/>
+          <w:szCs w:val="20"/>
+          <w:lang w:eastAsia="es-419"/>
+        </w:rPr>
+        <w:br/>
+      </w:r>
+      <w:proofErr w:type="spellStart"/>
+      <w:r>
+        <w:rPr>
+          <w:rFonts w:ascii="Courier New" w:eastAsia="Times New Roman" w:hAnsi="Courier New" w:cs="Courier New"/>
+          <w:sz w:val="20"/>
+          <w:szCs w:val="20"/>
+          <w:lang w:eastAsia="es-419"/>
+        </w:rPr>
+        <w:t>ver_post</w:t>
+      </w:r>
+      <w:proofErr w:type="spellEnd"/>
+      <w:r>
+        <w:rPr>
+          <w:rFonts w:ascii="Courier New" w:eastAsia="Times New Roman" w:hAnsi="Courier New" w:cs="Courier New"/>
+          <w:sz w:val="20"/>
+          <w:szCs w:val="20"/>
+          <w:lang w:eastAsia="es-419"/>
+        </w:rPr>
+        <w:t>()</w:t>
+      </w:r>
+    </w:p>
+    <w:p>
+      <w:pPr>
+        <w:spacing w:before="100" w:beforeAutospacing="1" w:after="100" w:afterAutospacing="1" w:line="240" w:lineRule="auto"/>
+        <w:rPr>
+          <w:rFonts w:ascii="Times New Roman" w:eastAsia="Times New Roman" w:hAnsi="Times New Roman" w:cs="Times New Roman"/>
+          <w:sz w:val="24"/>
+          <w:szCs w:val="24"/>
+          <w:lang w:eastAsia="es-419"/>
+        </w:rPr>
+      </w:pPr>
+      <w:r>
+        <w:rPr>
+          <w:rFonts w:ascii="Times New Roman" w:eastAsia="Times New Roman" w:hAnsi="Times New Roman" w:cs="Times New Roman"/>
+          <w:sz w:val="24"/>
+          <w:szCs w:val="24"/>
+          <w:lang w:eastAsia="es-419"/>
+        </w:rPr>
+        <w:lastRenderedPageBreak/>
+        <w:t>Flujo:</w:t>
+      </w:r>
+    </w:p>
+    <w:p>
+      <w:pPr>
+        <w:tabs>
+          <w:tab w:val="left" w:pos="916"/>
+          <w:tab w:val="left" w:pos="1832"/>
+          <w:tab w:val="left" w:pos="2748"/>
+          <w:tab w:val="left" w:pos="3664"/>
+          <w:tab w:val="left" w:pos="4580"/>
+          <w:tab w:val="left" w:pos="5496"/>
+          <w:tab w:val="left" w:pos="6412"/>
+          <w:tab w:val="left" w:pos="7328"/>
+          <w:tab w:val="left" w:pos="8244"/>
+          <w:tab w:val="left" w:pos="9160"/>
+          <w:tab w:val="left" w:pos="10076"/>
+          <w:tab w:val="left" w:pos="10992"/>
+          <w:tab w:val="left" w:pos="11908"/>
+          <w:tab w:val="left" w:pos="12824"/>
+          <w:tab w:val="left" w:pos="13740"/>
+          <w:tab w:val="left" w:pos="14656"/>
+        </w:tabs>
+        <w:spacing w:after="0" w:line="240" w:lineRule="auto"/>
+        <w:rPr>
+          <w:rFonts w:ascii="Courier New" w:eastAsia="Times New Roman" w:hAnsi="Courier New" w:cs="Courier New"/>
+          <w:sz w:val="20"/>
+          <w:szCs w:val="20"/>
+          <w:lang w:eastAsia="es-419"/>
+        </w:rPr>
+      </w:pPr>
+      <w:proofErr w:type="spellStart"/>
+      <w:r>
+        <w:rPr>
+          <w:rFonts w:ascii="Courier New" w:eastAsia="Times New Roman" w:hAnsi="Courier New" w:cs="Courier New"/>
+          <w:sz w:val="20"/>
+          <w:szCs w:val="20"/>
+          <w:lang w:eastAsia="es-419"/>
+        </w:rPr>
+        <w:t>Click</w:t>
+      </w:r>
+      <w:proofErr w:type="spellEnd"/>
+      <w:r>
+        <w:rPr>
+          <w:rFonts w:ascii="Courier New" w:eastAsia="Times New Roman" w:hAnsi="Courier New" w:cs="Courier New"/>
+          <w:sz w:val="20"/>
+          <w:szCs w:val="20"/>
+          <w:lang w:eastAsia="es-419"/>
+        </w:rPr>
+        <w:t xml:space="preserve"> → </w:t>
+      </w:r>
+      <w:proofErr w:type="spellStart"/>
+      <w:r>
+        <w:rPr>
+          <w:rFonts w:ascii="Courier New" w:eastAsia="Times New Roman" w:hAnsi="Courier New" w:cs="Courier New"/>
+          <w:sz w:val="20"/>
+          <w:szCs w:val="20"/>
+          <w:lang w:eastAsia="es-419"/>
+        </w:rPr>
+        <w:t>ver_</w:t>
+      </w:r>
+      <w:proofErr w:type="gramStart"/>
+      <w:r>
+        <w:rPr>
+          <w:rFonts w:ascii="Courier New" w:eastAsia="Times New Roman" w:hAnsi="Courier New" w:cs="Courier New"/>
+          <w:sz w:val="20"/>
+          <w:szCs w:val="20"/>
+          <w:lang w:eastAsia="es-419"/>
+        </w:rPr>
+        <w:t>post</w:t>
+      </w:r>
+      <w:proofErr w:type="spellEnd"/>
+      <w:r>
+        <w:rPr>
+          <w:rFonts w:ascii="Courier New" w:eastAsia="Times New Roman" w:hAnsi="Courier New" w:cs="Courier New"/>
+          <w:sz w:val="20"/>
+          <w:szCs w:val="20"/>
+          <w:lang w:eastAsia="es-419"/>
+        </w:rPr>
+        <w:t>(</w:t>
+      </w:r>
+      <w:proofErr w:type="gramEnd"/>
+      <w:r>
+        <w:rPr>
+          <w:rFonts w:ascii="Courier New" w:eastAsia="Times New Roman" w:hAnsi="Courier New" w:cs="Courier New"/>
+          <w:sz w:val="20"/>
+          <w:szCs w:val="20"/>
+          <w:lang w:eastAsia="es-419"/>
+        </w:rPr>
+        <w:t xml:space="preserve">) → guarda en </w:t>
+      </w:r>
+      <w:proofErr w:type="spellStart"/>
+      <w:r>
+        <w:rPr>
+          <w:rFonts w:ascii="Courier New" w:eastAsia="Times New Roman" w:hAnsi="Courier New" w:cs="Courier New"/>
+          <w:sz w:val="20"/>
+          <w:szCs w:val="20"/>
+          <w:lang w:eastAsia="es-419"/>
+        </w:rPr>
+        <w:t>state</w:t>
+      </w:r>
+      <w:proofErr w:type="spellEnd"/>
+      <w:r>
+        <w:rPr>
+          <w:rFonts w:ascii="Courier New" w:eastAsia="Times New Roman" w:hAnsi="Courier New" w:cs="Courier New"/>
+          <w:sz w:val="20"/>
+          <w:szCs w:val="20"/>
+          <w:lang w:eastAsia="es-419"/>
+        </w:rPr>
+        <w:t xml:space="preserve"> → </w:t>
+      </w:r>
+      <w:proofErr w:type="spellStart"/>
+      <w:r>
+        <w:rPr>
+          <w:rFonts w:ascii="Courier New" w:eastAsia="Times New Roman" w:hAnsi="Courier New" w:cs="Courier New"/>
+          <w:sz w:val="20"/>
+          <w:szCs w:val="20"/>
+          <w:lang w:eastAsia="es-419"/>
+        </w:rPr>
+        <w:t>redirect</w:t>
+      </w:r>
+      <w:proofErr w:type="spellEnd"/>
+      <w:r>
+        <w:rPr>
+          <w:rFonts w:ascii="Courier New" w:eastAsia="Times New Roman" w:hAnsi="Courier New" w:cs="Courier New"/>
+          <w:sz w:val="20"/>
+          <w:szCs w:val="20"/>
+          <w:lang w:eastAsia="es-419"/>
+        </w:rPr>
+        <w:t xml:space="preserve"> → detalle usa </w:t>
+      </w:r>
+      <w:proofErr w:type="spellStart"/>
+      <w:r>
+        <w:rPr>
+          <w:rFonts w:ascii="Courier New" w:eastAsia="Times New Roman" w:hAnsi="Courier New" w:cs="Courier New"/>
+          <w:sz w:val="20"/>
+          <w:szCs w:val="20"/>
+          <w:lang w:eastAsia="es-419"/>
+        </w:rPr>
+        <w:t>state</w:t>
+      </w:r>
+      <w:proofErr w:type="spellEnd"/>
+    </w:p>
+    <w:p>
+      <w:pPr>
+        <w:spacing w:after="0" w:line="240" w:lineRule="auto"/>
+        <w:rPr>
+          <w:rFonts w:ascii="Times New Roman" w:eastAsia="Times New Roman" w:hAnsi="Times New Roman" w:cs="Times New Roman"/>
+          <w:sz w:val="24"/>
+          <w:szCs w:val="24"/>
+          <w:lang w:eastAsia="es-419"/>
+        </w:rPr>
+      </w:pPr>
+      <w:r>
+        <w:rPr>
+          <w:rFonts w:ascii="Times New Roman" w:eastAsia="Times New Roman" w:hAnsi="Times New Roman" w:cs="Times New Roman"/>
+          <w:sz w:val="24"/>
+          <w:szCs w:val="24"/>
+          <w:lang w:eastAsia="es-419"/>
+        </w:rPr>
+        <w:pict>
+          <v:rect id="_x0000_i1052" style="width:0;height:1.5pt" o:hralign="center" o:hrstd="t" o:hr="t" fillcolor="#a0a0a0" stroked="f"/>
+        </w:pict>
+      </w:r>
+    </w:p>
+    <w:p>
+      <w:pPr>
+        <w:spacing w:before="100" w:beforeAutospacing="1" w:after="100" w:afterAutospacing="1" w:line="240" w:lineRule="auto"/>
+        <w:outlineLvl w:val="1"/>
+        <w:rPr>
+          <w:rFonts w:ascii="Times New Roman" w:eastAsia="Times New Roman" w:hAnsi="Times New Roman" w:cs="Times New Roman"/>
+          <w:b/>
+          <w:bCs/>
+          <w:sz w:val="36"/>
+          <w:szCs w:val="36"/>
+          <w:lang w:eastAsia="es-419"/>
+        </w:rPr>
+      </w:pPr>
+      <w:r>
+        <w:rPr>
+          <w:rFonts w:ascii="Segoe UI Symbol" w:eastAsia="Times New Roman" w:hAnsi="Segoe UI Symbol" w:cs="Segoe UI Symbol"/>
+          <w:b/>
+          <w:bCs/>
+          <w:sz w:val="36"/>
+          <w:szCs w:val="36"/>
+          <w:lang w:eastAsia="es-419"/>
+        </w:rPr>
+        <w:t>🔑</w:t>
+      </w:r>
+      <w:r>
+        <w:rPr>
+          <w:rFonts w:ascii="Times New Roman" w:eastAsia="Times New Roman" w:hAnsi="Times New Roman" w:cs="Times New Roman"/>
+          <w:b/>
+          <w:bCs/>
+          <w:sz w:val="36"/>
+          <w:szCs w:val="36"/>
+          <w:lang w:eastAsia="es-419"/>
+        </w:rPr>
+        <w:t xml:space="preserve"> auth_state.py</w:t>
+      </w:r>
+    </w:p>
+    <w:p>
+      <w:pPr>
+        <w:spacing w:before="100" w:beforeAutospacing="1" w:after="100" w:afterAutospacing="1" w:line="240" w:lineRule="auto"/>
+        <w:rPr>
+          <w:rFonts w:ascii="Times New Roman" w:eastAsia="Times New Roman" w:hAnsi="Times New Roman" w:cs="Times New Roman"/>
+          <w:sz w:val="24"/>
+          <w:szCs w:val="24"/>
+          <w:lang w:eastAsia="es-419"/>
+        </w:rPr>
+      </w:pPr>
+      <w:r>
+        <w:rPr>
+          <w:rFonts w:ascii="Times New Roman" w:eastAsia="Times New Roman" w:hAnsi="Times New Roman" w:cs="Times New Roman"/>
+          <w:sz w:val="24"/>
+          <w:szCs w:val="24"/>
+          <w:lang w:eastAsia="es-419"/>
+        </w:rPr>
+        <w:t>Lo usa:</w:t>
+      </w:r>
+    </w:p>
+    <w:p>
+      <w:pPr>
+        <w:tabs>
+          <w:tab w:val="left" w:pos="916"/>
+          <w:tab w:val="left" w:pos="1832"/>
+          <w:tab w:val="left" w:pos="2748"/>
+          <w:tab w:val="left" w:pos="3664"/>
+          <w:tab w:val="left" w:pos="4580"/>
+          <w:tab w:val="left" w:pos="5496"/>
+          <w:tab w:val="left" w:pos="6412"/>
+          <w:tab w:val="left" w:pos="7328"/>
+          <w:tab w:val="left" w:pos="8244"/>
+          <w:tab w:val="left" w:pos="9160"/>
+          <w:tab w:val="left" w:pos="10076"/>
+          <w:tab w:val="left" w:pos="10992"/>
+          <w:tab w:val="left" w:pos="11908"/>
+          <w:tab w:val="left" w:pos="12824"/>
+          <w:tab w:val="left" w:pos="13740"/>
+          <w:tab w:val="left" w:pos="14656"/>
+        </w:tabs>
+        <w:spacing w:after="0" w:line="240" w:lineRule="auto"/>
+        <w:rPr>
+          <w:rFonts w:ascii="Courier New" w:eastAsia="Times New Roman" w:hAnsi="Courier New" w:cs="Courier New"/>
+          <w:sz w:val="20"/>
+          <w:szCs w:val="20"/>
+          <w:lang w:eastAsia="es-419"/>
+        </w:rPr>
+      </w:pPr>
+      <w:r>
+        <w:rPr>
+          <w:rFonts w:ascii="Courier New" w:eastAsia="Times New Roman" w:hAnsi="Courier New" w:cs="Courier New"/>
+          <w:sz w:val="20"/>
+          <w:szCs w:val="20"/>
+          <w:lang w:eastAsia="es-419"/>
+        </w:rPr>
+        <w:t>pages/admin/login.py</w:t>
+      </w:r>
+      <w:r>
+        <w:rPr>
+          <w:rFonts w:ascii="Courier New" w:eastAsia="Times New Roman" w:hAnsi="Courier New" w:cs="Courier New"/>
+          <w:sz w:val="20"/>
+          <w:szCs w:val="20"/>
+          <w:lang w:eastAsia="es-419"/>
+        </w:rPr>
+        <w:br/>
+        <w:t>pages/admin/posts.py</w:t>
+      </w:r>
+    </w:p>
+    <w:p>
+      <w:pPr>
+        <w:spacing w:before="100" w:beforeAutospacing="1" w:after="100" w:afterAutospacing="1" w:line="240" w:lineRule="auto"/>
+        <w:rPr>
+          <w:rFonts w:ascii="Times New Roman" w:eastAsia="Times New Roman" w:hAnsi="Times New Roman" w:cs="Times New Roman"/>
+          <w:sz w:val="24"/>
+          <w:szCs w:val="24"/>
+          <w:lang w:eastAsia="es-419"/>
+        </w:rPr>
+      </w:pPr>
+      <w:r>
+        <w:rPr>
+          <w:rFonts w:ascii="Times New Roman" w:eastAsia="Times New Roman" w:hAnsi="Times New Roman" w:cs="Times New Roman"/>
+          <w:sz w:val="24"/>
+          <w:szCs w:val="24"/>
+          <w:lang w:eastAsia="es-419"/>
+        </w:rPr>
+        <w:t>Sirve para:</w:t>
       </w:r>
     </w:p>
     <w:p>
       <w:pPr>
         <w:numPr>
           <w:ilvl w:val="0"/>
-          <w:numId w:val="8"/>
+          <w:numId w:val="10"/>
         </w:numPr>
         <w:spacing w:before="100" w:beforeAutospacing="1" w:after="100" w:afterAutospacing="1" w:line="240" w:lineRule="auto"/>
         <w:rPr>
@@ -8679,14 +10596,25 @@
           <w:szCs w:val="24"/>
           <w:lang w:eastAsia="es-419"/>
         </w:rPr>
-        <w:t>Agregar roles</w:t>
-      </w:r>
+        <w:t xml:space="preserve">Guardar usuario </w:t>
+      </w:r>
+      <w:proofErr w:type="spellStart"/>
+      <w:r>
+        <w:rPr>
+          <w:rFonts w:ascii="Times New Roman" w:eastAsia="Times New Roman" w:hAnsi="Times New Roman" w:cs="Times New Roman"/>
+          <w:sz w:val="24"/>
+          <w:szCs w:val="24"/>
+          <w:lang w:eastAsia="es-419"/>
+        </w:rPr>
+        <w:t>logueado</w:t>
+      </w:r>
+      <w:proofErr w:type="spellEnd"/>
     </w:p>
     <w:p>
       <w:pPr>
         <w:numPr>
           <w:ilvl w:val="0"/>
-          <w:numId w:val="8"/>
+          <w:numId w:val="10"/>
         </w:numPr>
         <w:spacing w:before="100" w:beforeAutospacing="1" w:after="100" w:afterAutospacing="1" w:line="240" w:lineRule="auto"/>
         <w:rPr>
@@ -8703,11 +10631,15 @@
           <w:szCs w:val="24"/>
           <w:lang w:eastAsia="es-419"/>
         </w:rPr>
-        <w:t>O convertir esto en SaaS multiusuario</w:t>
-      </w:r>
-    </w:p>
-    <w:p>
-      <w:pPr>
+        <w:t>Verificar acceso</w:t>
+      </w:r>
+    </w:p>
+    <w:p>
+      <w:pPr>
+        <w:numPr>
+          <w:ilvl w:val="0"/>
+          <w:numId w:val="10"/>
+        </w:numPr>
         <w:spacing w:before="100" w:beforeAutospacing="1" w:after="100" w:afterAutospacing="1" w:line="240" w:lineRule="auto"/>
         <w:rPr>
           <w:rFonts w:ascii="Times New Roman" w:eastAsia="Times New Roman" w:hAnsi="Times New Roman" w:cs="Times New Roman"/>
@@ -8723,22 +10655,3493 @@
           <w:szCs w:val="24"/>
           <w:lang w:eastAsia="es-419"/>
         </w:rPr>
-        <w:t xml:space="preserve">Tú decides el siguiente salto </w:t>
-      </w:r>
+        <w:t>Redirigir si no está autenticado</w:t>
+      </w:r>
+    </w:p>
+    <w:p>
+      <w:pPr>
+        <w:spacing w:after="0" w:line="240" w:lineRule="auto"/>
+        <w:rPr>
+          <w:rFonts w:ascii="Times New Roman" w:eastAsia="Times New Roman" w:hAnsi="Times New Roman" w:cs="Times New Roman"/>
+          <w:sz w:val="24"/>
+          <w:szCs w:val="24"/>
+          <w:lang w:eastAsia="es-419"/>
+        </w:rPr>
+      </w:pPr>
+      <w:r>
+        <w:rPr>
+          <w:rFonts w:ascii="Times New Roman" w:eastAsia="Times New Roman" w:hAnsi="Times New Roman" w:cs="Times New Roman"/>
+          <w:sz w:val="24"/>
+          <w:szCs w:val="24"/>
+          <w:lang w:eastAsia="es-419"/>
+        </w:rPr>
+        <w:pict>
+          <v:rect id="_x0000_i1053" style="width:0;height:1.5pt" o:hralign="center" o:hrstd="t" o:hr="t" fillcolor="#a0a0a0" stroked="f"/>
+        </w:pict>
+      </w:r>
+    </w:p>
+    <w:p>
+      <w:pPr>
+        <w:spacing w:before="100" w:beforeAutospacing="1" w:after="100" w:afterAutospacing="1" w:line="240" w:lineRule="auto"/>
+        <w:outlineLvl w:val="0"/>
+        <w:rPr>
+          <w:rFonts w:ascii="Times New Roman" w:eastAsia="Times New Roman" w:hAnsi="Times New Roman" w:cs="Times New Roman"/>
+          <w:b/>
+          <w:bCs/>
+          <w:kern w:val="36"/>
+          <w:sz w:val="48"/>
+          <w:szCs w:val="48"/>
+          <w:lang w:eastAsia="es-419"/>
+        </w:rPr>
+      </w:pPr>
+      <w:r>
+        <w:rPr>
+          <w:rFonts w:ascii="Times New Roman" w:eastAsia="Times New Roman" w:hAnsi="Times New Roman" w:cs="Times New Roman"/>
+          <w:b/>
+          <w:bCs/>
+          <w:kern w:val="36"/>
+          <w:sz w:val="48"/>
+          <w:szCs w:val="48"/>
+          <w:lang w:eastAsia="es-419"/>
+        </w:rPr>
+        <w:t>4️</w:t>
+      </w:r>
+      <w:r>
+        <w:rPr>
+          <w:rFonts w:ascii="Tahoma" w:eastAsia="Times New Roman" w:hAnsi="Tahoma" w:cs="Tahoma"/>
+          <w:b/>
+          <w:bCs/>
+          <w:kern w:val="36"/>
+          <w:sz w:val="48"/>
+          <w:szCs w:val="48"/>
+          <w:lang w:eastAsia="es-419"/>
+        </w:rPr>
+        <w:t>⃣</w:t>
+      </w:r>
+      <w:r>
+        <w:rPr>
+          <w:rFonts w:ascii="Times New Roman" w:eastAsia="Times New Roman" w:hAnsi="Times New Roman" w:cs="Times New Roman"/>
+          <w:b/>
+          <w:bCs/>
+          <w:kern w:val="36"/>
+          <w:sz w:val="48"/>
+          <w:szCs w:val="48"/>
+          <w:lang w:eastAsia="es-419"/>
+        </w:rPr>
+        <w:t xml:space="preserve"> PAGES (Interfaz)</w:t>
+      </w:r>
+    </w:p>
+    <w:p>
+      <w:pPr>
+        <w:spacing w:after="0" w:line="240" w:lineRule="auto"/>
+        <w:rPr>
+          <w:rFonts w:ascii="Times New Roman" w:eastAsia="Times New Roman" w:hAnsi="Times New Roman" w:cs="Times New Roman"/>
+          <w:sz w:val="24"/>
+          <w:szCs w:val="24"/>
+          <w:lang w:eastAsia="es-419"/>
+        </w:rPr>
+      </w:pPr>
+      <w:r>
+        <w:rPr>
+          <w:rFonts w:ascii="Times New Roman" w:eastAsia="Times New Roman" w:hAnsi="Times New Roman" w:cs="Times New Roman"/>
+          <w:sz w:val="24"/>
+          <w:szCs w:val="24"/>
+          <w:lang w:eastAsia="es-419"/>
+        </w:rPr>
+        <w:pict>
+          <v:rect id="_x0000_i1054" style="width:0;height:1.5pt" o:hralign="center" o:hrstd="t" o:hr="t" fillcolor="#a0a0a0" stroked="f"/>
+        </w:pict>
+      </w:r>
+    </w:p>
+    <w:p>
+      <w:pPr>
+        <w:spacing w:before="100" w:beforeAutospacing="1" w:after="100" w:afterAutospacing="1" w:line="240" w:lineRule="auto"/>
+        <w:outlineLvl w:val="1"/>
+        <w:rPr>
+          <w:rFonts w:ascii="Times New Roman" w:eastAsia="Times New Roman" w:hAnsi="Times New Roman" w:cs="Times New Roman"/>
+          <w:b/>
+          <w:bCs/>
+          <w:sz w:val="36"/>
+          <w:szCs w:val="36"/>
+          <w:lang w:eastAsia="es-419"/>
+        </w:rPr>
+      </w:pPr>
       <w:r>
         <w:rPr>
           <w:rFonts w:ascii="Segoe UI Symbol" w:eastAsia="Times New Roman" w:hAnsi="Segoe UI Symbol" w:cs="Segoe UI Symbol"/>
-          <w:sz w:val="24"/>
-          <w:szCs w:val="24"/>
-          <w:lang w:eastAsia="es-419"/>
-        </w:rPr>
-        <w:t>🔥</w:t>
-      </w:r>
-    </w:p>
-    <w:p>
+          <w:b/>
+          <w:bCs/>
+          <w:sz w:val="36"/>
+          <w:szCs w:val="36"/>
+          <w:lang w:eastAsia="es-419"/>
+        </w:rPr>
+        <w:t>🌍</w:t>
+      </w:r>
+      <w:r>
+        <w:rPr>
+          <w:rFonts w:ascii="Times New Roman" w:eastAsia="Times New Roman" w:hAnsi="Times New Roman" w:cs="Times New Roman"/>
+          <w:b/>
+          <w:bCs/>
+          <w:sz w:val="36"/>
+          <w:szCs w:val="36"/>
+          <w:lang w:eastAsia="es-419"/>
+        </w:rPr>
+        <w:t xml:space="preserve"> Público</w:t>
+      </w:r>
+    </w:p>
+    <w:p>
+      <w:pPr>
+        <w:spacing w:before="100" w:beforeAutospacing="1" w:after="100" w:afterAutospacing="1" w:line="240" w:lineRule="auto"/>
+        <w:outlineLvl w:val="2"/>
+        <w:rPr>
+          <w:rFonts w:ascii="Times New Roman" w:eastAsia="Times New Roman" w:hAnsi="Times New Roman" w:cs="Times New Roman"/>
+          <w:b/>
+          <w:bCs/>
+          <w:sz w:val="27"/>
+          <w:szCs w:val="27"/>
+          <w:lang w:eastAsia="es-419"/>
+        </w:rPr>
+      </w:pPr>
+      <w:r>
+        <w:rPr>
+          <w:rFonts w:ascii="Times New Roman" w:eastAsia="Times New Roman" w:hAnsi="Times New Roman" w:cs="Times New Roman"/>
+          <w:b/>
+          <w:bCs/>
+          <w:sz w:val="27"/>
+          <w:szCs w:val="27"/>
+          <w:lang w:eastAsia="es-419"/>
+        </w:rPr>
+        <w:t>index.py</w:t>
+      </w:r>
+    </w:p>
+    <w:p>
+      <w:pPr>
+        <w:tabs>
+          <w:tab w:val="left" w:pos="916"/>
+          <w:tab w:val="left" w:pos="1832"/>
+          <w:tab w:val="left" w:pos="2748"/>
+          <w:tab w:val="left" w:pos="3664"/>
+          <w:tab w:val="left" w:pos="4580"/>
+          <w:tab w:val="left" w:pos="5496"/>
+          <w:tab w:val="left" w:pos="6412"/>
+          <w:tab w:val="left" w:pos="7328"/>
+          <w:tab w:val="left" w:pos="8244"/>
+          <w:tab w:val="left" w:pos="9160"/>
+          <w:tab w:val="left" w:pos="10076"/>
+          <w:tab w:val="left" w:pos="10992"/>
+          <w:tab w:val="left" w:pos="11908"/>
+          <w:tab w:val="left" w:pos="12824"/>
+          <w:tab w:val="left" w:pos="13740"/>
+          <w:tab w:val="left" w:pos="14656"/>
+        </w:tabs>
+        <w:spacing w:after="0" w:line="240" w:lineRule="auto"/>
+        <w:rPr>
+          <w:rFonts w:ascii="Courier New" w:eastAsia="Times New Roman" w:hAnsi="Courier New" w:cs="Courier New"/>
+          <w:sz w:val="20"/>
+          <w:szCs w:val="20"/>
+          <w:lang w:eastAsia="es-419"/>
+        </w:rPr>
+      </w:pPr>
+      <w:r>
+        <w:rPr>
+          <w:rFonts w:ascii="Courier New" w:eastAsia="Times New Roman" w:hAnsi="Courier New" w:cs="Courier New"/>
+          <w:sz w:val="20"/>
+          <w:szCs w:val="20"/>
+          <w:lang w:eastAsia="es-419"/>
+        </w:rPr>
+        <w:t>"/"</w:t>
+      </w:r>
+    </w:p>
+    <w:p>
+      <w:pPr>
+        <w:spacing w:before="100" w:beforeAutospacing="1" w:after="100" w:afterAutospacing="1" w:line="240" w:lineRule="auto"/>
+        <w:rPr>
+          <w:rFonts w:ascii="Times New Roman" w:eastAsia="Times New Roman" w:hAnsi="Times New Roman" w:cs="Times New Roman"/>
+          <w:sz w:val="24"/>
+          <w:szCs w:val="24"/>
+          <w:lang w:eastAsia="es-419"/>
+        </w:rPr>
+      </w:pPr>
+      <w:proofErr w:type="gramStart"/>
+      <w:r>
+        <w:rPr>
+          <w:rFonts w:ascii="Times New Roman" w:eastAsia="Times New Roman" w:hAnsi="Times New Roman" w:cs="Times New Roman"/>
+          <w:sz w:val="24"/>
+          <w:szCs w:val="24"/>
+          <w:lang w:eastAsia="es-419"/>
+        </w:rPr>
+        <w:t>Home pública</w:t>
+      </w:r>
+      <w:proofErr w:type="gramEnd"/>
+    </w:p>
+    <w:p>
+      <w:pPr>
+        <w:spacing w:after="0" w:line="240" w:lineRule="auto"/>
+        <w:rPr>
+          <w:rFonts w:ascii="Times New Roman" w:eastAsia="Times New Roman" w:hAnsi="Times New Roman" w:cs="Times New Roman"/>
+          <w:sz w:val="24"/>
+          <w:szCs w:val="24"/>
+          <w:lang w:eastAsia="es-419"/>
+        </w:rPr>
+      </w:pPr>
+      <w:r>
+        <w:rPr>
+          <w:rFonts w:ascii="Times New Roman" w:eastAsia="Times New Roman" w:hAnsi="Times New Roman" w:cs="Times New Roman"/>
+          <w:sz w:val="24"/>
+          <w:szCs w:val="24"/>
+          <w:lang w:eastAsia="es-419"/>
+        </w:rPr>
+        <w:pict>
+          <v:rect id="_x0000_i1055" style="width:0;height:1.5pt" o:hralign="center" o:hrstd="t" o:hr="t" fillcolor="#a0a0a0" stroked="f"/>
+        </w:pict>
+      </w:r>
+    </w:p>
+    <w:p>
+      <w:pPr>
+        <w:spacing w:before="100" w:beforeAutospacing="1" w:after="100" w:afterAutospacing="1" w:line="240" w:lineRule="auto"/>
+        <w:outlineLvl w:val="2"/>
+        <w:rPr>
+          <w:rFonts w:ascii="Times New Roman" w:eastAsia="Times New Roman" w:hAnsi="Times New Roman" w:cs="Times New Roman"/>
+          <w:b/>
+          <w:bCs/>
+          <w:sz w:val="27"/>
+          <w:szCs w:val="27"/>
+          <w:lang w:eastAsia="es-419"/>
+        </w:rPr>
+      </w:pPr>
+      <w:r>
+        <w:rPr>
+          <w:rFonts w:ascii="Times New Roman" w:eastAsia="Times New Roman" w:hAnsi="Times New Roman" w:cs="Times New Roman"/>
+          <w:b/>
+          <w:bCs/>
+          <w:sz w:val="27"/>
+          <w:szCs w:val="27"/>
+          <w:lang w:eastAsia="es-419"/>
+        </w:rPr>
+        <w:t>public/articulos.py</w:t>
+      </w:r>
+    </w:p>
+    <w:p>
+      <w:pPr>
+        <w:tabs>
+          <w:tab w:val="left" w:pos="916"/>
+          <w:tab w:val="left" w:pos="1832"/>
+          <w:tab w:val="left" w:pos="2748"/>
+          <w:tab w:val="left" w:pos="3664"/>
+          <w:tab w:val="left" w:pos="4580"/>
+          <w:tab w:val="left" w:pos="5496"/>
+          <w:tab w:val="left" w:pos="6412"/>
+          <w:tab w:val="left" w:pos="7328"/>
+          <w:tab w:val="left" w:pos="8244"/>
+          <w:tab w:val="left" w:pos="9160"/>
+          <w:tab w:val="left" w:pos="10076"/>
+          <w:tab w:val="left" w:pos="10992"/>
+          <w:tab w:val="left" w:pos="11908"/>
+          <w:tab w:val="left" w:pos="12824"/>
+          <w:tab w:val="left" w:pos="13740"/>
+          <w:tab w:val="left" w:pos="14656"/>
+        </w:tabs>
+        <w:spacing w:after="0" w:line="240" w:lineRule="auto"/>
+        <w:rPr>
+          <w:rFonts w:ascii="Courier New" w:eastAsia="Times New Roman" w:hAnsi="Courier New" w:cs="Courier New"/>
+          <w:sz w:val="20"/>
+          <w:szCs w:val="20"/>
+          <w:lang w:eastAsia="es-419"/>
+        </w:rPr>
+      </w:pPr>
+      <w:r>
+        <w:rPr>
+          <w:rFonts w:ascii="Courier New" w:eastAsia="Times New Roman" w:hAnsi="Courier New" w:cs="Courier New"/>
+          <w:sz w:val="20"/>
+          <w:szCs w:val="20"/>
+          <w:lang w:eastAsia="es-419"/>
+        </w:rPr>
+        <w:t>"/</w:t>
+      </w:r>
+      <w:proofErr w:type="spellStart"/>
+      <w:r>
+        <w:rPr>
+          <w:rFonts w:ascii="Courier New" w:eastAsia="Times New Roman" w:hAnsi="Courier New" w:cs="Courier New"/>
+          <w:sz w:val="20"/>
+          <w:szCs w:val="20"/>
+          <w:lang w:eastAsia="es-419"/>
+        </w:rPr>
+        <w:t>articulos</w:t>
+      </w:r>
+      <w:proofErr w:type="spellEnd"/>
+      <w:r>
+        <w:rPr>
+          <w:rFonts w:ascii="Courier New" w:eastAsia="Times New Roman" w:hAnsi="Courier New" w:cs="Courier New"/>
+          <w:sz w:val="20"/>
+          <w:szCs w:val="20"/>
+          <w:lang w:eastAsia="es-419"/>
+        </w:rPr>
+        <w:t>"</w:t>
+      </w:r>
+    </w:p>
+    <w:p>
+      <w:pPr>
+        <w:spacing w:before="100" w:beforeAutospacing="1" w:after="100" w:afterAutospacing="1" w:line="240" w:lineRule="auto"/>
+        <w:rPr>
+          <w:rFonts w:ascii="Times New Roman" w:eastAsia="Times New Roman" w:hAnsi="Times New Roman" w:cs="Times New Roman"/>
+          <w:sz w:val="24"/>
+          <w:szCs w:val="24"/>
+          <w:lang w:eastAsia="es-419"/>
+        </w:rPr>
+      </w:pPr>
+      <w:r>
+        <w:rPr>
+          <w:rFonts w:ascii="Times New Roman" w:eastAsia="Times New Roman" w:hAnsi="Times New Roman" w:cs="Times New Roman"/>
+          <w:sz w:val="24"/>
+          <w:szCs w:val="24"/>
+          <w:lang w:eastAsia="es-419"/>
+        </w:rPr>
+        <w:t>Llama:</w:t>
+      </w:r>
+    </w:p>
+    <w:p>
+      <w:pPr>
+        <w:tabs>
+          <w:tab w:val="left" w:pos="916"/>
+          <w:tab w:val="left" w:pos="1832"/>
+          <w:tab w:val="left" w:pos="2748"/>
+          <w:tab w:val="left" w:pos="3664"/>
+          <w:tab w:val="left" w:pos="4580"/>
+          <w:tab w:val="left" w:pos="5496"/>
+          <w:tab w:val="left" w:pos="6412"/>
+          <w:tab w:val="left" w:pos="7328"/>
+          <w:tab w:val="left" w:pos="8244"/>
+          <w:tab w:val="left" w:pos="9160"/>
+          <w:tab w:val="left" w:pos="10076"/>
+          <w:tab w:val="left" w:pos="10992"/>
+          <w:tab w:val="left" w:pos="11908"/>
+          <w:tab w:val="left" w:pos="12824"/>
+          <w:tab w:val="left" w:pos="13740"/>
+          <w:tab w:val="left" w:pos="14656"/>
+        </w:tabs>
+        <w:spacing w:after="0" w:line="240" w:lineRule="auto"/>
+        <w:rPr>
+          <w:rFonts w:ascii="Courier New" w:eastAsia="Times New Roman" w:hAnsi="Courier New" w:cs="Courier New"/>
+          <w:sz w:val="20"/>
+          <w:szCs w:val="20"/>
+          <w:lang w:eastAsia="es-419"/>
+        </w:rPr>
+      </w:pPr>
+      <w:proofErr w:type="spellStart"/>
+      <w:r>
+        <w:rPr>
+          <w:rFonts w:ascii="Courier New" w:eastAsia="Times New Roman" w:hAnsi="Courier New" w:cs="Courier New"/>
+          <w:sz w:val="20"/>
+          <w:szCs w:val="20"/>
+          <w:lang w:eastAsia="es-419"/>
+        </w:rPr>
+        <w:t>obtener_</w:t>
+      </w:r>
+      <w:proofErr w:type="gramStart"/>
+      <w:r>
+        <w:rPr>
+          <w:rFonts w:ascii="Courier New" w:eastAsia="Times New Roman" w:hAnsi="Courier New" w:cs="Courier New"/>
+          <w:sz w:val="20"/>
+          <w:szCs w:val="20"/>
+          <w:lang w:eastAsia="es-419"/>
+        </w:rPr>
+        <w:t>posts</w:t>
+      </w:r>
+      <w:proofErr w:type="spellEnd"/>
+      <w:r>
+        <w:rPr>
+          <w:rFonts w:ascii="Courier New" w:eastAsia="Times New Roman" w:hAnsi="Courier New" w:cs="Courier New"/>
+          <w:sz w:val="20"/>
+          <w:szCs w:val="20"/>
+          <w:lang w:eastAsia="es-419"/>
+        </w:rPr>
+        <w:t>(</w:t>
+      </w:r>
+      <w:proofErr w:type="gramEnd"/>
+      <w:r>
+        <w:rPr>
+          <w:rFonts w:ascii="Courier New" w:eastAsia="Times New Roman" w:hAnsi="Courier New" w:cs="Courier New"/>
+          <w:sz w:val="20"/>
+          <w:szCs w:val="20"/>
+          <w:lang w:eastAsia="es-419"/>
+        </w:rPr>
+        <w:t>)  (</w:t>
+      </w:r>
+      <w:proofErr w:type="spellStart"/>
+      <w:r>
+        <w:rPr>
+          <w:rFonts w:ascii="Courier New" w:eastAsia="Times New Roman" w:hAnsi="Courier New" w:cs="Courier New"/>
+          <w:sz w:val="20"/>
+          <w:szCs w:val="20"/>
+          <w:lang w:eastAsia="es-419"/>
+        </w:rPr>
+        <w:t>service</w:t>
+      </w:r>
+      <w:proofErr w:type="spellEnd"/>
+      <w:r>
+        <w:rPr>
+          <w:rFonts w:ascii="Courier New" w:eastAsia="Times New Roman" w:hAnsi="Courier New" w:cs="Courier New"/>
+          <w:sz w:val="20"/>
+          <w:szCs w:val="20"/>
+          <w:lang w:eastAsia="es-419"/>
+        </w:rPr>
+        <w:t>)</w:t>
+      </w:r>
+    </w:p>
+    <w:p>
+      <w:pPr>
+        <w:spacing w:before="100" w:beforeAutospacing="1" w:after="100" w:afterAutospacing="1" w:line="240" w:lineRule="auto"/>
+        <w:rPr>
+          <w:rFonts w:ascii="Times New Roman" w:eastAsia="Times New Roman" w:hAnsi="Times New Roman" w:cs="Times New Roman"/>
+          <w:sz w:val="24"/>
+          <w:szCs w:val="24"/>
+          <w:lang w:eastAsia="es-419"/>
+        </w:rPr>
+      </w:pPr>
+      <w:r>
+        <w:rPr>
+          <w:rFonts w:ascii="Times New Roman" w:eastAsia="Times New Roman" w:hAnsi="Times New Roman" w:cs="Times New Roman"/>
+          <w:sz w:val="24"/>
+          <w:szCs w:val="24"/>
+          <w:lang w:eastAsia="es-419"/>
+        </w:rPr>
+        <w:t xml:space="preserve">Y </w:t>
+      </w:r>
+      <w:proofErr w:type="spellStart"/>
+      <w:r>
+        <w:rPr>
+          <w:rFonts w:ascii="Times New Roman" w:eastAsia="Times New Roman" w:hAnsi="Times New Roman" w:cs="Times New Roman"/>
+          <w:sz w:val="24"/>
+          <w:szCs w:val="24"/>
+          <w:lang w:eastAsia="es-419"/>
+        </w:rPr>
+        <w:t>renderiza</w:t>
+      </w:r>
+      <w:proofErr w:type="spellEnd"/>
+      <w:r>
+        <w:rPr>
+          <w:rFonts w:ascii="Times New Roman" w:eastAsia="Times New Roman" w:hAnsi="Times New Roman" w:cs="Times New Roman"/>
+          <w:sz w:val="24"/>
+          <w:szCs w:val="24"/>
+          <w:lang w:eastAsia="es-419"/>
+        </w:rPr>
+        <w:t xml:space="preserve"> lista.</w:t>
+      </w:r>
+    </w:p>
+    <w:p>
+      <w:pPr>
+        <w:spacing w:before="100" w:beforeAutospacing="1" w:after="100" w:afterAutospacing="1" w:line="240" w:lineRule="auto"/>
+        <w:rPr>
+          <w:rFonts w:ascii="Times New Roman" w:eastAsia="Times New Roman" w:hAnsi="Times New Roman" w:cs="Times New Roman"/>
+          <w:sz w:val="24"/>
+          <w:szCs w:val="24"/>
+          <w:lang w:eastAsia="es-419"/>
+        </w:rPr>
+      </w:pPr>
+      <w:r>
+        <w:rPr>
+          <w:rFonts w:ascii="Times New Roman" w:eastAsia="Times New Roman" w:hAnsi="Times New Roman" w:cs="Times New Roman"/>
+          <w:sz w:val="24"/>
+          <w:szCs w:val="24"/>
+          <w:lang w:eastAsia="es-419"/>
+        </w:rPr>
+        <w:t>Botón:</w:t>
+      </w:r>
+    </w:p>
+    <w:p>
+      <w:pPr>
+        <w:tabs>
+          <w:tab w:val="left" w:pos="916"/>
+          <w:tab w:val="left" w:pos="1832"/>
+          <w:tab w:val="left" w:pos="2748"/>
+          <w:tab w:val="left" w:pos="3664"/>
+          <w:tab w:val="left" w:pos="4580"/>
+          <w:tab w:val="left" w:pos="5496"/>
+          <w:tab w:val="left" w:pos="6412"/>
+          <w:tab w:val="left" w:pos="7328"/>
+          <w:tab w:val="left" w:pos="8244"/>
+          <w:tab w:val="left" w:pos="9160"/>
+          <w:tab w:val="left" w:pos="10076"/>
+          <w:tab w:val="left" w:pos="10992"/>
+          <w:tab w:val="left" w:pos="11908"/>
+          <w:tab w:val="left" w:pos="12824"/>
+          <w:tab w:val="left" w:pos="13740"/>
+          <w:tab w:val="left" w:pos="14656"/>
+        </w:tabs>
+        <w:spacing w:after="0" w:line="240" w:lineRule="auto"/>
+        <w:rPr>
+          <w:rFonts w:ascii="Courier New" w:eastAsia="Times New Roman" w:hAnsi="Courier New" w:cs="Courier New"/>
+          <w:sz w:val="20"/>
+          <w:szCs w:val="20"/>
+          <w:lang w:eastAsia="es-419"/>
+        </w:rPr>
+      </w:pPr>
+      <w:proofErr w:type="spellStart"/>
+      <w:r>
+        <w:rPr>
+          <w:rFonts w:ascii="Courier New" w:eastAsia="Times New Roman" w:hAnsi="Courier New" w:cs="Courier New"/>
+          <w:sz w:val="20"/>
+          <w:szCs w:val="20"/>
+          <w:lang w:eastAsia="es-419"/>
+        </w:rPr>
+        <w:t>PublicState.ver_post</w:t>
+      </w:r>
+      <w:proofErr w:type="spellEnd"/>
+      <w:r>
+        <w:rPr>
+          <w:rFonts w:ascii="Courier New" w:eastAsia="Times New Roman" w:hAnsi="Courier New" w:cs="Courier New"/>
+          <w:sz w:val="20"/>
+          <w:szCs w:val="20"/>
+          <w:lang w:eastAsia="es-419"/>
+        </w:rPr>
+        <w:t>(post.id)</w:t>
+      </w:r>
+    </w:p>
+    <w:p>
+      <w:pPr>
+        <w:spacing w:after="0" w:line="240" w:lineRule="auto"/>
+        <w:rPr>
+          <w:rFonts w:ascii="Times New Roman" w:eastAsia="Times New Roman" w:hAnsi="Times New Roman" w:cs="Times New Roman"/>
+          <w:sz w:val="24"/>
+          <w:szCs w:val="24"/>
+          <w:lang w:eastAsia="es-419"/>
+        </w:rPr>
+      </w:pPr>
+      <w:r>
+        <w:rPr>
+          <w:rFonts w:ascii="Times New Roman" w:eastAsia="Times New Roman" w:hAnsi="Times New Roman" w:cs="Times New Roman"/>
+          <w:sz w:val="24"/>
+          <w:szCs w:val="24"/>
+          <w:lang w:eastAsia="es-419"/>
+        </w:rPr>
+        <w:pict>
+          <v:rect id="_x0000_i1056" style="width:0;height:1.5pt" o:hralign="center" o:hrstd="t" o:hr="t" fillcolor="#a0a0a0" stroked="f"/>
+        </w:pict>
+      </w:r>
+    </w:p>
+    <w:p>
+      <w:pPr>
+        <w:spacing w:before="100" w:beforeAutospacing="1" w:after="100" w:afterAutospacing="1" w:line="240" w:lineRule="auto"/>
+        <w:outlineLvl w:val="2"/>
+        <w:rPr>
+          <w:rFonts w:ascii="Times New Roman" w:eastAsia="Times New Roman" w:hAnsi="Times New Roman" w:cs="Times New Roman"/>
+          <w:b/>
+          <w:bCs/>
+          <w:sz w:val="27"/>
+          <w:szCs w:val="27"/>
+          <w:lang w:eastAsia="es-419"/>
+        </w:rPr>
+      </w:pPr>
+      <w:r>
+        <w:rPr>
+          <w:rFonts w:ascii="Times New Roman" w:eastAsia="Times New Roman" w:hAnsi="Times New Roman" w:cs="Times New Roman"/>
+          <w:b/>
+          <w:bCs/>
+          <w:sz w:val="27"/>
+          <w:szCs w:val="27"/>
+          <w:lang w:eastAsia="es-419"/>
+        </w:rPr>
+        <w:lastRenderedPageBreak/>
+        <w:t>public/articulo.py</w:t>
+      </w:r>
+    </w:p>
+    <w:p>
+      <w:pPr>
+        <w:tabs>
+          <w:tab w:val="left" w:pos="916"/>
+          <w:tab w:val="left" w:pos="1832"/>
+          <w:tab w:val="left" w:pos="2748"/>
+          <w:tab w:val="left" w:pos="3664"/>
+          <w:tab w:val="left" w:pos="4580"/>
+          <w:tab w:val="left" w:pos="5496"/>
+          <w:tab w:val="left" w:pos="6412"/>
+          <w:tab w:val="left" w:pos="7328"/>
+          <w:tab w:val="left" w:pos="8244"/>
+          <w:tab w:val="left" w:pos="9160"/>
+          <w:tab w:val="left" w:pos="10076"/>
+          <w:tab w:val="left" w:pos="10992"/>
+          <w:tab w:val="left" w:pos="11908"/>
+          <w:tab w:val="left" w:pos="12824"/>
+          <w:tab w:val="left" w:pos="13740"/>
+          <w:tab w:val="left" w:pos="14656"/>
+        </w:tabs>
+        <w:spacing w:after="0" w:line="240" w:lineRule="auto"/>
+        <w:rPr>
+          <w:rFonts w:ascii="Courier New" w:eastAsia="Times New Roman" w:hAnsi="Courier New" w:cs="Courier New"/>
+          <w:sz w:val="20"/>
+          <w:szCs w:val="20"/>
+          <w:lang w:eastAsia="es-419"/>
+        </w:rPr>
+      </w:pPr>
+      <w:r>
+        <w:rPr>
+          <w:rFonts w:ascii="Courier New" w:eastAsia="Times New Roman" w:hAnsi="Courier New" w:cs="Courier New"/>
+          <w:sz w:val="20"/>
+          <w:szCs w:val="20"/>
+          <w:lang w:eastAsia="es-419"/>
+        </w:rPr>
+        <w:t>"/articulo"</w:t>
+      </w:r>
+    </w:p>
+    <w:p>
+      <w:pPr>
+        <w:spacing w:before="100" w:beforeAutospacing="1" w:after="100" w:afterAutospacing="1" w:line="240" w:lineRule="auto"/>
+        <w:rPr>
+          <w:rFonts w:ascii="Times New Roman" w:eastAsia="Times New Roman" w:hAnsi="Times New Roman" w:cs="Times New Roman"/>
+          <w:sz w:val="24"/>
+          <w:szCs w:val="24"/>
+          <w:lang w:eastAsia="es-419"/>
+        </w:rPr>
+      </w:pPr>
+      <w:r>
+        <w:rPr>
+          <w:rFonts w:ascii="Times New Roman" w:eastAsia="Times New Roman" w:hAnsi="Times New Roman" w:cs="Times New Roman"/>
+          <w:sz w:val="24"/>
+          <w:szCs w:val="24"/>
+          <w:lang w:eastAsia="es-419"/>
+        </w:rPr>
+        <w:t>Lee:</w:t>
+      </w:r>
+    </w:p>
+    <w:p>
+      <w:pPr>
+        <w:tabs>
+          <w:tab w:val="left" w:pos="916"/>
+          <w:tab w:val="left" w:pos="1832"/>
+          <w:tab w:val="left" w:pos="2748"/>
+          <w:tab w:val="left" w:pos="3664"/>
+          <w:tab w:val="left" w:pos="4580"/>
+          <w:tab w:val="left" w:pos="5496"/>
+          <w:tab w:val="left" w:pos="6412"/>
+          <w:tab w:val="left" w:pos="7328"/>
+          <w:tab w:val="left" w:pos="8244"/>
+          <w:tab w:val="left" w:pos="9160"/>
+          <w:tab w:val="left" w:pos="10076"/>
+          <w:tab w:val="left" w:pos="10992"/>
+          <w:tab w:val="left" w:pos="11908"/>
+          <w:tab w:val="left" w:pos="12824"/>
+          <w:tab w:val="left" w:pos="13740"/>
+          <w:tab w:val="left" w:pos="14656"/>
+        </w:tabs>
+        <w:spacing w:after="0" w:line="240" w:lineRule="auto"/>
+        <w:rPr>
+          <w:rFonts w:ascii="Courier New" w:eastAsia="Times New Roman" w:hAnsi="Courier New" w:cs="Courier New"/>
+          <w:sz w:val="20"/>
+          <w:szCs w:val="20"/>
+          <w:lang w:eastAsia="es-419"/>
+        </w:rPr>
+      </w:pPr>
+      <w:proofErr w:type="spellStart"/>
+      <w:r>
+        <w:rPr>
+          <w:rFonts w:ascii="Courier New" w:eastAsia="Times New Roman" w:hAnsi="Courier New" w:cs="Courier New"/>
+          <w:sz w:val="20"/>
+          <w:szCs w:val="20"/>
+          <w:lang w:eastAsia="es-419"/>
+        </w:rPr>
+        <w:t>PublicState.post_actual</w:t>
+      </w:r>
+      <w:proofErr w:type="spellEnd"/>
+    </w:p>
+    <w:p>
+      <w:pPr>
+        <w:spacing w:before="100" w:beforeAutospacing="1" w:after="100" w:afterAutospacing="1" w:line="240" w:lineRule="auto"/>
+        <w:rPr>
+          <w:rFonts w:ascii="Times New Roman" w:eastAsia="Times New Roman" w:hAnsi="Times New Roman" w:cs="Times New Roman"/>
+          <w:sz w:val="24"/>
+          <w:szCs w:val="24"/>
+          <w:lang w:eastAsia="es-419"/>
+        </w:rPr>
+      </w:pPr>
+      <w:r>
+        <w:rPr>
+          <w:rFonts w:ascii="Times New Roman" w:eastAsia="Times New Roman" w:hAnsi="Times New Roman" w:cs="Times New Roman"/>
+          <w:sz w:val="24"/>
+          <w:szCs w:val="24"/>
+          <w:lang w:eastAsia="es-419"/>
+        </w:rPr>
+        <w:t>Y muestra contenido.</w:t>
+      </w:r>
+    </w:p>
+    <w:p>
+      <w:pPr>
+        <w:spacing w:after="0" w:line="240" w:lineRule="auto"/>
+        <w:rPr>
+          <w:rFonts w:ascii="Times New Roman" w:eastAsia="Times New Roman" w:hAnsi="Times New Roman" w:cs="Times New Roman"/>
+          <w:sz w:val="24"/>
+          <w:szCs w:val="24"/>
+          <w:lang w:eastAsia="es-419"/>
+        </w:rPr>
+      </w:pPr>
+      <w:r>
+        <w:rPr>
+          <w:rFonts w:ascii="Times New Roman" w:eastAsia="Times New Roman" w:hAnsi="Times New Roman" w:cs="Times New Roman"/>
+          <w:sz w:val="24"/>
+          <w:szCs w:val="24"/>
+          <w:lang w:eastAsia="es-419"/>
+        </w:rPr>
+        <w:pict>
+          <v:rect id="_x0000_i1057" style="width:0;height:1.5pt" o:hralign="center" o:hrstd="t" o:hr="t" fillcolor="#a0a0a0" stroked="f"/>
+        </w:pict>
+      </w:r>
+    </w:p>
+    <w:p>
+      <w:pPr>
+        <w:spacing w:before="100" w:beforeAutospacing="1" w:after="100" w:afterAutospacing="1" w:line="240" w:lineRule="auto"/>
+        <w:outlineLvl w:val="1"/>
+        <w:rPr>
+          <w:rFonts w:ascii="Times New Roman" w:eastAsia="Times New Roman" w:hAnsi="Times New Roman" w:cs="Times New Roman"/>
+          <w:b/>
+          <w:bCs/>
+          <w:sz w:val="36"/>
+          <w:szCs w:val="36"/>
+          <w:lang w:eastAsia="es-419"/>
+        </w:rPr>
+      </w:pPr>
+      <w:r>
+        <w:rPr>
+          <w:rFonts w:ascii="Segoe UI Symbol" w:eastAsia="Times New Roman" w:hAnsi="Segoe UI Symbol" w:cs="Segoe UI Symbol"/>
+          <w:b/>
+          <w:bCs/>
+          <w:sz w:val="36"/>
+          <w:szCs w:val="36"/>
+          <w:lang w:eastAsia="es-419"/>
+        </w:rPr>
+        <w:t>🔐</w:t>
+      </w:r>
+      <w:r>
+        <w:rPr>
+          <w:rFonts w:ascii="Times New Roman" w:eastAsia="Times New Roman" w:hAnsi="Times New Roman" w:cs="Times New Roman"/>
+          <w:b/>
+          <w:bCs/>
+          <w:sz w:val="36"/>
+          <w:szCs w:val="36"/>
+          <w:lang w:eastAsia="es-419"/>
+        </w:rPr>
+        <w:t xml:space="preserve"> </w:t>
+      </w:r>
+      <w:proofErr w:type="spellStart"/>
+      <w:r>
+        <w:rPr>
+          <w:rFonts w:ascii="Times New Roman" w:eastAsia="Times New Roman" w:hAnsi="Times New Roman" w:cs="Times New Roman"/>
+          <w:b/>
+          <w:bCs/>
+          <w:sz w:val="36"/>
+          <w:szCs w:val="36"/>
+          <w:lang w:eastAsia="es-419"/>
+        </w:rPr>
+        <w:t>Admin</w:t>
+      </w:r>
+      <w:proofErr w:type="spellEnd"/>
+    </w:p>
+    <w:p>
+      <w:pPr>
+        <w:spacing w:after="0" w:line="240" w:lineRule="auto"/>
+        <w:rPr>
+          <w:rFonts w:ascii="Times New Roman" w:eastAsia="Times New Roman" w:hAnsi="Times New Roman" w:cs="Times New Roman"/>
+          <w:sz w:val="24"/>
+          <w:szCs w:val="24"/>
+          <w:lang w:eastAsia="es-419"/>
+        </w:rPr>
+      </w:pPr>
+      <w:r>
+        <w:rPr>
+          <w:rFonts w:ascii="Times New Roman" w:eastAsia="Times New Roman" w:hAnsi="Times New Roman" w:cs="Times New Roman"/>
+          <w:sz w:val="24"/>
+          <w:szCs w:val="24"/>
+          <w:lang w:eastAsia="es-419"/>
+        </w:rPr>
+        <w:pict>
+          <v:rect id="_x0000_i1058" style="width:0;height:1.5pt" o:hralign="center" o:hrstd="t" o:hr="t" fillcolor="#a0a0a0" stroked="f"/>
+        </w:pict>
+      </w:r>
+    </w:p>
+    <w:p>
+      <w:pPr>
+        <w:spacing w:before="100" w:beforeAutospacing="1" w:after="100" w:afterAutospacing="1" w:line="240" w:lineRule="auto"/>
+        <w:outlineLvl w:val="2"/>
+        <w:rPr>
+          <w:rFonts w:ascii="Times New Roman" w:eastAsia="Times New Roman" w:hAnsi="Times New Roman" w:cs="Times New Roman"/>
+          <w:b/>
+          <w:bCs/>
+          <w:sz w:val="27"/>
+          <w:szCs w:val="27"/>
+          <w:lang w:eastAsia="es-419"/>
+        </w:rPr>
+      </w:pPr>
+      <w:r>
+        <w:rPr>
+          <w:rFonts w:ascii="Times New Roman" w:eastAsia="Times New Roman" w:hAnsi="Times New Roman" w:cs="Times New Roman"/>
+          <w:b/>
+          <w:bCs/>
+          <w:sz w:val="27"/>
+          <w:szCs w:val="27"/>
+          <w:lang w:eastAsia="es-419"/>
+        </w:rPr>
+        <w:t>admin/login.py</w:t>
+      </w:r>
+    </w:p>
+    <w:p>
+      <w:pPr>
+        <w:tabs>
+          <w:tab w:val="left" w:pos="916"/>
+          <w:tab w:val="left" w:pos="1832"/>
+          <w:tab w:val="left" w:pos="2748"/>
+          <w:tab w:val="left" w:pos="3664"/>
+          <w:tab w:val="left" w:pos="4580"/>
+          <w:tab w:val="left" w:pos="5496"/>
+          <w:tab w:val="left" w:pos="6412"/>
+          <w:tab w:val="left" w:pos="7328"/>
+          <w:tab w:val="left" w:pos="8244"/>
+          <w:tab w:val="left" w:pos="9160"/>
+          <w:tab w:val="left" w:pos="10076"/>
+          <w:tab w:val="left" w:pos="10992"/>
+          <w:tab w:val="left" w:pos="11908"/>
+          <w:tab w:val="left" w:pos="12824"/>
+          <w:tab w:val="left" w:pos="13740"/>
+          <w:tab w:val="left" w:pos="14656"/>
+        </w:tabs>
+        <w:spacing w:after="0" w:line="240" w:lineRule="auto"/>
+        <w:rPr>
+          <w:rFonts w:ascii="Courier New" w:eastAsia="Times New Roman" w:hAnsi="Courier New" w:cs="Courier New"/>
+          <w:sz w:val="20"/>
+          <w:szCs w:val="20"/>
+          <w:lang w:eastAsia="es-419"/>
+        </w:rPr>
+      </w:pPr>
+      <w:r>
+        <w:rPr>
+          <w:rFonts w:ascii="Courier New" w:eastAsia="Times New Roman" w:hAnsi="Courier New" w:cs="Courier New"/>
+          <w:sz w:val="20"/>
+          <w:szCs w:val="20"/>
+          <w:lang w:eastAsia="es-419"/>
+        </w:rPr>
+        <w:t>"/</w:t>
+      </w:r>
+      <w:proofErr w:type="spellStart"/>
+      <w:r>
+        <w:rPr>
+          <w:rFonts w:ascii="Courier New" w:eastAsia="Times New Roman" w:hAnsi="Courier New" w:cs="Courier New"/>
+          <w:sz w:val="20"/>
+          <w:szCs w:val="20"/>
+          <w:lang w:eastAsia="es-419"/>
+        </w:rPr>
+        <w:t>admin</w:t>
+      </w:r>
+      <w:proofErr w:type="spellEnd"/>
+      <w:r>
+        <w:rPr>
+          <w:rFonts w:ascii="Courier New" w:eastAsia="Times New Roman" w:hAnsi="Courier New" w:cs="Courier New"/>
+          <w:sz w:val="20"/>
+          <w:szCs w:val="20"/>
+          <w:lang w:eastAsia="es-419"/>
+        </w:rPr>
+        <w:t>/</w:t>
+      </w:r>
+      <w:proofErr w:type="spellStart"/>
+      <w:r>
+        <w:rPr>
+          <w:rFonts w:ascii="Courier New" w:eastAsia="Times New Roman" w:hAnsi="Courier New" w:cs="Courier New"/>
+          <w:sz w:val="20"/>
+          <w:szCs w:val="20"/>
+          <w:lang w:eastAsia="es-419"/>
+        </w:rPr>
+        <w:t>login</w:t>
+      </w:r>
+      <w:proofErr w:type="spellEnd"/>
+      <w:r>
+        <w:rPr>
+          <w:rFonts w:ascii="Courier New" w:eastAsia="Times New Roman" w:hAnsi="Courier New" w:cs="Courier New"/>
+          <w:sz w:val="20"/>
+          <w:szCs w:val="20"/>
+          <w:lang w:eastAsia="es-419"/>
+        </w:rPr>
+        <w:t>"</w:t>
+      </w:r>
+    </w:p>
+    <w:p>
+      <w:pPr>
+        <w:spacing w:before="100" w:beforeAutospacing="1" w:after="100" w:afterAutospacing="1" w:line="240" w:lineRule="auto"/>
+        <w:rPr>
+          <w:rFonts w:ascii="Times New Roman" w:eastAsia="Times New Roman" w:hAnsi="Times New Roman" w:cs="Times New Roman"/>
+          <w:sz w:val="24"/>
+          <w:szCs w:val="24"/>
+          <w:lang w:eastAsia="es-419"/>
+        </w:rPr>
+      </w:pPr>
+      <w:r>
+        <w:rPr>
+          <w:rFonts w:ascii="Times New Roman" w:eastAsia="Times New Roman" w:hAnsi="Times New Roman" w:cs="Times New Roman"/>
+          <w:sz w:val="24"/>
+          <w:szCs w:val="24"/>
+          <w:lang w:eastAsia="es-419"/>
+        </w:rPr>
+        <w:t>Usa:</w:t>
+      </w:r>
+    </w:p>
+    <w:p>
+      <w:pPr>
+        <w:tabs>
+          <w:tab w:val="left" w:pos="916"/>
+          <w:tab w:val="left" w:pos="1832"/>
+          <w:tab w:val="left" w:pos="2748"/>
+          <w:tab w:val="left" w:pos="3664"/>
+          <w:tab w:val="left" w:pos="4580"/>
+          <w:tab w:val="left" w:pos="5496"/>
+          <w:tab w:val="left" w:pos="6412"/>
+          <w:tab w:val="left" w:pos="7328"/>
+          <w:tab w:val="left" w:pos="8244"/>
+          <w:tab w:val="left" w:pos="9160"/>
+          <w:tab w:val="left" w:pos="10076"/>
+          <w:tab w:val="left" w:pos="10992"/>
+          <w:tab w:val="left" w:pos="11908"/>
+          <w:tab w:val="left" w:pos="12824"/>
+          <w:tab w:val="left" w:pos="13740"/>
+          <w:tab w:val="left" w:pos="14656"/>
+        </w:tabs>
+        <w:spacing w:after="0" w:line="240" w:lineRule="auto"/>
+        <w:rPr>
+          <w:rFonts w:ascii="Courier New" w:eastAsia="Times New Roman" w:hAnsi="Courier New" w:cs="Courier New"/>
+          <w:sz w:val="20"/>
+          <w:szCs w:val="20"/>
+          <w:lang w:eastAsia="es-419"/>
+        </w:rPr>
+      </w:pPr>
+      <w:proofErr w:type="spellStart"/>
+      <w:r>
+        <w:rPr>
+          <w:rFonts w:ascii="Courier New" w:eastAsia="Times New Roman" w:hAnsi="Courier New" w:cs="Courier New"/>
+          <w:sz w:val="20"/>
+          <w:szCs w:val="20"/>
+          <w:lang w:eastAsia="es-419"/>
+        </w:rPr>
+        <w:t>AuthState</w:t>
+      </w:r>
+      <w:proofErr w:type="spellEnd"/>
+    </w:p>
+    <w:p>
+      <w:pPr>
+        <w:spacing w:after="0" w:line="240" w:lineRule="auto"/>
+        <w:rPr>
+          <w:rFonts w:ascii="Times New Roman" w:eastAsia="Times New Roman" w:hAnsi="Times New Roman" w:cs="Times New Roman"/>
+          <w:sz w:val="24"/>
+          <w:szCs w:val="24"/>
+          <w:lang w:eastAsia="es-419"/>
+        </w:rPr>
+      </w:pPr>
+      <w:r>
+        <w:rPr>
+          <w:rFonts w:ascii="Times New Roman" w:eastAsia="Times New Roman" w:hAnsi="Times New Roman" w:cs="Times New Roman"/>
+          <w:sz w:val="24"/>
+          <w:szCs w:val="24"/>
+          <w:lang w:eastAsia="es-419"/>
+        </w:rPr>
+        <w:pict>
+          <v:rect id="_x0000_i1059" style="width:0;height:1.5pt" o:hralign="center" o:hrstd="t" o:hr="t" fillcolor="#a0a0a0" stroked="f"/>
+        </w:pict>
+      </w:r>
+    </w:p>
+    <w:p>
+      <w:pPr>
+        <w:spacing w:before="100" w:beforeAutospacing="1" w:after="100" w:afterAutospacing="1" w:line="240" w:lineRule="auto"/>
+        <w:outlineLvl w:val="2"/>
+        <w:rPr>
+          <w:rFonts w:ascii="Times New Roman" w:eastAsia="Times New Roman" w:hAnsi="Times New Roman" w:cs="Times New Roman"/>
+          <w:b/>
+          <w:bCs/>
+          <w:sz w:val="27"/>
+          <w:szCs w:val="27"/>
+          <w:lang w:eastAsia="es-419"/>
+        </w:rPr>
+      </w:pPr>
+      <w:r>
+        <w:rPr>
+          <w:rFonts w:ascii="Times New Roman" w:eastAsia="Times New Roman" w:hAnsi="Times New Roman" w:cs="Times New Roman"/>
+          <w:b/>
+          <w:bCs/>
+          <w:sz w:val="27"/>
+          <w:szCs w:val="27"/>
+          <w:lang w:eastAsia="es-419"/>
+        </w:rPr>
+        <w:t>admin/posts.py</w:t>
+      </w:r>
+    </w:p>
+    <w:p>
+      <w:pPr>
+        <w:tabs>
+          <w:tab w:val="left" w:pos="916"/>
+          <w:tab w:val="left" w:pos="1832"/>
+          <w:tab w:val="left" w:pos="2748"/>
+          <w:tab w:val="left" w:pos="3664"/>
+          <w:tab w:val="left" w:pos="4580"/>
+          <w:tab w:val="left" w:pos="5496"/>
+          <w:tab w:val="left" w:pos="6412"/>
+          <w:tab w:val="left" w:pos="7328"/>
+          <w:tab w:val="left" w:pos="8244"/>
+          <w:tab w:val="left" w:pos="9160"/>
+          <w:tab w:val="left" w:pos="10076"/>
+          <w:tab w:val="left" w:pos="10992"/>
+          <w:tab w:val="left" w:pos="11908"/>
+          <w:tab w:val="left" w:pos="12824"/>
+          <w:tab w:val="left" w:pos="13740"/>
+          <w:tab w:val="left" w:pos="14656"/>
+        </w:tabs>
+        <w:spacing w:after="0" w:line="240" w:lineRule="auto"/>
+        <w:rPr>
+          <w:rFonts w:ascii="Courier New" w:eastAsia="Times New Roman" w:hAnsi="Courier New" w:cs="Courier New"/>
+          <w:sz w:val="20"/>
+          <w:szCs w:val="20"/>
+          <w:lang w:eastAsia="es-419"/>
+        </w:rPr>
+      </w:pPr>
+      <w:r>
+        <w:rPr>
+          <w:rFonts w:ascii="Courier New" w:eastAsia="Times New Roman" w:hAnsi="Courier New" w:cs="Courier New"/>
+          <w:sz w:val="20"/>
+          <w:szCs w:val="20"/>
+          <w:lang w:eastAsia="es-419"/>
+        </w:rPr>
+        <w:t>"/</w:t>
+      </w:r>
+      <w:proofErr w:type="spellStart"/>
+      <w:r>
+        <w:rPr>
+          <w:rFonts w:ascii="Courier New" w:eastAsia="Times New Roman" w:hAnsi="Courier New" w:cs="Courier New"/>
+          <w:sz w:val="20"/>
+          <w:szCs w:val="20"/>
+          <w:lang w:eastAsia="es-419"/>
+        </w:rPr>
+        <w:t>admin</w:t>
+      </w:r>
+      <w:proofErr w:type="spellEnd"/>
+      <w:r>
+        <w:rPr>
+          <w:rFonts w:ascii="Courier New" w:eastAsia="Times New Roman" w:hAnsi="Courier New" w:cs="Courier New"/>
+          <w:sz w:val="20"/>
+          <w:szCs w:val="20"/>
+          <w:lang w:eastAsia="es-419"/>
+        </w:rPr>
+        <w:t>/</w:t>
+      </w:r>
+      <w:proofErr w:type="spellStart"/>
+      <w:r>
+        <w:rPr>
+          <w:rFonts w:ascii="Courier New" w:eastAsia="Times New Roman" w:hAnsi="Courier New" w:cs="Courier New"/>
+          <w:sz w:val="20"/>
+          <w:szCs w:val="20"/>
+          <w:lang w:eastAsia="es-419"/>
+        </w:rPr>
+        <w:t>posts</w:t>
+      </w:r>
+      <w:proofErr w:type="spellEnd"/>
+      <w:r>
+        <w:rPr>
+          <w:rFonts w:ascii="Courier New" w:eastAsia="Times New Roman" w:hAnsi="Courier New" w:cs="Courier New"/>
+          <w:sz w:val="20"/>
+          <w:szCs w:val="20"/>
+          <w:lang w:eastAsia="es-419"/>
+        </w:rPr>
+        <w:t>"</w:t>
+      </w:r>
+    </w:p>
+    <w:p>
+      <w:pPr>
+        <w:spacing w:before="100" w:beforeAutospacing="1" w:after="100" w:afterAutospacing="1" w:line="240" w:lineRule="auto"/>
+        <w:rPr>
+          <w:rFonts w:ascii="Times New Roman" w:eastAsia="Times New Roman" w:hAnsi="Times New Roman" w:cs="Times New Roman"/>
+          <w:sz w:val="24"/>
+          <w:szCs w:val="24"/>
+          <w:lang w:eastAsia="es-419"/>
+        </w:rPr>
+      </w:pPr>
+      <w:r>
+        <w:rPr>
+          <w:rFonts w:ascii="Times New Roman" w:eastAsia="Times New Roman" w:hAnsi="Times New Roman" w:cs="Times New Roman"/>
+          <w:sz w:val="24"/>
+          <w:szCs w:val="24"/>
+          <w:lang w:eastAsia="es-419"/>
+        </w:rPr>
+        <w:t>Usa:</w:t>
+      </w:r>
+    </w:p>
+    <w:p>
+      <w:pPr>
+        <w:tabs>
+          <w:tab w:val="left" w:pos="916"/>
+          <w:tab w:val="left" w:pos="1832"/>
+          <w:tab w:val="left" w:pos="2748"/>
+          <w:tab w:val="left" w:pos="3664"/>
+          <w:tab w:val="left" w:pos="4580"/>
+          <w:tab w:val="left" w:pos="5496"/>
+          <w:tab w:val="left" w:pos="6412"/>
+          <w:tab w:val="left" w:pos="7328"/>
+          <w:tab w:val="left" w:pos="8244"/>
+          <w:tab w:val="left" w:pos="9160"/>
+          <w:tab w:val="left" w:pos="10076"/>
+          <w:tab w:val="left" w:pos="10992"/>
+          <w:tab w:val="left" w:pos="11908"/>
+          <w:tab w:val="left" w:pos="12824"/>
+          <w:tab w:val="left" w:pos="13740"/>
+          <w:tab w:val="left" w:pos="14656"/>
+        </w:tabs>
+        <w:spacing w:after="0" w:line="240" w:lineRule="auto"/>
+        <w:rPr>
+          <w:rFonts w:ascii="Courier New" w:eastAsia="Times New Roman" w:hAnsi="Courier New" w:cs="Courier New"/>
+          <w:sz w:val="20"/>
+          <w:szCs w:val="20"/>
+          <w:lang w:eastAsia="es-419"/>
+        </w:rPr>
+      </w:pPr>
+      <w:proofErr w:type="spellStart"/>
+      <w:r>
+        <w:rPr>
+          <w:rFonts w:ascii="Courier New" w:eastAsia="Times New Roman" w:hAnsi="Courier New" w:cs="Courier New"/>
+          <w:sz w:val="20"/>
+          <w:szCs w:val="20"/>
+          <w:lang w:eastAsia="es-419"/>
+        </w:rPr>
+        <w:t>PostState</w:t>
+      </w:r>
+      <w:proofErr w:type="spellEnd"/>
+      <w:r>
+        <w:rPr>
+          <w:rFonts w:ascii="Courier New" w:eastAsia="Times New Roman" w:hAnsi="Courier New" w:cs="Courier New"/>
+          <w:sz w:val="20"/>
+          <w:szCs w:val="20"/>
+          <w:lang w:eastAsia="es-419"/>
+        </w:rPr>
+        <w:br/>
+      </w:r>
+      <w:proofErr w:type="spellStart"/>
+      <w:r>
+        <w:rPr>
+          <w:rFonts w:ascii="Courier New" w:eastAsia="Times New Roman" w:hAnsi="Courier New" w:cs="Courier New"/>
+          <w:sz w:val="20"/>
+          <w:szCs w:val="20"/>
+          <w:lang w:eastAsia="es-419"/>
+        </w:rPr>
+        <w:t>AuthState</w:t>
+      </w:r>
+      <w:proofErr w:type="spellEnd"/>
+      <w:r>
+        <w:rPr>
+          <w:rFonts w:ascii="Courier New" w:eastAsia="Times New Roman" w:hAnsi="Courier New" w:cs="Courier New"/>
+          <w:sz w:val="20"/>
+          <w:szCs w:val="20"/>
+          <w:lang w:eastAsia="es-419"/>
+        </w:rPr>
+        <w:br/>
+      </w:r>
+      <w:proofErr w:type="spellStart"/>
+      <w:r>
+        <w:rPr>
+          <w:rFonts w:ascii="Courier New" w:eastAsia="Times New Roman" w:hAnsi="Courier New" w:cs="Courier New"/>
+          <w:sz w:val="20"/>
+          <w:szCs w:val="20"/>
+          <w:lang w:eastAsia="es-419"/>
+        </w:rPr>
+        <w:t>admin_layout</w:t>
+      </w:r>
+      <w:proofErr w:type="spellEnd"/>
+    </w:p>
+    <w:p>
+      <w:pPr>
+        <w:spacing w:before="100" w:beforeAutospacing="1" w:after="100" w:afterAutospacing="1" w:line="240" w:lineRule="auto"/>
+        <w:rPr>
+          <w:rFonts w:ascii="Times New Roman" w:eastAsia="Times New Roman" w:hAnsi="Times New Roman" w:cs="Times New Roman"/>
+          <w:sz w:val="24"/>
+          <w:szCs w:val="24"/>
+          <w:lang w:eastAsia="es-419"/>
+        </w:rPr>
+      </w:pPr>
+      <w:r>
+        <w:rPr>
+          <w:rFonts w:ascii="Times New Roman" w:eastAsia="Times New Roman" w:hAnsi="Times New Roman" w:cs="Times New Roman"/>
+          <w:sz w:val="24"/>
+          <w:szCs w:val="24"/>
+          <w:lang w:eastAsia="es-419"/>
+        </w:rPr>
+        <w:t>Es el CRUD real.</w:t>
+      </w:r>
+    </w:p>
+    <w:p>
+      <w:pPr>
+        <w:spacing w:after="0" w:line="240" w:lineRule="auto"/>
+        <w:rPr>
+          <w:rFonts w:ascii="Times New Roman" w:eastAsia="Times New Roman" w:hAnsi="Times New Roman" w:cs="Times New Roman"/>
+          <w:sz w:val="24"/>
+          <w:szCs w:val="24"/>
+          <w:lang w:eastAsia="es-419"/>
+        </w:rPr>
+      </w:pPr>
+      <w:r>
+        <w:rPr>
+          <w:rFonts w:ascii="Times New Roman" w:eastAsia="Times New Roman" w:hAnsi="Times New Roman" w:cs="Times New Roman"/>
+          <w:sz w:val="24"/>
+          <w:szCs w:val="24"/>
+          <w:lang w:eastAsia="es-419"/>
+        </w:rPr>
+        <w:pict>
+          <v:rect id="_x0000_i1060" style="width:0;height:1.5pt" o:hralign="center" o:hrstd="t" o:hr="t" fillcolor="#a0a0a0" stroked="f"/>
+        </w:pict>
+      </w:r>
+    </w:p>
+    <w:p>
+      <w:pPr>
+        <w:spacing w:before="100" w:beforeAutospacing="1" w:after="100" w:afterAutospacing="1" w:line="240" w:lineRule="auto"/>
+        <w:outlineLvl w:val="0"/>
+        <w:rPr>
+          <w:rFonts w:ascii="Times New Roman" w:eastAsia="Times New Roman" w:hAnsi="Times New Roman" w:cs="Times New Roman"/>
+          <w:b/>
+          <w:bCs/>
+          <w:kern w:val="36"/>
+          <w:sz w:val="48"/>
+          <w:szCs w:val="48"/>
+          <w:lang w:eastAsia="es-419"/>
+        </w:rPr>
+      </w:pPr>
+      <w:r>
+        <w:rPr>
+          <w:rFonts w:ascii="Times New Roman" w:eastAsia="Times New Roman" w:hAnsi="Times New Roman" w:cs="Times New Roman"/>
+          <w:b/>
+          <w:bCs/>
+          <w:kern w:val="36"/>
+          <w:sz w:val="48"/>
+          <w:szCs w:val="48"/>
+          <w:lang w:eastAsia="es-419"/>
+        </w:rPr>
+        <w:t>5️</w:t>
+      </w:r>
+      <w:r>
+        <w:rPr>
+          <w:rFonts w:ascii="Tahoma" w:eastAsia="Times New Roman" w:hAnsi="Tahoma" w:cs="Tahoma"/>
+          <w:b/>
+          <w:bCs/>
+          <w:kern w:val="36"/>
+          <w:sz w:val="48"/>
+          <w:szCs w:val="48"/>
+          <w:lang w:eastAsia="es-419"/>
+        </w:rPr>
+        <w:t>⃣</w:t>
+      </w:r>
+      <w:r>
+        <w:rPr>
+          <w:rFonts w:ascii="Times New Roman" w:eastAsia="Times New Roman" w:hAnsi="Times New Roman" w:cs="Times New Roman"/>
+          <w:b/>
+          <w:bCs/>
+          <w:kern w:val="36"/>
+          <w:sz w:val="48"/>
+          <w:szCs w:val="48"/>
+          <w:lang w:eastAsia="es-419"/>
+        </w:rPr>
+        <w:t xml:space="preserve"> editorial_cms.py (Punto central)</w:t>
+      </w:r>
+    </w:p>
+    <w:p>
+      <w:pPr>
+        <w:spacing w:before="100" w:beforeAutospacing="1" w:after="100" w:afterAutospacing="1" w:line="240" w:lineRule="auto"/>
+        <w:rPr>
+          <w:rFonts w:ascii="Times New Roman" w:eastAsia="Times New Roman" w:hAnsi="Times New Roman" w:cs="Times New Roman"/>
+          <w:sz w:val="24"/>
+          <w:szCs w:val="24"/>
+          <w:lang w:eastAsia="es-419"/>
+        </w:rPr>
+      </w:pPr>
+      <w:r>
+        <w:rPr>
+          <w:rFonts w:ascii="Times New Roman" w:eastAsia="Times New Roman" w:hAnsi="Times New Roman" w:cs="Times New Roman"/>
+          <w:sz w:val="24"/>
+          <w:szCs w:val="24"/>
+          <w:lang w:eastAsia="es-419"/>
+        </w:rPr>
+        <w:t>Este archivo:</w:t>
+      </w:r>
+    </w:p>
+    <w:p>
+      <w:pPr>
+        <w:tabs>
+          <w:tab w:val="left" w:pos="916"/>
+          <w:tab w:val="left" w:pos="1832"/>
+          <w:tab w:val="left" w:pos="2748"/>
+          <w:tab w:val="left" w:pos="3664"/>
+          <w:tab w:val="left" w:pos="4580"/>
+          <w:tab w:val="left" w:pos="5496"/>
+          <w:tab w:val="left" w:pos="6412"/>
+          <w:tab w:val="left" w:pos="7328"/>
+          <w:tab w:val="left" w:pos="8244"/>
+          <w:tab w:val="left" w:pos="9160"/>
+          <w:tab w:val="left" w:pos="10076"/>
+          <w:tab w:val="left" w:pos="10992"/>
+          <w:tab w:val="left" w:pos="11908"/>
+          <w:tab w:val="left" w:pos="12824"/>
+          <w:tab w:val="left" w:pos="13740"/>
+          <w:tab w:val="left" w:pos="14656"/>
+        </w:tabs>
+        <w:spacing w:after="0" w:line="240" w:lineRule="auto"/>
+        <w:rPr>
+          <w:rFonts w:ascii="Courier New" w:eastAsia="Times New Roman" w:hAnsi="Courier New" w:cs="Courier New"/>
+          <w:sz w:val="20"/>
+          <w:szCs w:val="20"/>
+          <w:lang w:eastAsia="es-419"/>
+        </w:rPr>
+      </w:pPr>
+      <w:r>
+        <w:rPr>
+          <w:rFonts w:ascii="Courier New" w:eastAsia="Times New Roman" w:hAnsi="Courier New" w:cs="Courier New"/>
+          <w:sz w:val="20"/>
+          <w:szCs w:val="20"/>
+          <w:lang w:eastAsia="es-419"/>
+        </w:rPr>
+        <w:t xml:space="preserve">app = </w:t>
+      </w:r>
+      <w:proofErr w:type="spellStart"/>
+      <w:proofErr w:type="gramStart"/>
+      <w:r>
+        <w:rPr>
+          <w:rFonts w:ascii="Courier New" w:eastAsia="Times New Roman" w:hAnsi="Courier New" w:cs="Courier New"/>
+          <w:sz w:val="20"/>
+          <w:szCs w:val="20"/>
+          <w:lang w:eastAsia="es-419"/>
+        </w:rPr>
+        <w:t>rx.App</w:t>
+      </w:r>
+      <w:proofErr w:type="spellEnd"/>
+      <w:proofErr w:type="gramEnd"/>
+      <w:r>
+        <w:rPr>
+          <w:rFonts w:ascii="Courier New" w:eastAsia="Times New Roman" w:hAnsi="Courier New" w:cs="Courier New"/>
+          <w:sz w:val="20"/>
+          <w:szCs w:val="20"/>
+          <w:lang w:eastAsia="es-419"/>
+        </w:rPr>
+        <w:t>()</w:t>
+      </w:r>
+    </w:p>
+    <w:p>
+      <w:pPr>
+        <w:spacing w:before="100" w:beforeAutospacing="1" w:after="100" w:afterAutospacing="1" w:line="240" w:lineRule="auto"/>
+        <w:rPr>
+          <w:rFonts w:ascii="Times New Roman" w:eastAsia="Times New Roman" w:hAnsi="Times New Roman" w:cs="Times New Roman"/>
+          <w:sz w:val="24"/>
+          <w:szCs w:val="24"/>
+          <w:lang w:eastAsia="es-419"/>
+        </w:rPr>
+      </w:pPr>
+      <w:r>
+        <w:rPr>
+          <w:rFonts w:ascii="Times New Roman" w:eastAsia="Times New Roman" w:hAnsi="Times New Roman" w:cs="Times New Roman"/>
+          <w:sz w:val="24"/>
+          <w:szCs w:val="24"/>
+          <w:lang w:eastAsia="es-419"/>
+        </w:rPr>
+        <w:t xml:space="preserve">Y hace </w:t>
+      </w:r>
+      <w:proofErr w:type="spellStart"/>
+      <w:r>
+        <w:rPr>
+          <w:rFonts w:ascii="Times New Roman" w:eastAsia="Times New Roman" w:hAnsi="Times New Roman" w:cs="Times New Roman"/>
+          <w:sz w:val="24"/>
+          <w:szCs w:val="24"/>
+          <w:lang w:eastAsia="es-419"/>
+        </w:rPr>
+        <w:t>imports</w:t>
+      </w:r>
+      <w:proofErr w:type="spellEnd"/>
+      <w:r>
+        <w:rPr>
+          <w:rFonts w:ascii="Times New Roman" w:eastAsia="Times New Roman" w:hAnsi="Times New Roman" w:cs="Times New Roman"/>
+          <w:sz w:val="24"/>
+          <w:szCs w:val="24"/>
+          <w:lang w:eastAsia="es-419"/>
+        </w:rPr>
+        <w:t>:</w:t>
+      </w:r>
+    </w:p>
+    <w:p>
+      <w:pPr>
+        <w:tabs>
+          <w:tab w:val="left" w:pos="916"/>
+          <w:tab w:val="left" w:pos="1832"/>
+          <w:tab w:val="left" w:pos="2748"/>
+          <w:tab w:val="left" w:pos="3664"/>
+          <w:tab w:val="left" w:pos="4580"/>
+          <w:tab w:val="left" w:pos="5496"/>
+          <w:tab w:val="left" w:pos="6412"/>
+          <w:tab w:val="left" w:pos="7328"/>
+          <w:tab w:val="left" w:pos="8244"/>
+          <w:tab w:val="left" w:pos="9160"/>
+          <w:tab w:val="left" w:pos="10076"/>
+          <w:tab w:val="left" w:pos="10992"/>
+          <w:tab w:val="left" w:pos="11908"/>
+          <w:tab w:val="left" w:pos="12824"/>
+          <w:tab w:val="left" w:pos="13740"/>
+          <w:tab w:val="left" w:pos="14656"/>
+        </w:tabs>
+        <w:spacing w:after="0" w:line="240" w:lineRule="auto"/>
+        <w:rPr>
+          <w:rFonts w:ascii="Courier New" w:eastAsia="Times New Roman" w:hAnsi="Courier New" w:cs="Courier New"/>
+          <w:sz w:val="20"/>
+          <w:szCs w:val="20"/>
+          <w:lang w:eastAsia="es-419"/>
+        </w:rPr>
+      </w:pPr>
+      <w:proofErr w:type="spellStart"/>
+      <w:r>
+        <w:rPr>
+          <w:rFonts w:ascii="Courier New" w:eastAsia="Times New Roman" w:hAnsi="Courier New" w:cs="Courier New"/>
+          <w:sz w:val="20"/>
+          <w:szCs w:val="20"/>
+          <w:lang w:eastAsia="es-419"/>
+        </w:rPr>
+        <w:t>import</w:t>
+      </w:r>
+      <w:proofErr w:type="spellEnd"/>
+      <w:r>
+        <w:rPr>
+          <w:rFonts w:ascii="Courier New" w:eastAsia="Times New Roman" w:hAnsi="Courier New" w:cs="Courier New"/>
+          <w:sz w:val="20"/>
+          <w:szCs w:val="20"/>
+          <w:lang w:eastAsia="es-419"/>
+        </w:rPr>
+        <w:t xml:space="preserve"> </w:t>
+      </w:r>
+      <w:proofErr w:type="spellStart"/>
+      <w:r>
+        <w:rPr>
+          <w:rFonts w:ascii="Courier New" w:eastAsia="Times New Roman" w:hAnsi="Courier New" w:cs="Courier New"/>
+          <w:sz w:val="20"/>
+          <w:szCs w:val="20"/>
+          <w:lang w:eastAsia="es-419"/>
+        </w:rPr>
+        <w:t>editorial_cms.pages.public.articulos</w:t>
+      </w:r>
+      <w:proofErr w:type="spellEnd"/>
+      <w:r>
+        <w:rPr>
+          <w:rFonts w:ascii="Courier New" w:eastAsia="Times New Roman" w:hAnsi="Courier New" w:cs="Courier New"/>
+          <w:sz w:val="20"/>
+          <w:szCs w:val="20"/>
+          <w:lang w:eastAsia="es-419"/>
+        </w:rPr>
+        <w:br/>
+      </w:r>
+      <w:proofErr w:type="spellStart"/>
+      <w:r>
+        <w:rPr>
+          <w:rFonts w:ascii="Courier New" w:eastAsia="Times New Roman" w:hAnsi="Courier New" w:cs="Courier New"/>
+          <w:sz w:val="20"/>
+          <w:szCs w:val="20"/>
+          <w:lang w:eastAsia="es-419"/>
+        </w:rPr>
+        <w:t>import</w:t>
+      </w:r>
+      <w:proofErr w:type="spellEnd"/>
+      <w:r>
+        <w:rPr>
+          <w:rFonts w:ascii="Courier New" w:eastAsia="Times New Roman" w:hAnsi="Courier New" w:cs="Courier New"/>
+          <w:sz w:val="20"/>
+          <w:szCs w:val="20"/>
+          <w:lang w:eastAsia="es-419"/>
+        </w:rPr>
+        <w:t xml:space="preserve"> </w:t>
+      </w:r>
+      <w:proofErr w:type="spellStart"/>
+      <w:r>
+        <w:rPr>
+          <w:rFonts w:ascii="Courier New" w:eastAsia="Times New Roman" w:hAnsi="Courier New" w:cs="Courier New"/>
+          <w:sz w:val="20"/>
+          <w:szCs w:val="20"/>
+          <w:lang w:eastAsia="es-419"/>
+        </w:rPr>
+        <w:t>editorial_cms.pages.public.articulo</w:t>
+      </w:r>
+      <w:proofErr w:type="spellEnd"/>
+      <w:r>
+        <w:rPr>
+          <w:rFonts w:ascii="Courier New" w:eastAsia="Times New Roman" w:hAnsi="Courier New" w:cs="Courier New"/>
+          <w:sz w:val="20"/>
+          <w:szCs w:val="20"/>
+          <w:lang w:eastAsia="es-419"/>
+        </w:rPr>
+        <w:br/>
+      </w:r>
+      <w:proofErr w:type="spellStart"/>
+      <w:r>
+        <w:rPr>
+          <w:rFonts w:ascii="Courier New" w:eastAsia="Times New Roman" w:hAnsi="Courier New" w:cs="Courier New"/>
+          <w:sz w:val="20"/>
+          <w:szCs w:val="20"/>
+          <w:lang w:eastAsia="es-419"/>
+        </w:rPr>
+        <w:lastRenderedPageBreak/>
+        <w:t>import</w:t>
+      </w:r>
+      <w:proofErr w:type="spellEnd"/>
+      <w:r>
+        <w:rPr>
+          <w:rFonts w:ascii="Courier New" w:eastAsia="Times New Roman" w:hAnsi="Courier New" w:cs="Courier New"/>
+          <w:sz w:val="20"/>
+          <w:szCs w:val="20"/>
+          <w:lang w:eastAsia="es-419"/>
+        </w:rPr>
+        <w:t xml:space="preserve"> </w:t>
+      </w:r>
+      <w:proofErr w:type="spellStart"/>
+      <w:r>
+        <w:rPr>
+          <w:rFonts w:ascii="Courier New" w:eastAsia="Times New Roman" w:hAnsi="Courier New" w:cs="Courier New"/>
+          <w:sz w:val="20"/>
+          <w:szCs w:val="20"/>
+          <w:lang w:eastAsia="es-419"/>
+        </w:rPr>
+        <w:t>editorial_cms.pages.admin.posts</w:t>
+      </w:r>
+      <w:proofErr w:type="spellEnd"/>
+      <w:r>
+        <w:rPr>
+          <w:rFonts w:ascii="Courier New" w:eastAsia="Times New Roman" w:hAnsi="Courier New" w:cs="Courier New"/>
+          <w:sz w:val="20"/>
+          <w:szCs w:val="20"/>
+          <w:lang w:eastAsia="es-419"/>
+        </w:rPr>
+        <w:br/>
+        <w:t>...</w:t>
+      </w:r>
+    </w:p>
+    <w:p>
+      <w:pPr>
+        <w:spacing w:before="100" w:beforeAutospacing="1" w:after="100" w:afterAutospacing="1" w:line="240" w:lineRule="auto"/>
+        <w:rPr>
+          <w:rFonts w:ascii="Times New Roman" w:eastAsia="Times New Roman" w:hAnsi="Times New Roman" w:cs="Times New Roman"/>
+          <w:sz w:val="24"/>
+          <w:szCs w:val="24"/>
+          <w:lang w:eastAsia="es-419"/>
+        </w:rPr>
+      </w:pPr>
+      <w:r>
+        <w:rPr>
+          <w:rFonts w:ascii="Times New Roman" w:eastAsia="Times New Roman" w:hAnsi="Times New Roman" w:cs="Times New Roman"/>
+          <w:sz w:val="24"/>
+          <w:szCs w:val="24"/>
+          <w:lang w:eastAsia="es-419"/>
+        </w:rPr>
+        <w:t>Eso registra las rutas.</w:t>
+      </w:r>
+    </w:p>
+    <w:p>
+      <w:pPr>
+        <w:spacing w:before="100" w:beforeAutospacing="1" w:after="100" w:afterAutospacing="1" w:line="240" w:lineRule="auto"/>
+        <w:rPr>
+          <w:rFonts w:ascii="Times New Roman" w:eastAsia="Times New Roman" w:hAnsi="Times New Roman" w:cs="Times New Roman"/>
+          <w:sz w:val="24"/>
+          <w:szCs w:val="24"/>
+          <w:lang w:eastAsia="es-419"/>
+        </w:rPr>
+      </w:pPr>
+      <w:r>
+        <w:rPr>
+          <w:rFonts w:ascii="Times New Roman" w:eastAsia="Times New Roman" w:hAnsi="Times New Roman" w:cs="Times New Roman"/>
+          <w:sz w:val="24"/>
+          <w:szCs w:val="24"/>
+          <w:lang w:eastAsia="es-419"/>
+        </w:rPr>
+        <w:t xml:space="preserve">Sin ese </w:t>
+      </w:r>
+      <w:proofErr w:type="spellStart"/>
+      <w:r>
+        <w:rPr>
+          <w:rFonts w:ascii="Times New Roman" w:eastAsia="Times New Roman" w:hAnsi="Times New Roman" w:cs="Times New Roman"/>
+          <w:sz w:val="24"/>
+          <w:szCs w:val="24"/>
+          <w:lang w:eastAsia="es-419"/>
+        </w:rPr>
+        <w:t>import</w:t>
+      </w:r>
+      <w:proofErr w:type="spellEnd"/>
+      <w:r>
+        <w:rPr>
+          <w:rFonts w:ascii="Times New Roman" w:eastAsia="Times New Roman" w:hAnsi="Times New Roman" w:cs="Times New Roman"/>
+          <w:sz w:val="24"/>
+          <w:szCs w:val="24"/>
+          <w:lang w:eastAsia="es-419"/>
+        </w:rPr>
+        <w:t>, la página no existe.</w:t>
+      </w:r>
+    </w:p>
+    <w:p>
+      <w:pPr>
+        <w:spacing w:after="0" w:line="240" w:lineRule="auto"/>
+        <w:rPr>
+          <w:rFonts w:ascii="Times New Roman" w:eastAsia="Times New Roman" w:hAnsi="Times New Roman" w:cs="Times New Roman"/>
+          <w:sz w:val="24"/>
+          <w:szCs w:val="24"/>
+          <w:lang w:eastAsia="es-419"/>
+        </w:rPr>
+      </w:pPr>
+      <w:r>
+        <w:rPr>
+          <w:rFonts w:ascii="Times New Roman" w:eastAsia="Times New Roman" w:hAnsi="Times New Roman" w:cs="Times New Roman"/>
+          <w:sz w:val="24"/>
+          <w:szCs w:val="24"/>
+          <w:lang w:eastAsia="es-419"/>
+        </w:rPr>
+        <w:pict>
+          <v:rect id="_x0000_i1061" style="width:0;height:1.5pt" o:hralign="center" o:hrstd="t" o:hr="t" fillcolor="#a0a0a0" stroked="f"/>
+        </w:pict>
+      </w:r>
+    </w:p>
+    <w:p>
+      <w:pPr>
+        <w:spacing w:before="100" w:beforeAutospacing="1" w:after="100" w:afterAutospacing="1" w:line="240" w:lineRule="auto"/>
+        <w:outlineLvl w:val="0"/>
+        <w:rPr>
+          <w:rFonts w:ascii="Times New Roman" w:eastAsia="Times New Roman" w:hAnsi="Times New Roman" w:cs="Times New Roman"/>
+          <w:b/>
+          <w:bCs/>
+          <w:kern w:val="36"/>
+          <w:sz w:val="48"/>
+          <w:szCs w:val="48"/>
+          <w:lang w:eastAsia="es-419"/>
+        </w:rPr>
+      </w:pPr>
+      <w:r>
+        <w:rPr>
+          <w:rFonts w:ascii="Segoe UI Symbol" w:eastAsia="Times New Roman" w:hAnsi="Segoe UI Symbol" w:cs="Segoe UI Symbol"/>
+          <w:b/>
+          <w:bCs/>
+          <w:kern w:val="36"/>
+          <w:sz w:val="48"/>
+          <w:szCs w:val="48"/>
+          <w:lang w:eastAsia="es-419"/>
+        </w:rPr>
+        <w:t>🔁</w:t>
+      </w:r>
+      <w:r>
+        <w:rPr>
+          <w:rFonts w:ascii="Times New Roman" w:eastAsia="Times New Roman" w:hAnsi="Times New Roman" w:cs="Times New Roman"/>
+          <w:b/>
+          <w:bCs/>
+          <w:kern w:val="36"/>
+          <w:sz w:val="48"/>
+          <w:szCs w:val="48"/>
+          <w:lang w:eastAsia="es-419"/>
+        </w:rPr>
+        <w:t xml:space="preserve"> FLUJOS PRINCIPALES</w:t>
+      </w:r>
+    </w:p>
+    <w:p>
+      <w:pPr>
+        <w:spacing w:after="0" w:line="240" w:lineRule="auto"/>
+        <w:rPr>
+          <w:rFonts w:ascii="Times New Roman" w:eastAsia="Times New Roman" w:hAnsi="Times New Roman" w:cs="Times New Roman"/>
+          <w:sz w:val="24"/>
+          <w:szCs w:val="24"/>
+          <w:lang w:eastAsia="es-419"/>
+        </w:rPr>
+      </w:pPr>
+      <w:r>
+        <w:rPr>
+          <w:rFonts w:ascii="Times New Roman" w:eastAsia="Times New Roman" w:hAnsi="Times New Roman" w:cs="Times New Roman"/>
+          <w:sz w:val="24"/>
+          <w:szCs w:val="24"/>
+          <w:lang w:eastAsia="es-419"/>
+        </w:rPr>
+        <w:pict>
+          <v:rect id="_x0000_i1062" style="width:0;height:1.5pt" o:hralign="center" o:hrstd="t" o:hr="t" fillcolor="#a0a0a0" stroked="f"/>
+        </w:pict>
+      </w:r>
+    </w:p>
+    <w:p>
+      <w:pPr>
+        <w:spacing w:before="100" w:beforeAutospacing="1" w:after="100" w:afterAutospacing="1" w:line="240" w:lineRule="auto"/>
+        <w:outlineLvl w:val="1"/>
+        <w:rPr>
+          <w:rFonts w:ascii="Times New Roman" w:eastAsia="Times New Roman" w:hAnsi="Times New Roman" w:cs="Times New Roman"/>
+          <w:b/>
+          <w:bCs/>
+          <w:sz w:val="36"/>
+          <w:szCs w:val="36"/>
+          <w:lang w:eastAsia="es-419"/>
+        </w:rPr>
+      </w:pPr>
+      <w:r>
+        <w:rPr>
+          <w:rFonts w:ascii="Segoe UI Symbol" w:eastAsia="Times New Roman" w:hAnsi="Segoe UI Symbol" w:cs="Segoe UI Symbol"/>
+          <w:b/>
+          <w:bCs/>
+          <w:sz w:val="36"/>
+          <w:szCs w:val="36"/>
+          <w:lang w:eastAsia="es-419"/>
+        </w:rPr>
+        <w:t>🔐</w:t>
+      </w:r>
+      <w:r>
+        <w:rPr>
+          <w:rFonts w:ascii="Times New Roman" w:eastAsia="Times New Roman" w:hAnsi="Times New Roman" w:cs="Times New Roman"/>
+          <w:b/>
+          <w:bCs/>
+          <w:sz w:val="36"/>
+          <w:szCs w:val="36"/>
+          <w:lang w:eastAsia="es-419"/>
+        </w:rPr>
+        <w:t xml:space="preserve"> FLUJO ADMIN</w:t>
+      </w:r>
+    </w:p>
+    <w:p>
+      <w:pPr>
+        <w:tabs>
+          <w:tab w:val="left" w:pos="916"/>
+          <w:tab w:val="left" w:pos="1832"/>
+          <w:tab w:val="left" w:pos="2748"/>
+          <w:tab w:val="left" w:pos="3664"/>
+          <w:tab w:val="left" w:pos="4580"/>
+          <w:tab w:val="left" w:pos="5496"/>
+          <w:tab w:val="left" w:pos="6412"/>
+          <w:tab w:val="left" w:pos="7328"/>
+          <w:tab w:val="left" w:pos="8244"/>
+          <w:tab w:val="left" w:pos="9160"/>
+          <w:tab w:val="left" w:pos="10076"/>
+          <w:tab w:val="left" w:pos="10992"/>
+          <w:tab w:val="left" w:pos="11908"/>
+          <w:tab w:val="left" w:pos="12824"/>
+          <w:tab w:val="left" w:pos="13740"/>
+          <w:tab w:val="left" w:pos="14656"/>
+        </w:tabs>
+        <w:spacing w:after="0" w:line="240" w:lineRule="auto"/>
+        <w:rPr>
+          <w:rFonts w:ascii="Courier New" w:eastAsia="Times New Roman" w:hAnsi="Courier New" w:cs="Courier New"/>
+          <w:sz w:val="20"/>
+          <w:szCs w:val="20"/>
+          <w:lang w:eastAsia="es-419"/>
+        </w:rPr>
+      </w:pPr>
+      <w:proofErr w:type="spellStart"/>
+      <w:r>
+        <w:rPr>
+          <w:rFonts w:ascii="Courier New" w:eastAsia="Times New Roman" w:hAnsi="Courier New" w:cs="Courier New"/>
+          <w:sz w:val="20"/>
+          <w:szCs w:val="20"/>
+          <w:lang w:eastAsia="es-419"/>
+        </w:rPr>
+        <w:t>Login</w:t>
+      </w:r>
+      <w:proofErr w:type="spellEnd"/>
+      <w:r>
+        <w:rPr>
+          <w:rFonts w:ascii="Courier New" w:eastAsia="Times New Roman" w:hAnsi="Courier New" w:cs="Courier New"/>
+          <w:sz w:val="20"/>
+          <w:szCs w:val="20"/>
+          <w:lang w:eastAsia="es-419"/>
+        </w:rPr>
+        <w:t xml:space="preserve"> → </w:t>
+      </w:r>
+      <w:proofErr w:type="spellStart"/>
+      <w:r>
+        <w:rPr>
+          <w:rFonts w:ascii="Courier New" w:eastAsia="Times New Roman" w:hAnsi="Courier New" w:cs="Courier New"/>
+          <w:sz w:val="20"/>
+          <w:szCs w:val="20"/>
+          <w:lang w:eastAsia="es-419"/>
+        </w:rPr>
+        <w:t>AuthState</w:t>
+      </w:r>
+      <w:proofErr w:type="spellEnd"/>
+      <w:r>
+        <w:rPr>
+          <w:rFonts w:ascii="Courier New" w:eastAsia="Times New Roman" w:hAnsi="Courier New" w:cs="Courier New"/>
+          <w:sz w:val="20"/>
+          <w:szCs w:val="20"/>
+          <w:lang w:eastAsia="es-419"/>
+        </w:rPr>
+        <w:br/>
+        <w:t xml:space="preserve">        ↓</w:t>
+      </w:r>
+      <w:r>
+        <w:rPr>
+          <w:rFonts w:ascii="Courier New" w:eastAsia="Times New Roman" w:hAnsi="Courier New" w:cs="Courier New"/>
+          <w:sz w:val="20"/>
+          <w:szCs w:val="20"/>
+          <w:lang w:eastAsia="es-419"/>
+        </w:rPr>
+        <w:br/>
+      </w:r>
+      <w:proofErr w:type="spellStart"/>
+      <w:r>
+        <w:rPr>
+          <w:rFonts w:ascii="Courier New" w:eastAsia="Times New Roman" w:hAnsi="Courier New" w:cs="Courier New"/>
+          <w:sz w:val="20"/>
+          <w:szCs w:val="20"/>
+          <w:lang w:eastAsia="es-419"/>
+        </w:rPr>
+        <w:t>Admin</w:t>
+      </w:r>
+      <w:proofErr w:type="spellEnd"/>
+      <w:r>
+        <w:rPr>
+          <w:rFonts w:ascii="Courier New" w:eastAsia="Times New Roman" w:hAnsi="Courier New" w:cs="Courier New"/>
+          <w:sz w:val="20"/>
+          <w:szCs w:val="20"/>
+          <w:lang w:eastAsia="es-419"/>
+        </w:rPr>
+        <w:t xml:space="preserve"> </w:t>
+      </w:r>
+      <w:proofErr w:type="spellStart"/>
+      <w:r>
+        <w:rPr>
+          <w:rFonts w:ascii="Courier New" w:eastAsia="Times New Roman" w:hAnsi="Courier New" w:cs="Courier New"/>
+          <w:sz w:val="20"/>
+          <w:szCs w:val="20"/>
+          <w:lang w:eastAsia="es-419"/>
+        </w:rPr>
+        <w:t>posts</w:t>
+      </w:r>
+      <w:proofErr w:type="spellEnd"/>
+      <w:r>
+        <w:rPr>
+          <w:rFonts w:ascii="Courier New" w:eastAsia="Times New Roman" w:hAnsi="Courier New" w:cs="Courier New"/>
+          <w:sz w:val="20"/>
+          <w:szCs w:val="20"/>
+          <w:lang w:eastAsia="es-419"/>
+        </w:rPr>
+        <w:t xml:space="preserve"> → </w:t>
+      </w:r>
+      <w:proofErr w:type="spellStart"/>
+      <w:r>
+        <w:rPr>
+          <w:rFonts w:ascii="Courier New" w:eastAsia="Times New Roman" w:hAnsi="Courier New" w:cs="Courier New"/>
+          <w:sz w:val="20"/>
+          <w:szCs w:val="20"/>
+          <w:lang w:eastAsia="es-419"/>
+        </w:rPr>
+        <w:t>PostState</w:t>
+      </w:r>
+      <w:proofErr w:type="spellEnd"/>
+      <w:r>
+        <w:rPr>
+          <w:rFonts w:ascii="Courier New" w:eastAsia="Times New Roman" w:hAnsi="Courier New" w:cs="Courier New"/>
+          <w:sz w:val="20"/>
+          <w:szCs w:val="20"/>
+          <w:lang w:eastAsia="es-419"/>
+        </w:rPr>
+        <w:br/>
+        <w:t xml:space="preserve">        ↓</w:t>
+      </w:r>
+      <w:r>
+        <w:rPr>
+          <w:rFonts w:ascii="Courier New" w:eastAsia="Times New Roman" w:hAnsi="Courier New" w:cs="Courier New"/>
+          <w:sz w:val="20"/>
+          <w:szCs w:val="20"/>
+          <w:lang w:eastAsia="es-419"/>
+        </w:rPr>
+        <w:br/>
+      </w:r>
+      <w:proofErr w:type="spellStart"/>
+      <w:r>
+        <w:rPr>
+          <w:rFonts w:ascii="Courier New" w:eastAsia="Times New Roman" w:hAnsi="Courier New" w:cs="Courier New"/>
+          <w:sz w:val="20"/>
+          <w:szCs w:val="20"/>
+          <w:lang w:eastAsia="es-419"/>
+        </w:rPr>
+        <w:t>Service</w:t>
+      </w:r>
+      <w:proofErr w:type="spellEnd"/>
+      <w:r>
+        <w:rPr>
+          <w:rFonts w:ascii="Courier New" w:eastAsia="Times New Roman" w:hAnsi="Courier New" w:cs="Courier New"/>
+          <w:sz w:val="20"/>
+          <w:szCs w:val="20"/>
+          <w:lang w:eastAsia="es-419"/>
+        </w:rPr>
+        <w:br/>
+        <w:t xml:space="preserve">        ↓</w:t>
+      </w:r>
+      <w:r>
+        <w:rPr>
+          <w:rFonts w:ascii="Courier New" w:eastAsia="Times New Roman" w:hAnsi="Courier New" w:cs="Courier New"/>
+          <w:sz w:val="20"/>
+          <w:szCs w:val="20"/>
+          <w:lang w:eastAsia="es-419"/>
+        </w:rPr>
+        <w:br/>
+        <w:t>DB</w:t>
+      </w:r>
+    </w:p>
+    <w:p>
+      <w:pPr>
+        <w:spacing w:after="0" w:line="240" w:lineRule="auto"/>
+        <w:rPr>
+          <w:rFonts w:ascii="Times New Roman" w:eastAsia="Times New Roman" w:hAnsi="Times New Roman" w:cs="Times New Roman"/>
+          <w:sz w:val="24"/>
+          <w:szCs w:val="24"/>
+          <w:lang w:eastAsia="es-419"/>
+        </w:rPr>
+      </w:pPr>
+      <w:r>
+        <w:rPr>
+          <w:rFonts w:ascii="Times New Roman" w:eastAsia="Times New Roman" w:hAnsi="Times New Roman" w:cs="Times New Roman"/>
+          <w:sz w:val="24"/>
+          <w:szCs w:val="24"/>
+          <w:lang w:eastAsia="es-419"/>
+        </w:rPr>
+        <w:pict>
+          <v:rect id="_x0000_i1063" style="width:0;height:1.5pt" o:hralign="center" o:hrstd="t" o:hr="t" fillcolor="#a0a0a0" stroked="f"/>
+        </w:pict>
+      </w:r>
+    </w:p>
+    <w:p>
+      <w:pPr>
+        <w:spacing w:before="100" w:beforeAutospacing="1" w:after="100" w:afterAutospacing="1" w:line="240" w:lineRule="auto"/>
+        <w:outlineLvl w:val="1"/>
+        <w:rPr>
+          <w:rFonts w:ascii="Times New Roman" w:eastAsia="Times New Roman" w:hAnsi="Times New Roman" w:cs="Times New Roman"/>
+          <w:b/>
+          <w:bCs/>
+          <w:sz w:val="36"/>
+          <w:szCs w:val="36"/>
+          <w:lang w:eastAsia="es-419"/>
+        </w:rPr>
+      </w:pPr>
+      <w:r>
+        <w:rPr>
+          <w:rFonts w:ascii="Segoe UI Symbol" w:eastAsia="Times New Roman" w:hAnsi="Segoe UI Symbol" w:cs="Segoe UI Symbol"/>
+          <w:b/>
+          <w:bCs/>
+          <w:sz w:val="36"/>
+          <w:szCs w:val="36"/>
+          <w:lang w:eastAsia="es-419"/>
+        </w:rPr>
+        <w:t>🌍</w:t>
+      </w:r>
+      <w:r>
+        <w:rPr>
+          <w:rFonts w:ascii="Times New Roman" w:eastAsia="Times New Roman" w:hAnsi="Times New Roman" w:cs="Times New Roman"/>
+          <w:b/>
+          <w:bCs/>
+          <w:sz w:val="36"/>
+          <w:szCs w:val="36"/>
+          <w:lang w:eastAsia="es-419"/>
+        </w:rPr>
+        <w:t xml:space="preserve"> FLUJO PÚBLICO</w:t>
+      </w:r>
+    </w:p>
+    <w:p>
+      <w:pPr>
+        <w:tabs>
+          <w:tab w:val="left" w:pos="916"/>
+          <w:tab w:val="left" w:pos="1832"/>
+          <w:tab w:val="left" w:pos="2748"/>
+          <w:tab w:val="left" w:pos="3664"/>
+          <w:tab w:val="left" w:pos="4580"/>
+          <w:tab w:val="left" w:pos="5496"/>
+          <w:tab w:val="left" w:pos="6412"/>
+          <w:tab w:val="left" w:pos="7328"/>
+          <w:tab w:val="left" w:pos="8244"/>
+          <w:tab w:val="left" w:pos="9160"/>
+          <w:tab w:val="left" w:pos="10076"/>
+          <w:tab w:val="left" w:pos="10992"/>
+          <w:tab w:val="left" w:pos="11908"/>
+          <w:tab w:val="left" w:pos="12824"/>
+          <w:tab w:val="left" w:pos="13740"/>
+          <w:tab w:val="left" w:pos="14656"/>
+        </w:tabs>
+        <w:spacing w:after="0" w:line="240" w:lineRule="auto"/>
+        <w:rPr>
+          <w:rFonts w:ascii="Courier New" w:eastAsia="Times New Roman" w:hAnsi="Courier New" w:cs="Courier New"/>
+          <w:sz w:val="20"/>
+          <w:szCs w:val="20"/>
+          <w:lang w:eastAsia="es-419"/>
+        </w:rPr>
+      </w:pPr>
+      <w:r>
+        <w:rPr>
+          <w:rFonts w:ascii="Courier New" w:eastAsia="Times New Roman" w:hAnsi="Courier New" w:cs="Courier New"/>
+          <w:sz w:val="20"/>
+          <w:szCs w:val="20"/>
+          <w:lang w:eastAsia="es-419"/>
+        </w:rPr>
+        <w:t>/</w:t>
+      </w:r>
+      <w:proofErr w:type="spellStart"/>
+      <w:r>
+        <w:rPr>
+          <w:rFonts w:ascii="Courier New" w:eastAsia="Times New Roman" w:hAnsi="Courier New" w:cs="Courier New"/>
+          <w:sz w:val="20"/>
+          <w:szCs w:val="20"/>
+          <w:lang w:eastAsia="es-419"/>
+        </w:rPr>
+        <w:t>articulos</w:t>
+      </w:r>
+      <w:proofErr w:type="spellEnd"/>
+      <w:r>
+        <w:rPr>
+          <w:rFonts w:ascii="Courier New" w:eastAsia="Times New Roman" w:hAnsi="Courier New" w:cs="Courier New"/>
+          <w:sz w:val="20"/>
+          <w:szCs w:val="20"/>
+          <w:lang w:eastAsia="es-419"/>
+        </w:rPr>
+        <w:br/>
+        <w:t xml:space="preserve">    ↓</w:t>
+      </w:r>
+      <w:r>
+        <w:rPr>
+          <w:rFonts w:ascii="Courier New" w:eastAsia="Times New Roman" w:hAnsi="Courier New" w:cs="Courier New"/>
+          <w:sz w:val="20"/>
+          <w:szCs w:val="20"/>
+          <w:lang w:eastAsia="es-419"/>
+        </w:rPr>
+        <w:br/>
+      </w:r>
+      <w:proofErr w:type="spellStart"/>
+      <w:r>
+        <w:rPr>
+          <w:rFonts w:ascii="Courier New" w:eastAsia="Times New Roman" w:hAnsi="Courier New" w:cs="Courier New"/>
+          <w:sz w:val="20"/>
+          <w:szCs w:val="20"/>
+          <w:lang w:eastAsia="es-419"/>
+        </w:rPr>
+        <w:t>Service</w:t>
+      </w:r>
+      <w:proofErr w:type="spellEnd"/>
+      <w:r>
+        <w:rPr>
+          <w:rFonts w:ascii="Courier New" w:eastAsia="Times New Roman" w:hAnsi="Courier New" w:cs="Courier New"/>
+          <w:sz w:val="20"/>
+          <w:szCs w:val="20"/>
+          <w:lang w:eastAsia="es-419"/>
+        </w:rPr>
+        <w:t xml:space="preserve"> → DB</w:t>
+      </w:r>
+      <w:r>
+        <w:rPr>
+          <w:rFonts w:ascii="Courier New" w:eastAsia="Times New Roman" w:hAnsi="Courier New" w:cs="Courier New"/>
+          <w:sz w:val="20"/>
+          <w:szCs w:val="20"/>
+          <w:lang w:eastAsia="es-419"/>
+        </w:rPr>
+        <w:br/>
+        <w:t xml:space="preserve">    ↓</w:t>
+      </w:r>
+      <w:r>
+        <w:rPr>
+          <w:rFonts w:ascii="Courier New" w:eastAsia="Times New Roman" w:hAnsi="Courier New" w:cs="Courier New"/>
+          <w:sz w:val="20"/>
+          <w:szCs w:val="20"/>
+          <w:lang w:eastAsia="es-419"/>
+        </w:rPr>
+        <w:br/>
+        <w:t>Lista</w:t>
+      </w:r>
+      <w:r>
+        <w:rPr>
+          <w:rFonts w:ascii="Courier New" w:eastAsia="Times New Roman" w:hAnsi="Courier New" w:cs="Courier New"/>
+          <w:sz w:val="20"/>
+          <w:szCs w:val="20"/>
+          <w:lang w:eastAsia="es-419"/>
+        </w:rPr>
+        <w:br/>
+        <w:t xml:space="preserve">    ↓ </w:t>
+      </w:r>
+      <w:proofErr w:type="spellStart"/>
+      <w:r>
+        <w:rPr>
+          <w:rFonts w:ascii="Courier New" w:eastAsia="Times New Roman" w:hAnsi="Courier New" w:cs="Courier New"/>
+          <w:sz w:val="20"/>
+          <w:szCs w:val="20"/>
+          <w:lang w:eastAsia="es-419"/>
+        </w:rPr>
+        <w:t>click</w:t>
+      </w:r>
+      <w:proofErr w:type="spellEnd"/>
+      <w:r>
+        <w:rPr>
+          <w:rFonts w:ascii="Courier New" w:eastAsia="Times New Roman" w:hAnsi="Courier New" w:cs="Courier New"/>
+          <w:sz w:val="20"/>
+          <w:szCs w:val="20"/>
+          <w:lang w:eastAsia="es-419"/>
+        </w:rPr>
+        <w:br/>
+      </w:r>
+      <w:proofErr w:type="spellStart"/>
+      <w:r>
+        <w:rPr>
+          <w:rFonts w:ascii="Courier New" w:eastAsia="Times New Roman" w:hAnsi="Courier New" w:cs="Courier New"/>
+          <w:sz w:val="20"/>
+          <w:szCs w:val="20"/>
+          <w:lang w:eastAsia="es-419"/>
+        </w:rPr>
+        <w:t>PublicState.ver_post</w:t>
+      </w:r>
+      <w:proofErr w:type="spellEnd"/>
+      <w:r>
+        <w:rPr>
+          <w:rFonts w:ascii="Courier New" w:eastAsia="Times New Roman" w:hAnsi="Courier New" w:cs="Courier New"/>
+          <w:sz w:val="20"/>
+          <w:szCs w:val="20"/>
+          <w:lang w:eastAsia="es-419"/>
+        </w:rPr>
+        <w:t>()</w:t>
+      </w:r>
+      <w:r>
+        <w:rPr>
+          <w:rFonts w:ascii="Courier New" w:eastAsia="Times New Roman" w:hAnsi="Courier New" w:cs="Courier New"/>
+          <w:sz w:val="20"/>
+          <w:szCs w:val="20"/>
+          <w:lang w:eastAsia="es-419"/>
+        </w:rPr>
+        <w:br/>
+        <w:t xml:space="preserve">    ↓</w:t>
+      </w:r>
+      <w:r>
+        <w:rPr>
+          <w:rFonts w:ascii="Courier New" w:eastAsia="Times New Roman" w:hAnsi="Courier New" w:cs="Courier New"/>
+          <w:sz w:val="20"/>
+          <w:szCs w:val="20"/>
+          <w:lang w:eastAsia="es-419"/>
+        </w:rPr>
+        <w:br/>
+      </w:r>
+      <w:proofErr w:type="spellStart"/>
+      <w:r>
+        <w:rPr>
+          <w:rFonts w:ascii="Courier New" w:eastAsia="Times New Roman" w:hAnsi="Courier New" w:cs="Courier New"/>
+          <w:sz w:val="20"/>
+          <w:szCs w:val="20"/>
+          <w:lang w:eastAsia="es-419"/>
+        </w:rPr>
+        <w:t>Redirect</w:t>
+      </w:r>
+      <w:proofErr w:type="spellEnd"/>
+      <w:r>
+        <w:rPr>
+          <w:rFonts w:ascii="Courier New" w:eastAsia="Times New Roman" w:hAnsi="Courier New" w:cs="Courier New"/>
+          <w:sz w:val="20"/>
+          <w:szCs w:val="20"/>
+          <w:lang w:eastAsia="es-419"/>
+        </w:rPr>
+        <w:br/>
+        <w:t xml:space="preserve">    ↓</w:t>
+      </w:r>
+      <w:r>
+        <w:rPr>
+          <w:rFonts w:ascii="Courier New" w:eastAsia="Times New Roman" w:hAnsi="Courier New" w:cs="Courier New"/>
+          <w:sz w:val="20"/>
+          <w:szCs w:val="20"/>
+          <w:lang w:eastAsia="es-419"/>
+        </w:rPr>
+        <w:br/>
+        <w:t>/articulo</w:t>
+      </w:r>
+      <w:r>
+        <w:rPr>
+          <w:rFonts w:ascii="Courier New" w:eastAsia="Times New Roman" w:hAnsi="Courier New" w:cs="Courier New"/>
+          <w:sz w:val="20"/>
+          <w:szCs w:val="20"/>
+          <w:lang w:eastAsia="es-419"/>
+        </w:rPr>
+        <w:br/>
+        <w:t xml:space="preserve">    ↓</w:t>
+      </w:r>
+      <w:r>
+        <w:rPr>
+          <w:rFonts w:ascii="Courier New" w:eastAsia="Times New Roman" w:hAnsi="Courier New" w:cs="Courier New"/>
+          <w:sz w:val="20"/>
+          <w:szCs w:val="20"/>
+          <w:lang w:eastAsia="es-419"/>
+        </w:rPr>
+        <w:br/>
+        <w:t xml:space="preserve">Lee </w:t>
+      </w:r>
+      <w:proofErr w:type="spellStart"/>
+      <w:r>
+        <w:rPr>
+          <w:rFonts w:ascii="Courier New" w:eastAsia="Times New Roman" w:hAnsi="Courier New" w:cs="Courier New"/>
+          <w:sz w:val="20"/>
+          <w:szCs w:val="20"/>
+          <w:lang w:eastAsia="es-419"/>
+        </w:rPr>
+        <w:t>PublicState.post_actual</w:t>
+      </w:r>
+      <w:proofErr w:type="spellEnd"/>
+    </w:p>
+    <w:p>
+      <w:pPr>
+        <w:spacing w:after="0" w:line="240" w:lineRule="auto"/>
+        <w:rPr>
+          <w:rFonts w:ascii="Times New Roman" w:eastAsia="Times New Roman" w:hAnsi="Times New Roman" w:cs="Times New Roman"/>
+          <w:sz w:val="24"/>
+          <w:szCs w:val="24"/>
+          <w:lang w:eastAsia="es-419"/>
+        </w:rPr>
+      </w:pPr>
+      <w:r>
+        <w:rPr>
+          <w:rFonts w:ascii="Times New Roman" w:eastAsia="Times New Roman" w:hAnsi="Times New Roman" w:cs="Times New Roman"/>
+          <w:sz w:val="24"/>
+          <w:szCs w:val="24"/>
+          <w:lang w:eastAsia="es-419"/>
+        </w:rPr>
+        <w:pict>
+          <v:rect id="_x0000_i1064" style="width:0;height:1.5pt" o:hralign="center" o:hrstd="t" o:hr="t" fillcolor="#a0a0a0" stroked="f"/>
+        </w:pict>
+      </w:r>
+    </w:p>
+    <w:p>
+      <w:pPr>
+        <w:spacing w:before="100" w:beforeAutospacing="1" w:after="100" w:afterAutospacing="1" w:line="240" w:lineRule="auto"/>
+        <w:outlineLvl w:val="0"/>
+        <w:rPr>
+          <w:rFonts w:ascii="Times New Roman" w:eastAsia="Times New Roman" w:hAnsi="Times New Roman" w:cs="Times New Roman"/>
+          <w:b/>
+          <w:bCs/>
+          <w:kern w:val="36"/>
+          <w:sz w:val="48"/>
+          <w:szCs w:val="48"/>
+          <w:lang w:eastAsia="es-419"/>
+        </w:rPr>
+      </w:pPr>
+      <w:r>
+        <w:rPr>
+          <w:rFonts w:ascii="Segoe UI Symbol" w:eastAsia="Times New Roman" w:hAnsi="Segoe UI Symbol" w:cs="Segoe UI Symbol"/>
+          <w:b/>
+          <w:bCs/>
+          <w:kern w:val="36"/>
+          <w:sz w:val="48"/>
+          <w:szCs w:val="48"/>
+          <w:lang w:eastAsia="es-419"/>
+        </w:rPr>
+        <w:t>🎯</w:t>
+      </w:r>
+      <w:r>
+        <w:rPr>
+          <w:rFonts w:ascii="Times New Roman" w:eastAsia="Times New Roman" w:hAnsi="Times New Roman" w:cs="Times New Roman"/>
+          <w:b/>
+          <w:bCs/>
+          <w:kern w:val="36"/>
+          <w:sz w:val="48"/>
+          <w:szCs w:val="48"/>
+          <w:lang w:eastAsia="es-419"/>
+        </w:rPr>
+        <w:t xml:space="preserve"> Separación que logramos</w:t>
+      </w:r>
+    </w:p>
+    <w:tbl>
+      <w:tblPr>
+        <w:tblW w:w="0" w:type="auto"/>
+        <w:tblCellSpacing w:w="15" w:type="dxa"/>
+        <w:tblCellMar>
+          <w:top w:w="15" w:type="dxa"/>
+          <w:left w:w="15" w:type="dxa"/>
+          <w:bottom w:w="15" w:type="dxa"/>
+          <w:right w:w="15" w:type="dxa"/>
+        </w:tblCellMar>
+        <w:tblLook w:val="04A0" w:firstRow="1" w:lastRow="0" w:firstColumn="1" w:lastColumn="0" w:noHBand="0" w:noVBand="1"/>
+      </w:tblPr>
+      <w:tblGrid>
+        <w:gridCol w:w="809"/>
+        <w:gridCol w:w="1154"/>
+        <w:gridCol w:w="1253"/>
+        <w:gridCol w:w="856"/>
+      </w:tblGrid>
+      <w:tr>
+        <w:trPr>
+          <w:tblHeader/>
+          <w:tblCellSpacing w:w="15" w:type="dxa"/>
+        </w:trPr>
+        <w:tc>
+          <w:tcPr>
+            <w:tcW w:w="0" w:type="auto"/>
+            <w:vAlign w:val="center"/>
+            <w:hideMark/>
+          </w:tcPr>
+          <w:p>
+            <w:pPr>
+              <w:spacing w:after="0" w:line="240" w:lineRule="auto"/>
+              <w:jc w:val="center"/>
+              <w:rPr>
+                <w:rFonts w:ascii="Times New Roman" w:eastAsia="Times New Roman" w:hAnsi="Times New Roman" w:cs="Times New Roman"/>
+                <w:b/>
+                <w:bCs/>
+                <w:sz w:val="24"/>
+                <w:szCs w:val="24"/>
+                <w:lang w:eastAsia="es-419"/>
+              </w:rPr>
+            </w:pPr>
+            <w:r>
+              <w:rPr>
+                <w:rFonts w:ascii="Times New Roman" w:eastAsia="Times New Roman" w:hAnsi="Times New Roman" w:cs="Times New Roman"/>
+                <w:b/>
+                <w:bCs/>
+                <w:sz w:val="24"/>
+                <w:szCs w:val="24"/>
+                <w:lang w:eastAsia="es-419"/>
+              </w:rPr>
+              <w:t>Área</w:t>
+            </w:r>
+          </w:p>
+        </w:tc>
+        <w:tc>
+          <w:tcPr>
+            <w:tcW w:w="0" w:type="auto"/>
+            <w:vAlign w:val="center"/>
+            <w:hideMark/>
+          </w:tcPr>
+          <w:p>
+            <w:pPr>
+              <w:spacing w:after="0" w:line="240" w:lineRule="auto"/>
+              <w:jc w:val="center"/>
+              <w:rPr>
+                <w:rFonts w:ascii="Times New Roman" w:eastAsia="Times New Roman" w:hAnsi="Times New Roman" w:cs="Times New Roman"/>
+                <w:b/>
+                <w:bCs/>
+                <w:sz w:val="24"/>
+                <w:szCs w:val="24"/>
+                <w:lang w:eastAsia="es-419"/>
+              </w:rPr>
+            </w:pPr>
+            <w:r>
+              <w:rPr>
+                <w:rFonts w:ascii="Times New Roman" w:eastAsia="Times New Roman" w:hAnsi="Times New Roman" w:cs="Times New Roman"/>
+                <w:b/>
+                <w:bCs/>
+                <w:sz w:val="24"/>
+                <w:szCs w:val="24"/>
+                <w:lang w:eastAsia="es-419"/>
+              </w:rPr>
+              <w:t xml:space="preserve">Usa </w:t>
+            </w:r>
+            <w:proofErr w:type="spellStart"/>
+            <w:r>
+              <w:rPr>
+                <w:rFonts w:ascii="Times New Roman" w:eastAsia="Times New Roman" w:hAnsi="Times New Roman" w:cs="Times New Roman"/>
+                <w:b/>
+                <w:bCs/>
+                <w:sz w:val="24"/>
+                <w:szCs w:val="24"/>
+                <w:lang w:eastAsia="es-419"/>
+              </w:rPr>
+              <w:t>State</w:t>
+            </w:r>
+            <w:proofErr w:type="spellEnd"/>
+          </w:p>
+        </w:tc>
+        <w:tc>
+          <w:tcPr>
+            <w:tcW w:w="0" w:type="auto"/>
+            <w:vAlign w:val="center"/>
+            <w:hideMark/>
+          </w:tcPr>
+          <w:p>
+            <w:pPr>
+              <w:spacing w:after="0" w:line="240" w:lineRule="auto"/>
+              <w:jc w:val="center"/>
+              <w:rPr>
+                <w:rFonts w:ascii="Times New Roman" w:eastAsia="Times New Roman" w:hAnsi="Times New Roman" w:cs="Times New Roman"/>
+                <w:b/>
+                <w:bCs/>
+                <w:sz w:val="24"/>
+                <w:szCs w:val="24"/>
+                <w:lang w:eastAsia="es-419"/>
+              </w:rPr>
+            </w:pPr>
+            <w:r>
+              <w:rPr>
+                <w:rFonts w:ascii="Times New Roman" w:eastAsia="Times New Roman" w:hAnsi="Times New Roman" w:cs="Times New Roman"/>
+                <w:b/>
+                <w:bCs/>
+                <w:sz w:val="24"/>
+                <w:szCs w:val="24"/>
+                <w:lang w:eastAsia="es-419"/>
+              </w:rPr>
+              <w:t xml:space="preserve">Usa </w:t>
+            </w:r>
+            <w:proofErr w:type="spellStart"/>
+            <w:r>
+              <w:rPr>
+                <w:rFonts w:ascii="Times New Roman" w:eastAsia="Times New Roman" w:hAnsi="Times New Roman" w:cs="Times New Roman"/>
+                <w:b/>
+                <w:bCs/>
+                <w:sz w:val="24"/>
+                <w:szCs w:val="24"/>
+                <w:lang w:eastAsia="es-419"/>
+              </w:rPr>
+              <w:t>Service</w:t>
+            </w:r>
+            <w:proofErr w:type="spellEnd"/>
+          </w:p>
+        </w:tc>
+        <w:tc>
+          <w:tcPr>
+            <w:tcW w:w="0" w:type="auto"/>
+            <w:vAlign w:val="center"/>
+            <w:hideMark/>
+          </w:tcPr>
+          <w:p>
+            <w:pPr>
+              <w:spacing w:after="0" w:line="240" w:lineRule="auto"/>
+              <w:jc w:val="center"/>
+              <w:rPr>
+                <w:rFonts w:ascii="Times New Roman" w:eastAsia="Times New Roman" w:hAnsi="Times New Roman" w:cs="Times New Roman"/>
+                <w:b/>
+                <w:bCs/>
+                <w:sz w:val="24"/>
+                <w:szCs w:val="24"/>
+                <w:lang w:eastAsia="es-419"/>
+              </w:rPr>
+            </w:pPr>
+            <w:r>
+              <w:rPr>
+                <w:rFonts w:ascii="Times New Roman" w:eastAsia="Times New Roman" w:hAnsi="Times New Roman" w:cs="Times New Roman"/>
+                <w:b/>
+                <w:bCs/>
+                <w:sz w:val="24"/>
+                <w:szCs w:val="24"/>
+                <w:lang w:eastAsia="es-419"/>
+              </w:rPr>
+              <w:t>Usa DB</w:t>
+            </w:r>
+          </w:p>
+        </w:tc>
+      </w:tr>
+      <w:tr>
+        <w:trPr>
+          <w:tblCellSpacing w:w="15" w:type="dxa"/>
+        </w:trPr>
+        <w:tc>
+          <w:tcPr>
+            <w:tcW w:w="0" w:type="auto"/>
+            <w:vAlign w:val="center"/>
+            <w:hideMark/>
+          </w:tcPr>
+          <w:p>
+            <w:pPr>
+              <w:spacing w:after="0" w:line="240" w:lineRule="auto"/>
+              <w:rPr>
+                <w:rFonts w:ascii="Times New Roman" w:eastAsia="Times New Roman" w:hAnsi="Times New Roman" w:cs="Times New Roman"/>
+                <w:sz w:val="24"/>
+                <w:szCs w:val="24"/>
+                <w:lang w:eastAsia="es-419"/>
+              </w:rPr>
+            </w:pPr>
+            <w:proofErr w:type="spellStart"/>
+            <w:r>
+              <w:rPr>
+                <w:rFonts w:ascii="Times New Roman" w:eastAsia="Times New Roman" w:hAnsi="Times New Roman" w:cs="Times New Roman"/>
+                <w:sz w:val="24"/>
+                <w:szCs w:val="24"/>
+                <w:lang w:eastAsia="es-419"/>
+              </w:rPr>
+              <w:t>Admin</w:t>
+            </w:r>
+            <w:proofErr w:type="spellEnd"/>
+          </w:p>
+        </w:tc>
+        <w:tc>
+          <w:tcPr>
+            <w:tcW w:w="0" w:type="auto"/>
+            <w:vAlign w:val="center"/>
+            <w:hideMark/>
+          </w:tcPr>
+          <w:p>
+            <w:pPr>
+              <w:spacing w:after="0" w:line="240" w:lineRule="auto"/>
+              <w:rPr>
+                <w:rFonts w:ascii="Times New Roman" w:eastAsia="Times New Roman" w:hAnsi="Times New Roman" w:cs="Times New Roman"/>
+                <w:sz w:val="24"/>
+                <w:szCs w:val="24"/>
+                <w:lang w:eastAsia="es-419"/>
+              </w:rPr>
+            </w:pPr>
+            <w:proofErr w:type="spellStart"/>
+            <w:r>
+              <w:rPr>
+                <w:rFonts w:ascii="Times New Roman" w:eastAsia="Times New Roman" w:hAnsi="Times New Roman" w:cs="Times New Roman"/>
+                <w:sz w:val="24"/>
+                <w:szCs w:val="24"/>
+                <w:lang w:eastAsia="es-419"/>
+              </w:rPr>
+              <w:t>PostState</w:t>
+            </w:r>
+            <w:proofErr w:type="spellEnd"/>
+          </w:p>
+        </w:tc>
+        <w:tc>
+          <w:tcPr>
+            <w:tcW w:w="0" w:type="auto"/>
+            <w:vAlign w:val="center"/>
+            <w:hideMark/>
+          </w:tcPr>
+          <w:p>
+            <w:pPr>
+              <w:spacing w:after="0" w:line="240" w:lineRule="auto"/>
+              <w:rPr>
+                <w:rFonts w:ascii="Times New Roman" w:eastAsia="Times New Roman" w:hAnsi="Times New Roman" w:cs="Times New Roman"/>
+                <w:sz w:val="24"/>
+                <w:szCs w:val="24"/>
+                <w:lang w:eastAsia="es-419"/>
+              </w:rPr>
+            </w:pPr>
+            <w:r>
+              <w:rPr>
+                <w:rFonts w:ascii="Segoe UI Symbol" w:eastAsia="Times New Roman" w:hAnsi="Segoe UI Symbol" w:cs="Segoe UI Symbol"/>
+                <w:sz w:val="24"/>
+                <w:szCs w:val="24"/>
+                <w:lang w:eastAsia="es-419"/>
+              </w:rPr>
+              <w:t>✔</w:t>
+            </w:r>
+          </w:p>
+        </w:tc>
+        <w:tc>
+          <w:tcPr>
+            <w:tcW w:w="0" w:type="auto"/>
+            <w:vAlign w:val="center"/>
+            <w:hideMark/>
+          </w:tcPr>
+          <w:p>
+            <w:pPr>
+              <w:spacing w:after="0" w:line="240" w:lineRule="auto"/>
+              <w:rPr>
+                <w:rFonts w:ascii="Times New Roman" w:eastAsia="Times New Roman" w:hAnsi="Times New Roman" w:cs="Times New Roman"/>
+                <w:sz w:val="24"/>
+                <w:szCs w:val="24"/>
+                <w:lang w:eastAsia="es-419"/>
+              </w:rPr>
+            </w:pPr>
+            <w:r>
+              <w:rPr>
+                <w:rFonts w:ascii="Segoe UI Symbol" w:eastAsia="Times New Roman" w:hAnsi="Segoe UI Symbol" w:cs="Segoe UI Symbol"/>
+                <w:sz w:val="24"/>
+                <w:szCs w:val="24"/>
+                <w:lang w:eastAsia="es-419"/>
+              </w:rPr>
+              <w:t>✔</w:t>
+            </w:r>
+          </w:p>
+        </w:tc>
+      </w:tr>
+      <w:tr>
+        <w:trPr>
+          <w:tblCellSpacing w:w="15" w:type="dxa"/>
+        </w:trPr>
+        <w:tc>
+          <w:tcPr>
+            <w:tcW w:w="0" w:type="auto"/>
+            <w:vAlign w:val="center"/>
+            <w:hideMark/>
+          </w:tcPr>
+          <w:p>
+            <w:pPr>
+              <w:spacing w:after="0" w:line="240" w:lineRule="auto"/>
+              <w:rPr>
+                <w:rFonts w:ascii="Times New Roman" w:eastAsia="Times New Roman" w:hAnsi="Times New Roman" w:cs="Times New Roman"/>
+                <w:sz w:val="24"/>
+                <w:szCs w:val="24"/>
+                <w:lang w:eastAsia="es-419"/>
+              </w:rPr>
+            </w:pPr>
+            <w:r>
+              <w:rPr>
+                <w:rFonts w:ascii="Times New Roman" w:eastAsia="Times New Roman" w:hAnsi="Times New Roman" w:cs="Times New Roman"/>
+                <w:sz w:val="24"/>
+                <w:szCs w:val="24"/>
+                <w:lang w:eastAsia="es-419"/>
+              </w:rPr>
+              <w:t>Público</w:t>
+            </w:r>
+          </w:p>
+        </w:tc>
+        <w:tc>
+          <w:tcPr>
+            <w:tcW w:w="0" w:type="auto"/>
+            <w:vAlign w:val="center"/>
+            <w:hideMark/>
+          </w:tcPr>
+          <w:p>
+            <w:pPr>
+              <w:spacing w:after="0" w:line="240" w:lineRule="auto"/>
+              <w:rPr>
+                <w:rFonts w:ascii="Times New Roman" w:eastAsia="Times New Roman" w:hAnsi="Times New Roman" w:cs="Times New Roman"/>
+                <w:sz w:val="24"/>
+                <w:szCs w:val="24"/>
+                <w:lang w:eastAsia="es-419"/>
+              </w:rPr>
+            </w:pPr>
+            <w:proofErr w:type="spellStart"/>
+            <w:r>
+              <w:rPr>
+                <w:rFonts w:ascii="Times New Roman" w:eastAsia="Times New Roman" w:hAnsi="Times New Roman" w:cs="Times New Roman"/>
+                <w:sz w:val="24"/>
+                <w:szCs w:val="24"/>
+                <w:lang w:eastAsia="es-419"/>
+              </w:rPr>
+              <w:t>PublicState</w:t>
+            </w:r>
+            <w:proofErr w:type="spellEnd"/>
+          </w:p>
+        </w:tc>
+        <w:tc>
+          <w:tcPr>
+            <w:tcW w:w="0" w:type="auto"/>
+            <w:vAlign w:val="center"/>
+            <w:hideMark/>
+          </w:tcPr>
+          <w:p>
+            <w:pPr>
+              <w:spacing w:after="0" w:line="240" w:lineRule="auto"/>
+              <w:rPr>
+                <w:rFonts w:ascii="Times New Roman" w:eastAsia="Times New Roman" w:hAnsi="Times New Roman" w:cs="Times New Roman"/>
+                <w:sz w:val="24"/>
+                <w:szCs w:val="24"/>
+                <w:lang w:eastAsia="es-419"/>
+              </w:rPr>
+            </w:pPr>
+            <w:r>
+              <w:rPr>
+                <w:rFonts w:ascii="Segoe UI Symbol" w:eastAsia="Times New Roman" w:hAnsi="Segoe UI Symbol" w:cs="Segoe UI Symbol"/>
+                <w:sz w:val="24"/>
+                <w:szCs w:val="24"/>
+                <w:lang w:eastAsia="es-419"/>
+              </w:rPr>
+              <w:t>✔</w:t>
+            </w:r>
+          </w:p>
+        </w:tc>
+        <w:tc>
+          <w:tcPr>
+            <w:tcW w:w="0" w:type="auto"/>
+            <w:vAlign w:val="center"/>
+            <w:hideMark/>
+          </w:tcPr>
+          <w:p>
+            <w:pPr>
+              <w:spacing w:after="0" w:line="240" w:lineRule="auto"/>
+              <w:rPr>
+                <w:rFonts w:ascii="Times New Roman" w:eastAsia="Times New Roman" w:hAnsi="Times New Roman" w:cs="Times New Roman"/>
+                <w:sz w:val="24"/>
+                <w:szCs w:val="24"/>
+                <w:lang w:eastAsia="es-419"/>
+              </w:rPr>
+            </w:pPr>
+            <w:r>
+              <w:rPr>
+                <w:rFonts w:ascii="Segoe UI Symbol" w:eastAsia="Times New Roman" w:hAnsi="Segoe UI Symbol" w:cs="Segoe UI Symbol"/>
+                <w:sz w:val="24"/>
+                <w:szCs w:val="24"/>
+                <w:lang w:eastAsia="es-419"/>
+              </w:rPr>
+              <w:t>✔</w:t>
+            </w:r>
+          </w:p>
+        </w:tc>
+      </w:tr>
+      <w:tr>
+        <w:trPr>
+          <w:tblCellSpacing w:w="15" w:type="dxa"/>
+        </w:trPr>
+        <w:tc>
+          <w:tcPr>
+            <w:tcW w:w="0" w:type="auto"/>
+            <w:vAlign w:val="center"/>
+            <w:hideMark/>
+          </w:tcPr>
+          <w:p>
+            <w:pPr>
+              <w:spacing w:after="0" w:line="240" w:lineRule="auto"/>
+              <w:rPr>
+                <w:rFonts w:ascii="Times New Roman" w:eastAsia="Times New Roman" w:hAnsi="Times New Roman" w:cs="Times New Roman"/>
+                <w:sz w:val="24"/>
+                <w:szCs w:val="24"/>
+                <w:lang w:eastAsia="es-419"/>
+              </w:rPr>
+            </w:pPr>
+            <w:proofErr w:type="spellStart"/>
+            <w:r>
+              <w:rPr>
+                <w:rFonts w:ascii="Times New Roman" w:eastAsia="Times New Roman" w:hAnsi="Times New Roman" w:cs="Times New Roman"/>
+                <w:sz w:val="24"/>
+                <w:szCs w:val="24"/>
+                <w:lang w:eastAsia="es-419"/>
+              </w:rPr>
+              <w:t>Auth</w:t>
+            </w:r>
+            <w:proofErr w:type="spellEnd"/>
+          </w:p>
+        </w:tc>
+        <w:tc>
+          <w:tcPr>
+            <w:tcW w:w="0" w:type="auto"/>
+            <w:vAlign w:val="center"/>
+            <w:hideMark/>
+          </w:tcPr>
+          <w:p>
+            <w:pPr>
+              <w:spacing w:after="0" w:line="240" w:lineRule="auto"/>
+              <w:rPr>
+                <w:rFonts w:ascii="Times New Roman" w:eastAsia="Times New Roman" w:hAnsi="Times New Roman" w:cs="Times New Roman"/>
+                <w:sz w:val="24"/>
+                <w:szCs w:val="24"/>
+                <w:lang w:eastAsia="es-419"/>
+              </w:rPr>
+            </w:pPr>
+            <w:proofErr w:type="spellStart"/>
+            <w:r>
+              <w:rPr>
+                <w:rFonts w:ascii="Times New Roman" w:eastAsia="Times New Roman" w:hAnsi="Times New Roman" w:cs="Times New Roman"/>
+                <w:sz w:val="24"/>
+                <w:szCs w:val="24"/>
+                <w:lang w:eastAsia="es-419"/>
+              </w:rPr>
+              <w:t>AuthState</w:t>
+            </w:r>
+            <w:proofErr w:type="spellEnd"/>
+          </w:p>
+        </w:tc>
+        <w:tc>
+          <w:tcPr>
+            <w:tcW w:w="0" w:type="auto"/>
+            <w:vAlign w:val="center"/>
+            <w:hideMark/>
+          </w:tcPr>
+          <w:p>
+            <w:pPr>
+              <w:spacing w:after="0" w:line="240" w:lineRule="auto"/>
+              <w:rPr>
+                <w:rFonts w:ascii="Times New Roman" w:eastAsia="Times New Roman" w:hAnsi="Times New Roman" w:cs="Times New Roman"/>
+                <w:sz w:val="24"/>
+                <w:szCs w:val="24"/>
+                <w:lang w:eastAsia="es-419"/>
+              </w:rPr>
+            </w:pPr>
+            <w:r>
+              <w:rPr>
+                <w:rFonts w:ascii="Segoe UI Symbol" w:eastAsia="Times New Roman" w:hAnsi="Segoe UI Symbol" w:cs="Segoe UI Symbol"/>
+                <w:sz w:val="24"/>
+                <w:szCs w:val="24"/>
+                <w:lang w:eastAsia="es-419"/>
+              </w:rPr>
+              <w:t>✔</w:t>
+            </w:r>
+          </w:p>
+        </w:tc>
+        <w:tc>
+          <w:tcPr>
+            <w:tcW w:w="0" w:type="auto"/>
+            <w:vAlign w:val="center"/>
+            <w:hideMark/>
+          </w:tcPr>
+          <w:p>
+            <w:pPr>
+              <w:spacing w:after="0" w:line="240" w:lineRule="auto"/>
+              <w:rPr>
+                <w:rFonts w:ascii="Times New Roman" w:eastAsia="Times New Roman" w:hAnsi="Times New Roman" w:cs="Times New Roman"/>
+                <w:sz w:val="24"/>
+                <w:szCs w:val="24"/>
+                <w:lang w:eastAsia="es-419"/>
+              </w:rPr>
+            </w:pPr>
+            <w:r>
+              <w:rPr>
+                <w:rFonts w:ascii="Segoe UI Symbol" w:eastAsia="Times New Roman" w:hAnsi="Segoe UI Symbol" w:cs="Segoe UI Symbol"/>
+                <w:sz w:val="24"/>
+                <w:szCs w:val="24"/>
+                <w:lang w:eastAsia="es-419"/>
+              </w:rPr>
+              <w:t>✔</w:t>
+            </w:r>
+          </w:p>
+        </w:tc>
+      </w:tr>
+    </w:tbl>
+    <w:p>
+      <w:pPr>
+        <w:spacing w:after="0" w:line="240" w:lineRule="auto"/>
+        <w:rPr>
+          <w:rFonts w:ascii="Times New Roman" w:eastAsia="Times New Roman" w:hAnsi="Times New Roman" w:cs="Times New Roman"/>
+          <w:sz w:val="24"/>
+          <w:szCs w:val="24"/>
+          <w:lang w:eastAsia="es-419"/>
+        </w:rPr>
+      </w:pPr>
+      <w:r>
+        <w:rPr>
+          <w:rFonts w:ascii="Times New Roman" w:eastAsia="Times New Roman" w:hAnsi="Times New Roman" w:cs="Times New Roman"/>
+          <w:sz w:val="24"/>
+          <w:szCs w:val="24"/>
+          <w:lang w:eastAsia="es-419"/>
+        </w:rPr>
+        <w:pict>
+          <v:rect id="_x0000_i1065" style="width:0;height:1.5pt" o:hralign="center" o:hrstd="t" o:hr="t" fillcolor="#a0a0a0" stroked="f"/>
+        </w:pict>
+      </w:r>
+    </w:p>
+    <w:p>
+      <w:pPr>
+        <w:spacing w:before="100" w:beforeAutospacing="1" w:after="100" w:afterAutospacing="1" w:line="240" w:lineRule="auto"/>
+        <w:outlineLvl w:val="0"/>
+        <w:rPr>
+          <w:rFonts w:ascii="Times New Roman" w:eastAsia="Times New Roman" w:hAnsi="Times New Roman" w:cs="Times New Roman"/>
+          <w:b/>
+          <w:bCs/>
+          <w:kern w:val="36"/>
+          <w:sz w:val="48"/>
+          <w:szCs w:val="48"/>
+          <w:lang w:eastAsia="es-419"/>
+        </w:rPr>
+      </w:pPr>
+      <w:r>
+        <w:rPr>
+          <w:rFonts w:ascii="Segoe UI Symbol" w:eastAsia="Times New Roman" w:hAnsi="Segoe UI Symbol" w:cs="Segoe UI Symbol"/>
+          <w:b/>
+          <w:bCs/>
+          <w:kern w:val="36"/>
+          <w:sz w:val="48"/>
+          <w:szCs w:val="48"/>
+          <w:lang w:eastAsia="es-419"/>
+        </w:rPr>
+        <w:lastRenderedPageBreak/>
+        <w:t>🏗</w:t>
+      </w:r>
+      <w:r>
+        <w:rPr>
+          <w:rFonts w:ascii="Times New Roman" w:eastAsia="Times New Roman" w:hAnsi="Times New Roman" w:cs="Times New Roman"/>
+          <w:b/>
+          <w:bCs/>
+          <w:kern w:val="36"/>
+          <w:sz w:val="48"/>
+          <w:szCs w:val="48"/>
+          <w:lang w:eastAsia="es-419"/>
+        </w:rPr>
+        <w:t xml:space="preserve"> Arquitectura actual</w:t>
+      </w:r>
+    </w:p>
+    <w:p>
+      <w:pPr>
+        <w:spacing w:before="100" w:beforeAutospacing="1" w:after="100" w:afterAutospacing="1" w:line="240" w:lineRule="auto"/>
+        <w:rPr>
+          <w:rFonts w:ascii="Times New Roman" w:eastAsia="Times New Roman" w:hAnsi="Times New Roman" w:cs="Times New Roman"/>
+          <w:sz w:val="24"/>
+          <w:szCs w:val="24"/>
+          <w:lang w:eastAsia="es-419"/>
+        </w:rPr>
+      </w:pPr>
+      <w:r>
+        <w:rPr>
+          <w:rFonts w:ascii="Times New Roman" w:eastAsia="Times New Roman" w:hAnsi="Times New Roman" w:cs="Times New Roman"/>
+          <w:sz w:val="24"/>
+          <w:szCs w:val="24"/>
+          <w:lang w:eastAsia="es-419"/>
+        </w:rPr>
+        <w:t>Es una arquitectura en 4 capas:</w:t>
+      </w:r>
+    </w:p>
+    <w:p>
+      <w:pPr>
+        <w:tabs>
+          <w:tab w:val="left" w:pos="916"/>
+          <w:tab w:val="left" w:pos="1832"/>
+          <w:tab w:val="left" w:pos="2748"/>
+          <w:tab w:val="left" w:pos="3664"/>
+          <w:tab w:val="left" w:pos="4580"/>
+          <w:tab w:val="left" w:pos="5496"/>
+          <w:tab w:val="left" w:pos="6412"/>
+          <w:tab w:val="left" w:pos="7328"/>
+          <w:tab w:val="left" w:pos="8244"/>
+          <w:tab w:val="left" w:pos="9160"/>
+          <w:tab w:val="left" w:pos="10076"/>
+          <w:tab w:val="left" w:pos="10992"/>
+          <w:tab w:val="left" w:pos="11908"/>
+          <w:tab w:val="left" w:pos="12824"/>
+          <w:tab w:val="left" w:pos="13740"/>
+          <w:tab w:val="left" w:pos="14656"/>
+        </w:tabs>
+        <w:spacing w:after="0" w:line="240" w:lineRule="auto"/>
+        <w:rPr>
+          <w:rFonts w:ascii="Courier New" w:eastAsia="Times New Roman" w:hAnsi="Courier New" w:cs="Courier New"/>
+          <w:sz w:val="20"/>
+          <w:szCs w:val="20"/>
+          <w:lang w:eastAsia="es-419"/>
+        </w:rPr>
+      </w:pPr>
+      <w:proofErr w:type="spellStart"/>
+      <w:r>
+        <w:rPr>
+          <w:rFonts w:ascii="Courier New" w:eastAsia="Times New Roman" w:hAnsi="Courier New" w:cs="Courier New"/>
+          <w:sz w:val="20"/>
+          <w:szCs w:val="20"/>
+          <w:lang w:eastAsia="es-419"/>
+        </w:rPr>
+        <w:t>Pages</w:t>
+      </w:r>
+      <w:proofErr w:type="spellEnd"/>
+      <w:r>
+        <w:rPr>
+          <w:rFonts w:ascii="Courier New" w:eastAsia="Times New Roman" w:hAnsi="Courier New" w:cs="Courier New"/>
+          <w:sz w:val="20"/>
+          <w:szCs w:val="20"/>
+          <w:lang w:eastAsia="es-419"/>
+        </w:rPr>
+        <w:t xml:space="preserve"> (UI)</w:t>
+      </w:r>
+      <w:r>
+        <w:rPr>
+          <w:rFonts w:ascii="Courier New" w:eastAsia="Times New Roman" w:hAnsi="Courier New" w:cs="Courier New"/>
+          <w:sz w:val="20"/>
+          <w:szCs w:val="20"/>
+          <w:lang w:eastAsia="es-419"/>
+        </w:rPr>
+        <w:br/>
+        <w:t xml:space="preserve">    ↓</w:t>
+      </w:r>
+      <w:r>
+        <w:rPr>
+          <w:rFonts w:ascii="Courier New" w:eastAsia="Times New Roman" w:hAnsi="Courier New" w:cs="Courier New"/>
+          <w:sz w:val="20"/>
+          <w:szCs w:val="20"/>
+          <w:lang w:eastAsia="es-419"/>
+        </w:rPr>
+        <w:br/>
+      </w:r>
+      <w:proofErr w:type="spellStart"/>
+      <w:r>
+        <w:rPr>
+          <w:rFonts w:ascii="Courier New" w:eastAsia="Times New Roman" w:hAnsi="Courier New" w:cs="Courier New"/>
+          <w:sz w:val="20"/>
+          <w:szCs w:val="20"/>
+          <w:lang w:eastAsia="es-419"/>
+        </w:rPr>
+        <w:t>State</w:t>
+      </w:r>
+      <w:proofErr w:type="spellEnd"/>
+      <w:r>
+        <w:rPr>
+          <w:rFonts w:ascii="Courier New" w:eastAsia="Times New Roman" w:hAnsi="Courier New" w:cs="Courier New"/>
+          <w:sz w:val="20"/>
+          <w:szCs w:val="20"/>
+          <w:lang w:eastAsia="es-419"/>
+        </w:rPr>
+        <w:t xml:space="preserve"> (lógica)</w:t>
+      </w:r>
+      <w:r>
+        <w:rPr>
+          <w:rFonts w:ascii="Courier New" w:eastAsia="Times New Roman" w:hAnsi="Courier New" w:cs="Courier New"/>
+          <w:sz w:val="20"/>
+          <w:szCs w:val="20"/>
+          <w:lang w:eastAsia="es-419"/>
+        </w:rPr>
+        <w:br/>
+        <w:t xml:space="preserve">    ↓</w:t>
+      </w:r>
+      <w:r>
+        <w:rPr>
+          <w:rFonts w:ascii="Courier New" w:eastAsia="Times New Roman" w:hAnsi="Courier New" w:cs="Courier New"/>
+          <w:sz w:val="20"/>
+          <w:szCs w:val="20"/>
+          <w:lang w:eastAsia="es-419"/>
+        </w:rPr>
+        <w:br/>
+      </w:r>
+      <w:proofErr w:type="spellStart"/>
+      <w:r>
+        <w:rPr>
+          <w:rFonts w:ascii="Courier New" w:eastAsia="Times New Roman" w:hAnsi="Courier New" w:cs="Courier New"/>
+          <w:sz w:val="20"/>
+          <w:szCs w:val="20"/>
+          <w:lang w:eastAsia="es-419"/>
+        </w:rPr>
+        <w:t>Service</w:t>
+      </w:r>
+      <w:proofErr w:type="spellEnd"/>
+      <w:r>
+        <w:rPr>
+          <w:rFonts w:ascii="Courier New" w:eastAsia="Times New Roman" w:hAnsi="Courier New" w:cs="Courier New"/>
+          <w:sz w:val="20"/>
+          <w:szCs w:val="20"/>
+          <w:lang w:eastAsia="es-419"/>
+        </w:rPr>
+        <w:t xml:space="preserve"> (DB </w:t>
+      </w:r>
+      <w:proofErr w:type="spellStart"/>
+      <w:r>
+        <w:rPr>
+          <w:rFonts w:ascii="Courier New" w:eastAsia="Times New Roman" w:hAnsi="Courier New" w:cs="Courier New"/>
+          <w:sz w:val="20"/>
+          <w:szCs w:val="20"/>
+          <w:lang w:eastAsia="es-419"/>
+        </w:rPr>
+        <w:t>access</w:t>
+      </w:r>
+      <w:proofErr w:type="spellEnd"/>
+      <w:r>
+        <w:rPr>
+          <w:rFonts w:ascii="Courier New" w:eastAsia="Times New Roman" w:hAnsi="Courier New" w:cs="Courier New"/>
+          <w:sz w:val="20"/>
+          <w:szCs w:val="20"/>
+          <w:lang w:eastAsia="es-419"/>
+        </w:rPr>
+        <w:t>)</w:t>
+      </w:r>
+      <w:r>
+        <w:rPr>
+          <w:rFonts w:ascii="Courier New" w:eastAsia="Times New Roman" w:hAnsi="Courier New" w:cs="Courier New"/>
+          <w:sz w:val="20"/>
+          <w:szCs w:val="20"/>
+          <w:lang w:eastAsia="es-419"/>
+        </w:rPr>
+        <w:br/>
+        <w:t xml:space="preserve">    ↓</w:t>
+      </w:r>
+      <w:r>
+        <w:rPr>
+          <w:rFonts w:ascii="Courier New" w:eastAsia="Times New Roman" w:hAnsi="Courier New" w:cs="Courier New"/>
+          <w:sz w:val="20"/>
+          <w:szCs w:val="20"/>
+          <w:lang w:eastAsia="es-419"/>
+        </w:rPr>
+        <w:br/>
+      </w:r>
+      <w:proofErr w:type="spellStart"/>
+      <w:r>
+        <w:rPr>
+          <w:rFonts w:ascii="Courier New" w:eastAsia="Times New Roman" w:hAnsi="Courier New" w:cs="Courier New"/>
+          <w:sz w:val="20"/>
+          <w:szCs w:val="20"/>
+          <w:lang w:eastAsia="es-419"/>
+        </w:rPr>
+        <w:t>Models</w:t>
+      </w:r>
+      <w:proofErr w:type="spellEnd"/>
+      <w:r>
+        <w:rPr>
+          <w:rFonts w:ascii="Courier New" w:eastAsia="Times New Roman" w:hAnsi="Courier New" w:cs="Courier New"/>
+          <w:sz w:val="20"/>
+          <w:szCs w:val="20"/>
+          <w:lang w:eastAsia="es-419"/>
+        </w:rPr>
+        <w:t xml:space="preserve"> (estructura)</w:t>
+      </w:r>
+      <w:r>
+        <w:rPr>
+          <w:rFonts w:ascii="Courier New" w:eastAsia="Times New Roman" w:hAnsi="Courier New" w:cs="Courier New"/>
+          <w:sz w:val="20"/>
+          <w:szCs w:val="20"/>
+          <w:lang w:eastAsia="es-419"/>
+        </w:rPr>
+        <w:br/>
+        <w:t xml:space="preserve">    ↓</w:t>
+      </w:r>
+      <w:r>
+        <w:rPr>
+          <w:rFonts w:ascii="Courier New" w:eastAsia="Times New Roman" w:hAnsi="Courier New" w:cs="Courier New"/>
+          <w:sz w:val="20"/>
+          <w:szCs w:val="20"/>
+          <w:lang w:eastAsia="es-419"/>
+        </w:rPr>
+        <w:br/>
+      </w:r>
+      <w:proofErr w:type="spellStart"/>
+      <w:r>
+        <w:rPr>
+          <w:rFonts w:ascii="Courier New" w:eastAsia="Times New Roman" w:hAnsi="Courier New" w:cs="Courier New"/>
+          <w:sz w:val="20"/>
+          <w:szCs w:val="20"/>
+          <w:lang w:eastAsia="es-419"/>
+        </w:rPr>
+        <w:t>Database</w:t>
+      </w:r>
+      <w:proofErr w:type="spellEnd"/>
+    </w:p>
+    <w:p>
+      <w:pPr>
+        <w:spacing w:before="100" w:beforeAutospacing="1" w:after="100" w:afterAutospacing="1" w:line="240" w:lineRule="auto"/>
+        <w:rPr>
+          <w:rFonts w:ascii="Times New Roman" w:eastAsia="Times New Roman" w:hAnsi="Times New Roman" w:cs="Times New Roman"/>
+          <w:sz w:val="24"/>
+          <w:szCs w:val="24"/>
+          <w:lang w:eastAsia="es-419"/>
+        </w:rPr>
+      </w:pPr>
+      <w:r>
+        <w:rPr>
+          <w:rFonts w:ascii="Times New Roman" w:eastAsia="Times New Roman" w:hAnsi="Times New Roman" w:cs="Times New Roman"/>
+          <w:sz w:val="24"/>
+          <w:szCs w:val="24"/>
+          <w:lang w:eastAsia="es-419"/>
+        </w:rPr>
+        <w:t xml:space="preserve">Eso ya es arquitectura limpia tipo MVC + </w:t>
+      </w:r>
+      <w:proofErr w:type="spellStart"/>
+      <w:r>
+        <w:rPr>
+          <w:rFonts w:ascii="Times New Roman" w:eastAsia="Times New Roman" w:hAnsi="Times New Roman" w:cs="Times New Roman"/>
+          <w:sz w:val="24"/>
+          <w:szCs w:val="24"/>
+          <w:lang w:eastAsia="es-419"/>
+        </w:rPr>
+        <w:t>State</w:t>
+      </w:r>
+      <w:proofErr w:type="spellEnd"/>
+      <w:r>
+        <w:rPr>
+          <w:rFonts w:ascii="Times New Roman" w:eastAsia="Times New Roman" w:hAnsi="Times New Roman" w:cs="Times New Roman"/>
+          <w:sz w:val="24"/>
+          <w:szCs w:val="24"/>
+          <w:lang w:eastAsia="es-419"/>
+        </w:rPr>
+        <w:t>.</w:t>
+      </w:r>
+    </w:p>
+    <w:p>
+      <w:pPr>
+        <w:spacing w:after="0" w:line="240" w:lineRule="auto"/>
+        <w:rPr>
+          <w:rFonts w:ascii="Times New Roman" w:eastAsia="Times New Roman" w:hAnsi="Times New Roman" w:cs="Times New Roman"/>
+          <w:sz w:val="24"/>
+          <w:szCs w:val="24"/>
+          <w:lang w:eastAsia="es-419"/>
+        </w:rPr>
+      </w:pPr>
+      <w:r>
+        <w:rPr>
+          <w:rFonts w:ascii="Times New Roman" w:eastAsia="Times New Roman" w:hAnsi="Times New Roman" w:cs="Times New Roman"/>
+          <w:sz w:val="24"/>
+          <w:szCs w:val="24"/>
+          <w:lang w:eastAsia="es-419"/>
+        </w:rPr>
+        <w:pict>
+          <v:rect id="_x0000_i1066" style="width:0;height:1.5pt" o:hralign="center" o:hrstd="t" o:hr="t" fillcolor="#a0a0a0" stroked="f"/>
+        </w:pict>
+      </w:r>
+    </w:p>
+    <w:p>
+      <w:pPr>
+        <w:spacing w:before="100" w:beforeAutospacing="1" w:after="100" w:afterAutospacing="1" w:line="240" w:lineRule="auto"/>
+        <w:outlineLvl w:val="0"/>
+        <w:rPr>
+          <w:rFonts w:ascii="Times New Roman" w:eastAsia="Times New Roman" w:hAnsi="Times New Roman" w:cs="Times New Roman"/>
+          <w:b/>
+          <w:bCs/>
+          <w:kern w:val="36"/>
+          <w:sz w:val="48"/>
+          <w:szCs w:val="48"/>
+          <w:lang w:eastAsia="es-419"/>
+        </w:rPr>
+      </w:pPr>
+      <w:r>
+        <w:rPr>
+          <w:rFonts w:ascii="Segoe UI Symbol" w:eastAsia="Times New Roman" w:hAnsi="Segoe UI Symbol" w:cs="Segoe UI Symbol"/>
+          <w:b/>
+          <w:bCs/>
+          <w:kern w:val="36"/>
+          <w:sz w:val="48"/>
+          <w:szCs w:val="48"/>
+          <w:lang w:eastAsia="es-419"/>
+        </w:rPr>
+        <w:t>🏆</w:t>
+      </w:r>
+      <w:r>
+        <w:rPr>
+          <w:rFonts w:ascii="Times New Roman" w:eastAsia="Times New Roman" w:hAnsi="Times New Roman" w:cs="Times New Roman"/>
+          <w:b/>
+          <w:bCs/>
+          <w:kern w:val="36"/>
+          <w:sz w:val="48"/>
+          <w:szCs w:val="48"/>
+          <w:lang w:eastAsia="es-419"/>
+        </w:rPr>
+        <w:t xml:space="preserve"> Nivel real actual</w:t>
+      </w:r>
+    </w:p>
+    <w:p>
+      <w:pPr>
+        <w:spacing w:before="100" w:beforeAutospacing="1" w:after="100" w:afterAutospacing="1" w:line="240" w:lineRule="auto"/>
+        <w:rPr>
+          <w:rFonts w:ascii="Times New Roman" w:eastAsia="Times New Roman" w:hAnsi="Times New Roman" w:cs="Times New Roman"/>
+          <w:sz w:val="24"/>
+          <w:szCs w:val="24"/>
+          <w:lang w:eastAsia="es-419"/>
+        </w:rPr>
+      </w:pPr>
+      <w:r>
+        <w:rPr>
+          <w:rFonts w:ascii="Times New Roman" w:eastAsia="Times New Roman" w:hAnsi="Times New Roman" w:cs="Times New Roman"/>
+          <w:sz w:val="24"/>
+          <w:szCs w:val="24"/>
+          <w:lang w:eastAsia="es-419"/>
+        </w:rPr>
+        <w:t>Lo que tienes ahora no es un ejemplo simple.</w:t>
+      </w:r>
+    </w:p>
+    <w:p>
+      <w:pPr>
+        <w:spacing w:before="100" w:beforeAutospacing="1" w:after="100" w:afterAutospacing="1" w:line="240" w:lineRule="auto"/>
+        <w:rPr>
+          <w:rFonts w:ascii="Times New Roman" w:eastAsia="Times New Roman" w:hAnsi="Times New Roman" w:cs="Times New Roman"/>
+          <w:sz w:val="24"/>
+          <w:szCs w:val="24"/>
+          <w:lang w:eastAsia="es-419"/>
+        </w:rPr>
+      </w:pPr>
+      <w:r>
+        <w:rPr>
+          <w:rFonts w:ascii="Times New Roman" w:eastAsia="Times New Roman" w:hAnsi="Times New Roman" w:cs="Times New Roman"/>
+          <w:sz w:val="24"/>
+          <w:szCs w:val="24"/>
+          <w:lang w:eastAsia="es-419"/>
+        </w:rPr>
+        <w:t>Es un:</w:t>
+      </w:r>
+    </w:p>
+    <w:p>
+      <w:pPr>
+        <w:numPr>
+          <w:ilvl w:val="0"/>
+          <w:numId w:val="11"/>
+        </w:numPr>
+        <w:spacing w:before="100" w:beforeAutospacing="1" w:after="100" w:afterAutospacing="1" w:line="240" w:lineRule="auto"/>
+        <w:rPr>
+          <w:rFonts w:ascii="Times New Roman" w:eastAsia="Times New Roman" w:hAnsi="Times New Roman" w:cs="Times New Roman"/>
+          <w:sz w:val="24"/>
+          <w:szCs w:val="24"/>
+          <w:lang w:eastAsia="es-419"/>
+        </w:rPr>
+      </w:pPr>
+      <w:r>
+        <w:rPr>
+          <w:rFonts w:ascii="Times New Roman" w:eastAsia="Times New Roman" w:hAnsi="Times New Roman" w:cs="Times New Roman"/>
+          <w:sz w:val="24"/>
+          <w:szCs w:val="24"/>
+          <w:lang w:eastAsia="es-419"/>
+        </w:rPr>
+        <w:t>Mini CMS</w:t>
+      </w:r>
+    </w:p>
+    <w:p>
+      <w:pPr>
+        <w:numPr>
+          <w:ilvl w:val="0"/>
+          <w:numId w:val="11"/>
+        </w:numPr>
+        <w:spacing w:before="100" w:beforeAutospacing="1" w:after="100" w:afterAutospacing="1" w:line="240" w:lineRule="auto"/>
+        <w:rPr>
+          <w:rFonts w:ascii="Times New Roman" w:eastAsia="Times New Roman" w:hAnsi="Times New Roman" w:cs="Times New Roman"/>
+          <w:sz w:val="24"/>
+          <w:szCs w:val="24"/>
+          <w:lang w:eastAsia="es-419"/>
+        </w:rPr>
+      </w:pPr>
+      <w:r>
+        <w:rPr>
+          <w:rFonts w:ascii="Times New Roman" w:eastAsia="Times New Roman" w:hAnsi="Times New Roman" w:cs="Times New Roman"/>
+          <w:sz w:val="24"/>
+          <w:szCs w:val="24"/>
+          <w:lang w:eastAsia="es-419"/>
+        </w:rPr>
+        <w:t xml:space="preserve">Con panel </w:t>
+      </w:r>
+      <w:proofErr w:type="spellStart"/>
+      <w:r>
+        <w:rPr>
+          <w:rFonts w:ascii="Times New Roman" w:eastAsia="Times New Roman" w:hAnsi="Times New Roman" w:cs="Times New Roman"/>
+          <w:sz w:val="24"/>
+          <w:szCs w:val="24"/>
+          <w:lang w:eastAsia="es-419"/>
+        </w:rPr>
+        <w:t>admin</w:t>
+      </w:r>
+      <w:proofErr w:type="spellEnd"/>
+    </w:p>
+    <w:p>
+      <w:pPr>
+        <w:numPr>
+          <w:ilvl w:val="0"/>
+          <w:numId w:val="11"/>
+        </w:numPr>
+        <w:spacing w:before="100" w:beforeAutospacing="1" w:after="100" w:afterAutospacing="1" w:line="240" w:lineRule="auto"/>
+        <w:rPr>
+          <w:rFonts w:ascii="Times New Roman" w:eastAsia="Times New Roman" w:hAnsi="Times New Roman" w:cs="Times New Roman"/>
+          <w:sz w:val="24"/>
+          <w:szCs w:val="24"/>
+          <w:lang w:eastAsia="es-419"/>
+        </w:rPr>
+      </w:pPr>
+      <w:r>
+        <w:rPr>
+          <w:rFonts w:ascii="Times New Roman" w:eastAsia="Times New Roman" w:hAnsi="Times New Roman" w:cs="Times New Roman"/>
+          <w:sz w:val="24"/>
+          <w:szCs w:val="24"/>
+          <w:lang w:eastAsia="es-419"/>
+        </w:rPr>
+        <w:t>Con módulo público</w:t>
+      </w:r>
+    </w:p>
+    <w:p>
+      <w:pPr>
+        <w:numPr>
+          <w:ilvl w:val="0"/>
+          <w:numId w:val="11"/>
+        </w:numPr>
+        <w:spacing w:before="100" w:beforeAutospacing="1" w:after="100" w:afterAutospacing="1" w:line="240" w:lineRule="auto"/>
+        <w:rPr>
+          <w:rFonts w:ascii="Times New Roman" w:eastAsia="Times New Roman" w:hAnsi="Times New Roman" w:cs="Times New Roman"/>
+          <w:sz w:val="24"/>
+          <w:szCs w:val="24"/>
+          <w:lang w:eastAsia="es-419"/>
+        </w:rPr>
+      </w:pPr>
+      <w:r>
+        <w:rPr>
+          <w:rFonts w:ascii="Times New Roman" w:eastAsia="Times New Roman" w:hAnsi="Times New Roman" w:cs="Times New Roman"/>
+          <w:sz w:val="24"/>
+          <w:szCs w:val="24"/>
+          <w:lang w:eastAsia="es-419"/>
+        </w:rPr>
+        <w:t>Con separación de estados</w:t>
+      </w:r>
+    </w:p>
+    <w:p>
+      <w:pPr>
+        <w:numPr>
+          <w:ilvl w:val="0"/>
+          <w:numId w:val="11"/>
+        </w:numPr>
+        <w:spacing w:before="100" w:beforeAutospacing="1" w:after="100" w:afterAutospacing="1" w:line="240" w:lineRule="auto"/>
+        <w:rPr>
+          <w:rFonts w:ascii="Times New Roman" w:eastAsia="Times New Roman" w:hAnsi="Times New Roman" w:cs="Times New Roman"/>
+          <w:sz w:val="24"/>
+          <w:szCs w:val="24"/>
+          <w:lang w:eastAsia="es-419"/>
+        </w:rPr>
+      </w:pPr>
+      <w:r>
+        <w:rPr>
+          <w:rFonts w:ascii="Times New Roman" w:eastAsia="Times New Roman" w:hAnsi="Times New Roman" w:cs="Times New Roman"/>
+          <w:sz w:val="24"/>
+          <w:szCs w:val="24"/>
+          <w:lang w:eastAsia="es-419"/>
+        </w:rPr>
+        <w:t>Con capa de servicios</w:t>
+      </w:r>
+    </w:p>
+    <w:p>
+      <w:pPr>
+        <w:numPr>
+          <w:ilvl w:val="0"/>
+          <w:numId w:val="11"/>
+        </w:numPr>
+        <w:spacing w:before="100" w:beforeAutospacing="1" w:after="100" w:afterAutospacing="1" w:line="240" w:lineRule="auto"/>
+        <w:rPr>
+          <w:rFonts w:ascii="Times New Roman" w:eastAsia="Times New Roman" w:hAnsi="Times New Roman" w:cs="Times New Roman"/>
+          <w:sz w:val="24"/>
+          <w:szCs w:val="24"/>
+          <w:lang w:eastAsia="es-419"/>
+        </w:rPr>
+      </w:pPr>
+      <w:r>
+        <w:rPr>
+          <w:rFonts w:ascii="Times New Roman" w:eastAsia="Times New Roman" w:hAnsi="Times New Roman" w:cs="Times New Roman"/>
+          <w:sz w:val="24"/>
+          <w:szCs w:val="24"/>
+          <w:lang w:eastAsia="es-419"/>
+        </w:rPr>
+        <w:t xml:space="preserve">Con </w:t>
+      </w:r>
+      <w:proofErr w:type="spellStart"/>
+      <w:r>
+        <w:rPr>
+          <w:rFonts w:ascii="Times New Roman" w:eastAsia="Times New Roman" w:hAnsi="Times New Roman" w:cs="Times New Roman"/>
+          <w:sz w:val="24"/>
+          <w:szCs w:val="24"/>
+          <w:lang w:eastAsia="es-419"/>
+        </w:rPr>
+        <w:t>SQLAlchemy</w:t>
+      </w:r>
+      <w:proofErr w:type="spellEnd"/>
+    </w:p>
+    <w:p>
+      <w:pPr>
+        <w:numPr>
+          <w:ilvl w:val="0"/>
+          <w:numId w:val="11"/>
+        </w:numPr>
+        <w:spacing w:before="100" w:beforeAutospacing="1" w:after="100" w:afterAutospacing="1" w:line="240" w:lineRule="auto"/>
+        <w:rPr>
+          <w:rFonts w:ascii="Times New Roman" w:eastAsia="Times New Roman" w:hAnsi="Times New Roman" w:cs="Times New Roman"/>
+          <w:sz w:val="24"/>
+          <w:szCs w:val="24"/>
+          <w:lang w:eastAsia="es-419"/>
+        </w:rPr>
+      </w:pPr>
+      <w:r>
+        <w:rPr>
+          <w:rFonts w:ascii="Times New Roman" w:eastAsia="Times New Roman" w:hAnsi="Times New Roman" w:cs="Times New Roman"/>
+          <w:sz w:val="24"/>
+          <w:szCs w:val="24"/>
+          <w:lang w:eastAsia="es-419"/>
+        </w:rPr>
+        <w:t>Con navegación por eventos</w:t>
+      </w:r>
+    </w:p>
+    <w:p>
+      <w:pPr>
+        <w:spacing w:before="100" w:beforeAutospacing="1" w:after="100" w:afterAutospacing="1" w:line="240" w:lineRule="auto"/>
+        <w:rPr>
+          <w:rFonts w:ascii="Times New Roman" w:eastAsia="Times New Roman" w:hAnsi="Times New Roman" w:cs="Times New Roman"/>
+          <w:sz w:val="24"/>
+          <w:szCs w:val="24"/>
+          <w:lang w:eastAsia="es-419"/>
+        </w:rPr>
+      </w:pPr>
+      <w:r>
+        <w:rPr>
+          <w:rFonts w:ascii="Times New Roman" w:eastAsia="Times New Roman" w:hAnsi="Times New Roman" w:cs="Times New Roman"/>
+          <w:sz w:val="24"/>
+          <w:szCs w:val="24"/>
+          <w:lang w:eastAsia="es-419"/>
+        </w:rPr>
+        <w:t>Eso ya es proyecto portfolio serio.</w:t>
+      </w:r>
+    </w:p>
+    <w:p>
+      <w:pPr>
+        <w:spacing w:before="100" w:beforeAutospacing="1" w:after="100" w:afterAutospacing="1" w:line="240" w:lineRule="auto"/>
+        <w:rPr>
+          <w:rFonts w:ascii="Times New Roman" w:eastAsia="Times New Roman" w:hAnsi="Times New Roman" w:cs="Times New Roman"/>
+          <w:sz w:val="24"/>
+          <w:szCs w:val="24"/>
+          <w:lang w:eastAsia="es-419"/>
+        </w:rPr>
+      </w:pPr>
+    </w:p>
+    <w:p>
+      <w:pPr>
+        <w:pBdr>
+          <w:top w:val="single" w:sz="6" w:space="1" w:color="auto"/>
+        </w:pBdr>
+        <w:spacing w:after="0" w:line="240" w:lineRule="auto"/>
+        <w:jc w:val="center"/>
+        <w:rPr>
+          <w:rFonts w:ascii="Arial" w:eastAsia="Times New Roman" w:hAnsi="Arial" w:cs="Arial"/>
+          <w:vanish/>
+          <w:sz w:val="16"/>
+          <w:szCs w:val="16"/>
+          <w:lang w:eastAsia="es-419"/>
+        </w:rPr>
+      </w:pPr>
       <w:bookmarkStart w:id="0" w:name="_GoBack"/>
       <w:bookmarkEnd w:id="0"/>
-    </w:p>
+      <w:r>
+        <w:rPr>
+          <w:rFonts w:ascii="Arial" w:eastAsia="Times New Roman" w:hAnsi="Arial" w:cs="Arial"/>
+          <w:vanish/>
+          <w:sz w:val="16"/>
+          <w:szCs w:val="16"/>
+          <w:lang w:eastAsia="es-419"/>
+        </w:rPr>
+        <w:t>Final del formulario</w:t>
+      </w:r>
+    </w:p>
+    <w:p/>
     <w:sectPr>
       <w:pgSz w:w="11906" w:h="16838"/>
       <w:pgMar w:top="1417" w:right="1701" w:bottom="1417" w:left="1701" w:header="708" w:footer="708" w:gutter="0"/>
@@ -9312,122 +14715,9 @@
     </w:lvl>
   </w:abstractNum>
   <w:abstractNum w:abstractNumId="4" w15:restartNumberingAfterBreak="0">
-    <w:nsid w:val="47A07AFD"/>
+    <w:nsid w:val="2FEE0B00"/>
     <w:multiLevelType w:val="multilevel"/>
-    <w:tmpl w:val="07687CB2"/>
-    <w:lvl w:ilvl="0">
-      <w:start w:val="1"/>
-      <w:numFmt w:val="decimal"/>
-      <w:lvlText w:val="%1."/>
-      <w:lvlJc w:val="left"/>
-      <w:pPr>
-        <w:tabs>
-          <w:tab w:val="num" w:pos="720"/>
-        </w:tabs>
-        <w:ind w:left="720" w:hanging="360"/>
-      </w:pPr>
-    </w:lvl>
-    <w:lvl w:ilvl="1" w:tentative="1">
-      <w:start w:val="1"/>
-      <w:numFmt w:val="decimal"/>
-      <w:lvlText w:val="%2."/>
-      <w:lvlJc w:val="left"/>
-      <w:pPr>
-        <w:tabs>
-          <w:tab w:val="num" w:pos="1440"/>
-        </w:tabs>
-        <w:ind w:left="1440" w:hanging="360"/>
-      </w:pPr>
-    </w:lvl>
-    <w:lvl w:ilvl="2" w:tentative="1">
-      <w:start w:val="1"/>
-      <w:numFmt w:val="decimal"/>
-      <w:lvlText w:val="%3."/>
-      <w:lvlJc w:val="left"/>
-      <w:pPr>
-        <w:tabs>
-          <w:tab w:val="num" w:pos="2160"/>
-        </w:tabs>
-        <w:ind w:left="2160" w:hanging="360"/>
-      </w:pPr>
-    </w:lvl>
-    <w:lvl w:ilvl="3" w:tentative="1">
-      <w:start w:val="1"/>
-      <w:numFmt w:val="decimal"/>
-      <w:lvlText w:val="%4."/>
-      <w:lvlJc w:val="left"/>
-      <w:pPr>
-        <w:tabs>
-          <w:tab w:val="num" w:pos="2880"/>
-        </w:tabs>
-        <w:ind w:left="2880" w:hanging="360"/>
-      </w:pPr>
-    </w:lvl>
-    <w:lvl w:ilvl="4" w:tentative="1">
-      <w:start w:val="1"/>
-      <w:numFmt w:val="decimal"/>
-      <w:lvlText w:val="%5."/>
-      <w:lvlJc w:val="left"/>
-      <w:pPr>
-        <w:tabs>
-          <w:tab w:val="num" w:pos="3600"/>
-        </w:tabs>
-        <w:ind w:left="3600" w:hanging="360"/>
-      </w:pPr>
-    </w:lvl>
-    <w:lvl w:ilvl="5" w:tentative="1">
-      <w:start w:val="1"/>
-      <w:numFmt w:val="decimal"/>
-      <w:lvlText w:val="%6."/>
-      <w:lvlJc w:val="left"/>
-      <w:pPr>
-        <w:tabs>
-          <w:tab w:val="num" w:pos="4320"/>
-        </w:tabs>
-        <w:ind w:left="4320" w:hanging="360"/>
-      </w:pPr>
-    </w:lvl>
-    <w:lvl w:ilvl="6" w:tentative="1">
-      <w:start w:val="1"/>
-      <w:numFmt w:val="decimal"/>
-      <w:lvlText w:val="%7."/>
-      <w:lvlJc w:val="left"/>
-      <w:pPr>
-        <w:tabs>
-          <w:tab w:val="num" w:pos="5040"/>
-        </w:tabs>
-        <w:ind w:left="5040" w:hanging="360"/>
-      </w:pPr>
-    </w:lvl>
-    <w:lvl w:ilvl="7" w:tentative="1">
-      <w:start w:val="1"/>
-      <w:numFmt w:val="decimal"/>
-      <w:lvlText w:val="%8."/>
-      <w:lvlJc w:val="left"/>
-      <w:pPr>
-        <w:tabs>
-          <w:tab w:val="num" w:pos="5760"/>
-        </w:tabs>
-        <w:ind w:left="5760" w:hanging="360"/>
-      </w:pPr>
-    </w:lvl>
-    <w:lvl w:ilvl="8" w:tentative="1">
-      <w:start w:val="1"/>
-      <w:numFmt w:val="decimal"/>
-      <w:lvlText w:val="%9."/>
-      <w:lvlJc w:val="left"/>
-      <w:pPr>
-        <w:tabs>
-          <w:tab w:val="num" w:pos="6480"/>
-        </w:tabs>
-        <w:ind w:left="6480" w:hanging="360"/>
-      </w:pPr>
-    </w:lvl>
-  </w:abstractNum>
-  <w:abstractNum w:abstractNumId="5" w15:restartNumberingAfterBreak="0">
-    <w:nsid w:val="5A0C505A"/>
-    <w:multiLevelType w:val="multilevel"/>
-    <w:tmpl w:val="C39A8AAA"/>
+    <w:tmpl w:val="7528FB6E"/>
     <w:lvl w:ilvl="0">
       <w:start w:val="1"/>
       <w:numFmt w:val="bullet"/>
@@ -9573,10 +14863,123 @@
       </w:rPr>
     </w:lvl>
   </w:abstractNum>
+  <w:abstractNum w:abstractNumId="5" w15:restartNumberingAfterBreak="0">
+    <w:nsid w:val="47A07AFD"/>
+    <w:multiLevelType w:val="multilevel"/>
+    <w:tmpl w:val="07687CB2"/>
+    <w:lvl w:ilvl="0">
+      <w:start w:val="1"/>
+      <w:numFmt w:val="decimal"/>
+      <w:lvlText w:val="%1."/>
+      <w:lvlJc w:val="left"/>
+      <w:pPr>
+        <w:tabs>
+          <w:tab w:val="num" w:pos="720"/>
+        </w:tabs>
+        <w:ind w:left="720" w:hanging="360"/>
+      </w:pPr>
+    </w:lvl>
+    <w:lvl w:ilvl="1" w:tentative="1">
+      <w:start w:val="1"/>
+      <w:numFmt w:val="decimal"/>
+      <w:lvlText w:val="%2."/>
+      <w:lvlJc w:val="left"/>
+      <w:pPr>
+        <w:tabs>
+          <w:tab w:val="num" w:pos="1440"/>
+        </w:tabs>
+        <w:ind w:left="1440" w:hanging="360"/>
+      </w:pPr>
+    </w:lvl>
+    <w:lvl w:ilvl="2" w:tentative="1">
+      <w:start w:val="1"/>
+      <w:numFmt w:val="decimal"/>
+      <w:lvlText w:val="%3."/>
+      <w:lvlJc w:val="left"/>
+      <w:pPr>
+        <w:tabs>
+          <w:tab w:val="num" w:pos="2160"/>
+        </w:tabs>
+        <w:ind w:left="2160" w:hanging="360"/>
+      </w:pPr>
+    </w:lvl>
+    <w:lvl w:ilvl="3" w:tentative="1">
+      <w:start w:val="1"/>
+      <w:numFmt w:val="decimal"/>
+      <w:lvlText w:val="%4."/>
+      <w:lvlJc w:val="left"/>
+      <w:pPr>
+        <w:tabs>
+          <w:tab w:val="num" w:pos="2880"/>
+        </w:tabs>
+        <w:ind w:left="2880" w:hanging="360"/>
+      </w:pPr>
+    </w:lvl>
+    <w:lvl w:ilvl="4" w:tentative="1">
+      <w:start w:val="1"/>
+      <w:numFmt w:val="decimal"/>
+      <w:lvlText w:val="%5."/>
+      <w:lvlJc w:val="left"/>
+      <w:pPr>
+        <w:tabs>
+          <w:tab w:val="num" w:pos="3600"/>
+        </w:tabs>
+        <w:ind w:left="3600" w:hanging="360"/>
+      </w:pPr>
+    </w:lvl>
+    <w:lvl w:ilvl="5" w:tentative="1">
+      <w:start w:val="1"/>
+      <w:numFmt w:val="decimal"/>
+      <w:lvlText w:val="%6."/>
+      <w:lvlJc w:val="left"/>
+      <w:pPr>
+        <w:tabs>
+          <w:tab w:val="num" w:pos="4320"/>
+        </w:tabs>
+        <w:ind w:left="4320" w:hanging="360"/>
+      </w:pPr>
+    </w:lvl>
+    <w:lvl w:ilvl="6" w:tentative="1">
+      <w:start w:val="1"/>
+      <w:numFmt w:val="decimal"/>
+      <w:lvlText w:val="%7."/>
+      <w:lvlJc w:val="left"/>
+      <w:pPr>
+        <w:tabs>
+          <w:tab w:val="num" w:pos="5040"/>
+        </w:tabs>
+        <w:ind w:left="5040" w:hanging="360"/>
+      </w:pPr>
+    </w:lvl>
+    <w:lvl w:ilvl="7" w:tentative="1">
+      <w:start w:val="1"/>
+      <w:numFmt w:val="decimal"/>
+      <w:lvlText w:val="%8."/>
+      <w:lvlJc w:val="left"/>
+      <w:pPr>
+        <w:tabs>
+          <w:tab w:val="num" w:pos="5760"/>
+        </w:tabs>
+        <w:ind w:left="5760" w:hanging="360"/>
+      </w:pPr>
+    </w:lvl>
+    <w:lvl w:ilvl="8" w:tentative="1">
+      <w:start w:val="1"/>
+      <w:numFmt w:val="decimal"/>
+      <w:lvlText w:val="%9."/>
+      <w:lvlJc w:val="left"/>
+      <w:pPr>
+        <w:tabs>
+          <w:tab w:val="num" w:pos="6480"/>
+        </w:tabs>
+        <w:ind w:left="6480" w:hanging="360"/>
+      </w:pPr>
+    </w:lvl>
+  </w:abstractNum>
   <w:abstractNum w:abstractNumId="6" w15:restartNumberingAfterBreak="0">
-    <w:nsid w:val="76EE602D"/>
+    <w:nsid w:val="5A0C505A"/>
     <w:multiLevelType w:val="multilevel"/>
-    <w:tmpl w:val="F5F69748"/>
+    <w:tmpl w:val="C39A8AAA"/>
     <w:lvl w:ilvl="0">
       <w:start w:val="1"/>
       <w:numFmt w:val="bullet"/>
@@ -9723,9 +15126,9 @@
     </w:lvl>
   </w:abstractNum>
   <w:abstractNum w:abstractNumId="7" w15:restartNumberingAfterBreak="0">
-    <w:nsid w:val="7E2221DE"/>
+    <w:nsid w:val="6DC9761C"/>
     <w:multiLevelType w:val="multilevel"/>
-    <w:tmpl w:val="0C2AFD40"/>
+    <w:tmpl w:val="A1EE961A"/>
     <w:lvl w:ilvl="0">
       <w:start w:val="1"/>
       <w:numFmt w:val="bullet"/>
@@ -9871,20 +15274,467 @@
       </w:rPr>
     </w:lvl>
   </w:abstractNum>
+  <w:abstractNum w:abstractNumId="8" w15:restartNumberingAfterBreak="0">
+    <w:nsid w:val="76EE602D"/>
+    <w:multiLevelType w:val="multilevel"/>
+    <w:tmpl w:val="F5F69748"/>
+    <w:lvl w:ilvl="0">
+      <w:start w:val="1"/>
+      <w:numFmt w:val="bullet"/>
+      <w:lvlText w:val=""/>
+      <w:lvlJc w:val="left"/>
+      <w:pPr>
+        <w:tabs>
+          <w:tab w:val="num" w:pos="720"/>
+        </w:tabs>
+        <w:ind w:left="720" w:hanging="360"/>
+      </w:pPr>
+      <w:rPr>
+        <w:rFonts w:ascii="Symbol" w:hAnsi="Symbol" w:hint="default"/>
+        <w:sz w:val="20"/>
+      </w:rPr>
+    </w:lvl>
+    <w:lvl w:ilvl="1" w:tentative="1">
+      <w:start w:val="1"/>
+      <w:numFmt w:val="bullet"/>
+      <w:lvlText w:val="o"/>
+      <w:lvlJc w:val="left"/>
+      <w:pPr>
+        <w:tabs>
+          <w:tab w:val="num" w:pos="1440"/>
+        </w:tabs>
+        <w:ind w:left="1440" w:hanging="360"/>
+      </w:pPr>
+      <w:rPr>
+        <w:rFonts w:ascii="Courier New" w:hAnsi="Courier New" w:hint="default"/>
+        <w:sz w:val="20"/>
+      </w:rPr>
+    </w:lvl>
+    <w:lvl w:ilvl="2" w:tentative="1">
+      <w:start w:val="1"/>
+      <w:numFmt w:val="bullet"/>
+      <w:lvlText w:val=""/>
+      <w:lvlJc w:val="left"/>
+      <w:pPr>
+        <w:tabs>
+          <w:tab w:val="num" w:pos="2160"/>
+        </w:tabs>
+        <w:ind w:left="2160" w:hanging="360"/>
+      </w:pPr>
+      <w:rPr>
+        <w:rFonts w:ascii="Wingdings" w:hAnsi="Wingdings" w:hint="default"/>
+        <w:sz w:val="20"/>
+      </w:rPr>
+    </w:lvl>
+    <w:lvl w:ilvl="3" w:tentative="1">
+      <w:start w:val="1"/>
+      <w:numFmt w:val="bullet"/>
+      <w:lvlText w:val=""/>
+      <w:lvlJc w:val="left"/>
+      <w:pPr>
+        <w:tabs>
+          <w:tab w:val="num" w:pos="2880"/>
+        </w:tabs>
+        <w:ind w:left="2880" w:hanging="360"/>
+      </w:pPr>
+      <w:rPr>
+        <w:rFonts w:ascii="Wingdings" w:hAnsi="Wingdings" w:hint="default"/>
+        <w:sz w:val="20"/>
+      </w:rPr>
+    </w:lvl>
+    <w:lvl w:ilvl="4" w:tentative="1">
+      <w:start w:val="1"/>
+      <w:numFmt w:val="bullet"/>
+      <w:lvlText w:val=""/>
+      <w:lvlJc w:val="left"/>
+      <w:pPr>
+        <w:tabs>
+          <w:tab w:val="num" w:pos="3600"/>
+        </w:tabs>
+        <w:ind w:left="3600" w:hanging="360"/>
+      </w:pPr>
+      <w:rPr>
+        <w:rFonts w:ascii="Wingdings" w:hAnsi="Wingdings" w:hint="default"/>
+        <w:sz w:val="20"/>
+      </w:rPr>
+    </w:lvl>
+    <w:lvl w:ilvl="5" w:tentative="1">
+      <w:start w:val="1"/>
+      <w:numFmt w:val="bullet"/>
+      <w:lvlText w:val=""/>
+      <w:lvlJc w:val="left"/>
+      <w:pPr>
+        <w:tabs>
+          <w:tab w:val="num" w:pos="4320"/>
+        </w:tabs>
+        <w:ind w:left="4320" w:hanging="360"/>
+      </w:pPr>
+      <w:rPr>
+        <w:rFonts w:ascii="Wingdings" w:hAnsi="Wingdings" w:hint="default"/>
+        <w:sz w:val="20"/>
+      </w:rPr>
+    </w:lvl>
+    <w:lvl w:ilvl="6" w:tentative="1">
+      <w:start w:val="1"/>
+      <w:numFmt w:val="bullet"/>
+      <w:lvlText w:val=""/>
+      <w:lvlJc w:val="left"/>
+      <w:pPr>
+        <w:tabs>
+          <w:tab w:val="num" w:pos="5040"/>
+        </w:tabs>
+        <w:ind w:left="5040" w:hanging="360"/>
+      </w:pPr>
+      <w:rPr>
+        <w:rFonts w:ascii="Wingdings" w:hAnsi="Wingdings" w:hint="default"/>
+        <w:sz w:val="20"/>
+      </w:rPr>
+    </w:lvl>
+    <w:lvl w:ilvl="7" w:tentative="1">
+      <w:start w:val="1"/>
+      <w:numFmt w:val="bullet"/>
+      <w:lvlText w:val=""/>
+      <w:lvlJc w:val="left"/>
+      <w:pPr>
+        <w:tabs>
+          <w:tab w:val="num" w:pos="5760"/>
+        </w:tabs>
+        <w:ind w:left="5760" w:hanging="360"/>
+      </w:pPr>
+      <w:rPr>
+        <w:rFonts w:ascii="Wingdings" w:hAnsi="Wingdings" w:hint="default"/>
+        <w:sz w:val="20"/>
+      </w:rPr>
+    </w:lvl>
+    <w:lvl w:ilvl="8" w:tentative="1">
+      <w:start w:val="1"/>
+      <w:numFmt w:val="bullet"/>
+      <w:lvlText w:val=""/>
+      <w:lvlJc w:val="left"/>
+      <w:pPr>
+        <w:tabs>
+          <w:tab w:val="num" w:pos="6480"/>
+        </w:tabs>
+        <w:ind w:left="6480" w:hanging="360"/>
+      </w:pPr>
+      <w:rPr>
+        <w:rFonts w:ascii="Wingdings" w:hAnsi="Wingdings" w:hint="default"/>
+        <w:sz w:val="20"/>
+      </w:rPr>
+    </w:lvl>
+  </w:abstractNum>
+  <w:abstractNum w:abstractNumId="9" w15:restartNumberingAfterBreak="0">
+    <w:nsid w:val="77E42BD7"/>
+    <w:multiLevelType w:val="multilevel"/>
+    <w:tmpl w:val="0FCAF91C"/>
+    <w:lvl w:ilvl="0">
+      <w:start w:val="1"/>
+      <w:numFmt w:val="bullet"/>
+      <w:lvlText w:val=""/>
+      <w:lvlJc w:val="left"/>
+      <w:pPr>
+        <w:tabs>
+          <w:tab w:val="num" w:pos="720"/>
+        </w:tabs>
+        <w:ind w:left="720" w:hanging="360"/>
+      </w:pPr>
+      <w:rPr>
+        <w:rFonts w:ascii="Symbol" w:hAnsi="Symbol" w:hint="default"/>
+        <w:sz w:val="20"/>
+      </w:rPr>
+    </w:lvl>
+    <w:lvl w:ilvl="1" w:tentative="1">
+      <w:start w:val="1"/>
+      <w:numFmt w:val="bullet"/>
+      <w:lvlText w:val="o"/>
+      <w:lvlJc w:val="left"/>
+      <w:pPr>
+        <w:tabs>
+          <w:tab w:val="num" w:pos="1440"/>
+        </w:tabs>
+        <w:ind w:left="1440" w:hanging="360"/>
+      </w:pPr>
+      <w:rPr>
+        <w:rFonts w:ascii="Courier New" w:hAnsi="Courier New" w:hint="default"/>
+        <w:sz w:val="20"/>
+      </w:rPr>
+    </w:lvl>
+    <w:lvl w:ilvl="2" w:tentative="1">
+      <w:start w:val="1"/>
+      <w:numFmt w:val="bullet"/>
+      <w:lvlText w:val=""/>
+      <w:lvlJc w:val="left"/>
+      <w:pPr>
+        <w:tabs>
+          <w:tab w:val="num" w:pos="2160"/>
+        </w:tabs>
+        <w:ind w:left="2160" w:hanging="360"/>
+      </w:pPr>
+      <w:rPr>
+        <w:rFonts w:ascii="Wingdings" w:hAnsi="Wingdings" w:hint="default"/>
+        <w:sz w:val="20"/>
+      </w:rPr>
+    </w:lvl>
+    <w:lvl w:ilvl="3" w:tentative="1">
+      <w:start w:val="1"/>
+      <w:numFmt w:val="bullet"/>
+      <w:lvlText w:val=""/>
+      <w:lvlJc w:val="left"/>
+      <w:pPr>
+        <w:tabs>
+          <w:tab w:val="num" w:pos="2880"/>
+        </w:tabs>
+        <w:ind w:left="2880" w:hanging="360"/>
+      </w:pPr>
+      <w:rPr>
+        <w:rFonts w:ascii="Wingdings" w:hAnsi="Wingdings" w:hint="default"/>
+        <w:sz w:val="20"/>
+      </w:rPr>
+    </w:lvl>
+    <w:lvl w:ilvl="4" w:tentative="1">
+      <w:start w:val="1"/>
+      <w:numFmt w:val="bullet"/>
+      <w:lvlText w:val=""/>
+      <w:lvlJc w:val="left"/>
+      <w:pPr>
+        <w:tabs>
+          <w:tab w:val="num" w:pos="3600"/>
+        </w:tabs>
+        <w:ind w:left="3600" w:hanging="360"/>
+      </w:pPr>
+      <w:rPr>
+        <w:rFonts w:ascii="Wingdings" w:hAnsi="Wingdings" w:hint="default"/>
+        <w:sz w:val="20"/>
+      </w:rPr>
+    </w:lvl>
+    <w:lvl w:ilvl="5" w:tentative="1">
+      <w:start w:val="1"/>
+      <w:numFmt w:val="bullet"/>
+      <w:lvlText w:val=""/>
+      <w:lvlJc w:val="left"/>
+      <w:pPr>
+        <w:tabs>
+          <w:tab w:val="num" w:pos="4320"/>
+        </w:tabs>
+        <w:ind w:left="4320" w:hanging="360"/>
+      </w:pPr>
+      <w:rPr>
+        <w:rFonts w:ascii="Wingdings" w:hAnsi="Wingdings" w:hint="default"/>
+        <w:sz w:val="20"/>
+      </w:rPr>
+    </w:lvl>
+    <w:lvl w:ilvl="6" w:tentative="1">
+      <w:start w:val="1"/>
+      <w:numFmt w:val="bullet"/>
+      <w:lvlText w:val=""/>
+      <w:lvlJc w:val="left"/>
+      <w:pPr>
+        <w:tabs>
+          <w:tab w:val="num" w:pos="5040"/>
+        </w:tabs>
+        <w:ind w:left="5040" w:hanging="360"/>
+      </w:pPr>
+      <w:rPr>
+        <w:rFonts w:ascii="Wingdings" w:hAnsi="Wingdings" w:hint="default"/>
+        <w:sz w:val="20"/>
+      </w:rPr>
+    </w:lvl>
+    <w:lvl w:ilvl="7" w:tentative="1">
+      <w:start w:val="1"/>
+      <w:numFmt w:val="bullet"/>
+      <w:lvlText w:val=""/>
+      <w:lvlJc w:val="left"/>
+      <w:pPr>
+        <w:tabs>
+          <w:tab w:val="num" w:pos="5760"/>
+        </w:tabs>
+        <w:ind w:left="5760" w:hanging="360"/>
+      </w:pPr>
+      <w:rPr>
+        <w:rFonts w:ascii="Wingdings" w:hAnsi="Wingdings" w:hint="default"/>
+        <w:sz w:val="20"/>
+      </w:rPr>
+    </w:lvl>
+    <w:lvl w:ilvl="8" w:tentative="1">
+      <w:start w:val="1"/>
+      <w:numFmt w:val="bullet"/>
+      <w:lvlText w:val=""/>
+      <w:lvlJc w:val="left"/>
+      <w:pPr>
+        <w:tabs>
+          <w:tab w:val="num" w:pos="6480"/>
+        </w:tabs>
+        <w:ind w:left="6480" w:hanging="360"/>
+      </w:pPr>
+      <w:rPr>
+        <w:rFonts w:ascii="Wingdings" w:hAnsi="Wingdings" w:hint="default"/>
+        <w:sz w:val="20"/>
+      </w:rPr>
+    </w:lvl>
+  </w:abstractNum>
+  <w:abstractNum w:abstractNumId="10" w15:restartNumberingAfterBreak="0">
+    <w:nsid w:val="7E2221DE"/>
+    <w:multiLevelType w:val="multilevel"/>
+    <w:tmpl w:val="0C2AFD40"/>
+    <w:lvl w:ilvl="0">
+      <w:start w:val="1"/>
+      <w:numFmt w:val="bullet"/>
+      <w:lvlText w:val=""/>
+      <w:lvlJc w:val="left"/>
+      <w:pPr>
+        <w:tabs>
+          <w:tab w:val="num" w:pos="720"/>
+        </w:tabs>
+        <w:ind w:left="720" w:hanging="360"/>
+      </w:pPr>
+      <w:rPr>
+        <w:rFonts w:ascii="Symbol" w:hAnsi="Symbol" w:hint="default"/>
+        <w:sz w:val="20"/>
+      </w:rPr>
+    </w:lvl>
+    <w:lvl w:ilvl="1" w:tentative="1">
+      <w:start w:val="1"/>
+      <w:numFmt w:val="bullet"/>
+      <w:lvlText w:val="o"/>
+      <w:lvlJc w:val="left"/>
+      <w:pPr>
+        <w:tabs>
+          <w:tab w:val="num" w:pos="1440"/>
+        </w:tabs>
+        <w:ind w:left="1440" w:hanging="360"/>
+      </w:pPr>
+      <w:rPr>
+        <w:rFonts w:ascii="Courier New" w:hAnsi="Courier New" w:hint="default"/>
+        <w:sz w:val="20"/>
+      </w:rPr>
+    </w:lvl>
+    <w:lvl w:ilvl="2" w:tentative="1">
+      <w:start w:val="1"/>
+      <w:numFmt w:val="bullet"/>
+      <w:lvlText w:val=""/>
+      <w:lvlJc w:val="left"/>
+      <w:pPr>
+        <w:tabs>
+          <w:tab w:val="num" w:pos="2160"/>
+        </w:tabs>
+        <w:ind w:left="2160" w:hanging="360"/>
+      </w:pPr>
+      <w:rPr>
+        <w:rFonts w:ascii="Wingdings" w:hAnsi="Wingdings" w:hint="default"/>
+        <w:sz w:val="20"/>
+      </w:rPr>
+    </w:lvl>
+    <w:lvl w:ilvl="3" w:tentative="1">
+      <w:start w:val="1"/>
+      <w:numFmt w:val="bullet"/>
+      <w:lvlText w:val=""/>
+      <w:lvlJc w:val="left"/>
+      <w:pPr>
+        <w:tabs>
+          <w:tab w:val="num" w:pos="2880"/>
+        </w:tabs>
+        <w:ind w:left="2880" w:hanging="360"/>
+      </w:pPr>
+      <w:rPr>
+        <w:rFonts w:ascii="Wingdings" w:hAnsi="Wingdings" w:hint="default"/>
+        <w:sz w:val="20"/>
+      </w:rPr>
+    </w:lvl>
+    <w:lvl w:ilvl="4" w:tentative="1">
+      <w:start w:val="1"/>
+      <w:numFmt w:val="bullet"/>
+      <w:lvlText w:val=""/>
+      <w:lvlJc w:val="left"/>
+      <w:pPr>
+        <w:tabs>
+          <w:tab w:val="num" w:pos="3600"/>
+        </w:tabs>
+        <w:ind w:left="3600" w:hanging="360"/>
+      </w:pPr>
+      <w:rPr>
+        <w:rFonts w:ascii="Wingdings" w:hAnsi="Wingdings" w:hint="default"/>
+        <w:sz w:val="20"/>
+      </w:rPr>
+    </w:lvl>
+    <w:lvl w:ilvl="5" w:tentative="1">
+      <w:start w:val="1"/>
+      <w:numFmt w:val="bullet"/>
+      <w:lvlText w:val=""/>
+      <w:lvlJc w:val="left"/>
+      <w:pPr>
+        <w:tabs>
+          <w:tab w:val="num" w:pos="4320"/>
+        </w:tabs>
+        <w:ind w:left="4320" w:hanging="360"/>
+      </w:pPr>
+      <w:rPr>
+        <w:rFonts w:ascii="Wingdings" w:hAnsi="Wingdings" w:hint="default"/>
+        <w:sz w:val="20"/>
+      </w:rPr>
+    </w:lvl>
+    <w:lvl w:ilvl="6" w:tentative="1">
+      <w:start w:val="1"/>
+      <w:numFmt w:val="bullet"/>
+      <w:lvlText w:val=""/>
+      <w:lvlJc w:val="left"/>
+      <w:pPr>
+        <w:tabs>
+          <w:tab w:val="num" w:pos="5040"/>
+        </w:tabs>
+        <w:ind w:left="5040" w:hanging="360"/>
+      </w:pPr>
+      <w:rPr>
+        <w:rFonts w:ascii="Wingdings" w:hAnsi="Wingdings" w:hint="default"/>
+        <w:sz w:val="20"/>
+      </w:rPr>
+    </w:lvl>
+    <w:lvl w:ilvl="7" w:tentative="1">
+      <w:start w:val="1"/>
+      <w:numFmt w:val="bullet"/>
+      <w:lvlText w:val=""/>
+      <w:lvlJc w:val="left"/>
+      <w:pPr>
+        <w:tabs>
+          <w:tab w:val="num" w:pos="5760"/>
+        </w:tabs>
+        <w:ind w:left="5760" w:hanging="360"/>
+      </w:pPr>
+      <w:rPr>
+        <w:rFonts w:ascii="Wingdings" w:hAnsi="Wingdings" w:hint="default"/>
+        <w:sz w:val="20"/>
+      </w:rPr>
+    </w:lvl>
+    <w:lvl w:ilvl="8" w:tentative="1">
+      <w:start w:val="1"/>
+      <w:numFmt w:val="bullet"/>
+      <w:lvlText w:val=""/>
+      <w:lvlJc w:val="left"/>
+      <w:pPr>
+        <w:tabs>
+          <w:tab w:val="num" w:pos="6480"/>
+        </w:tabs>
+        <w:ind w:left="6480" w:hanging="360"/>
+      </w:pPr>
+      <w:rPr>
+        <w:rFonts w:ascii="Wingdings" w:hAnsi="Wingdings" w:hint="default"/>
+        <w:sz w:val="20"/>
+      </w:rPr>
+    </w:lvl>
+  </w:abstractNum>
   <w:num w:numId="1">
-    <w:abstractNumId w:val="7"/>
+    <w:abstractNumId w:val="10"/>
   </w:num>
   <w:num w:numId="2">
     <w:abstractNumId w:val="1"/>
   </w:num>
   <w:num w:numId="3">
-    <w:abstractNumId w:val="5"/>
+    <w:abstractNumId w:val="6"/>
   </w:num>
   <w:num w:numId="4">
     <w:abstractNumId w:val="0"/>
   </w:num>
   <w:num w:numId="5">
-    <w:abstractNumId w:val="4"/>
+    <w:abstractNumId w:val="5"/>
   </w:num>
   <w:num w:numId="6">
     <w:abstractNumId w:val="3"/>
@@ -9893,7 +15743,16 @@
     <w:abstractNumId w:val="2"/>
   </w:num>
   <w:num w:numId="8">
-    <w:abstractNumId w:val="6"/>
+    <w:abstractNumId w:val="8"/>
+  </w:num>
+  <w:num w:numId="9">
+    <w:abstractNumId w:val="4"/>
+  </w:num>
+  <w:num w:numId="10">
+    <w:abstractNumId w:val="7"/>
+  </w:num>
+  <w:num w:numId="11">
+    <w:abstractNumId w:val="9"/>
   </w:num>
 </w:numbering>
 </file>
@@ -10506,6 +16365,115 @@
       <w:lang w:eastAsia="es-419"/>
     </w:rPr>
   </w:style>
+  <w:style w:type="character" w:customStyle="1" w:styleId="v">
+    <w:name w:val="ͼv"/>
+    <w:basedOn w:val="Fuentedeprrafopredeter"/>
+    <w:rsid w:val="0018767E"/>
+  </w:style>
+  <w:style w:type="character" w:customStyle="1" w:styleId="10">
+    <w:name w:val="ͼ10"/>
+    <w:basedOn w:val="Fuentedeprrafopredeter"/>
+    <w:rsid w:val="0018767E"/>
+  </w:style>
+  <w:style w:type="character" w:customStyle="1" w:styleId="11">
+    <w:name w:val="ͼ11"/>
+    <w:basedOn w:val="Fuentedeprrafopredeter"/>
+    <w:rsid w:val="0018767E"/>
+  </w:style>
+  <w:style w:type="paragraph" w:styleId="z-Principiodelformulario">
+    <w:name w:val="HTML Top of Form"/>
+    <w:basedOn w:val="Normal"/>
+    <w:next w:val="Normal"/>
+    <w:link w:val="z-PrincipiodelformularioCar"/>
+    <w:hidden/>
+    <w:uiPriority w:val="99"/>
+    <w:semiHidden/>
+    <w:unhideWhenUsed/>
+    <w:rsid w:val="0018767E"/>
+    <w:pPr>
+      <w:pBdr>
+        <w:bottom w:val="single" w:sz="6" w:space="1" w:color="auto"/>
+      </w:pBdr>
+      <w:spacing w:after="0" w:line="240" w:lineRule="auto"/>
+      <w:jc w:val="center"/>
+    </w:pPr>
+    <w:rPr>
+      <w:rFonts w:ascii="Arial" w:eastAsia="Times New Roman" w:hAnsi="Arial" w:cs="Arial"/>
+      <w:vanish/>
+      <w:sz w:val="16"/>
+      <w:szCs w:val="16"/>
+      <w:lang w:eastAsia="es-419"/>
+    </w:rPr>
+  </w:style>
+  <w:style w:type="character" w:customStyle="1" w:styleId="z-PrincipiodelformularioCar">
+    <w:name w:val="z-Principio del formulario Car"/>
+    <w:basedOn w:val="Fuentedeprrafopredeter"/>
+    <w:link w:val="z-Principiodelformulario"/>
+    <w:uiPriority w:val="99"/>
+    <w:semiHidden/>
+    <w:rsid w:val="0018767E"/>
+    <w:rPr>
+      <w:rFonts w:ascii="Arial" w:eastAsia="Times New Roman" w:hAnsi="Arial" w:cs="Arial"/>
+      <w:vanish/>
+      <w:sz w:val="16"/>
+      <w:szCs w:val="16"/>
+      <w:lang w:eastAsia="es-419"/>
+    </w:rPr>
+  </w:style>
+  <w:style w:type="paragraph" w:customStyle="1" w:styleId="placeholder">
+    <w:name w:val="placeholder"/>
+    <w:basedOn w:val="Normal"/>
+    <w:rsid w:val="0018767E"/>
+    <w:pPr>
+      <w:spacing w:before="100" w:beforeAutospacing="1" w:after="100" w:afterAutospacing="1" w:line="240" w:lineRule="auto"/>
+    </w:pPr>
+    <w:rPr>
+      <w:rFonts w:ascii="Times New Roman" w:eastAsia="Times New Roman" w:hAnsi="Times New Roman" w:cs="Times New Roman"/>
+      <w:sz w:val="24"/>
+      <w:szCs w:val="24"/>
+      <w:lang w:eastAsia="es-419"/>
+    </w:rPr>
+  </w:style>
+  <w:style w:type="paragraph" w:styleId="z-Finaldelformulario">
+    <w:name w:val="HTML Bottom of Form"/>
+    <w:basedOn w:val="Normal"/>
+    <w:next w:val="Normal"/>
+    <w:link w:val="z-FinaldelformularioCar"/>
+    <w:hidden/>
+    <w:uiPriority w:val="99"/>
+    <w:semiHidden/>
+    <w:unhideWhenUsed/>
+    <w:rsid w:val="0018767E"/>
+    <w:pPr>
+      <w:pBdr>
+        <w:top w:val="single" w:sz="6" w:space="1" w:color="auto"/>
+      </w:pBdr>
+      <w:spacing w:after="0" w:line="240" w:lineRule="auto"/>
+      <w:jc w:val="center"/>
+    </w:pPr>
+    <w:rPr>
+      <w:rFonts w:ascii="Arial" w:eastAsia="Times New Roman" w:hAnsi="Arial" w:cs="Arial"/>
+      <w:vanish/>
+      <w:sz w:val="16"/>
+      <w:szCs w:val="16"/>
+      <w:lang w:eastAsia="es-419"/>
+    </w:rPr>
+  </w:style>
+  <w:style w:type="character" w:customStyle="1" w:styleId="z-FinaldelformularioCar">
+    <w:name w:val="z-Final del formulario Car"/>
+    <w:basedOn w:val="Fuentedeprrafopredeter"/>
+    <w:link w:val="z-Finaldelformulario"/>
+    <w:uiPriority w:val="99"/>
+    <w:semiHidden/>
+    <w:rsid w:val="0018767E"/>
+    <w:rPr>
+      <w:rFonts w:ascii="Arial" w:eastAsia="Times New Roman" w:hAnsi="Arial" w:cs="Arial"/>
+      <w:vanish/>
+      <w:sz w:val="16"/>
+      <w:szCs w:val="16"/>
+      <w:lang w:eastAsia="es-419"/>
+    </w:rPr>
+  </w:style>
 </w:styles>
 </file>
 

--- a/relacion de archivos.docx
+++ b/relacion de archivos.docx
@@ -14115,6 +14115,7118 @@
     </w:p>
     <w:p>
       <w:pPr>
+        <w:spacing w:before="100" w:beforeAutospacing="1" w:after="100" w:afterAutospacing="1" w:line="240" w:lineRule="auto"/>
+        <w:rPr>
+          <w:rFonts w:ascii="Times New Roman" w:eastAsia="Times New Roman" w:hAnsi="Times New Roman" w:cs="Times New Roman"/>
+          <w:sz w:val="56"/>
+          <w:szCs w:val="56"/>
+          <w:lang w:eastAsia="es-419"/>
+        </w:rPr>
+      </w:pPr>
+      <w:r>
+        <w:rPr>
+          <w:rFonts w:ascii="Times New Roman" w:eastAsia="Times New Roman" w:hAnsi="Times New Roman" w:cs="Times New Roman"/>
+          <w:sz w:val="56"/>
+          <w:szCs w:val="56"/>
+          <w:lang w:eastAsia="es-419"/>
+        </w:rPr>
+        <w:t>3er informe</w:t>
+      </w:r>
+    </w:p>
+    <w:p>
+      <w:pPr>
+        <w:spacing w:after="0" w:line="240" w:lineRule="auto"/>
+        <w:rPr>
+          <w:rFonts w:ascii="Times New Roman" w:eastAsia="Times New Roman" w:hAnsi="Times New Roman" w:cs="Times New Roman"/>
+          <w:sz w:val="24"/>
+          <w:szCs w:val="24"/>
+          <w:lang w:eastAsia="es-419"/>
+        </w:rPr>
+      </w:pPr>
+    </w:p>
+    <w:p>
+      <w:pPr>
+        <w:spacing w:before="100" w:beforeAutospacing="1" w:after="100" w:afterAutospacing="1" w:line="240" w:lineRule="auto"/>
+        <w:outlineLvl w:val="0"/>
+        <w:rPr>
+          <w:rFonts w:ascii="Times New Roman" w:eastAsia="Times New Roman" w:hAnsi="Times New Roman" w:cs="Times New Roman"/>
+          <w:b/>
+          <w:bCs/>
+          <w:kern w:val="36"/>
+          <w:sz w:val="48"/>
+          <w:szCs w:val="48"/>
+          <w:lang w:eastAsia="es-419"/>
+        </w:rPr>
+      </w:pPr>
+      <w:r>
+        <w:rPr>
+          <w:rFonts w:ascii="Segoe UI Symbol" w:eastAsia="Times New Roman" w:hAnsi="Segoe UI Symbol" w:cs="Segoe UI Symbol"/>
+          <w:b/>
+          <w:bCs/>
+          <w:kern w:val="36"/>
+          <w:sz w:val="48"/>
+          <w:szCs w:val="48"/>
+          <w:lang w:eastAsia="es-419"/>
+        </w:rPr>
+        <w:t>🏗</w:t>
+      </w:r>
+      <w:r>
+        <w:rPr>
+          <w:rFonts w:ascii="Times New Roman" w:eastAsia="Times New Roman" w:hAnsi="Times New Roman" w:cs="Times New Roman"/>
+          <w:b/>
+          <w:bCs/>
+          <w:kern w:val="36"/>
+          <w:sz w:val="48"/>
+          <w:szCs w:val="48"/>
+          <w:lang w:eastAsia="es-419"/>
+        </w:rPr>
+        <w:t xml:space="preserve"> Arquitectura actual — Vistas públicas</w:t>
+      </w:r>
+    </w:p>
+    <w:p>
+      <w:pPr>
+        <w:spacing w:before="100" w:beforeAutospacing="1" w:after="100" w:afterAutospacing="1" w:line="240" w:lineRule="auto"/>
+        <w:rPr>
+          <w:rFonts w:ascii="Times New Roman" w:eastAsia="Times New Roman" w:hAnsi="Times New Roman" w:cs="Times New Roman"/>
+          <w:sz w:val="24"/>
+          <w:szCs w:val="24"/>
+          <w:lang w:eastAsia="es-419"/>
+        </w:rPr>
+      </w:pPr>
+      <w:r>
+        <w:rPr>
+          <w:rFonts w:ascii="Times New Roman" w:eastAsia="Times New Roman" w:hAnsi="Times New Roman" w:cs="Times New Roman"/>
+          <w:sz w:val="24"/>
+          <w:szCs w:val="24"/>
+          <w:lang w:eastAsia="es-419"/>
+        </w:rPr>
+        <w:t xml:space="preserve">Tu CMS ahora tiene </w:t>
+      </w:r>
+      <w:r>
+        <w:rPr>
+          <w:rFonts w:ascii="Times New Roman" w:eastAsia="Times New Roman" w:hAnsi="Times New Roman" w:cs="Times New Roman"/>
+          <w:b/>
+          <w:bCs/>
+          <w:sz w:val="24"/>
+          <w:szCs w:val="24"/>
+          <w:lang w:eastAsia="es-419"/>
+        </w:rPr>
+        <w:t>dos mundos completamente separados</w:t>
+      </w:r>
+      <w:r>
+        <w:rPr>
+          <w:rFonts w:ascii="Times New Roman" w:eastAsia="Times New Roman" w:hAnsi="Times New Roman" w:cs="Times New Roman"/>
+          <w:sz w:val="24"/>
+          <w:szCs w:val="24"/>
+          <w:lang w:eastAsia="es-419"/>
+        </w:rPr>
+        <w:t>:</w:t>
+      </w:r>
+    </w:p>
+    <w:p>
+      <w:pPr>
+        <w:tabs>
+          <w:tab w:val="left" w:pos="916"/>
+          <w:tab w:val="left" w:pos="1832"/>
+          <w:tab w:val="left" w:pos="2748"/>
+          <w:tab w:val="left" w:pos="3664"/>
+          <w:tab w:val="left" w:pos="4580"/>
+          <w:tab w:val="left" w:pos="5496"/>
+          <w:tab w:val="left" w:pos="6412"/>
+          <w:tab w:val="left" w:pos="7328"/>
+          <w:tab w:val="left" w:pos="8244"/>
+          <w:tab w:val="left" w:pos="9160"/>
+          <w:tab w:val="left" w:pos="10076"/>
+          <w:tab w:val="left" w:pos="10992"/>
+          <w:tab w:val="left" w:pos="11908"/>
+          <w:tab w:val="left" w:pos="12824"/>
+          <w:tab w:val="left" w:pos="13740"/>
+          <w:tab w:val="left" w:pos="14656"/>
+        </w:tabs>
+        <w:spacing w:after="0" w:line="240" w:lineRule="auto"/>
+        <w:rPr>
+          <w:rFonts w:ascii="Courier New" w:eastAsia="Times New Roman" w:hAnsi="Courier New" w:cs="Courier New"/>
+          <w:sz w:val="20"/>
+          <w:szCs w:val="20"/>
+          <w:lang w:eastAsia="es-419"/>
+        </w:rPr>
+      </w:pPr>
+      <w:r>
+        <w:rPr>
+          <w:rFonts w:ascii="Courier New" w:eastAsia="Times New Roman" w:hAnsi="Courier New" w:cs="Courier New"/>
+          <w:sz w:val="20"/>
+          <w:szCs w:val="20"/>
+          <w:lang w:eastAsia="es-419"/>
+        </w:rPr>
+        <w:t>ADMIN (privado)</w:t>
+      </w:r>
+      <w:r>
+        <w:rPr>
+          <w:rFonts w:ascii="Courier New" w:eastAsia="Times New Roman" w:hAnsi="Courier New" w:cs="Courier New"/>
+          <w:sz w:val="20"/>
+          <w:szCs w:val="20"/>
+          <w:lang w:eastAsia="es-419"/>
+        </w:rPr>
+        <w:br/>
+        <w:t>PUBLIC (sitio web real)</w:t>
+      </w:r>
+    </w:p>
+    <w:p>
+      <w:pPr>
+        <w:spacing w:before="100" w:beforeAutospacing="1" w:after="100" w:afterAutospacing="1" w:line="240" w:lineRule="auto"/>
+        <w:rPr>
+          <w:rFonts w:ascii="Times New Roman" w:eastAsia="Times New Roman" w:hAnsi="Times New Roman" w:cs="Times New Roman"/>
+          <w:sz w:val="24"/>
+          <w:szCs w:val="24"/>
+          <w:lang w:eastAsia="es-419"/>
+        </w:rPr>
+      </w:pPr>
+      <w:r>
+        <w:rPr>
+          <w:rFonts w:ascii="Times New Roman" w:eastAsia="Times New Roman" w:hAnsi="Times New Roman" w:cs="Times New Roman"/>
+          <w:sz w:val="24"/>
+          <w:szCs w:val="24"/>
+          <w:lang w:eastAsia="es-419"/>
+        </w:rPr>
+        <w:lastRenderedPageBreak/>
+        <w:t>Y eso es exactamente cómo funciona un CMS profesional.</w:t>
+      </w:r>
+    </w:p>
+    <w:p>
+      <w:pPr>
+        <w:spacing w:after="0" w:line="240" w:lineRule="auto"/>
+        <w:rPr>
+          <w:rFonts w:ascii="Times New Roman" w:eastAsia="Times New Roman" w:hAnsi="Times New Roman" w:cs="Times New Roman"/>
+          <w:sz w:val="24"/>
+          <w:szCs w:val="24"/>
+          <w:lang w:eastAsia="es-419"/>
+        </w:rPr>
+      </w:pPr>
+      <w:r>
+        <w:rPr>
+          <w:rFonts w:ascii="Times New Roman" w:eastAsia="Times New Roman" w:hAnsi="Times New Roman" w:cs="Times New Roman"/>
+          <w:sz w:val="24"/>
+          <w:szCs w:val="24"/>
+          <w:lang w:eastAsia="es-419"/>
+        </w:rPr>
+        <w:pict>
+          <v:rect id="_x0000_i1067" style="width:0;height:1.5pt" o:hralign="center" o:hrstd="t" o:hr="t" fillcolor="#a0a0a0" stroked="f"/>
+        </w:pict>
+      </w:r>
+    </w:p>
+    <w:p>
+      <w:pPr>
+        <w:spacing w:before="100" w:beforeAutospacing="1" w:after="100" w:afterAutospacing="1" w:line="240" w:lineRule="auto"/>
+        <w:outlineLvl w:val="0"/>
+        <w:rPr>
+          <w:rFonts w:ascii="Times New Roman" w:eastAsia="Times New Roman" w:hAnsi="Times New Roman" w:cs="Times New Roman"/>
+          <w:b/>
+          <w:bCs/>
+          <w:kern w:val="36"/>
+          <w:sz w:val="48"/>
+          <w:szCs w:val="48"/>
+          <w:lang w:eastAsia="es-419"/>
+        </w:rPr>
+      </w:pPr>
+      <w:r>
+        <w:rPr>
+          <w:rFonts w:ascii="Segoe UI Symbol" w:eastAsia="Times New Roman" w:hAnsi="Segoe UI Symbol" w:cs="Segoe UI Symbol"/>
+          <w:b/>
+          <w:bCs/>
+          <w:kern w:val="36"/>
+          <w:sz w:val="48"/>
+          <w:szCs w:val="48"/>
+          <w:lang w:eastAsia="es-419"/>
+        </w:rPr>
+        <w:t>🌐</w:t>
+      </w:r>
+      <w:r>
+        <w:rPr>
+          <w:rFonts w:ascii="Times New Roman" w:eastAsia="Times New Roman" w:hAnsi="Times New Roman" w:cs="Times New Roman"/>
+          <w:b/>
+          <w:bCs/>
+          <w:kern w:val="36"/>
+          <w:sz w:val="48"/>
+          <w:szCs w:val="48"/>
+          <w:lang w:eastAsia="es-419"/>
+        </w:rPr>
+        <w:t xml:space="preserve"> Flujo completo de las vistas públicas</w:t>
+      </w:r>
+    </w:p>
+    <w:p>
+      <w:pPr>
+        <w:spacing w:before="100" w:beforeAutospacing="1" w:after="100" w:afterAutospacing="1" w:line="240" w:lineRule="auto"/>
+        <w:outlineLvl w:val="1"/>
+        <w:rPr>
+          <w:rFonts w:ascii="Times New Roman" w:eastAsia="Times New Roman" w:hAnsi="Times New Roman" w:cs="Times New Roman"/>
+          <w:b/>
+          <w:bCs/>
+          <w:sz w:val="36"/>
+          <w:szCs w:val="36"/>
+          <w:lang w:eastAsia="es-419"/>
+        </w:rPr>
+      </w:pPr>
+      <w:r>
+        <w:rPr>
+          <w:rFonts w:ascii="Times New Roman" w:eastAsia="Times New Roman" w:hAnsi="Times New Roman" w:cs="Times New Roman"/>
+          <w:b/>
+          <w:bCs/>
+          <w:sz w:val="36"/>
+          <w:szCs w:val="36"/>
+          <w:lang w:eastAsia="es-419"/>
+        </w:rPr>
+        <w:t>1️</w:t>
+      </w:r>
+      <w:r>
+        <w:rPr>
+          <w:rFonts w:ascii="Tahoma" w:eastAsia="Times New Roman" w:hAnsi="Tahoma" w:cs="Tahoma"/>
+          <w:b/>
+          <w:bCs/>
+          <w:sz w:val="36"/>
+          <w:szCs w:val="36"/>
+          <w:lang w:eastAsia="es-419"/>
+        </w:rPr>
+        <w:t>⃣</w:t>
+      </w:r>
+      <w:r>
+        <w:rPr>
+          <w:rFonts w:ascii="Times New Roman" w:eastAsia="Times New Roman" w:hAnsi="Times New Roman" w:cs="Times New Roman"/>
+          <w:b/>
+          <w:bCs/>
+          <w:sz w:val="36"/>
+          <w:szCs w:val="36"/>
+          <w:lang w:eastAsia="es-419"/>
+        </w:rPr>
+        <w:t xml:space="preserve"> Página Home</w:t>
+      </w:r>
+    </w:p>
+    <w:p>
+      <w:pPr>
+        <w:spacing w:before="100" w:beforeAutospacing="1" w:after="100" w:afterAutospacing="1" w:line="240" w:lineRule="auto"/>
+        <w:rPr>
+          <w:rFonts w:ascii="Times New Roman" w:eastAsia="Times New Roman" w:hAnsi="Times New Roman" w:cs="Times New Roman"/>
+          <w:sz w:val="24"/>
+          <w:szCs w:val="24"/>
+          <w:lang w:eastAsia="es-419"/>
+        </w:rPr>
+      </w:pPr>
+      <w:r>
+        <w:rPr>
+          <w:rFonts w:ascii="Times New Roman" w:eastAsia="Times New Roman" w:hAnsi="Times New Roman" w:cs="Times New Roman"/>
+          <w:sz w:val="24"/>
+          <w:szCs w:val="24"/>
+          <w:lang w:eastAsia="es-419"/>
+        </w:rPr>
+        <w:t>Archivo:</w:t>
+      </w:r>
+    </w:p>
+    <w:p>
+      <w:pPr>
+        <w:tabs>
+          <w:tab w:val="left" w:pos="916"/>
+          <w:tab w:val="left" w:pos="1832"/>
+          <w:tab w:val="left" w:pos="2748"/>
+          <w:tab w:val="left" w:pos="3664"/>
+          <w:tab w:val="left" w:pos="4580"/>
+          <w:tab w:val="left" w:pos="5496"/>
+          <w:tab w:val="left" w:pos="6412"/>
+          <w:tab w:val="left" w:pos="7328"/>
+          <w:tab w:val="left" w:pos="8244"/>
+          <w:tab w:val="left" w:pos="9160"/>
+          <w:tab w:val="left" w:pos="10076"/>
+          <w:tab w:val="left" w:pos="10992"/>
+          <w:tab w:val="left" w:pos="11908"/>
+          <w:tab w:val="left" w:pos="12824"/>
+          <w:tab w:val="left" w:pos="13740"/>
+          <w:tab w:val="left" w:pos="14656"/>
+        </w:tabs>
+        <w:spacing w:after="0" w:line="240" w:lineRule="auto"/>
+        <w:rPr>
+          <w:rFonts w:ascii="Courier New" w:eastAsia="Times New Roman" w:hAnsi="Courier New" w:cs="Courier New"/>
+          <w:sz w:val="20"/>
+          <w:szCs w:val="20"/>
+          <w:lang w:eastAsia="es-419"/>
+        </w:rPr>
+      </w:pPr>
+      <w:r>
+        <w:rPr>
+          <w:rFonts w:ascii="Courier New" w:eastAsia="Times New Roman" w:hAnsi="Courier New" w:cs="Courier New"/>
+          <w:sz w:val="20"/>
+          <w:szCs w:val="20"/>
+          <w:lang w:eastAsia="es-419"/>
+        </w:rPr>
+        <w:t>pages/index.py</w:t>
+      </w:r>
+    </w:p>
+    <w:p>
+      <w:pPr>
+        <w:tabs>
+          <w:tab w:val="left" w:pos="916"/>
+          <w:tab w:val="left" w:pos="1832"/>
+          <w:tab w:val="left" w:pos="2748"/>
+          <w:tab w:val="left" w:pos="3664"/>
+          <w:tab w:val="left" w:pos="4580"/>
+          <w:tab w:val="left" w:pos="5496"/>
+          <w:tab w:val="left" w:pos="6412"/>
+          <w:tab w:val="left" w:pos="7328"/>
+          <w:tab w:val="left" w:pos="8244"/>
+          <w:tab w:val="left" w:pos="9160"/>
+          <w:tab w:val="left" w:pos="10076"/>
+          <w:tab w:val="left" w:pos="10992"/>
+          <w:tab w:val="left" w:pos="11908"/>
+          <w:tab w:val="left" w:pos="12824"/>
+          <w:tab w:val="left" w:pos="13740"/>
+          <w:tab w:val="left" w:pos="14656"/>
+        </w:tabs>
+        <w:spacing w:after="0" w:line="240" w:lineRule="auto"/>
+        <w:rPr>
+          <w:rFonts w:ascii="Courier New" w:eastAsia="Times New Roman" w:hAnsi="Courier New" w:cs="Courier New"/>
+          <w:sz w:val="20"/>
+          <w:szCs w:val="20"/>
+          <w:lang w:eastAsia="es-419"/>
+        </w:rPr>
+      </w:pPr>
+      <w:r>
+        <w:rPr>
+          <w:rFonts w:ascii="Courier New" w:eastAsia="Times New Roman" w:hAnsi="Courier New" w:cs="Courier New"/>
+          <w:sz w:val="20"/>
+          <w:szCs w:val="20"/>
+          <w:lang w:eastAsia="es-419"/>
+        </w:rPr>
+        <w:t>@</w:t>
+      </w:r>
+      <w:proofErr w:type="spellStart"/>
+      <w:r>
+        <w:rPr>
+          <w:rFonts w:ascii="Courier New" w:eastAsia="Times New Roman" w:hAnsi="Courier New" w:cs="Courier New"/>
+          <w:sz w:val="20"/>
+          <w:szCs w:val="20"/>
+          <w:lang w:eastAsia="es-419"/>
+        </w:rPr>
+        <w:t>rx.page</w:t>
+      </w:r>
+      <w:proofErr w:type="spellEnd"/>
+      <w:r>
+        <w:rPr>
+          <w:rFonts w:ascii="Courier New" w:eastAsia="Times New Roman" w:hAnsi="Courier New" w:cs="Courier New"/>
+          <w:sz w:val="20"/>
+          <w:szCs w:val="20"/>
+          <w:lang w:eastAsia="es-419"/>
+        </w:rPr>
+        <w:t>(</w:t>
+      </w:r>
+      <w:proofErr w:type="spellStart"/>
+      <w:r>
+        <w:rPr>
+          <w:rFonts w:ascii="Courier New" w:eastAsia="Times New Roman" w:hAnsi="Courier New" w:cs="Courier New"/>
+          <w:sz w:val="20"/>
+          <w:szCs w:val="20"/>
+          <w:lang w:eastAsia="es-419"/>
+        </w:rPr>
+        <w:t>route</w:t>
+      </w:r>
+      <w:proofErr w:type="spellEnd"/>
+      <w:r>
+        <w:rPr>
+          <w:rFonts w:ascii="Courier New" w:eastAsia="Times New Roman" w:hAnsi="Courier New" w:cs="Courier New"/>
+          <w:sz w:val="20"/>
+          <w:szCs w:val="20"/>
+          <w:lang w:eastAsia="es-419"/>
+        </w:rPr>
+        <w:t>="/")</w:t>
+      </w:r>
+      <w:r>
+        <w:rPr>
+          <w:rFonts w:ascii="Courier New" w:eastAsia="Times New Roman" w:hAnsi="Courier New" w:cs="Courier New"/>
+          <w:sz w:val="20"/>
+          <w:szCs w:val="20"/>
+          <w:lang w:eastAsia="es-419"/>
+        </w:rPr>
+        <w:br/>
+      </w:r>
+      <w:proofErr w:type="spellStart"/>
+      <w:r>
+        <w:rPr>
+          <w:rFonts w:ascii="Courier New" w:eastAsia="Times New Roman" w:hAnsi="Courier New" w:cs="Courier New"/>
+          <w:sz w:val="20"/>
+          <w:szCs w:val="20"/>
+          <w:lang w:eastAsia="es-419"/>
+        </w:rPr>
+        <w:t>def</w:t>
+      </w:r>
+      <w:proofErr w:type="spellEnd"/>
+      <w:r>
+        <w:rPr>
+          <w:rFonts w:ascii="Courier New" w:eastAsia="Times New Roman" w:hAnsi="Courier New" w:cs="Courier New"/>
+          <w:sz w:val="20"/>
+          <w:szCs w:val="20"/>
+          <w:lang w:eastAsia="es-419"/>
+        </w:rPr>
+        <w:t xml:space="preserve"> home():</w:t>
+      </w:r>
+    </w:p>
+    <w:p>
+      <w:pPr>
+        <w:numPr>
+          <w:ilvl w:val="0"/>
+          <w:numId w:val="12"/>
+        </w:numPr>
+        <w:spacing w:before="100" w:beforeAutospacing="1" w:after="100" w:afterAutospacing="1" w:line="240" w:lineRule="auto"/>
+        <w:rPr>
+          <w:rFonts w:ascii="Times New Roman" w:eastAsia="Times New Roman" w:hAnsi="Times New Roman" w:cs="Times New Roman"/>
+          <w:sz w:val="24"/>
+          <w:szCs w:val="24"/>
+          <w:lang w:eastAsia="es-419"/>
+        </w:rPr>
+      </w:pPr>
+      <w:r>
+        <w:rPr>
+          <w:rFonts w:ascii="Times New Roman" w:eastAsia="Times New Roman" w:hAnsi="Times New Roman" w:cs="Times New Roman"/>
+          <w:sz w:val="24"/>
+          <w:szCs w:val="24"/>
+          <w:lang w:eastAsia="es-419"/>
+        </w:rPr>
+        <w:t>Es estática</w:t>
+      </w:r>
+    </w:p>
+    <w:p>
+      <w:pPr>
+        <w:numPr>
+          <w:ilvl w:val="0"/>
+          <w:numId w:val="12"/>
+        </w:numPr>
+        <w:spacing w:before="100" w:beforeAutospacing="1" w:after="100" w:afterAutospacing="1" w:line="240" w:lineRule="auto"/>
+        <w:rPr>
+          <w:rFonts w:ascii="Times New Roman" w:eastAsia="Times New Roman" w:hAnsi="Times New Roman" w:cs="Times New Roman"/>
+          <w:sz w:val="24"/>
+          <w:szCs w:val="24"/>
+          <w:lang w:eastAsia="es-419"/>
+        </w:rPr>
+      </w:pPr>
+      <w:r>
+        <w:rPr>
+          <w:rFonts w:ascii="Times New Roman" w:eastAsia="Times New Roman" w:hAnsi="Times New Roman" w:cs="Times New Roman"/>
+          <w:sz w:val="24"/>
+          <w:szCs w:val="24"/>
+          <w:lang w:eastAsia="es-419"/>
+        </w:rPr>
+        <w:t>Solo muestra enlaces</w:t>
+      </w:r>
+    </w:p>
+    <w:p>
+      <w:pPr>
+        <w:numPr>
+          <w:ilvl w:val="0"/>
+          <w:numId w:val="12"/>
+        </w:numPr>
+        <w:spacing w:before="100" w:beforeAutospacing="1" w:after="100" w:afterAutospacing="1" w:line="240" w:lineRule="auto"/>
+        <w:rPr>
+          <w:rFonts w:ascii="Times New Roman" w:eastAsia="Times New Roman" w:hAnsi="Times New Roman" w:cs="Times New Roman"/>
+          <w:sz w:val="24"/>
+          <w:szCs w:val="24"/>
+          <w:lang w:eastAsia="es-419"/>
+        </w:rPr>
+      </w:pPr>
+      <w:r>
+        <w:rPr>
+          <w:rFonts w:ascii="Times New Roman" w:eastAsia="Times New Roman" w:hAnsi="Times New Roman" w:cs="Times New Roman"/>
+          <w:sz w:val="24"/>
+          <w:szCs w:val="24"/>
+          <w:lang w:eastAsia="es-419"/>
+        </w:rPr>
+        <w:t>No usa base de datos</w:t>
+      </w:r>
+    </w:p>
+    <w:p>
+      <w:pPr>
+        <w:numPr>
+          <w:ilvl w:val="0"/>
+          <w:numId w:val="12"/>
+        </w:numPr>
+        <w:spacing w:before="100" w:beforeAutospacing="1" w:after="100" w:afterAutospacing="1" w:line="240" w:lineRule="auto"/>
+        <w:rPr>
+          <w:rFonts w:ascii="Times New Roman" w:eastAsia="Times New Roman" w:hAnsi="Times New Roman" w:cs="Times New Roman"/>
+          <w:sz w:val="24"/>
+          <w:szCs w:val="24"/>
+          <w:lang w:eastAsia="es-419"/>
+        </w:rPr>
+      </w:pPr>
+      <w:r>
+        <w:rPr>
+          <w:rFonts w:ascii="Times New Roman" w:eastAsia="Times New Roman" w:hAnsi="Times New Roman" w:cs="Times New Roman"/>
+          <w:sz w:val="24"/>
+          <w:szCs w:val="24"/>
+          <w:lang w:eastAsia="es-419"/>
+        </w:rPr>
+        <w:t xml:space="preserve">No usa </w:t>
+      </w:r>
+      <w:proofErr w:type="spellStart"/>
+      <w:r>
+        <w:rPr>
+          <w:rFonts w:ascii="Times New Roman" w:eastAsia="Times New Roman" w:hAnsi="Times New Roman" w:cs="Times New Roman"/>
+          <w:sz w:val="24"/>
+          <w:szCs w:val="24"/>
+          <w:lang w:eastAsia="es-419"/>
+        </w:rPr>
+        <w:t>State</w:t>
+      </w:r>
+      <w:proofErr w:type="spellEnd"/>
+    </w:p>
+    <w:p>
+      <w:pPr>
+        <w:spacing w:after="0" w:line="240" w:lineRule="auto"/>
+        <w:rPr>
+          <w:rFonts w:ascii="Times New Roman" w:eastAsia="Times New Roman" w:hAnsi="Times New Roman" w:cs="Times New Roman"/>
+          <w:sz w:val="24"/>
+          <w:szCs w:val="24"/>
+          <w:lang w:eastAsia="es-419"/>
+        </w:rPr>
+      </w:pPr>
+      <w:r>
+        <w:rPr>
+          <w:rFonts w:ascii="Times New Roman" w:eastAsia="Times New Roman" w:hAnsi="Times New Roman" w:cs="Times New Roman"/>
+          <w:sz w:val="24"/>
+          <w:szCs w:val="24"/>
+          <w:lang w:eastAsia="es-419"/>
+        </w:rPr>
+        <w:pict>
+          <v:rect id="_x0000_i1068" style="width:0;height:1.5pt" o:hralign="center" o:hrstd="t" o:hr="t" fillcolor="#a0a0a0" stroked="f"/>
+        </w:pict>
+      </w:r>
+    </w:p>
+    <w:p>
+      <w:pPr>
+        <w:spacing w:before="100" w:beforeAutospacing="1" w:after="100" w:afterAutospacing="1" w:line="240" w:lineRule="auto"/>
+        <w:outlineLvl w:val="1"/>
+        <w:rPr>
+          <w:rFonts w:ascii="Times New Roman" w:eastAsia="Times New Roman" w:hAnsi="Times New Roman" w:cs="Times New Roman"/>
+          <w:b/>
+          <w:bCs/>
+          <w:sz w:val="36"/>
+          <w:szCs w:val="36"/>
+          <w:lang w:eastAsia="es-419"/>
+        </w:rPr>
+      </w:pPr>
+      <w:r>
+        <w:rPr>
+          <w:rFonts w:ascii="Times New Roman" w:eastAsia="Times New Roman" w:hAnsi="Times New Roman" w:cs="Times New Roman"/>
+          <w:b/>
+          <w:bCs/>
+          <w:sz w:val="36"/>
+          <w:szCs w:val="36"/>
+          <w:lang w:eastAsia="es-419"/>
+        </w:rPr>
+        <w:t>2️</w:t>
+      </w:r>
+      <w:r>
+        <w:rPr>
+          <w:rFonts w:ascii="Tahoma" w:eastAsia="Times New Roman" w:hAnsi="Tahoma" w:cs="Tahoma"/>
+          <w:b/>
+          <w:bCs/>
+          <w:sz w:val="36"/>
+          <w:szCs w:val="36"/>
+          <w:lang w:eastAsia="es-419"/>
+        </w:rPr>
+        <w:t>⃣</w:t>
+      </w:r>
+      <w:r>
+        <w:rPr>
+          <w:rFonts w:ascii="Times New Roman" w:eastAsia="Times New Roman" w:hAnsi="Times New Roman" w:cs="Times New Roman"/>
+          <w:b/>
+          <w:bCs/>
+          <w:sz w:val="36"/>
+          <w:szCs w:val="36"/>
+          <w:lang w:eastAsia="es-419"/>
+        </w:rPr>
+        <w:t xml:space="preserve"> Página de listado público</w:t>
+      </w:r>
+    </w:p>
+    <w:p>
+      <w:pPr>
+        <w:spacing w:before="100" w:beforeAutospacing="1" w:after="100" w:afterAutospacing="1" w:line="240" w:lineRule="auto"/>
+        <w:rPr>
+          <w:rFonts w:ascii="Times New Roman" w:eastAsia="Times New Roman" w:hAnsi="Times New Roman" w:cs="Times New Roman"/>
+          <w:sz w:val="24"/>
+          <w:szCs w:val="24"/>
+          <w:lang w:eastAsia="es-419"/>
+        </w:rPr>
+      </w:pPr>
+      <w:r>
+        <w:rPr>
+          <w:rFonts w:ascii="Times New Roman" w:eastAsia="Times New Roman" w:hAnsi="Times New Roman" w:cs="Times New Roman"/>
+          <w:sz w:val="24"/>
+          <w:szCs w:val="24"/>
+          <w:lang w:eastAsia="es-419"/>
+        </w:rPr>
+        <w:t>Archivo:</w:t>
+      </w:r>
+    </w:p>
+    <w:p>
+      <w:pPr>
+        <w:tabs>
+          <w:tab w:val="left" w:pos="916"/>
+          <w:tab w:val="left" w:pos="1832"/>
+          <w:tab w:val="left" w:pos="2748"/>
+          <w:tab w:val="left" w:pos="3664"/>
+          <w:tab w:val="left" w:pos="4580"/>
+          <w:tab w:val="left" w:pos="5496"/>
+          <w:tab w:val="left" w:pos="6412"/>
+          <w:tab w:val="left" w:pos="7328"/>
+          <w:tab w:val="left" w:pos="8244"/>
+          <w:tab w:val="left" w:pos="9160"/>
+          <w:tab w:val="left" w:pos="10076"/>
+          <w:tab w:val="left" w:pos="10992"/>
+          <w:tab w:val="left" w:pos="11908"/>
+          <w:tab w:val="left" w:pos="12824"/>
+          <w:tab w:val="left" w:pos="13740"/>
+          <w:tab w:val="left" w:pos="14656"/>
+        </w:tabs>
+        <w:spacing w:after="0" w:line="240" w:lineRule="auto"/>
+        <w:rPr>
+          <w:rFonts w:ascii="Courier New" w:eastAsia="Times New Roman" w:hAnsi="Courier New" w:cs="Courier New"/>
+          <w:sz w:val="20"/>
+          <w:szCs w:val="20"/>
+          <w:lang w:eastAsia="es-419"/>
+        </w:rPr>
+      </w:pPr>
+      <w:r>
+        <w:rPr>
+          <w:rFonts w:ascii="Courier New" w:eastAsia="Times New Roman" w:hAnsi="Courier New" w:cs="Courier New"/>
+          <w:sz w:val="20"/>
+          <w:szCs w:val="20"/>
+          <w:lang w:eastAsia="es-419"/>
+        </w:rPr>
+        <w:t>pages/public/articulos.py</w:t>
+      </w:r>
+    </w:p>
+    <w:p>
+      <w:pPr>
+        <w:tabs>
+          <w:tab w:val="left" w:pos="916"/>
+          <w:tab w:val="left" w:pos="1832"/>
+          <w:tab w:val="left" w:pos="2748"/>
+          <w:tab w:val="left" w:pos="3664"/>
+          <w:tab w:val="left" w:pos="4580"/>
+          <w:tab w:val="left" w:pos="5496"/>
+          <w:tab w:val="left" w:pos="6412"/>
+          <w:tab w:val="left" w:pos="7328"/>
+          <w:tab w:val="left" w:pos="8244"/>
+          <w:tab w:val="left" w:pos="9160"/>
+          <w:tab w:val="left" w:pos="10076"/>
+          <w:tab w:val="left" w:pos="10992"/>
+          <w:tab w:val="left" w:pos="11908"/>
+          <w:tab w:val="left" w:pos="12824"/>
+          <w:tab w:val="left" w:pos="13740"/>
+          <w:tab w:val="left" w:pos="14656"/>
+        </w:tabs>
+        <w:spacing w:after="0" w:line="240" w:lineRule="auto"/>
+        <w:rPr>
+          <w:rFonts w:ascii="Courier New" w:eastAsia="Times New Roman" w:hAnsi="Courier New" w:cs="Courier New"/>
+          <w:sz w:val="20"/>
+          <w:szCs w:val="20"/>
+          <w:lang w:eastAsia="es-419"/>
+        </w:rPr>
+      </w:pPr>
+      <w:r>
+        <w:rPr>
+          <w:rFonts w:ascii="Courier New" w:eastAsia="Times New Roman" w:hAnsi="Courier New" w:cs="Courier New"/>
+          <w:sz w:val="20"/>
+          <w:szCs w:val="20"/>
+          <w:lang w:eastAsia="es-419"/>
+        </w:rPr>
+        <w:t>@</w:t>
+      </w:r>
+      <w:proofErr w:type="spellStart"/>
+      <w:r>
+        <w:rPr>
+          <w:rFonts w:ascii="Courier New" w:eastAsia="Times New Roman" w:hAnsi="Courier New" w:cs="Courier New"/>
+          <w:sz w:val="20"/>
+          <w:szCs w:val="20"/>
+          <w:lang w:eastAsia="es-419"/>
+        </w:rPr>
+        <w:t>rx.page</w:t>
+      </w:r>
+      <w:proofErr w:type="spellEnd"/>
+      <w:r>
+        <w:rPr>
+          <w:rFonts w:ascii="Courier New" w:eastAsia="Times New Roman" w:hAnsi="Courier New" w:cs="Courier New"/>
+          <w:sz w:val="20"/>
+          <w:szCs w:val="20"/>
+          <w:lang w:eastAsia="es-419"/>
+        </w:rPr>
+        <w:t>(</w:t>
+      </w:r>
+      <w:r>
+        <w:rPr>
+          <w:rFonts w:ascii="Courier New" w:eastAsia="Times New Roman" w:hAnsi="Courier New" w:cs="Courier New"/>
+          <w:sz w:val="20"/>
+          <w:szCs w:val="20"/>
+          <w:lang w:eastAsia="es-419"/>
+        </w:rPr>
+        <w:br/>
+        <w:t xml:space="preserve">    </w:t>
+      </w:r>
+      <w:proofErr w:type="spellStart"/>
+      <w:r>
+        <w:rPr>
+          <w:rFonts w:ascii="Courier New" w:eastAsia="Times New Roman" w:hAnsi="Courier New" w:cs="Courier New"/>
+          <w:sz w:val="20"/>
+          <w:szCs w:val="20"/>
+          <w:lang w:eastAsia="es-419"/>
+        </w:rPr>
+        <w:t>route</w:t>
+      </w:r>
+      <w:proofErr w:type="spellEnd"/>
+      <w:r>
+        <w:rPr>
+          <w:rFonts w:ascii="Courier New" w:eastAsia="Times New Roman" w:hAnsi="Courier New" w:cs="Courier New"/>
+          <w:sz w:val="20"/>
+          <w:szCs w:val="20"/>
+          <w:lang w:eastAsia="es-419"/>
+        </w:rPr>
+        <w:t>="/</w:t>
+      </w:r>
+      <w:proofErr w:type="spellStart"/>
+      <w:r>
+        <w:rPr>
+          <w:rFonts w:ascii="Courier New" w:eastAsia="Times New Roman" w:hAnsi="Courier New" w:cs="Courier New"/>
+          <w:sz w:val="20"/>
+          <w:szCs w:val="20"/>
+          <w:lang w:eastAsia="es-419"/>
+        </w:rPr>
+        <w:t>articulos</w:t>
+      </w:r>
+      <w:proofErr w:type="spellEnd"/>
+      <w:r>
+        <w:rPr>
+          <w:rFonts w:ascii="Courier New" w:eastAsia="Times New Roman" w:hAnsi="Courier New" w:cs="Courier New"/>
+          <w:sz w:val="20"/>
+          <w:szCs w:val="20"/>
+          <w:lang w:eastAsia="es-419"/>
+        </w:rPr>
+        <w:t>",</w:t>
+      </w:r>
+      <w:r>
+        <w:rPr>
+          <w:rFonts w:ascii="Courier New" w:eastAsia="Times New Roman" w:hAnsi="Courier New" w:cs="Courier New"/>
+          <w:sz w:val="20"/>
+          <w:szCs w:val="20"/>
+          <w:lang w:eastAsia="es-419"/>
+        </w:rPr>
+        <w:br/>
+        <w:t xml:space="preserve">    </w:t>
+      </w:r>
+      <w:proofErr w:type="spellStart"/>
+      <w:r>
+        <w:rPr>
+          <w:rFonts w:ascii="Courier New" w:eastAsia="Times New Roman" w:hAnsi="Courier New" w:cs="Courier New"/>
+          <w:sz w:val="20"/>
+          <w:szCs w:val="20"/>
+          <w:lang w:eastAsia="es-419"/>
+        </w:rPr>
+        <w:t>on_load</w:t>
+      </w:r>
+      <w:proofErr w:type="spellEnd"/>
+      <w:r>
+        <w:rPr>
+          <w:rFonts w:ascii="Courier New" w:eastAsia="Times New Roman" w:hAnsi="Courier New" w:cs="Courier New"/>
+          <w:sz w:val="20"/>
+          <w:szCs w:val="20"/>
+          <w:lang w:eastAsia="es-419"/>
+        </w:rPr>
+        <w:t>=</w:t>
+      </w:r>
+      <w:proofErr w:type="spellStart"/>
+      <w:r>
+        <w:rPr>
+          <w:rFonts w:ascii="Courier New" w:eastAsia="Times New Roman" w:hAnsi="Courier New" w:cs="Courier New"/>
+          <w:sz w:val="20"/>
+          <w:szCs w:val="20"/>
+          <w:lang w:eastAsia="es-419"/>
+        </w:rPr>
+        <w:t>PublicState.cargar_publicados</w:t>
+      </w:r>
+      <w:proofErr w:type="spellEnd"/>
+      <w:r>
+        <w:rPr>
+          <w:rFonts w:ascii="Courier New" w:eastAsia="Times New Roman" w:hAnsi="Courier New" w:cs="Courier New"/>
+          <w:sz w:val="20"/>
+          <w:szCs w:val="20"/>
+          <w:lang w:eastAsia="es-419"/>
+        </w:rPr>
+        <w:br/>
+        <w:t>)</w:t>
+      </w:r>
+    </w:p>
+    <w:p>
+      <w:pPr>
+        <w:spacing w:before="100" w:beforeAutospacing="1" w:after="100" w:afterAutospacing="1" w:line="240" w:lineRule="auto"/>
+        <w:outlineLvl w:val="2"/>
+        <w:rPr>
+          <w:rFonts w:ascii="Times New Roman" w:eastAsia="Times New Roman" w:hAnsi="Times New Roman" w:cs="Times New Roman"/>
+          <w:b/>
+          <w:bCs/>
+          <w:sz w:val="27"/>
+          <w:szCs w:val="27"/>
+          <w:lang w:eastAsia="es-419"/>
+        </w:rPr>
+      </w:pPr>
+      <w:r>
+        <w:rPr>
+          <w:rFonts w:ascii="Times New Roman" w:eastAsia="Times New Roman" w:hAnsi="Times New Roman" w:cs="Times New Roman"/>
+          <w:b/>
+          <w:bCs/>
+          <w:sz w:val="27"/>
+          <w:szCs w:val="27"/>
+          <w:lang w:eastAsia="es-419"/>
+        </w:rPr>
+        <w:t>¿Qué ocurre aquí?</w:t>
+      </w:r>
+    </w:p>
+    <w:p>
+      <w:pPr>
+        <w:numPr>
+          <w:ilvl w:val="0"/>
+          <w:numId w:val="13"/>
+        </w:numPr>
+        <w:spacing w:before="100" w:beforeAutospacing="1" w:after="100" w:afterAutospacing="1" w:line="240" w:lineRule="auto"/>
+        <w:rPr>
+          <w:rFonts w:ascii="Times New Roman" w:eastAsia="Times New Roman" w:hAnsi="Times New Roman" w:cs="Times New Roman"/>
+          <w:sz w:val="24"/>
+          <w:szCs w:val="24"/>
+          <w:lang w:eastAsia="es-419"/>
+        </w:rPr>
+      </w:pPr>
+      <w:r>
+        <w:rPr>
+          <w:rFonts w:ascii="Times New Roman" w:eastAsia="Times New Roman" w:hAnsi="Times New Roman" w:cs="Times New Roman"/>
+          <w:sz w:val="24"/>
+          <w:szCs w:val="24"/>
+          <w:lang w:eastAsia="es-419"/>
+        </w:rPr>
+        <w:t xml:space="preserve">Se ejecuta </w:t>
+      </w:r>
+      <w:proofErr w:type="spellStart"/>
+      <w:r>
+        <w:rPr>
+          <w:rFonts w:ascii="Courier New" w:eastAsia="Times New Roman" w:hAnsi="Courier New" w:cs="Courier New"/>
+          <w:sz w:val="20"/>
+          <w:szCs w:val="20"/>
+          <w:lang w:eastAsia="es-419"/>
+        </w:rPr>
+        <w:t>cargar_</w:t>
+      </w:r>
+      <w:proofErr w:type="gramStart"/>
+      <w:r>
+        <w:rPr>
+          <w:rFonts w:ascii="Courier New" w:eastAsia="Times New Roman" w:hAnsi="Courier New" w:cs="Courier New"/>
+          <w:sz w:val="20"/>
+          <w:szCs w:val="20"/>
+          <w:lang w:eastAsia="es-419"/>
+        </w:rPr>
+        <w:t>publicados</w:t>
+      </w:r>
+      <w:proofErr w:type="spellEnd"/>
+      <w:r>
+        <w:rPr>
+          <w:rFonts w:ascii="Courier New" w:eastAsia="Times New Roman" w:hAnsi="Courier New" w:cs="Courier New"/>
+          <w:sz w:val="20"/>
+          <w:szCs w:val="20"/>
+          <w:lang w:eastAsia="es-419"/>
+        </w:rPr>
+        <w:t>(</w:t>
+      </w:r>
+      <w:proofErr w:type="gramEnd"/>
+      <w:r>
+        <w:rPr>
+          <w:rFonts w:ascii="Courier New" w:eastAsia="Times New Roman" w:hAnsi="Courier New" w:cs="Courier New"/>
+          <w:sz w:val="20"/>
+          <w:szCs w:val="20"/>
+          <w:lang w:eastAsia="es-419"/>
+        </w:rPr>
+        <w:t>)</w:t>
+      </w:r>
+    </w:p>
+    <w:p>
+      <w:pPr>
+        <w:numPr>
+          <w:ilvl w:val="0"/>
+          <w:numId w:val="13"/>
+        </w:numPr>
+        <w:spacing w:before="100" w:beforeAutospacing="1" w:after="100" w:afterAutospacing="1" w:line="240" w:lineRule="auto"/>
+        <w:rPr>
+          <w:rFonts w:ascii="Times New Roman" w:eastAsia="Times New Roman" w:hAnsi="Times New Roman" w:cs="Times New Roman"/>
+          <w:sz w:val="24"/>
+          <w:szCs w:val="24"/>
+          <w:lang w:eastAsia="es-419"/>
+        </w:rPr>
+      </w:pPr>
+      <w:r>
+        <w:rPr>
+          <w:rFonts w:ascii="Times New Roman" w:eastAsia="Times New Roman" w:hAnsi="Times New Roman" w:cs="Times New Roman"/>
+          <w:sz w:val="24"/>
+          <w:szCs w:val="24"/>
+          <w:lang w:eastAsia="es-419"/>
+        </w:rPr>
+        <w:t>Ese método llama:</w:t>
+      </w:r>
+    </w:p>
+    <w:p>
+      <w:pPr>
+        <w:tabs>
+          <w:tab w:val="left" w:pos="916"/>
+          <w:tab w:val="left" w:pos="1832"/>
+          <w:tab w:val="left" w:pos="2748"/>
+          <w:tab w:val="left" w:pos="3664"/>
+          <w:tab w:val="left" w:pos="4580"/>
+          <w:tab w:val="left" w:pos="5496"/>
+          <w:tab w:val="left" w:pos="6412"/>
+          <w:tab w:val="left" w:pos="7328"/>
+          <w:tab w:val="left" w:pos="8244"/>
+          <w:tab w:val="left" w:pos="9160"/>
+          <w:tab w:val="left" w:pos="10076"/>
+          <w:tab w:val="left" w:pos="10992"/>
+          <w:tab w:val="left" w:pos="11908"/>
+          <w:tab w:val="left" w:pos="12824"/>
+          <w:tab w:val="left" w:pos="13740"/>
+          <w:tab w:val="left" w:pos="14656"/>
+        </w:tabs>
+        <w:spacing w:after="0" w:line="240" w:lineRule="auto"/>
+        <w:rPr>
+          <w:rFonts w:ascii="Courier New" w:eastAsia="Times New Roman" w:hAnsi="Courier New" w:cs="Courier New"/>
+          <w:sz w:val="20"/>
+          <w:szCs w:val="20"/>
+          <w:lang w:eastAsia="es-419"/>
+        </w:rPr>
+      </w:pPr>
+      <w:proofErr w:type="spellStart"/>
+      <w:r>
+        <w:rPr>
+          <w:rFonts w:ascii="Courier New" w:eastAsia="Times New Roman" w:hAnsi="Courier New" w:cs="Courier New"/>
+          <w:sz w:val="20"/>
+          <w:szCs w:val="20"/>
+          <w:lang w:eastAsia="es-419"/>
+        </w:rPr>
+        <w:t>obtener_</w:t>
+      </w:r>
+      <w:proofErr w:type="gramStart"/>
+      <w:r>
+        <w:rPr>
+          <w:rFonts w:ascii="Courier New" w:eastAsia="Times New Roman" w:hAnsi="Courier New" w:cs="Courier New"/>
+          <w:sz w:val="20"/>
+          <w:szCs w:val="20"/>
+          <w:lang w:eastAsia="es-419"/>
+        </w:rPr>
+        <w:t>publicados</w:t>
+      </w:r>
+      <w:proofErr w:type="spellEnd"/>
+      <w:r>
+        <w:rPr>
+          <w:rFonts w:ascii="Courier New" w:eastAsia="Times New Roman" w:hAnsi="Courier New" w:cs="Courier New"/>
+          <w:sz w:val="20"/>
+          <w:szCs w:val="20"/>
+          <w:lang w:eastAsia="es-419"/>
+        </w:rPr>
+        <w:t>(</w:t>
+      </w:r>
+      <w:proofErr w:type="gramEnd"/>
+      <w:r>
+        <w:rPr>
+          <w:rFonts w:ascii="Courier New" w:eastAsia="Times New Roman" w:hAnsi="Courier New" w:cs="Courier New"/>
+          <w:sz w:val="20"/>
+          <w:szCs w:val="20"/>
+          <w:lang w:eastAsia="es-419"/>
+        </w:rPr>
+        <w:t>)</w:t>
+      </w:r>
+    </w:p>
+    <w:p>
+      <w:pPr>
+        <w:numPr>
+          <w:ilvl w:val="0"/>
+          <w:numId w:val="14"/>
+        </w:numPr>
+        <w:spacing w:before="100" w:beforeAutospacing="1" w:after="100" w:afterAutospacing="1" w:line="240" w:lineRule="auto"/>
+        <w:rPr>
+          <w:rFonts w:ascii="Times New Roman" w:eastAsia="Times New Roman" w:hAnsi="Times New Roman" w:cs="Times New Roman"/>
+          <w:sz w:val="24"/>
+          <w:szCs w:val="24"/>
+          <w:lang w:eastAsia="es-419"/>
+        </w:rPr>
+      </w:pPr>
+      <w:r>
+        <w:rPr>
+          <w:rFonts w:ascii="Times New Roman" w:eastAsia="Times New Roman" w:hAnsi="Times New Roman" w:cs="Times New Roman"/>
+          <w:sz w:val="24"/>
+          <w:szCs w:val="24"/>
+          <w:lang w:eastAsia="es-419"/>
+        </w:rPr>
+        <w:t>Solo trae:</w:t>
+      </w:r>
+    </w:p>
+    <w:p>
+      <w:pPr>
+        <w:tabs>
+          <w:tab w:val="left" w:pos="916"/>
+          <w:tab w:val="left" w:pos="1832"/>
+          <w:tab w:val="left" w:pos="2748"/>
+          <w:tab w:val="left" w:pos="3664"/>
+          <w:tab w:val="left" w:pos="4580"/>
+          <w:tab w:val="left" w:pos="5496"/>
+          <w:tab w:val="left" w:pos="6412"/>
+          <w:tab w:val="left" w:pos="7328"/>
+          <w:tab w:val="left" w:pos="8244"/>
+          <w:tab w:val="left" w:pos="9160"/>
+          <w:tab w:val="left" w:pos="10076"/>
+          <w:tab w:val="left" w:pos="10992"/>
+          <w:tab w:val="left" w:pos="11908"/>
+          <w:tab w:val="left" w:pos="12824"/>
+          <w:tab w:val="left" w:pos="13740"/>
+          <w:tab w:val="left" w:pos="14656"/>
+        </w:tabs>
+        <w:spacing w:after="0" w:line="240" w:lineRule="auto"/>
+        <w:rPr>
+          <w:rFonts w:ascii="Courier New" w:eastAsia="Times New Roman" w:hAnsi="Courier New" w:cs="Courier New"/>
+          <w:sz w:val="20"/>
+          <w:szCs w:val="20"/>
+          <w:lang w:eastAsia="es-419"/>
+        </w:rPr>
+      </w:pPr>
+      <w:proofErr w:type="spellStart"/>
+      <w:r>
+        <w:rPr>
+          <w:rFonts w:ascii="Courier New" w:eastAsia="Times New Roman" w:hAnsi="Courier New" w:cs="Courier New"/>
+          <w:sz w:val="20"/>
+          <w:szCs w:val="20"/>
+          <w:lang w:eastAsia="es-419"/>
+        </w:rPr>
+        <w:t>Post.publicado</w:t>
+      </w:r>
+      <w:proofErr w:type="spellEnd"/>
+      <w:r>
+        <w:rPr>
+          <w:rFonts w:ascii="Courier New" w:eastAsia="Times New Roman" w:hAnsi="Courier New" w:cs="Courier New"/>
+          <w:sz w:val="20"/>
+          <w:szCs w:val="20"/>
+          <w:lang w:eastAsia="es-419"/>
+        </w:rPr>
+        <w:t xml:space="preserve"> == True</w:t>
+      </w:r>
+    </w:p>
+    <w:p>
+      <w:pPr>
+        <w:numPr>
+          <w:ilvl w:val="0"/>
+          <w:numId w:val="15"/>
+        </w:numPr>
+        <w:spacing w:before="100" w:beforeAutospacing="1" w:after="100" w:afterAutospacing="1" w:line="240" w:lineRule="auto"/>
+        <w:rPr>
+          <w:rFonts w:ascii="Times New Roman" w:eastAsia="Times New Roman" w:hAnsi="Times New Roman" w:cs="Times New Roman"/>
+          <w:sz w:val="24"/>
+          <w:szCs w:val="24"/>
+          <w:lang w:eastAsia="es-419"/>
+        </w:rPr>
+      </w:pPr>
+      <w:r>
+        <w:rPr>
+          <w:rFonts w:ascii="Times New Roman" w:eastAsia="Times New Roman" w:hAnsi="Times New Roman" w:cs="Times New Roman"/>
+          <w:sz w:val="24"/>
+          <w:szCs w:val="24"/>
+          <w:lang w:eastAsia="es-419"/>
+        </w:rPr>
+        <w:t>Se guarda en:</w:t>
+      </w:r>
+    </w:p>
+    <w:p>
+      <w:pPr>
+        <w:tabs>
+          <w:tab w:val="left" w:pos="916"/>
+          <w:tab w:val="left" w:pos="1832"/>
+          <w:tab w:val="left" w:pos="2748"/>
+          <w:tab w:val="left" w:pos="3664"/>
+          <w:tab w:val="left" w:pos="4580"/>
+          <w:tab w:val="left" w:pos="5496"/>
+          <w:tab w:val="left" w:pos="6412"/>
+          <w:tab w:val="left" w:pos="7328"/>
+          <w:tab w:val="left" w:pos="8244"/>
+          <w:tab w:val="left" w:pos="9160"/>
+          <w:tab w:val="left" w:pos="10076"/>
+          <w:tab w:val="left" w:pos="10992"/>
+          <w:tab w:val="left" w:pos="11908"/>
+          <w:tab w:val="left" w:pos="12824"/>
+          <w:tab w:val="left" w:pos="13740"/>
+          <w:tab w:val="left" w:pos="14656"/>
+        </w:tabs>
+        <w:spacing w:after="0" w:line="240" w:lineRule="auto"/>
+        <w:rPr>
+          <w:rFonts w:ascii="Courier New" w:eastAsia="Times New Roman" w:hAnsi="Courier New" w:cs="Courier New"/>
+          <w:sz w:val="20"/>
+          <w:szCs w:val="20"/>
+          <w:lang w:eastAsia="es-419"/>
+        </w:rPr>
+      </w:pPr>
+      <w:proofErr w:type="spellStart"/>
+      <w:r>
+        <w:rPr>
+          <w:rFonts w:ascii="Courier New" w:eastAsia="Times New Roman" w:hAnsi="Courier New" w:cs="Courier New"/>
+          <w:sz w:val="20"/>
+          <w:szCs w:val="20"/>
+          <w:lang w:eastAsia="es-419"/>
+        </w:rPr>
+        <w:t>PublicState.posts</w:t>
+      </w:r>
+      <w:proofErr w:type="spellEnd"/>
+    </w:p>
+    <w:p>
+      <w:pPr>
+        <w:numPr>
+          <w:ilvl w:val="0"/>
+          <w:numId w:val="16"/>
+        </w:numPr>
+        <w:spacing w:before="100" w:beforeAutospacing="1" w:after="100" w:afterAutospacing="1" w:line="240" w:lineRule="auto"/>
+        <w:rPr>
+          <w:rFonts w:ascii="Times New Roman" w:eastAsia="Times New Roman" w:hAnsi="Times New Roman" w:cs="Times New Roman"/>
+          <w:sz w:val="24"/>
+          <w:szCs w:val="24"/>
+          <w:lang w:eastAsia="es-419"/>
+        </w:rPr>
+      </w:pPr>
+      <w:r>
+        <w:rPr>
+          <w:rFonts w:ascii="Times New Roman" w:eastAsia="Times New Roman" w:hAnsi="Times New Roman" w:cs="Times New Roman"/>
+          <w:sz w:val="24"/>
+          <w:szCs w:val="24"/>
+          <w:lang w:eastAsia="es-419"/>
+        </w:rPr>
+        <w:t xml:space="preserve">Se </w:t>
+      </w:r>
+      <w:proofErr w:type="spellStart"/>
+      <w:r>
+        <w:rPr>
+          <w:rFonts w:ascii="Times New Roman" w:eastAsia="Times New Roman" w:hAnsi="Times New Roman" w:cs="Times New Roman"/>
+          <w:sz w:val="24"/>
+          <w:szCs w:val="24"/>
+          <w:lang w:eastAsia="es-419"/>
+        </w:rPr>
+        <w:t>renderiza</w:t>
+      </w:r>
+      <w:proofErr w:type="spellEnd"/>
+      <w:r>
+        <w:rPr>
+          <w:rFonts w:ascii="Times New Roman" w:eastAsia="Times New Roman" w:hAnsi="Times New Roman" w:cs="Times New Roman"/>
+          <w:sz w:val="24"/>
+          <w:szCs w:val="24"/>
+          <w:lang w:eastAsia="es-419"/>
+        </w:rPr>
+        <w:t xml:space="preserve"> usando:</w:t>
+      </w:r>
+    </w:p>
+    <w:p>
+      <w:pPr>
+        <w:tabs>
+          <w:tab w:val="left" w:pos="916"/>
+          <w:tab w:val="left" w:pos="1832"/>
+          <w:tab w:val="left" w:pos="2748"/>
+          <w:tab w:val="left" w:pos="3664"/>
+          <w:tab w:val="left" w:pos="4580"/>
+          <w:tab w:val="left" w:pos="5496"/>
+          <w:tab w:val="left" w:pos="6412"/>
+          <w:tab w:val="left" w:pos="7328"/>
+          <w:tab w:val="left" w:pos="8244"/>
+          <w:tab w:val="left" w:pos="9160"/>
+          <w:tab w:val="left" w:pos="10076"/>
+          <w:tab w:val="left" w:pos="10992"/>
+          <w:tab w:val="left" w:pos="11908"/>
+          <w:tab w:val="left" w:pos="12824"/>
+          <w:tab w:val="left" w:pos="13740"/>
+          <w:tab w:val="left" w:pos="14656"/>
+        </w:tabs>
+        <w:spacing w:after="0" w:line="240" w:lineRule="auto"/>
+        <w:rPr>
+          <w:rFonts w:ascii="Courier New" w:eastAsia="Times New Roman" w:hAnsi="Courier New" w:cs="Courier New"/>
+          <w:sz w:val="20"/>
+          <w:szCs w:val="20"/>
+          <w:lang w:eastAsia="es-419"/>
+        </w:rPr>
+      </w:pPr>
+      <w:proofErr w:type="spellStart"/>
+      <w:proofErr w:type="gramStart"/>
+      <w:r>
+        <w:rPr>
+          <w:rFonts w:ascii="Courier New" w:eastAsia="Times New Roman" w:hAnsi="Courier New" w:cs="Courier New"/>
+          <w:sz w:val="20"/>
+          <w:szCs w:val="20"/>
+          <w:lang w:eastAsia="es-419"/>
+        </w:rPr>
+        <w:t>rx.foreach</w:t>
+      </w:r>
+      <w:proofErr w:type="spellEnd"/>
+      <w:proofErr w:type="gramEnd"/>
+      <w:r>
+        <w:rPr>
+          <w:rFonts w:ascii="Courier New" w:eastAsia="Times New Roman" w:hAnsi="Courier New" w:cs="Courier New"/>
+          <w:sz w:val="20"/>
+          <w:szCs w:val="20"/>
+          <w:lang w:eastAsia="es-419"/>
+        </w:rPr>
+        <w:t>(</w:t>
+      </w:r>
+      <w:proofErr w:type="spellStart"/>
+      <w:r>
+        <w:rPr>
+          <w:rFonts w:ascii="Courier New" w:eastAsia="Times New Roman" w:hAnsi="Courier New" w:cs="Courier New"/>
+          <w:sz w:val="20"/>
+          <w:szCs w:val="20"/>
+          <w:lang w:eastAsia="es-419"/>
+        </w:rPr>
+        <w:t>PublicState.posts</w:t>
+      </w:r>
+      <w:proofErr w:type="spellEnd"/>
+      <w:r>
+        <w:rPr>
+          <w:rFonts w:ascii="Courier New" w:eastAsia="Times New Roman" w:hAnsi="Courier New" w:cs="Courier New"/>
+          <w:sz w:val="20"/>
+          <w:szCs w:val="20"/>
+          <w:lang w:eastAsia="es-419"/>
+        </w:rPr>
+        <w:t>, ...)</w:t>
+      </w:r>
+    </w:p>
+    <w:p>
+      <w:pPr>
+        <w:spacing w:after="0" w:line="240" w:lineRule="auto"/>
+        <w:rPr>
+          <w:rFonts w:ascii="Times New Roman" w:eastAsia="Times New Roman" w:hAnsi="Times New Roman" w:cs="Times New Roman"/>
+          <w:sz w:val="24"/>
+          <w:szCs w:val="24"/>
+          <w:lang w:eastAsia="es-419"/>
+        </w:rPr>
+      </w:pPr>
+      <w:r>
+        <w:rPr>
+          <w:rFonts w:ascii="Times New Roman" w:eastAsia="Times New Roman" w:hAnsi="Times New Roman" w:cs="Times New Roman"/>
+          <w:sz w:val="24"/>
+          <w:szCs w:val="24"/>
+          <w:lang w:eastAsia="es-419"/>
+        </w:rPr>
+        <w:lastRenderedPageBreak/>
+        <w:pict>
+          <v:rect id="_x0000_i1069" style="width:0;height:1.5pt" o:hralign="center" o:hrstd="t" o:hr="t" fillcolor="#a0a0a0" stroked="f"/>
+        </w:pict>
+      </w:r>
+    </w:p>
+    <w:p>
+      <w:pPr>
+        <w:spacing w:before="100" w:beforeAutospacing="1" w:after="100" w:afterAutospacing="1" w:line="240" w:lineRule="auto"/>
+        <w:outlineLvl w:val="2"/>
+        <w:rPr>
+          <w:rFonts w:ascii="Times New Roman" w:eastAsia="Times New Roman" w:hAnsi="Times New Roman" w:cs="Times New Roman"/>
+          <w:b/>
+          <w:bCs/>
+          <w:sz w:val="27"/>
+          <w:szCs w:val="27"/>
+          <w:lang w:eastAsia="es-419"/>
+        </w:rPr>
+      </w:pPr>
+      <w:r>
+        <w:rPr>
+          <w:rFonts w:ascii="Times New Roman" w:eastAsia="Times New Roman" w:hAnsi="Times New Roman" w:cs="Times New Roman"/>
+          <w:b/>
+          <w:bCs/>
+          <w:sz w:val="27"/>
+          <w:szCs w:val="27"/>
+          <w:lang w:eastAsia="es-419"/>
+        </w:rPr>
+        <w:t>🧠 CLAVE</w:t>
+      </w:r>
+    </w:p>
+    <w:p>
+      <w:pPr>
+        <w:spacing w:before="100" w:beforeAutospacing="1" w:after="100" w:afterAutospacing="1" w:line="240" w:lineRule="auto"/>
+        <w:rPr>
+          <w:rFonts w:ascii="Times New Roman" w:eastAsia="Times New Roman" w:hAnsi="Times New Roman" w:cs="Times New Roman"/>
+          <w:sz w:val="24"/>
+          <w:szCs w:val="24"/>
+          <w:lang w:eastAsia="es-419"/>
+        </w:rPr>
+      </w:pPr>
+      <w:r>
+        <w:rPr>
+          <w:rFonts w:ascii="Times New Roman" w:eastAsia="Times New Roman" w:hAnsi="Times New Roman" w:cs="Times New Roman"/>
+          <w:sz w:val="24"/>
+          <w:szCs w:val="24"/>
+          <w:lang w:eastAsia="es-419"/>
+        </w:rPr>
+        <w:t>Aquí ya no usamos:</w:t>
+      </w:r>
+    </w:p>
+    <w:p>
+      <w:pPr>
+        <w:tabs>
+          <w:tab w:val="left" w:pos="916"/>
+          <w:tab w:val="left" w:pos="1832"/>
+          <w:tab w:val="left" w:pos="2748"/>
+          <w:tab w:val="left" w:pos="3664"/>
+          <w:tab w:val="left" w:pos="4580"/>
+          <w:tab w:val="left" w:pos="5496"/>
+          <w:tab w:val="left" w:pos="6412"/>
+          <w:tab w:val="left" w:pos="7328"/>
+          <w:tab w:val="left" w:pos="8244"/>
+          <w:tab w:val="left" w:pos="9160"/>
+          <w:tab w:val="left" w:pos="10076"/>
+          <w:tab w:val="left" w:pos="10992"/>
+          <w:tab w:val="left" w:pos="11908"/>
+          <w:tab w:val="left" w:pos="12824"/>
+          <w:tab w:val="left" w:pos="13740"/>
+          <w:tab w:val="left" w:pos="14656"/>
+        </w:tabs>
+        <w:spacing w:after="0" w:line="240" w:lineRule="auto"/>
+        <w:rPr>
+          <w:rFonts w:ascii="Courier New" w:eastAsia="Times New Roman" w:hAnsi="Courier New" w:cs="Courier New"/>
+          <w:sz w:val="20"/>
+          <w:szCs w:val="20"/>
+          <w:lang w:eastAsia="es-419"/>
+        </w:rPr>
+      </w:pPr>
+      <w:proofErr w:type="spellStart"/>
+      <w:r>
+        <w:rPr>
+          <w:rFonts w:ascii="Courier New" w:eastAsia="Times New Roman" w:hAnsi="Courier New" w:cs="Courier New"/>
+          <w:sz w:val="20"/>
+          <w:szCs w:val="20"/>
+          <w:lang w:eastAsia="es-419"/>
+        </w:rPr>
+        <w:t>posts</w:t>
+      </w:r>
+      <w:proofErr w:type="spellEnd"/>
+      <w:r>
+        <w:rPr>
+          <w:rFonts w:ascii="Courier New" w:eastAsia="Times New Roman" w:hAnsi="Courier New" w:cs="Courier New"/>
+          <w:sz w:val="20"/>
+          <w:szCs w:val="20"/>
+          <w:lang w:eastAsia="es-419"/>
+        </w:rPr>
+        <w:t xml:space="preserve"> = </w:t>
+      </w:r>
+      <w:proofErr w:type="spellStart"/>
+      <w:r>
+        <w:rPr>
+          <w:rFonts w:ascii="Courier New" w:eastAsia="Times New Roman" w:hAnsi="Courier New" w:cs="Courier New"/>
+          <w:sz w:val="20"/>
+          <w:szCs w:val="20"/>
+          <w:lang w:eastAsia="es-419"/>
+        </w:rPr>
+        <w:t>obtener_</w:t>
+      </w:r>
+      <w:proofErr w:type="gramStart"/>
+      <w:r>
+        <w:rPr>
+          <w:rFonts w:ascii="Courier New" w:eastAsia="Times New Roman" w:hAnsi="Courier New" w:cs="Courier New"/>
+          <w:sz w:val="20"/>
+          <w:szCs w:val="20"/>
+          <w:lang w:eastAsia="es-419"/>
+        </w:rPr>
+        <w:t>posts</w:t>
+      </w:r>
+      <w:proofErr w:type="spellEnd"/>
+      <w:r>
+        <w:rPr>
+          <w:rFonts w:ascii="Courier New" w:eastAsia="Times New Roman" w:hAnsi="Courier New" w:cs="Courier New"/>
+          <w:sz w:val="20"/>
+          <w:szCs w:val="20"/>
+          <w:lang w:eastAsia="es-419"/>
+        </w:rPr>
+        <w:t>(</w:t>
+      </w:r>
+      <w:proofErr w:type="gramEnd"/>
+      <w:r>
+        <w:rPr>
+          <w:rFonts w:ascii="Courier New" w:eastAsia="Times New Roman" w:hAnsi="Courier New" w:cs="Courier New"/>
+          <w:sz w:val="20"/>
+          <w:szCs w:val="20"/>
+          <w:lang w:eastAsia="es-419"/>
+        </w:rPr>
+        <w:t>)</w:t>
+      </w:r>
+    </w:p>
+    <w:p>
+      <w:pPr>
+        <w:spacing w:before="100" w:beforeAutospacing="1" w:after="100" w:afterAutospacing="1" w:line="240" w:lineRule="auto"/>
+        <w:rPr>
+          <w:rFonts w:ascii="Times New Roman" w:eastAsia="Times New Roman" w:hAnsi="Times New Roman" w:cs="Times New Roman"/>
+          <w:sz w:val="24"/>
+          <w:szCs w:val="24"/>
+          <w:lang w:eastAsia="es-419"/>
+        </w:rPr>
+      </w:pPr>
+      <w:r>
+        <w:rPr>
+          <w:rFonts w:ascii="Times New Roman" w:eastAsia="Times New Roman" w:hAnsi="Times New Roman" w:cs="Times New Roman"/>
+          <w:sz w:val="24"/>
+          <w:szCs w:val="24"/>
+          <w:lang w:eastAsia="es-419"/>
+        </w:rPr>
+        <w:t>Porque eso no es reactivo.</w:t>
+      </w:r>
+    </w:p>
+    <w:p>
+      <w:pPr>
+        <w:spacing w:before="100" w:beforeAutospacing="1" w:after="100" w:afterAutospacing="1" w:line="240" w:lineRule="auto"/>
+        <w:rPr>
+          <w:rFonts w:ascii="Times New Roman" w:eastAsia="Times New Roman" w:hAnsi="Times New Roman" w:cs="Times New Roman"/>
+          <w:sz w:val="24"/>
+          <w:szCs w:val="24"/>
+          <w:lang w:eastAsia="es-419"/>
+        </w:rPr>
+      </w:pPr>
+      <w:r>
+        <w:rPr>
+          <w:rFonts w:ascii="Times New Roman" w:eastAsia="Times New Roman" w:hAnsi="Times New Roman" w:cs="Times New Roman"/>
+          <w:sz w:val="24"/>
+          <w:szCs w:val="24"/>
+          <w:lang w:eastAsia="es-419"/>
+        </w:rPr>
+        <w:t xml:space="preserve">Ahora usamos </w:t>
+      </w:r>
+      <w:proofErr w:type="spellStart"/>
+      <w:r>
+        <w:rPr>
+          <w:rFonts w:ascii="Times New Roman" w:eastAsia="Times New Roman" w:hAnsi="Times New Roman" w:cs="Times New Roman"/>
+          <w:sz w:val="24"/>
+          <w:szCs w:val="24"/>
+          <w:lang w:eastAsia="es-419"/>
+        </w:rPr>
+        <w:t>State</w:t>
+      </w:r>
+      <w:proofErr w:type="spellEnd"/>
+      <w:r>
+        <w:rPr>
+          <w:rFonts w:ascii="Times New Roman" w:eastAsia="Times New Roman" w:hAnsi="Times New Roman" w:cs="Times New Roman"/>
+          <w:sz w:val="24"/>
+          <w:szCs w:val="24"/>
+          <w:lang w:eastAsia="es-419"/>
+        </w:rPr>
+        <w:t xml:space="preserve"> → que es reactivo.</w:t>
+      </w:r>
+    </w:p>
+    <w:p>
+      <w:pPr>
+        <w:spacing w:after="0" w:line="240" w:lineRule="auto"/>
+        <w:rPr>
+          <w:rFonts w:ascii="Times New Roman" w:eastAsia="Times New Roman" w:hAnsi="Times New Roman" w:cs="Times New Roman"/>
+          <w:sz w:val="24"/>
+          <w:szCs w:val="24"/>
+          <w:lang w:eastAsia="es-419"/>
+        </w:rPr>
+      </w:pPr>
+      <w:r>
+        <w:rPr>
+          <w:rFonts w:ascii="Times New Roman" w:eastAsia="Times New Roman" w:hAnsi="Times New Roman" w:cs="Times New Roman"/>
+          <w:sz w:val="24"/>
+          <w:szCs w:val="24"/>
+          <w:lang w:eastAsia="es-419"/>
+        </w:rPr>
+        <w:pict>
+          <v:rect id="_x0000_i1070" style="width:0;height:1.5pt" o:hralign="center" o:hrstd="t" o:hr="t" fillcolor="#a0a0a0" stroked="f"/>
+        </w:pict>
+      </w:r>
+    </w:p>
+    <w:p>
+      <w:pPr>
+        <w:spacing w:before="100" w:beforeAutospacing="1" w:after="100" w:afterAutospacing="1" w:line="240" w:lineRule="auto"/>
+        <w:outlineLvl w:val="1"/>
+        <w:rPr>
+          <w:rFonts w:ascii="Times New Roman" w:eastAsia="Times New Roman" w:hAnsi="Times New Roman" w:cs="Times New Roman"/>
+          <w:b/>
+          <w:bCs/>
+          <w:sz w:val="36"/>
+          <w:szCs w:val="36"/>
+          <w:lang w:eastAsia="es-419"/>
+        </w:rPr>
+      </w:pPr>
+      <w:r>
+        <w:rPr>
+          <w:rFonts w:ascii="Times New Roman" w:eastAsia="Times New Roman" w:hAnsi="Times New Roman" w:cs="Times New Roman"/>
+          <w:b/>
+          <w:bCs/>
+          <w:sz w:val="36"/>
+          <w:szCs w:val="36"/>
+          <w:lang w:eastAsia="es-419"/>
+        </w:rPr>
+        <w:t>3️</w:t>
+      </w:r>
+      <w:r>
+        <w:rPr>
+          <w:rFonts w:ascii="Tahoma" w:eastAsia="Times New Roman" w:hAnsi="Tahoma" w:cs="Tahoma"/>
+          <w:b/>
+          <w:bCs/>
+          <w:sz w:val="36"/>
+          <w:szCs w:val="36"/>
+          <w:lang w:eastAsia="es-419"/>
+        </w:rPr>
+        <w:t>⃣</w:t>
+      </w:r>
+      <w:r>
+        <w:rPr>
+          <w:rFonts w:ascii="Times New Roman" w:eastAsia="Times New Roman" w:hAnsi="Times New Roman" w:cs="Times New Roman"/>
+          <w:b/>
+          <w:bCs/>
+          <w:sz w:val="36"/>
+          <w:szCs w:val="36"/>
+          <w:lang w:eastAsia="es-419"/>
+        </w:rPr>
+        <w:t xml:space="preserve"> Botón "Leer más"</w:t>
+      </w:r>
+    </w:p>
+    <w:p>
+      <w:pPr>
+        <w:tabs>
+          <w:tab w:val="left" w:pos="916"/>
+          <w:tab w:val="left" w:pos="1832"/>
+          <w:tab w:val="left" w:pos="2748"/>
+          <w:tab w:val="left" w:pos="3664"/>
+          <w:tab w:val="left" w:pos="4580"/>
+          <w:tab w:val="left" w:pos="5496"/>
+          <w:tab w:val="left" w:pos="6412"/>
+          <w:tab w:val="left" w:pos="7328"/>
+          <w:tab w:val="left" w:pos="8244"/>
+          <w:tab w:val="left" w:pos="9160"/>
+          <w:tab w:val="left" w:pos="10076"/>
+          <w:tab w:val="left" w:pos="10992"/>
+          <w:tab w:val="left" w:pos="11908"/>
+          <w:tab w:val="left" w:pos="12824"/>
+          <w:tab w:val="left" w:pos="13740"/>
+          <w:tab w:val="left" w:pos="14656"/>
+        </w:tabs>
+        <w:spacing w:after="0" w:line="240" w:lineRule="auto"/>
+        <w:rPr>
+          <w:rFonts w:ascii="Courier New" w:eastAsia="Times New Roman" w:hAnsi="Courier New" w:cs="Courier New"/>
+          <w:sz w:val="20"/>
+          <w:szCs w:val="20"/>
+          <w:lang w:eastAsia="es-419"/>
+        </w:rPr>
+      </w:pPr>
+      <w:proofErr w:type="spellStart"/>
+      <w:r>
+        <w:rPr>
+          <w:rFonts w:ascii="Courier New" w:eastAsia="Times New Roman" w:hAnsi="Courier New" w:cs="Courier New"/>
+          <w:sz w:val="20"/>
+          <w:szCs w:val="20"/>
+          <w:lang w:eastAsia="es-419"/>
+        </w:rPr>
+        <w:t>on_click</w:t>
+      </w:r>
+      <w:proofErr w:type="spellEnd"/>
+      <w:r>
+        <w:rPr>
+          <w:rFonts w:ascii="Courier New" w:eastAsia="Times New Roman" w:hAnsi="Courier New" w:cs="Courier New"/>
+          <w:sz w:val="20"/>
+          <w:szCs w:val="20"/>
+          <w:lang w:eastAsia="es-419"/>
+        </w:rPr>
+        <w:t>=</w:t>
+      </w:r>
+      <w:proofErr w:type="spellStart"/>
+      <w:r>
+        <w:rPr>
+          <w:rFonts w:ascii="Courier New" w:eastAsia="Times New Roman" w:hAnsi="Courier New" w:cs="Courier New"/>
+          <w:sz w:val="20"/>
+          <w:szCs w:val="20"/>
+          <w:lang w:eastAsia="es-419"/>
+        </w:rPr>
+        <w:t>PublicState.ver_post</w:t>
+      </w:r>
+      <w:proofErr w:type="spellEnd"/>
+      <w:r>
+        <w:rPr>
+          <w:rFonts w:ascii="Courier New" w:eastAsia="Times New Roman" w:hAnsi="Courier New" w:cs="Courier New"/>
+          <w:sz w:val="20"/>
+          <w:szCs w:val="20"/>
+          <w:lang w:eastAsia="es-419"/>
+        </w:rPr>
+        <w:t>(post.id)</w:t>
+      </w:r>
+    </w:p>
+    <w:p>
+      <w:pPr>
+        <w:spacing w:before="100" w:beforeAutospacing="1" w:after="100" w:afterAutospacing="1" w:line="240" w:lineRule="auto"/>
+        <w:rPr>
+          <w:rFonts w:ascii="Times New Roman" w:eastAsia="Times New Roman" w:hAnsi="Times New Roman" w:cs="Times New Roman"/>
+          <w:sz w:val="24"/>
+          <w:szCs w:val="24"/>
+          <w:lang w:eastAsia="es-419"/>
+        </w:rPr>
+      </w:pPr>
+      <w:r>
+        <w:rPr>
+          <w:rFonts w:ascii="Times New Roman" w:eastAsia="Times New Roman" w:hAnsi="Times New Roman" w:cs="Times New Roman"/>
+          <w:sz w:val="24"/>
+          <w:szCs w:val="24"/>
+          <w:lang w:eastAsia="es-419"/>
+        </w:rPr>
+        <w:t xml:space="preserve">Cuando se hace </w:t>
+      </w:r>
+      <w:proofErr w:type="spellStart"/>
+      <w:r>
+        <w:rPr>
+          <w:rFonts w:ascii="Times New Roman" w:eastAsia="Times New Roman" w:hAnsi="Times New Roman" w:cs="Times New Roman"/>
+          <w:sz w:val="24"/>
+          <w:szCs w:val="24"/>
+          <w:lang w:eastAsia="es-419"/>
+        </w:rPr>
+        <w:t>click</w:t>
+      </w:r>
+      <w:proofErr w:type="spellEnd"/>
+      <w:r>
+        <w:rPr>
+          <w:rFonts w:ascii="Times New Roman" w:eastAsia="Times New Roman" w:hAnsi="Times New Roman" w:cs="Times New Roman"/>
+          <w:sz w:val="24"/>
+          <w:szCs w:val="24"/>
+          <w:lang w:eastAsia="es-419"/>
+        </w:rPr>
+        <w:t>:</w:t>
+      </w:r>
+    </w:p>
+    <w:p>
+      <w:pPr>
+        <w:numPr>
+          <w:ilvl w:val="0"/>
+          <w:numId w:val="17"/>
+        </w:numPr>
+        <w:spacing w:before="100" w:beforeAutospacing="1" w:after="100" w:afterAutospacing="1" w:line="240" w:lineRule="auto"/>
+        <w:rPr>
+          <w:rFonts w:ascii="Times New Roman" w:eastAsia="Times New Roman" w:hAnsi="Times New Roman" w:cs="Times New Roman"/>
+          <w:sz w:val="24"/>
+          <w:szCs w:val="24"/>
+          <w:lang w:eastAsia="es-419"/>
+        </w:rPr>
+      </w:pPr>
+      <w:r>
+        <w:rPr>
+          <w:rFonts w:ascii="Times New Roman" w:eastAsia="Times New Roman" w:hAnsi="Times New Roman" w:cs="Times New Roman"/>
+          <w:sz w:val="24"/>
+          <w:szCs w:val="24"/>
+          <w:lang w:eastAsia="es-419"/>
+        </w:rPr>
+        <w:t xml:space="preserve">Se guarda en </w:t>
+      </w:r>
+      <w:proofErr w:type="spellStart"/>
+      <w:r>
+        <w:rPr>
+          <w:rFonts w:ascii="Times New Roman" w:eastAsia="Times New Roman" w:hAnsi="Times New Roman" w:cs="Times New Roman"/>
+          <w:sz w:val="24"/>
+          <w:szCs w:val="24"/>
+          <w:lang w:eastAsia="es-419"/>
+        </w:rPr>
+        <w:t>state</w:t>
+      </w:r>
+      <w:proofErr w:type="spellEnd"/>
+      <w:r>
+        <w:rPr>
+          <w:rFonts w:ascii="Times New Roman" w:eastAsia="Times New Roman" w:hAnsi="Times New Roman" w:cs="Times New Roman"/>
+          <w:sz w:val="24"/>
+          <w:szCs w:val="24"/>
+          <w:lang w:eastAsia="es-419"/>
+        </w:rPr>
+        <w:t>:</w:t>
+      </w:r>
+    </w:p>
+    <w:p>
+      <w:pPr>
+        <w:tabs>
+          <w:tab w:val="left" w:pos="916"/>
+          <w:tab w:val="left" w:pos="1832"/>
+          <w:tab w:val="left" w:pos="2748"/>
+          <w:tab w:val="left" w:pos="3664"/>
+          <w:tab w:val="left" w:pos="4580"/>
+          <w:tab w:val="left" w:pos="5496"/>
+          <w:tab w:val="left" w:pos="6412"/>
+          <w:tab w:val="left" w:pos="7328"/>
+          <w:tab w:val="left" w:pos="8244"/>
+          <w:tab w:val="left" w:pos="9160"/>
+          <w:tab w:val="left" w:pos="10076"/>
+          <w:tab w:val="left" w:pos="10992"/>
+          <w:tab w:val="left" w:pos="11908"/>
+          <w:tab w:val="left" w:pos="12824"/>
+          <w:tab w:val="left" w:pos="13740"/>
+          <w:tab w:val="left" w:pos="14656"/>
+        </w:tabs>
+        <w:spacing w:after="0" w:line="240" w:lineRule="auto"/>
+        <w:rPr>
+          <w:rFonts w:ascii="Courier New" w:eastAsia="Times New Roman" w:hAnsi="Courier New" w:cs="Courier New"/>
+          <w:sz w:val="20"/>
+          <w:szCs w:val="20"/>
+          <w:lang w:eastAsia="es-419"/>
+        </w:rPr>
+      </w:pPr>
+      <w:proofErr w:type="spellStart"/>
+      <w:r>
+        <w:rPr>
+          <w:rFonts w:ascii="Courier New" w:eastAsia="Times New Roman" w:hAnsi="Courier New" w:cs="Courier New"/>
+          <w:sz w:val="20"/>
+          <w:szCs w:val="20"/>
+          <w:lang w:eastAsia="es-419"/>
+        </w:rPr>
+        <w:t>self.post_actual</w:t>
+      </w:r>
+      <w:proofErr w:type="spellEnd"/>
+      <w:r>
+        <w:rPr>
+          <w:rFonts w:ascii="Courier New" w:eastAsia="Times New Roman" w:hAnsi="Courier New" w:cs="Courier New"/>
+          <w:sz w:val="20"/>
+          <w:szCs w:val="20"/>
+          <w:lang w:eastAsia="es-419"/>
+        </w:rPr>
+        <w:t xml:space="preserve"> = </w:t>
+      </w:r>
+      <w:proofErr w:type="spellStart"/>
+      <w:r>
+        <w:rPr>
+          <w:rFonts w:ascii="Courier New" w:eastAsia="Times New Roman" w:hAnsi="Courier New" w:cs="Courier New"/>
+          <w:sz w:val="20"/>
+          <w:szCs w:val="20"/>
+          <w:lang w:eastAsia="es-419"/>
+        </w:rPr>
+        <w:t>obtener_post_por_id</w:t>
+      </w:r>
+      <w:proofErr w:type="spellEnd"/>
+      <w:r>
+        <w:rPr>
+          <w:rFonts w:ascii="Courier New" w:eastAsia="Times New Roman" w:hAnsi="Courier New" w:cs="Courier New"/>
+          <w:sz w:val="20"/>
+          <w:szCs w:val="20"/>
+          <w:lang w:eastAsia="es-419"/>
+        </w:rPr>
+        <w:t>(</w:t>
+      </w:r>
+      <w:proofErr w:type="spellStart"/>
+      <w:r>
+        <w:rPr>
+          <w:rFonts w:ascii="Courier New" w:eastAsia="Times New Roman" w:hAnsi="Courier New" w:cs="Courier New"/>
+          <w:sz w:val="20"/>
+          <w:szCs w:val="20"/>
+          <w:lang w:eastAsia="es-419"/>
+        </w:rPr>
+        <w:t>post_id</w:t>
+      </w:r>
+      <w:proofErr w:type="spellEnd"/>
+      <w:r>
+        <w:rPr>
+          <w:rFonts w:ascii="Courier New" w:eastAsia="Times New Roman" w:hAnsi="Courier New" w:cs="Courier New"/>
+          <w:sz w:val="20"/>
+          <w:szCs w:val="20"/>
+          <w:lang w:eastAsia="es-419"/>
+        </w:rPr>
+        <w:t>)</w:t>
+      </w:r>
+    </w:p>
+    <w:p>
+      <w:pPr>
+        <w:numPr>
+          <w:ilvl w:val="0"/>
+          <w:numId w:val="18"/>
+        </w:numPr>
+        <w:spacing w:before="100" w:beforeAutospacing="1" w:after="100" w:afterAutospacing="1" w:line="240" w:lineRule="auto"/>
+        <w:rPr>
+          <w:rFonts w:ascii="Times New Roman" w:eastAsia="Times New Roman" w:hAnsi="Times New Roman" w:cs="Times New Roman"/>
+          <w:sz w:val="24"/>
+          <w:szCs w:val="24"/>
+          <w:lang w:eastAsia="es-419"/>
+        </w:rPr>
+      </w:pPr>
+      <w:r>
+        <w:rPr>
+          <w:rFonts w:ascii="Times New Roman" w:eastAsia="Times New Roman" w:hAnsi="Times New Roman" w:cs="Times New Roman"/>
+          <w:sz w:val="24"/>
+          <w:szCs w:val="24"/>
+          <w:lang w:eastAsia="es-419"/>
+        </w:rPr>
+        <w:t>Se ejecuta:</w:t>
+      </w:r>
+    </w:p>
+    <w:p>
+      <w:pPr>
+        <w:tabs>
+          <w:tab w:val="left" w:pos="916"/>
+          <w:tab w:val="left" w:pos="1832"/>
+          <w:tab w:val="left" w:pos="2748"/>
+          <w:tab w:val="left" w:pos="3664"/>
+          <w:tab w:val="left" w:pos="4580"/>
+          <w:tab w:val="left" w:pos="5496"/>
+          <w:tab w:val="left" w:pos="6412"/>
+          <w:tab w:val="left" w:pos="7328"/>
+          <w:tab w:val="left" w:pos="8244"/>
+          <w:tab w:val="left" w:pos="9160"/>
+          <w:tab w:val="left" w:pos="10076"/>
+          <w:tab w:val="left" w:pos="10992"/>
+          <w:tab w:val="left" w:pos="11908"/>
+          <w:tab w:val="left" w:pos="12824"/>
+          <w:tab w:val="left" w:pos="13740"/>
+          <w:tab w:val="left" w:pos="14656"/>
+        </w:tabs>
+        <w:spacing w:after="0" w:line="240" w:lineRule="auto"/>
+        <w:rPr>
+          <w:rFonts w:ascii="Courier New" w:eastAsia="Times New Roman" w:hAnsi="Courier New" w:cs="Courier New"/>
+          <w:sz w:val="20"/>
+          <w:szCs w:val="20"/>
+          <w:lang w:eastAsia="es-419"/>
+        </w:rPr>
+      </w:pPr>
+      <w:proofErr w:type="spellStart"/>
+      <w:r>
+        <w:rPr>
+          <w:rFonts w:ascii="Courier New" w:eastAsia="Times New Roman" w:hAnsi="Courier New" w:cs="Courier New"/>
+          <w:sz w:val="20"/>
+          <w:szCs w:val="20"/>
+          <w:lang w:eastAsia="es-419"/>
+        </w:rPr>
+        <w:t>return</w:t>
+      </w:r>
+      <w:proofErr w:type="spellEnd"/>
+      <w:r>
+        <w:rPr>
+          <w:rFonts w:ascii="Courier New" w:eastAsia="Times New Roman" w:hAnsi="Courier New" w:cs="Courier New"/>
+          <w:sz w:val="20"/>
+          <w:szCs w:val="20"/>
+          <w:lang w:eastAsia="es-419"/>
+        </w:rPr>
+        <w:t xml:space="preserve"> </w:t>
+      </w:r>
+      <w:proofErr w:type="spellStart"/>
+      <w:proofErr w:type="gramStart"/>
+      <w:r>
+        <w:rPr>
+          <w:rFonts w:ascii="Courier New" w:eastAsia="Times New Roman" w:hAnsi="Courier New" w:cs="Courier New"/>
+          <w:sz w:val="20"/>
+          <w:szCs w:val="20"/>
+          <w:lang w:eastAsia="es-419"/>
+        </w:rPr>
+        <w:t>rx.redirect</w:t>
+      </w:r>
+      <w:proofErr w:type="spellEnd"/>
+      <w:proofErr w:type="gramEnd"/>
+      <w:r>
+        <w:rPr>
+          <w:rFonts w:ascii="Courier New" w:eastAsia="Times New Roman" w:hAnsi="Courier New" w:cs="Courier New"/>
+          <w:sz w:val="20"/>
+          <w:szCs w:val="20"/>
+          <w:lang w:eastAsia="es-419"/>
+        </w:rPr>
+        <w:t>("/articulo")</w:t>
+      </w:r>
+    </w:p>
+    <w:p>
+      <w:pPr>
+        <w:spacing w:after="0" w:line="240" w:lineRule="auto"/>
+        <w:rPr>
+          <w:rFonts w:ascii="Times New Roman" w:eastAsia="Times New Roman" w:hAnsi="Times New Roman" w:cs="Times New Roman"/>
+          <w:sz w:val="24"/>
+          <w:szCs w:val="24"/>
+          <w:lang w:eastAsia="es-419"/>
+        </w:rPr>
+      </w:pPr>
+      <w:r>
+        <w:rPr>
+          <w:rFonts w:ascii="Times New Roman" w:eastAsia="Times New Roman" w:hAnsi="Times New Roman" w:cs="Times New Roman"/>
+          <w:sz w:val="24"/>
+          <w:szCs w:val="24"/>
+          <w:lang w:eastAsia="es-419"/>
+        </w:rPr>
+        <w:pict>
+          <v:rect id="_x0000_i1071" style="width:0;height:1.5pt" o:hralign="center" o:hrstd="t" o:hr="t" fillcolor="#a0a0a0" stroked="f"/>
+        </w:pict>
+      </w:r>
+    </w:p>
+    <w:p>
+      <w:pPr>
+        <w:spacing w:before="100" w:beforeAutospacing="1" w:after="100" w:afterAutospacing="1" w:line="240" w:lineRule="auto"/>
+        <w:outlineLvl w:val="1"/>
+        <w:rPr>
+          <w:rFonts w:ascii="Times New Roman" w:eastAsia="Times New Roman" w:hAnsi="Times New Roman" w:cs="Times New Roman"/>
+          <w:b/>
+          <w:bCs/>
+          <w:sz w:val="36"/>
+          <w:szCs w:val="36"/>
+          <w:lang w:eastAsia="es-419"/>
+        </w:rPr>
+      </w:pPr>
+      <w:r>
+        <w:rPr>
+          <w:rFonts w:ascii="Times New Roman" w:eastAsia="Times New Roman" w:hAnsi="Times New Roman" w:cs="Times New Roman"/>
+          <w:b/>
+          <w:bCs/>
+          <w:sz w:val="36"/>
+          <w:szCs w:val="36"/>
+          <w:lang w:eastAsia="es-419"/>
+        </w:rPr>
+        <w:t>4️</w:t>
+      </w:r>
+      <w:r>
+        <w:rPr>
+          <w:rFonts w:ascii="Tahoma" w:eastAsia="Times New Roman" w:hAnsi="Tahoma" w:cs="Tahoma"/>
+          <w:b/>
+          <w:bCs/>
+          <w:sz w:val="36"/>
+          <w:szCs w:val="36"/>
+          <w:lang w:eastAsia="es-419"/>
+        </w:rPr>
+        <w:t>⃣</w:t>
+      </w:r>
+      <w:r>
+        <w:rPr>
+          <w:rFonts w:ascii="Times New Roman" w:eastAsia="Times New Roman" w:hAnsi="Times New Roman" w:cs="Times New Roman"/>
+          <w:b/>
+          <w:bCs/>
+          <w:sz w:val="36"/>
+          <w:szCs w:val="36"/>
+          <w:lang w:eastAsia="es-419"/>
+        </w:rPr>
+        <w:t xml:space="preserve"> Página detalle</w:t>
+      </w:r>
+    </w:p>
+    <w:p>
+      <w:pPr>
+        <w:spacing w:before="100" w:beforeAutospacing="1" w:after="100" w:afterAutospacing="1" w:line="240" w:lineRule="auto"/>
+        <w:rPr>
+          <w:rFonts w:ascii="Times New Roman" w:eastAsia="Times New Roman" w:hAnsi="Times New Roman" w:cs="Times New Roman"/>
+          <w:sz w:val="24"/>
+          <w:szCs w:val="24"/>
+          <w:lang w:eastAsia="es-419"/>
+        </w:rPr>
+      </w:pPr>
+      <w:r>
+        <w:rPr>
+          <w:rFonts w:ascii="Times New Roman" w:eastAsia="Times New Roman" w:hAnsi="Times New Roman" w:cs="Times New Roman"/>
+          <w:sz w:val="24"/>
+          <w:szCs w:val="24"/>
+          <w:lang w:eastAsia="es-419"/>
+        </w:rPr>
+        <w:t>Archivo:</w:t>
+      </w:r>
+    </w:p>
+    <w:p>
+      <w:pPr>
+        <w:tabs>
+          <w:tab w:val="left" w:pos="916"/>
+          <w:tab w:val="left" w:pos="1832"/>
+          <w:tab w:val="left" w:pos="2748"/>
+          <w:tab w:val="left" w:pos="3664"/>
+          <w:tab w:val="left" w:pos="4580"/>
+          <w:tab w:val="left" w:pos="5496"/>
+          <w:tab w:val="left" w:pos="6412"/>
+          <w:tab w:val="left" w:pos="7328"/>
+          <w:tab w:val="left" w:pos="8244"/>
+          <w:tab w:val="left" w:pos="9160"/>
+          <w:tab w:val="left" w:pos="10076"/>
+          <w:tab w:val="left" w:pos="10992"/>
+          <w:tab w:val="left" w:pos="11908"/>
+          <w:tab w:val="left" w:pos="12824"/>
+          <w:tab w:val="left" w:pos="13740"/>
+          <w:tab w:val="left" w:pos="14656"/>
+        </w:tabs>
+        <w:spacing w:after="0" w:line="240" w:lineRule="auto"/>
+        <w:rPr>
+          <w:rFonts w:ascii="Courier New" w:eastAsia="Times New Roman" w:hAnsi="Courier New" w:cs="Courier New"/>
+          <w:sz w:val="20"/>
+          <w:szCs w:val="20"/>
+          <w:lang w:eastAsia="es-419"/>
+        </w:rPr>
+      </w:pPr>
+      <w:r>
+        <w:rPr>
+          <w:rFonts w:ascii="Courier New" w:eastAsia="Times New Roman" w:hAnsi="Courier New" w:cs="Courier New"/>
+          <w:sz w:val="20"/>
+          <w:szCs w:val="20"/>
+          <w:lang w:eastAsia="es-419"/>
+        </w:rPr>
+        <w:t>pages/public/articulo.py</w:t>
+      </w:r>
+    </w:p>
+    <w:p>
+      <w:pPr>
+        <w:tabs>
+          <w:tab w:val="left" w:pos="916"/>
+          <w:tab w:val="left" w:pos="1832"/>
+          <w:tab w:val="left" w:pos="2748"/>
+          <w:tab w:val="left" w:pos="3664"/>
+          <w:tab w:val="left" w:pos="4580"/>
+          <w:tab w:val="left" w:pos="5496"/>
+          <w:tab w:val="left" w:pos="6412"/>
+          <w:tab w:val="left" w:pos="7328"/>
+          <w:tab w:val="left" w:pos="8244"/>
+          <w:tab w:val="left" w:pos="9160"/>
+          <w:tab w:val="left" w:pos="10076"/>
+          <w:tab w:val="left" w:pos="10992"/>
+          <w:tab w:val="left" w:pos="11908"/>
+          <w:tab w:val="left" w:pos="12824"/>
+          <w:tab w:val="left" w:pos="13740"/>
+          <w:tab w:val="left" w:pos="14656"/>
+        </w:tabs>
+        <w:spacing w:after="0" w:line="240" w:lineRule="auto"/>
+        <w:rPr>
+          <w:rFonts w:ascii="Courier New" w:eastAsia="Times New Roman" w:hAnsi="Courier New" w:cs="Courier New"/>
+          <w:sz w:val="20"/>
+          <w:szCs w:val="20"/>
+          <w:lang w:eastAsia="es-419"/>
+        </w:rPr>
+      </w:pPr>
+      <w:r>
+        <w:rPr>
+          <w:rFonts w:ascii="Courier New" w:eastAsia="Times New Roman" w:hAnsi="Courier New" w:cs="Courier New"/>
+          <w:sz w:val="20"/>
+          <w:szCs w:val="20"/>
+          <w:lang w:eastAsia="es-419"/>
+        </w:rPr>
+        <w:t>@</w:t>
+      </w:r>
+      <w:proofErr w:type="spellStart"/>
+      <w:proofErr w:type="gramStart"/>
+      <w:r>
+        <w:rPr>
+          <w:rFonts w:ascii="Courier New" w:eastAsia="Times New Roman" w:hAnsi="Courier New" w:cs="Courier New"/>
+          <w:sz w:val="20"/>
+          <w:szCs w:val="20"/>
+          <w:lang w:eastAsia="es-419"/>
+        </w:rPr>
+        <w:t>rx.page</w:t>
+      </w:r>
+      <w:proofErr w:type="spellEnd"/>
+      <w:proofErr w:type="gramEnd"/>
+      <w:r>
+        <w:rPr>
+          <w:rFonts w:ascii="Courier New" w:eastAsia="Times New Roman" w:hAnsi="Courier New" w:cs="Courier New"/>
+          <w:sz w:val="20"/>
+          <w:szCs w:val="20"/>
+          <w:lang w:eastAsia="es-419"/>
+        </w:rPr>
+        <w:t>(</w:t>
+      </w:r>
+      <w:proofErr w:type="spellStart"/>
+      <w:r>
+        <w:rPr>
+          <w:rFonts w:ascii="Courier New" w:eastAsia="Times New Roman" w:hAnsi="Courier New" w:cs="Courier New"/>
+          <w:sz w:val="20"/>
+          <w:szCs w:val="20"/>
+          <w:lang w:eastAsia="es-419"/>
+        </w:rPr>
+        <w:t>route</w:t>
+      </w:r>
+      <w:proofErr w:type="spellEnd"/>
+      <w:r>
+        <w:rPr>
+          <w:rFonts w:ascii="Courier New" w:eastAsia="Times New Roman" w:hAnsi="Courier New" w:cs="Courier New"/>
+          <w:sz w:val="20"/>
+          <w:szCs w:val="20"/>
+          <w:lang w:eastAsia="es-419"/>
+        </w:rPr>
+        <w:t>="/articulo")</w:t>
+      </w:r>
+    </w:p>
+    <w:p>
+      <w:pPr>
+        <w:spacing w:before="100" w:beforeAutospacing="1" w:after="100" w:afterAutospacing="1" w:line="240" w:lineRule="auto"/>
+        <w:rPr>
+          <w:rFonts w:ascii="Times New Roman" w:eastAsia="Times New Roman" w:hAnsi="Times New Roman" w:cs="Times New Roman"/>
+          <w:sz w:val="24"/>
+          <w:szCs w:val="24"/>
+          <w:lang w:eastAsia="es-419"/>
+        </w:rPr>
+      </w:pPr>
+      <w:proofErr w:type="spellStart"/>
+      <w:r>
+        <w:rPr>
+          <w:rFonts w:ascii="Times New Roman" w:eastAsia="Times New Roman" w:hAnsi="Times New Roman" w:cs="Times New Roman"/>
+          <w:sz w:val="24"/>
+          <w:szCs w:val="24"/>
+          <w:lang w:eastAsia="es-419"/>
+        </w:rPr>
+        <w:t>Renderiza</w:t>
+      </w:r>
+      <w:proofErr w:type="spellEnd"/>
+      <w:r>
+        <w:rPr>
+          <w:rFonts w:ascii="Times New Roman" w:eastAsia="Times New Roman" w:hAnsi="Times New Roman" w:cs="Times New Roman"/>
+          <w:sz w:val="24"/>
+          <w:szCs w:val="24"/>
+          <w:lang w:eastAsia="es-419"/>
+        </w:rPr>
+        <w:t>:</w:t>
+      </w:r>
+    </w:p>
+    <w:p>
+      <w:pPr>
+        <w:tabs>
+          <w:tab w:val="left" w:pos="916"/>
+          <w:tab w:val="left" w:pos="1832"/>
+          <w:tab w:val="left" w:pos="2748"/>
+          <w:tab w:val="left" w:pos="3664"/>
+          <w:tab w:val="left" w:pos="4580"/>
+          <w:tab w:val="left" w:pos="5496"/>
+          <w:tab w:val="left" w:pos="6412"/>
+          <w:tab w:val="left" w:pos="7328"/>
+          <w:tab w:val="left" w:pos="8244"/>
+          <w:tab w:val="left" w:pos="9160"/>
+          <w:tab w:val="left" w:pos="10076"/>
+          <w:tab w:val="left" w:pos="10992"/>
+          <w:tab w:val="left" w:pos="11908"/>
+          <w:tab w:val="left" w:pos="12824"/>
+          <w:tab w:val="left" w:pos="13740"/>
+          <w:tab w:val="left" w:pos="14656"/>
+        </w:tabs>
+        <w:spacing w:after="0" w:line="240" w:lineRule="auto"/>
+        <w:rPr>
+          <w:rFonts w:ascii="Courier New" w:eastAsia="Times New Roman" w:hAnsi="Courier New" w:cs="Courier New"/>
+          <w:sz w:val="20"/>
+          <w:szCs w:val="20"/>
+          <w:lang w:eastAsia="es-419"/>
+        </w:rPr>
+      </w:pPr>
+      <w:proofErr w:type="spellStart"/>
+      <w:r>
+        <w:rPr>
+          <w:rFonts w:ascii="Courier New" w:eastAsia="Times New Roman" w:hAnsi="Courier New" w:cs="Courier New"/>
+          <w:sz w:val="20"/>
+          <w:szCs w:val="20"/>
+          <w:lang w:eastAsia="es-419"/>
+        </w:rPr>
+        <w:t>PublicState.post_actual</w:t>
+      </w:r>
+      <w:proofErr w:type="spellEnd"/>
+    </w:p>
+    <w:p>
+      <w:pPr>
+        <w:spacing w:before="100" w:beforeAutospacing="1" w:after="100" w:afterAutospacing="1" w:line="240" w:lineRule="auto"/>
+        <w:rPr>
+          <w:rFonts w:ascii="Times New Roman" w:eastAsia="Times New Roman" w:hAnsi="Times New Roman" w:cs="Times New Roman"/>
+          <w:sz w:val="24"/>
+          <w:szCs w:val="24"/>
+          <w:lang w:eastAsia="es-419"/>
+        </w:rPr>
+      </w:pPr>
+      <w:r>
+        <w:rPr>
+          <w:rFonts w:ascii="Times New Roman" w:eastAsia="Times New Roman" w:hAnsi="Times New Roman" w:cs="Times New Roman"/>
+          <w:sz w:val="24"/>
+          <w:szCs w:val="24"/>
+          <w:lang w:eastAsia="es-419"/>
+        </w:rPr>
+        <w:t>Si existe → muestra contenido</w:t>
+      </w:r>
+      <w:r>
+        <w:rPr>
+          <w:rFonts w:ascii="Times New Roman" w:eastAsia="Times New Roman" w:hAnsi="Times New Roman" w:cs="Times New Roman"/>
+          <w:sz w:val="24"/>
+          <w:szCs w:val="24"/>
+          <w:lang w:eastAsia="es-419"/>
+        </w:rPr>
+        <w:br/>
+        <w:t>Si no → muestra “Artículo no encontrado”</w:t>
+      </w:r>
+    </w:p>
+    <w:p>
+      <w:pPr>
+        <w:spacing w:after="0" w:line="240" w:lineRule="auto"/>
+        <w:rPr>
+          <w:rFonts w:ascii="Times New Roman" w:eastAsia="Times New Roman" w:hAnsi="Times New Roman" w:cs="Times New Roman"/>
+          <w:sz w:val="24"/>
+          <w:szCs w:val="24"/>
+          <w:lang w:eastAsia="es-419"/>
+        </w:rPr>
+      </w:pPr>
+      <w:r>
+        <w:rPr>
+          <w:rFonts w:ascii="Times New Roman" w:eastAsia="Times New Roman" w:hAnsi="Times New Roman" w:cs="Times New Roman"/>
+          <w:sz w:val="24"/>
+          <w:szCs w:val="24"/>
+          <w:lang w:eastAsia="es-419"/>
+        </w:rPr>
+        <w:pict>
+          <v:rect id="_x0000_i1072" style="width:0;height:1.5pt" o:hralign="center" o:hrstd="t" o:hr="t" fillcolor="#a0a0a0" stroked="f"/>
+        </w:pict>
+      </w:r>
+    </w:p>
+    <w:p>
+      <w:pPr>
+        <w:spacing w:before="100" w:beforeAutospacing="1" w:after="100" w:afterAutospacing="1" w:line="240" w:lineRule="auto"/>
+        <w:outlineLvl w:val="0"/>
+        <w:rPr>
+          <w:rFonts w:ascii="Times New Roman" w:eastAsia="Times New Roman" w:hAnsi="Times New Roman" w:cs="Times New Roman"/>
+          <w:b/>
+          <w:bCs/>
+          <w:kern w:val="36"/>
+          <w:sz w:val="48"/>
+          <w:szCs w:val="48"/>
+          <w:lang w:eastAsia="es-419"/>
+        </w:rPr>
+      </w:pPr>
+      <w:r>
+        <w:rPr>
+          <w:rFonts w:ascii="Segoe UI Symbol" w:eastAsia="Times New Roman" w:hAnsi="Segoe UI Symbol" w:cs="Segoe UI Symbol"/>
+          <w:b/>
+          <w:bCs/>
+          <w:kern w:val="36"/>
+          <w:sz w:val="48"/>
+          <w:szCs w:val="48"/>
+          <w:lang w:eastAsia="es-419"/>
+        </w:rPr>
+        <w:t>🔄</w:t>
+      </w:r>
+      <w:r>
+        <w:rPr>
+          <w:rFonts w:ascii="Times New Roman" w:eastAsia="Times New Roman" w:hAnsi="Times New Roman" w:cs="Times New Roman"/>
+          <w:b/>
+          <w:bCs/>
+          <w:kern w:val="36"/>
+          <w:sz w:val="48"/>
+          <w:szCs w:val="48"/>
+          <w:lang w:eastAsia="es-419"/>
+        </w:rPr>
+        <w:t xml:space="preserve"> Separación final lograda</w:t>
+      </w:r>
+    </w:p>
+    <w:tbl>
+      <w:tblPr>
+        <w:tblW w:w="0" w:type="auto"/>
+        <w:tblCellSpacing w:w="15" w:type="dxa"/>
+        <w:tblCellMar>
+          <w:top w:w="15" w:type="dxa"/>
+          <w:left w:w="15" w:type="dxa"/>
+          <w:bottom w:w="15" w:type="dxa"/>
+          <w:right w:w="15" w:type="dxa"/>
+        </w:tblCellMar>
+        <w:tblLook w:val="04A0" w:firstRow="1" w:lastRow="0" w:firstColumn="1" w:lastColumn="0" w:noHBand="0" w:noVBand="1"/>
+      </w:tblPr>
+      <w:tblGrid>
+        <w:gridCol w:w="822"/>
+        <w:gridCol w:w="1154"/>
+        <w:gridCol w:w="2100"/>
+        <w:gridCol w:w="1802"/>
+      </w:tblGrid>
+      <w:tr>
+        <w:trPr>
+          <w:tblHeader/>
+          <w:tblCellSpacing w:w="15" w:type="dxa"/>
+        </w:trPr>
+        <w:tc>
+          <w:tcPr>
+            <w:tcW w:w="0" w:type="auto"/>
+            <w:vAlign w:val="center"/>
+            <w:hideMark/>
+          </w:tcPr>
+          <w:p>
+            <w:pPr>
+              <w:spacing w:after="0" w:line="240" w:lineRule="auto"/>
+              <w:jc w:val="center"/>
+              <w:rPr>
+                <w:rFonts w:ascii="Times New Roman" w:eastAsia="Times New Roman" w:hAnsi="Times New Roman" w:cs="Times New Roman"/>
+                <w:b/>
+                <w:bCs/>
+                <w:sz w:val="24"/>
+                <w:szCs w:val="24"/>
+                <w:lang w:eastAsia="es-419"/>
+              </w:rPr>
+            </w:pPr>
+            <w:r>
+              <w:rPr>
+                <w:rFonts w:ascii="Times New Roman" w:eastAsia="Times New Roman" w:hAnsi="Times New Roman" w:cs="Times New Roman"/>
+                <w:b/>
+                <w:bCs/>
+                <w:sz w:val="24"/>
+                <w:szCs w:val="24"/>
+                <w:lang w:eastAsia="es-419"/>
+              </w:rPr>
+              <w:lastRenderedPageBreak/>
+              <w:t>Mundo</w:t>
+            </w:r>
+          </w:p>
+        </w:tc>
+        <w:tc>
+          <w:tcPr>
+            <w:tcW w:w="0" w:type="auto"/>
+            <w:vAlign w:val="center"/>
+            <w:hideMark/>
+          </w:tcPr>
+          <w:p>
+            <w:pPr>
+              <w:spacing w:after="0" w:line="240" w:lineRule="auto"/>
+              <w:jc w:val="center"/>
+              <w:rPr>
+                <w:rFonts w:ascii="Times New Roman" w:eastAsia="Times New Roman" w:hAnsi="Times New Roman" w:cs="Times New Roman"/>
+                <w:b/>
+                <w:bCs/>
+                <w:sz w:val="24"/>
+                <w:szCs w:val="24"/>
+                <w:lang w:eastAsia="es-419"/>
+              </w:rPr>
+            </w:pPr>
+            <w:proofErr w:type="spellStart"/>
+            <w:r>
+              <w:rPr>
+                <w:rFonts w:ascii="Times New Roman" w:eastAsia="Times New Roman" w:hAnsi="Times New Roman" w:cs="Times New Roman"/>
+                <w:b/>
+                <w:bCs/>
+                <w:sz w:val="24"/>
+                <w:szCs w:val="24"/>
+                <w:lang w:eastAsia="es-419"/>
+              </w:rPr>
+              <w:t>State</w:t>
+            </w:r>
+            <w:proofErr w:type="spellEnd"/>
+          </w:p>
+        </w:tc>
+        <w:tc>
+          <w:tcPr>
+            <w:tcW w:w="0" w:type="auto"/>
+            <w:vAlign w:val="center"/>
+            <w:hideMark/>
+          </w:tcPr>
+          <w:p>
+            <w:pPr>
+              <w:spacing w:after="0" w:line="240" w:lineRule="auto"/>
+              <w:jc w:val="center"/>
+              <w:rPr>
+                <w:rFonts w:ascii="Times New Roman" w:eastAsia="Times New Roman" w:hAnsi="Times New Roman" w:cs="Times New Roman"/>
+                <w:b/>
+                <w:bCs/>
+                <w:sz w:val="24"/>
+                <w:szCs w:val="24"/>
+                <w:lang w:eastAsia="es-419"/>
+              </w:rPr>
+            </w:pPr>
+            <w:proofErr w:type="spellStart"/>
+            <w:r>
+              <w:rPr>
+                <w:rFonts w:ascii="Times New Roman" w:eastAsia="Times New Roman" w:hAnsi="Times New Roman" w:cs="Times New Roman"/>
+                <w:b/>
+                <w:bCs/>
+                <w:sz w:val="24"/>
+                <w:szCs w:val="24"/>
+                <w:lang w:eastAsia="es-419"/>
+              </w:rPr>
+              <w:t>Service</w:t>
+            </w:r>
+            <w:proofErr w:type="spellEnd"/>
+          </w:p>
+        </w:tc>
+        <w:tc>
+          <w:tcPr>
+            <w:tcW w:w="0" w:type="auto"/>
+            <w:vAlign w:val="center"/>
+            <w:hideMark/>
+          </w:tcPr>
+          <w:p>
+            <w:pPr>
+              <w:spacing w:after="0" w:line="240" w:lineRule="auto"/>
+              <w:jc w:val="center"/>
+              <w:rPr>
+                <w:rFonts w:ascii="Times New Roman" w:eastAsia="Times New Roman" w:hAnsi="Times New Roman" w:cs="Times New Roman"/>
+                <w:b/>
+                <w:bCs/>
+                <w:sz w:val="24"/>
+                <w:szCs w:val="24"/>
+                <w:lang w:eastAsia="es-419"/>
+              </w:rPr>
+            </w:pPr>
+            <w:r>
+              <w:rPr>
+                <w:rFonts w:ascii="Times New Roman" w:eastAsia="Times New Roman" w:hAnsi="Times New Roman" w:cs="Times New Roman"/>
+                <w:b/>
+                <w:bCs/>
+                <w:sz w:val="24"/>
+                <w:szCs w:val="24"/>
+                <w:lang w:eastAsia="es-419"/>
+              </w:rPr>
+              <w:t>Qué trae</w:t>
+            </w:r>
+          </w:p>
+        </w:tc>
+      </w:tr>
+      <w:tr>
+        <w:trPr>
+          <w:tblCellSpacing w:w="15" w:type="dxa"/>
+        </w:trPr>
+        <w:tc>
+          <w:tcPr>
+            <w:tcW w:w="0" w:type="auto"/>
+            <w:vAlign w:val="center"/>
+            <w:hideMark/>
+          </w:tcPr>
+          <w:p>
+            <w:pPr>
+              <w:spacing w:after="0" w:line="240" w:lineRule="auto"/>
+              <w:rPr>
+                <w:rFonts w:ascii="Times New Roman" w:eastAsia="Times New Roman" w:hAnsi="Times New Roman" w:cs="Times New Roman"/>
+                <w:sz w:val="24"/>
+                <w:szCs w:val="24"/>
+                <w:lang w:eastAsia="es-419"/>
+              </w:rPr>
+            </w:pPr>
+            <w:proofErr w:type="spellStart"/>
+            <w:r>
+              <w:rPr>
+                <w:rFonts w:ascii="Times New Roman" w:eastAsia="Times New Roman" w:hAnsi="Times New Roman" w:cs="Times New Roman"/>
+                <w:sz w:val="24"/>
+                <w:szCs w:val="24"/>
+                <w:lang w:eastAsia="es-419"/>
+              </w:rPr>
+              <w:t>Admin</w:t>
+            </w:r>
+            <w:proofErr w:type="spellEnd"/>
+          </w:p>
+        </w:tc>
+        <w:tc>
+          <w:tcPr>
+            <w:tcW w:w="0" w:type="auto"/>
+            <w:vAlign w:val="center"/>
+            <w:hideMark/>
+          </w:tcPr>
+          <w:p>
+            <w:pPr>
+              <w:spacing w:after="0" w:line="240" w:lineRule="auto"/>
+              <w:rPr>
+                <w:rFonts w:ascii="Times New Roman" w:eastAsia="Times New Roman" w:hAnsi="Times New Roman" w:cs="Times New Roman"/>
+                <w:sz w:val="24"/>
+                <w:szCs w:val="24"/>
+                <w:lang w:eastAsia="es-419"/>
+              </w:rPr>
+            </w:pPr>
+            <w:proofErr w:type="spellStart"/>
+            <w:r>
+              <w:rPr>
+                <w:rFonts w:ascii="Times New Roman" w:eastAsia="Times New Roman" w:hAnsi="Times New Roman" w:cs="Times New Roman"/>
+                <w:sz w:val="24"/>
+                <w:szCs w:val="24"/>
+                <w:lang w:eastAsia="es-419"/>
+              </w:rPr>
+              <w:t>PostState</w:t>
+            </w:r>
+            <w:proofErr w:type="spellEnd"/>
+          </w:p>
+        </w:tc>
+        <w:tc>
+          <w:tcPr>
+            <w:tcW w:w="0" w:type="auto"/>
+            <w:vAlign w:val="center"/>
+            <w:hideMark/>
+          </w:tcPr>
+          <w:p>
+            <w:pPr>
+              <w:spacing w:after="0" w:line="240" w:lineRule="auto"/>
+              <w:rPr>
+                <w:rFonts w:ascii="Times New Roman" w:eastAsia="Times New Roman" w:hAnsi="Times New Roman" w:cs="Times New Roman"/>
+                <w:sz w:val="24"/>
+                <w:szCs w:val="24"/>
+                <w:lang w:eastAsia="es-419"/>
+              </w:rPr>
+            </w:pPr>
+            <w:proofErr w:type="spellStart"/>
+            <w:r>
+              <w:rPr>
+                <w:rFonts w:ascii="Times New Roman" w:eastAsia="Times New Roman" w:hAnsi="Times New Roman" w:cs="Times New Roman"/>
+                <w:sz w:val="24"/>
+                <w:szCs w:val="24"/>
+                <w:lang w:eastAsia="es-419"/>
+              </w:rPr>
+              <w:t>obtener_posts</w:t>
+            </w:r>
+            <w:proofErr w:type="spellEnd"/>
+            <w:r>
+              <w:rPr>
+                <w:rFonts w:ascii="Times New Roman" w:eastAsia="Times New Roman" w:hAnsi="Times New Roman" w:cs="Times New Roman"/>
+                <w:sz w:val="24"/>
+                <w:szCs w:val="24"/>
+                <w:lang w:eastAsia="es-419"/>
+              </w:rPr>
+              <w:t>()</w:t>
+            </w:r>
+          </w:p>
+        </w:tc>
+        <w:tc>
+          <w:tcPr>
+            <w:tcW w:w="0" w:type="auto"/>
+            <w:vAlign w:val="center"/>
+            <w:hideMark/>
+          </w:tcPr>
+          <w:p>
+            <w:pPr>
+              <w:spacing w:after="0" w:line="240" w:lineRule="auto"/>
+              <w:rPr>
+                <w:rFonts w:ascii="Times New Roman" w:eastAsia="Times New Roman" w:hAnsi="Times New Roman" w:cs="Times New Roman"/>
+                <w:sz w:val="24"/>
+                <w:szCs w:val="24"/>
+                <w:lang w:eastAsia="es-419"/>
+              </w:rPr>
+            </w:pPr>
+            <w:r>
+              <w:rPr>
+                <w:rFonts w:ascii="Times New Roman" w:eastAsia="Times New Roman" w:hAnsi="Times New Roman" w:cs="Times New Roman"/>
+                <w:sz w:val="24"/>
+                <w:szCs w:val="24"/>
+                <w:lang w:eastAsia="es-419"/>
+              </w:rPr>
+              <w:t>TODOS</w:t>
+            </w:r>
+          </w:p>
+        </w:tc>
+      </w:tr>
+      <w:tr>
+        <w:trPr>
+          <w:tblCellSpacing w:w="15" w:type="dxa"/>
+        </w:trPr>
+        <w:tc>
+          <w:tcPr>
+            <w:tcW w:w="0" w:type="auto"/>
+            <w:vAlign w:val="center"/>
+            <w:hideMark/>
+          </w:tcPr>
+          <w:p>
+            <w:pPr>
+              <w:spacing w:after="0" w:line="240" w:lineRule="auto"/>
+              <w:rPr>
+                <w:rFonts w:ascii="Times New Roman" w:eastAsia="Times New Roman" w:hAnsi="Times New Roman" w:cs="Times New Roman"/>
+                <w:sz w:val="24"/>
+                <w:szCs w:val="24"/>
+                <w:lang w:eastAsia="es-419"/>
+              </w:rPr>
+            </w:pPr>
+            <w:r>
+              <w:rPr>
+                <w:rFonts w:ascii="Times New Roman" w:eastAsia="Times New Roman" w:hAnsi="Times New Roman" w:cs="Times New Roman"/>
+                <w:sz w:val="24"/>
+                <w:szCs w:val="24"/>
+                <w:lang w:eastAsia="es-419"/>
+              </w:rPr>
+              <w:t>Público</w:t>
+            </w:r>
+          </w:p>
+        </w:tc>
+        <w:tc>
+          <w:tcPr>
+            <w:tcW w:w="0" w:type="auto"/>
+            <w:vAlign w:val="center"/>
+            <w:hideMark/>
+          </w:tcPr>
+          <w:p>
+            <w:pPr>
+              <w:spacing w:after="0" w:line="240" w:lineRule="auto"/>
+              <w:rPr>
+                <w:rFonts w:ascii="Times New Roman" w:eastAsia="Times New Roman" w:hAnsi="Times New Roman" w:cs="Times New Roman"/>
+                <w:sz w:val="24"/>
+                <w:szCs w:val="24"/>
+                <w:lang w:eastAsia="es-419"/>
+              </w:rPr>
+            </w:pPr>
+            <w:proofErr w:type="spellStart"/>
+            <w:r>
+              <w:rPr>
+                <w:rFonts w:ascii="Times New Roman" w:eastAsia="Times New Roman" w:hAnsi="Times New Roman" w:cs="Times New Roman"/>
+                <w:sz w:val="24"/>
+                <w:szCs w:val="24"/>
+                <w:lang w:eastAsia="es-419"/>
+              </w:rPr>
+              <w:t>PublicState</w:t>
+            </w:r>
+            <w:proofErr w:type="spellEnd"/>
+          </w:p>
+        </w:tc>
+        <w:tc>
+          <w:tcPr>
+            <w:tcW w:w="0" w:type="auto"/>
+            <w:vAlign w:val="center"/>
+            <w:hideMark/>
+          </w:tcPr>
+          <w:p>
+            <w:pPr>
+              <w:spacing w:after="0" w:line="240" w:lineRule="auto"/>
+              <w:rPr>
+                <w:rFonts w:ascii="Times New Roman" w:eastAsia="Times New Roman" w:hAnsi="Times New Roman" w:cs="Times New Roman"/>
+                <w:sz w:val="24"/>
+                <w:szCs w:val="24"/>
+                <w:lang w:eastAsia="es-419"/>
+              </w:rPr>
+            </w:pPr>
+            <w:proofErr w:type="spellStart"/>
+            <w:r>
+              <w:rPr>
+                <w:rFonts w:ascii="Times New Roman" w:eastAsia="Times New Roman" w:hAnsi="Times New Roman" w:cs="Times New Roman"/>
+                <w:sz w:val="24"/>
+                <w:szCs w:val="24"/>
+                <w:lang w:eastAsia="es-419"/>
+              </w:rPr>
+              <w:t>obtener_publicados</w:t>
+            </w:r>
+            <w:proofErr w:type="spellEnd"/>
+            <w:r>
+              <w:rPr>
+                <w:rFonts w:ascii="Times New Roman" w:eastAsia="Times New Roman" w:hAnsi="Times New Roman" w:cs="Times New Roman"/>
+                <w:sz w:val="24"/>
+                <w:szCs w:val="24"/>
+                <w:lang w:eastAsia="es-419"/>
+              </w:rPr>
+              <w:t>()</w:t>
+            </w:r>
+          </w:p>
+        </w:tc>
+        <w:tc>
+          <w:tcPr>
+            <w:tcW w:w="0" w:type="auto"/>
+            <w:vAlign w:val="center"/>
+            <w:hideMark/>
+          </w:tcPr>
+          <w:p>
+            <w:pPr>
+              <w:spacing w:after="0" w:line="240" w:lineRule="auto"/>
+              <w:rPr>
+                <w:rFonts w:ascii="Times New Roman" w:eastAsia="Times New Roman" w:hAnsi="Times New Roman" w:cs="Times New Roman"/>
+                <w:sz w:val="24"/>
+                <w:szCs w:val="24"/>
+                <w:lang w:eastAsia="es-419"/>
+              </w:rPr>
+            </w:pPr>
+            <w:r>
+              <w:rPr>
+                <w:rFonts w:ascii="Times New Roman" w:eastAsia="Times New Roman" w:hAnsi="Times New Roman" w:cs="Times New Roman"/>
+                <w:sz w:val="24"/>
+                <w:szCs w:val="24"/>
+                <w:lang w:eastAsia="es-419"/>
+              </w:rPr>
+              <w:t>SOLO publicados</w:t>
+            </w:r>
+          </w:p>
+        </w:tc>
+      </w:tr>
+    </w:tbl>
+    <w:p>
+      <w:pPr>
+        <w:spacing w:before="100" w:beforeAutospacing="1" w:after="100" w:afterAutospacing="1" w:line="240" w:lineRule="auto"/>
+        <w:rPr>
+          <w:rFonts w:ascii="Times New Roman" w:eastAsia="Times New Roman" w:hAnsi="Times New Roman" w:cs="Times New Roman"/>
+          <w:sz w:val="24"/>
+          <w:szCs w:val="24"/>
+          <w:lang w:eastAsia="es-419"/>
+        </w:rPr>
+      </w:pPr>
+      <w:r>
+        <w:rPr>
+          <w:rFonts w:ascii="Times New Roman" w:eastAsia="Times New Roman" w:hAnsi="Times New Roman" w:cs="Times New Roman"/>
+          <w:sz w:val="24"/>
+          <w:szCs w:val="24"/>
+          <w:lang w:eastAsia="es-419"/>
+        </w:rPr>
+        <w:t>Eso es arquitectura profesional.</w:t>
+      </w:r>
+    </w:p>
+    <w:p>
+      <w:pPr>
+        <w:spacing w:after="0" w:line="240" w:lineRule="auto"/>
+        <w:rPr>
+          <w:rFonts w:ascii="Times New Roman" w:eastAsia="Times New Roman" w:hAnsi="Times New Roman" w:cs="Times New Roman"/>
+          <w:sz w:val="24"/>
+          <w:szCs w:val="24"/>
+          <w:lang w:eastAsia="es-419"/>
+        </w:rPr>
+      </w:pPr>
+      <w:r>
+        <w:rPr>
+          <w:rFonts w:ascii="Times New Roman" w:eastAsia="Times New Roman" w:hAnsi="Times New Roman" w:cs="Times New Roman"/>
+          <w:sz w:val="24"/>
+          <w:szCs w:val="24"/>
+          <w:lang w:eastAsia="es-419"/>
+        </w:rPr>
+        <w:pict>
+          <v:rect id="_x0000_i1073" style="width:0;height:1.5pt" o:hralign="center" o:hrstd="t" o:hr="t" fillcolor="#a0a0a0" stroked="f"/>
+        </w:pict>
+      </w:r>
+    </w:p>
+    <w:p>
+      <w:pPr>
+        <w:spacing w:before="100" w:beforeAutospacing="1" w:after="100" w:afterAutospacing="1" w:line="240" w:lineRule="auto"/>
+        <w:outlineLvl w:val="0"/>
+        <w:rPr>
+          <w:rFonts w:ascii="Times New Roman" w:eastAsia="Times New Roman" w:hAnsi="Times New Roman" w:cs="Times New Roman"/>
+          <w:b/>
+          <w:bCs/>
+          <w:kern w:val="36"/>
+          <w:sz w:val="48"/>
+          <w:szCs w:val="48"/>
+          <w:lang w:eastAsia="es-419"/>
+        </w:rPr>
+      </w:pPr>
+      <w:r>
+        <w:rPr>
+          <w:rFonts w:ascii="Segoe UI Symbol" w:eastAsia="Times New Roman" w:hAnsi="Segoe UI Symbol" w:cs="Segoe UI Symbol"/>
+          <w:b/>
+          <w:bCs/>
+          <w:kern w:val="36"/>
+          <w:sz w:val="48"/>
+          <w:szCs w:val="48"/>
+          <w:lang w:eastAsia="es-419"/>
+        </w:rPr>
+        <w:t>📦</w:t>
+      </w:r>
+      <w:r>
+        <w:rPr>
+          <w:rFonts w:ascii="Times New Roman" w:eastAsia="Times New Roman" w:hAnsi="Times New Roman" w:cs="Times New Roman"/>
+          <w:b/>
+          <w:bCs/>
+          <w:kern w:val="36"/>
+          <w:sz w:val="48"/>
+          <w:szCs w:val="48"/>
+          <w:lang w:eastAsia="es-419"/>
+        </w:rPr>
+        <w:t xml:space="preserve"> Flujo completo real</w:t>
+      </w:r>
+    </w:p>
+    <w:p>
+      <w:pPr>
+        <w:tabs>
+          <w:tab w:val="left" w:pos="916"/>
+          <w:tab w:val="left" w:pos="1832"/>
+          <w:tab w:val="left" w:pos="2748"/>
+          <w:tab w:val="left" w:pos="3664"/>
+          <w:tab w:val="left" w:pos="4580"/>
+          <w:tab w:val="left" w:pos="5496"/>
+          <w:tab w:val="left" w:pos="6412"/>
+          <w:tab w:val="left" w:pos="7328"/>
+          <w:tab w:val="left" w:pos="8244"/>
+          <w:tab w:val="left" w:pos="9160"/>
+          <w:tab w:val="left" w:pos="10076"/>
+          <w:tab w:val="left" w:pos="10992"/>
+          <w:tab w:val="left" w:pos="11908"/>
+          <w:tab w:val="left" w:pos="12824"/>
+          <w:tab w:val="left" w:pos="13740"/>
+          <w:tab w:val="left" w:pos="14656"/>
+        </w:tabs>
+        <w:spacing w:after="0" w:line="240" w:lineRule="auto"/>
+        <w:rPr>
+          <w:rFonts w:ascii="Courier New" w:eastAsia="Times New Roman" w:hAnsi="Courier New" w:cs="Courier New"/>
+          <w:sz w:val="20"/>
+          <w:szCs w:val="20"/>
+          <w:lang w:eastAsia="es-419"/>
+        </w:rPr>
+      </w:pPr>
+      <w:proofErr w:type="spellStart"/>
+      <w:r>
+        <w:rPr>
+          <w:rFonts w:ascii="Courier New" w:eastAsia="Times New Roman" w:hAnsi="Courier New" w:cs="Courier New"/>
+          <w:sz w:val="20"/>
+          <w:szCs w:val="20"/>
+          <w:lang w:eastAsia="es-419"/>
+        </w:rPr>
+        <w:t>Admin</w:t>
+      </w:r>
+      <w:proofErr w:type="spellEnd"/>
+      <w:r>
+        <w:rPr>
+          <w:rFonts w:ascii="Courier New" w:eastAsia="Times New Roman" w:hAnsi="Courier New" w:cs="Courier New"/>
+          <w:sz w:val="20"/>
+          <w:szCs w:val="20"/>
+          <w:lang w:eastAsia="es-419"/>
+        </w:rPr>
+        <w:t xml:space="preserve"> crea artículo</w:t>
+      </w:r>
+      <w:r>
+        <w:rPr>
+          <w:rFonts w:ascii="Courier New" w:eastAsia="Times New Roman" w:hAnsi="Courier New" w:cs="Courier New"/>
+          <w:sz w:val="20"/>
+          <w:szCs w:val="20"/>
+          <w:lang w:eastAsia="es-419"/>
+        </w:rPr>
+        <w:br/>
+        <w:t xml:space="preserve">    ↓</w:t>
+      </w:r>
+      <w:r>
+        <w:rPr>
+          <w:rFonts w:ascii="Courier New" w:eastAsia="Times New Roman" w:hAnsi="Courier New" w:cs="Courier New"/>
+          <w:sz w:val="20"/>
+          <w:szCs w:val="20"/>
+          <w:lang w:eastAsia="es-419"/>
+        </w:rPr>
+        <w:br/>
+        <w:t>Se guarda con publicado=False</w:t>
+      </w:r>
+      <w:r>
+        <w:rPr>
+          <w:rFonts w:ascii="Courier New" w:eastAsia="Times New Roman" w:hAnsi="Courier New" w:cs="Courier New"/>
+          <w:sz w:val="20"/>
+          <w:szCs w:val="20"/>
+          <w:lang w:eastAsia="es-419"/>
+        </w:rPr>
+        <w:br/>
+        <w:t xml:space="preserve">    ↓</w:t>
+      </w:r>
+      <w:r>
+        <w:rPr>
+          <w:rFonts w:ascii="Courier New" w:eastAsia="Times New Roman" w:hAnsi="Courier New" w:cs="Courier New"/>
+          <w:sz w:val="20"/>
+          <w:szCs w:val="20"/>
+          <w:lang w:eastAsia="es-419"/>
+        </w:rPr>
+        <w:br/>
+      </w:r>
+      <w:proofErr w:type="spellStart"/>
+      <w:r>
+        <w:rPr>
+          <w:rFonts w:ascii="Courier New" w:eastAsia="Times New Roman" w:hAnsi="Courier New" w:cs="Courier New"/>
+          <w:sz w:val="20"/>
+          <w:szCs w:val="20"/>
+          <w:lang w:eastAsia="es-419"/>
+        </w:rPr>
+        <w:t>Admin</w:t>
+      </w:r>
+      <w:proofErr w:type="spellEnd"/>
+      <w:r>
+        <w:rPr>
+          <w:rFonts w:ascii="Courier New" w:eastAsia="Times New Roman" w:hAnsi="Courier New" w:cs="Courier New"/>
+          <w:sz w:val="20"/>
+          <w:szCs w:val="20"/>
+          <w:lang w:eastAsia="es-419"/>
+        </w:rPr>
+        <w:t xml:space="preserve"> hace </w:t>
+      </w:r>
+      <w:proofErr w:type="spellStart"/>
+      <w:r>
+        <w:rPr>
+          <w:rFonts w:ascii="Courier New" w:eastAsia="Times New Roman" w:hAnsi="Courier New" w:cs="Courier New"/>
+          <w:sz w:val="20"/>
+          <w:szCs w:val="20"/>
+          <w:lang w:eastAsia="es-419"/>
+        </w:rPr>
+        <w:t>click</w:t>
+      </w:r>
+      <w:proofErr w:type="spellEnd"/>
+      <w:r>
+        <w:rPr>
+          <w:rFonts w:ascii="Courier New" w:eastAsia="Times New Roman" w:hAnsi="Courier New" w:cs="Courier New"/>
+          <w:sz w:val="20"/>
+          <w:szCs w:val="20"/>
+          <w:lang w:eastAsia="es-419"/>
+        </w:rPr>
+        <w:t xml:space="preserve"> en Publicar</w:t>
+      </w:r>
+      <w:r>
+        <w:rPr>
+          <w:rFonts w:ascii="Courier New" w:eastAsia="Times New Roman" w:hAnsi="Courier New" w:cs="Courier New"/>
+          <w:sz w:val="20"/>
+          <w:szCs w:val="20"/>
+          <w:lang w:eastAsia="es-419"/>
+        </w:rPr>
+        <w:br/>
+        <w:t xml:space="preserve">    ↓</w:t>
+      </w:r>
+      <w:r>
+        <w:rPr>
+          <w:rFonts w:ascii="Courier New" w:eastAsia="Times New Roman" w:hAnsi="Courier New" w:cs="Courier New"/>
+          <w:sz w:val="20"/>
+          <w:szCs w:val="20"/>
+          <w:lang w:eastAsia="es-419"/>
+        </w:rPr>
+        <w:br/>
+      </w:r>
+      <w:proofErr w:type="spellStart"/>
+      <w:r>
+        <w:rPr>
+          <w:rFonts w:ascii="Courier New" w:eastAsia="Times New Roman" w:hAnsi="Courier New" w:cs="Courier New"/>
+          <w:sz w:val="20"/>
+          <w:szCs w:val="20"/>
+          <w:lang w:eastAsia="es-419"/>
+        </w:rPr>
+        <w:t>toggle_publicado</w:t>
+      </w:r>
+      <w:proofErr w:type="spellEnd"/>
+      <w:r>
+        <w:rPr>
+          <w:rFonts w:ascii="Courier New" w:eastAsia="Times New Roman" w:hAnsi="Courier New" w:cs="Courier New"/>
+          <w:sz w:val="20"/>
+          <w:szCs w:val="20"/>
+          <w:lang w:eastAsia="es-419"/>
+        </w:rPr>
+        <w:t>()</w:t>
+      </w:r>
+      <w:r>
+        <w:rPr>
+          <w:rFonts w:ascii="Courier New" w:eastAsia="Times New Roman" w:hAnsi="Courier New" w:cs="Courier New"/>
+          <w:sz w:val="20"/>
+          <w:szCs w:val="20"/>
+          <w:lang w:eastAsia="es-419"/>
+        </w:rPr>
+        <w:br/>
+        <w:t xml:space="preserve">    ↓</w:t>
+      </w:r>
+      <w:r>
+        <w:rPr>
+          <w:rFonts w:ascii="Courier New" w:eastAsia="Times New Roman" w:hAnsi="Courier New" w:cs="Courier New"/>
+          <w:sz w:val="20"/>
+          <w:szCs w:val="20"/>
+          <w:lang w:eastAsia="es-419"/>
+        </w:rPr>
+        <w:br/>
+        <w:t>publicado=True en DB</w:t>
+      </w:r>
+      <w:r>
+        <w:rPr>
+          <w:rFonts w:ascii="Courier New" w:eastAsia="Times New Roman" w:hAnsi="Courier New" w:cs="Courier New"/>
+          <w:sz w:val="20"/>
+          <w:szCs w:val="20"/>
+          <w:lang w:eastAsia="es-419"/>
+        </w:rPr>
+        <w:br/>
+        <w:t xml:space="preserve">    ↓</w:t>
+      </w:r>
+      <w:r>
+        <w:rPr>
+          <w:rFonts w:ascii="Courier New" w:eastAsia="Times New Roman" w:hAnsi="Courier New" w:cs="Courier New"/>
+          <w:sz w:val="20"/>
+          <w:szCs w:val="20"/>
+          <w:lang w:eastAsia="es-419"/>
+        </w:rPr>
+        <w:br/>
+        <w:t>Vista pública carga solo publicados</w:t>
+      </w:r>
+      <w:r>
+        <w:rPr>
+          <w:rFonts w:ascii="Courier New" w:eastAsia="Times New Roman" w:hAnsi="Courier New" w:cs="Courier New"/>
+          <w:sz w:val="20"/>
+          <w:szCs w:val="20"/>
+          <w:lang w:eastAsia="es-419"/>
+        </w:rPr>
+        <w:br/>
+        <w:t xml:space="preserve">    ↓</w:t>
+      </w:r>
+      <w:r>
+        <w:rPr>
+          <w:rFonts w:ascii="Courier New" w:eastAsia="Times New Roman" w:hAnsi="Courier New" w:cs="Courier New"/>
+          <w:sz w:val="20"/>
+          <w:szCs w:val="20"/>
+          <w:lang w:eastAsia="es-419"/>
+        </w:rPr>
+        <w:br/>
+        <w:t xml:space="preserve">Se </w:t>
+      </w:r>
+      <w:proofErr w:type="spellStart"/>
+      <w:r>
+        <w:rPr>
+          <w:rFonts w:ascii="Courier New" w:eastAsia="Times New Roman" w:hAnsi="Courier New" w:cs="Courier New"/>
+          <w:sz w:val="20"/>
+          <w:szCs w:val="20"/>
+          <w:lang w:eastAsia="es-419"/>
+        </w:rPr>
+        <w:t>renderiza</w:t>
+      </w:r>
+      <w:proofErr w:type="spellEnd"/>
+      <w:r>
+        <w:rPr>
+          <w:rFonts w:ascii="Courier New" w:eastAsia="Times New Roman" w:hAnsi="Courier New" w:cs="Courier New"/>
+          <w:sz w:val="20"/>
+          <w:szCs w:val="20"/>
+          <w:lang w:eastAsia="es-419"/>
+        </w:rPr>
+        <w:t xml:space="preserve"> dinámicamente</w:t>
+      </w:r>
+    </w:p>
+    <w:p>
+      <w:pPr>
+        <w:spacing w:after="0" w:line="240" w:lineRule="auto"/>
+        <w:rPr>
+          <w:rFonts w:ascii="Times New Roman" w:eastAsia="Times New Roman" w:hAnsi="Times New Roman" w:cs="Times New Roman"/>
+          <w:sz w:val="24"/>
+          <w:szCs w:val="24"/>
+          <w:lang w:eastAsia="es-419"/>
+        </w:rPr>
+      </w:pPr>
+    </w:p>
+    <w:p>
+      <w:pPr>
+        <w:spacing w:after="0" w:line="240" w:lineRule="auto"/>
+        <w:rPr>
+          <w:rFonts w:ascii="Times New Roman" w:eastAsia="Times New Roman" w:hAnsi="Times New Roman" w:cs="Times New Roman"/>
+          <w:sz w:val="24"/>
+          <w:szCs w:val="24"/>
+          <w:lang w:eastAsia="es-419"/>
+        </w:rPr>
+      </w:pPr>
+    </w:p>
+    <w:p>
+      <w:pPr>
+        <w:spacing w:before="100" w:beforeAutospacing="1" w:after="100" w:afterAutospacing="1" w:line="240" w:lineRule="auto"/>
+        <w:outlineLvl w:val="0"/>
+        <w:rPr>
+          <w:rFonts w:ascii="Times New Roman" w:eastAsia="Times New Roman" w:hAnsi="Times New Roman" w:cs="Times New Roman"/>
+          <w:b/>
+          <w:bCs/>
+          <w:kern w:val="36"/>
+          <w:sz w:val="48"/>
+          <w:szCs w:val="48"/>
+          <w:lang w:eastAsia="es-419"/>
+        </w:rPr>
+      </w:pPr>
+      <w:r>
+        <w:rPr>
+          <w:rFonts w:ascii="Segoe UI Symbol" w:eastAsia="Times New Roman" w:hAnsi="Segoe UI Symbol" w:cs="Segoe UI Symbol"/>
+          <w:b/>
+          <w:bCs/>
+          <w:kern w:val="36"/>
+          <w:sz w:val="48"/>
+          <w:szCs w:val="48"/>
+          <w:lang w:eastAsia="es-419"/>
+        </w:rPr>
+        <w:t>🎯</w:t>
+      </w:r>
+      <w:r>
+        <w:rPr>
+          <w:rFonts w:ascii="Times New Roman" w:eastAsia="Times New Roman" w:hAnsi="Times New Roman" w:cs="Times New Roman"/>
+          <w:b/>
+          <w:bCs/>
+          <w:kern w:val="36"/>
+          <w:sz w:val="48"/>
+          <w:szCs w:val="48"/>
+          <w:lang w:eastAsia="es-419"/>
+        </w:rPr>
+        <w:t xml:space="preserve"> Estado actual del CMS</w:t>
+      </w:r>
+    </w:p>
+    <w:p>
+      <w:pPr>
+        <w:spacing w:before="100" w:beforeAutospacing="1" w:after="100" w:afterAutospacing="1" w:line="240" w:lineRule="auto"/>
+        <w:rPr>
+          <w:rFonts w:ascii="Times New Roman" w:eastAsia="Times New Roman" w:hAnsi="Times New Roman" w:cs="Times New Roman"/>
+          <w:sz w:val="24"/>
+          <w:szCs w:val="24"/>
+          <w:lang w:eastAsia="es-419"/>
+        </w:rPr>
+      </w:pPr>
+      <w:r>
+        <w:rPr>
+          <w:rFonts w:ascii="Times New Roman" w:eastAsia="Times New Roman" w:hAnsi="Times New Roman" w:cs="Times New Roman"/>
+          <w:sz w:val="24"/>
+          <w:szCs w:val="24"/>
+          <w:lang w:eastAsia="es-419"/>
+        </w:rPr>
+        <w:t>Ya tienes:</w:t>
+      </w:r>
+    </w:p>
+    <w:p>
+      <w:pPr>
+        <w:spacing w:before="100" w:beforeAutospacing="1" w:after="100" w:afterAutospacing="1" w:line="240" w:lineRule="auto"/>
+        <w:rPr>
+          <w:rFonts w:ascii="Times New Roman" w:eastAsia="Times New Roman" w:hAnsi="Times New Roman" w:cs="Times New Roman"/>
+          <w:sz w:val="24"/>
+          <w:szCs w:val="24"/>
+          <w:lang w:eastAsia="es-419"/>
+        </w:rPr>
+      </w:pPr>
+      <w:r>
+        <w:rPr>
+          <w:rFonts w:ascii="Segoe UI Symbol" w:eastAsia="Times New Roman" w:hAnsi="Segoe UI Symbol" w:cs="Segoe UI Symbol"/>
+          <w:sz w:val="24"/>
+          <w:szCs w:val="24"/>
+          <w:lang w:eastAsia="es-419"/>
+        </w:rPr>
+        <w:t>✔</w:t>
+      </w:r>
+      <w:r>
+        <w:rPr>
+          <w:rFonts w:ascii="Times New Roman" w:eastAsia="Times New Roman" w:hAnsi="Times New Roman" w:cs="Times New Roman"/>
+          <w:sz w:val="24"/>
+          <w:szCs w:val="24"/>
+          <w:lang w:eastAsia="es-419"/>
+        </w:rPr>
+        <w:t xml:space="preserve"> </w:t>
+      </w:r>
+      <w:proofErr w:type="spellStart"/>
+      <w:r>
+        <w:rPr>
+          <w:rFonts w:ascii="Times New Roman" w:eastAsia="Times New Roman" w:hAnsi="Times New Roman" w:cs="Times New Roman"/>
+          <w:sz w:val="24"/>
+          <w:szCs w:val="24"/>
+          <w:lang w:eastAsia="es-419"/>
+        </w:rPr>
+        <w:t>Login</w:t>
+      </w:r>
+      <w:proofErr w:type="spellEnd"/>
+      <w:r>
+        <w:rPr>
+          <w:rFonts w:ascii="Times New Roman" w:eastAsia="Times New Roman" w:hAnsi="Times New Roman" w:cs="Times New Roman"/>
+          <w:sz w:val="24"/>
+          <w:szCs w:val="24"/>
+          <w:lang w:eastAsia="es-419"/>
+        </w:rPr>
+        <w:br/>
+      </w:r>
+      <w:r>
+        <w:rPr>
+          <w:rFonts w:ascii="Segoe UI Symbol" w:eastAsia="Times New Roman" w:hAnsi="Segoe UI Symbol" w:cs="Segoe UI Symbol"/>
+          <w:sz w:val="24"/>
+          <w:szCs w:val="24"/>
+          <w:lang w:eastAsia="es-419"/>
+        </w:rPr>
+        <w:t>✔</w:t>
+      </w:r>
+      <w:r>
+        <w:rPr>
+          <w:rFonts w:ascii="Times New Roman" w:eastAsia="Times New Roman" w:hAnsi="Times New Roman" w:cs="Times New Roman"/>
+          <w:sz w:val="24"/>
+          <w:szCs w:val="24"/>
+          <w:lang w:eastAsia="es-419"/>
+        </w:rPr>
+        <w:t xml:space="preserve"> Roles</w:t>
+      </w:r>
+      <w:r>
+        <w:rPr>
+          <w:rFonts w:ascii="Times New Roman" w:eastAsia="Times New Roman" w:hAnsi="Times New Roman" w:cs="Times New Roman"/>
+          <w:sz w:val="24"/>
+          <w:szCs w:val="24"/>
+          <w:lang w:eastAsia="es-419"/>
+        </w:rPr>
+        <w:br/>
+      </w:r>
+      <w:r>
+        <w:rPr>
+          <w:rFonts w:ascii="Segoe UI Symbol" w:eastAsia="Times New Roman" w:hAnsi="Segoe UI Symbol" w:cs="Segoe UI Symbol"/>
+          <w:sz w:val="24"/>
+          <w:szCs w:val="24"/>
+          <w:lang w:eastAsia="es-419"/>
+        </w:rPr>
+        <w:t>✔</w:t>
+      </w:r>
+      <w:r>
+        <w:rPr>
+          <w:rFonts w:ascii="Times New Roman" w:eastAsia="Times New Roman" w:hAnsi="Times New Roman" w:cs="Times New Roman"/>
+          <w:sz w:val="24"/>
+          <w:szCs w:val="24"/>
+          <w:lang w:eastAsia="es-419"/>
+        </w:rPr>
+        <w:t xml:space="preserve"> Protección </w:t>
+      </w:r>
+      <w:proofErr w:type="spellStart"/>
+      <w:r>
+        <w:rPr>
+          <w:rFonts w:ascii="Times New Roman" w:eastAsia="Times New Roman" w:hAnsi="Times New Roman" w:cs="Times New Roman"/>
+          <w:sz w:val="24"/>
+          <w:szCs w:val="24"/>
+          <w:lang w:eastAsia="es-419"/>
+        </w:rPr>
+        <w:t>backend</w:t>
+      </w:r>
+      <w:proofErr w:type="spellEnd"/>
+      <w:r>
+        <w:rPr>
+          <w:rFonts w:ascii="Times New Roman" w:eastAsia="Times New Roman" w:hAnsi="Times New Roman" w:cs="Times New Roman"/>
+          <w:sz w:val="24"/>
+          <w:szCs w:val="24"/>
+          <w:lang w:eastAsia="es-419"/>
+        </w:rPr>
+        <w:br/>
+      </w:r>
+      <w:r>
+        <w:rPr>
+          <w:rFonts w:ascii="Segoe UI Symbol" w:eastAsia="Times New Roman" w:hAnsi="Segoe UI Symbol" w:cs="Segoe UI Symbol"/>
+          <w:sz w:val="24"/>
+          <w:szCs w:val="24"/>
+          <w:lang w:eastAsia="es-419"/>
+        </w:rPr>
+        <w:t>✔</w:t>
+      </w:r>
+      <w:r>
+        <w:rPr>
+          <w:rFonts w:ascii="Times New Roman" w:eastAsia="Times New Roman" w:hAnsi="Times New Roman" w:cs="Times New Roman"/>
+          <w:sz w:val="24"/>
+          <w:szCs w:val="24"/>
+          <w:lang w:eastAsia="es-419"/>
+        </w:rPr>
+        <w:t xml:space="preserve"> CRUD completo</w:t>
+      </w:r>
+      <w:r>
+        <w:rPr>
+          <w:rFonts w:ascii="Times New Roman" w:eastAsia="Times New Roman" w:hAnsi="Times New Roman" w:cs="Times New Roman"/>
+          <w:sz w:val="24"/>
+          <w:szCs w:val="24"/>
+          <w:lang w:eastAsia="es-419"/>
+        </w:rPr>
+        <w:br/>
+      </w:r>
+      <w:r>
+        <w:rPr>
+          <w:rFonts w:ascii="Segoe UI Symbol" w:eastAsia="Times New Roman" w:hAnsi="Segoe UI Symbol" w:cs="Segoe UI Symbol"/>
+          <w:sz w:val="24"/>
+          <w:szCs w:val="24"/>
+          <w:lang w:eastAsia="es-419"/>
+        </w:rPr>
+        <w:t>✔</w:t>
+      </w:r>
+      <w:r>
+        <w:rPr>
+          <w:rFonts w:ascii="Times New Roman" w:eastAsia="Times New Roman" w:hAnsi="Times New Roman" w:cs="Times New Roman"/>
+          <w:sz w:val="24"/>
+          <w:szCs w:val="24"/>
+          <w:lang w:eastAsia="es-419"/>
+        </w:rPr>
+        <w:t xml:space="preserve"> Publicación / </w:t>
+      </w:r>
+      <w:proofErr w:type="spellStart"/>
+      <w:r>
+        <w:rPr>
+          <w:rFonts w:ascii="Times New Roman" w:eastAsia="Times New Roman" w:hAnsi="Times New Roman" w:cs="Times New Roman"/>
+          <w:sz w:val="24"/>
+          <w:szCs w:val="24"/>
+          <w:lang w:eastAsia="es-419"/>
+        </w:rPr>
+        <w:t>despublicación</w:t>
+      </w:r>
+      <w:proofErr w:type="spellEnd"/>
+      <w:r>
+        <w:rPr>
+          <w:rFonts w:ascii="Times New Roman" w:eastAsia="Times New Roman" w:hAnsi="Times New Roman" w:cs="Times New Roman"/>
+          <w:sz w:val="24"/>
+          <w:szCs w:val="24"/>
+          <w:lang w:eastAsia="es-419"/>
+        </w:rPr>
+        <w:br/>
+      </w:r>
+      <w:r>
+        <w:rPr>
+          <w:rFonts w:ascii="Segoe UI Symbol" w:eastAsia="Times New Roman" w:hAnsi="Segoe UI Symbol" w:cs="Segoe UI Symbol"/>
+          <w:sz w:val="24"/>
+          <w:szCs w:val="24"/>
+          <w:lang w:eastAsia="es-419"/>
+        </w:rPr>
+        <w:t>✔</w:t>
+      </w:r>
+      <w:r>
+        <w:rPr>
+          <w:rFonts w:ascii="Times New Roman" w:eastAsia="Times New Roman" w:hAnsi="Times New Roman" w:cs="Times New Roman"/>
+          <w:sz w:val="24"/>
+          <w:szCs w:val="24"/>
+          <w:lang w:eastAsia="es-419"/>
+        </w:rPr>
+        <w:t xml:space="preserve"> Vista pública reactiva</w:t>
+      </w:r>
+      <w:r>
+        <w:rPr>
+          <w:rFonts w:ascii="Times New Roman" w:eastAsia="Times New Roman" w:hAnsi="Times New Roman" w:cs="Times New Roman"/>
+          <w:sz w:val="24"/>
+          <w:szCs w:val="24"/>
+          <w:lang w:eastAsia="es-419"/>
+        </w:rPr>
+        <w:br/>
+      </w:r>
+      <w:r>
+        <w:rPr>
+          <w:rFonts w:ascii="Segoe UI Symbol" w:eastAsia="Times New Roman" w:hAnsi="Segoe UI Symbol" w:cs="Segoe UI Symbol"/>
+          <w:sz w:val="24"/>
+          <w:szCs w:val="24"/>
+          <w:lang w:eastAsia="es-419"/>
+        </w:rPr>
+        <w:t>✔</w:t>
+      </w:r>
+      <w:r>
+        <w:rPr>
+          <w:rFonts w:ascii="Times New Roman" w:eastAsia="Times New Roman" w:hAnsi="Times New Roman" w:cs="Times New Roman"/>
+          <w:sz w:val="24"/>
+          <w:szCs w:val="24"/>
+          <w:lang w:eastAsia="es-419"/>
+        </w:rPr>
+        <w:t xml:space="preserve"> Detalle dinámico</w:t>
+      </w:r>
+      <w:r>
+        <w:rPr>
+          <w:rFonts w:ascii="Times New Roman" w:eastAsia="Times New Roman" w:hAnsi="Times New Roman" w:cs="Times New Roman"/>
+          <w:sz w:val="24"/>
+          <w:szCs w:val="24"/>
+          <w:lang w:eastAsia="es-419"/>
+        </w:rPr>
+        <w:br/>
+      </w:r>
+      <w:r>
+        <w:rPr>
+          <w:rFonts w:ascii="Segoe UI Symbol" w:eastAsia="Times New Roman" w:hAnsi="Segoe UI Symbol" w:cs="Segoe UI Symbol"/>
+          <w:sz w:val="24"/>
+          <w:szCs w:val="24"/>
+          <w:lang w:eastAsia="es-419"/>
+        </w:rPr>
+        <w:t>✔</w:t>
+      </w:r>
+      <w:r>
+        <w:rPr>
+          <w:rFonts w:ascii="Times New Roman" w:eastAsia="Times New Roman" w:hAnsi="Times New Roman" w:cs="Times New Roman"/>
+          <w:sz w:val="24"/>
+          <w:szCs w:val="24"/>
+          <w:lang w:eastAsia="es-419"/>
+        </w:rPr>
+        <w:t xml:space="preserve"> Separación arquitectónica correcta</w:t>
+      </w:r>
+    </w:p>
+    <w:p>
+      <w:pPr>
+        <w:spacing w:before="100" w:beforeAutospacing="1" w:after="100" w:afterAutospacing="1" w:line="240" w:lineRule="auto"/>
+        <w:rPr>
+          <w:rFonts w:ascii="Times New Roman" w:eastAsia="Times New Roman" w:hAnsi="Times New Roman" w:cs="Times New Roman"/>
+          <w:sz w:val="24"/>
+          <w:szCs w:val="24"/>
+          <w:lang w:eastAsia="es-419"/>
+        </w:rPr>
+      </w:pPr>
+    </w:p>
+    <w:p>
+      <w:pPr>
+        <w:spacing w:before="100" w:beforeAutospacing="1" w:after="100" w:afterAutospacing="1" w:line="240" w:lineRule="auto"/>
+        <w:rPr>
+          <w:rFonts w:ascii="Times New Roman" w:eastAsia="Times New Roman" w:hAnsi="Times New Roman" w:cs="Times New Roman"/>
+          <w:sz w:val="24"/>
+          <w:szCs w:val="24"/>
+          <w:lang w:eastAsia="es-419"/>
+        </w:rPr>
+      </w:pPr>
+      <w:r>
+        <w:rPr>
+          <w:rFonts w:ascii="Times New Roman" w:eastAsia="Times New Roman" w:hAnsi="Times New Roman" w:cs="Times New Roman"/>
+          <w:sz w:val="24"/>
+          <w:szCs w:val="24"/>
+          <w:lang w:eastAsia="es-419"/>
+        </w:rPr>
+        <w:t>4to Resumen</w:t>
+      </w:r>
+    </w:p>
+    <w:p>
+      <w:pPr>
+        <w:spacing w:after="0" w:line="240" w:lineRule="auto"/>
+        <w:rPr>
+          <w:rFonts w:ascii="Times New Roman" w:eastAsia="Times New Roman" w:hAnsi="Times New Roman" w:cs="Times New Roman"/>
+          <w:sz w:val="24"/>
+          <w:szCs w:val="24"/>
+          <w:lang w:eastAsia="es-419"/>
+        </w:rPr>
+      </w:pPr>
+      <w:r>
+        <w:rPr>
+          <w:rFonts w:ascii="Times New Roman" w:eastAsia="Times New Roman" w:hAnsi="Times New Roman" w:cs="Times New Roman"/>
+          <w:sz w:val="24"/>
+          <w:szCs w:val="24"/>
+          <w:lang w:eastAsia="es-419"/>
+        </w:rPr>
+        <w:pict>
+          <v:rect id="_x0000_i1074" style="width:0;height:1.5pt" o:hralign="center" o:hrstd="t" o:hr="t" fillcolor="#a0a0a0" stroked="f"/>
+        </w:pict>
+      </w:r>
+    </w:p>
+    <w:p>
+      <w:pPr>
+        <w:spacing w:before="100" w:beforeAutospacing="1" w:after="100" w:afterAutospacing="1" w:line="240" w:lineRule="auto"/>
+        <w:outlineLvl w:val="0"/>
+        <w:rPr>
+          <w:rFonts w:ascii="Times New Roman" w:eastAsia="Times New Roman" w:hAnsi="Times New Roman" w:cs="Times New Roman"/>
+          <w:b/>
+          <w:bCs/>
+          <w:kern w:val="36"/>
+          <w:sz w:val="48"/>
+          <w:szCs w:val="48"/>
+          <w:lang w:eastAsia="es-419"/>
+        </w:rPr>
+      </w:pPr>
+      <w:r>
+        <w:rPr>
+          <w:rFonts w:ascii="Segoe UI Symbol" w:eastAsia="Times New Roman" w:hAnsi="Segoe UI Symbol" w:cs="Segoe UI Symbol"/>
+          <w:b/>
+          <w:bCs/>
+          <w:kern w:val="36"/>
+          <w:sz w:val="48"/>
+          <w:szCs w:val="48"/>
+          <w:lang w:eastAsia="es-419"/>
+        </w:rPr>
+        <w:lastRenderedPageBreak/>
+        <w:t>🎯</w:t>
+      </w:r>
+      <w:r>
+        <w:rPr>
+          <w:rFonts w:ascii="Times New Roman" w:eastAsia="Times New Roman" w:hAnsi="Times New Roman" w:cs="Times New Roman"/>
+          <w:b/>
+          <w:bCs/>
+          <w:kern w:val="36"/>
+          <w:sz w:val="48"/>
+          <w:szCs w:val="48"/>
+          <w:lang w:eastAsia="es-419"/>
+        </w:rPr>
+        <w:t xml:space="preserve"> ORDEN CORRECTO PARA ESCALAR TU CMS</w:t>
+      </w:r>
+    </w:p>
+    <w:p>
+      <w:pPr>
+        <w:spacing w:before="100" w:beforeAutospacing="1" w:after="100" w:afterAutospacing="1" w:line="240" w:lineRule="auto"/>
+        <w:rPr>
+          <w:rFonts w:ascii="Times New Roman" w:eastAsia="Times New Roman" w:hAnsi="Times New Roman" w:cs="Times New Roman"/>
+          <w:sz w:val="24"/>
+          <w:szCs w:val="24"/>
+          <w:lang w:eastAsia="es-419"/>
+        </w:rPr>
+      </w:pPr>
+      <w:r>
+        <w:rPr>
+          <w:rFonts w:ascii="Times New Roman" w:eastAsia="Times New Roman" w:hAnsi="Times New Roman" w:cs="Times New Roman"/>
+          <w:sz w:val="24"/>
+          <w:szCs w:val="24"/>
+          <w:lang w:eastAsia="es-419"/>
+        </w:rPr>
+        <w:t>Te lo ordeno como lo haría una empresa que construye un CMS SaaS.</w:t>
+      </w:r>
+    </w:p>
+    <w:p>
+      <w:pPr>
+        <w:spacing w:after="0" w:line="240" w:lineRule="auto"/>
+        <w:rPr>
+          <w:rFonts w:ascii="Times New Roman" w:eastAsia="Times New Roman" w:hAnsi="Times New Roman" w:cs="Times New Roman"/>
+          <w:sz w:val="24"/>
+          <w:szCs w:val="24"/>
+          <w:lang w:eastAsia="es-419"/>
+        </w:rPr>
+      </w:pPr>
+      <w:r>
+        <w:rPr>
+          <w:rFonts w:ascii="Times New Roman" w:eastAsia="Times New Roman" w:hAnsi="Times New Roman" w:cs="Times New Roman"/>
+          <w:sz w:val="24"/>
+          <w:szCs w:val="24"/>
+          <w:lang w:eastAsia="es-419"/>
+        </w:rPr>
+        <w:pict>
+          <v:rect id="_x0000_i1075" style="width:0;height:1.5pt" o:hralign="center" o:hrstd="t" o:hr="t" fillcolor="#a0a0a0" stroked="f"/>
+        </w:pict>
+      </w:r>
+    </w:p>
+    <w:p>
+      <w:pPr>
+        <w:spacing w:before="100" w:beforeAutospacing="1" w:after="100" w:afterAutospacing="1" w:line="240" w:lineRule="auto"/>
+        <w:outlineLvl w:val="0"/>
+        <w:rPr>
+          <w:rFonts w:ascii="Times New Roman" w:eastAsia="Times New Roman" w:hAnsi="Times New Roman" w:cs="Times New Roman"/>
+          <w:b/>
+          <w:bCs/>
+          <w:kern w:val="36"/>
+          <w:sz w:val="48"/>
+          <w:szCs w:val="48"/>
+          <w:lang w:eastAsia="es-419"/>
+        </w:rPr>
+      </w:pPr>
+      <w:r>
+        <w:rPr>
+          <w:rFonts w:ascii="Times New Roman" w:eastAsia="Times New Roman" w:hAnsi="Times New Roman" w:cs="Times New Roman"/>
+          <w:b/>
+          <w:bCs/>
+          <w:kern w:val="36"/>
+          <w:sz w:val="48"/>
+          <w:szCs w:val="48"/>
+          <w:lang w:eastAsia="es-419"/>
+        </w:rPr>
+        <w:t>🧱 NIVEL 1 — Estructura de Contenido (Base sólida)</w:t>
+      </w:r>
+    </w:p>
+    <w:p>
+      <w:pPr>
+        <w:spacing w:before="100" w:beforeAutospacing="1" w:after="100" w:afterAutospacing="1" w:line="240" w:lineRule="auto"/>
+        <w:rPr>
+          <w:rFonts w:ascii="Times New Roman" w:eastAsia="Times New Roman" w:hAnsi="Times New Roman" w:cs="Times New Roman"/>
+          <w:sz w:val="24"/>
+          <w:szCs w:val="24"/>
+          <w:lang w:eastAsia="es-419"/>
+        </w:rPr>
+      </w:pPr>
+      <w:r>
+        <w:rPr>
+          <w:rFonts w:ascii="Times New Roman" w:eastAsia="Times New Roman" w:hAnsi="Times New Roman" w:cs="Times New Roman"/>
+          <w:sz w:val="24"/>
+          <w:szCs w:val="24"/>
+          <w:lang w:eastAsia="es-419"/>
+        </w:rPr>
+        <w:t xml:space="preserve">Antes de pensar en SEO, plantillas o </w:t>
+      </w:r>
+      <w:proofErr w:type="spellStart"/>
+      <w:r>
+        <w:rPr>
+          <w:rFonts w:ascii="Times New Roman" w:eastAsia="Times New Roman" w:hAnsi="Times New Roman" w:cs="Times New Roman"/>
+          <w:sz w:val="24"/>
+          <w:szCs w:val="24"/>
+          <w:lang w:eastAsia="es-419"/>
+        </w:rPr>
+        <w:t>multi</w:t>
+      </w:r>
+      <w:proofErr w:type="spellEnd"/>
+      <w:r>
+        <w:rPr>
+          <w:rFonts w:ascii="Times New Roman" w:eastAsia="Times New Roman" w:hAnsi="Times New Roman" w:cs="Times New Roman"/>
+          <w:sz w:val="24"/>
+          <w:szCs w:val="24"/>
+          <w:lang w:eastAsia="es-419"/>
+        </w:rPr>
+        <w:t>-cliente, necesitas estructurar mejor el contenido.</w:t>
+      </w:r>
+    </w:p>
+    <w:p>
+      <w:pPr>
+        <w:spacing w:after="0" w:line="240" w:lineRule="auto"/>
+        <w:rPr>
+          <w:rFonts w:ascii="Times New Roman" w:eastAsia="Times New Roman" w:hAnsi="Times New Roman" w:cs="Times New Roman"/>
+          <w:sz w:val="24"/>
+          <w:szCs w:val="24"/>
+          <w:lang w:eastAsia="es-419"/>
+        </w:rPr>
+      </w:pPr>
+      <w:r>
+        <w:rPr>
+          <w:rFonts w:ascii="Times New Roman" w:eastAsia="Times New Roman" w:hAnsi="Times New Roman" w:cs="Times New Roman"/>
+          <w:sz w:val="24"/>
+          <w:szCs w:val="24"/>
+          <w:lang w:eastAsia="es-419"/>
+        </w:rPr>
+        <w:pict>
+          <v:rect id="_x0000_i1076" style="width:0;height:1.5pt" o:hralign="center" o:hrstd="t" o:hr="t" fillcolor="#a0a0a0" stroked="f"/>
+        </w:pict>
+      </w:r>
+    </w:p>
+    <w:p>
+      <w:pPr>
+        <w:spacing w:before="100" w:beforeAutospacing="1" w:after="100" w:afterAutospacing="1" w:line="240" w:lineRule="auto"/>
+        <w:outlineLvl w:val="1"/>
+        <w:rPr>
+          <w:rFonts w:ascii="Times New Roman" w:eastAsia="Times New Roman" w:hAnsi="Times New Roman" w:cs="Times New Roman"/>
+          <w:b/>
+          <w:bCs/>
+          <w:sz w:val="36"/>
+          <w:szCs w:val="36"/>
+          <w:lang w:eastAsia="es-419"/>
+        </w:rPr>
+      </w:pPr>
+      <w:r>
+        <w:rPr>
+          <w:rFonts w:ascii="Segoe UI Symbol" w:eastAsia="Times New Roman" w:hAnsi="Segoe UI Symbol" w:cs="Segoe UI Symbol"/>
+          <w:b/>
+          <w:bCs/>
+          <w:sz w:val="36"/>
+          <w:szCs w:val="36"/>
+          <w:lang w:eastAsia="es-419"/>
+        </w:rPr>
+        <w:t>✅</w:t>
+      </w:r>
+      <w:r>
+        <w:rPr>
+          <w:rFonts w:ascii="Times New Roman" w:eastAsia="Times New Roman" w:hAnsi="Times New Roman" w:cs="Times New Roman"/>
+          <w:b/>
+          <w:bCs/>
+          <w:sz w:val="36"/>
+          <w:szCs w:val="36"/>
+          <w:lang w:eastAsia="es-419"/>
+        </w:rPr>
+        <w:t xml:space="preserve"> 1️</w:t>
+      </w:r>
+      <w:r>
+        <w:rPr>
+          <w:rFonts w:ascii="Tahoma" w:eastAsia="Times New Roman" w:hAnsi="Tahoma" w:cs="Tahoma"/>
+          <w:b/>
+          <w:bCs/>
+          <w:sz w:val="36"/>
+          <w:szCs w:val="36"/>
+          <w:lang w:eastAsia="es-419"/>
+        </w:rPr>
+        <w:t>⃣</w:t>
+      </w:r>
+      <w:r>
+        <w:rPr>
+          <w:rFonts w:ascii="Times New Roman" w:eastAsia="Times New Roman" w:hAnsi="Times New Roman" w:cs="Times New Roman"/>
+          <w:b/>
+          <w:bCs/>
+          <w:sz w:val="36"/>
+          <w:szCs w:val="36"/>
+          <w:lang w:eastAsia="es-419"/>
+        </w:rPr>
+        <w:t xml:space="preserve"> </w:t>
+      </w:r>
+      <w:proofErr w:type="spellStart"/>
+      <w:r>
+        <w:rPr>
+          <w:rFonts w:ascii="Times New Roman" w:eastAsia="Times New Roman" w:hAnsi="Times New Roman" w:cs="Times New Roman"/>
+          <w:b/>
+          <w:bCs/>
+          <w:sz w:val="36"/>
+          <w:szCs w:val="36"/>
+          <w:lang w:eastAsia="es-419"/>
+        </w:rPr>
+        <w:t>Slugs</w:t>
+      </w:r>
+      <w:proofErr w:type="spellEnd"/>
+      <w:r>
+        <w:rPr>
+          <w:rFonts w:ascii="Times New Roman" w:eastAsia="Times New Roman" w:hAnsi="Times New Roman" w:cs="Times New Roman"/>
+          <w:b/>
+          <w:bCs/>
+          <w:sz w:val="36"/>
+          <w:szCs w:val="36"/>
+          <w:lang w:eastAsia="es-419"/>
+        </w:rPr>
+        <w:t xml:space="preserve"> amigables (PRIMERO)</w:t>
+      </w:r>
+    </w:p>
+    <w:p>
+      <w:pPr>
+        <w:spacing w:before="100" w:beforeAutospacing="1" w:after="100" w:afterAutospacing="1" w:line="240" w:lineRule="auto"/>
+        <w:rPr>
+          <w:rFonts w:ascii="Times New Roman" w:eastAsia="Times New Roman" w:hAnsi="Times New Roman" w:cs="Times New Roman"/>
+          <w:sz w:val="24"/>
+          <w:szCs w:val="24"/>
+          <w:lang w:eastAsia="es-419"/>
+        </w:rPr>
+      </w:pPr>
+      <w:r>
+        <w:rPr>
+          <w:rFonts w:ascii="Times New Roman" w:eastAsia="Times New Roman" w:hAnsi="Times New Roman" w:cs="Times New Roman"/>
+          <w:sz w:val="24"/>
+          <w:szCs w:val="24"/>
+          <w:lang w:eastAsia="es-419"/>
+        </w:rPr>
+        <w:t>¿Por qué primero?</w:t>
+      </w:r>
+    </w:p>
+    <w:p>
+      <w:pPr>
+        <w:spacing w:before="100" w:beforeAutospacing="1" w:after="100" w:afterAutospacing="1" w:line="240" w:lineRule="auto"/>
+        <w:rPr>
+          <w:rFonts w:ascii="Times New Roman" w:eastAsia="Times New Roman" w:hAnsi="Times New Roman" w:cs="Times New Roman"/>
+          <w:sz w:val="24"/>
+          <w:szCs w:val="24"/>
+          <w:lang w:eastAsia="es-419"/>
+        </w:rPr>
+      </w:pPr>
+      <w:r>
+        <w:rPr>
+          <w:rFonts w:ascii="Times New Roman" w:eastAsia="Times New Roman" w:hAnsi="Times New Roman" w:cs="Times New Roman"/>
+          <w:sz w:val="24"/>
+          <w:szCs w:val="24"/>
+          <w:lang w:eastAsia="es-419"/>
+        </w:rPr>
+        <w:t>Porque:</w:t>
+      </w:r>
+    </w:p>
+    <w:p>
+      <w:pPr>
+        <w:numPr>
+          <w:ilvl w:val="0"/>
+          <w:numId w:val="20"/>
+        </w:numPr>
+        <w:spacing w:before="100" w:beforeAutospacing="1" w:after="100" w:afterAutospacing="1" w:line="240" w:lineRule="auto"/>
+        <w:rPr>
+          <w:rFonts w:ascii="Times New Roman" w:eastAsia="Times New Roman" w:hAnsi="Times New Roman" w:cs="Times New Roman"/>
+          <w:sz w:val="24"/>
+          <w:szCs w:val="24"/>
+          <w:lang w:eastAsia="es-419"/>
+        </w:rPr>
+      </w:pPr>
+      <w:r>
+        <w:rPr>
+          <w:rFonts w:ascii="Times New Roman" w:eastAsia="Times New Roman" w:hAnsi="Times New Roman" w:cs="Times New Roman"/>
+          <w:sz w:val="24"/>
+          <w:szCs w:val="24"/>
+          <w:lang w:eastAsia="es-419"/>
+        </w:rPr>
+        <w:t xml:space="preserve">Todo lo demás depende de </w:t>
+      </w:r>
+      <w:proofErr w:type="spellStart"/>
+      <w:r>
+        <w:rPr>
+          <w:rFonts w:ascii="Times New Roman" w:eastAsia="Times New Roman" w:hAnsi="Times New Roman" w:cs="Times New Roman"/>
+          <w:sz w:val="24"/>
+          <w:szCs w:val="24"/>
+          <w:lang w:eastAsia="es-419"/>
+        </w:rPr>
+        <w:t>URLs</w:t>
+      </w:r>
+      <w:proofErr w:type="spellEnd"/>
+      <w:r>
+        <w:rPr>
+          <w:rFonts w:ascii="Times New Roman" w:eastAsia="Times New Roman" w:hAnsi="Times New Roman" w:cs="Times New Roman"/>
+          <w:sz w:val="24"/>
+          <w:szCs w:val="24"/>
+          <w:lang w:eastAsia="es-419"/>
+        </w:rPr>
+        <w:t xml:space="preserve"> limpias</w:t>
+      </w:r>
+    </w:p>
+    <w:p>
+      <w:pPr>
+        <w:numPr>
+          <w:ilvl w:val="0"/>
+          <w:numId w:val="20"/>
+        </w:numPr>
+        <w:spacing w:before="100" w:beforeAutospacing="1" w:after="100" w:afterAutospacing="1" w:line="240" w:lineRule="auto"/>
+        <w:rPr>
+          <w:rFonts w:ascii="Times New Roman" w:eastAsia="Times New Roman" w:hAnsi="Times New Roman" w:cs="Times New Roman"/>
+          <w:sz w:val="24"/>
+          <w:szCs w:val="24"/>
+          <w:lang w:eastAsia="es-419"/>
+        </w:rPr>
+      </w:pPr>
+      <w:r>
+        <w:rPr>
+          <w:rFonts w:ascii="Times New Roman" w:eastAsia="Times New Roman" w:hAnsi="Times New Roman" w:cs="Times New Roman"/>
+          <w:sz w:val="24"/>
+          <w:szCs w:val="24"/>
+          <w:lang w:eastAsia="es-419"/>
+        </w:rPr>
+        <w:t>SEO depende de esto</w:t>
+      </w:r>
+    </w:p>
+    <w:p>
+      <w:pPr>
+        <w:numPr>
+          <w:ilvl w:val="0"/>
+          <w:numId w:val="20"/>
+        </w:numPr>
+        <w:spacing w:before="100" w:beforeAutospacing="1" w:after="100" w:afterAutospacing="1" w:line="240" w:lineRule="auto"/>
+        <w:rPr>
+          <w:rFonts w:ascii="Times New Roman" w:eastAsia="Times New Roman" w:hAnsi="Times New Roman" w:cs="Times New Roman"/>
+          <w:sz w:val="24"/>
+          <w:szCs w:val="24"/>
+          <w:lang w:eastAsia="es-419"/>
+        </w:rPr>
+      </w:pPr>
+      <w:proofErr w:type="spellStart"/>
+      <w:r>
+        <w:rPr>
+          <w:rFonts w:ascii="Times New Roman" w:eastAsia="Times New Roman" w:hAnsi="Times New Roman" w:cs="Times New Roman"/>
+          <w:sz w:val="24"/>
+          <w:szCs w:val="24"/>
+          <w:lang w:eastAsia="es-419"/>
+        </w:rPr>
+        <w:t>Multi</w:t>
+      </w:r>
+      <w:proofErr w:type="spellEnd"/>
+      <w:r>
+        <w:rPr>
+          <w:rFonts w:ascii="Times New Roman" w:eastAsia="Times New Roman" w:hAnsi="Times New Roman" w:cs="Times New Roman"/>
+          <w:sz w:val="24"/>
+          <w:szCs w:val="24"/>
+          <w:lang w:eastAsia="es-419"/>
+        </w:rPr>
+        <w:t>-cliente depende de esto</w:t>
+      </w:r>
+    </w:p>
+    <w:p>
+      <w:pPr>
+        <w:spacing w:before="100" w:beforeAutospacing="1" w:after="100" w:afterAutospacing="1" w:line="240" w:lineRule="auto"/>
+        <w:outlineLvl w:val="2"/>
+        <w:rPr>
+          <w:rFonts w:ascii="Times New Roman" w:eastAsia="Times New Roman" w:hAnsi="Times New Roman" w:cs="Times New Roman"/>
+          <w:b/>
+          <w:bCs/>
+          <w:sz w:val="27"/>
+          <w:szCs w:val="27"/>
+          <w:lang w:eastAsia="es-419"/>
+        </w:rPr>
+      </w:pPr>
+      <w:r>
+        <w:rPr>
+          <w:rFonts w:ascii="Times New Roman" w:eastAsia="Times New Roman" w:hAnsi="Times New Roman" w:cs="Times New Roman"/>
+          <w:b/>
+          <w:bCs/>
+          <w:sz w:val="27"/>
+          <w:szCs w:val="27"/>
+          <w:lang w:eastAsia="es-419"/>
+        </w:rPr>
+        <w:t>Agregar al modelo Post:</w:t>
+      </w:r>
+    </w:p>
+    <w:p>
+      <w:pPr>
+        <w:tabs>
+          <w:tab w:val="left" w:pos="916"/>
+          <w:tab w:val="left" w:pos="1832"/>
+          <w:tab w:val="left" w:pos="2748"/>
+          <w:tab w:val="left" w:pos="3664"/>
+          <w:tab w:val="left" w:pos="4580"/>
+          <w:tab w:val="left" w:pos="5496"/>
+          <w:tab w:val="left" w:pos="6412"/>
+          <w:tab w:val="left" w:pos="7328"/>
+          <w:tab w:val="left" w:pos="8244"/>
+          <w:tab w:val="left" w:pos="9160"/>
+          <w:tab w:val="left" w:pos="10076"/>
+          <w:tab w:val="left" w:pos="10992"/>
+          <w:tab w:val="left" w:pos="11908"/>
+          <w:tab w:val="left" w:pos="12824"/>
+          <w:tab w:val="left" w:pos="13740"/>
+          <w:tab w:val="left" w:pos="14656"/>
+        </w:tabs>
+        <w:spacing w:after="0" w:line="240" w:lineRule="auto"/>
+        <w:rPr>
+          <w:rFonts w:ascii="Courier New" w:eastAsia="Times New Roman" w:hAnsi="Courier New" w:cs="Courier New"/>
+          <w:sz w:val="20"/>
+          <w:szCs w:val="20"/>
+          <w:lang w:eastAsia="es-419"/>
+        </w:rPr>
+      </w:pPr>
+      <w:proofErr w:type="spellStart"/>
+      <w:r>
+        <w:rPr>
+          <w:rFonts w:ascii="Courier New" w:eastAsia="Times New Roman" w:hAnsi="Courier New" w:cs="Courier New"/>
+          <w:sz w:val="20"/>
+          <w:szCs w:val="20"/>
+          <w:lang w:eastAsia="es-419"/>
+        </w:rPr>
+        <w:t>slug</w:t>
+      </w:r>
+      <w:proofErr w:type="spellEnd"/>
+      <w:r>
+        <w:rPr>
+          <w:rFonts w:ascii="Courier New" w:eastAsia="Times New Roman" w:hAnsi="Courier New" w:cs="Courier New"/>
+          <w:sz w:val="20"/>
+          <w:szCs w:val="20"/>
+          <w:lang w:eastAsia="es-419"/>
+        </w:rPr>
+        <w:t xml:space="preserve">: </w:t>
+      </w:r>
+      <w:proofErr w:type="spellStart"/>
+      <w:r>
+        <w:rPr>
+          <w:rFonts w:ascii="Courier New" w:eastAsia="Times New Roman" w:hAnsi="Courier New" w:cs="Courier New"/>
+          <w:sz w:val="20"/>
+          <w:szCs w:val="20"/>
+          <w:lang w:eastAsia="es-419"/>
+        </w:rPr>
+        <w:t>str</w:t>
+      </w:r>
+      <w:proofErr w:type="spellEnd"/>
+      <w:r>
+        <w:rPr>
+          <w:rFonts w:ascii="Courier New" w:eastAsia="Times New Roman" w:hAnsi="Courier New" w:cs="Courier New"/>
+          <w:sz w:val="20"/>
+          <w:szCs w:val="20"/>
+          <w:lang w:eastAsia="es-419"/>
+        </w:rPr>
+        <w:t xml:space="preserve"> = </w:t>
+      </w:r>
+      <w:proofErr w:type="gramStart"/>
+      <w:r>
+        <w:rPr>
+          <w:rFonts w:ascii="Courier New" w:eastAsia="Times New Roman" w:hAnsi="Courier New" w:cs="Courier New"/>
+          <w:sz w:val="20"/>
+          <w:szCs w:val="20"/>
+          <w:lang w:eastAsia="es-419"/>
+        </w:rPr>
+        <w:t>Field(</w:t>
+      </w:r>
+      <w:proofErr w:type="spellStart"/>
+      <w:proofErr w:type="gramEnd"/>
+      <w:r>
+        <w:rPr>
+          <w:rFonts w:ascii="Courier New" w:eastAsia="Times New Roman" w:hAnsi="Courier New" w:cs="Courier New"/>
+          <w:sz w:val="20"/>
+          <w:szCs w:val="20"/>
+          <w:lang w:eastAsia="es-419"/>
+        </w:rPr>
+        <w:t>index</w:t>
+      </w:r>
+      <w:proofErr w:type="spellEnd"/>
+      <w:r>
+        <w:rPr>
+          <w:rFonts w:ascii="Courier New" w:eastAsia="Times New Roman" w:hAnsi="Courier New" w:cs="Courier New"/>
+          <w:sz w:val="20"/>
+          <w:szCs w:val="20"/>
+          <w:lang w:eastAsia="es-419"/>
+        </w:rPr>
+        <w:t xml:space="preserve">=True, </w:t>
+      </w:r>
+      <w:proofErr w:type="spellStart"/>
+      <w:r>
+        <w:rPr>
+          <w:rFonts w:ascii="Courier New" w:eastAsia="Times New Roman" w:hAnsi="Courier New" w:cs="Courier New"/>
+          <w:sz w:val="20"/>
+          <w:szCs w:val="20"/>
+          <w:lang w:eastAsia="es-419"/>
+        </w:rPr>
+        <w:t>unique</w:t>
+      </w:r>
+      <w:proofErr w:type="spellEnd"/>
+      <w:r>
+        <w:rPr>
+          <w:rFonts w:ascii="Courier New" w:eastAsia="Times New Roman" w:hAnsi="Courier New" w:cs="Courier New"/>
+          <w:sz w:val="20"/>
+          <w:szCs w:val="20"/>
+          <w:lang w:eastAsia="es-419"/>
+        </w:rPr>
+        <w:t>=True)</w:t>
+      </w:r>
+    </w:p>
+    <w:p>
+      <w:pPr>
+        <w:spacing w:before="100" w:beforeAutospacing="1" w:after="100" w:afterAutospacing="1" w:line="240" w:lineRule="auto"/>
+        <w:rPr>
+          <w:rFonts w:ascii="Times New Roman" w:eastAsia="Times New Roman" w:hAnsi="Times New Roman" w:cs="Times New Roman"/>
+          <w:sz w:val="24"/>
+          <w:szCs w:val="24"/>
+          <w:lang w:eastAsia="es-419"/>
+        </w:rPr>
+      </w:pPr>
+      <w:r>
+        <w:rPr>
+          <w:rFonts w:ascii="Times New Roman" w:eastAsia="Times New Roman" w:hAnsi="Times New Roman" w:cs="Times New Roman"/>
+          <w:sz w:val="24"/>
+          <w:szCs w:val="24"/>
+          <w:lang w:eastAsia="es-419"/>
+        </w:rPr>
+        <w:t>Ejemplo:</w:t>
+      </w:r>
+    </w:p>
+    <w:p>
+      <w:pPr>
+        <w:tabs>
+          <w:tab w:val="left" w:pos="916"/>
+          <w:tab w:val="left" w:pos="1832"/>
+          <w:tab w:val="left" w:pos="2748"/>
+          <w:tab w:val="left" w:pos="3664"/>
+          <w:tab w:val="left" w:pos="4580"/>
+          <w:tab w:val="left" w:pos="5496"/>
+          <w:tab w:val="left" w:pos="6412"/>
+          <w:tab w:val="left" w:pos="7328"/>
+          <w:tab w:val="left" w:pos="8244"/>
+          <w:tab w:val="left" w:pos="9160"/>
+          <w:tab w:val="left" w:pos="10076"/>
+          <w:tab w:val="left" w:pos="10992"/>
+          <w:tab w:val="left" w:pos="11908"/>
+          <w:tab w:val="left" w:pos="12824"/>
+          <w:tab w:val="left" w:pos="13740"/>
+          <w:tab w:val="left" w:pos="14656"/>
+        </w:tabs>
+        <w:spacing w:after="0" w:line="240" w:lineRule="auto"/>
+        <w:rPr>
+          <w:rFonts w:ascii="Courier New" w:eastAsia="Times New Roman" w:hAnsi="Courier New" w:cs="Courier New"/>
+          <w:sz w:val="20"/>
+          <w:szCs w:val="20"/>
+          <w:lang w:eastAsia="es-419"/>
+        </w:rPr>
+      </w:pPr>
+      <w:r>
+        <w:rPr>
+          <w:rFonts w:ascii="Courier New" w:eastAsia="Times New Roman" w:hAnsi="Courier New" w:cs="Courier New"/>
+          <w:sz w:val="20"/>
+          <w:szCs w:val="20"/>
+          <w:lang w:eastAsia="es-419"/>
+        </w:rPr>
+        <w:t>/articulo/mi-primer-post</w:t>
+      </w:r>
+    </w:p>
+    <w:p>
+      <w:pPr>
+        <w:spacing w:before="100" w:beforeAutospacing="1" w:after="100" w:afterAutospacing="1" w:line="240" w:lineRule="auto"/>
+        <w:rPr>
+          <w:rFonts w:ascii="Times New Roman" w:eastAsia="Times New Roman" w:hAnsi="Times New Roman" w:cs="Times New Roman"/>
+          <w:sz w:val="24"/>
+          <w:szCs w:val="24"/>
+          <w:lang w:eastAsia="es-419"/>
+        </w:rPr>
+      </w:pPr>
+      <w:r>
+        <w:rPr>
+          <w:rFonts w:ascii="Times New Roman" w:eastAsia="Times New Roman" w:hAnsi="Times New Roman" w:cs="Times New Roman"/>
+          <w:sz w:val="24"/>
+          <w:szCs w:val="24"/>
+          <w:lang w:eastAsia="es-419"/>
+        </w:rPr>
+        <w:t>En vez de:</w:t>
+      </w:r>
+    </w:p>
+    <w:p>
+      <w:pPr>
+        <w:tabs>
+          <w:tab w:val="left" w:pos="916"/>
+          <w:tab w:val="left" w:pos="1832"/>
+          <w:tab w:val="left" w:pos="2748"/>
+          <w:tab w:val="left" w:pos="3664"/>
+          <w:tab w:val="left" w:pos="4580"/>
+          <w:tab w:val="left" w:pos="5496"/>
+          <w:tab w:val="left" w:pos="6412"/>
+          <w:tab w:val="left" w:pos="7328"/>
+          <w:tab w:val="left" w:pos="8244"/>
+          <w:tab w:val="left" w:pos="9160"/>
+          <w:tab w:val="left" w:pos="10076"/>
+          <w:tab w:val="left" w:pos="10992"/>
+          <w:tab w:val="left" w:pos="11908"/>
+          <w:tab w:val="left" w:pos="12824"/>
+          <w:tab w:val="left" w:pos="13740"/>
+          <w:tab w:val="left" w:pos="14656"/>
+        </w:tabs>
+        <w:spacing w:after="0" w:line="240" w:lineRule="auto"/>
+        <w:rPr>
+          <w:rFonts w:ascii="Courier New" w:eastAsia="Times New Roman" w:hAnsi="Courier New" w:cs="Courier New"/>
+          <w:sz w:val="20"/>
+          <w:szCs w:val="20"/>
+          <w:lang w:eastAsia="es-419"/>
+        </w:rPr>
+      </w:pPr>
+      <w:r>
+        <w:rPr>
+          <w:rFonts w:ascii="Courier New" w:eastAsia="Times New Roman" w:hAnsi="Courier New" w:cs="Courier New"/>
+          <w:sz w:val="20"/>
+          <w:szCs w:val="20"/>
+          <w:lang w:eastAsia="es-419"/>
+        </w:rPr>
+        <w:t>/</w:t>
+      </w:r>
+      <w:proofErr w:type="spellStart"/>
+      <w:proofErr w:type="gramStart"/>
+      <w:r>
+        <w:rPr>
+          <w:rFonts w:ascii="Courier New" w:eastAsia="Times New Roman" w:hAnsi="Courier New" w:cs="Courier New"/>
+          <w:sz w:val="20"/>
+          <w:szCs w:val="20"/>
+          <w:lang w:eastAsia="es-419"/>
+        </w:rPr>
+        <w:t>articulo?id</w:t>
+      </w:r>
+      <w:proofErr w:type="spellEnd"/>
+      <w:proofErr w:type="gramEnd"/>
+      <w:r>
+        <w:rPr>
+          <w:rFonts w:ascii="Courier New" w:eastAsia="Times New Roman" w:hAnsi="Courier New" w:cs="Courier New"/>
+          <w:sz w:val="20"/>
+          <w:szCs w:val="20"/>
+          <w:lang w:eastAsia="es-419"/>
+        </w:rPr>
+        <w:t>=3</w:t>
+      </w:r>
+    </w:p>
+    <w:p>
+      <w:pPr>
+        <w:spacing w:after="0" w:line="240" w:lineRule="auto"/>
+        <w:rPr>
+          <w:rFonts w:ascii="Times New Roman" w:eastAsia="Times New Roman" w:hAnsi="Times New Roman" w:cs="Times New Roman"/>
+          <w:sz w:val="24"/>
+          <w:szCs w:val="24"/>
+          <w:lang w:eastAsia="es-419"/>
+        </w:rPr>
+      </w:pPr>
+      <w:r>
+        <w:rPr>
+          <w:rFonts w:ascii="Times New Roman" w:eastAsia="Times New Roman" w:hAnsi="Times New Roman" w:cs="Times New Roman"/>
+          <w:sz w:val="24"/>
+          <w:szCs w:val="24"/>
+          <w:lang w:eastAsia="es-419"/>
+        </w:rPr>
+        <w:pict>
+          <v:rect id="_x0000_i1077" style="width:0;height:1.5pt" o:hralign="center" o:hrstd="t" o:hr="t" fillcolor="#a0a0a0" stroked="f"/>
+        </w:pict>
+      </w:r>
+    </w:p>
+    <w:p>
+      <w:pPr>
+        <w:spacing w:before="100" w:beforeAutospacing="1" w:after="100" w:afterAutospacing="1" w:line="240" w:lineRule="auto"/>
+        <w:outlineLvl w:val="1"/>
+        <w:rPr>
+          <w:rFonts w:ascii="Times New Roman" w:eastAsia="Times New Roman" w:hAnsi="Times New Roman" w:cs="Times New Roman"/>
+          <w:b/>
+          <w:bCs/>
+          <w:sz w:val="36"/>
+          <w:szCs w:val="36"/>
+          <w:lang w:eastAsia="es-419"/>
+        </w:rPr>
+      </w:pPr>
+      <w:r>
+        <w:rPr>
+          <w:rFonts w:ascii="Segoe UI Symbol" w:eastAsia="Times New Roman" w:hAnsi="Segoe UI Symbol" w:cs="Segoe UI Symbol"/>
+          <w:b/>
+          <w:bCs/>
+          <w:sz w:val="36"/>
+          <w:szCs w:val="36"/>
+          <w:lang w:eastAsia="es-419"/>
+        </w:rPr>
+        <w:t>✅</w:t>
+      </w:r>
+      <w:r>
+        <w:rPr>
+          <w:rFonts w:ascii="Times New Roman" w:eastAsia="Times New Roman" w:hAnsi="Times New Roman" w:cs="Times New Roman"/>
+          <w:b/>
+          <w:bCs/>
+          <w:sz w:val="36"/>
+          <w:szCs w:val="36"/>
+          <w:lang w:eastAsia="es-419"/>
+        </w:rPr>
+        <w:t xml:space="preserve"> 2️</w:t>
+      </w:r>
+      <w:r>
+        <w:rPr>
+          <w:rFonts w:ascii="Tahoma" w:eastAsia="Times New Roman" w:hAnsi="Tahoma" w:cs="Tahoma"/>
+          <w:b/>
+          <w:bCs/>
+          <w:sz w:val="36"/>
+          <w:szCs w:val="36"/>
+          <w:lang w:eastAsia="es-419"/>
+        </w:rPr>
+        <w:t>⃣</w:t>
+      </w:r>
+      <w:r>
+        <w:rPr>
+          <w:rFonts w:ascii="Times New Roman" w:eastAsia="Times New Roman" w:hAnsi="Times New Roman" w:cs="Times New Roman"/>
+          <w:b/>
+          <w:bCs/>
+          <w:sz w:val="36"/>
+          <w:szCs w:val="36"/>
+          <w:lang w:eastAsia="es-419"/>
+        </w:rPr>
+        <w:t xml:space="preserve"> Categorías (Segundo)</w:t>
+      </w:r>
+    </w:p>
+    <w:p>
+      <w:pPr>
+        <w:spacing w:before="100" w:beforeAutospacing="1" w:after="100" w:afterAutospacing="1" w:line="240" w:lineRule="auto"/>
+        <w:rPr>
+          <w:rFonts w:ascii="Times New Roman" w:eastAsia="Times New Roman" w:hAnsi="Times New Roman" w:cs="Times New Roman"/>
+          <w:sz w:val="24"/>
+          <w:szCs w:val="24"/>
+          <w:lang w:eastAsia="es-419"/>
+        </w:rPr>
+      </w:pPr>
+      <w:r>
+        <w:rPr>
+          <w:rFonts w:ascii="Times New Roman" w:eastAsia="Times New Roman" w:hAnsi="Times New Roman" w:cs="Times New Roman"/>
+          <w:sz w:val="24"/>
+          <w:szCs w:val="24"/>
+          <w:lang w:eastAsia="es-419"/>
+        </w:rPr>
+        <w:t>¿Por qué ahora?</w:t>
+      </w:r>
+    </w:p>
+    <w:p>
+      <w:pPr>
+        <w:spacing w:before="100" w:beforeAutospacing="1" w:after="100" w:afterAutospacing="1" w:line="240" w:lineRule="auto"/>
+        <w:rPr>
+          <w:rFonts w:ascii="Times New Roman" w:eastAsia="Times New Roman" w:hAnsi="Times New Roman" w:cs="Times New Roman"/>
+          <w:sz w:val="24"/>
+          <w:szCs w:val="24"/>
+          <w:lang w:eastAsia="es-419"/>
+        </w:rPr>
+      </w:pPr>
+      <w:r>
+        <w:rPr>
+          <w:rFonts w:ascii="Times New Roman" w:eastAsia="Times New Roman" w:hAnsi="Times New Roman" w:cs="Times New Roman"/>
+          <w:sz w:val="24"/>
+          <w:szCs w:val="24"/>
+          <w:lang w:eastAsia="es-419"/>
+        </w:rPr>
+        <w:t>Porque:</w:t>
+      </w:r>
+    </w:p>
+    <w:p>
+      <w:pPr>
+        <w:numPr>
+          <w:ilvl w:val="0"/>
+          <w:numId w:val="21"/>
+        </w:numPr>
+        <w:spacing w:before="100" w:beforeAutospacing="1" w:after="100" w:afterAutospacing="1" w:line="240" w:lineRule="auto"/>
+        <w:rPr>
+          <w:rFonts w:ascii="Times New Roman" w:eastAsia="Times New Roman" w:hAnsi="Times New Roman" w:cs="Times New Roman"/>
+          <w:sz w:val="24"/>
+          <w:szCs w:val="24"/>
+          <w:lang w:eastAsia="es-419"/>
+        </w:rPr>
+      </w:pPr>
+      <w:r>
+        <w:rPr>
+          <w:rFonts w:ascii="Times New Roman" w:eastAsia="Times New Roman" w:hAnsi="Times New Roman" w:cs="Times New Roman"/>
+          <w:sz w:val="24"/>
+          <w:szCs w:val="24"/>
+          <w:lang w:eastAsia="es-419"/>
+        </w:rPr>
+        <w:t>Un CMS sin categorías es solo un blog plano</w:t>
+      </w:r>
+    </w:p>
+    <w:p>
+      <w:pPr>
+        <w:numPr>
+          <w:ilvl w:val="0"/>
+          <w:numId w:val="21"/>
+        </w:numPr>
+        <w:spacing w:before="100" w:beforeAutospacing="1" w:after="100" w:afterAutospacing="1" w:line="240" w:lineRule="auto"/>
+        <w:rPr>
+          <w:rFonts w:ascii="Times New Roman" w:eastAsia="Times New Roman" w:hAnsi="Times New Roman" w:cs="Times New Roman"/>
+          <w:sz w:val="24"/>
+          <w:szCs w:val="24"/>
+          <w:lang w:eastAsia="es-419"/>
+        </w:rPr>
+      </w:pPr>
+      <w:proofErr w:type="spellStart"/>
+      <w:r>
+        <w:rPr>
+          <w:rFonts w:ascii="Times New Roman" w:eastAsia="Times New Roman" w:hAnsi="Times New Roman" w:cs="Times New Roman"/>
+          <w:sz w:val="24"/>
+          <w:szCs w:val="24"/>
+          <w:lang w:eastAsia="es-419"/>
+        </w:rPr>
+        <w:lastRenderedPageBreak/>
+        <w:t>Multi</w:t>
+      </w:r>
+      <w:proofErr w:type="spellEnd"/>
+      <w:r>
+        <w:rPr>
+          <w:rFonts w:ascii="Times New Roman" w:eastAsia="Times New Roman" w:hAnsi="Times New Roman" w:cs="Times New Roman"/>
+          <w:sz w:val="24"/>
+          <w:szCs w:val="24"/>
+          <w:lang w:eastAsia="es-419"/>
+        </w:rPr>
+        <w:t>-cliente necesita organización</w:t>
+      </w:r>
+    </w:p>
+    <w:p>
+      <w:pPr>
+        <w:numPr>
+          <w:ilvl w:val="0"/>
+          <w:numId w:val="21"/>
+        </w:numPr>
+        <w:spacing w:before="100" w:beforeAutospacing="1" w:after="100" w:afterAutospacing="1" w:line="240" w:lineRule="auto"/>
+        <w:rPr>
+          <w:rFonts w:ascii="Times New Roman" w:eastAsia="Times New Roman" w:hAnsi="Times New Roman" w:cs="Times New Roman"/>
+          <w:sz w:val="24"/>
+          <w:szCs w:val="24"/>
+          <w:lang w:eastAsia="es-419"/>
+        </w:rPr>
+      </w:pPr>
+      <w:r>
+        <w:rPr>
+          <w:rFonts w:ascii="Times New Roman" w:eastAsia="Times New Roman" w:hAnsi="Times New Roman" w:cs="Times New Roman"/>
+          <w:sz w:val="24"/>
+          <w:szCs w:val="24"/>
+          <w:lang w:eastAsia="es-419"/>
+        </w:rPr>
+        <w:t>Plantillas pueden variar por categoría</w:t>
+      </w:r>
+    </w:p>
+    <w:p>
+      <w:pPr>
+        <w:spacing w:before="100" w:beforeAutospacing="1" w:after="100" w:afterAutospacing="1" w:line="240" w:lineRule="auto"/>
+        <w:rPr>
+          <w:rFonts w:ascii="Times New Roman" w:eastAsia="Times New Roman" w:hAnsi="Times New Roman" w:cs="Times New Roman"/>
+          <w:sz w:val="24"/>
+          <w:szCs w:val="24"/>
+          <w:lang w:eastAsia="es-419"/>
+        </w:rPr>
+      </w:pPr>
+      <w:r>
+        <w:rPr>
+          <w:rFonts w:ascii="Times New Roman" w:eastAsia="Times New Roman" w:hAnsi="Times New Roman" w:cs="Times New Roman"/>
+          <w:sz w:val="24"/>
+          <w:szCs w:val="24"/>
+          <w:lang w:eastAsia="es-419"/>
+        </w:rPr>
+        <w:t>Modelo nuevo:</w:t>
+      </w:r>
+    </w:p>
+    <w:p>
+      <w:pPr>
+        <w:tabs>
+          <w:tab w:val="left" w:pos="916"/>
+          <w:tab w:val="left" w:pos="1832"/>
+          <w:tab w:val="left" w:pos="2748"/>
+          <w:tab w:val="left" w:pos="3664"/>
+          <w:tab w:val="left" w:pos="4580"/>
+          <w:tab w:val="left" w:pos="5496"/>
+          <w:tab w:val="left" w:pos="6412"/>
+          <w:tab w:val="left" w:pos="7328"/>
+          <w:tab w:val="left" w:pos="8244"/>
+          <w:tab w:val="left" w:pos="9160"/>
+          <w:tab w:val="left" w:pos="10076"/>
+          <w:tab w:val="left" w:pos="10992"/>
+          <w:tab w:val="left" w:pos="11908"/>
+          <w:tab w:val="left" w:pos="12824"/>
+          <w:tab w:val="left" w:pos="13740"/>
+          <w:tab w:val="left" w:pos="14656"/>
+        </w:tabs>
+        <w:spacing w:after="0" w:line="240" w:lineRule="auto"/>
+        <w:rPr>
+          <w:rFonts w:ascii="Courier New" w:eastAsia="Times New Roman" w:hAnsi="Courier New" w:cs="Courier New"/>
+          <w:sz w:val="20"/>
+          <w:szCs w:val="20"/>
+          <w:lang w:eastAsia="es-419"/>
+        </w:rPr>
+      </w:pPr>
+      <w:proofErr w:type="spellStart"/>
+      <w:r>
+        <w:rPr>
+          <w:rFonts w:ascii="Courier New" w:eastAsia="Times New Roman" w:hAnsi="Courier New" w:cs="Courier New"/>
+          <w:sz w:val="20"/>
+          <w:szCs w:val="20"/>
+          <w:lang w:eastAsia="es-419"/>
+        </w:rPr>
+        <w:t>class</w:t>
+      </w:r>
+      <w:proofErr w:type="spellEnd"/>
+      <w:r>
+        <w:rPr>
+          <w:rFonts w:ascii="Courier New" w:eastAsia="Times New Roman" w:hAnsi="Courier New" w:cs="Courier New"/>
+          <w:sz w:val="20"/>
+          <w:szCs w:val="20"/>
+          <w:lang w:eastAsia="es-419"/>
+        </w:rPr>
+        <w:t xml:space="preserve"> </w:t>
+      </w:r>
+      <w:proofErr w:type="spellStart"/>
+      <w:r>
+        <w:rPr>
+          <w:rFonts w:ascii="Courier New" w:eastAsia="Times New Roman" w:hAnsi="Courier New" w:cs="Courier New"/>
+          <w:sz w:val="20"/>
+          <w:szCs w:val="20"/>
+          <w:lang w:eastAsia="es-419"/>
+        </w:rPr>
+        <w:t>Categoria</w:t>
+      </w:r>
+      <w:proofErr w:type="spellEnd"/>
+      <w:r>
+        <w:rPr>
+          <w:rFonts w:ascii="Courier New" w:eastAsia="Times New Roman" w:hAnsi="Courier New" w:cs="Courier New"/>
+          <w:sz w:val="20"/>
+          <w:szCs w:val="20"/>
+          <w:lang w:eastAsia="es-419"/>
+        </w:rPr>
+        <w:t>(</w:t>
+      </w:r>
+      <w:proofErr w:type="spellStart"/>
+      <w:r>
+        <w:rPr>
+          <w:rFonts w:ascii="Courier New" w:eastAsia="Times New Roman" w:hAnsi="Courier New" w:cs="Courier New"/>
+          <w:sz w:val="20"/>
+          <w:szCs w:val="20"/>
+          <w:lang w:eastAsia="es-419"/>
+        </w:rPr>
+        <w:t>SQLModel</w:t>
+      </w:r>
+      <w:proofErr w:type="spellEnd"/>
+      <w:r>
+        <w:rPr>
+          <w:rFonts w:ascii="Courier New" w:eastAsia="Times New Roman" w:hAnsi="Courier New" w:cs="Courier New"/>
+          <w:sz w:val="20"/>
+          <w:szCs w:val="20"/>
+          <w:lang w:eastAsia="es-419"/>
+        </w:rPr>
+        <w:t xml:space="preserve">, </w:t>
+      </w:r>
+      <w:proofErr w:type="spellStart"/>
+      <w:r>
+        <w:rPr>
+          <w:rFonts w:ascii="Courier New" w:eastAsia="Times New Roman" w:hAnsi="Courier New" w:cs="Courier New"/>
+          <w:sz w:val="20"/>
+          <w:szCs w:val="20"/>
+          <w:lang w:eastAsia="es-419"/>
+        </w:rPr>
+        <w:t>table</w:t>
+      </w:r>
+      <w:proofErr w:type="spellEnd"/>
+      <w:r>
+        <w:rPr>
+          <w:rFonts w:ascii="Courier New" w:eastAsia="Times New Roman" w:hAnsi="Courier New" w:cs="Courier New"/>
+          <w:sz w:val="20"/>
+          <w:szCs w:val="20"/>
+          <w:lang w:eastAsia="es-419"/>
+        </w:rPr>
+        <w:t>=True):</w:t>
+      </w:r>
+      <w:r>
+        <w:rPr>
+          <w:rFonts w:ascii="Courier New" w:eastAsia="Times New Roman" w:hAnsi="Courier New" w:cs="Courier New"/>
+          <w:sz w:val="20"/>
+          <w:szCs w:val="20"/>
+          <w:lang w:eastAsia="es-419"/>
+        </w:rPr>
+        <w:br/>
+        <w:t xml:space="preserve">    id: </w:t>
+      </w:r>
+      <w:proofErr w:type="spellStart"/>
+      <w:r>
+        <w:rPr>
+          <w:rFonts w:ascii="Courier New" w:eastAsia="Times New Roman" w:hAnsi="Courier New" w:cs="Courier New"/>
+          <w:sz w:val="20"/>
+          <w:szCs w:val="20"/>
+          <w:lang w:eastAsia="es-419"/>
+        </w:rPr>
+        <w:t>Optional</w:t>
+      </w:r>
+      <w:proofErr w:type="spellEnd"/>
+      <w:r>
+        <w:rPr>
+          <w:rFonts w:ascii="Courier New" w:eastAsia="Times New Roman" w:hAnsi="Courier New" w:cs="Courier New"/>
+          <w:sz w:val="20"/>
+          <w:szCs w:val="20"/>
+          <w:lang w:eastAsia="es-419"/>
+        </w:rPr>
+        <w:t>[</w:t>
+      </w:r>
+      <w:proofErr w:type="spellStart"/>
+      <w:r>
+        <w:rPr>
+          <w:rFonts w:ascii="Courier New" w:eastAsia="Times New Roman" w:hAnsi="Courier New" w:cs="Courier New"/>
+          <w:sz w:val="20"/>
+          <w:szCs w:val="20"/>
+          <w:lang w:eastAsia="es-419"/>
+        </w:rPr>
+        <w:t>int</w:t>
+      </w:r>
+      <w:proofErr w:type="spellEnd"/>
+      <w:r>
+        <w:rPr>
+          <w:rFonts w:ascii="Courier New" w:eastAsia="Times New Roman" w:hAnsi="Courier New" w:cs="Courier New"/>
+          <w:sz w:val="20"/>
+          <w:szCs w:val="20"/>
+          <w:lang w:eastAsia="es-419"/>
+        </w:rPr>
+        <w:t>] = Field(default=</w:t>
+      </w:r>
+      <w:proofErr w:type="spellStart"/>
+      <w:r>
+        <w:rPr>
+          <w:rFonts w:ascii="Courier New" w:eastAsia="Times New Roman" w:hAnsi="Courier New" w:cs="Courier New"/>
+          <w:sz w:val="20"/>
+          <w:szCs w:val="20"/>
+          <w:lang w:eastAsia="es-419"/>
+        </w:rPr>
+        <w:t>None</w:t>
+      </w:r>
+      <w:proofErr w:type="spellEnd"/>
+      <w:r>
+        <w:rPr>
+          <w:rFonts w:ascii="Courier New" w:eastAsia="Times New Roman" w:hAnsi="Courier New" w:cs="Courier New"/>
+          <w:sz w:val="20"/>
+          <w:szCs w:val="20"/>
+          <w:lang w:eastAsia="es-419"/>
+        </w:rPr>
+        <w:t xml:space="preserve">, </w:t>
+      </w:r>
+      <w:proofErr w:type="spellStart"/>
+      <w:r>
+        <w:rPr>
+          <w:rFonts w:ascii="Courier New" w:eastAsia="Times New Roman" w:hAnsi="Courier New" w:cs="Courier New"/>
+          <w:sz w:val="20"/>
+          <w:szCs w:val="20"/>
+          <w:lang w:eastAsia="es-419"/>
+        </w:rPr>
+        <w:t>primary_key</w:t>
+      </w:r>
+      <w:proofErr w:type="spellEnd"/>
+      <w:r>
+        <w:rPr>
+          <w:rFonts w:ascii="Courier New" w:eastAsia="Times New Roman" w:hAnsi="Courier New" w:cs="Courier New"/>
+          <w:sz w:val="20"/>
+          <w:szCs w:val="20"/>
+          <w:lang w:eastAsia="es-419"/>
+        </w:rPr>
+        <w:t>=True)</w:t>
+      </w:r>
+      <w:r>
+        <w:rPr>
+          <w:rFonts w:ascii="Courier New" w:eastAsia="Times New Roman" w:hAnsi="Courier New" w:cs="Courier New"/>
+          <w:sz w:val="20"/>
+          <w:szCs w:val="20"/>
+          <w:lang w:eastAsia="es-419"/>
+        </w:rPr>
+        <w:br/>
+        <w:t xml:space="preserve">    nombre: </w:t>
+      </w:r>
+      <w:proofErr w:type="spellStart"/>
+      <w:r>
+        <w:rPr>
+          <w:rFonts w:ascii="Courier New" w:eastAsia="Times New Roman" w:hAnsi="Courier New" w:cs="Courier New"/>
+          <w:sz w:val="20"/>
+          <w:szCs w:val="20"/>
+          <w:lang w:eastAsia="es-419"/>
+        </w:rPr>
+        <w:t>str</w:t>
+      </w:r>
+      <w:proofErr w:type="spellEnd"/>
+      <w:r>
+        <w:rPr>
+          <w:rFonts w:ascii="Courier New" w:eastAsia="Times New Roman" w:hAnsi="Courier New" w:cs="Courier New"/>
+          <w:sz w:val="20"/>
+          <w:szCs w:val="20"/>
+          <w:lang w:eastAsia="es-419"/>
+        </w:rPr>
+        <w:br/>
+        <w:t xml:space="preserve">    </w:t>
+      </w:r>
+      <w:proofErr w:type="spellStart"/>
+      <w:r>
+        <w:rPr>
+          <w:rFonts w:ascii="Courier New" w:eastAsia="Times New Roman" w:hAnsi="Courier New" w:cs="Courier New"/>
+          <w:sz w:val="20"/>
+          <w:szCs w:val="20"/>
+          <w:lang w:eastAsia="es-419"/>
+        </w:rPr>
+        <w:t>slug</w:t>
+      </w:r>
+      <w:proofErr w:type="spellEnd"/>
+      <w:r>
+        <w:rPr>
+          <w:rFonts w:ascii="Courier New" w:eastAsia="Times New Roman" w:hAnsi="Courier New" w:cs="Courier New"/>
+          <w:sz w:val="20"/>
+          <w:szCs w:val="20"/>
+          <w:lang w:eastAsia="es-419"/>
+        </w:rPr>
+        <w:t xml:space="preserve">: </w:t>
+      </w:r>
+      <w:proofErr w:type="spellStart"/>
+      <w:r>
+        <w:rPr>
+          <w:rFonts w:ascii="Courier New" w:eastAsia="Times New Roman" w:hAnsi="Courier New" w:cs="Courier New"/>
+          <w:sz w:val="20"/>
+          <w:szCs w:val="20"/>
+          <w:lang w:eastAsia="es-419"/>
+        </w:rPr>
+        <w:t>str</w:t>
+      </w:r>
+      <w:proofErr w:type="spellEnd"/>
+    </w:p>
+    <w:p>
+      <w:pPr>
+        <w:spacing w:before="100" w:beforeAutospacing="1" w:after="100" w:afterAutospacing="1" w:line="240" w:lineRule="auto"/>
+        <w:rPr>
+          <w:rFonts w:ascii="Times New Roman" w:eastAsia="Times New Roman" w:hAnsi="Times New Roman" w:cs="Times New Roman"/>
+          <w:sz w:val="24"/>
+          <w:szCs w:val="24"/>
+          <w:lang w:eastAsia="es-419"/>
+        </w:rPr>
+      </w:pPr>
+      <w:r>
+        <w:rPr>
+          <w:rFonts w:ascii="Times New Roman" w:eastAsia="Times New Roman" w:hAnsi="Times New Roman" w:cs="Times New Roman"/>
+          <w:sz w:val="24"/>
+          <w:szCs w:val="24"/>
+          <w:lang w:eastAsia="es-419"/>
+        </w:rPr>
+        <w:t>Y relación con Post.</w:t>
+      </w:r>
+    </w:p>
+    <w:p>
+      <w:pPr>
+        <w:spacing w:after="0" w:line="240" w:lineRule="auto"/>
+        <w:rPr>
+          <w:rFonts w:ascii="Times New Roman" w:eastAsia="Times New Roman" w:hAnsi="Times New Roman" w:cs="Times New Roman"/>
+          <w:sz w:val="24"/>
+          <w:szCs w:val="24"/>
+          <w:lang w:eastAsia="es-419"/>
+        </w:rPr>
+      </w:pPr>
+      <w:r>
+        <w:rPr>
+          <w:rFonts w:ascii="Times New Roman" w:eastAsia="Times New Roman" w:hAnsi="Times New Roman" w:cs="Times New Roman"/>
+          <w:sz w:val="24"/>
+          <w:szCs w:val="24"/>
+          <w:lang w:eastAsia="es-419"/>
+        </w:rPr>
+        <w:pict>
+          <v:rect id="_x0000_i1078" style="width:0;height:1.5pt" o:hralign="center" o:hrstd="t" o:hr="t" fillcolor="#a0a0a0" stroked="f"/>
+        </w:pict>
+      </w:r>
+    </w:p>
+    <w:p>
+      <w:pPr>
+        <w:spacing w:before="100" w:beforeAutospacing="1" w:after="100" w:afterAutospacing="1" w:line="240" w:lineRule="auto"/>
+        <w:outlineLvl w:val="0"/>
+        <w:rPr>
+          <w:rFonts w:ascii="Times New Roman" w:eastAsia="Times New Roman" w:hAnsi="Times New Roman" w:cs="Times New Roman"/>
+          <w:b/>
+          <w:bCs/>
+          <w:kern w:val="36"/>
+          <w:sz w:val="48"/>
+          <w:szCs w:val="48"/>
+          <w:lang w:eastAsia="es-419"/>
+        </w:rPr>
+      </w:pPr>
+      <w:r>
+        <w:rPr>
+          <w:rFonts w:ascii="Segoe UI Symbol" w:eastAsia="Times New Roman" w:hAnsi="Segoe UI Symbol" w:cs="Segoe UI Symbol"/>
+          <w:b/>
+          <w:bCs/>
+          <w:kern w:val="36"/>
+          <w:sz w:val="48"/>
+          <w:szCs w:val="48"/>
+          <w:lang w:eastAsia="es-419"/>
+        </w:rPr>
+        <w:t>🎨</w:t>
+      </w:r>
+      <w:r>
+        <w:rPr>
+          <w:rFonts w:ascii="Times New Roman" w:eastAsia="Times New Roman" w:hAnsi="Times New Roman" w:cs="Times New Roman"/>
+          <w:b/>
+          <w:bCs/>
+          <w:kern w:val="36"/>
+          <w:sz w:val="48"/>
+          <w:szCs w:val="48"/>
+          <w:lang w:eastAsia="es-419"/>
+        </w:rPr>
+        <w:t xml:space="preserve"> NIVEL 2 — Presentación</w:t>
+      </w:r>
+    </w:p>
+    <w:p>
+      <w:pPr>
+        <w:spacing w:after="0" w:line="240" w:lineRule="auto"/>
+        <w:rPr>
+          <w:rFonts w:ascii="Times New Roman" w:eastAsia="Times New Roman" w:hAnsi="Times New Roman" w:cs="Times New Roman"/>
+          <w:sz w:val="24"/>
+          <w:szCs w:val="24"/>
+          <w:lang w:eastAsia="es-419"/>
+        </w:rPr>
+      </w:pPr>
+      <w:r>
+        <w:rPr>
+          <w:rFonts w:ascii="Times New Roman" w:eastAsia="Times New Roman" w:hAnsi="Times New Roman" w:cs="Times New Roman"/>
+          <w:sz w:val="24"/>
+          <w:szCs w:val="24"/>
+          <w:lang w:eastAsia="es-419"/>
+        </w:rPr>
+        <w:pict>
+          <v:rect id="_x0000_i1079" style="width:0;height:1.5pt" o:hralign="center" o:hrstd="t" o:hr="t" fillcolor="#a0a0a0" stroked="f"/>
+        </w:pict>
+      </w:r>
+    </w:p>
+    <w:p>
+      <w:pPr>
+        <w:spacing w:before="100" w:beforeAutospacing="1" w:after="100" w:afterAutospacing="1" w:line="240" w:lineRule="auto"/>
+        <w:outlineLvl w:val="1"/>
+        <w:rPr>
+          <w:rFonts w:ascii="Times New Roman" w:eastAsia="Times New Roman" w:hAnsi="Times New Roman" w:cs="Times New Roman"/>
+          <w:b/>
+          <w:bCs/>
+          <w:sz w:val="36"/>
+          <w:szCs w:val="36"/>
+          <w:lang w:eastAsia="es-419"/>
+        </w:rPr>
+      </w:pPr>
+      <w:r>
+        <w:rPr>
+          <w:rFonts w:ascii="Segoe UI Symbol" w:eastAsia="Times New Roman" w:hAnsi="Segoe UI Symbol" w:cs="Segoe UI Symbol"/>
+          <w:b/>
+          <w:bCs/>
+          <w:sz w:val="36"/>
+          <w:szCs w:val="36"/>
+          <w:lang w:eastAsia="es-419"/>
+        </w:rPr>
+        <w:t>✅</w:t>
+      </w:r>
+      <w:r>
+        <w:rPr>
+          <w:rFonts w:ascii="Times New Roman" w:eastAsia="Times New Roman" w:hAnsi="Times New Roman" w:cs="Times New Roman"/>
+          <w:b/>
+          <w:bCs/>
+          <w:sz w:val="36"/>
+          <w:szCs w:val="36"/>
+          <w:lang w:eastAsia="es-419"/>
+        </w:rPr>
+        <w:t xml:space="preserve"> 3️</w:t>
+      </w:r>
+      <w:r>
+        <w:rPr>
+          <w:rFonts w:ascii="Tahoma" w:eastAsia="Times New Roman" w:hAnsi="Tahoma" w:cs="Tahoma"/>
+          <w:b/>
+          <w:bCs/>
+          <w:sz w:val="36"/>
+          <w:szCs w:val="36"/>
+          <w:lang w:eastAsia="es-419"/>
+        </w:rPr>
+        <w:t>⃣</w:t>
+      </w:r>
+      <w:r>
+        <w:rPr>
+          <w:rFonts w:ascii="Times New Roman" w:eastAsia="Times New Roman" w:hAnsi="Times New Roman" w:cs="Times New Roman"/>
+          <w:b/>
+          <w:bCs/>
+          <w:sz w:val="36"/>
+          <w:szCs w:val="36"/>
+          <w:lang w:eastAsia="es-419"/>
+        </w:rPr>
+        <w:t xml:space="preserve"> Sistema de Plantillas</w:t>
+      </w:r>
+    </w:p>
+    <w:p>
+      <w:pPr>
+        <w:spacing w:before="100" w:beforeAutospacing="1" w:after="100" w:afterAutospacing="1" w:line="240" w:lineRule="auto"/>
+        <w:rPr>
+          <w:rFonts w:ascii="Times New Roman" w:eastAsia="Times New Roman" w:hAnsi="Times New Roman" w:cs="Times New Roman"/>
+          <w:sz w:val="24"/>
+          <w:szCs w:val="24"/>
+          <w:lang w:eastAsia="es-419"/>
+        </w:rPr>
+      </w:pPr>
+      <w:r>
+        <w:rPr>
+          <w:rFonts w:ascii="Times New Roman" w:eastAsia="Times New Roman" w:hAnsi="Times New Roman" w:cs="Times New Roman"/>
+          <w:sz w:val="24"/>
+          <w:szCs w:val="24"/>
+          <w:lang w:eastAsia="es-419"/>
+        </w:rPr>
+        <w:t>Ahora sí.</w:t>
+      </w:r>
+    </w:p>
+    <w:p>
+      <w:pPr>
+        <w:spacing w:before="100" w:beforeAutospacing="1" w:after="100" w:afterAutospacing="1" w:line="240" w:lineRule="auto"/>
+        <w:rPr>
+          <w:rFonts w:ascii="Times New Roman" w:eastAsia="Times New Roman" w:hAnsi="Times New Roman" w:cs="Times New Roman"/>
+          <w:sz w:val="24"/>
+          <w:szCs w:val="24"/>
+          <w:lang w:eastAsia="es-419"/>
+        </w:rPr>
+      </w:pPr>
+      <w:r>
+        <w:rPr>
+          <w:rFonts w:ascii="Times New Roman" w:eastAsia="Times New Roman" w:hAnsi="Times New Roman" w:cs="Times New Roman"/>
+          <w:sz w:val="24"/>
+          <w:szCs w:val="24"/>
+          <w:lang w:eastAsia="es-419"/>
+        </w:rPr>
+        <w:t>Porque:</w:t>
+      </w:r>
+    </w:p>
+    <w:p>
+      <w:pPr>
+        <w:numPr>
+          <w:ilvl w:val="0"/>
+          <w:numId w:val="22"/>
+        </w:numPr>
+        <w:spacing w:before="100" w:beforeAutospacing="1" w:after="100" w:afterAutospacing="1" w:line="240" w:lineRule="auto"/>
+        <w:rPr>
+          <w:rFonts w:ascii="Times New Roman" w:eastAsia="Times New Roman" w:hAnsi="Times New Roman" w:cs="Times New Roman"/>
+          <w:sz w:val="24"/>
+          <w:szCs w:val="24"/>
+          <w:lang w:eastAsia="es-419"/>
+        </w:rPr>
+      </w:pPr>
+      <w:r>
+        <w:rPr>
+          <w:rFonts w:ascii="Times New Roman" w:eastAsia="Times New Roman" w:hAnsi="Times New Roman" w:cs="Times New Roman"/>
+          <w:sz w:val="24"/>
+          <w:szCs w:val="24"/>
+          <w:lang w:eastAsia="es-419"/>
+        </w:rPr>
+        <w:t>Ya tienes estructura</w:t>
+      </w:r>
+    </w:p>
+    <w:p>
+      <w:pPr>
+        <w:numPr>
+          <w:ilvl w:val="0"/>
+          <w:numId w:val="22"/>
+        </w:numPr>
+        <w:spacing w:before="100" w:beforeAutospacing="1" w:after="100" w:afterAutospacing="1" w:line="240" w:lineRule="auto"/>
+        <w:rPr>
+          <w:rFonts w:ascii="Times New Roman" w:eastAsia="Times New Roman" w:hAnsi="Times New Roman" w:cs="Times New Roman"/>
+          <w:sz w:val="24"/>
+          <w:szCs w:val="24"/>
+          <w:lang w:eastAsia="es-419"/>
+        </w:rPr>
+      </w:pPr>
+      <w:r>
+        <w:rPr>
+          <w:rFonts w:ascii="Times New Roman" w:eastAsia="Times New Roman" w:hAnsi="Times New Roman" w:cs="Times New Roman"/>
+          <w:sz w:val="24"/>
+          <w:szCs w:val="24"/>
+          <w:lang w:eastAsia="es-419"/>
+        </w:rPr>
+        <w:t xml:space="preserve">Ya tienes </w:t>
+      </w:r>
+      <w:proofErr w:type="spellStart"/>
+      <w:r>
+        <w:rPr>
+          <w:rFonts w:ascii="Times New Roman" w:eastAsia="Times New Roman" w:hAnsi="Times New Roman" w:cs="Times New Roman"/>
+          <w:sz w:val="24"/>
+          <w:szCs w:val="24"/>
+          <w:lang w:eastAsia="es-419"/>
+        </w:rPr>
+        <w:t>slugs</w:t>
+      </w:r>
+      <w:proofErr w:type="spellEnd"/>
+    </w:p>
+    <w:p>
+      <w:pPr>
+        <w:numPr>
+          <w:ilvl w:val="0"/>
+          <w:numId w:val="22"/>
+        </w:numPr>
+        <w:spacing w:before="100" w:beforeAutospacing="1" w:after="100" w:afterAutospacing="1" w:line="240" w:lineRule="auto"/>
+        <w:rPr>
+          <w:rFonts w:ascii="Times New Roman" w:eastAsia="Times New Roman" w:hAnsi="Times New Roman" w:cs="Times New Roman"/>
+          <w:sz w:val="24"/>
+          <w:szCs w:val="24"/>
+          <w:lang w:eastAsia="es-419"/>
+        </w:rPr>
+      </w:pPr>
+      <w:r>
+        <w:rPr>
+          <w:rFonts w:ascii="Times New Roman" w:eastAsia="Times New Roman" w:hAnsi="Times New Roman" w:cs="Times New Roman"/>
+          <w:sz w:val="24"/>
+          <w:szCs w:val="24"/>
+          <w:lang w:eastAsia="es-419"/>
+        </w:rPr>
+        <w:t>Ya tienes categorías</w:t>
+      </w:r>
+    </w:p>
+    <w:p>
+      <w:pPr>
+        <w:spacing w:before="100" w:beforeAutospacing="1" w:after="100" w:afterAutospacing="1" w:line="240" w:lineRule="auto"/>
+        <w:rPr>
+          <w:rFonts w:ascii="Times New Roman" w:eastAsia="Times New Roman" w:hAnsi="Times New Roman" w:cs="Times New Roman"/>
+          <w:sz w:val="24"/>
+          <w:szCs w:val="24"/>
+          <w:lang w:eastAsia="es-419"/>
+        </w:rPr>
+      </w:pPr>
+      <w:r>
+        <w:rPr>
+          <w:rFonts w:ascii="Times New Roman" w:eastAsia="Times New Roman" w:hAnsi="Times New Roman" w:cs="Times New Roman"/>
+          <w:sz w:val="24"/>
+          <w:szCs w:val="24"/>
+          <w:lang w:eastAsia="es-419"/>
+        </w:rPr>
+        <w:t>Sistema simple:</w:t>
+      </w:r>
+    </w:p>
+    <w:p>
+      <w:pPr>
+        <w:spacing w:before="100" w:beforeAutospacing="1" w:after="100" w:afterAutospacing="1" w:line="240" w:lineRule="auto"/>
+        <w:rPr>
+          <w:rFonts w:ascii="Times New Roman" w:eastAsia="Times New Roman" w:hAnsi="Times New Roman" w:cs="Times New Roman"/>
+          <w:sz w:val="24"/>
+          <w:szCs w:val="24"/>
+          <w:lang w:eastAsia="es-419"/>
+        </w:rPr>
+      </w:pPr>
+      <w:r>
+        <w:rPr>
+          <w:rFonts w:ascii="Times New Roman" w:eastAsia="Times New Roman" w:hAnsi="Times New Roman" w:cs="Times New Roman"/>
+          <w:sz w:val="24"/>
+          <w:szCs w:val="24"/>
+          <w:lang w:eastAsia="es-419"/>
+        </w:rPr>
+        <w:t>Tabla:</w:t>
+      </w:r>
+    </w:p>
+    <w:p>
+      <w:pPr>
+        <w:tabs>
+          <w:tab w:val="left" w:pos="916"/>
+          <w:tab w:val="left" w:pos="1832"/>
+          <w:tab w:val="left" w:pos="2748"/>
+          <w:tab w:val="left" w:pos="3664"/>
+          <w:tab w:val="left" w:pos="4580"/>
+          <w:tab w:val="left" w:pos="5496"/>
+          <w:tab w:val="left" w:pos="6412"/>
+          <w:tab w:val="left" w:pos="7328"/>
+          <w:tab w:val="left" w:pos="8244"/>
+          <w:tab w:val="left" w:pos="9160"/>
+          <w:tab w:val="left" w:pos="10076"/>
+          <w:tab w:val="left" w:pos="10992"/>
+          <w:tab w:val="left" w:pos="11908"/>
+          <w:tab w:val="left" w:pos="12824"/>
+          <w:tab w:val="left" w:pos="13740"/>
+          <w:tab w:val="left" w:pos="14656"/>
+        </w:tabs>
+        <w:spacing w:after="0" w:line="240" w:lineRule="auto"/>
+        <w:rPr>
+          <w:rFonts w:ascii="Courier New" w:eastAsia="Times New Roman" w:hAnsi="Courier New" w:cs="Courier New"/>
+          <w:sz w:val="20"/>
+          <w:szCs w:val="20"/>
+          <w:lang w:eastAsia="es-419"/>
+        </w:rPr>
+      </w:pPr>
+      <w:r>
+        <w:rPr>
+          <w:rFonts w:ascii="Courier New" w:eastAsia="Times New Roman" w:hAnsi="Courier New" w:cs="Courier New"/>
+          <w:sz w:val="20"/>
+          <w:szCs w:val="20"/>
+          <w:lang w:eastAsia="es-419"/>
+        </w:rPr>
+        <w:t>Tema</w:t>
+      </w:r>
+    </w:p>
+    <w:p>
+      <w:pPr>
+        <w:spacing w:before="100" w:beforeAutospacing="1" w:after="100" w:afterAutospacing="1" w:line="240" w:lineRule="auto"/>
+        <w:rPr>
+          <w:rFonts w:ascii="Times New Roman" w:eastAsia="Times New Roman" w:hAnsi="Times New Roman" w:cs="Times New Roman"/>
+          <w:sz w:val="24"/>
+          <w:szCs w:val="24"/>
+          <w:lang w:eastAsia="es-419"/>
+        </w:rPr>
+      </w:pPr>
+      <w:r>
+        <w:rPr>
+          <w:rFonts w:ascii="Times New Roman" w:eastAsia="Times New Roman" w:hAnsi="Times New Roman" w:cs="Times New Roman"/>
+          <w:sz w:val="24"/>
+          <w:szCs w:val="24"/>
+          <w:lang w:eastAsia="es-419"/>
+        </w:rPr>
+        <w:t>Con:</w:t>
+      </w:r>
+    </w:p>
+    <w:p>
+      <w:pPr>
+        <w:numPr>
+          <w:ilvl w:val="0"/>
+          <w:numId w:val="23"/>
+        </w:numPr>
+        <w:spacing w:before="100" w:beforeAutospacing="1" w:after="100" w:afterAutospacing="1" w:line="240" w:lineRule="auto"/>
+        <w:rPr>
+          <w:rFonts w:ascii="Times New Roman" w:eastAsia="Times New Roman" w:hAnsi="Times New Roman" w:cs="Times New Roman"/>
+          <w:sz w:val="24"/>
+          <w:szCs w:val="24"/>
+          <w:lang w:eastAsia="es-419"/>
+        </w:rPr>
+      </w:pPr>
+      <w:r>
+        <w:rPr>
+          <w:rFonts w:ascii="Times New Roman" w:eastAsia="Times New Roman" w:hAnsi="Times New Roman" w:cs="Times New Roman"/>
+          <w:sz w:val="24"/>
+          <w:szCs w:val="24"/>
+          <w:lang w:eastAsia="es-419"/>
+        </w:rPr>
+        <w:t>nombre</w:t>
+      </w:r>
+    </w:p>
+    <w:p>
+      <w:pPr>
+        <w:numPr>
+          <w:ilvl w:val="0"/>
+          <w:numId w:val="23"/>
+        </w:numPr>
+        <w:spacing w:before="100" w:beforeAutospacing="1" w:after="100" w:afterAutospacing="1" w:line="240" w:lineRule="auto"/>
+        <w:rPr>
+          <w:rFonts w:ascii="Times New Roman" w:eastAsia="Times New Roman" w:hAnsi="Times New Roman" w:cs="Times New Roman"/>
+          <w:sz w:val="24"/>
+          <w:szCs w:val="24"/>
+          <w:lang w:eastAsia="es-419"/>
+        </w:rPr>
+      </w:pPr>
+      <w:proofErr w:type="spellStart"/>
+      <w:r>
+        <w:rPr>
+          <w:rFonts w:ascii="Times New Roman" w:eastAsia="Times New Roman" w:hAnsi="Times New Roman" w:cs="Times New Roman"/>
+          <w:sz w:val="24"/>
+          <w:szCs w:val="24"/>
+          <w:lang w:eastAsia="es-419"/>
+        </w:rPr>
+        <w:t>carpeta_base</w:t>
+      </w:r>
+      <w:proofErr w:type="spellEnd"/>
+    </w:p>
+    <w:p>
+      <w:pPr>
+        <w:numPr>
+          <w:ilvl w:val="0"/>
+          <w:numId w:val="23"/>
+        </w:numPr>
+        <w:spacing w:before="100" w:beforeAutospacing="1" w:after="100" w:afterAutospacing="1" w:line="240" w:lineRule="auto"/>
+        <w:rPr>
+          <w:rFonts w:ascii="Times New Roman" w:eastAsia="Times New Roman" w:hAnsi="Times New Roman" w:cs="Times New Roman"/>
+          <w:sz w:val="24"/>
+          <w:szCs w:val="24"/>
+          <w:lang w:eastAsia="es-419"/>
+        </w:rPr>
+      </w:pPr>
+      <w:proofErr w:type="spellStart"/>
+      <w:r>
+        <w:rPr>
+          <w:rFonts w:ascii="Times New Roman" w:eastAsia="Times New Roman" w:hAnsi="Times New Roman" w:cs="Times New Roman"/>
+          <w:sz w:val="24"/>
+          <w:szCs w:val="24"/>
+          <w:lang w:eastAsia="es-419"/>
+        </w:rPr>
+        <w:t>css_config</w:t>
+      </w:r>
+      <w:proofErr w:type="spellEnd"/>
+    </w:p>
+    <w:p>
+      <w:pPr>
+        <w:spacing w:before="100" w:beforeAutospacing="1" w:after="100" w:afterAutospacing="1" w:line="240" w:lineRule="auto"/>
+        <w:rPr>
+          <w:rFonts w:ascii="Times New Roman" w:eastAsia="Times New Roman" w:hAnsi="Times New Roman" w:cs="Times New Roman"/>
+          <w:sz w:val="24"/>
+          <w:szCs w:val="24"/>
+          <w:lang w:eastAsia="es-419"/>
+        </w:rPr>
+      </w:pPr>
+      <w:r>
+        <w:rPr>
+          <w:rFonts w:ascii="Times New Roman" w:eastAsia="Times New Roman" w:hAnsi="Times New Roman" w:cs="Times New Roman"/>
+          <w:sz w:val="24"/>
+          <w:szCs w:val="24"/>
+          <w:lang w:eastAsia="es-419"/>
+        </w:rPr>
+        <w:t>Y luego cada cliente elige tema.</w:t>
+      </w:r>
+    </w:p>
+    <w:p>
+      <w:pPr>
+        <w:spacing w:after="0" w:line="240" w:lineRule="auto"/>
+        <w:rPr>
+          <w:rFonts w:ascii="Times New Roman" w:eastAsia="Times New Roman" w:hAnsi="Times New Roman" w:cs="Times New Roman"/>
+          <w:sz w:val="24"/>
+          <w:szCs w:val="24"/>
+          <w:lang w:eastAsia="es-419"/>
+        </w:rPr>
+      </w:pPr>
+      <w:r>
+        <w:rPr>
+          <w:rFonts w:ascii="Times New Roman" w:eastAsia="Times New Roman" w:hAnsi="Times New Roman" w:cs="Times New Roman"/>
+          <w:sz w:val="24"/>
+          <w:szCs w:val="24"/>
+          <w:lang w:eastAsia="es-419"/>
+        </w:rPr>
+        <w:pict>
+          <v:rect id="_x0000_i1080" style="width:0;height:1.5pt" o:hralign="center" o:hrstd="t" o:hr="t" fillcolor="#a0a0a0" stroked="f"/>
+        </w:pict>
+      </w:r>
+    </w:p>
+    <w:p>
+      <w:pPr>
+        <w:spacing w:before="100" w:beforeAutospacing="1" w:after="100" w:afterAutospacing="1" w:line="240" w:lineRule="auto"/>
+        <w:outlineLvl w:val="0"/>
+        <w:rPr>
+          <w:rFonts w:ascii="Times New Roman" w:eastAsia="Times New Roman" w:hAnsi="Times New Roman" w:cs="Times New Roman"/>
+          <w:b/>
+          <w:bCs/>
+          <w:kern w:val="36"/>
+          <w:sz w:val="48"/>
+          <w:szCs w:val="48"/>
+          <w:lang w:eastAsia="es-419"/>
+        </w:rPr>
+      </w:pPr>
+      <w:r>
+        <w:rPr>
+          <w:rFonts w:ascii="Segoe UI Symbol" w:eastAsia="Times New Roman" w:hAnsi="Segoe UI Symbol" w:cs="Segoe UI Symbol"/>
+          <w:b/>
+          <w:bCs/>
+          <w:kern w:val="36"/>
+          <w:sz w:val="48"/>
+          <w:szCs w:val="48"/>
+          <w:lang w:eastAsia="es-419"/>
+        </w:rPr>
+        <w:t>✍</w:t>
+      </w:r>
+      <w:r>
+        <w:rPr>
+          <w:rFonts w:ascii="Times New Roman" w:eastAsia="Times New Roman" w:hAnsi="Times New Roman" w:cs="Times New Roman"/>
+          <w:b/>
+          <w:bCs/>
+          <w:kern w:val="36"/>
+          <w:sz w:val="48"/>
+          <w:szCs w:val="48"/>
+          <w:lang w:eastAsia="es-419"/>
+        </w:rPr>
+        <w:t xml:space="preserve"> NIVEL 3 — Editor enriquecido</w:t>
+      </w:r>
+    </w:p>
+    <w:p>
+      <w:pPr>
+        <w:spacing w:before="100" w:beforeAutospacing="1" w:after="100" w:afterAutospacing="1" w:line="240" w:lineRule="auto"/>
+        <w:rPr>
+          <w:rFonts w:ascii="Times New Roman" w:eastAsia="Times New Roman" w:hAnsi="Times New Roman" w:cs="Times New Roman"/>
+          <w:sz w:val="24"/>
+          <w:szCs w:val="24"/>
+          <w:lang w:eastAsia="es-419"/>
+        </w:rPr>
+      </w:pPr>
+      <w:r>
+        <w:rPr>
+          <w:rFonts w:ascii="Times New Roman" w:eastAsia="Times New Roman" w:hAnsi="Times New Roman" w:cs="Times New Roman"/>
+          <w:sz w:val="24"/>
+          <w:szCs w:val="24"/>
+          <w:lang w:eastAsia="es-419"/>
+        </w:rPr>
+        <w:t>Este va después de categorías.</w:t>
+      </w:r>
+    </w:p>
+    <w:p>
+      <w:pPr>
+        <w:spacing w:before="100" w:beforeAutospacing="1" w:after="100" w:afterAutospacing="1" w:line="240" w:lineRule="auto"/>
+        <w:rPr>
+          <w:rFonts w:ascii="Times New Roman" w:eastAsia="Times New Roman" w:hAnsi="Times New Roman" w:cs="Times New Roman"/>
+          <w:sz w:val="24"/>
+          <w:szCs w:val="24"/>
+          <w:lang w:eastAsia="es-419"/>
+        </w:rPr>
+      </w:pPr>
+      <w:r>
+        <w:rPr>
+          <w:rFonts w:ascii="Times New Roman" w:eastAsia="Times New Roman" w:hAnsi="Times New Roman" w:cs="Times New Roman"/>
+          <w:sz w:val="24"/>
+          <w:szCs w:val="24"/>
+          <w:lang w:eastAsia="es-419"/>
+        </w:rPr>
+        <w:lastRenderedPageBreak/>
+        <w:t>¿Por qué?</w:t>
+      </w:r>
+    </w:p>
+    <w:p>
+      <w:pPr>
+        <w:spacing w:before="100" w:beforeAutospacing="1" w:after="100" w:afterAutospacing="1" w:line="240" w:lineRule="auto"/>
+        <w:rPr>
+          <w:rFonts w:ascii="Times New Roman" w:eastAsia="Times New Roman" w:hAnsi="Times New Roman" w:cs="Times New Roman"/>
+          <w:sz w:val="24"/>
+          <w:szCs w:val="24"/>
+          <w:lang w:eastAsia="es-419"/>
+        </w:rPr>
+      </w:pPr>
+      <w:r>
+        <w:rPr>
+          <w:rFonts w:ascii="Times New Roman" w:eastAsia="Times New Roman" w:hAnsi="Times New Roman" w:cs="Times New Roman"/>
+          <w:sz w:val="24"/>
+          <w:szCs w:val="24"/>
+          <w:lang w:eastAsia="es-419"/>
+        </w:rPr>
+        <w:t>Porque si agregas editor enriquecido antes:</w:t>
+      </w:r>
+    </w:p>
+    <w:p>
+      <w:pPr>
+        <w:numPr>
+          <w:ilvl w:val="0"/>
+          <w:numId w:val="24"/>
+        </w:numPr>
+        <w:spacing w:before="100" w:beforeAutospacing="1" w:after="100" w:afterAutospacing="1" w:line="240" w:lineRule="auto"/>
+        <w:rPr>
+          <w:rFonts w:ascii="Times New Roman" w:eastAsia="Times New Roman" w:hAnsi="Times New Roman" w:cs="Times New Roman"/>
+          <w:sz w:val="24"/>
+          <w:szCs w:val="24"/>
+          <w:lang w:eastAsia="es-419"/>
+        </w:rPr>
+      </w:pPr>
+      <w:r>
+        <w:rPr>
+          <w:rFonts w:ascii="Times New Roman" w:eastAsia="Times New Roman" w:hAnsi="Times New Roman" w:cs="Times New Roman"/>
+          <w:sz w:val="24"/>
+          <w:szCs w:val="24"/>
+          <w:lang w:eastAsia="es-419"/>
+        </w:rPr>
+        <w:t>Vas a guardar HTML sin estructura</w:t>
+      </w:r>
+    </w:p>
+    <w:p>
+      <w:pPr>
+        <w:numPr>
+          <w:ilvl w:val="0"/>
+          <w:numId w:val="24"/>
+        </w:numPr>
+        <w:spacing w:before="100" w:beforeAutospacing="1" w:after="100" w:afterAutospacing="1" w:line="240" w:lineRule="auto"/>
+        <w:rPr>
+          <w:rFonts w:ascii="Times New Roman" w:eastAsia="Times New Roman" w:hAnsi="Times New Roman" w:cs="Times New Roman"/>
+          <w:sz w:val="24"/>
+          <w:szCs w:val="24"/>
+          <w:lang w:eastAsia="es-419"/>
+        </w:rPr>
+      </w:pPr>
+      <w:r>
+        <w:rPr>
+          <w:rFonts w:ascii="Times New Roman" w:eastAsia="Times New Roman" w:hAnsi="Times New Roman" w:cs="Times New Roman"/>
+          <w:sz w:val="24"/>
+          <w:szCs w:val="24"/>
+          <w:lang w:eastAsia="es-419"/>
+        </w:rPr>
+        <w:t>Luego será más difícil migrar</w:t>
+      </w:r>
+    </w:p>
+    <w:p>
+      <w:pPr>
+        <w:spacing w:before="100" w:beforeAutospacing="1" w:after="100" w:afterAutospacing="1" w:line="240" w:lineRule="auto"/>
+        <w:rPr>
+          <w:rFonts w:ascii="Times New Roman" w:eastAsia="Times New Roman" w:hAnsi="Times New Roman" w:cs="Times New Roman"/>
+          <w:sz w:val="24"/>
+          <w:szCs w:val="24"/>
+          <w:lang w:eastAsia="es-419"/>
+        </w:rPr>
+      </w:pPr>
+      <w:r>
+        <w:rPr>
+          <w:rFonts w:ascii="Times New Roman" w:eastAsia="Times New Roman" w:hAnsi="Times New Roman" w:cs="Times New Roman"/>
+          <w:sz w:val="24"/>
+          <w:szCs w:val="24"/>
+          <w:lang w:eastAsia="es-419"/>
+        </w:rPr>
+        <w:t>Ahora sí puedes agregar:</w:t>
+      </w:r>
+    </w:p>
+    <w:p>
+      <w:pPr>
+        <w:numPr>
+          <w:ilvl w:val="0"/>
+          <w:numId w:val="25"/>
+        </w:numPr>
+        <w:spacing w:before="100" w:beforeAutospacing="1" w:after="100" w:afterAutospacing="1" w:line="240" w:lineRule="auto"/>
+        <w:rPr>
+          <w:rFonts w:ascii="Times New Roman" w:eastAsia="Times New Roman" w:hAnsi="Times New Roman" w:cs="Times New Roman"/>
+          <w:sz w:val="24"/>
+          <w:szCs w:val="24"/>
+          <w:lang w:eastAsia="es-419"/>
+        </w:rPr>
+      </w:pPr>
+      <w:proofErr w:type="spellStart"/>
+      <w:r>
+        <w:rPr>
+          <w:rFonts w:ascii="Times New Roman" w:eastAsia="Times New Roman" w:hAnsi="Times New Roman" w:cs="Times New Roman"/>
+          <w:sz w:val="24"/>
+          <w:szCs w:val="24"/>
+          <w:lang w:eastAsia="es-419"/>
+        </w:rPr>
+        <w:t>Markdown</w:t>
+      </w:r>
+      <w:proofErr w:type="spellEnd"/>
+    </w:p>
+    <w:p>
+      <w:pPr>
+        <w:numPr>
+          <w:ilvl w:val="0"/>
+          <w:numId w:val="25"/>
+        </w:numPr>
+        <w:spacing w:before="100" w:beforeAutospacing="1" w:after="100" w:afterAutospacing="1" w:line="240" w:lineRule="auto"/>
+        <w:rPr>
+          <w:rFonts w:ascii="Times New Roman" w:eastAsia="Times New Roman" w:hAnsi="Times New Roman" w:cs="Times New Roman"/>
+          <w:sz w:val="24"/>
+          <w:szCs w:val="24"/>
+          <w:lang w:eastAsia="es-419"/>
+        </w:rPr>
+      </w:pPr>
+      <w:r>
+        <w:rPr>
+          <w:rFonts w:ascii="Times New Roman" w:eastAsia="Times New Roman" w:hAnsi="Times New Roman" w:cs="Times New Roman"/>
+          <w:sz w:val="24"/>
+          <w:szCs w:val="24"/>
+          <w:lang w:eastAsia="es-419"/>
+        </w:rPr>
+        <w:t>Editor WYSIWYG</w:t>
+      </w:r>
+    </w:p>
+    <w:p>
+      <w:pPr>
+        <w:numPr>
+          <w:ilvl w:val="0"/>
+          <w:numId w:val="25"/>
+        </w:numPr>
+        <w:spacing w:before="100" w:beforeAutospacing="1" w:after="100" w:afterAutospacing="1" w:line="240" w:lineRule="auto"/>
+        <w:rPr>
+          <w:rFonts w:ascii="Times New Roman" w:eastAsia="Times New Roman" w:hAnsi="Times New Roman" w:cs="Times New Roman"/>
+          <w:sz w:val="24"/>
+          <w:szCs w:val="24"/>
+          <w:lang w:eastAsia="es-419"/>
+        </w:rPr>
+      </w:pPr>
+      <w:proofErr w:type="spellStart"/>
+      <w:r>
+        <w:rPr>
+          <w:rFonts w:ascii="Times New Roman" w:eastAsia="Times New Roman" w:hAnsi="Times New Roman" w:cs="Times New Roman"/>
+          <w:sz w:val="24"/>
+          <w:szCs w:val="24"/>
+          <w:lang w:eastAsia="es-419"/>
+        </w:rPr>
+        <w:t>TinyMCE</w:t>
+      </w:r>
+      <w:proofErr w:type="spellEnd"/>
+      <w:r>
+        <w:rPr>
+          <w:rFonts w:ascii="Times New Roman" w:eastAsia="Times New Roman" w:hAnsi="Times New Roman" w:cs="Times New Roman"/>
+          <w:sz w:val="24"/>
+          <w:szCs w:val="24"/>
+          <w:lang w:eastAsia="es-419"/>
+        </w:rPr>
+        <w:t xml:space="preserve"> o similar</w:t>
+      </w:r>
+    </w:p>
+    <w:p>
+      <w:pPr>
+        <w:spacing w:before="100" w:beforeAutospacing="1" w:after="100" w:afterAutospacing="1" w:line="240" w:lineRule="auto"/>
+        <w:rPr>
+          <w:rFonts w:ascii="Times New Roman" w:eastAsia="Times New Roman" w:hAnsi="Times New Roman" w:cs="Times New Roman"/>
+          <w:sz w:val="24"/>
+          <w:szCs w:val="24"/>
+          <w:lang w:eastAsia="es-419"/>
+        </w:rPr>
+      </w:pPr>
+      <w:r>
+        <w:rPr>
+          <w:rFonts w:ascii="Times New Roman" w:eastAsia="Times New Roman" w:hAnsi="Times New Roman" w:cs="Times New Roman"/>
+          <w:sz w:val="24"/>
+          <w:szCs w:val="24"/>
+          <w:lang w:eastAsia="es-419"/>
+        </w:rPr>
+        <w:t>Guardar como HTML seguro.</w:t>
+      </w:r>
+    </w:p>
+    <w:p>
+      <w:pPr>
+        <w:spacing w:after="0" w:line="240" w:lineRule="auto"/>
+        <w:rPr>
+          <w:rFonts w:ascii="Times New Roman" w:eastAsia="Times New Roman" w:hAnsi="Times New Roman" w:cs="Times New Roman"/>
+          <w:sz w:val="24"/>
+          <w:szCs w:val="24"/>
+          <w:lang w:eastAsia="es-419"/>
+        </w:rPr>
+      </w:pPr>
+      <w:r>
+        <w:rPr>
+          <w:rFonts w:ascii="Times New Roman" w:eastAsia="Times New Roman" w:hAnsi="Times New Roman" w:cs="Times New Roman"/>
+          <w:sz w:val="24"/>
+          <w:szCs w:val="24"/>
+          <w:lang w:eastAsia="es-419"/>
+        </w:rPr>
+        <w:pict>
+          <v:rect id="_x0000_i1081" style="width:0;height:1.5pt" o:hralign="center" o:hrstd="t" o:hr="t" fillcolor="#a0a0a0" stroked="f"/>
+        </w:pict>
+      </w:r>
+    </w:p>
+    <w:p>
+      <w:pPr>
+        <w:spacing w:before="100" w:beforeAutospacing="1" w:after="100" w:afterAutospacing="1" w:line="240" w:lineRule="auto"/>
+        <w:outlineLvl w:val="0"/>
+        <w:rPr>
+          <w:rFonts w:ascii="Times New Roman" w:eastAsia="Times New Roman" w:hAnsi="Times New Roman" w:cs="Times New Roman"/>
+          <w:b/>
+          <w:bCs/>
+          <w:kern w:val="36"/>
+          <w:sz w:val="48"/>
+          <w:szCs w:val="48"/>
+          <w:lang w:eastAsia="es-419"/>
+        </w:rPr>
+      </w:pPr>
+      <w:r>
+        <w:rPr>
+          <w:rFonts w:ascii="Segoe UI Symbol" w:eastAsia="Times New Roman" w:hAnsi="Segoe UI Symbol" w:cs="Segoe UI Symbol"/>
+          <w:b/>
+          <w:bCs/>
+          <w:kern w:val="36"/>
+          <w:sz w:val="48"/>
+          <w:szCs w:val="48"/>
+          <w:lang w:eastAsia="es-419"/>
+        </w:rPr>
+        <w:t>🌍</w:t>
+      </w:r>
+      <w:r>
+        <w:rPr>
+          <w:rFonts w:ascii="Times New Roman" w:eastAsia="Times New Roman" w:hAnsi="Times New Roman" w:cs="Times New Roman"/>
+          <w:b/>
+          <w:bCs/>
+          <w:kern w:val="36"/>
+          <w:sz w:val="48"/>
+          <w:szCs w:val="48"/>
+          <w:lang w:eastAsia="es-419"/>
+        </w:rPr>
+        <w:t xml:space="preserve"> NIVEL 4 — </w:t>
+      </w:r>
+      <w:proofErr w:type="spellStart"/>
+      <w:r>
+        <w:rPr>
+          <w:rFonts w:ascii="Times New Roman" w:eastAsia="Times New Roman" w:hAnsi="Times New Roman" w:cs="Times New Roman"/>
+          <w:b/>
+          <w:bCs/>
+          <w:kern w:val="36"/>
+          <w:sz w:val="48"/>
+          <w:szCs w:val="48"/>
+          <w:lang w:eastAsia="es-419"/>
+        </w:rPr>
+        <w:t>Multi</w:t>
+      </w:r>
+      <w:proofErr w:type="spellEnd"/>
+      <w:r>
+        <w:rPr>
+          <w:rFonts w:ascii="Times New Roman" w:eastAsia="Times New Roman" w:hAnsi="Times New Roman" w:cs="Times New Roman"/>
+          <w:b/>
+          <w:bCs/>
+          <w:kern w:val="36"/>
+          <w:sz w:val="48"/>
+          <w:szCs w:val="48"/>
+          <w:lang w:eastAsia="es-419"/>
+        </w:rPr>
+        <w:t>-Cliente (Muy importante)</w:t>
+      </w:r>
+    </w:p>
+    <w:p>
+      <w:pPr>
+        <w:spacing w:before="100" w:beforeAutospacing="1" w:after="100" w:afterAutospacing="1" w:line="240" w:lineRule="auto"/>
+        <w:rPr>
+          <w:rFonts w:ascii="Times New Roman" w:eastAsia="Times New Roman" w:hAnsi="Times New Roman" w:cs="Times New Roman"/>
+          <w:sz w:val="24"/>
+          <w:szCs w:val="24"/>
+          <w:lang w:eastAsia="es-419"/>
+        </w:rPr>
+      </w:pPr>
+      <w:r>
+        <w:rPr>
+          <w:rFonts w:ascii="Times New Roman" w:eastAsia="Times New Roman" w:hAnsi="Times New Roman" w:cs="Times New Roman"/>
+          <w:sz w:val="24"/>
+          <w:szCs w:val="24"/>
+          <w:lang w:eastAsia="es-419"/>
+        </w:rPr>
+        <w:t>Este no se hace al principio.</w:t>
+      </w:r>
+    </w:p>
+    <w:p>
+      <w:pPr>
+        <w:spacing w:before="100" w:beforeAutospacing="1" w:after="100" w:afterAutospacing="1" w:line="240" w:lineRule="auto"/>
+        <w:rPr>
+          <w:rFonts w:ascii="Times New Roman" w:eastAsia="Times New Roman" w:hAnsi="Times New Roman" w:cs="Times New Roman"/>
+          <w:sz w:val="24"/>
+          <w:szCs w:val="24"/>
+          <w:lang w:eastAsia="es-419"/>
+        </w:rPr>
+      </w:pPr>
+      <w:r>
+        <w:rPr>
+          <w:rFonts w:ascii="Times New Roman" w:eastAsia="Times New Roman" w:hAnsi="Times New Roman" w:cs="Times New Roman"/>
+          <w:sz w:val="24"/>
+          <w:szCs w:val="24"/>
+          <w:lang w:eastAsia="es-419"/>
+        </w:rPr>
+        <w:t>Primero el CMS debe estar estable.</w:t>
+      </w:r>
+    </w:p>
+    <w:p>
+      <w:pPr>
+        <w:spacing w:before="100" w:beforeAutospacing="1" w:after="100" w:afterAutospacing="1" w:line="240" w:lineRule="auto"/>
+        <w:rPr>
+          <w:rFonts w:ascii="Times New Roman" w:eastAsia="Times New Roman" w:hAnsi="Times New Roman" w:cs="Times New Roman"/>
+          <w:sz w:val="24"/>
+          <w:szCs w:val="24"/>
+          <w:lang w:eastAsia="es-419"/>
+        </w:rPr>
+      </w:pPr>
+      <w:r>
+        <w:rPr>
+          <w:rFonts w:ascii="Times New Roman" w:eastAsia="Times New Roman" w:hAnsi="Times New Roman" w:cs="Times New Roman"/>
+          <w:sz w:val="24"/>
+          <w:szCs w:val="24"/>
+          <w:lang w:eastAsia="es-419"/>
+        </w:rPr>
+        <w:t>Modelo nuevo:</w:t>
+      </w:r>
+    </w:p>
+    <w:p>
+      <w:pPr>
+        <w:tabs>
+          <w:tab w:val="left" w:pos="916"/>
+          <w:tab w:val="left" w:pos="1832"/>
+          <w:tab w:val="left" w:pos="2748"/>
+          <w:tab w:val="left" w:pos="3664"/>
+          <w:tab w:val="left" w:pos="4580"/>
+          <w:tab w:val="left" w:pos="5496"/>
+          <w:tab w:val="left" w:pos="6412"/>
+          <w:tab w:val="left" w:pos="7328"/>
+          <w:tab w:val="left" w:pos="8244"/>
+          <w:tab w:val="left" w:pos="9160"/>
+          <w:tab w:val="left" w:pos="10076"/>
+          <w:tab w:val="left" w:pos="10992"/>
+          <w:tab w:val="left" w:pos="11908"/>
+          <w:tab w:val="left" w:pos="12824"/>
+          <w:tab w:val="left" w:pos="13740"/>
+          <w:tab w:val="left" w:pos="14656"/>
+        </w:tabs>
+        <w:spacing w:after="0" w:line="240" w:lineRule="auto"/>
+        <w:rPr>
+          <w:rFonts w:ascii="Courier New" w:eastAsia="Times New Roman" w:hAnsi="Courier New" w:cs="Courier New"/>
+          <w:sz w:val="20"/>
+          <w:szCs w:val="20"/>
+          <w:lang w:eastAsia="es-419"/>
+        </w:rPr>
+      </w:pPr>
+      <w:proofErr w:type="spellStart"/>
+      <w:r>
+        <w:rPr>
+          <w:rFonts w:ascii="Courier New" w:eastAsia="Times New Roman" w:hAnsi="Courier New" w:cs="Courier New"/>
+          <w:sz w:val="20"/>
+          <w:szCs w:val="20"/>
+          <w:lang w:eastAsia="es-419"/>
+        </w:rPr>
+        <w:t>class</w:t>
+      </w:r>
+      <w:proofErr w:type="spellEnd"/>
+      <w:r>
+        <w:rPr>
+          <w:rFonts w:ascii="Courier New" w:eastAsia="Times New Roman" w:hAnsi="Courier New" w:cs="Courier New"/>
+          <w:sz w:val="20"/>
+          <w:szCs w:val="20"/>
+          <w:lang w:eastAsia="es-419"/>
+        </w:rPr>
+        <w:t xml:space="preserve"> Sitio(</w:t>
+      </w:r>
+      <w:proofErr w:type="spellStart"/>
+      <w:r>
+        <w:rPr>
+          <w:rFonts w:ascii="Courier New" w:eastAsia="Times New Roman" w:hAnsi="Courier New" w:cs="Courier New"/>
+          <w:sz w:val="20"/>
+          <w:szCs w:val="20"/>
+          <w:lang w:eastAsia="es-419"/>
+        </w:rPr>
+        <w:t>SQLModel</w:t>
+      </w:r>
+      <w:proofErr w:type="spellEnd"/>
+      <w:r>
+        <w:rPr>
+          <w:rFonts w:ascii="Courier New" w:eastAsia="Times New Roman" w:hAnsi="Courier New" w:cs="Courier New"/>
+          <w:sz w:val="20"/>
+          <w:szCs w:val="20"/>
+          <w:lang w:eastAsia="es-419"/>
+        </w:rPr>
+        <w:t xml:space="preserve">, </w:t>
+      </w:r>
+      <w:proofErr w:type="spellStart"/>
+      <w:r>
+        <w:rPr>
+          <w:rFonts w:ascii="Courier New" w:eastAsia="Times New Roman" w:hAnsi="Courier New" w:cs="Courier New"/>
+          <w:sz w:val="20"/>
+          <w:szCs w:val="20"/>
+          <w:lang w:eastAsia="es-419"/>
+        </w:rPr>
+        <w:t>table</w:t>
+      </w:r>
+      <w:proofErr w:type="spellEnd"/>
+      <w:r>
+        <w:rPr>
+          <w:rFonts w:ascii="Courier New" w:eastAsia="Times New Roman" w:hAnsi="Courier New" w:cs="Courier New"/>
+          <w:sz w:val="20"/>
+          <w:szCs w:val="20"/>
+          <w:lang w:eastAsia="es-419"/>
+        </w:rPr>
+        <w:t>=True):</w:t>
+      </w:r>
+      <w:r>
+        <w:rPr>
+          <w:rFonts w:ascii="Courier New" w:eastAsia="Times New Roman" w:hAnsi="Courier New" w:cs="Courier New"/>
+          <w:sz w:val="20"/>
+          <w:szCs w:val="20"/>
+          <w:lang w:eastAsia="es-419"/>
+        </w:rPr>
+        <w:br/>
+        <w:t xml:space="preserve">    id: </w:t>
+      </w:r>
+      <w:proofErr w:type="spellStart"/>
+      <w:r>
+        <w:rPr>
+          <w:rFonts w:ascii="Courier New" w:eastAsia="Times New Roman" w:hAnsi="Courier New" w:cs="Courier New"/>
+          <w:sz w:val="20"/>
+          <w:szCs w:val="20"/>
+          <w:lang w:eastAsia="es-419"/>
+        </w:rPr>
+        <w:t>Optional</w:t>
+      </w:r>
+      <w:proofErr w:type="spellEnd"/>
+      <w:r>
+        <w:rPr>
+          <w:rFonts w:ascii="Courier New" w:eastAsia="Times New Roman" w:hAnsi="Courier New" w:cs="Courier New"/>
+          <w:sz w:val="20"/>
+          <w:szCs w:val="20"/>
+          <w:lang w:eastAsia="es-419"/>
+        </w:rPr>
+        <w:t>[</w:t>
+      </w:r>
+      <w:proofErr w:type="spellStart"/>
+      <w:r>
+        <w:rPr>
+          <w:rFonts w:ascii="Courier New" w:eastAsia="Times New Roman" w:hAnsi="Courier New" w:cs="Courier New"/>
+          <w:sz w:val="20"/>
+          <w:szCs w:val="20"/>
+          <w:lang w:eastAsia="es-419"/>
+        </w:rPr>
+        <w:t>int</w:t>
+      </w:r>
+      <w:proofErr w:type="spellEnd"/>
+      <w:r>
+        <w:rPr>
+          <w:rFonts w:ascii="Courier New" w:eastAsia="Times New Roman" w:hAnsi="Courier New" w:cs="Courier New"/>
+          <w:sz w:val="20"/>
+          <w:szCs w:val="20"/>
+          <w:lang w:eastAsia="es-419"/>
+        </w:rPr>
+        <w:t>] = Field(default=</w:t>
+      </w:r>
+      <w:proofErr w:type="spellStart"/>
+      <w:r>
+        <w:rPr>
+          <w:rFonts w:ascii="Courier New" w:eastAsia="Times New Roman" w:hAnsi="Courier New" w:cs="Courier New"/>
+          <w:sz w:val="20"/>
+          <w:szCs w:val="20"/>
+          <w:lang w:eastAsia="es-419"/>
+        </w:rPr>
+        <w:t>None</w:t>
+      </w:r>
+      <w:proofErr w:type="spellEnd"/>
+      <w:r>
+        <w:rPr>
+          <w:rFonts w:ascii="Courier New" w:eastAsia="Times New Roman" w:hAnsi="Courier New" w:cs="Courier New"/>
+          <w:sz w:val="20"/>
+          <w:szCs w:val="20"/>
+          <w:lang w:eastAsia="es-419"/>
+        </w:rPr>
+        <w:t xml:space="preserve">, </w:t>
+      </w:r>
+      <w:proofErr w:type="spellStart"/>
+      <w:r>
+        <w:rPr>
+          <w:rFonts w:ascii="Courier New" w:eastAsia="Times New Roman" w:hAnsi="Courier New" w:cs="Courier New"/>
+          <w:sz w:val="20"/>
+          <w:szCs w:val="20"/>
+          <w:lang w:eastAsia="es-419"/>
+        </w:rPr>
+        <w:t>primary_key</w:t>
+      </w:r>
+      <w:proofErr w:type="spellEnd"/>
+      <w:r>
+        <w:rPr>
+          <w:rFonts w:ascii="Courier New" w:eastAsia="Times New Roman" w:hAnsi="Courier New" w:cs="Courier New"/>
+          <w:sz w:val="20"/>
+          <w:szCs w:val="20"/>
+          <w:lang w:eastAsia="es-419"/>
+        </w:rPr>
+        <w:t>=True)</w:t>
+      </w:r>
+      <w:r>
+        <w:rPr>
+          <w:rFonts w:ascii="Courier New" w:eastAsia="Times New Roman" w:hAnsi="Courier New" w:cs="Courier New"/>
+          <w:sz w:val="20"/>
+          <w:szCs w:val="20"/>
+          <w:lang w:eastAsia="es-419"/>
+        </w:rPr>
+        <w:br/>
+        <w:t xml:space="preserve">    nombre: </w:t>
+      </w:r>
+      <w:proofErr w:type="spellStart"/>
+      <w:r>
+        <w:rPr>
+          <w:rFonts w:ascii="Courier New" w:eastAsia="Times New Roman" w:hAnsi="Courier New" w:cs="Courier New"/>
+          <w:sz w:val="20"/>
+          <w:szCs w:val="20"/>
+          <w:lang w:eastAsia="es-419"/>
+        </w:rPr>
+        <w:t>str</w:t>
+      </w:r>
+      <w:proofErr w:type="spellEnd"/>
+      <w:r>
+        <w:rPr>
+          <w:rFonts w:ascii="Courier New" w:eastAsia="Times New Roman" w:hAnsi="Courier New" w:cs="Courier New"/>
+          <w:sz w:val="20"/>
+          <w:szCs w:val="20"/>
+          <w:lang w:eastAsia="es-419"/>
+        </w:rPr>
+        <w:br/>
+        <w:t xml:space="preserve">    dominio: </w:t>
+      </w:r>
+      <w:proofErr w:type="spellStart"/>
+      <w:r>
+        <w:rPr>
+          <w:rFonts w:ascii="Courier New" w:eastAsia="Times New Roman" w:hAnsi="Courier New" w:cs="Courier New"/>
+          <w:sz w:val="20"/>
+          <w:szCs w:val="20"/>
+          <w:lang w:eastAsia="es-419"/>
+        </w:rPr>
+        <w:t>str</w:t>
+      </w:r>
+      <w:proofErr w:type="spellEnd"/>
+    </w:p>
+    <w:p>
+      <w:pPr>
+        <w:spacing w:before="100" w:beforeAutospacing="1" w:after="100" w:afterAutospacing="1" w:line="240" w:lineRule="auto"/>
+        <w:rPr>
+          <w:rFonts w:ascii="Times New Roman" w:eastAsia="Times New Roman" w:hAnsi="Times New Roman" w:cs="Times New Roman"/>
+          <w:sz w:val="24"/>
+          <w:szCs w:val="24"/>
+          <w:lang w:eastAsia="es-419"/>
+        </w:rPr>
+      </w:pPr>
+      <w:r>
+        <w:rPr>
+          <w:rFonts w:ascii="Times New Roman" w:eastAsia="Times New Roman" w:hAnsi="Times New Roman" w:cs="Times New Roman"/>
+          <w:sz w:val="24"/>
+          <w:szCs w:val="24"/>
+          <w:lang w:eastAsia="es-419"/>
+        </w:rPr>
+        <w:t>Y luego:</w:t>
+      </w:r>
+    </w:p>
+    <w:p>
+      <w:pPr>
+        <w:spacing w:before="100" w:beforeAutospacing="1" w:after="100" w:afterAutospacing="1" w:line="240" w:lineRule="auto"/>
+        <w:rPr>
+          <w:rFonts w:ascii="Times New Roman" w:eastAsia="Times New Roman" w:hAnsi="Times New Roman" w:cs="Times New Roman"/>
+          <w:sz w:val="24"/>
+          <w:szCs w:val="24"/>
+          <w:lang w:eastAsia="es-419"/>
+        </w:rPr>
+      </w:pPr>
+      <w:r>
+        <w:rPr>
+          <w:rFonts w:ascii="Times New Roman" w:eastAsia="Times New Roman" w:hAnsi="Times New Roman" w:cs="Times New Roman"/>
+          <w:sz w:val="24"/>
+          <w:szCs w:val="24"/>
+          <w:lang w:eastAsia="es-419"/>
+        </w:rPr>
+        <w:t>Post → pertenece a Sitio</w:t>
+      </w:r>
+      <w:r>
+        <w:rPr>
+          <w:rFonts w:ascii="Times New Roman" w:eastAsia="Times New Roman" w:hAnsi="Times New Roman" w:cs="Times New Roman"/>
+          <w:sz w:val="24"/>
+          <w:szCs w:val="24"/>
+          <w:lang w:eastAsia="es-419"/>
+        </w:rPr>
+        <w:br/>
+        <w:t>Usuario → pertenece a Sitio</w:t>
+      </w:r>
+    </w:p>
+    <w:p>
+      <w:pPr>
+        <w:spacing w:before="100" w:beforeAutospacing="1" w:after="100" w:afterAutospacing="1" w:line="240" w:lineRule="auto"/>
+        <w:rPr>
+          <w:rFonts w:ascii="Times New Roman" w:eastAsia="Times New Roman" w:hAnsi="Times New Roman" w:cs="Times New Roman"/>
+          <w:sz w:val="24"/>
+          <w:szCs w:val="24"/>
+          <w:lang w:eastAsia="es-419"/>
+        </w:rPr>
+      </w:pPr>
+      <w:r>
+        <w:rPr>
+          <w:rFonts w:ascii="Times New Roman" w:eastAsia="Times New Roman" w:hAnsi="Times New Roman" w:cs="Times New Roman"/>
+          <w:sz w:val="24"/>
+          <w:szCs w:val="24"/>
+          <w:lang w:eastAsia="es-419"/>
+        </w:rPr>
+        <w:t>Ahora sí es SaaS real.</w:t>
+      </w:r>
+    </w:p>
+    <w:p>
+      <w:pPr>
+        <w:spacing w:after="0" w:line="240" w:lineRule="auto"/>
+        <w:rPr>
+          <w:rFonts w:ascii="Times New Roman" w:eastAsia="Times New Roman" w:hAnsi="Times New Roman" w:cs="Times New Roman"/>
+          <w:sz w:val="24"/>
+          <w:szCs w:val="24"/>
+          <w:lang w:eastAsia="es-419"/>
+        </w:rPr>
+      </w:pPr>
+      <w:r>
+        <w:rPr>
+          <w:rFonts w:ascii="Times New Roman" w:eastAsia="Times New Roman" w:hAnsi="Times New Roman" w:cs="Times New Roman"/>
+          <w:sz w:val="24"/>
+          <w:szCs w:val="24"/>
+          <w:lang w:eastAsia="es-419"/>
+        </w:rPr>
+        <w:pict>
+          <v:rect id="_x0000_i1082" style="width:0;height:1.5pt" o:hralign="center" o:hrstd="t" o:hr="t" fillcolor="#a0a0a0" stroked="f"/>
+        </w:pict>
+      </w:r>
+    </w:p>
+    <w:p>
+      <w:pPr>
+        <w:spacing w:before="100" w:beforeAutospacing="1" w:after="100" w:afterAutospacing="1" w:line="240" w:lineRule="auto"/>
+        <w:outlineLvl w:val="0"/>
+        <w:rPr>
+          <w:rFonts w:ascii="Times New Roman" w:eastAsia="Times New Roman" w:hAnsi="Times New Roman" w:cs="Times New Roman"/>
+          <w:b/>
+          <w:bCs/>
+          <w:kern w:val="36"/>
+          <w:sz w:val="48"/>
+          <w:szCs w:val="48"/>
+          <w:lang w:eastAsia="es-419"/>
+        </w:rPr>
+      </w:pPr>
+      <w:r>
+        <w:rPr>
+          <w:rFonts w:ascii="Segoe UI Symbol" w:eastAsia="Times New Roman" w:hAnsi="Segoe UI Symbol" w:cs="Segoe UI Symbol"/>
+          <w:b/>
+          <w:bCs/>
+          <w:kern w:val="36"/>
+          <w:sz w:val="48"/>
+          <w:szCs w:val="48"/>
+          <w:lang w:eastAsia="es-419"/>
+        </w:rPr>
+        <w:t>🔎</w:t>
+      </w:r>
+      <w:r>
+        <w:rPr>
+          <w:rFonts w:ascii="Times New Roman" w:eastAsia="Times New Roman" w:hAnsi="Times New Roman" w:cs="Times New Roman"/>
+          <w:b/>
+          <w:bCs/>
+          <w:kern w:val="36"/>
+          <w:sz w:val="48"/>
+          <w:szCs w:val="48"/>
+          <w:lang w:eastAsia="es-419"/>
+        </w:rPr>
+        <w:t xml:space="preserve"> NIVEL 5 — SEO</w:t>
+      </w:r>
+    </w:p>
+    <w:p>
+      <w:pPr>
+        <w:spacing w:before="100" w:beforeAutospacing="1" w:after="100" w:afterAutospacing="1" w:line="240" w:lineRule="auto"/>
+        <w:rPr>
+          <w:rFonts w:ascii="Times New Roman" w:eastAsia="Times New Roman" w:hAnsi="Times New Roman" w:cs="Times New Roman"/>
+          <w:sz w:val="24"/>
+          <w:szCs w:val="24"/>
+          <w:lang w:eastAsia="es-419"/>
+        </w:rPr>
+      </w:pPr>
+      <w:r>
+        <w:rPr>
+          <w:rFonts w:ascii="Times New Roman" w:eastAsia="Times New Roman" w:hAnsi="Times New Roman" w:cs="Times New Roman"/>
+          <w:sz w:val="24"/>
+          <w:szCs w:val="24"/>
+          <w:lang w:eastAsia="es-419"/>
+        </w:rPr>
+        <w:t>SEO no se hace al principio.</w:t>
+      </w:r>
+    </w:p>
+    <w:p>
+      <w:pPr>
+        <w:spacing w:before="100" w:beforeAutospacing="1" w:after="100" w:afterAutospacing="1" w:line="240" w:lineRule="auto"/>
+        <w:rPr>
+          <w:rFonts w:ascii="Times New Roman" w:eastAsia="Times New Roman" w:hAnsi="Times New Roman" w:cs="Times New Roman"/>
+          <w:sz w:val="24"/>
+          <w:szCs w:val="24"/>
+          <w:lang w:eastAsia="es-419"/>
+        </w:rPr>
+      </w:pPr>
+      <w:r>
+        <w:rPr>
+          <w:rFonts w:ascii="Times New Roman" w:eastAsia="Times New Roman" w:hAnsi="Times New Roman" w:cs="Times New Roman"/>
+          <w:sz w:val="24"/>
+          <w:szCs w:val="24"/>
+          <w:lang w:eastAsia="es-419"/>
+        </w:rPr>
+        <w:t>Se hace cuando:</w:t>
+      </w:r>
+    </w:p>
+    <w:p>
+      <w:pPr>
+        <w:numPr>
+          <w:ilvl w:val="0"/>
+          <w:numId w:val="26"/>
+        </w:numPr>
+        <w:spacing w:before="100" w:beforeAutospacing="1" w:after="100" w:afterAutospacing="1" w:line="240" w:lineRule="auto"/>
+        <w:rPr>
+          <w:rFonts w:ascii="Times New Roman" w:eastAsia="Times New Roman" w:hAnsi="Times New Roman" w:cs="Times New Roman"/>
+          <w:sz w:val="24"/>
+          <w:szCs w:val="24"/>
+          <w:lang w:eastAsia="es-419"/>
+        </w:rPr>
+      </w:pPr>
+      <w:r>
+        <w:rPr>
+          <w:rFonts w:ascii="Times New Roman" w:eastAsia="Times New Roman" w:hAnsi="Times New Roman" w:cs="Times New Roman"/>
+          <w:sz w:val="24"/>
+          <w:szCs w:val="24"/>
+          <w:lang w:eastAsia="es-419"/>
+        </w:rPr>
+        <w:t xml:space="preserve">Hay </w:t>
+      </w:r>
+      <w:proofErr w:type="spellStart"/>
+      <w:r>
+        <w:rPr>
+          <w:rFonts w:ascii="Times New Roman" w:eastAsia="Times New Roman" w:hAnsi="Times New Roman" w:cs="Times New Roman"/>
+          <w:sz w:val="24"/>
+          <w:szCs w:val="24"/>
+          <w:lang w:eastAsia="es-419"/>
+        </w:rPr>
+        <w:t>slugs</w:t>
+      </w:r>
+      <w:proofErr w:type="spellEnd"/>
+    </w:p>
+    <w:p>
+      <w:pPr>
+        <w:numPr>
+          <w:ilvl w:val="0"/>
+          <w:numId w:val="26"/>
+        </w:numPr>
+        <w:spacing w:before="100" w:beforeAutospacing="1" w:after="100" w:afterAutospacing="1" w:line="240" w:lineRule="auto"/>
+        <w:rPr>
+          <w:rFonts w:ascii="Times New Roman" w:eastAsia="Times New Roman" w:hAnsi="Times New Roman" w:cs="Times New Roman"/>
+          <w:sz w:val="24"/>
+          <w:szCs w:val="24"/>
+          <w:lang w:eastAsia="es-419"/>
+        </w:rPr>
+      </w:pPr>
+      <w:r>
+        <w:rPr>
+          <w:rFonts w:ascii="Times New Roman" w:eastAsia="Times New Roman" w:hAnsi="Times New Roman" w:cs="Times New Roman"/>
+          <w:sz w:val="24"/>
+          <w:szCs w:val="24"/>
+          <w:lang w:eastAsia="es-419"/>
+        </w:rPr>
+        <w:lastRenderedPageBreak/>
+        <w:t>Hay estructura</w:t>
+      </w:r>
+    </w:p>
+    <w:p>
+      <w:pPr>
+        <w:numPr>
+          <w:ilvl w:val="0"/>
+          <w:numId w:val="26"/>
+        </w:numPr>
+        <w:spacing w:before="100" w:beforeAutospacing="1" w:after="100" w:afterAutospacing="1" w:line="240" w:lineRule="auto"/>
+        <w:rPr>
+          <w:rFonts w:ascii="Times New Roman" w:eastAsia="Times New Roman" w:hAnsi="Times New Roman" w:cs="Times New Roman"/>
+          <w:sz w:val="24"/>
+          <w:szCs w:val="24"/>
+          <w:lang w:eastAsia="es-419"/>
+        </w:rPr>
+      </w:pPr>
+      <w:r>
+        <w:rPr>
+          <w:rFonts w:ascii="Times New Roman" w:eastAsia="Times New Roman" w:hAnsi="Times New Roman" w:cs="Times New Roman"/>
+          <w:sz w:val="24"/>
+          <w:szCs w:val="24"/>
+          <w:lang w:eastAsia="es-419"/>
+        </w:rPr>
+        <w:t>Hay categorías</w:t>
+      </w:r>
+    </w:p>
+    <w:p>
+      <w:pPr>
+        <w:spacing w:before="100" w:beforeAutospacing="1" w:after="100" w:afterAutospacing="1" w:line="240" w:lineRule="auto"/>
+        <w:rPr>
+          <w:rFonts w:ascii="Times New Roman" w:eastAsia="Times New Roman" w:hAnsi="Times New Roman" w:cs="Times New Roman"/>
+          <w:sz w:val="24"/>
+          <w:szCs w:val="24"/>
+          <w:lang w:eastAsia="es-419"/>
+        </w:rPr>
+      </w:pPr>
+      <w:r>
+        <w:rPr>
+          <w:rFonts w:ascii="Times New Roman" w:eastAsia="Times New Roman" w:hAnsi="Times New Roman" w:cs="Times New Roman"/>
+          <w:sz w:val="24"/>
+          <w:szCs w:val="24"/>
+          <w:lang w:eastAsia="es-419"/>
+        </w:rPr>
+        <w:t>Agregar a Post:</w:t>
+      </w:r>
+    </w:p>
+    <w:p>
+      <w:pPr>
+        <w:tabs>
+          <w:tab w:val="left" w:pos="916"/>
+          <w:tab w:val="left" w:pos="1832"/>
+          <w:tab w:val="left" w:pos="2748"/>
+          <w:tab w:val="left" w:pos="3664"/>
+          <w:tab w:val="left" w:pos="4580"/>
+          <w:tab w:val="left" w:pos="5496"/>
+          <w:tab w:val="left" w:pos="6412"/>
+          <w:tab w:val="left" w:pos="7328"/>
+          <w:tab w:val="left" w:pos="8244"/>
+          <w:tab w:val="left" w:pos="9160"/>
+          <w:tab w:val="left" w:pos="10076"/>
+          <w:tab w:val="left" w:pos="10992"/>
+          <w:tab w:val="left" w:pos="11908"/>
+          <w:tab w:val="left" w:pos="12824"/>
+          <w:tab w:val="left" w:pos="13740"/>
+          <w:tab w:val="left" w:pos="14656"/>
+        </w:tabs>
+        <w:spacing w:after="0" w:line="240" w:lineRule="auto"/>
+        <w:rPr>
+          <w:rFonts w:ascii="Courier New" w:eastAsia="Times New Roman" w:hAnsi="Courier New" w:cs="Courier New"/>
+          <w:sz w:val="20"/>
+          <w:szCs w:val="20"/>
+          <w:lang w:eastAsia="es-419"/>
+        </w:rPr>
+      </w:pPr>
+      <w:proofErr w:type="spellStart"/>
+      <w:r>
+        <w:rPr>
+          <w:rFonts w:ascii="Courier New" w:eastAsia="Times New Roman" w:hAnsi="Courier New" w:cs="Courier New"/>
+          <w:sz w:val="20"/>
+          <w:szCs w:val="20"/>
+          <w:lang w:eastAsia="es-419"/>
+        </w:rPr>
+        <w:t>meta_title</w:t>
+      </w:r>
+      <w:proofErr w:type="spellEnd"/>
+      <w:r>
+        <w:rPr>
+          <w:rFonts w:ascii="Courier New" w:eastAsia="Times New Roman" w:hAnsi="Courier New" w:cs="Courier New"/>
+          <w:sz w:val="20"/>
+          <w:szCs w:val="20"/>
+          <w:lang w:eastAsia="es-419"/>
+        </w:rPr>
+        <w:br/>
+      </w:r>
+      <w:proofErr w:type="spellStart"/>
+      <w:r>
+        <w:rPr>
+          <w:rFonts w:ascii="Courier New" w:eastAsia="Times New Roman" w:hAnsi="Courier New" w:cs="Courier New"/>
+          <w:sz w:val="20"/>
+          <w:szCs w:val="20"/>
+          <w:lang w:eastAsia="es-419"/>
+        </w:rPr>
+        <w:t>meta_description</w:t>
+      </w:r>
+      <w:proofErr w:type="spellEnd"/>
+      <w:r>
+        <w:rPr>
+          <w:rFonts w:ascii="Courier New" w:eastAsia="Times New Roman" w:hAnsi="Courier New" w:cs="Courier New"/>
+          <w:sz w:val="20"/>
+          <w:szCs w:val="20"/>
+          <w:lang w:eastAsia="es-419"/>
+        </w:rPr>
+        <w:br/>
+      </w:r>
+      <w:proofErr w:type="spellStart"/>
+      <w:r>
+        <w:rPr>
+          <w:rFonts w:ascii="Courier New" w:eastAsia="Times New Roman" w:hAnsi="Courier New" w:cs="Courier New"/>
+          <w:sz w:val="20"/>
+          <w:szCs w:val="20"/>
+          <w:lang w:eastAsia="es-419"/>
+        </w:rPr>
+        <w:t>meta_keywords</w:t>
+      </w:r>
+      <w:proofErr w:type="spellEnd"/>
+    </w:p>
+    <w:p>
+      <w:pPr>
+        <w:spacing w:before="100" w:beforeAutospacing="1" w:after="100" w:afterAutospacing="1" w:line="240" w:lineRule="auto"/>
+        <w:rPr>
+          <w:rFonts w:ascii="Times New Roman" w:eastAsia="Times New Roman" w:hAnsi="Times New Roman" w:cs="Times New Roman"/>
+          <w:sz w:val="24"/>
+          <w:szCs w:val="24"/>
+          <w:lang w:eastAsia="es-419"/>
+        </w:rPr>
+      </w:pPr>
+      <w:r>
+        <w:rPr>
+          <w:rFonts w:ascii="Times New Roman" w:eastAsia="Times New Roman" w:hAnsi="Times New Roman" w:cs="Times New Roman"/>
+          <w:sz w:val="24"/>
+          <w:szCs w:val="24"/>
+          <w:lang w:eastAsia="es-419"/>
+        </w:rPr>
+        <w:t>Y en la página pública:</w:t>
+      </w:r>
+    </w:p>
+    <w:p>
+      <w:pPr>
+        <w:tabs>
+          <w:tab w:val="left" w:pos="916"/>
+          <w:tab w:val="left" w:pos="1832"/>
+          <w:tab w:val="left" w:pos="2748"/>
+          <w:tab w:val="left" w:pos="3664"/>
+          <w:tab w:val="left" w:pos="4580"/>
+          <w:tab w:val="left" w:pos="5496"/>
+          <w:tab w:val="left" w:pos="6412"/>
+          <w:tab w:val="left" w:pos="7328"/>
+          <w:tab w:val="left" w:pos="8244"/>
+          <w:tab w:val="left" w:pos="9160"/>
+          <w:tab w:val="left" w:pos="10076"/>
+          <w:tab w:val="left" w:pos="10992"/>
+          <w:tab w:val="left" w:pos="11908"/>
+          <w:tab w:val="left" w:pos="12824"/>
+          <w:tab w:val="left" w:pos="13740"/>
+          <w:tab w:val="left" w:pos="14656"/>
+        </w:tabs>
+        <w:spacing w:after="0" w:line="240" w:lineRule="auto"/>
+        <w:rPr>
+          <w:rFonts w:ascii="Courier New" w:eastAsia="Times New Roman" w:hAnsi="Courier New" w:cs="Courier New"/>
+          <w:sz w:val="20"/>
+          <w:szCs w:val="20"/>
+          <w:lang w:eastAsia="es-419"/>
+        </w:rPr>
+      </w:pPr>
+      <w:proofErr w:type="spellStart"/>
+      <w:proofErr w:type="gramStart"/>
+      <w:r>
+        <w:rPr>
+          <w:rFonts w:ascii="Courier New" w:eastAsia="Times New Roman" w:hAnsi="Courier New" w:cs="Courier New"/>
+          <w:sz w:val="20"/>
+          <w:szCs w:val="20"/>
+          <w:lang w:eastAsia="es-419"/>
+        </w:rPr>
+        <w:t>rx.meta</w:t>
+      </w:r>
+      <w:proofErr w:type="spellEnd"/>
+      <w:proofErr w:type="gramEnd"/>
+      <w:r>
+        <w:rPr>
+          <w:rFonts w:ascii="Courier New" w:eastAsia="Times New Roman" w:hAnsi="Courier New" w:cs="Courier New"/>
+          <w:sz w:val="20"/>
+          <w:szCs w:val="20"/>
+          <w:lang w:eastAsia="es-419"/>
+        </w:rPr>
+        <w:t>(...)</w:t>
+      </w:r>
+    </w:p>
+    <w:p>
+      <w:pPr>
+        <w:spacing w:after="0" w:line="240" w:lineRule="auto"/>
+        <w:rPr>
+          <w:rFonts w:ascii="Times New Roman" w:eastAsia="Times New Roman" w:hAnsi="Times New Roman" w:cs="Times New Roman"/>
+          <w:sz w:val="24"/>
+          <w:szCs w:val="24"/>
+          <w:lang w:eastAsia="es-419"/>
+        </w:rPr>
+      </w:pPr>
+      <w:r>
+        <w:rPr>
+          <w:rFonts w:ascii="Times New Roman" w:eastAsia="Times New Roman" w:hAnsi="Times New Roman" w:cs="Times New Roman"/>
+          <w:sz w:val="24"/>
+          <w:szCs w:val="24"/>
+          <w:lang w:eastAsia="es-419"/>
+        </w:rPr>
+        <w:pict>
+          <v:rect id="_x0000_i1083" style="width:0;height:1.5pt" o:hralign="center" o:hrstd="t" o:hr="t" fillcolor="#a0a0a0" stroked="f"/>
+        </w:pict>
+      </w:r>
+    </w:p>
+    <w:p>
+      <w:pPr>
+        <w:spacing w:before="100" w:beforeAutospacing="1" w:after="100" w:afterAutospacing="1" w:line="240" w:lineRule="auto"/>
+        <w:outlineLvl w:val="0"/>
+        <w:rPr>
+          <w:rFonts w:ascii="Times New Roman" w:eastAsia="Times New Roman" w:hAnsi="Times New Roman" w:cs="Times New Roman"/>
+          <w:b/>
+          <w:bCs/>
+          <w:kern w:val="36"/>
+          <w:sz w:val="48"/>
+          <w:szCs w:val="48"/>
+          <w:lang w:eastAsia="es-419"/>
+        </w:rPr>
+      </w:pPr>
+      <w:r>
+        <w:rPr>
+          <w:rFonts w:ascii="Segoe UI Symbol" w:eastAsia="Times New Roman" w:hAnsi="Segoe UI Symbol" w:cs="Segoe UI Symbol"/>
+          <w:b/>
+          <w:bCs/>
+          <w:kern w:val="36"/>
+          <w:sz w:val="48"/>
+          <w:szCs w:val="48"/>
+          <w:lang w:eastAsia="es-419"/>
+        </w:rPr>
+        <w:t>📊</w:t>
+      </w:r>
+      <w:r>
+        <w:rPr>
+          <w:rFonts w:ascii="Times New Roman" w:eastAsia="Times New Roman" w:hAnsi="Times New Roman" w:cs="Times New Roman"/>
+          <w:b/>
+          <w:bCs/>
+          <w:kern w:val="36"/>
+          <w:sz w:val="48"/>
+          <w:szCs w:val="48"/>
+          <w:lang w:eastAsia="es-419"/>
+        </w:rPr>
+        <w:t xml:space="preserve"> ORDEN FINAL PROFESIONAL</w:t>
+      </w:r>
+    </w:p>
+    <w:p>
+      <w:pPr>
+        <w:tabs>
+          <w:tab w:val="left" w:pos="916"/>
+          <w:tab w:val="left" w:pos="1832"/>
+          <w:tab w:val="left" w:pos="2748"/>
+          <w:tab w:val="left" w:pos="3664"/>
+          <w:tab w:val="left" w:pos="4580"/>
+          <w:tab w:val="left" w:pos="5496"/>
+          <w:tab w:val="left" w:pos="6412"/>
+          <w:tab w:val="left" w:pos="7328"/>
+          <w:tab w:val="left" w:pos="8244"/>
+          <w:tab w:val="left" w:pos="9160"/>
+          <w:tab w:val="left" w:pos="10076"/>
+          <w:tab w:val="left" w:pos="10992"/>
+          <w:tab w:val="left" w:pos="11908"/>
+          <w:tab w:val="left" w:pos="12824"/>
+          <w:tab w:val="left" w:pos="13740"/>
+          <w:tab w:val="left" w:pos="14656"/>
+        </w:tabs>
+        <w:spacing w:after="0" w:line="240" w:lineRule="auto"/>
+        <w:rPr>
+          <w:rFonts w:ascii="Courier New" w:eastAsia="Times New Roman" w:hAnsi="Courier New" w:cs="Courier New"/>
+          <w:sz w:val="20"/>
+          <w:szCs w:val="20"/>
+          <w:lang w:eastAsia="es-419"/>
+        </w:rPr>
+      </w:pPr>
+      <w:r>
+        <w:rPr>
+          <w:rFonts w:ascii="Courier New" w:eastAsia="Times New Roman" w:hAnsi="Courier New" w:cs="Courier New"/>
+          <w:sz w:val="20"/>
+          <w:szCs w:val="20"/>
+          <w:lang w:eastAsia="es-419"/>
+        </w:rPr>
+        <w:t>1️</w:t>
+      </w:r>
+      <w:r>
+        <w:rPr>
+          <w:rFonts w:ascii="Tahoma" w:eastAsia="Times New Roman" w:hAnsi="Tahoma" w:cs="Tahoma"/>
+          <w:sz w:val="20"/>
+          <w:szCs w:val="20"/>
+          <w:lang w:eastAsia="es-419"/>
+        </w:rPr>
+        <w:t>⃣</w:t>
+      </w:r>
+      <w:r>
+        <w:rPr>
+          <w:rFonts w:ascii="Courier New" w:eastAsia="Times New Roman" w:hAnsi="Courier New" w:cs="Courier New"/>
+          <w:sz w:val="20"/>
+          <w:szCs w:val="20"/>
+          <w:lang w:eastAsia="es-419"/>
+        </w:rPr>
+        <w:t xml:space="preserve"> </w:t>
+      </w:r>
+      <w:proofErr w:type="spellStart"/>
+      <w:r>
+        <w:rPr>
+          <w:rFonts w:ascii="Courier New" w:eastAsia="Times New Roman" w:hAnsi="Courier New" w:cs="Courier New"/>
+          <w:sz w:val="20"/>
+          <w:szCs w:val="20"/>
+          <w:lang w:eastAsia="es-419"/>
+        </w:rPr>
+        <w:t>Slugs</w:t>
+      </w:r>
+      <w:proofErr w:type="spellEnd"/>
+      <w:r>
+        <w:rPr>
+          <w:rFonts w:ascii="Courier New" w:eastAsia="Times New Roman" w:hAnsi="Courier New" w:cs="Courier New"/>
+          <w:sz w:val="20"/>
+          <w:szCs w:val="20"/>
+          <w:lang w:eastAsia="es-419"/>
+        </w:rPr>
+        <w:t xml:space="preserve"> amigables</w:t>
+      </w:r>
+      <w:r>
+        <w:rPr>
+          <w:rFonts w:ascii="Courier New" w:eastAsia="Times New Roman" w:hAnsi="Courier New" w:cs="Courier New"/>
+          <w:sz w:val="20"/>
+          <w:szCs w:val="20"/>
+          <w:lang w:eastAsia="es-419"/>
+        </w:rPr>
+        <w:br/>
+        <w:t>2️</w:t>
+      </w:r>
+      <w:r>
+        <w:rPr>
+          <w:rFonts w:ascii="Tahoma" w:eastAsia="Times New Roman" w:hAnsi="Tahoma" w:cs="Tahoma"/>
+          <w:sz w:val="20"/>
+          <w:szCs w:val="20"/>
+          <w:lang w:eastAsia="es-419"/>
+        </w:rPr>
+        <w:t>⃣</w:t>
+      </w:r>
+      <w:r>
+        <w:rPr>
+          <w:rFonts w:ascii="Courier New" w:eastAsia="Times New Roman" w:hAnsi="Courier New" w:cs="Courier New"/>
+          <w:sz w:val="20"/>
+          <w:szCs w:val="20"/>
+          <w:lang w:eastAsia="es-419"/>
+        </w:rPr>
+        <w:t xml:space="preserve"> Categorías</w:t>
+      </w:r>
+      <w:r>
+        <w:rPr>
+          <w:rFonts w:ascii="Courier New" w:eastAsia="Times New Roman" w:hAnsi="Courier New" w:cs="Courier New"/>
+          <w:sz w:val="20"/>
+          <w:szCs w:val="20"/>
+          <w:lang w:eastAsia="es-419"/>
+        </w:rPr>
+        <w:br/>
+        <w:t>3️</w:t>
+      </w:r>
+      <w:r>
+        <w:rPr>
+          <w:rFonts w:ascii="Tahoma" w:eastAsia="Times New Roman" w:hAnsi="Tahoma" w:cs="Tahoma"/>
+          <w:sz w:val="20"/>
+          <w:szCs w:val="20"/>
+          <w:lang w:eastAsia="es-419"/>
+        </w:rPr>
+        <w:t>⃣</w:t>
+      </w:r>
+      <w:r>
+        <w:rPr>
+          <w:rFonts w:ascii="Courier New" w:eastAsia="Times New Roman" w:hAnsi="Courier New" w:cs="Courier New"/>
+          <w:sz w:val="20"/>
+          <w:szCs w:val="20"/>
+          <w:lang w:eastAsia="es-419"/>
+        </w:rPr>
+        <w:t xml:space="preserve"> Plantillas</w:t>
+      </w:r>
+      <w:r>
+        <w:rPr>
+          <w:rFonts w:ascii="Courier New" w:eastAsia="Times New Roman" w:hAnsi="Courier New" w:cs="Courier New"/>
+          <w:sz w:val="20"/>
+          <w:szCs w:val="20"/>
+          <w:lang w:eastAsia="es-419"/>
+        </w:rPr>
+        <w:br/>
+        <w:t>4️</w:t>
+      </w:r>
+      <w:r>
+        <w:rPr>
+          <w:rFonts w:ascii="Tahoma" w:eastAsia="Times New Roman" w:hAnsi="Tahoma" w:cs="Tahoma"/>
+          <w:sz w:val="20"/>
+          <w:szCs w:val="20"/>
+          <w:lang w:eastAsia="es-419"/>
+        </w:rPr>
+        <w:t>⃣</w:t>
+      </w:r>
+      <w:r>
+        <w:rPr>
+          <w:rFonts w:ascii="Courier New" w:eastAsia="Times New Roman" w:hAnsi="Courier New" w:cs="Courier New"/>
+          <w:sz w:val="20"/>
+          <w:szCs w:val="20"/>
+          <w:lang w:eastAsia="es-419"/>
+        </w:rPr>
+        <w:t xml:space="preserve"> Editor enriquecido</w:t>
+      </w:r>
+      <w:r>
+        <w:rPr>
+          <w:rFonts w:ascii="Courier New" w:eastAsia="Times New Roman" w:hAnsi="Courier New" w:cs="Courier New"/>
+          <w:sz w:val="20"/>
+          <w:szCs w:val="20"/>
+          <w:lang w:eastAsia="es-419"/>
+        </w:rPr>
+        <w:br/>
+        <w:t>5️</w:t>
+      </w:r>
+      <w:r>
+        <w:rPr>
+          <w:rFonts w:ascii="Tahoma" w:eastAsia="Times New Roman" w:hAnsi="Tahoma" w:cs="Tahoma"/>
+          <w:sz w:val="20"/>
+          <w:szCs w:val="20"/>
+          <w:lang w:eastAsia="es-419"/>
+        </w:rPr>
+        <w:t>⃣</w:t>
+      </w:r>
+      <w:r>
+        <w:rPr>
+          <w:rFonts w:ascii="Courier New" w:eastAsia="Times New Roman" w:hAnsi="Courier New" w:cs="Courier New"/>
+          <w:sz w:val="20"/>
+          <w:szCs w:val="20"/>
+          <w:lang w:eastAsia="es-419"/>
+        </w:rPr>
+        <w:t xml:space="preserve"> </w:t>
+      </w:r>
+      <w:proofErr w:type="spellStart"/>
+      <w:r>
+        <w:rPr>
+          <w:rFonts w:ascii="Courier New" w:eastAsia="Times New Roman" w:hAnsi="Courier New" w:cs="Courier New"/>
+          <w:sz w:val="20"/>
+          <w:szCs w:val="20"/>
+          <w:lang w:eastAsia="es-419"/>
+        </w:rPr>
+        <w:t>Multi</w:t>
+      </w:r>
+      <w:proofErr w:type="spellEnd"/>
+      <w:r>
+        <w:rPr>
+          <w:rFonts w:ascii="Courier New" w:eastAsia="Times New Roman" w:hAnsi="Courier New" w:cs="Courier New"/>
+          <w:sz w:val="20"/>
+          <w:szCs w:val="20"/>
+          <w:lang w:eastAsia="es-419"/>
+        </w:rPr>
+        <w:t>-cliente</w:t>
+      </w:r>
+      <w:r>
+        <w:rPr>
+          <w:rFonts w:ascii="Courier New" w:eastAsia="Times New Roman" w:hAnsi="Courier New" w:cs="Courier New"/>
+          <w:sz w:val="20"/>
+          <w:szCs w:val="20"/>
+          <w:lang w:eastAsia="es-419"/>
+        </w:rPr>
+        <w:br/>
+        <w:t>6️</w:t>
+      </w:r>
+      <w:r>
+        <w:rPr>
+          <w:rFonts w:ascii="Tahoma" w:eastAsia="Times New Roman" w:hAnsi="Tahoma" w:cs="Tahoma"/>
+          <w:sz w:val="20"/>
+          <w:szCs w:val="20"/>
+          <w:lang w:eastAsia="es-419"/>
+        </w:rPr>
+        <w:t>⃣</w:t>
+      </w:r>
+      <w:r>
+        <w:rPr>
+          <w:rFonts w:ascii="Courier New" w:eastAsia="Times New Roman" w:hAnsi="Courier New" w:cs="Courier New"/>
+          <w:sz w:val="20"/>
+          <w:szCs w:val="20"/>
+          <w:lang w:eastAsia="es-419"/>
+        </w:rPr>
+        <w:t xml:space="preserve"> SEO avanzado</w:t>
+      </w:r>
+    </w:p>
+    <w:p>
+      <w:pPr>
+        <w:spacing w:after="0" w:line="240" w:lineRule="auto"/>
+        <w:rPr>
+          <w:rFonts w:ascii="Times New Roman" w:eastAsia="Times New Roman" w:hAnsi="Times New Roman" w:cs="Times New Roman"/>
+          <w:sz w:val="24"/>
+          <w:szCs w:val="24"/>
+          <w:lang w:eastAsia="es-419"/>
+        </w:rPr>
+      </w:pPr>
+      <w:r>
+        <w:rPr>
+          <w:rFonts w:ascii="Times New Roman" w:eastAsia="Times New Roman" w:hAnsi="Times New Roman" w:cs="Times New Roman"/>
+          <w:sz w:val="24"/>
+          <w:szCs w:val="24"/>
+          <w:lang w:eastAsia="es-419"/>
+        </w:rPr>
+        <w:pict>
+          <v:rect id="_x0000_i1084" style="width:0;height:1.5pt" o:hralign="center" o:hrstd="t" o:hr="t" fillcolor="#a0a0a0" stroked="f"/>
+        </w:pict>
+      </w:r>
+    </w:p>
+    <w:p>
+      <w:pPr>
+        <w:spacing w:before="100" w:beforeAutospacing="1" w:after="100" w:afterAutospacing="1" w:line="240" w:lineRule="auto"/>
+        <w:outlineLvl w:val="0"/>
+        <w:rPr>
+          <w:rFonts w:ascii="Times New Roman" w:eastAsia="Times New Roman" w:hAnsi="Times New Roman" w:cs="Times New Roman"/>
+          <w:b/>
+          <w:bCs/>
+          <w:kern w:val="36"/>
+          <w:sz w:val="48"/>
+          <w:szCs w:val="48"/>
+          <w:lang w:eastAsia="es-419"/>
+        </w:rPr>
+      </w:pPr>
+      <w:r>
+        <w:rPr>
+          <w:rFonts w:ascii="Times New Roman" w:eastAsia="Times New Roman" w:hAnsi="Times New Roman" w:cs="Times New Roman"/>
+          <w:b/>
+          <w:bCs/>
+          <w:kern w:val="36"/>
+          <w:sz w:val="48"/>
+          <w:szCs w:val="48"/>
+          <w:lang w:eastAsia="es-419"/>
+        </w:rPr>
+        <w:t>🧠 POR QUÉ ESTE ORDEN</w:t>
+      </w:r>
+    </w:p>
+    <w:p>
+      <w:pPr>
+        <w:spacing w:before="100" w:beforeAutospacing="1" w:after="100" w:afterAutospacing="1" w:line="240" w:lineRule="auto"/>
+        <w:rPr>
+          <w:rFonts w:ascii="Times New Roman" w:eastAsia="Times New Roman" w:hAnsi="Times New Roman" w:cs="Times New Roman"/>
+          <w:sz w:val="24"/>
+          <w:szCs w:val="24"/>
+          <w:lang w:eastAsia="es-419"/>
+        </w:rPr>
+      </w:pPr>
+      <w:r>
+        <w:rPr>
+          <w:rFonts w:ascii="Times New Roman" w:eastAsia="Times New Roman" w:hAnsi="Times New Roman" w:cs="Times New Roman"/>
+          <w:sz w:val="24"/>
+          <w:szCs w:val="24"/>
+          <w:lang w:eastAsia="es-419"/>
+        </w:rPr>
+        <w:t>Porque:</w:t>
+      </w:r>
+    </w:p>
+    <w:p>
+      <w:pPr>
+        <w:spacing w:before="100" w:beforeAutospacing="1" w:after="100" w:afterAutospacing="1" w:line="240" w:lineRule="auto"/>
+        <w:rPr>
+          <w:rFonts w:ascii="Times New Roman" w:eastAsia="Times New Roman" w:hAnsi="Times New Roman" w:cs="Times New Roman"/>
+          <w:sz w:val="24"/>
+          <w:szCs w:val="24"/>
+          <w:lang w:eastAsia="es-419"/>
+        </w:rPr>
+      </w:pPr>
+      <w:r>
+        <w:rPr>
+          <w:rFonts w:ascii="Times New Roman" w:eastAsia="Times New Roman" w:hAnsi="Times New Roman" w:cs="Times New Roman"/>
+          <w:sz w:val="24"/>
+          <w:szCs w:val="24"/>
+          <w:lang w:eastAsia="es-419"/>
+        </w:rPr>
+        <w:t>Contenido → Organización → Presentación → Experiencia → Escala</w:t>
+      </w:r>
+    </w:p>
+    <w:p>
+      <w:pPr>
+        <w:spacing w:before="100" w:beforeAutospacing="1" w:after="100" w:afterAutospacing="1" w:line="240" w:lineRule="auto"/>
+        <w:rPr>
+          <w:rFonts w:ascii="Times New Roman" w:eastAsia="Times New Roman" w:hAnsi="Times New Roman" w:cs="Times New Roman"/>
+          <w:sz w:val="24"/>
+          <w:szCs w:val="24"/>
+          <w:lang w:eastAsia="es-419"/>
+        </w:rPr>
+      </w:pPr>
+      <w:r>
+        <w:rPr>
+          <w:rFonts w:ascii="Times New Roman" w:eastAsia="Times New Roman" w:hAnsi="Times New Roman" w:cs="Times New Roman"/>
+          <w:sz w:val="24"/>
+          <w:szCs w:val="24"/>
+          <w:lang w:eastAsia="es-419"/>
+        </w:rPr>
+        <w:t>Si cambias el orden, rehaces código.</w:t>
+      </w:r>
+    </w:p>
+    <w:p>
+      <w:pPr>
+        <w:spacing w:after="0" w:line="240" w:lineRule="auto"/>
+        <w:rPr>
+          <w:rFonts w:ascii="Times New Roman" w:eastAsia="Times New Roman" w:hAnsi="Times New Roman" w:cs="Times New Roman"/>
+          <w:sz w:val="24"/>
+          <w:szCs w:val="24"/>
+          <w:lang w:eastAsia="es-419"/>
+        </w:rPr>
+      </w:pPr>
+      <w:r>
+        <w:rPr>
+          <w:rFonts w:ascii="Times New Roman" w:eastAsia="Times New Roman" w:hAnsi="Times New Roman" w:cs="Times New Roman"/>
+          <w:sz w:val="24"/>
+          <w:szCs w:val="24"/>
+          <w:lang w:eastAsia="es-419"/>
+        </w:rPr>
+        <w:pict>
+          <v:rect id="_x0000_i1085" style="width:0;height:1.5pt" o:hralign="center" o:hrstd="t" o:hr="t" fillcolor="#a0a0a0" stroked="f"/>
+        </w:pict>
+      </w:r>
+    </w:p>
+    <w:p>
+      <w:pPr>
+        <w:spacing w:before="100" w:beforeAutospacing="1" w:after="100" w:afterAutospacing="1" w:line="240" w:lineRule="auto"/>
+        <w:outlineLvl w:val="0"/>
+        <w:rPr>
+          <w:rFonts w:ascii="Times New Roman" w:eastAsia="Times New Roman" w:hAnsi="Times New Roman" w:cs="Times New Roman"/>
+          <w:b/>
+          <w:bCs/>
+          <w:kern w:val="36"/>
+          <w:sz w:val="48"/>
+          <w:szCs w:val="48"/>
+          <w:lang w:eastAsia="es-419"/>
+        </w:rPr>
+      </w:pPr>
+      <w:r>
+        <w:rPr>
+          <w:rFonts w:ascii="Segoe UI Symbol" w:eastAsia="Times New Roman" w:hAnsi="Segoe UI Symbol" w:cs="Segoe UI Symbol"/>
+          <w:b/>
+          <w:bCs/>
+          <w:kern w:val="36"/>
+          <w:sz w:val="48"/>
+          <w:szCs w:val="48"/>
+          <w:lang w:eastAsia="es-419"/>
+        </w:rPr>
+        <w:t>🚀</w:t>
+      </w:r>
+      <w:r>
+        <w:rPr>
+          <w:rFonts w:ascii="Times New Roman" w:eastAsia="Times New Roman" w:hAnsi="Times New Roman" w:cs="Times New Roman"/>
+          <w:b/>
+          <w:bCs/>
+          <w:kern w:val="36"/>
+          <w:sz w:val="48"/>
+          <w:szCs w:val="48"/>
+          <w:lang w:eastAsia="es-419"/>
+        </w:rPr>
+        <w:t xml:space="preserve"> MI RECOMENDACIÓN PARA TI</w:t>
+      </w:r>
+    </w:p>
+    <w:p>
+      <w:pPr>
+        <w:spacing w:before="100" w:beforeAutospacing="1" w:after="100" w:afterAutospacing="1" w:line="240" w:lineRule="auto"/>
+        <w:rPr>
+          <w:rFonts w:ascii="Times New Roman" w:eastAsia="Times New Roman" w:hAnsi="Times New Roman" w:cs="Times New Roman"/>
+          <w:sz w:val="24"/>
+          <w:szCs w:val="24"/>
+          <w:lang w:eastAsia="es-419"/>
+        </w:rPr>
+      </w:pPr>
+      <w:r>
+        <w:rPr>
+          <w:rFonts w:ascii="Times New Roman" w:eastAsia="Times New Roman" w:hAnsi="Times New Roman" w:cs="Times New Roman"/>
+          <w:sz w:val="24"/>
+          <w:szCs w:val="24"/>
+          <w:lang w:eastAsia="es-419"/>
+        </w:rPr>
+        <w:t>Dado tu nivel actual:</w:t>
+      </w:r>
+    </w:p>
+    <w:p>
+      <w:pPr>
+        <w:spacing w:before="100" w:beforeAutospacing="1" w:after="100" w:afterAutospacing="1" w:line="240" w:lineRule="auto"/>
+        <w:rPr>
+          <w:rFonts w:ascii="Times New Roman" w:eastAsia="Times New Roman" w:hAnsi="Times New Roman" w:cs="Times New Roman"/>
+          <w:sz w:val="24"/>
+          <w:szCs w:val="24"/>
+          <w:lang w:eastAsia="es-419"/>
+        </w:rPr>
+      </w:pPr>
+      <w:r>
+        <w:rPr>
+          <w:rFonts w:ascii="Segoe UI Symbol" w:eastAsia="Times New Roman" w:hAnsi="Segoe UI Symbol" w:cs="Segoe UI Symbol"/>
+          <w:sz w:val="24"/>
+          <w:szCs w:val="24"/>
+          <w:lang w:eastAsia="es-419"/>
+        </w:rPr>
+        <w:t>👉</w:t>
+      </w:r>
+      <w:r>
+        <w:rPr>
+          <w:rFonts w:ascii="Times New Roman" w:eastAsia="Times New Roman" w:hAnsi="Times New Roman" w:cs="Times New Roman"/>
+          <w:sz w:val="24"/>
+          <w:szCs w:val="24"/>
+          <w:lang w:eastAsia="es-419"/>
+        </w:rPr>
+        <w:t xml:space="preserve"> Empezar con SLUGS</w:t>
+      </w:r>
+      <w:r>
+        <w:rPr>
+          <w:rFonts w:ascii="Times New Roman" w:eastAsia="Times New Roman" w:hAnsi="Times New Roman" w:cs="Times New Roman"/>
+          <w:sz w:val="24"/>
+          <w:szCs w:val="24"/>
+          <w:lang w:eastAsia="es-419"/>
+        </w:rPr>
+        <w:br/>
+        <w:t>Es lo más arquitectónicamente correcto ahora.</w:t>
+      </w:r>
+    </w:p>
+    <w:p>
+      <w:pPr>
+        <w:spacing w:before="100" w:beforeAutospacing="1" w:after="100" w:afterAutospacing="1" w:line="240" w:lineRule="auto"/>
+        <w:rPr>
+          <w:rFonts w:ascii="Times New Roman" w:eastAsia="Times New Roman" w:hAnsi="Times New Roman" w:cs="Times New Roman"/>
+          <w:sz w:val="24"/>
+          <w:szCs w:val="24"/>
+          <w:lang w:eastAsia="es-419"/>
+        </w:rPr>
+      </w:pPr>
+      <w:r>
+        <w:rPr>
+          <w:rFonts w:ascii="Times New Roman" w:eastAsia="Times New Roman" w:hAnsi="Times New Roman" w:cs="Times New Roman"/>
+          <w:sz w:val="24"/>
+          <w:szCs w:val="24"/>
+          <w:lang w:eastAsia="es-419"/>
+        </w:rPr>
+        <w:t>Porque te obliga a:</w:t>
+      </w:r>
+    </w:p>
+    <w:p>
+      <w:pPr>
+        <w:numPr>
+          <w:ilvl w:val="0"/>
+          <w:numId w:val="27"/>
+        </w:numPr>
+        <w:spacing w:before="100" w:beforeAutospacing="1" w:after="100" w:afterAutospacing="1" w:line="240" w:lineRule="auto"/>
+        <w:rPr>
+          <w:rFonts w:ascii="Times New Roman" w:eastAsia="Times New Roman" w:hAnsi="Times New Roman" w:cs="Times New Roman"/>
+          <w:sz w:val="24"/>
+          <w:szCs w:val="24"/>
+          <w:lang w:eastAsia="es-419"/>
+        </w:rPr>
+      </w:pPr>
+      <w:r>
+        <w:rPr>
+          <w:rFonts w:ascii="Times New Roman" w:eastAsia="Times New Roman" w:hAnsi="Times New Roman" w:cs="Times New Roman"/>
+          <w:sz w:val="24"/>
+          <w:szCs w:val="24"/>
+          <w:lang w:eastAsia="es-419"/>
+        </w:rPr>
+        <w:t>Cambiar modelo</w:t>
+      </w:r>
+    </w:p>
+    <w:p>
+      <w:pPr>
+        <w:numPr>
+          <w:ilvl w:val="0"/>
+          <w:numId w:val="27"/>
+        </w:numPr>
+        <w:spacing w:before="100" w:beforeAutospacing="1" w:after="100" w:afterAutospacing="1" w:line="240" w:lineRule="auto"/>
+        <w:rPr>
+          <w:rFonts w:ascii="Times New Roman" w:eastAsia="Times New Roman" w:hAnsi="Times New Roman" w:cs="Times New Roman"/>
+          <w:sz w:val="24"/>
+          <w:szCs w:val="24"/>
+          <w:lang w:eastAsia="es-419"/>
+        </w:rPr>
+      </w:pPr>
+      <w:r>
+        <w:rPr>
+          <w:rFonts w:ascii="Times New Roman" w:eastAsia="Times New Roman" w:hAnsi="Times New Roman" w:cs="Times New Roman"/>
+          <w:sz w:val="24"/>
+          <w:szCs w:val="24"/>
+          <w:lang w:eastAsia="es-419"/>
+        </w:rPr>
+        <w:t>Cambiar rutas</w:t>
+      </w:r>
+    </w:p>
+    <w:p>
+      <w:pPr>
+        <w:numPr>
+          <w:ilvl w:val="0"/>
+          <w:numId w:val="27"/>
+        </w:numPr>
+        <w:spacing w:before="100" w:beforeAutospacing="1" w:after="100" w:afterAutospacing="1" w:line="240" w:lineRule="auto"/>
+        <w:rPr>
+          <w:rFonts w:ascii="Times New Roman" w:eastAsia="Times New Roman" w:hAnsi="Times New Roman" w:cs="Times New Roman"/>
+          <w:sz w:val="24"/>
+          <w:szCs w:val="24"/>
+          <w:lang w:eastAsia="es-419"/>
+        </w:rPr>
+      </w:pPr>
+      <w:r>
+        <w:rPr>
+          <w:rFonts w:ascii="Times New Roman" w:eastAsia="Times New Roman" w:hAnsi="Times New Roman" w:cs="Times New Roman"/>
+          <w:sz w:val="24"/>
+          <w:szCs w:val="24"/>
+          <w:lang w:eastAsia="es-419"/>
+        </w:rPr>
+        <w:t>Cambiar lógica de detalle</w:t>
+      </w:r>
+    </w:p>
+    <w:p>
+      <w:pPr>
+        <w:numPr>
+          <w:ilvl w:val="0"/>
+          <w:numId w:val="27"/>
+        </w:numPr>
+        <w:spacing w:before="100" w:beforeAutospacing="1" w:after="100" w:afterAutospacing="1" w:line="240" w:lineRule="auto"/>
+        <w:rPr>
+          <w:rFonts w:ascii="Times New Roman" w:eastAsia="Times New Roman" w:hAnsi="Times New Roman" w:cs="Times New Roman"/>
+          <w:sz w:val="24"/>
+          <w:szCs w:val="24"/>
+          <w:lang w:eastAsia="es-419"/>
+        </w:rPr>
+      </w:pPr>
+      <w:r>
+        <w:rPr>
+          <w:rFonts w:ascii="Times New Roman" w:eastAsia="Times New Roman" w:hAnsi="Times New Roman" w:cs="Times New Roman"/>
+          <w:sz w:val="24"/>
+          <w:szCs w:val="24"/>
+          <w:lang w:eastAsia="es-419"/>
+        </w:rPr>
+        <w:t>Pensar en SEO</w:t>
+      </w:r>
+    </w:p>
+    <w:p>
+      <w:pPr>
+        <w:numPr>
+          <w:ilvl w:val="0"/>
+          <w:numId w:val="27"/>
+        </w:numPr>
+        <w:spacing w:before="100" w:beforeAutospacing="1" w:after="100" w:afterAutospacing="1" w:line="240" w:lineRule="auto"/>
+        <w:rPr>
+          <w:rFonts w:ascii="Times New Roman" w:eastAsia="Times New Roman" w:hAnsi="Times New Roman" w:cs="Times New Roman"/>
+          <w:sz w:val="24"/>
+          <w:szCs w:val="24"/>
+          <w:lang w:eastAsia="es-419"/>
+        </w:rPr>
+      </w:pPr>
+      <w:r>
+        <w:rPr>
+          <w:rFonts w:ascii="Times New Roman" w:eastAsia="Times New Roman" w:hAnsi="Times New Roman" w:cs="Times New Roman"/>
+          <w:sz w:val="24"/>
+          <w:szCs w:val="24"/>
+          <w:lang w:eastAsia="es-419"/>
+        </w:rPr>
+        <w:lastRenderedPageBreak/>
+        <w:t>Pensar en estructura limpia</w:t>
+      </w:r>
+    </w:p>
+    <w:p>
+      <w:pPr>
+        <w:spacing w:before="100" w:beforeAutospacing="1" w:after="100" w:afterAutospacing="1" w:line="240" w:lineRule="auto"/>
+        <w:rPr>
+          <w:rFonts w:ascii="Times New Roman" w:eastAsia="Times New Roman" w:hAnsi="Times New Roman" w:cs="Times New Roman"/>
+          <w:sz w:val="24"/>
+          <w:szCs w:val="24"/>
+          <w:lang w:eastAsia="es-419"/>
+        </w:rPr>
+      </w:pPr>
+      <w:r>
+        <w:rPr>
+          <w:rFonts w:ascii="Times New Roman" w:eastAsia="Times New Roman" w:hAnsi="Times New Roman" w:cs="Times New Roman"/>
+          <w:sz w:val="24"/>
+          <w:szCs w:val="24"/>
+          <w:lang w:eastAsia="es-419"/>
+        </w:rPr>
+        <w:t>Es el siguiente paso lógico real.</w:t>
+      </w:r>
+    </w:p>
+    <w:p>
+      <w:pPr>
+        <w:spacing w:after="0" w:line="240" w:lineRule="auto"/>
+        <w:rPr>
+          <w:rFonts w:ascii="Times New Roman" w:eastAsia="Times New Roman" w:hAnsi="Times New Roman" w:cs="Times New Roman"/>
+          <w:sz w:val="24"/>
+          <w:szCs w:val="24"/>
+          <w:lang w:eastAsia="es-419"/>
+        </w:rPr>
+      </w:pPr>
+      <w:r>
+        <w:rPr>
+          <w:rFonts w:ascii="Times New Roman" w:eastAsia="Times New Roman" w:hAnsi="Times New Roman" w:cs="Times New Roman"/>
+          <w:sz w:val="24"/>
+          <w:szCs w:val="24"/>
+          <w:lang w:eastAsia="es-419"/>
+        </w:rPr>
+        <w:pict>
+          <v:rect id="_x0000_i1086" style="width:0;height:1.5pt" o:hralign="center" o:hrstd="t" o:hr="t" fillcolor="#a0a0a0" stroked="f"/>
+        </w:pict>
+      </w:r>
+    </w:p>
+    <w:p>
+      <w:pPr>
+        <w:spacing w:before="100" w:beforeAutospacing="1" w:after="100" w:afterAutospacing="1" w:line="240" w:lineRule="auto"/>
+        <w:rPr>
+          <w:rFonts w:ascii="Times New Roman" w:eastAsia="Times New Roman" w:hAnsi="Times New Roman" w:cs="Times New Roman"/>
+          <w:sz w:val="24"/>
+          <w:szCs w:val="24"/>
+          <w:lang w:eastAsia="es-419"/>
+        </w:rPr>
+      </w:pPr>
+      <w:r>
+        <w:rPr>
+          <w:rFonts w:ascii="Times New Roman" w:eastAsia="Times New Roman" w:hAnsi="Times New Roman" w:cs="Times New Roman"/>
+          <w:sz w:val="24"/>
+          <w:szCs w:val="24"/>
+          <w:lang w:eastAsia="es-419"/>
+        </w:rPr>
+        <w:t>Si quieres, empezamos ahora mismo con:</w:t>
+      </w:r>
+    </w:p>
+    <w:p>
+      <w:pPr>
+        <w:spacing w:before="100" w:beforeAutospacing="1" w:after="100" w:afterAutospacing="1" w:line="240" w:lineRule="auto"/>
+        <w:rPr>
+          <w:rFonts w:ascii="Times New Roman" w:eastAsia="Times New Roman" w:hAnsi="Times New Roman" w:cs="Times New Roman"/>
+          <w:sz w:val="24"/>
+          <w:szCs w:val="24"/>
+          <w:lang w:eastAsia="es-419"/>
+        </w:rPr>
+      </w:pPr>
+      <w:r>
+        <w:rPr>
+          <w:rFonts w:ascii="Segoe UI Symbol" w:eastAsia="Times New Roman" w:hAnsi="Segoe UI Symbol" w:cs="Segoe UI Symbol"/>
+          <w:sz w:val="24"/>
+          <w:szCs w:val="24"/>
+          <w:lang w:eastAsia="es-419"/>
+        </w:rPr>
+        <w:t>🔹</w:t>
+      </w:r>
+      <w:r>
+        <w:rPr>
+          <w:rFonts w:ascii="Times New Roman" w:eastAsia="Times New Roman" w:hAnsi="Times New Roman" w:cs="Times New Roman"/>
+          <w:sz w:val="24"/>
+          <w:szCs w:val="24"/>
+          <w:lang w:eastAsia="es-419"/>
+        </w:rPr>
+        <w:t xml:space="preserve"> Migrar Post para usar </w:t>
+      </w:r>
+      <w:proofErr w:type="spellStart"/>
+      <w:r>
+        <w:rPr>
+          <w:rFonts w:ascii="Times New Roman" w:eastAsia="Times New Roman" w:hAnsi="Times New Roman" w:cs="Times New Roman"/>
+          <w:sz w:val="24"/>
+          <w:szCs w:val="24"/>
+          <w:lang w:eastAsia="es-419"/>
+        </w:rPr>
+        <w:t>slug</w:t>
+      </w:r>
+      <w:proofErr w:type="spellEnd"/>
+      <w:r>
+        <w:rPr>
+          <w:rFonts w:ascii="Times New Roman" w:eastAsia="Times New Roman" w:hAnsi="Times New Roman" w:cs="Times New Roman"/>
+          <w:sz w:val="24"/>
+          <w:szCs w:val="24"/>
+          <w:lang w:eastAsia="es-419"/>
+        </w:rPr>
+        <w:br/>
+      </w:r>
+      <w:r>
+        <w:rPr>
+          <w:rFonts w:ascii="Segoe UI Symbol" w:eastAsia="Times New Roman" w:hAnsi="Segoe UI Symbol" w:cs="Segoe UI Symbol"/>
+          <w:sz w:val="24"/>
+          <w:szCs w:val="24"/>
+          <w:lang w:eastAsia="es-419"/>
+        </w:rPr>
+        <w:t>🔹</w:t>
+      </w:r>
+      <w:r>
+        <w:rPr>
+          <w:rFonts w:ascii="Times New Roman" w:eastAsia="Times New Roman" w:hAnsi="Times New Roman" w:cs="Times New Roman"/>
+          <w:sz w:val="24"/>
+          <w:szCs w:val="24"/>
+          <w:lang w:eastAsia="es-419"/>
+        </w:rPr>
+        <w:t xml:space="preserve"> Generarlo automáticamente</w:t>
+      </w:r>
+      <w:r>
+        <w:rPr>
+          <w:rFonts w:ascii="Times New Roman" w:eastAsia="Times New Roman" w:hAnsi="Times New Roman" w:cs="Times New Roman"/>
+          <w:sz w:val="24"/>
+          <w:szCs w:val="24"/>
+          <w:lang w:eastAsia="es-419"/>
+        </w:rPr>
+        <w:br/>
+      </w:r>
+      <w:r>
+        <w:rPr>
+          <w:rFonts w:ascii="Segoe UI Symbol" w:eastAsia="Times New Roman" w:hAnsi="Segoe UI Symbol" w:cs="Segoe UI Symbol"/>
+          <w:sz w:val="24"/>
+          <w:szCs w:val="24"/>
+          <w:lang w:eastAsia="es-419"/>
+        </w:rPr>
+        <w:t>🔹</w:t>
+      </w:r>
+      <w:r>
+        <w:rPr>
+          <w:rFonts w:ascii="Times New Roman" w:eastAsia="Times New Roman" w:hAnsi="Times New Roman" w:cs="Times New Roman"/>
+          <w:sz w:val="24"/>
+          <w:szCs w:val="24"/>
+          <w:lang w:eastAsia="es-419"/>
+        </w:rPr>
+        <w:t xml:space="preserve"> Cambiar ruta a </w:t>
+      </w:r>
+      <w:r>
+        <w:rPr>
+          <w:rFonts w:ascii="Courier New" w:eastAsia="Times New Roman" w:hAnsi="Courier New" w:cs="Courier New"/>
+          <w:sz w:val="20"/>
+          <w:szCs w:val="20"/>
+          <w:lang w:eastAsia="es-419"/>
+        </w:rPr>
+        <w:t>/articulo/[</w:t>
+      </w:r>
+      <w:proofErr w:type="spellStart"/>
+      <w:r>
+        <w:rPr>
+          <w:rFonts w:ascii="Courier New" w:eastAsia="Times New Roman" w:hAnsi="Courier New" w:cs="Courier New"/>
+          <w:sz w:val="20"/>
+          <w:szCs w:val="20"/>
+          <w:lang w:eastAsia="es-419"/>
+        </w:rPr>
+        <w:t>slug</w:t>
+      </w:r>
+      <w:proofErr w:type="spellEnd"/>
+      <w:r>
+        <w:rPr>
+          <w:rFonts w:ascii="Courier New" w:eastAsia="Times New Roman" w:hAnsi="Courier New" w:cs="Courier New"/>
+          <w:sz w:val="20"/>
+          <w:szCs w:val="20"/>
+          <w:lang w:eastAsia="es-419"/>
+        </w:rPr>
+        <w:t>]</w:t>
+      </w:r>
+      <w:r>
+        <w:rPr>
+          <w:rFonts w:ascii="Times New Roman" w:eastAsia="Times New Roman" w:hAnsi="Times New Roman" w:cs="Times New Roman"/>
+          <w:sz w:val="24"/>
+          <w:szCs w:val="24"/>
+          <w:lang w:eastAsia="es-419"/>
+        </w:rPr>
+        <w:br/>
+      </w:r>
+      <w:r>
+        <w:rPr>
+          <w:rFonts w:ascii="Segoe UI Symbol" w:eastAsia="Times New Roman" w:hAnsi="Segoe UI Symbol" w:cs="Segoe UI Symbol"/>
+          <w:sz w:val="24"/>
+          <w:szCs w:val="24"/>
+          <w:lang w:eastAsia="es-419"/>
+        </w:rPr>
+        <w:t>🔹</w:t>
+      </w:r>
+      <w:r>
+        <w:rPr>
+          <w:rFonts w:ascii="Times New Roman" w:eastAsia="Times New Roman" w:hAnsi="Times New Roman" w:cs="Times New Roman"/>
+          <w:sz w:val="24"/>
+          <w:szCs w:val="24"/>
+          <w:lang w:eastAsia="es-419"/>
+        </w:rPr>
+        <w:t xml:space="preserve"> Eliminar id de </w:t>
+      </w:r>
+      <w:proofErr w:type="spellStart"/>
+      <w:r>
+        <w:rPr>
+          <w:rFonts w:ascii="Times New Roman" w:eastAsia="Times New Roman" w:hAnsi="Times New Roman" w:cs="Times New Roman"/>
+          <w:sz w:val="24"/>
+          <w:szCs w:val="24"/>
+          <w:lang w:eastAsia="es-419"/>
+        </w:rPr>
+        <w:t>URLs</w:t>
+      </w:r>
+      <w:proofErr w:type="spellEnd"/>
+    </w:p>
+    <w:p>
+      <w:pPr>
+        <w:spacing w:before="100" w:beforeAutospacing="1" w:after="100" w:afterAutospacing="1" w:line="240" w:lineRule="auto"/>
+        <w:rPr>
+          <w:rFonts w:ascii="Times New Roman" w:eastAsia="Times New Roman" w:hAnsi="Times New Roman" w:cs="Times New Roman"/>
+          <w:sz w:val="24"/>
+          <w:szCs w:val="24"/>
+          <w:lang w:eastAsia="es-419"/>
+        </w:rPr>
+      </w:pPr>
+      <w:r>
+        <w:rPr>
+          <w:rFonts w:ascii="Times New Roman" w:eastAsia="Times New Roman" w:hAnsi="Times New Roman" w:cs="Times New Roman"/>
+          <w:sz w:val="24"/>
+          <w:szCs w:val="24"/>
+          <w:lang w:eastAsia="es-419"/>
+        </w:rPr>
+        <w:t>Eso te lleva a nivel CMS serio.</w:t>
+      </w:r>
+    </w:p>
+    <w:p>
+      <w:pPr>
+        <w:spacing w:before="100" w:beforeAutospacing="1" w:after="100" w:afterAutospacing="1" w:line="240" w:lineRule="auto"/>
+        <w:rPr>
+          <w:rFonts w:ascii="Times New Roman" w:eastAsia="Times New Roman" w:hAnsi="Times New Roman" w:cs="Times New Roman"/>
+          <w:sz w:val="24"/>
+          <w:szCs w:val="24"/>
+          <w:lang w:eastAsia="es-419"/>
+        </w:rPr>
+      </w:pPr>
+      <w:r>
+        <w:rPr>
+          <w:rFonts w:ascii="Times New Roman" w:eastAsia="Times New Roman" w:hAnsi="Times New Roman" w:cs="Times New Roman"/>
+          <w:sz w:val="24"/>
+          <w:szCs w:val="24"/>
+          <w:lang w:eastAsia="es-419"/>
+        </w:rPr>
+        <w:t xml:space="preserve">¿Arrancamos por </w:t>
+      </w:r>
+      <w:proofErr w:type="spellStart"/>
+      <w:r>
+        <w:rPr>
+          <w:rFonts w:ascii="Times New Roman" w:eastAsia="Times New Roman" w:hAnsi="Times New Roman" w:cs="Times New Roman"/>
+          <w:sz w:val="24"/>
+          <w:szCs w:val="24"/>
+          <w:lang w:eastAsia="es-419"/>
+        </w:rPr>
+        <w:t>slugs</w:t>
+      </w:r>
+      <w:proofErr w:type="spellEnd"/>
+      <w:r>
+        <w:rPr>
+          <w:rFonts w:ascii="Times New Roman" w:eastAsia="Times New Roman" w:hAnsi="Times New Roman" w:cs="Times New Roman"/>
+          <w:sz w:val="24"/>
+          <w:szCs w:val="24"/>
+          <w:lang w:eastAsia="es-419"/>
+        </w:rPr>
+        <w:t>?</w:t>
+      </w:r>
+    </w:p>
+    <w:p>
+      <w:pPr>
+        <w:spacing w:before="100" w:beforeAutospacing="1" w:after="100" w:afterAutospacing="1" w:line="240" w:lineRule="auto"/>
+        <w:rPr>
+          <w:rFonts w:ascii="Times New Roman" w:eastAsia="Times New Roman" w:hAnsi="Times New Roman" w:cs="Times New Roman"/>
+          <w:sz w:val="24"/>
+          <w:szCs w:val="24"/>
+          <w:lang w:eastAsia="es-419"/>
+        </w:rPr>
+      </w:pPr>
+      <w:bookmarkStart w:id="0" w:name="_GoBack"/>
+      <w:bookmarkEnd w:id="0"/>
+    </w:p>
+    <w:p>
+      <w:pPr>
+        <w:spacing w:before="100" w:beforeAutospacing="1" w:after="100" w:afterAutospacing="1" w:line="240" w:lineRule="auto"/>
+        <w:rPr>
+          <w:rFonts w:ascii="Times New Roman" w:eastAsia="Times New Roman" w:hAnsi="Times New Roman" w:cs="Times New Roman"/>
+          <w:sz w:val="24"/>
+          <w:szCs w:val="24"/>
+          <w:lang w:eastAsia="es-419"/>
+        </w:rPr>
+      </w:pPr>
+    </w:p>
+    <w:p>
+      <w:pPr>
+        <w:spacing w:before="100" w:beforeAutospacing="1" w:after="100" w:afterAutospacing="1" w:line="240" w:lineRule="auto"/>
+        <w:rPr>
+          <w:rFonts w:ascii="Times New Roman" w:eastAsia="Times New Roman" w:hAnsi="Times New Roman" w:cs="Times New Roman"/>
+          <w:sz w:val="24"/>
+          <w:szCs w:val="24"/>
+          <w:lang w:eastAsia="es-419"/>
+        </w:rPr>
+      </w:pPr>
+    </w:p>
+    <w:p>
+      <w:pPr>
         <w:pBdr>
           <w:top w:val="single" w:sz="6" w:space="1" w:color="auto"/>
         </w:pBdr>
@@ -14128,8 +21240,6 @@
           <w:lang w:eastAsia="es-419"/>
         </w:rPr>
       </w:pPr>
-      <w:bookmarkStart w:id="0" w:name="_GoBack"/>
-      <w:bookmarkEnd w:id="0"/>
       <w:r>
         <w:rPr>
           <w:rFonts w:ascii="Arial" w:eastAsia="Times New Roman" w:hAnsi="Arial" w:cs="Arial"/>
@@ -14304,9 +21414,9 @@
     </w:lvl>
   </w:abstractNum>
   <w:abstractNum w:abstractNumId="1" w15:restartNumberingAfterBreak="0">
-    <w:nsid w:val="12D535AC"/>
+    <w:nsid w:val="01BE1407"/>
     <w:multiLevelType w:val="multilevel"/>
-    <w:tmpl w:val="68120BA2"/>
+    <w:tmpl w:val="2EA0118E"/>
     <w:lvl w:ilvl="0">
       <w:start w:val="1"/>
       <w:numFmt w:val="bullet"/>
@@ -14453,11 +21563,11 @@
     </w:lvl>
   </w:abstractNum>
   <w:abstractNum w:abstractNumId="2" w15:restartNumberingAfterBreak="0">
-    <w:nsid w:val="271B72DB"/>
+    <w:nsid w:val="06EE06CE"/>
     <w:multiLevelType w:val="multilevel"/>
-    <w:tmpl w:val="3D544CF6"/>
+    <w:tmpl w:val="6032D1D4"/>
     <w:lvl w:ilvl="0">
-      <w:start w:val="1"/>
+      <w:start w:val="5"/>
       <w:numFmt w:val="decimal"/>
       <w:lvlText w:val="%1."/>
       <w:lvlJc w:val="left"/>
@@ -14566,9 +21676,9 @@
     </w:lvl>
   </w:abstractNum>
   <w:abstractNum w:abstractNumId="3" w15:restartNumberingAfterBreak="0">
-    <w:nsid w:val="2F772A7E"/>
+    <w:nsid w:val="0C9D04D1"/>
     <w:multiLevelType w:val="multilevel"/>
-    <w:tmpl w:val="D2B6456E"/>
+    <w:tmpl w:val="0AF6EB96"/>
     <w:lvl w:ilvl="0">
       <w:start w:val="1"/>
       <w:numFmt w:val="bullet"/>
@@ -14715,9 +21825,9 @@
     </w:lvl>
   </w:abstractNum>
   <w:abstractNum w:abstractNumId="4" w15:restartNumberingAfterBreak="0">
-    <w:nsid w:val="2FEE0B00"/>
+    <w:nsid w:val="12D535AC"/>
     <w:multiLevelType w:val="multilevel"/>
-    <w:tmpl w:val="7528FB6E"/>
+    <w:tmpl w:val="68120BA2"/>
     <w:lvl w:ilvl="0">
       <w:start w:val="1"/>
       <w:numFmt w:val="bullet"/>
@@ -14864,11 +21974,11 @@
     </w:lvl>
   </w:abstractNum>
   <w:abstractNum w:abstractNumId="5" w15:restartNumberingAfterBreak="0">
-    <w:nsid w:val="47A07AFD"/>
+    <w:nsid w:val="183A29A1"/>
     <w:multiLevelType w:val="multilevel"/>
-    <w:tmpl w:val="07687CB2"/>
+    <w:tmpl w:val="7520F0CE"/>
     <w:lvl w:ilvl="0">
-      <w:start w:val="1"/>
+      <w:start w:val="2"/>
       <w:numFmt w:val="decimal"/>
       <w:lvlText w:val="%1."/>
       <w:lvlJc w:val="left"/>
@@ -14977,9 +22087,235 @@
     </w:lvl>
   </w:abstractNum>
   <w:abstractNum w:abstractNumId="6" w15:restartNumberingAfterBreak="0">
-    <w:nsid w:val="5A0C505A"/>
+    <w:nsid w:val="207F6820"/>
     <w:multiLevelType w:val="multilevel"/>
-    <w:tmpl w:val="C39A8AAA"/>
+    <w:tmpl w:val="9DB8472C"/>
+    <w:lvl w:ilvl="0">
+      <w:start w:val="4"/>
+      <w:numFmt w:val="decimal"/>
+      <w:lvlText w:val="%1."/>
+      <w:lvlJc w:val="left"/>
+      <w:pPr>
+        <w:tabs>
+          <w:tab w:val="num" w:pos="720"/>
+        </w:tabs>
+        <w:ind w:left="720" w:hanging="360"/>
+      </w:pPr>
+    </w:lvl>
+    <w:lvl w:ilvl="1" w:tentative="1">
+      <w:start w:val="1"/>
+      <w:numFmt w:val="decimal"/>
+      <w:lvlText w:val="%2."/>
+      <w:lvlJc w:val="left"/>
+      <w:pPr>
+        <w:tabs>
+          <w:tab w:val="num" w:pos="1440"/>
+        </w:tabs>
+        <w:ind w:left="1440" w:hanging="360"/>
+      </w:pPr>
+    </w:lvl>
+    <w:lvl w:ilvl="2" w:tentative="1">
+      <w:start w:val="1"/>
+      <w:numFmt w:val="decimal"/>
+      <w:lvlText w:val="%3."/>
+      <w:lvlJc w:val="left"/>
+      <w:pPr>
+        <w:tabs>
+          <w:tab w:val="num" w:pos="2160"/>
+        </w:tabs>
+        <w:ind w:left="2160" w:hanging="360"/>
+      </w:pPr>
+    </w:lvl>
+    <w:lvl w:ilvl="3" w:tentative="1">
+      <w:start w:val="1"/>
+      <w:numFmt w:val="decimal"/>
+      <w:lvlText w:val="%4."/>
+      <w:lvlJc w:val="left"/>
+      <w:pPr>
+        <w:tabs>
+          <w:tab w:val="num" w:pos="2880"/>
+        </w:tabs>
+        <w:ind w:left="2880" w:hanging="360"/>
+      </w:pPr>
+    </w:lvl>
+    <w:lvl w:ilvl="4" w:tentative="1">
+      <w:start w:val="1"/>
+      <w:numFmt w:val="decimal"/>
+      <w:lvlText w:val="%5."/>
+      <w:lvlJc w:val="left"/>
+      <w:pPr>
+        <w:tabs>
+          <w:tab w:val="num" w:pos="3600"/>
+        </w:tabs>
+        <w:ind w:left="3600" w:hanging="360"/>
+      </w:pPr>
+    </w:lvl>
+    <w:lvl w:ilvl="5" w:tentative="1">
+      <w:start w:val="1"/>
+      <w:numFmt w:val="decimal"/>
+      <w:lvlText w:val="%6."/>
+      <w:lvlJc w:val="left"/>
+      <w:pPr>
+        <w:tabs>
+          <w:tab w:val="num" w:pos="4320"/>
+        </w:tabs>
+        <w:ind w:left="4320" w:hanging="360"/>
+      </w:pPr>
+    </w:lvl>
+    <w:lvl w:ilvl="6" w:tentative="1">
+      <w:start w:val="1"/>
+      <w:numFmt w:val="decimal"/>
+      <w:lvlText w:val="%7."/>
+      <w:lvlJc w:val="left"/>
+      <w:pPr>
+        <w:tabs>
+          <w:tab w:val="num" w:pos="5040"/>
+        </w:tabs>
+        <w:ind w:left="5040" w:hanging="360"/>
+      </w:pPr>
+    </w:lvl>
+    <w:lvl w:ilvl="7" w:tentative="1">
+      <w:start w:val="1"/>
+      <w:numFmt w:val="decimal"/>
+      <w:lvlText w:val="%8."/>
+      <w:lvlJc w:val="left"/>
+      <w:pPr>
+        <w:tabs>
+          <w:tab w:val="num" w:pos="5760"/>
+        </w:tabs>
+        <w:ind w:left="5760" w:hanging="360"/>
+      </w:pPr>
+    </w:lvl>
+    <w:lvl w:ilvl="8" w:tentative="1">
+      <w:start w:val="1"/>
+      <w:numFmt w:val="decimal"/>
+      <w:lvlText w:val="%9."/>
+      <w:lvlJc w:val="left"/>
+      <w:pPr>
+        <w:tabs>
+          <w:tab w:val="num" w:pos="6480"/>
+        </w:tabs>
+        <w:ind w:left="6480" w:hanging="360"/>
+      </w:pPr>
+    </w:lvl>
+  </w:abstractNum>
+  <w:abstractNum w:abstractNumId="7" w15:restartNumberingAfterBreak="0">
+    <w:nsid w:val="243E2904"/>
+    <w:multiLevelType w:val="multilevel"/>
+    <w:tmpl w:val="630C384A"/>
+    <w:lvl w:ilvl="0">
+      <w:start w:val="3"/>
+      <w:numFmt w:val="decimal"/>
+      <w:lvlText w:val="%1."/>
+      <w:lvlJc w:val="left"/>
+      <w:pPr>
+        <w:tabs>
+          <w:tab w:val="num" w:pos="720"/>
+        </w:tabs>
+        <w:ind w:left="720" w:hanging="360"/>
+      </w:pPr>
+    </w:lvl>
+    <w:lvl w:ilvl="1" w:tentative="1">
+      <w:start w:val="1"/>
+      <w:numFmt w:val="decimal"/>
+      <w:lvlText w:val="%2."/>
+      <w:lvlJc w:val="left"/>
+      <w:pPr>
+        <w:tabs>
+          <w:tab w:val="num" w:pos="1440"/>
+        </w:tabs>
+        <w:ind w:left="1440" w:hanging="360"/>
+      </w:pPr>
+    </w:lvl>
+    <w:lvl w:ilvl="2" w:tentative="1">
+      <w:start w:val="1"/>
+      <w:numFmt w:val="decimal"/>
+      <w:lvlText w:val="%3."/>
+      <w:lvlJc w:val="left"/>
+      <w:pPr>
+        <w:tabs>
+          <w:tab w:val="num" w:pos="2160"/>
+        </w:tabs>
+        <w:ind w:left="2160" w:hanging="360"/>
+      </w:pPr>
+    </w:lvl>
+    <w:lvl w:ilvl="3" w:tentative="1">
+      <w:start w:val="1"/>
+      <w:numFmt w:val="decimal"/>
+      <w:lvlText w:val="%4."/>
+      <w:lvlJc w:val="left"/>
+      <w:pPr>
+        <w:tabs>
+          <w:tab w:val="num" w:pos="2880"/>
+        </w:tabs>
+        <w:ind w:left="2880" w:hanging="360"/>
+      </w:pPr>
+    </w:lvl>
+    <w:lvl w:ilvl="4" w:tentative="1">
+      <w:start w:val="1"/>
+      <w:numFmt w:val="decimal"/>
+      <w:lvlText w:val="%5."/>
+      <w:lvlJc w:val="left"/>
+      <w:pPr>
+        <w:tabs>
+          <w:tab w:val="num" w:pos="3600"/>
+        </w:tabs>
+        <w:ind w:left="3600" w:hanging="360"/>
+      </w:pPr>
+    </w:lvl>
+    <w:lvl w:ilvl="5" w:tentative="1">
+      <w:start w:val="1"/>
+      <w:numFmt w:val="decimal"/>
+      <w:lvlText w:val="%6."/>
+      <w:lvlJc w:val="left"/>
+      <w:pPr>
+        <w:tabs>
+          <w:tab w:val="num" w:pos="4320"/>
+        </w:tabs>
+        <w:ind w:left="4320" w:hanging="360"/>
+      </w:pPr>
+    </w:lvl>
+    <w:lvl w:ilvl="6" w:tentative="1">
+      <w:start w:val="1"/>
+      <w:numFmt w:val="decimal"/>
+      <w:lvlText w:val="%7."/>
+      <w:lvlJc w:val="left"/>
+      <w:pPr>
+        <w:tabs>
+          <w:tab w:val="num" w:pos="5040"/>
+        </w:tabs>
+        <w:ind w:left="5040" w:hanging="360"/>
+      </w:pPr>
+    </w:lvl>
+    <w:lvl w:ilvl="7" w:tentative="1">
+      <w:start w:val="1"/>
+      <w:numFmt w:val="decimal"/>
+      <w:lvlText w:val="%8."/>
+      <w:lvlJc w:val="left"/>
+      <w:pPr>
+        <w:tabs>
+          <w:tab w:val="num" w:pos="5760"/>
+        </w:tabs>
+        <w:ind w:left="5760" w:hanging="360"/>
+      </w:pPr>
+    </w:lvl>
+    <w:lvl w:ilvl="8" w:tentative="1">
+      <w:start w:val="1"/>
+      <w:numFmt w:val="decimal"/>
+      <w:lvlText w:val="%9."/>
+      <w:lvlJc w:val="left"/>
+      <w:pPr>
+        <w:tabs>
+          <w:tab w:val="num" w:pos="6480"/>
+        </w:tabs>
+        <w:ind w:left="6480" w:hanging="360"/>
+      </w:pPr>
+    </w:lvl>
+  </w:abstractNum>
+  <w:abstractNum w:abstractNumId="8" w15:restartNumberingAfterBreak="0">
+    <w:nsid w:val="24AF16C0"/>
+    <w:multiLevelType w:val="multilevel"/>
+    <w:tmpl w:val="F3BAE06E"/>
     <w:lvl w:ilvl="0">
       <w:start w:val="1"/>
       <w:numFmt w:val="bullet"/>
@@ -15125,10 +22461,123 @@
       </w:rPr>
     </w:lvl>
   </w:abstractNum>
-  <w:abstractNum w:abstractNumId="7" w15:restartNumberingAfterBreak="0">
-    <w:nsid w:val="6DC9761C"/>
+  <w:abstractNum w:abstractNumId="9" w15:restartNumberingAfterBreak="0">
+    <w:nsid w:val="271B72DB"/>
     <w:multiLevelType w:val="multilevel"/>
-    <w:tmpl w:val="A1EE961A"/>
+    <w:tmpl w:val="3D544CF6"/>
+    <w:lvl w:ilvl="0">
+      <w:start w:val="1"/>
+      <w:numFmt w:val="decimal"/>
+      <w:lvlText w:val="%1."/>
+      <w:lvlJc w:val="left"/>
+      <w:pPr>
+        <w:tabs>
+          <w:tab w:val="num" w:pos="720"/>
+        </w:tabs>
+        <w:ind w:left="720" w:hanging="360"/>
+      </w:pPr>
+    </w:lvl>
+    <w:lvl w:ilvl="1" w:tentative="1">
+      <w:start w:val="1"/>
+      <w:numFmt w:val="decimal"/>
+      <w:lvlText w:val="%2."/>
+      <w:lvlJc w:val="left"/>
+      <w:pPr>
+        <w:tabs>
+          <w:tab w:val="num" w:pos="1440"/>
+        </w:tabs>
+        <w:ind w:left="1440" w:hanging="360"/>
+      </w:pPr>
+    </w:lvl>
+    <w:lvl w:ilvl="2" w:tentative="1">
+      <w:start w:val="1"/>
+      <w:numFmt w:val="decimal"/>
+      <w:lvlText w:val="%3."/>
+      <w:lvlJc w:val="left"/>
+      <w:pPr>
+        <w:tabs>
+          <w:tab w:val="num" w:pos="2160"/>
+        </w:tabs>
+        <w:ind w:left="2160" w:hanging="360"/>
+      </w:pPr>
+    </w:lvl>
+    <w:lvl w:ilvl="3" w:tentative="1">
+      <w:start w:val="1"/>
+      <w:numFmt w:val="decimal"/>
+      <w:lvlText w:val="%4."/>
+      <w:lvlJc w:val="left"/>
+      <w:pPr>
+        <w:tabs>
+          <w:tab w:val="num" w:pos="2880"/>
+        </w:tabs>
+        <w:ind w:left="2880" w:hanging="360"/>
+      </w:pPr>
+    </w:lvl>
+    <w:lvl w:ilvl="4" w:tentative="1">
+      <w:start w:val="1"/>
+      <w:numFmt w:val="decimal"/>
+      <w:lvlText w:val="%5."/>
+      <w:lvlJc w:val="left"/>
+      <w:pPr>
+        <w:tabs>
+          <w:tab w:val="num" w:pos="3600"/>
+        </w:tabs>
+        <w:ind w:left="3600" w:hanging="360"/>
+      </w:pPr>
+    </w:lvl>
+    <w:lvl w:ilvl="5" w:tentative="1">
+      <w:start w:val="1"/>
+      <w:numFmt w:val="decimal"/>
+      <w:lvlText w:val="%6."/>
+      <w:lvlJc w:val="left"/>
+      <w:pPr>
+        <w:tabs>
+          <w:tab w:val="num" w:pos="4320"/>
+        </w:tabs>
+        <w:ind w:left="4320" w:hanging="360"/>
+      </w:pPr>
+    </w:lvl>
+    <w:lvl w:ilvl="6" w:tentative="1">
+      <w:start w:val="1"/>
+      <w:numFmt w:val="decimal"/>
+      <w:lvlText w:val="%7."/>
+      <w:lvlJc w:val="left"/>
+      <w:pPr>
+        <w:tabs>
+          <w:tab w:val="num" w:pos="5040"/>
+        </w:tabs>
+        <w:ind w:left="5040" w:hanging="360"/>
+      </w:pPr>
+    </w:lvl>
+    <w:lvl w:ilvl="7" w:tentative="1">
+      <w:start w:val="1"/>
+      <w:numFmt w:val="decimal"/>
+      <w:lvlText w:val="%8."/>
+      <w:lvlJc w:val="left"/>
+      <w:pPr>
+        <w:tabs>
+          <w:tab w:val="num" w:pos="5760"/>
+        </w:tabs>
+        <w:ind w:left="5760" w:hanging="360"/>
+      </w:pPr>
+    </w:lvl>
+    <w:lvl w:ilvl="8" w:tentative="1">
+      <w:start w:val="1"/>
+      <w:numFmt w:val="decimal"/>
+      <w:lvlText w:val="%9."/>
+      <w:lvlJc w:val="left"/>
+      <w:pPr>
+        <w:tabs>
+          <w:tab w:val="num" w:pos="6480"/>
+        </w:tabs>
+        <w:ind w:left="6480" w:hanging="360"/>
+      </w:pPr>
+    </w:lvl>
+  </w:abstractNum>
+  <w:abstractNum w:abstractNumId="10" w15:restartNumberingAfterBreak="0">
+    <w:nsid w:val="2F772A7E"/>
+    <w:multiLevelType w:val="multilevel"/>
+    <w:tmpl w:val="D2B6456E"/>
     <w:lvl w:ilvl="0">
       <w:start w:val="1"/>
       <w:numFmt w:val="bullet"/>
@@ -15274,10 +22723,10 @@
       </w:rPr>
     </w:lvl>
   </w:abstractNum>
-  <w:abstractNum w:abstractNumId="8" w15:restartNumberingAfterBreak="0">
-    <w:nsid w:val="76EE602D"/>
+  <w:abstractNum w:abstractNumId="11" w15:restartNumberingAfterBreak="0">
+    <w:nsid w:val="2FEE0B00"/>
     <w:multiLevelType w:val="multilevel"/>
-    <w:tmpl w:val="F5F69748"/>
+    <w:tmpl w:val="7528FB6E"/>
     <w:lvl w:ilvl="0">
       <w:start w:val="1"/>
       <w:numFmt w:val="bullet"/>
@@ -15423,10 +22872,10 @@
       </w:rPr>
     </w:lvl>
   </w:abstractNum>
-  <w:abstractNum w:abstractNumId="9" w15:restartNumberingAfterBreak="0">
-    <w:nsid w:val="77E42BD7"/>
+  <w:abstractNum w:abstractNumId="12" w15:restartNumberingAfterBreak="0">
+    <w:nsid w:val="3588615B"/>
     <w:multiLevelType w:val="multilevel"/>
-    <w:tmpl w:val="0FCAF91C"/>
+    <w:tmpl w:val="49B2A80C"/>
     <w:lvl w:ilvl="0">
       <w:start w:val="1"/>
       <w:numFmt w:val="bullet"/>
@@ -15572,10 +23021,10 @@
       </w:rPr>
     </w:lvl>
   </w:abstractNum>
-  <w:abstractNum w:abstractNumId="10" w15:restartNumberingAfterBreak="0">
-    <w:nsid w:val="7E2221DE"/>
+  <w:abstractNum w:abstractNumId="13" w15:restartNumberingAfterBreak="0">
+    <w:nsid w:val="3C141B4E"/>
     <w:multiLevelType w:val="multilevel"/>
-    <w:tmpl w:val="0C2AFD40"/>
+    <w:tmpl w:val="8244D9CE"/>
     <w:lvl w:ilvl="0">
       <w:start w:val="1"/>
       <w:numFmt w:val="bullet"/>
@@ -15721,38 +23170,1879 @@
       </w:rPr>
     </w:lvl>
   </w:abstractNum>
+  <w:abstractNum w:abstractNumId="14" w15:restartNumberingAfterBreak="0">
+    <w:nsid w:val="3E20107A"/>
+    <w:multiLevelType w:val="multilevel"/>
+    <w:tmpl w:val="7C4E3600"/>
+    <w:lvl w:ilvl="0">
+      <w:start w:val="1"/>
+      <w:numFmt w:val="decimal"/>
+      <w:lvlText w:val="%1."/>
+      <w:lvlJc w:val="left"/>
+      <w:pPr>
+        <w:tabs>
+          <w:tab w:val="num" w:pos="720"/>
+        </w:tabs>
+        <w:ind w:left="720" w:hanging="360"/>
+      </w:pPr>
+    </w:lvl>
+    <w:lvl w:ilvl="1" w:tentative="1">
+      <w:start w:val="1"/>
+      <w:numFmt w:val="decimal"/>
+      <w:lvlText w:val="%2."/>
+      <w:lvlJc w:val="left"/>
+      <w:pPr>
+        <w:tabs>
+          <w:tab w:val="num" w:pos="1440"/>
+        </w:tabs>
+        <w:ind w:left="1440" w:hanging="360"/>
+      </w:pPr>
+    </w:lvl>
+    <w:lvl w:ilvl="2" w:tentative="1">
+      <w:start w:val="1"/>
+      <w:numFmt w:val="decimal"/>
+      <w:lvlText w:val="%3."/>
+      <w:lvlJc w:val="left"/>
+      <w:pPr>
+        <w:tabs>
+          <w:tab w:val="num" w:pos="2160"/>
+        </w:tabs>
+        <w:ind w:left="2160" w:hanging="360"/>
+      </w:pPr>
+    </w:lvl>
+    <w:lvl w:ilvl="3" w:tentative="1">
+      <w:start w:val="1"/>
+      <w:numFmt w:val="decimal"/>
+      <w:lvlText w:val="%4."/>
+      <w:lvlJc w:val="left"/>
+      <w:pPr>
+        <w:tabs>
+          <w:tab w:val="num" w:pos="2880"/>
+        </w:tabs>
+        <w:ind w:left="2880" w:hanging="360"/>
+      </w:pPr>
+    </w:lvl>
+    <w:lvl w:ilvl="4" w:tentative="1">
+      <w:start w:val="1"/>
+      <w:numFmt w:val="decimal"/>
+      <w:lvlText w:val="%5."/>
+      <w:lvlJc w:val="left"/>
+      <w:pPr>
+        <w:tabs>
+          <w:tab w:val="num" w:pos="3600"/>
+        </w:tabs>
+        <w:ind w:left="3600" w:hanging="360"/>
+      </w:pPr>
+    </w:lvl>
+    <w:lvl w:ilvl="5" w:tentative="1">
+      <w:start w:val="1"/>
+      <w:numFmt w:val="decimal"/>
+      <w:lvlText w:val="%6."/>
+      <w:lvlJc w:val="left"/>
+      <w:pPr>
+        <w:tabs>
+          <w:tab w:val="num" w:pos="4320"/>
+        </w:tabs>
+        <w:ind w:left="4320" w:hanging="360"/>
+      </w:pPr>
+    </w:lvl>
+    <w:lvl w:ilvl="6" w:tentative="1">
+      <w:start w:val="1"/>
+      <w:numFmt w:val="decimal"/>
+      <w:lvlText w:val="%7."/>
+      <w:lvlJc w:val="left"/>
+      <w:pPr>
+        <w:tabs>
+          <w:tab w:val="num" w:pos="5040"/>
+        </w:tabs>
+        <w:ind w:left="5040" w:hanging="360"/>
+      </w:pPr>
+    </w:lvl>
+    <w:lvl w:ilvl="7" w:tentative="1">
+      <w:start w:val="1"/>
+      <w:numFmt w:val="decimal"/>
+      <w:lvlText w:val="%8."/>
+      <w:lvlJc w:val="left"/>
+      <w:pPr>
+        <w:tabs>
+          <w:tab w:val="num" w:pos="5760"/>
+        </w:tabs>
+        <w:ind w:left="5760" w:hanging="360"/>
+      </w:pPr>
+    </w:lvl>
+    <w:lvl w:ilvl="8" w:tentative="1">
+      <w:start w:val="1"/>
+      <w:numFmt w:val="decimal"/>
+      <w:lvlText w:val="%9."/>
+      <w:lvlJc w:val="left"/>
+      <w:pPr>
+        <w:tabs>
+          <w:tab w:val="num" w:pos="6480"/>
+        </w:tabs>
+        <w:ind w:left="6480" w:hanging="360"/>
+      </w:pPr>
+    </w:lvl>
+  </w:abstractNum>
+  <w:abstractNum w:abstractNumId="15" w15:restartNumberingAfterBreak="0">
+    <w:nsid w:val="3FFC70C6"/>
+    <w:multiLevelType w:val="multilevel"/>
+    <w:tmpl w:val="47B20D90"/>
+    <w:lvl w:ilvl="0">
+      <w:start w:val="1"/>
+      <w:numFmt w:val="bullet"/>
+      <w:lvlText w:val=""/>
+      <w:lvlJc w:val="left"/>
+      <w:pPr>
+        <w:tabs>
+          <w:tab w:val="num" w:pos="720"/>
+        </w:tabs>
+        <w:ind w:left="720" w:hanging="360"/>
+      </w:pPr>
+      <w:rPr>
+        <w:rFonts w:ascii="Symbol" w:hAnsi="Symbol" w:hint="default"/>
+        <w:sz w:val="20"/>
+      </w:rPr>
+    </w:lvl>
+    <w:lvl w:ilvl="1" w:tentative="1">
+      <w:start w:val="1"/>
+      <w:numFmt w:val="bullet"/>
+      <w:lvlText w:val="o"/>
+      <w:lvlJc w:val="left"/>
+      <w:pPr>
+        <w:tabs>
+          <w:tab w:val="num" w:pos="1440"/>
+        </w:tabs>
+        <w:ind w:left="1440" w:hanging="360"/>
+      </w:pPr>
+      <w:rPr>
+        <w:rFonts w:ascii="Courier New" w:hAnsi="Courier New" w:hint="default"/>
+        <w:sz w:val="20"/>
+      </w:rPr>
+    </w:lvl>
+    <w:lvl w:ilvl="2" w:tentative="1">
+      <w:start w:val="1"/>
+      <w:numFmt w:val="bullet"/>
+      <w:lvlText w:val=""/>
+      <w:lvlJc w:val="left"/>
+      <w:pPr>
+        <w:tabs>
+          <w:tab w:val="num" w:pos="2160"/>
+        </w:tabs>
+        <w:ind w:left="2160" w:hanging="360"/>
+      </w:pPr>
+      <w:rPr>
+        <w:rFonts w:ascii="Wingdings" w:hAnsi="Wingdings" w:hint="default"/>
+        <w:sz w:val="20"/>
+      </w:rPr>
+    </w:lvl>
+    <w:lvl w:ilvl="3" w:tentative="1">
+      <w:start w:val="1"/>
+      <w:numFmt w:val="bullet"/>
+      <w:lvlText w:val=""/>
+      <w:lvlJc w:val="left"/>
+      <w:pPr>
+        <w:tabs>
+          <w:tab w:val="num" w:pos="2880"/>
+        </w:tabs>
+        <w:ind w:left="2880" w:hanging="360"/>
+      </w:pPr>
+      <w:rPr>
+        <w:rFonts w:ascii="Wingdings" w:hAnsi="Wingdings" w:hint="default"/>
+        <w:sz w:val="20"/>
+      </w:rPr>
+    </w:lvl>
+    <w:lvl w:ilvl="4" w:tentative="1">
+      <w:start w:val="1"/>
+      <w:numFmt w:val="bullet"/>
+      <w:lvlText w:val=""/>
+      <w:lvlJc w:val="left"/>
+      <w:pPr>
+        <w:tabs>
+          <w:tab w:val="num" w:pos="3600"/>
+        </w:tabs>
+        <w:ind w:left="3600" w:hanging="360"/>
+      </w:pPr>
+      <w:rPr>
+        <w:rFonts w:ascii="Wingdings" w:hAnsi="Wingdings" w:hint="default"/>
+        <w:sz w:val="20"/>
+      </w:rPr>
+    </w:lvl>
+    <w:lvl w:ilvl="5" w:tentative="1">
+      <w:start w:val="1"/>
+      <w:numFmt w:val="bullet"/>
+      <w:lvlText w:val=""/>
+      <w:lvlJc w:val="left"/>
+      <w:pPr>
+        <w:tabs>
+          <w:tab w:val="num" w:pos="4320"/>
+        </w:tabs>
+        <w:ind w:left="4320" w:hanging="360"/>
+      </w:pPr>
+      <w:rPr>
+        <w:rFonts w:ascii="Wingdings" w:hAnsi="Wingdings" w:hint="default"/>
+        <w:sz w:val="20"/>
+      </w:rPr>
+    </w:lvl>
+    <w:lvl w:ilvl="6" w:tentative="1">
+      <w:start w:val="1"/>
+      <w:numFmt w:val="bullet"/>
+      <w:lvlText w:val=""/>
+      <w:lvlJc w:val="left"/>
+      <w:pPr>
+        <w:tabs>
+          <w:tab w:val="num" w:pos="5040"/>
+        </w:tabs>
+        <w:ind w:left="5040" w:hanging="360"/>
+      </w:pPr>
+      <w:rPr>
+        <w:rFonts w:ascii="Wingdings" w:hAnsi="Wingdings" w:hint="default"/>
+        <w:sz w:val="20"/>
+      </w:rPr>
+    </w:lvl>
+    <w:lvl w:ilvl="7" w:tentative="1">
+      <w:start w:val="1"/>
+      <w:numFmt w:val="bullet"/>
+      <w:lvlText w:val=""/>
+      <w:lvlJc w:val="left"/>
+      <w:pPr>
+        <w:tabs>
+          <w:tab w:val="num" w:pos="5760"/>
+        </w:tabs>
+        <w:ind w:left="5760" w:hanging="360"/>
+      </w:pPr>
+      <w:rPr>
+        <w:rFonts w:ascii="Wingdings" w:hAnsi="Wingdings" w:hint="default"/>
+        <w:sz w:val="20"/>
+      </w:rPr>
+    </w:lvl>
+    <w:lvl w:ilvl="8" w:tentative="1">
+      <w:start w:val="1"/>
+      <w:numFmt w:val="bullet"/>
+      <w:lvlText w:val=""/>
+      <w:lvlJc w:val="left"/>
+      <w:pPr>
+        <w:tabs>
+          <w:tab w:val="num" w:pos="6480"/>
+        </w:tabs>
+        <w:ind w:left="6480" w:hanging="360"/>
+      </w:pPr>
+      <w:rPr>
+        <w:rFonts w:ascii="Wingdings" w:hAnsi="Wingdings" w:hint="default"/>
+        <w:sz w:val="20"/>
+      </w:rPr>
+    </w:lvl>
+  </w:abstractNum>
+  <w:abstractNum w:abstractNumId="16" w15:restartNumberingAfterBreak="0">
+    <w:nsid w:val="47A07AFD"/>
+    <w:multiLevelType w:val="multilevel"/>
+    <w:tmpl w:val="07687CB2"/>
+    <w:lvl w:ilvl="0">
+      <w:start w:val="1"/>
+      <w:numFmt w:val="decimal"/>
+      <w:lvlText w:val="%1."/>
+      <w:lvlJc w:val="left"/>
+      <w:pPr>
+        <w:tabs>
+          <w:tab w:val="num" w:pos="720"/>
+        </w:tabs>
+        <w:ind w:left="720" w:hanging="360"/>
+      </w:pPr>
+    </w:lvl>
+    <w:lvl w:ilvl="1" w:tentative="1">
+      <w:start w:val="1"/>
+      <w:numFmt w:val="decimal"/>
+      <w:lvlText w:val="%2."/>
+      <w:lvlJc w:val="left"/>
+      <w:pPr>
+        <w:tabs>
+          <w:tab w:val="num" w:pos="1440"/>
+        </w:tabs>
+        <w:ind w:left="1440" w:hanging="360"/>
+      </w:pPr>
+    </w:lvl>
+    <w:lvl w:ilvl="2" w:tentative="1">
+      <w:start w:val="1"/>
+      <w:numFmt w:val="decimal"/>
+      <w:lvlText w:val="%3."/>
+      <w:lvlJc w:val="left"/>
+      <w:pPr>
+        <w:tabs>
+          <w:tab w:val="num" w:pos="2160"/>
+        </w:tabs>
+        <w:ind w:left="2160" w:hanging="360"/>
+      </w:pPr>
+    </w:lvl>
+    <w:lvl w:ilvl="3" w:tentative="1">
+      <w:start w:val="1"/>
+      <w:numFmt w:val="decimal"/>
+      <w:lvlText w:val="%4."/>
+      <w:lvlJc w:val="left"/>
+      <w:pPr>
+        <w:tabs>
+          <w:tab w:val="num" w:pos="2880"/>
+        </w:tabs>
+        <w:ind w:left="2880" w:hanging="360"/>
+      </w:pPr>
+    </w:lvl>
+    <w:lvl w:ilvl="4" w:tentative="1">
+      <w:start w:val="1"/>
+      <w:numFmt w:val="decimal"/>
+      <w:lvlText w:val="%5."/>
+      <w:lvlJc w:val="left"/>
+      <w:pPr>
+        <w:tabs>
+          <w:tab w:val="num" w:pos="3600"/>
+        </w:tabs>
+        <w:ind w:left="3600" w:hanging="360"/>
+      </w:pPr>
+    </w:lvl>
+    <w:lvl w:ilvl="5" w:tentative="1">
+      <w:start w:val="1"/>
+      <w:numFmt w:val="decimal"/>
+      <w:lvlText w:val="%6."/>
+      <w:lvlJc w:val="left"/>
+      <w:pPr>
+        <w:tabs>
+          <w:tab w:val="num" w:pos="4320"/>
+        </w:tabs>
+        <w:ind w:left="4320" w:hanging="360"/>
+      </w:pPr>
+    </w:lvl>
+    <w:lvl w:ilvl="6" w:tentative="1">
+      <w:start w:val="1"/>
+      <w:numFmt w:val="decimal"/>
+      <w:lvlText w:val="%7."/>
+      <w:lvlJc w:val="left"/>
+      <w:pPr>
+        <w:tabs>
+          <w:tab w:val="num" w:pos="5040"/>
+        </w:tabs>
+        <w:ind w:left="5040" w:hanging="360"/>
+      </w:pPr>
+    </w:lvl>
+    <w:lvl w:ilvl="7" w:tentative="1">
+      <w:start w:val="1"/>
+      <w:numFmt w:val="decimal"/>
+      <w:lvlText w:val="%8."/>
+      <w:lvlJc w:val="left"/>
+      <w:pPr>
+        <w:tabs>
+          <w:tab w:val="num" w:pos="5760"/>
+        </w:tabs>
+        <w:ind w:left="5760" w:hanging="360"/>
+      </w:pPr>
+    </w:lvl>
+    <w:lvl w:ilvl="8" w:tentative="1">
+      <w:start w:val="1"/>
+      <w:numFmt w:val="decimal"/>
+      <w:lvlText w:val="%9."/>
+      <w:lvlJc w:val="left"/>
+      <w:pPr>
+        <w:tabs>
+          <w:tab w:val="num" w:pos="6480"/>
+        </w:tabs>
+        <w:ind w:left="6480" w:hanging="360"/>
+      </w:pPr>
+    </w:lvl>
+  </w:abstractNum>
+  <w:abstractNum w:abstractNumId="17" w15:restartNumberingAfterBreak="0">
+    <w:nsid w:val="484A7932"/>
+    <w:multiLevelType w:val="multilevel"/>
+    <w:tmpl w:val="7FC0743C"/>
+    <w:lvl w:ilvl="0">
+      <w:start w:val="1"/>
+      <w:numFmt w:val="bullet"/>
+      <w:lvlText w:val=""/>
+      <w:lvlJc w:val="left"/>
+      <w:pPr>
+        <w:tabs>
+          <w:tab w:val="num" w:pos="720"/>
+        </w:tabs>
+        <w:ind w:left="720" w:hanging="360"/>
+      </w:pPr>
+      <w:rPr>
+        <w:rFonts w:ascii="Symbol" w:hAnsi="Symbol" w:hint="default"/>
+        <w:sz w:val="20"/>
+      </w:rPr>
+    </w:lvl>
+    <w:lvl w:ilvl="1" w:tentative="1">
+      <w:start w:val="1"/>
+      <w:numFmt w:val="bullet"/>
+      <w:lvlText w:val="o"/>
+      <w:lvlJc w:val="left"/>
+      <w:pPr>
+        <w:tabs>
+          <w:tab w:val="num" w:pos="1440"/>
+        </w:tabs>
+        <w:ind w:left="1440" w:hanging="360"/>
+      </w:pPr>
+      <w:rPr>
+        <w:rFonts w:ascii="Courier New" w:hAnsi="Courier New" w:hint="default"/>
+        <w:sz w:val="20"/>
+      </w:rPr>
+    </w:lvl>
+    <w:lvl w:ilvl="2" w:tentative="1">
+      <w:start w:val="1"/>
+      <w:numFmt w:val="bullet"/>
+      <w:lvlText w:val=""/>
+      <w:lvlJc w:val="left"/>
+      <w:pPr>
+        <w:tabs>
+          <w:tab w:val="num" w:pos="2160"/>
+        </w:tabs>
+        <w:ind w:left="2160" w:hanging="360"/>
+      </w:pPr>
+      <w:rPr>
+        <w:rFonts w:ascii="Wingdings" w:hAnsi="Wingdings" w:hint="default"/>
+        <w:sz w:val="20"/>
+      </w:rPr>
+    </w:lvl>
+    <w:lvl w:ilvl="3" w:tentative="1">
+      <w:start w:val="1"/>
+      <w:numFmt w:val="bullet"/>
+      <w:lvlText w:val=""/>
+      <w:lvlJc w:val="left"/>
+      <w:pPr>
+        <w:tabs>
+          <w:tab w:val="num" w:pos="2880"/>
+        </w:tabs>
+        <w:ind w:left="2880" w:hanging="360"/>
+      </w:pPr>
+      <w:rPr>
+        <w:rFonts w:ascii="Wingdings" w:hAnsi="Wingdings" w:hint="default"/>
+        <w:sz w:val="20"/>
+      </w:rPr>
+    </w:lvl>
+    <w:lvl w:ilvl="4" w:tentative="1">
+      <w:start w:val="1"/>
+      <w:numFmt w:val="bullet"/>
+      <w:lvlText w:val=""/>
+      <w:lvlJc w:val="left"/>
+      <w:pPr>
+        <w:tabs>
+          <w:tab w:val="num" w:pos="3600"/>
+        </w:tabs>
+        <w:ind w:left="3600" w:hanging="360"/>
+      </w:pPr>
+      <w:rPr>
+        <w:rFonts w:ascii="Wingdings" w:hAnsi="Wingdings" w:hint="default"/>
+        <w:sz w:val="20"/>
+      </w:rPr>
+    </w:lvl>
+    <w:lvl w:ilvl="5" w:tentative="1">
+      <w:start w:val="1"/>
+      <w:numFmt w:val="bullet"/>
+      <w:lvlText w:val=""/>
+      <w:lvlJc w:val="left"/>
+      <w:pPr>
+        <w:tabs>
+          <w:tab w:val="num" w:pos="4320"/>
+        </w:tabs>
+        <w:ind w:left="4320" w:hanging="360"/>
+      </w:pPr>
+      <w:rPr>
+        <w:rFonts w:ascii="Wingdings" w:hAnsi="Wingdings" w:hint="default"/>
+        <w:sz w:val="20"/>
+      </w:rPr>
+    </w:lvl>
+    <w:lvl w:ilvl="6" w:tentative="1">
+      <w:start w:val="1"/>
+      <w:numFmt w:val="bullet"/>
+      <w:lvlText w:val=""/>
+      <w:lvlJc w:val="left"/>
+      <w:pPr>
+        <w:tabs>
+          <w:tab w:val="num" w:pos="5040"/>
+        </w:tabs>
+        <w:ind w:left="5040" w:hanging="360"/>
+      </w:pPr>
+      <w:rPr>
+        <w:rFonts w:ascii="Wingdings" w:hAnsi="Wingdings" w:hint="default"/>
+        <w:sz w:val="20"/>
+      </w:rPr>
+    </w:lvl>
+    <w:lvl w:ilvl="7" w:tentative="1">
+      <w:start w:val="1"/>
+      <w:numFmt w:val="bullet"/>
+      <w:lvlText w:val=""/>
+      <w:lvlJc w:val="left"/>
+      <w:pPr>
+        <w:tabs>
+          <w:tab w:val="num" w:pos="5760"/>
+        </w:tabs>
+        <w:ind w:left="5760" w:hanging="360"/>
+      </w:pPr>
+      <w:rPr>
+        <w:rFonts w:ascii="Wingdings" w:hAnsi="Wingdings" w:hint="default"/>
+        <w:sz w:val="20"/>
+      </w:rPr>
+    </w:lvl>
+    <w:lvl w:ilvl="8" w:tentative="1">
+      <w:start w:val="1"/>
+      <w:numFmt w:val="bullet"/>
+      <w:lvlText w:val=""/>
+      <w:lvlJc w:val="left"/>
+      <w:pPr>
+        <w:tabs>
+          <w:tab w:val="num" w:pos="6480"/>
+        </w:tabs>
+        <w:ind w:left="6480" w:hanging="360"/>
+      </w:pPr>
+      <w:rPr>
+        <w:rFonts w:ascii="Wingdings" w:hAnsi="Wingdings" w:hint="default"/>
+        <w:sz w:val="20"/>
+      </w:rPr>
+    </w:lvl>
+  </w:abstractNum>
+  <w:abstractNum w:abstractNumId="18" w15:restartNumberingAfterBreak="0">
+    <w:nsid w:val="4A7115C2"/>
+    <w:multiLevelType w:val="multilevel"/>
+    <w:tmpl w:val="D8FE3B12"/>
+    <w:lvl w:ilvl="0">
+      <w:start w:val="1"/>
+      <w:numFmt w:val="decimal"/>
+      <w:lvlText w:val="%1."/>
+      <w:lvlJc w:val="left"/>
+      <w:pPr>
+        <w:tabs>
+          <w:tab w:val="num" w:pos="720"/>
+        </w:tabs>
+        <w:ind w:left="720" w:hanging="360"/>
+      </w:pPr>
+    </w:lvl>
+    <w:lvl w:ilvl="1" w:tentative="1">
+      <w:start w:val="1"/>
+      <w:numFmt w:val="decimal"/>
+      <w:lvlText w:val="%2."/>
+      <w:lvlJc w:val="left"/>
+      <w:pPr>
+        <w:tabs>
+          <w:tab w:val="num" w:pos="1440"/>
+        </w:tabs>
+        <w:ind w:left="1440" w:hanging="360"/>
+      </w:pPr>
+    </w:lvl>
+    <w:lvl w:ilvl="2" w:tentative="1">
+      <w:start w:val="1"/>
+      <w:numFmt w:val="decimal"/>
+      <w:lvlText w:val="%3."/>
+      <w:lvlJc w:val="left"/>
+      <w:pPr>
+        <w:tabs>
+          <w:tab w:val="num" w:pos="2160"/>
+        </w:tabs>
+        <w:ind w:left="2160" w:hanging="360"/>
+      </w:pPr>
+    </w:lvl>
+    <w:lvl w:ilvl="3" w:tentative="1">
+      <w:start w:val="1"/>
+      <w:numFmt w:val="decimal"/>
+      <w:lvlText w:val="%4."/>
+      <w:lvlJc w:val="left"/>
+      <w:pPr>
+        <w:tabs>
+          <w:tab w:val="num" w:pos="2880"/>
+        </w:tabs>
+        <w:ind w:left="2880" w:hanging="360"/>
+      </w:pPr>
+    </w:lvl>
+    <w:lvl w:ilvl="4" w:tentative="1">
+      <w:start w:val="1"/>
+      <w:numFmt w:val="decimal"/>
+      <w:lvlText w:val="%5."/>
+      <w:lvlJc w:val="left"/>
+      <w:pPr>
+        <w:tabs>
+          <w:tab w:val="num" w:pos="3600"/>
+        </w:tabs>
+        <w:ind w:left="3600" w:hanging="360"/>
+      </w:pPr>
+    </w:lvl>
+    <w:lvl w:ilvl="5" w:tentative="1">
+      <w:start w:val="1"/>
+      <w:numFmt w:val="decimal"/>
+      <w:lvlText w:val="%6."/>
+      <w:lvlJc w:val="left"/>
+      <w:pPr>
+        <w:tabs>
+          <w:tab w:val="num" w:pos="4320"/>
+        </w:tabs>
+        <w:ind w:left="4320" w:hanging="360"/>
+      </w:pPr>
+    </w:lvl>
+    <w:lvl w:ilvl="6" w:tentative="1">
+      <w:start w:val="1"/>
+      <w:numFmt w:val="decimal"/>
+      <w:lvlText w:val="%7."/>
+      <w:lvlJc w:val="left"/>
+      <w:pPr>
+        <w:tabs>
+          <w:tab w:val="num" w:pos="5040"/>
+        </w:tabs>
+        <w:ind w:left="5040" w:hanging="360"/>
+      </w:pPr>
+    </w:lvl>
+    <w:lvl w:ilvl="7" w:tentative="1">
+      <w:start w:val="1"/>
+      <w:numFmt w:val="decimal"/>
+      <w:lvlText w:val="%8."/>
+      <w:lvlJc w:val="left"/>
+      <w:pPr>
+        <w:tabs>
+          <w:tab w:val="num" w:pos="5760"/>
+        </w:tabs>
+        <w:ind w:left="5760" w:hanging="360"/>
+      </w:pPr>
+    </w:lvl>
+    <w:lvl w:ilvl="8" w:tentative="1">
+      <w:start w:val="1"/>
+      <w:numFmt w:val="decimal"/>
+      <w:lvlText w:val="%9."/>
+      <w:lvlJc w:val="left"/>
+      <w:pPr>
+        <w:tabs>
+          <w:tab w:val="num" w:pos="6480"/>
+        </w:tabs>
+        <w:ind w:left="6480" w:hanging="360"/>
+      </w:pPr>
+    </w:lvl>
+  </w:abstractNum>
+  <w:abstractNum w:abstractNumId="19" w15:restartNumberingAfterBreak="0">
+    <w:nsid w:val="53174EF0"/>
+    <w:multiLevelType w:val="multilevel"/>
+    <w:tmpl w:val="12A80CE2"/>
+    <w:lvl w:ilvl="0">
+      <w:start w:val="1"/>
+      <w:numFmt w:val="bullet"/>
+      <w:lvlText w:val=""/>
+      <w:lvlJc w:val="left"/>
+      <w:pPr>
+        <w:tabs>
+          <w:tab w:val="num" w:pos="720"/>
+        </w:tabs>
+        <w:ind w:left="720" w:hanging="360"/>
+      </w:pPr>
+      <w:rPr>
+        <w:rFonts w:ascii="Symbol" w:hAnsi="Symbol" w:hint="default"/>
+        <w:sz w:val="20"/>
+      </w:rPr>
+    </w:lvl>
+    <w:lvl w:ilvl="1" w:tentative="1">
+      <w:start w:val="1"/>
+      <w:numFmt w:val="bullet"/>
+      <w:lvlText w:val="o"/>
+      <w:lvlJc w:val="left"/>
+      <w:pPr>
+        <w:tabs>
+          <w:tab w:val="num" w:pos="1440"/>
+        </w:tabs>
+        <w:ind w:left="1440" w:hanging="360"/>
+      </w:pPr>
+      <w:rPr>
+        <w:rFonts w:ascii="Courier New" w:hAnsi="Courier New" w:hint="default"/>
+        <w:sz w:val="20"/>
+      </w:rPr>
+    </w:lvl>
+    <w:lvl w:ilvl="2" w:tentative="1">
+      <w:start w:val="1"/>
+      <w:numFmt w:val="bullet"/>
+      <w:lvlText w:val=""/>
+      <w:lvlJc w:val="left"/>
+      <w:pPr>
+        <w:tabs>
+          <w:tab w:val="num" w:pos="2160"/>
+        </w:tabs>
+        <w:ind w:left="2160" w:hanging="360"/>
+      </w:pPr>
+      <w:rPr>
+        <w:rFonts w:ascii="Wingdings" w:hAnsi="Wingdings" w:hint="default"/>
+        <w:sz w:val="20"/>
+      </w:rPr>
+    </w:lvl>
+    <w:lvl w:ilvl="3" w:tentative="1">
+      <w:start w:val="1"/>
+      <w:numFmt w:val="bullet"/>
+      <w:lvlText w:val=""/>
+      <w:lvlJc w:val="left"/>
+      <w:pPr>
+        <w:tabs>
+          <w:tab w:val="num" w:pos="2880"/>
+        </w:tabs>
+        <w:ind w:left="2880" w:hanging="360"/>
+      </w:pPr>
+      <w:rPr>
+        <w:rFonts w:ascii="Wingdings" w:hAnsi="Wingdings" w:hint="default"/>
+        <w:sz w:val="20"/>
+      </w:rPr>
+    </w:lvl>
+    <w:lvl w:ilvl="4" w:tentative="1">
+      <w:start w:val="1"/>
+      <w:numFmt w:val="bullet"/>
+      <w:lvlText w:val=""/>
+      <w:lvlJc w:val="left"/>
+      <w:pPr>
+        <w:tabs>
+          <w:tab w:val="num" w:pos="3600"/>
+        </w:tabs>
+        <w:ind w:left="3600" w:hanging="360"/>
+      </w:pPr>
+      <w:rPr>
+        <w:rFonts w:ascii="Wingdings" w:hAnsi="Wingdings" w:hint="default"/>
+        <w:sz w:val="20"/>
+      </w:rPr>
+    </w:lvl>
+    <w:lvl w:ilvl="5" w:tentative="1">
+      <w:start w:val="1"/>
+      <w:numFmt w:val="bullet"/>
+      <w:lvlText w:val=""/>
+      <w:lvlJc w:val="left"/>
+      <w:pPr>
+        <w:tabs>
+          <w:tab w:val="num" w:pos="4320"/>
+        </w:tabs>
+        <w:ind w:left="4320" w:hanging="360"/>
+      </w:pPr>
+      <w:rPr>
+        <w:rFonts w:ascii="Wingdings" w:hAnsi="Wingdings" w:hint="default"/>
+        <w:sz w:val="20"/>
+      </w:rPr>
+    </w:lvl>
+    <w:lvl w:ilvl="6" w:tentative="1">
+      <w:start w:val="1"/>
+      <w:numFmt w:val="bullet"/>
+      <w:lvlText w:val=""/>
+      <w:lvlJc w:val="left"/>
+      <w:pPr>
+        <w:tabs>
+          <w:tab w:val="num" w:pos="5040"/>
+        </w:tabs>
+        <w:ind w:left="5040" w:hanging="360"/>
+      </w:pPr>
+      <w:rPr>
+        <w:rFonts w:ascii="Wingdings" w:hAnsi="Wingdings" w:hint="default"/>
+        <w:sz w:val="20"/>
+      </w:rPr>
+    </w:lvl>
+    <w:lvl w:ilvl="7" w:tentative="1">
+      <w:start w:val="1"/>
+      <w:numFmt w:val="bullet"/>
+      <w:lvlText w:val=""/>
+      <w:lvlJc w:val="left"/>
+      <w:pPr>
+        <w:tabs>
+          <w:tab w:val="num" w:pos="5760"/>
+        </w:tabs>
+        <w:ind w:left="5760" w:hanging="360"/>
+      </w:pPr>
+      <w:rPr>
+        <w:rFonts w:ascii="Wingdings" w:hAnsi="Wingdings" w:hint="default"/>
+        <w:sz w:val="20"/>
+      </w:rPr>
+    </w:lvl>
+    <w:lvl w:ilvl="8" w:tentative="1">
+      <w:start w:val="1"/>
+      <w:numFmt w:val="bullet"/>
+      <w:lvlText w:val=""/>
+      <w:lvlJc w:val="left"/>
+      <w:pPr>
+        <w:tabs>
+          <w:tab w:val="num" w:pos="6480"/>
+        </w:tabs>
+        <w:ind w:left="6480" w:hanging="360"/>
+      </w:pPr>
+      <w:rPr>
+        <w:rFonts w:ascii="Wingdings" w:hAnsi="Wingdings" w:hint="default"/>
+        <w:sz w:val="20"/>
+      </w:rPr>
+    </w:lvl>
+  </w:abstractNum>
+  <w:abstractNum w:abstractNumId="20" w15:restartNumberingAfterBreak="0">
+    <w:nsid w:val="5A0C505A"/>
+    <w:multiLevelType w:val="multilevel"/>
+    <w:tmpl w:val="C39A8AAA"/>
+    <w:lvl w:ilvl="0">
+      <w:start w:val="1"/>
+      <w:numFmt w:val="bullet"/>
+      <w:lvlText w:val=""/>
+      <w:lvlJc w:val="left"/>
+      <w:pPr>
+        <w:tabs>
+          <w:tab w:val="num" w:pos="720"/>
+        </w:tabs>
+        <w:ind w:left="720" w:hanging="360"/>
+      </w:pPr>
+      <w:rPr>
+        <w:rFonts w:ascii="Symbol" w:hAnsi="Symbol" w:hint="default"/>
+        <w:sz w:val="20"/>
+      </w:rPr>
+    </w:lvl>
+    <w:lvl w:ilvl="1" w:tentative="1">
+      <w:start w:val="1"/>
+      <w:numFmt w:val="bullet"/>
+      <w:lvlText w:val="o"/>
+      <w:lvlJc w:val="left"/>
+      <w:pPr>
+        <w:tabs>
+          <w:tab w:val="num" w:pos="1440"/>
+        </w:tabs>
+        <w:ind w:left="1440" w:hanging="360"/>
+      </w:pPr>
+      <w:rPr>
+        <w:rFonts w:ascii="Courier New" w:hAnsi="Courier New" w:hint="default"/>
+        <w:sz w:val="20"/>
+      </w:rPr>
+    </w:lvl>
+    <w:lvl w:ilvl="2" w:tentative="1">
+      <w:start w:val="1"/>
+      <w:numFmt w:val="bullet"/>
+      <w:lvlText w:val=""/>
+      <w:lvlJc w:val="left"/>
+      <w:pPr>
+        <w:tabs>
+          <w:tab w:val="num" w:pos="2160"/>
+        </w:tabs>
+        <w:ind w:left="2160" w:hanging="360"/>
+      </w:pPr>
+      <w:rPr>
+        <w:rFonts w:ascii="Wingdings" w:hAnsi="Wingdings" w:hint="default"/>
+        <w:sz w:val="20"/>
+      </w:rPr>
+    </w:lvl>
+    <w:lvl w:ilvl="3" w:tentative="1">
+      <w:start w:val="1"/>
+      <w:numFmt w:val="bullet"/>
+      <w:lvlText w:val=""/>
+      <w:lvlJc w:val="left"/>
+      <w:pPr>
+        <w:tabs>
+          <w:tab w:val="num" w:pos="2880"/>
+        </w:tabs>
+        <w:ind w:left="2880" w:hanging="360"/>
+      </w:pPr>
+      <w:rPr>
+        <w:rFonts w:ascii="Wingdings" w:hAnsi="Wingdings" w:hint="default"/>
+        <w:sz w:val="20"/>
+      </w:rPr>
+    </w:lvl>
+    <w:lvl w:ilvl="4" w:tentative="1">
+      <w:start w:val="1"/>
+      <w:numFmt w:val="bullet"/>
+      <w:lvlText w:val=""/>
+      <w:lvlJc w:val="left"/>
+      <w:pPr>
+        <w:tabs>
+          <w:tab w:val="num" w:pos="3600"/>
+        </w:tabs>
+        <w:ind w:left="3600" w:hanging="360"/>
+      </w:pPr>
+      <w:rPr>
+        <w:rFonts w:ascii="Wingdings" w:hAnsi="Wingdings" w:hint="default"/>
+        <w:sz w:val="20"/>
+      </w:rPr>
+    </w:lvl>
+    <w:lvl w:ilvl="5" w:tentative="1">
+      <w:start w:val="1"/>
+      <w:numFmt w:val="bullet"/>
+      <w:lvlText w:val=""/>
+      <w:lvlJc w:val="left"/>
+      <w:pPr>
+        <w:tabs>
+          <w:tab w:val="num" w:pos="4320"/>
+        </w:tabs>
+        <w:ind w:left="4320" w:hanging="360"/>
+      </w:pPr>
+      <w:rPr>
+        <w:rFonts w:ascii="Wingdings" w:hAnsi="Wingdings" w:hint="default"/>
+        <w:sz w:val="20"/>
+      </w:rPr>
+    </w:lvl>
+    <w:lvl w:ilvl="6" w:tentative="1">
+      <w:start w:val="1"/>
+      <w:numFmt w:val="bullet"/>
+      <w:lvlText w:val=""/>
+      <w:lvlJc w:val="left"/>
+      <w:pPr>
+        <w:tabs>
+          <w:tab w:val="num" w:pos="5040"/>
+        </w:tabs>
+        <w:ind w:left="5040" w:hanging="360"/>
+      </w:pPr>
+      <w:rPr>
+        <w:rFonts w:ascii="Wingdings" w:hAnsi="Wingdings" w:hint="default"/>
+        <w:sz w:val="20"/>
+      </w:rPr>
+    </w:lvl>
+    <w:lvl w:ilvl="7" w:tentative="1">
+      <w:start w:val="1"/>
+      <w:numFmt w:val="bullet"/>
+      <w:lvlText w:val=""/>
+      <w:lvlJc w:val="left"/>
+      <w:pPr>
+        <w:tabs>
+          <w:tab w:val="num" w:pos="5760"/>
+        </w:tabs>
+        <w:ind w:left="5760" w:hanging="360"/>
+      </w:pPr>
+      <w:rPr>
+        <w:rFonts w:ascii="Wingdings" w:hAnsi="Wingdings" w:hint="default"/>
+        <w:sz w:val="20"/>
+      </w:rPr>
+    </w:lvl>
+    <w:lvl w:ilvl="8" w:tentative="1">
+      <w:start w:val="1"/>
+      <w:numFmt w:val="bullet"/>
+      <w:lvlText w:val=""/>
+      <w:lvlJc w:val="left"/>
+      <w:pPr>
+        <w:tabs>
+          <w:tab w:val="num" w:pos="6480"/>
+        </w:tabs>
+        <w:ind w:left="6480" w:hanging="360"/>
+      </w:pPr>
+      <w:rPr>
+        <w:rFonts w:ascii="Wingdings" w:hAnsi="Wingdings" w:hint="default"/>
+        <w:sz w:val="20"/>
+      </w:rPr>
+    </w:lvl>
+  </w:abstractNum>
+  <w:abstractNum w:abstractNumId="21" w15:restartNumberingAfterBreak="0">
+    <w:nsid w:val="60706CFF"/>
+    <w:multiLevelType w:val="multilevel"/>
+    <w:tmpl w:val="66484520"/>
+    <w:lvl w:ilvl="0">
+      <w:start w:val="1"/>
+      <w:numFmt w:val="bullet"/>
+      <w:lvlText w:val=""/>
+      <w:lvlJc w:val="left"/>
+      <w:pPr>
+        <w:tabs>
+          <w:tab w:val="num" w:pos="720"/>
+        </w:tabs>
+        <w:ind w:left="720" w:hanging="360"/>
+      </w:pPr>
+      <w:rPr>
+        <w:rFonts w:ascii="Symbol" w:hAnsi="Symbol" w:hint="default"/>
+        <w:sz w:val="20"/>
+      </w:rPr>
+    </w:lvl>
+    <w:lvl w:ilvl="1" w:tentative="1">
+      <w:start w:val="1"/>
+      <w:numFmt w:val="bullet"/>
+      <w:lvlText w:val="o"/>
+      <w:lvlJc w:val="left"/>
+      <w:pPr>
+        <w:tabs>
+          <w:tab w:val="num" w:pos="1440"/>
+        </w:tabs>
+        <w:ind w:left="1440" w:hanging="360"/>
+      </w:pPr>
+      <w:rPr>
+        <w:rFonts w:ascii="Courier New" w:hAnsi="Courier New" w:hint="default"/>
+        <w:sz w:val="20"/>
+      </w:rPr>
+    </w:lvl>
+    <w:lvl w:ilvl="2" w:tentative="1">
+      <w:start w:val="1"/>
+      <w:numFmt w:val="bullet"/>
+      <w:lvlText w:val=""/>
+      <w:lvlJc w:val="left"/>
+      <w:pPr>
+        <w:tabs>
+          <w:tab w:val="num" w:pos="2160"/>
+        </w:tabs>
+        <w:ind w:left="2160" w:hanging="360"/>
+      </w:pPr>
+      <w:rPr>
+        <w:rFonts w:ascii="Wingdings" w:hAnsi="Wingdings" w:hint="default"/>
+        <w:sz w:val="20"/>
+      </w:rPr>
+    </w:lvl>
+    <w:lvl w:ilvl="3" w:tentative="1">
+      <w:start w:val="1"/>
+      <w:numFmt w:val="bullet"/>
+      <w:lvlText w:val=""/>
+      <w:lvlJc w:val="left"/>
+      <w:pPr>
+        <w:tabs>
+          <w:tab w:val="num" w:pos="2880"/>
+        </w:tabs>
+        <w:ind w:left="2880" w:hanging="360"/>
+      </w:pPr>
+      <w:rPr>
+        <w:rFonts w:ascii="Wingdings" w:hAnsi="Wingdings" w:hint="default"/>
+        <w:sz w:val="20"/>
+      </w:rPr>
+    </w:lvl>
+    <w:lvl w:ilvl="4" w:tentative="1">
+      <w:start w:val="1"/>
+      <w:numFmt w:val="bullet"/>
+      <w:lvlText w:val=""/>
+      <w:lvlJc w:val="left"/>
+      <w:pPr>
+        <w:tabs>
+          <w:tab w:val="num" w:pos="3600"/>
+        </w:tabs>
+        <w:ind w:left="3600" w:hanging="360"/>
+      </w:pPr>
+      <w:rPr>
+        <w:rFonts w:ascii="Wingdings" w:hAnsi="Wingdings" w:hint="default"/>
+        <w:sz w:val="20"/>
+      </w:rPr>
+    </w:lvl>
+    <w:lvl w:ilvl="5" w:tentative="1">
+      <w:start w:val="1"/>
+      <w:numFmt w:val="bullet"/>
+      <w:lvlText w:val=""/>
+      <w:lvlJc w:val="left"/>
+      <w:pPr>
+        <w:tabs>
+          <w:tab w:val="num" w:pos="4320"/>
+        </w:tabs>
+        <w:ind w:left="4320" w:hanging="360"/>
+      </w:pPr>
+      <w:rPr>
+        <w:rFonts w:ascii="Wingdings" w:hAnsi="Wingdings" w:hint="default"/>
+        <w:sz w:val="20"/>
+      </w:rPr>
+    </w:lvl>
+    <w:lvl w:ilvl="6" w:tentative="1">
+      <w:start w:val="1"/>
+      <w:numFmt w:val="bullet"/>
+      <w:lvlText w:val=""/>
+      <w:lvlJc w:val="left"/>
+      <w:pPr>
+        <w:tabs>
+          <w:tab w:val="num" w:pos="5040"/>
+        </w:tabs>
+        <w:ind w:left="5040" w:hanging="360"/>
+      </w:pPr>
+      <w:rPr>
+        <w:rFonts w:ascii="Wingdings" w:hAnsi="Wingdings" w:hint="default"/>
+        <w:sz w:val="20"/>
+      </w:rPr>
+    </w:lvl>
+    <w:lvl w:ilvl="7" w:tentative="1">
+      <w:start w:val="1"/>
+      <w:numFmt w:val="bullet"/>
+      <w:lvlText w:val=""/>
+      <w:lvlJc w:val="left"/>
+      <w:pPr>
+        <w:tabs>
+          <w:tab w:val="num" w:pos="5760"/>
+        </w:tabs>
+        <w:ind w:left="5760" w:hanging="360"/>
+      </w:pPr>
+      <w:rPr>
+        <w:rFonts w:ascii="Wingdings" w:hAnsi="Wingdings" w:hint="default"/>
+        <w:sz w:val="20"/>
+      </w:rPr>
+    </w:lvl>
+    <w:lvl w:ilvl="8" w:tentative="1">
+      <w:start w:val="1"/>
+      <w:numFmt w:val="bullet"/>
+      <w:lvlText w:val=""/>
+      <w:lvlJc w:val="left"/>
+      <w:pPr>
+        <w:tabs>
+          <w:tab w:val="num" w:pos="6480"/>
+        </w:tabs>
+        <w:ind w:left="6480" w:hanging="360"/>
+      </w:pPr>
+      <w:rPr>
+        <w:rFonts w:ascii="Wingdings" w:hAnsi="Wingdings" w:hint="default"/>
+        <w:sz w:val="20"/>
+      </w:rPr>
+    </w:lvl>
+  </w:abstractNum>
+  <w:abstractNum w:abstractNumId="22" w15:restartNumberingAfterBreak="0">
+    <w:nsid w:val="6DAE0D7B"/>
+    <w:multiLevelType w:val="multilevel"/>
+    <w:tmpl w:val="9F6A47F4"/>
+    <w:lvl w:ilvl="0">
+      <w:start w:val="1"/>
+      <w:numFmt w:val="decimal"/>
+      <w:lvlText w:val="%1."/>
+      <w:lvlJc w:val="left"/>
+      <w:pPr>
+        <w:tabs>
+          <w:tab w:val="num" w:pos="720"/>
+        </w:tabs>
+        <w:ind w:left="720" w:hanging="360"/>
+      </w:pPr>
+    </w:lvl>
+    <w:lvl w:ilvl="1" w:tentative="1">
+      <w:start w:val="1"/>
+      <w:numFmt w:val="decimal"/>
+      <w:lvlText w:val="%2."/>
+      <w:lvlJc w:val="left"/>
+      <w:pPr>
+        <w:tabs>
+          <w:tab w:val="num" w:pos="1440"/>
+        </w:tabs>
+        <w:ind w:left="1440" w:hanging="360"/>
+      </w:pPr>
+    </w:lvl>
+    <w:lvl w:ilvl="2" w:tentative="1">
+      <w:start w:val="1"/>
+      <w:numFmt w:val="decimal"/>
+      <w:lvlText w:val="%3."/>
+      <w:lvlJc w:val="left"/>
+      <w:pPr>
+        <w:tabs>
+          <w:tab w:val="num" w:pos="2160"/>
+        </w:tabs>
+        <w:ind w:left="2160" w:hanging="360"/>
+      </w:pPr>
+    </w:lvl>
+    <w:lvl w:ilvl="3" w:tentative="1">
+      <w:start w:val="1"/>
+      <w:numFmt w:val="decimal"/>
+      <w:lvlText w:val="%4."/>
+      <w:lvlJc w:val="left"/>
+      <w:pPr>
+        <w:tabs>
+          <w:tab w:val="num" w:pos="2880"/>
+        </w:tabs>
+        <w:ind w:left="2880" w:hanging="360"/>
+      </w:pPr>
+    </w:lvl>
+    <w:lvl w:ilvl="4" w:tentative="1">
+      <w:start w:val="1"/>
+      <w:numFmt w:val="decimal"/>
+      <w:lvlText w:val="%5."/>
+      <w:lvlJc w:val="left"/>
+      <w:pPr>
+        <w:tabs>
+          <w:tab w:val="num" w:pos="3600"/>
+        </w:tabs>
+        <w:ind w:left="3600" w:hanging="360"/>
+      </w:pPr>
+    </w:lvl>
+    <w:lvl w:ilvl="5" w:tentative="1">
+      <w:start w:val="1"/>
+      <w:numFmt w:val="decimal"/>
+      <w:lvlText w:val="%6."/>
+      <w:lvlJc w:val="left"/>
+      <w:pPr>
+        <w:tabs>
+          <w:tab w:val="num" w:pos="4320"/>
+        </w:tabs>
+        <w:ind w:left="4320" w:hanging="360"/>
+      </w:pPr>
+    </w:lvl>
+    <w:lvl w:ilvl="6" w:tentative="1">
+      <w:start w:val="1"/>
+      <w:numFmt w:val="decimal"/>
+      <w:lvlText w:val="%7."/>
+      <w:lvlJc w:val="left"/>
+      <w:pPr>
+        <w:tabs>
+          <w:tab w:val="num" w:pos="5040"/>
+        </w:tabs>
+        <w:ind w:left="5040" w:hanging="360"/>
+      </w:pPr>
+    </w:lvl>
+    <w:lvl w:ilvl="7" w:tentative="1">
+      <w:start w:val="1"/>
+      <w:numFmt w:val="decimal"/>
+      <w:lvlText w:val="%8."/>
+      <w:lvlJc w:val="left"/>
+      <w:pPr>
+        <w:tabs>
+          <w:tab w:val="num" w:pos="5760"/>
+        </w:tabs>
+        <w:ind w:left="5760" w:hanging="360"/>
+      </w:pPr>
+    </w:lvl>
+    <w:lvl w:ilvl="8" w:tentative="1">
+      <w:start w:val="1"/>
+      <w:numFmt w:val="decimal"/>
+      <w:lvlText w:val="%9."/>
+      <w:lvlJc w:val="left"/>
+      <w:pPr>
+        <w:tabs>
+          <w:tab w:val="num" w:pos="6480"/>
+        </w:tabs>
+        <w:ind w:left="6480" w:hanging="360"/>
+      </w:pPr>
+    </w:lvl>
+  </w:abstractNum>
+  <w:abstractNum w:abstractNumId="23" w15:restartNumberingAfterBreak="0">
+    <w:nsid w:val="6DC9761C"/>
+    <w:multiLevelType w:val="multilevel"/>
+    <w:tmpl w:val="A1EE961A"/>
+    <w:lvl w:ilvl="0">
+      <w:start w:val="1"/>
+      <w:numFmt w:val="bullet"/>
+      <w:lvlText w:val=""/>
+      <w:lvlJc w:val="left"/>
+      <w:pPr>
+        <w:tabs>
+          <w:tab w:val="num" w:pos="720"/>
+        </w:tabs>
+        <w:ind w:left="720" w:hanging="360"/>
+      </w:pPr>
+      <w:rPr>
+        <w:rFonts w:ascii="Symbol" w:hAnsi="Symbol" w:hint="default"/>
+        <w:sz w:val="20"/>
+      </w:rPr>
+    </w:lvl>
+    <w:lvl w:ilvl="1" w:tentative="1">
+      <w:start w:val="1"/>
+      <w:numFmt w:val="bullet"/>
+      <w:lvlText w:val="o"/>
+      <w:lvlJc w:val="left"/>
+      <w:pPr>
+        <w:tabs>
+          <w:tab w:val="num" w:pos="1440"/>
+        </w:tabs>
+        <w:ind w:left="1440" w:hanging="360"/>
+      </w:pPr>
+      <w:rPr>
+        <w:rFonts w:ascii="Courier New" w:hAnsi="Courier New" w:hint="default"/>
+        <w:sz w:val="20"/>
+      </w:rPr>
+    </w:lvl>
+    <w:lvl w:ilvl="2" w:tentative="1">
+      <w:start w:val="1"/>
+      <w:numFmt w:val="bullet"/>
+      <w:lvlText w:val=""/>
+      <w:lvlJc w:val="left"/>
+      <w:pPr>
+        <w:tabs>
+          <w:tab w:val="num" w:pos="2160"/>
+        </w:tabs>
+        <w:ind w:left="2160" w:hanging="360"/>
+      </w:pPr>
+      <w:rPr>
+        <w:rFonts w:ascii="Wingdings" w:hAnsi="Wingdings" w:hint="default"/>
+        <w:sz w:val="20"/>
+      </w:rPr>
+    </w:lvl>
+    <w:lvl w:ilvl="3" w:tentative="1">
+      <w:start w:val="1"/>
+      <w:numFmt w:val="bullet"/>
+      <w:lvlText w:val=""/>
+      <w:lvlJc w:val="left"/>
+      <w:pPr>
+        <w:tabs>
+          <w:tab w:val="num" w:pos="2880"/>
+        </w:tabs>
+        <w:ind w:left="2880" w:hanging="360"/>
+      </w:pPr>
+      <w:rPr>
+        <w:rFonts w:ascii="Wingdings" w:hAnsi="Wingdings" w:hint="default"/>
+        <w:sz w:val="20"/>
+      </w:rPr>
+    </w:lvl>
+    <w:lvl w:ilvl="4" w:tentative="1">
+      <w:start w:val="1"/>
+      <w:numFmt w:val="bullet"/>
+      <w:lvlText w:val=""/>
+      <w:lvlJc w:val="left"/>
+      <w:pPr>
+        <w:tabs>
+          <w:tab w:val="num" w:pos="3600"/>
+        </w:tabs>
+        <w:ind w:left="3600" w:hanging="360"/>
+      </w:pPr>
+      <w:rPr>
+        <w:rFonts w:ascii="Wingdings" w:hAnsi="Wingdings" w:hint="default"/>
+        <w:sz w:val="20"/>
+      </w:rPr>
+    </w:lvl>
+    <w:lvl w:ilvl="5" w:tentative="1">
+      <w:start w:val="1"/>
+      <w:numFmt w:val="bullet"/>
+      <w:lvlText w:val=""/>
+      <w:lvlJc w:val="left"/>
+      <w:pPr>
+        <w:tabs>
+          <w:tab w:val="num" w:pos="4320"/>
+        </w:tabs>
+        <w:ind w:left="4320" w:hanging="360"/>
+      </w:pPr>
+      <w:rPr>
+        <w:rFonts w:ascii="Wingdings" w:hAnsi="Wingdings" w:hint="default"/>
+        <w:sz w:val="20"/>
+      </w:rPr>
+    </w:lvl>
+    <w:lvl w:ilvl="6" w:tentative="1">
+      <w:start w:val="1"/>
+      <w:numFmt w:val="bullet"/>
+      <w:lvlText w:val=""/>
+      <w:lvlJc w:val="left"/>
+      <w:pPr>
+        <w:tabs>
+          <w:tab w:val="num" w:pos="5040"/>
+        </w:tabs>
+        <w:ind w:left="5040" w:hanging="360"/>
+      </w:pPr>
+      <w:rPr>
+        <w:rFonts w:ascii="Wingdings" w:hAnsi="Wingdings" w:hint="default"/>
+        <w:sz w:val="20"/>
+      </w:rPr>
+    </w:lvl>
+    <w:lvl w:ilvl="7" w:tentative="1">
+      <w:start w:val="1"/>
+      <w:numFmt w:val="bullet"/>
+      <w:lvlText w:val=""/>
+      <w:lvlJc w:val="left"/>
+      <w:pPr>
+        <w:tabs>
+          <w:tab w:val="num" w:pos="5760"/>
+        </w:tabs>
+        <w:ind w:left="5760" w:hanging="360"/>
+      </w:pPr>
+      <w:rPr>
+        <w:rFonts w:ascii="Wingdings" w:hAnsi="Wingdings" w:hint="default"/>
+        <w:sz w:val="20"/>
+      </w:rPr>
+    </w:lvl>
+    <w:lvl w:ilvl="8" w:tentative="1">
+      <w:start w:val="1"/>
+      <w:numFmt w:val="bullet"/>
+      <w:lvlText w:val=""/>
+      <w:lvlJc w:val="left"/>
+      <w:pPr>
+        <w:tabs>
+          <w:tab w:val="num" w:pos="6480"/>
+        </w:tabs>
+        <w:ind w:left="6480" w:hanging="360"/>
+      </w:pPr>
+      <w:rPr>
+        <w:rFonts w:ascii="Wingdings" w:hAnsi="Wingdings" w:hint="default"/>
+        <w:sz w:val="20"/>
+      </w:rPr>
+    </w:lvl>
+  </w:abstractNum>
+  <w:abstractNum w:abstractNumId="24" w15:restartNumberingAfterBreak="0">
+    <w:nsid w:val="76EE602D"/>
+    <w:multiLevelType w:val="multilevel"/>
+    <w:tmpl w:val="F5F69748"/>
+    <w:lvl w:ilvl="0">
+      <w:start w:val="1"/>
+      <w:numFmt w:val="bullet"/>
+      <w:lvlText w:val=""/>
+      <w:lvlJc w:val="left"/>
+      <w:pPr>
+        <w:tabs>
+          <w:tab w:val="num" w:pos="720"/>
+        </w:tabs>
+        <w:ind w:left="720" w:hanging="360"/>
+      </w:pPr>
+      <w:rPr>
+        <w:rFonts w:ascii="Symbol" w:hAnsi="Symbol" w:hint="default"/>
+        <w:sz w:val="20"/>
+      </w:rPr>
+    </w:lvl>
+    <w:lvl w:ilvl="1" w:tentative="1">
+      <w:start w:val="1"/>
+      <w:numFmt w:val="bullet"/>
+      <w:lvlText w:val="o"/>
+      <w:lvlJc w:val="left"/>
+      <w:pPr>
+        <w:tabs>
+          <w:tab w:val="num" w:pos="1440"/>
+        </w:tabs>
+        <w:ind w:left="1440" w:hanging="360"/>
+      </w:pPr>
+      <w:rPr>
+        <w:rFonts w:ascii="Courier New" w:hAnsi="Courier New" w:hint="default"/>
+        <w:sz w:val="20"/>
+      </w:rPr>
+    </w:lvl>
+    <w:lvl w:ilvl="2" w:tentative="1">
+      <w:start w:val="1"/>
+      <w:numFmt w:val="bullet"/>
+      <w:lvlText w:val=""/>
+      <w:lvlJc w:val="left"/>
+      <w:pPr>
+        <w:tabs>
+          <w:tab w:val="num" w:pos="2160"/>
+        </w:tabs>
+        <w:ind w:left="2160" w:hanging="360"/>
+      </w:pPr>
+      <w:rPr>
+        <w:rFonts w:ascii="Wingdings" w:hAnsi="Wingdings" w:hint="default"/>
+        <w:sz w:val="20"/>
+      </w:rPr>
+    </w:lvl>
+    <w:lvl w:ilvl="3" w:tentative="1">
+      <w:start w:val="1"/>
+      <w:numFmt w:val="bullet"/>
+      <w:lvlText w:val=""/>
+      <w:lvlJc w:val="left"/>
+      <w:pPr>
+        <w:tabs>
+          <w:tab w:val="num" w:pos="2880"/>
+        </w:tabs>
+        <w:ind w:left="2880" w:hanging="360"/>
+      </w:pPr>
+      <w:rPr>
+        <w:rFonts w:ascii="Wingdings" w:hAnsi="Wingdings" w:hint="default"/>
+        <w:sz w:val="20"/>
+      </w:rPr>
+    </w:lvl>
+    <w:lvl w:ilvl="4" w:tentative="1">
+      <w:start w:val="1"/>
+      <w:numFmt w:val="bullet"/>
+      <w:lvlText w:val=""/>
+      <w:lvlJc w:val="left"/>
+      <w:pPr>
+        <w:tabs>
+          <w:tab w:val="num" w:pos="3600"/>
+        </w:tabs>
+        <w:ind w:left="3600" w:hanging="360"/>
+      </w:pPr>
+      <w:rPr>
+        <w:rFonts w:ascii="Wingdings" w:hAnsi="Wingdings" w:hint="default"/>
+        <w:sz w:val="20"/>
+      </w:rPr>
+    </w:lvl>
+    <w:lvl w:ilvl="5" w:tentative="1">
+      <w:start w:val="1"/>
+      <w:numFmt w:val="bullet"/>
+      <w:lvlText w:val=""/>
+      <w:lvlJc w:val="left"/>
+      <w:pPr>
+        <w:tabs>
+          <w:tab w:val="num" w:pos="4320"/>
+        </w:tabs>
+        <w:ind w:left="4320" w:hanging="360"/>
+      </w:pPr>
+      <w:rPr>
+        <w:rFonts w:ascii="Wingdings" w:hAnsi="Wingdings" w:hint="default"/>
+        <w:sz w:val="20"/>
+      </w:rPr>
+    </w:lvl>
+    <w:lvl w:ilvl="6" w:tentative="1">
+      <w:start w:val="1"/>
+      <w:numFmt w:val="bullet"/>
+      <w:lvlText w:val=""/>
+      <w:lvlJc w:val="left"/>
+      <w:pPr>
+        <w:tabs>
+          <w:tab w:val="num" w:pos="5040"/>
+        </w:tabs>
+        <w:ind w:left="5040" w:hanging="360"/>
+      </w:pPr>
+      <w:rPr>
+        <w:rFonts w:ascii="Wingdings" w:hAnsi="Wingdings" w:hint="default"/>
+        <w:sz w:val="20"/>
+      </w:rPr>
+    </w:lvl>
+    <w:lvl w:ilvl="7" w:tentative="1">
+      <w:start w:val="1"/>
+      <w:numFmt w:val="bullet"/>
+      <w:lvlText w:val=""/>
+      <w:lvlJc w:val="left"/>
+      <w:pPr>
+        <w:tabs>
+          <w:tab w:val="num" w:pos="5760"/>
+        </w:tabs>
+        <w:ind w:left="5760" w:hanging="360"/>
+      </w:pPr>
+      <w:rPr>
+        <w:rFonts w:ascii="Wingdings" w:hAnsi="Wingdings" w:hint="default"/>
+        <w:sz w:val="20"/>
+      </w:rPr>
+    </w:lvl>
+    <w:lvl w:ilvl="8" w:tentative="1">
+      <w:start w:val="1"/>
+      <w:numFmt w:val="bullet"/>
+      <w:lvlText w:val=""/>
+      <w:lvlJc w:val="left"/>
+      <w:pPr>
+        <w:tabs>
+          <w:tab w:val="num" w:pos="6480"/>
+        </w:tabs>
+        <w:ind w:left="6480" w:hanging="360"/>
+      </w:pPr>
+      <w:rPr>
+        <w:rFonts w:ascii="Wingdings" w:hAnsi="Wingdings" w:hint="default"/>
+        <w:sz w:val="20"/>
+      </w:rPr>
+    </w:lvl>
+  </w:abstractNum>
+  <w:abstractNum w:abstractNumId="25" w15:restartNumberingAfterBreak="0">
+    <w:nsid w:val="77E42BD7"/>
+    <w:multiLevelType w:val="multilevel"/>
+    <w:tmpl w:val="0FCAF91C"/>
+    <w:lvl w:ilvl="0">
+      <w:start w:val="1"/>
+      <w:numFmt w:val="bullet"/>
+      <w:lvlText w:val=""/>
+      <w:lvlJc w:val="left"/>
+      <w:pPr>
+        <w:tabs>
+          <w:tab w:val="num" w:pos="720"/>
+        </w:tabs>
+        <w:ind w:left="720" w:hanging="360"/>
+      </w:pPr>
+      <w:rPr>
+        <w:rFonts w:ascii="Symbol" w:hAnsi="Symbol" w:hint="default"/>
+        <w:sz w:val="20"/>
+      </w:rPr>
+    </w:lvl>
+    <w:lvl w:ilvl="1" w:tentative="1">
+      <w:start w:val="1"/>
+      <w:numFmt w:val="bullet"/>
+      <w:lvlText w:val="o"/>
+      <w:lvlJc w:val="left"/>
+      <w:pPr>
+        <w:tabs>
+          <w:tab w:val="num" w:pos="1440"/>
+        </w:tabs>
+        <w:ind w:left="1440" w:hanging="360"/>
+      </w:pPr>
+      <w:rPr>
+        <w:rFonts w:ascii="Courier New" w:hAnsi="Courier New" w:hint="default"/>
+        <w:sz w:val="20"/>
+      </w:rPr>
+    </w:lvl>
+    <w:lvl w:ilvl="2" w:tentative="1">
+      <w:start w:val="1"/>
+      <w:numFmt w:val="bullet"/>
+      <w:lvlText w:val=""/>
+      <w:lvlJc w:val="left"/>
+      <w:pPr>
+        <w:tabs>
+          <w:tab w:val="num" w:pos="2160"/>
+        </w:tabs>
+        <w:ind w:left="2160" w:hanging="360"/>
+      </w:pPr>
+      <w:rPr>
+        <w:rFonts w:ascii="Wingdings" w:hAnsi="Wingdings" w:hint="default"/>
+        <w:sz w:val="20"/>
+      </w:rPr>
+    </w:lvl>
+    <w:lvl w:ilvl="3" w:tentative="1">
+      <w:start w:val="1"/>
+      <w:numFmt w:val="bullet"/>
+      <w:lvlText w:val=""/>
+      <w:lvlJc w:val="left"/>
+      <w:pPr>
+        <w:tabs>
+          <w:tab w:val="num" w:pos="2880"/>
+        </w:tabs>
+        <w:ind w:left="2880" w:hanging="360"/>
+      </w:pPr>
+      <w:rPr>
+        <w:rFonts w:ascii="Wingdings" w:hAnsi="Wingdings" w:hint="default"/>
+        <w:sz w:val="20"/>
+      </w:rPr>
+    </w:lvl>
+    <w:lvl w:ilvl="4" w:tentative="1">
+      <w:start w:val="1"/>
+      <w:numFmt w:val="bullet"/>
+      <w:lvlText w:val=""/>
+      <w:lvlJc w:val="left"/>
+      <w:pPr>
+        <w:tabs>
+          <w:tab w:val="num" w:pos="3600"/>
+        </w:tabs>
+        <w:ind w:left="3600" w:hanging="360"/>
+      </w:pPr>
+      <w:rPr>
+        <w:rFonts w:ascii="Wingdings" w:hAnsi="Wingdings" w:hint="default"/>
+        <w:sz w:val="20"/>
+      </w:rPr>
+    </w:lvl>
+    <w:lvl w:ilvl="5" w:tentative="1">
+      <w:start w:val="1"/>
+      <w:numFmt w:val="bullet"/>
+      <w:lvlText w:val=""/>
+      <w:lvlJc w:val="left"/>
+      <w:pPr>
+        <w:tabs>
+          <w:tab w:val="num" w:pos="4320"/>
+        </w:tabs>
+        <w:ind w:left="4320" w:hanging="360"/>
+      </w:pPr>
+      <w:rPr>
+        <w:rFonts w:ascii="Wingdings" w:hAnsi="Wingdings" w:hint="default"/>
+        <w:sz w:val="20"/>
+      </w:rPr>
+    </w:lvl>
+    <w:lvl w:ilvl="6" w:tentative="1">
+      <w:start w:val="1"/>
+      <w:numFmt w:val="bullet"/>
+      <w:lvlText w:val=""/>
+      <w:lvlJc w:val="left"/>
+      <w:pPr>
+        <w:tabs>
+          <w:tab w:val="num" w:pos="5040"/>
+        </w:tabs>
+        <w:ind w:left="5040" w:hanging="360"/>
+      </w:pPr>
+      <w:rPr>
+        <w:rFonts w:ascii="Wingdings" w:hAnsi="Wingdings" w:hint="default"/>
+        <w:sz w:val="20"/>
+      </w:rPr>
+    </w:lvl>
+    <w:lvl w:ilvl="7" w:tentative="1">
+      <w:start w:val="1"/>
+      <w:numFmt w:val="bullet"/>
+      <w:lvlText w:val=""/>
+      <w:lvlJc w:val="left"/>
+      <w:pPr>
+        <w:tabs>
+          <w:tab w:val="num" w:pos="5760"/>
+        </w:tabs>
+        <w:ind w:left="5760" w:hanging="360"/>
+      </w:pPr>
+      <w:rPr>
+        <w:rFonts w:ascii="Wingdings" w:hAnsi="Wingdings" w:hint="default"/>
+        <w:sz w:val="20"/>
+      </w:rPr>
+    </w:lvl>
+    <w:lvl w:ilvl="8" w:tentative="1">
+      <w:start w:val="1"/>
+      <w:numFmt w:val="bullet"/>
+      <w:lvlText w:val=""/>
+      <w:lvlJc w:val="left"/>
+      <w:pPr>
+        <w:tabs>
+          <w:tab w:val="num" w:pos="6480"/>
+        </w:tabs>
+        <w:ind w:left="6480" w:hanging="360"/>
+      </w:pPr>
+      <w:rPr>
+        <w:rFonts w:ascii="Wingdings" w:hAnsi="Wingdings" w:hint="default"/>
+        <w:sz w:val="20"/>
+      </w:rPr>
+    </w:lvl>
+  </w:abstractNum>
+  <w:abstractNum w:abstractNumId="26" w15:restartNumberingAfterBreak="0">
+    <w:nsid w:val="7E2221DE"/>
+    <w:multiLevelType w:val="multilevel"/>
+    <w:tmpl w:val="0C2AFD40"/>
+    <w:lvl w:ilvl="0">
+      <w:start w:val="1"/>
+      <w:numFmt w:val="bullet"/>
+      <w:lvlText w:val=""/>
+      <w:lvlJc w:val="left"/>
+      <w:pPr>
+        <w:tabs>
+          <w:tab w:val="num" w:pos="720"/>
+        </w:tabs>
+        <w:ind w:left="720" w:hanging="360"/>
+      </w:pPr>
+      <w:rPr>
+        <w:rFonts w:ascii="Symbol" w:hAnsi="Symbol" w:hint="default"/>
+        <w:sz w:val="20"/>
+      </w:rPr>
+    </w:lvl>
+    <w:lvl w:ilvl="1" w:tentative="1">
+      <w:start w:val="1"/>
+      <w:numFmt w:val="bullet"/>
+      <w:lvlText w:val="o"/>
+      <w:lvlJc w:val="left"/>
+      <w:pPr>
+        <w:tabs>
+          <w:tab w:val="num" w:pos="1440"/>
+        </w:tabs>
+        <w:ind w:left="1440" w:hanging="360"/>
+      </w:pPr>
+      <w:rPr>
+        <w:rFonts w:ascii="Courier New" w:hAnsi="Courier New" w:hint="default"/>
+        <w:sz w:val="20"/>
+      </w:rPr>
+    </w:lvl>
+    <w:lvl w:ilvl="2" w:tentative="1">
+      <w:start w:val="1"/>
+      <w:numFmt w:val="bullet"/>
+      <w:lvlText w:val=""/>
+      <w:lvlJc w:val="left"/>
+      <w:pPr>
+        <w:tabs>
+          <w:tab w:val="num" w:pos="2160"/>
+        </w:tabs>
+        <w:ind w:left="2160" w:hanging="360"/>
+      </w:pPr>
+      <w:rPr>
+        <w:rFonts w:ascii="Wingdings" w:hAnsi="Wingdings" w:hint="default"/>
+        <w:sz w:val="20"/>
+      </w:rPr>
+    </w:lvl>
+    <w:lvl w:ilvl="3" w:tentative="1">
+      <w:start w:val="1"/>
+      <w:numFmt w:val="bullet"/>
+      <w:lvlText w:val=""/>
+      <w:lvlJc w:val="left"/>
+      <w:pPr>
+        <w:tabs>
+          <w:tab w:val="num" w:pos="2880"/>
+        </w:tabs>
+        <w:ind w:left="2880" w:hanging="360"/>
+      </w:pPr>
+      <w:rPr>
+        <w:rFonts w:ascii="Wingdings" w:hAnsi="Wingdings" w:hint="default"/>
+        <w:sz w:val="20"/>
+      </w:rPr>
+    </w:lvl>
+    <w:lvl w:ilvl="4" w:tentative="1">
+      <w:start w:val="1"/>
+      <w:numFmt w:val="bullet"/>
+      <w:lvlText w:val=""/>
+      <w:lvlJc w:val="left"/>
+      <w:pPr>
+        <w:tabs>
+          <w:tab w:val="num" w:pos="3600"/>
+        </w:tabs>
+        <w:ind w:left="3600" w:hanging="360"/>
+      </w:pPr>
+      <w:rPr>
+        <w:rFonts w:ascii="Wingdings" w:hAnsi="Wingdings" w:hint="default"/>
+        <w:sz w:val="20"/>
+      </w:rPr>
+    </w:lvl>
+    <w:lvl w:ilvl="5" w:tentative="1">
+      <w:start w:val="1"/>
+      <w:numFmt w:val="bullet"/>
+      <w:lvlText w:val=""/>
+      <w:lvlJc w:val="left"/>
+      <w:pPr>
+        <w:tabs>
+          <w:tab w:val="num" w:pos="4320"/>
+        </w:tabs>
+        <w:ind w:left="4320" w:hanging="360"/>
+      </w:pPr>
+      <w:rPr>
+        <w:rFonts w:ascii="Wingdings" w:hAnsi="Wingdings" w:hint="default"/>
+        <w:sz w:val="20"/>
+      </w:rPr>
+    </w:lvl>
+    <w:lvl w:ilvl="6" w:tentative="1">
+      <w:start w:val="1"/>
+      <w:numFmt w:val="bullet"/>
+      <w:lvlText w:val=""/>
+      <w:lvlJc w:val="left"/>
+      <w:pPr>
+        <w:tabs>
+          <w:tab w:val="num" w:pos="5040"/>
+        </w:tabs>
+        <w:ind w:left="5040" w:hanging="360"/>
+      </w:pPr>
+      <w:rPr>
+        <w:rFonts w:ascii="Wingdings" w:hAnsi="Wingdings" w:hint="default"/>
+        <w:sz w:val="20"/>
+      </w:rPr>
+    </w:lvl>
+    <w:lvl w:ilvl="7" w:tentative="1">
+      <w:start w:val="1"/>
+      <w:numFmt w:val="bullet"/>
+      <w:lvlText w:val=""/>
+      <w:lvlJc w:val="left"/>
+      <w:pPr>
+        <w:tabs>
+          <w:tab w:val="num" w:pos="5760"/>
+        </w:tabs>
+        <w:ind w:left="5760" w:hanging="360"/>
+      </w:pPr>
+      <w:rPr>
+        <w:rFonts w:ascii="Wingdings" w:hAnsi="Wingdings" w:hint="default"/>
+        <w:sz w:val="20"/>
+      </w:rPr>
+    </w:lvl>
+    <w:lvl w:ilvl="8" w:tentative="1">
+      <w:start w:val="1"/>
+      <w:numFmt w:val="bullet"/>
+      <w:lvlText w:val=""/>
+      <w:lvlJc w:val="left"/>
+      <w:pPr>
+        <w:tabs>
+          <w:tab w:val="num" w:pos="6480"/>
+        </w:tabs>
+        <w:ind w:left="6480" w:hanging="360"/>
+      </w:pPr>
+      <w:rPr>
+        <w:rFonts w:ascii="Wingdings" w:hAnsi="Wingdings" w:hint="default"/>
+        <w:sz w:val="20"/>
+      </w:rPr>
+    </w:lvl>
+  </w:abstractNum>
   <w:num w:numId="1">
-    <w:abstractNumId w:val="10"/>
+    <w:abstractNumId w:val="26"/>
   </w:num>
   <w:num w:numId="2">
-    <w:abstractNumId w:val="1"/>
+    <w:abstractNumId w:val="4"/>
   </w:num>
   <w:num w:numId="3">
-    <w:abstractNumId w:val="6"/>
+    <w:abstractNumId w:val="20"/>
   </w:num>
   <w:num w:numId="4">
     <w:abstractNumId w:val="0"/>
   </w:num>
   <w:num w:numId="5">
+    <w:abstractNumId w:val="16"/>
+  </w:num>
+  <w:num w:numId="6">
+    <w:abstractNumId w:val="10"/>
+  </w:num>
+  <w:num w:numId="7">
+    <w:abstractNumId w:val="9"/>
+  </w:num>
+  <w:num w:numId="8">
+    <w:abstractNumId w:val="24"/>
+  </w:num>
+  <w:num w:numId="9">
+    <w:abstractNumId w:val="11"/>
+  </w:num>
+  <w:num w:numId="10">
+    <w:abstractNumId w:val="23"/>
+  </w:num>
+  <w:num w:numId="11">
+    <w:abstractNumId w:val="25"/>
+  </w:num>
+  <w:num w:numId="12">
+    <w:abstractNumId w:val="13"/>
+  </w:num>
+  <w:num w:numId="13">
+    <w:abstractNumId w:val="18"/>
+  </w:num>
+  <w:num w:numId="14">
+    <w:abstractNumId w:val="7"/>
+  </w:num>
+  <w:num w:numId="15">
+    <w:abstractNumId w:val="6"/>
+  </w:num>
+  <w:num w:numId="16">
+    <w:abstractNumId w:val="2"/>
+  </w:num>
+  <w:num w:numId="17">
+    <w:abstractNumId w:val="14"/>
+  </w:num>
+  <w:num w:numId="18">
     <w:abstractNumId w:val="5"/>
   </w:num>
-  <w:num w:numId="6">
+  <w:num w:numId="19">
+    <w:abstractNumId w:val="22"/>
+  </w:num>
+  <w:num w:numId="20">
+    <w:abstractNumId w:val="1"/>
+  </w:num>
+  <w:num w:numId="21">
+    <w:abstractNumId w:val="17"/>
+  </w:num>
+  <w:num w:numId="22">
+    <w:abstractNumId w:val="19"/>
+  </w:num>
+  <w:num w:numId="23">
+    <w:abstractNumId w:val="12"/>
+  </w:num>
+  <w:num w:numId="24">
+    <w:abstractNumId w:val="15"/>
+  </w:num>
+  <w:num w:numId="25">
+    <w:abstractNumId w:val="21"/>
+  </w:num>
+  <w:num w:numId="26">
     <w:abstractNumId w:val="3"/>
   </w:num>
-  <w:num w:numId="7">
-    <w:abstractNumId w:val="2"/>
-  </w:num>
-  <w:num w:numId="8">
+  <w:num w:numId="27">
     <w:abstractNumId w:val="8"/>
-  </w:num>
-  <w:num w:numId="9">
-    <w:abstractNumId w:val="4"/>
-  </w:num>
-  <w:num w:numId="10">
-    <w:abstractNumId w:val="7"/>
-  </w:num>
-  <w:num w:numId="11">
-    <w:abstractNumId w:val="9"/>
   </w:num>
 </w:numbering>
 </file>
@@ -16474,6 +25764,47 @@
       <w:lang w:eastAsia="es-419"/>
     </w:rPr>
   </w:style>
+  <w:style w:type="character" w:styleId="Textoennegrita">
+    <w:name w:val="Strong"/>
+    <w:basedOn w:val="Fuentedeprrafopredeter"/>
+    <w:uiPriority w:val="22"/>
+    <w:qFormat/>
+    <w:rsid w:val="00162579"/>
+    <w:rPr>
+      <w:b/>
+      <w:bCs/>
+    </w:rPr>
+  </w:style>
+  <w:style w:type="character" w:customStyle="1" w:styleId="m">
+    <w:name w:val="ͼm"/>
+    <w:basedOn w:val="Fuentedeprrafopredeter"/>
+    <w:rsid w:val="00162579"/>
+  </w:style>
+  <w:style w:type="character" w:customStyle="1" w:styleId="t">
+    <w:name w:val="ͼt"/>
+    <w:basedOn w:val="Fuentedeprrafopredeter"/>
+    <w:rsid w:val="00162579"/>
+  </w:style>
+  <w:style w:type="character" w:customStyle="1" w:styleId="n">
+    <w:name w:val="ͼn"/>
+    <w:basedOn w:val="Fuentedeprrafopredeter"/>
+    <w:rsid w:val="00162579"/>
+  </w:style>
+  <w:style w:type="character" w:customStyle="1" w:styleId="r">
+    <w:name w:val="ͼr"/>
+    <w:basedOn w:val="Fuentedeprrafopredeter"/>
+    <w:rsid w:val="00162579"/>
+  </w:style>
+  <w:style w:type="character" w:customStyle="1" w:styleId="q">
+    <w:name w:val="ͼq"/>
+    <w:basedOn w:val="Fuentedeprrafopredeter"/>
+    <w:rsid w:val="00162579"/>
+  </w:style>
+  <w:style w:type="character" w:customStyle="1" w:styleId="s">
+    <w:name w:val="ͼs"/>
+    <w:basedOn w:val="Fuentedeprrafopredeter"/>
+    <w:rsid w:val="00BA277C"/>
+  </w:style>
 </w:styles>
 </file>
 

--- a/relacion de archivos.docx
+++ b/relacion de archivos.docx
@@ -21135,64 +21135,1828 @@
         <w:spacing w:before="100" w:beforeAutospacing="1" w:after="100" w:afterAutospacing="1" w:line="240" w:lineRule="auto"/>
         <w:rPr>
           <w:rFonts w:ascii="Times New Roman" w:eastAsia="Times New Roman" w:hAnsi="Times New Roman" w:cs="Times New Roman"/>
-          <w:sz w:val="24"/>
-          <w:szCs w:val="24"/>
-          <w:lang w:eastAsia="es-419"/>
-        </w:rPr>
-      </w:pPr>
-      <w:r>
-        <w:rPr>
-          <w:rFonts w:ascii="Times New Roman" w:eastAsia="Times New Roman" w:hAnsi="Times New Roman" w:cs="Times New Roman"/>
-          <w:sz w:val="24"/>
-          <w:szCs w:val="24"/>
-          <w:lang w:eastAsia="es-419"/>
-        </w:rPr>
-        <w:t>Eso te lleva a nivel CMS serio.</w:t>
-      </w:r>
-    </w:p>
-    <w:p>
-      <w:pPr>
-        <w:spacing w:before="100" w:beforeAutospacing="1" w:after="100" w:afterAutospacing="1" w:line="240" w:lineRule="auto"/>
-        <w:rPr>
-          <w:rFonts w:ascii="Times New Roman" w:eastAsia="Times New Roman" w:hAnsi="Times New Roman" w:cs="Times New Roman"/>
-          <w:sz w:val="24"/>
-          <w:szCs w:val="24"/>
-          <w:lang w:eastAsia="es-419"/>
-        </w:rPr>
-      </w:pPr>
-      <w:r>
-        <w:rPr>
-          <w:rFonts w:ascii="Times New Roman" w:eastAsia="Times New Roman" w:hAnsi="Times New Roman" w:cs="Times New Roman"/>
-          <w:sz w:val="24"/>
-          <w:szCs w:val="24"/>
-          <w:lang w:eastAsia="es-419"/>
-        </w:rPr>
-        <w:t xml:space="preserve">¿Arrancamos por </w:t>
-      </w:r>
-      <w:proofErr w:type="spellStart"/>
-      <w:r>
-        <w:rPr>
-          <w:rFonts w:ascii="Times New Roman" w:eastAsia="Times New Roman" w:hAnsi="Times New Roman" w:cs="Times New Roman"/>
-          <w:sz w:val="24"/>
-          <w:szCs w:val="24"/>
-          <w:lang w:eastAsia="es-419"/>
-        </w:rPr>
-        <w:t>slugs</w:t>
-      </w:r>
-      <w:proofErr w:type="spellEnd"/>
-      <w:r>
-        <w:rPr>
-          <w:rFonts w:ascii="Times New Roman" w:eastAsia="Times New Roman" w:hAnsi="Times New Roman" w:cs="Times New Roman"/>
-          <w:sz w:val="24"/>
-          <w:szCs w:val="24"/>
-          <w:lang w:eastAsia="es-419"/>
-        </w:rPr>
-        <w:t>?</w:t>
-      </w:r>
-    </w:p>
-    <w:p>
-      <w:pPr>
-        <w:spacing w:before="100" w:beforeAutospacing="1" w:after="100" w:afterAutospacing="1" w:line="240" w:lineRule="auto"/>
+          <w:sz w:val="56"/>
+          <w:szCs w:val="56"/>
+          <w:lang w:eastAsia="es-419"/>
+        </w:rPr>
+      </w:pPr>
+      <w:r>
+        <w:rPr>
+          <w:rFonts w:ascii="Times New Roman" w:eastAsia="Times New Roman" w:hAnsi="Times New Roman" w:cs="Times New Roman"/>
+          <w:sz w:val="56"/>
+          <w:szCs w:val="56"/>
+          <w:lang w:eastAsia="es-419"/>
+        </w:rPr>
+        <w:t>4TO RESUMEN</w:t>
+      </w:r>
+    </w:p>
+    <w:p>
+      <w:pPr>
+        <w:spacing w:before="100" w:beforeAutospacing="1" w:after="100" w:afterAutospacing="1" w:line="240" w:lineRule="auto"/>
+        <w:rPr>
+          <w:rFonts w:ascii="Times New Roman" w:eastAsia="Times New Roman" w:hAnsi="Times New Roman" w:cs="Times New Roman"/>
+          <w:sz w:val="24"/>
+          <w:szCs w:val="24"/>
+          <w:lang w:eastAsia="es-419"/>
+        </w:rPr>
+      </w:pPr>
+      <w:proofErr w:type="spellStart"/>
+      <w:r>
+        <w:rPr>
+          <w:rFonts w:ascii="Times New Roman" w:eastAsia="Times New Roman" w:hAnsi="Times New Roman" w:cs="Times New Roman"/>
+          <w:sz w:val="24"/>
+          <w:szCs w:val="24"/>
+          <w:lang w:eastAsia="es-419"/>
+        </w:rPr>
+        <w:t>Tenés</w:t>
+      </w:r>
+      <w:proofErr w:type="spellEnd"/>
+      <w:r>
+        <w:rPr>
+          <w:rFonts w:ascii="Times New Roman" w:eastAsia="Times New Roman" w:hAnsi="Times New Roman" w:cs="Times New Roman"/>
+          <w:sz w:val="24"/>
+          <w:szCs w:val="24"/>
+          <w:lang w:eastAsia="es-419"/>
+        </w:rPr>
+        <w:t>:</w:t>
+      </w:r>
+    </w:p>
+    <w:p>
+      <w:pPr>
+        <w:numPr>
+          <w:ilvl w:val="0"/>
+          <w:numId w:val="28"/>
+        </w:numPr>
+        <w:spacing w:before="100" w:beforeAutospacing="1" w:after="100" w:afterAutospacing="1" w:line="240" w:lineRule="auto"/>
+        <w:rPr>
+          <w:rFonts w:ascii="Times New Roman" w:eastAsia="Times New Roman" w:hAnsi="Times New Roman" w:cs="Times New Roman"/>
+          <w:sz w:val="24"/>
+          <w:szCs w:val="24"/>
+          <w:lang w:eastAsia="es-419"/>
+        </w:rPr>
+      </w:pPr>
+      <w:r>
+        <w:rPr>
+          <w:rFonts w:ascii="Segoe UI Symbol" w:eastAsia="Times New Roman" w:hAnsi="Segoe UI Symbol" w:cs="Segoe UI Symbol"/>
+          <w:sz w:val="24"/>
+          <w:szCs w:val="24"/>
+          <w:lang w:eastAsia="es-419"/>
+        </w:rPr>
+        <w:t>✅</w:t>
+      </w:r>
+      <w:r>
+        <w:rPr>
+          <w:rFonts w:ascii="Times New Roman" w:eastAsia="Times New Roman" w:hAnsi="Times New Roman" w:cs="Times New Roman"/>
+          <w:sz w:val="24"/>
+          <w:szCs w:val="24"/>
+          <w:lang w:eastAsia="es-419"/>
+        </w:rPr>
+        <w:t xml:space="preserve"> </w:t>
+      </w:r>
+      <w:proofErr w:type="spellStart"/>
+      <w:r>
+        <w:rPr>
+          <w:rFonts w:ascii="Times New Roman" w:eastAsia="Times New Roman" w:hAnsi="Times New Roman" w:cs="Times New Roman"/>
+          <w:sz w:val="24"/>
+          <w:szCs w:val="24"/>
+          <w:lang w:eastAsia="es-419"/>
+        </w:rPr>
+        <w:t>Slugs</w:t>
+      </w:r>
+      <w:proofErr w:type="spellEnd"/>
+      <w:r>
+        <w:rPr>
+          <w:rFonts w:ascii="Times New Roman" w:eastAsia="Times New Roman" w:hAnsi="Times New Roman" w:cs="Times New Roman"/>
+          <w:sz w:val="24"/>
+          <w:szCs w:val="24"/>
+          <w:lang w:eastAsia="es-419"/>
+        </w:rPr>
+        <w:t xml:space="preserve"> automáticos únicos</w:t>
+      </w:r>
+    </w:p>
+    <w:p>
+      <w:pPr>
+        <w:numPr>
+          <w:ilvl w:val="0"/>
+          <w:numId w:val="28"/>
+        </w:numPr>
+        <w:spacing w:before="100" w:beforeAutospacing="1" w:after="100" w:afterAutospacing="1" w:line="240" w:lineRule="auto"/>
+        <w:rPr>
+          <w:rFonts w:ascii="Times New Roman" w:eastAsia="Times New Roman" w:hAnsi="Times New Roman" w:cs="Times New Roman"/>
+          <w:sz w:val="24"/>
+          <w:szCs w:val="24"/>
+          <w:lang w:eastAsia="es-419"/>
+        </w:rPr>
+      </w:pPr>
+      <w:r>
+        <w:rPr>
+          <w:rFonts w:ascii="Segoe UI Symbol" w:eastAsia="Times New Roman" w:hAnsi="Segoe UI Symbol" w:cs="Segoe UI Symbol"/>
+          <w:sz w:val="24"/>
+          <w:szCs w:val="24"/>
+          <w:lang w:eastAsia="es-419"/>
+        </w:rPr>
+        <w:t>✅</w:t>
+      </w:r>
+      <w:r>
+        <w:rPr>
+          <w:rFonts w:ascii="Times New Roman" w:eastAsia="Times New Roman" w:hAnsi="Times New Roman" w:cs="Times New Roman"/>
+          <w:sz w:val="24"/>
+          <w:szCs w:val="24"/>
+          <w:lang w:eastAsia="es-419"/>
+        </w:rPr>
+        <w:t xml:space="preserve"> Relación Post ↔ Categoría funcionando</w:t>
+      </w:r>
+    </w:p>
+    <w:p>
+      <w:pPr>
+        <w:numPr>
+          <w:ilvl w:val="0"/>
+          <w:numId w:val="28"/>
+        </w:numPr>
+        <w:spacing w:before="100" w:beforeAutospacing="1" w:after="100" w:afterAutospacing="1" w:line="240" w:lineRule="auto"/>
+        <w:rPr>
+          <w:rFonts w:ascii="Times New Roman" w:eastAsia="Times New Roman" w:hAnsi="Times New Roman" w:cs="Times New Roman"/>
+          <w:sz w:val="24"/>
+          <w:szCs w:val="24"/>
+          <w:lang w:eastAsia="es-419"/>
+        </w:rPr>
+      </w:pPr>
+      <w:r>
+        <w:rPr>
+          <w:rFonts w:ascii="Segoe UI Symbol" w:eastAsia="Times New Roman" w:hAnsi="Segoe UI Symbol" w:cs="Segoe UI Symbol"/>
+          <w:sz w:val="24"/>
+          <w:szCs w:val="24"/>
+          <w:lang w:eastAsia="es-419"/>
+        </w:rPr>
+        <w:t>✅</w:t>
+      </w:r>
+      <w:r>
+        <w:rPr>
+          <w:rFonts w:ascii="Times New Roman" w:eastAsia="Times New Roman" w:hAnsi="Times New Roman" w:cs="Times New Roman"/>
+          <w:sz w:val="24"/>
+          <w:szCs w:val="24"/>
+          <w:lang w:eastAsia="es-419"/>
+        </w:rPr>
+        <w:t xml:space="preserve"> </w:t>
+      </w:r>
+      <w:proofErr w:type="spellStart"/>
+      <w:r>
+        <w:rPr>
+          <w:rFonts w:ascii="Times New Roman" w:eastAsia="Times New Roman" w:hAnsi="Times New Roman" w:cs="Times New Roman"/>
+          <w:sz w:val="24"/>
+          <w:szCs w:val="24"/>
+          <w:lang w:eastAsia="es-419"/>
+        </w:rPr>
+        <w:t>Select</w:t>
+      </w:r>
+      <w:proofErr w:type="spellEnd"/>
+      <w:r>
+        <w:rPr>
+          <w:rFonts w:ascii="Times New Roman" w:eastAsia="Times New Roman" w:hAnsi="Times New Roman" w:cs="Times New Roman"/>
+          <w:sz w:val="24"/>
+          <w:szCs w:val="24"/>
+          <w:lang w:eastAsia="es-419"/>
+        </w:rPr>
+        <w:t xml:space="preserve"> dinámico conectado a BD</w:t>
+      </w:r>
+    </w:p>
+    <w:p>
+      <w:pPr>
+        <w:numPr>
+          <w:ilvl w:val="0"/>
+          <w:numId w:val="28"/>
+        </w:numPr>
+        <w:spacing w:before="100" w:beforeAutospacing="1" w:after="100" w:afterAutospacing="1" w:line="240" w:lineRule="auto"/>
+        <w:rPr>
+          <w:rFonts w:ascii="Times New Roman" w:eastAsia="Times New Roman" w:hAnsi="Times New Roman" w:cs="Times New Roman"/>
+          <w:sz w:val="24"/>
+          <w:szCs w:val="24"/>
+          <w:lang w:eastAsia="es-419"/>
+        </w:rPr>
+      </w:pPr>
+      <w:r>
+        <w:rPr>
+          <w:rFonts w:ascii="Segoe UI Symbol" w:eastAsia="Times New Roman" w:hAnsi="Segoe UI Symbol" w:cs="Segoe UI Symbol"/>
+          <w:sz w:val="24"/>
+          <w:szCs w:val="24"/>
+          <w:lang w:eastAsia="es-419"/>
+        </w:rPr>
+        <w:t>✅</w:t>
+      </w:r>
+      <w:r>
+        <w:rPr>
+          <w:rFonts w:ascii="Times New Roman" w:eastAsia="Times New Roman" w:hAnsi="Times New Roman" w:cs="Times New Roman"/>
+          <w:sz w:val="24"/>
+          <w:szCs w:val="24"/>
+          <w:lang w:eastAsia="es-419"/>
+        </w:rPr>
+        <w:t xml:space="preserve"> CRUD completo</w:t>
+      </w:r>
+    </w:p>
+    <w:p>
+      <w:pPr>
+        <w:numPr>
+          <w:ilvl w:val="0"/>
+          <w:numId w:val="28"/>
+        </w:numPr>
+        <w:spacing w:before="100" w:beforeAutospacing="1" w:after="100" w:afterAutospacing="1" w:line="240" w:lineRule="auto"/>
+        <w:rPr>
+          <w:rFonts w:ascii="Times New Roman" w:eastAsia="Times New Roman" w:hAnsi="Times New Roman" w:cs="Times New Roman"/>
+          <w:sz w:val="24"/>
+          <w:szCs w:val="24"/>
+          <w:lang w:eastAsia="es-419"/>
+        </w:rPr>
+      </w:pPr>
+      <w:r>
+        <w:rPr>
+          <w:rFonts w:ascii="Segoe UI Symbol" w:eastAsia="Times New Roman" w:hAnsi="Segoe UI Symbol" w:cs="Segoe UI Symbol"/>
+          <w:sz w:val="24"/>
+          <w:szCs w:val="24"/>
+          <w:lang w:eastAsia="es-419"/>
+        </w:rPr>
+        <w:t>✅</w:t>
+      </w:r>
+      <w:r>
+        <w:rPr>
+          <w:rFonts w:ascii="Times New Roman" w:eastAsia="Times New Roman" w:hAnsi="Times New Roman" w:cs="Times New Roman"/>
+          <w:sz w:val="24"/>
+          <w:szCs w:val="24"/>
+          <w:lang w:eastAsia="es-419"/>
+        </w:rPr>
+        <w:t xml:space="preserve"> </w:t>
+      </w:r>
+      <w:proofErr w:type="spellStart"/>
+      <w:r>
+        <w:rPr>
+          <w:rFonts w:ascii="Times New Roman" w:eastAsia="Times New Roman" w:hAnsi="Times New Roman" w:cs="Times New Roman"/>
+          <w:sz w:val="24"/>
+          <w:szCs w:val="24"/>
+          <w:lang w:eastAsia="es-419"/>
+        </w:rPr>
+        <w:t>Render</w:t>
+      </w:r>
+      <w:proofErr w:type="spellEnd"/>
+      <w:r>
+        <w:rPr>
+          <w:rFonts w:ascii="Times New Roman" w:eastAsia="Times New Roman" w:hAnsi="Times New Roman" w:cs="Times New Roman"/>
+          <w:sz w:val="24"/>
+          <w:szCs w:val="24"/>
+          <w:lang w:eastAsia="es-419"/>
+        </w:rPr>
+        <w:t xml:space="preserve"> público correcto</w:t>
+      </w:r>
+    </w:p>
+    <w:p>
+      <w:pPr>
+        <w:numPr>
+          <w:ilvl w:val="0"/>
+          <w:numId w:val="28"/>
+        </w:numPr>
+        <w:spacing w:before="100" w:beforeAutospacing="1" w:after="100" w:afterAutospacing="1" w:line="240" w:lineRule="auto"/>
+        <w:rPr>
+          <w:rFonts w:ascii="Times New Roman" w:eastAsia="Times New Roman" w:hAnsi="Times New Roman" w:cs="Times New Roman"/>
+          <w:sz w:val="24"/>
+          <w:szCs w:val="24"/>
+          <w:lang w:eastAsia="es-419"/>
+        </w:rPr>
+      </w:pPr>
+      <w:r>
+        <w:rPr>
+          <w:rFonts w:ascii="Segoe UI Symbol" w:eastAsia="Times New Roman" w:hAnsi="Segoe UI Symbol" w:cs="Segoe UI Symbol"/>
+          <w:sz w:val="24"/>
+          <w:szCs w:val="24"/>
+          <w:lang w:eastAsia="es-419"/>
+        </w:rPr>
+        <w:t>✅</w:t>
+      </w:r>
+      <w:r>
+        <w:rPr>
+          <w:rFonts w:ascii="Times New Roman" w:eastAsia="Times New Roman" w:hAnsi="Times New Roman" w:cs="Times New Roman"/>
+          <w:sz w:val="24"/>
+          <w:szCs w:val="24"/>
+          <w:lang w:eastAsia="es-419"/>
+        </w:rPr>
+        <w:t xml:space="preserve"> </w:t>
+      </w:r>
+      <w:proofErr w:type="spellStart"/>
+      <w:r>
+        <w:rPr>
+          <w:rFonts w:ascii="Times New Roman" w:eastAsia="Times New Roman" w:hAnsi="Times New Roman" w:cs="Times New Roman"/>
+          <w:sz w:val="24"/>
+          <w:szCs w:val="24"/>
+          <w:lang w:eastAsia="es-419"/>
+        </w:rPr>
+        <w:t>Admin</w:t>
+      </w:r>
+      <w:proofErr w:type="spellEnd"/>
+      <w:r>
+        <w:rPr>
+          <w:rFonts w:ascii="Times New Roman" w:eastAsia="Times New Roman" w:hAnsi="Times New Roman" w:cs="Times New Roman"/>
+          <w:sz w:val="24"/>
+          <w:szCs w:val="24"/>
+          <w:lang w:eastAsia="es-419"/>
+        </w:rPr>
+        <w:t xml:space="preserve"> estable</w:t>
+      </w:r>
+    </w:p>
+    <w:p>
+      <w:pPr>
+        <w:numPr>
+          <w:ilvl w:val="0"/>
+          <w:numId w:val="28"/>
+        </w:numPr>
+        <w:spacing w:before="100" w:beforeAutospacing="1" w:after="100" w:afterAutospacing="1" w:line="240" w:lineRule="auto"/>
+        <w:rPr>
+          <w:rFonts w:ascii="Times New Roman" w:eastAsia="Times New Roman" w:hAnsi="Times New Roman" w:cs="Times New Roman"/>
+          <w:sz w:val="24"/>
+          <w:szCs w:val="24"/>
+          <w:lang w:eastAsia="es-419"/>
+        </w:rPr>
+      </w:pPr>
+      <w:r>
+        <w:rPr>
+          <w:rFonts w:ascii="Segoe UI Symbol" w:eastAsia="Times New Roman" w:hAnsi="Segoe UI Symbol" w:cs="Segoe UI Symbol"/>
+          <w:sz w:val="24"/>
+          <w:szCs w:val="24"/>
+          <w:lang w:eastAsia="es-419"/>
+        </w:rPr>
+        <w:t>✅</w:t>
+      </w:r>
+      <w:r>
+        <w:rPr>
+          <w:rFonts w:ascii="Times New Roman" w:eastAsia="Times New Roman" w:hAnsi="Times New Roman" w:cs="Times New Roman"/>
+          <w:sz w:val="24"/>
+          <w:szCs w:val="24"/>
+          <w:lang w:eastAsia="es-419"/>
+        </w:rPr>
+        <w:t xml:space="preserve"> Sin errores de compilación</w:t>
+      </w:r>
+    </w:p>
+    <w:p>
+      <w:pPr>
+        <w:spacing w:before="100" w:beforeAutospacing="1" w:after="100" w:afterAutospacing="1" w:line="240" w:lineRule="auto"/>
+        <w:rPr>
+          <w:rFonts w:ascii="Times New Roman" w:eastAsia="Times New Roman" w:hAnsi="Times New Roman" w:cs="Times New Roman"/>
+          <w:sz w:val="24"/>
+          <w:szCs w:val="24"/>
+          <w:lang w:eastAsia="es-419"/>
+        </w:rPr>
+      </w:pPr>
+      <w:r>
+        <w:rPr>
+          <w:rFonts w:ascii="Times New Roman" w:eastAsia="Times New Roman" w:hAnsi="Times New Roman" w:cs="Times New Roman"/>
+          <w:sz w:val="24"/>
+          <w:szCs w:val="24"/>
+          <w:lang w:eastAsia="es-419"/>
+        </w:rPr>
+        <w:t>Eso ya es un CMS real, no un prototipo.</w:t>
+      </w:r>
+    </w:p>
+    <w:p>
+      <w:pPr>
+        <w:spacing w:after="0" w:line="240" w:lineRule="auto"/>
+        <w:rPr>
+          <w:rFonts w:ascii="Times New Roman" w:eastAsia="Times New Roman" w:hAnsi="Times New Roman" w:cs="Times New Roman"/>
+          <w:sz w:val="24"/>
+          <w:szCs w:val="24"/>
+          <w:lang w:eastAsia="es-419"/>
+        </w:rPr>
+      </w:pPr>
+      <w:r>
+        <w:rPr>
+          <w:rFonts w:ascii="Times New Roman" w:eastAsia="Times New Roman" w:hAnsi="Times New Roman" w:cs="Times New Roman"/>
+          <w:sz w:val="24"/>
+          <w:szCs w:val="24"/>
+          <w:lang w:eastAsia="es-419"/>
+        </w:rPr>
+        <w:pict>
+          <v:rect id="_x0000_i1087" style="width:0;height:1.5pt" o:hralign="center" o:hrstd="t" o:hr="t" fillcolor="#a0a0a0" stroked="f"/>
+        </w:pict>
+      </w:r>
+    </w:p>
+    <w:p>
+      <w:pPr>
+        <w:spacing w:before="100" w:beforeAutospacing="1" w:after="100" w:afterAutospacing="1" w:line="240" w:lineRule="auto"/>
+        <w:outlineLvl w:val="0"/>
+        <w:rPr>
+          <w:rFonts w:ascii="Times New Roman" w:eastAsia="Times New Roman" w:hAnsi="Times New Roman" w:cs="Times New Roman"/>
+          <w:b/>
+          <w:bCs/>
+          <w:kern w:val="36"/>
+          <w:sz w:val="48"/>
+          <w:szCs w:val="48"/>
+          <w:lang w:eastAsia="es-419"/>
+        </w:rPr>
+      </w:pPr>
+      <w:r>
+        <w:rPr>
+          <w:rFonts w:ascii="Times New Roman" w:eastAsia="Times New Roman" w:hAnsi="Times New Roman" w:cs="Times New Roman"/>
+          <w:b/>
+          <w:bCs/>
+          <w:kern w:val="36"/>
+          <w:sz w:val="48"/>
+          <w:szCs w:val="48"/>
+          <w:lang w:eastAsia="es-419"/>
+        </w:rPr>
+        <w:t xml:space="preserve">🧠 Lo que </w:t>
+      </w:r>
+      <w:proofErr w:type="spellStart"/>
+      <w:r>
+        <w:rPr>
+          <w:rFonts w:ascii="Times New Roman" w:eastAsia="Times New Roman" w:hAnsi="Times New Roman" w:cs="Times New Roman"/>
+          <w:b/>
+          <w:bCs/>
+          <w:kern w:val="36"/>
+          <w:sz w:val="48"/>
+          <w:szCs w:val="48"/>
+          <w:lang w:eastAsia="es-419"/>
+        </w:rPr>
+        <w:t>acabás</w:t>
+      </w:r>
+      <w:proofErr w:type="spellEnd"/>
+      <w:r>
+        <w:rPr>
+          <w:rFonts w:ascii="Times New Roman" w:eastAsia="Times New Roman" w:hAnsi="Times New Roman" w:cs="Times New Roman"/>
+          <w:b/>
+          <w:bCs/>
+          <w:kern w:val="36"/>
+          <w:sz w:val="48"/>
+          <w:szCs w:val="48"/>
+          <w:lang w:eastAsia="es-419"/>
+        </w:rPr>
+        <w:t xml:space="preserve"> de construir técnicamente</w:t>
+      </w:r>
+    </w:p>
+    <w:p>
+      <w:pPr>
+        <w:spacing w:before="100" w:beforeAutospacing="1" w:after="100" w:afterAutospacing="1" w:line="240" w:lineRule="auto"/>
+        <w:rPr>
+          <w:rFonts w:ascii="Times New Roman" w:eastAsia="Times New Roman" w:hAnsi="Times New Roman" w:cs="Times New Roman"/>
+          <w:sz w:val="24"/>
+          <w:szCs w:val="24"/>
+          <w:lang w:eastAsia="es-419"/>
+        </w:rPr>
+      </w:pPr>
+      <w:r>
+        <w:rPr>
+          <w:rFonts w:ascii="Times New Roman" w:eastAsia="Times New Roman" w:hAnsi="Times New Roman" w:cs="Times New Roman"/>
+          <w:sz w:val="24"/>
+          <w:szCs w:val="24"/>
+          <w:lang w:eastAsia="es-419"/>
+        </w:rPr>
+        <w:t>Tu arquitectura ahora es:</w:t>
+      </w:r>
+    </w:p>
+    <w:p>
+      <w:pPr>
+        <w:tabs>
+          <w:tab w:val="left" w:pos="916"/>
+          <w:tab w:val="left" w:pos="1832"/>
+          <w:tab w:val="left" w:pos="2748"/>
+          <w:tab w:val="left" w:pos="3664"/>
+          <w:tab w:val="left" w:pos="4580"/>
+          <w:tab w:val="left" w:pos="5496"/>
+          <w:tab w:val="left" w:pos="6412"/>
+          <w:tab w:val="left" w:pos="7328"/>
+          <w:tab w:val="left" w:pos="8244"/>
+          <w:tab w:val="left" w:pos="9160"/>
+          <w:tab w:val="left" w:pos="10076"/>
+          <w:tab w:val="left" w:pos="10992"/>
+          <w:tab w:val="left" w:pos="11908"/>
+          <w:tab w:val="left" w:pos="12824"/>
+          <w:tab w:val="left" w:pos="13740"/>
+          <w:tab w:val="left" w:pos="14656"/>
+        </w:tabs>
+        <w:spacing w:after="0" w:line="240" w:lineRule="auto"/>
+        <w:rPr>
+          <w:rFonts w:ascii="Courier New" w:eastAsia="Times New Roman" w:hAnsi="Courier New" w:cs="Courier New"/>
+          <w:sz w:val="20"/>
+          <w:szCs w:val="20"/>
+          <w:lang w:eastAsia="es-419"/>
+        </w:rPr>
+      </w:pPr>
+      <w:proofErr w:type="spellStart"/>
+      <w:r>
+        <w:rPr>
+          <w:rFonts w:ascii="Courier New" w:eastAsia="Times New Roman" w:hAnsi="Courier New" w:cs="Courier New"/>
+          <w:sz w:val="20"/>
+          <w:szCs w:val="20"/>
+          <w:lang w:eastAsia="es-419"/>
+        </w:rPr>
+        <w:t>models</w:t>
+      </w:r>
+      <w:proofErr w:type="spellEnd"/>
+      <w:r>
+        <w:rPr>
+          <w:rFonts w:ascii="Courier New" w:eastAsia="Times New Roman" w:hAnsi="Courier New" w:cs="Courier New"/>
+          <w:sz w:val="20"/>
+          <w:szCs w:val="20"/>
+          <w:lang w:eastAsia="es-419"/>
+        </w:rPr>
+        <w:t>/</w:t>
+      </w:r>
+      <w:r>
+        <w:rPr>
+          <w:rFonts w:ascii="Courier New" w:eastAsia="Times New Roman" w:hAnsi="Courier New" w:cs="Courier New"/>
+          <w:sz w:val="20"/>
+          <w:szCs w:val="20"/>
+          <w:lang w:eastAsia="es-419"/>
+        </w:rPr>
+        <w:br/>
+        <w:t xml:space="preserve">    Post</w:t>
+      </w:r>
+      <w:r>
+        <w:rPr>
+          <w:rFonts w:ascii="Courier New" w:eastAsia="Times New Roman" w:hAnsi="Courier New" w:cs="Courier New"/>
+          <w:sz w:val="20"/>
+          <w:szCs w:val="20"/>
+          <w:lang w:eastAsia="es-419"/>
+        </w:rPr>
+        <w:br/>
+        <w:t xml:space="preserve">    </w:t>
+      </w:r>
+      <w:proofErr w:type="spellStart"/>
+      <w:r>
+        <w:rPr>
+          <w:rFonts w:ascii="Courier New" w:eastAsia="Times New Roman" w:hAnsi="Courier New" w:cs="Courier New"/>
+          <w:sz w:val="20"/>
+          <w:szCs w:val="20"/>
+          <w:lang w:eastAsia="es-419"/>
+        </w:rPr>
+        <w:t>Category</w:t>
+      </w:r>
+      <w:proofErr w:type="spellEnd"/>
+      <w:r>
+        <w:rPr>
+          <w:rFonts w:ascii="Courier New" w:eastAsia="Times New Roman" w:hAnsi="Courier New" w:cs="Courier New"/>
+          <w:sz w:val="20"/>
+          <w:szCs w:val="20"/>
+          <w:lang w:eastAsia="es-419"/>
+        </w:rPr>
+        <w:br/>
+      </w:r>
+      <w:r>
+        <w:rPr>
+          <w:rFonts w:ascii="Courier New" w:eastAsia="Times New Roman" w:hAnsi="Courier New" w:cs="Courier New"/>
+          <w:sz w:val="20"/>
+          <w:szCs w:val="20"/>
+          <w:lang w:eastAsia="es-419"/>
+        </w:rPr>
+        <w:br/>
+      </w:r>
+      <w:proofErr w:type="spellStart"/>
+      <w:r>
+        <w:rPr>
+          <w:rFonts w:ascii="Courier New" w:eastAsia="Times New Roman" w:hAnsi="Courier New" w:cs="Courier New"/>
+          <w:sz w:val="20"/>
+          <w:szCs w:val="20"/>
+          <w:lang w:eastAsia="es-419"/>
+        </w:rPr>
+        <w:t>services</w:t>
+      </w:r>
+      <w:proofErr w:type="spellEnd"/>
+      <w:r>
+        <w:rPr>
+          <w:rFonts w:ascii="Courier New" w:eastAsia="Times New Roman" w:hAnsi="Courier New" w:cs="Courier New"/>
+          <w:sz w:val="20"/>
+          <w:szCs w:val="20"/>
+          <w:lang w:eastAsia="es-419"/>
+        </w:rPr>
+        <w:t>/</w:t>
+      </w:r>
+      <w:r>
+        <w:rPr>
+          <w:rFonts w:ascii="Courier New" w:eastAsia="Times New Roman" w:hAnsi="Courier New" w:cs="Courier New"/>
+          <w:sz w:val="20"/>
+          <w:szCs w:val="20"/>
+          <w:lang w:eastAsia="es-419"/>
+        </w:rPr>
+        <w:br/>
+        <w:t xml:space="preserve">    post_service.py</w:t>
+      </w:r>
+      <w:r>
+        <w:rPr>
+          <w:rFonts w:ascii="Courier New" w:eastAsia="Times New Roman" w:hAnsi="Courier New" w:cs="Courier New"/>
+          <w:sz w:val="20"/>
+          <w:szCs w:val="20"/>
+          <w:lang w:eastAsia="es-419"/>
+        </w:rPr>
+        <w:br/>
+        <w:t xml:space="preserve">    category_service.py</w:t>
+      </w:r>
+      <w:r>
+        <w:rPr>
+          <w:rFonts w:ascii="Courier New" w:eastAsia="Times New Roman" w:hAnsi="Courier New" w:cs="Courier New"/>
+          <w:sz w:val="20"/>
+          <w:szCs w:val="20"/>
+          <w:lang w:eastAsia="es-419"/>
+        </w:rPr>
+        <w:br/>
+      </w:r>
+      <w:r>
+        <w:rPr>
+          <w:rFonts w:ascii="Courier New" w:eastAsia="Times New Roman" w:hAnsi="Courier New" w:cs="Courier New"/>
+          <w:sz w:val="20"/>
+          <w:szCs w:val="20"/>
+          <w:lang w:eastAsia="es-419"/>
+        </w:rPr>
+        <w:br/>
+      </w:r>
+      <w:proofErr w:type="spellStart"/>
+      <w:r>
+        <w:rPr>
+          <w:rFonts w:ascii="Courier New" w:eastAsia="Times New Roman" w:hAnsi="Courier New" w:cs="Courier New"/>
+          <w:sz w:val="20"/>
+          <w:szCs w:val="20"/>
+          <w:lang w:eastAsia="es-419"/>
+        </w:rPr>
+        <w:t>states</w:t>
+      </w:r>
+      <w:proofErr w:type="spellEnd"/>
+      <w:r>
+        <w:rPr>
+          <w:rFonts w:ascii="Courier New" w:eastAsia="Times New Roman" w:hAnsi="Courier New" w:cs="Courier New"/>
+          <w:sz w:val="20"/>
+          <w:szCs w:val="20"/>
+          <w:lang w:eastAsia="es-419"/>
+        </w:rPr>
+        <w:t>/</w:t>
+      </w:r>
+      <w:r>
+        <w:rPr>
+          <w:rFonts w:ascii="Courier New" w:eastAsia="Times New Roman" w:hAnsi="Courier New" w:cs="Courier New"/>
+          <w:sz w:val="20"/>
+          <w:szCs w:val="20"/>
+          <w:lang w:eastAsia="es-419"/>
+        </w:rPr>
+        <w:br/>
+        <w:t xml:space="preserve">    </w:t>
+      </w:r>
+      <w:proofErr w:type="spellStart"/>
+      <w:r>
+        <w:rPr>
+          <w:rFonts w:ascii="Courier New" w:eastAsia="Times New Roman" w:hAnsi="Courier New" w:cs="Courier New"/>
+          <w:sz w:val="20"/>
+          <w:szCs w:val="20"/>
+          <w:lang w:eastAsia="es-419"/>
+        </w:rPr>
+        <w:t>PostState</w:t>
+      </w:r>
+      <w:proofErr w:type="spellEnd"/>
+      <w:r>
+        <w:rPr>
+          <w:rFonts w:ascii="Courier New" w:eastAsia="Times New Roman" w:hAnsi="Courier New" w:cs="Courier New"/>
+          <w:sz w:val="20"/>
+          <w:szCs w:val="20"/>
+          <w:lang w:eastAsia="es-419"/>
+        </w:rPr>
+        <w:br/>
+        <w:t xml:space="preserve">    </w:t>
+      </w:r>
+      <w:proofErr w:type="spellStart"/>
+      <w:r>
+        <w:rPr>
+          <w:rFonts w:ascii="Courier New" w:eastAsia="Times New Roman" w:hAnsi="Courier New" w:cs="Courier New"/>
+          <w:sz w:val="20"/>
+          <w:szCs w:val="20"/>
+          <w:lang w:eastAsia="es-419"/>
+        </w:rPr>
+        <w:t>PublicState</w:t>
+      </w:r>
+      <w:proofErr w:type="spellEnd"/>
+      <w:r>
+        <w:rPr>
+          <w:rFonts w:ascii="Courier New" w:eastAsia="Times New Roman" w:hAnsi="Courier New" w:cs="Courier New"/>
+          <w:sz w:val="20"/>
+          <w:szCs w:val="20"/>
+          <w:lang w:eastAsia="es-419"/>
+        </w:rPr>
+        <w:br/>
+      </w:r>
+      <w:r>
+        <w:rPr>
+          <w:rFonts w:ascii="Courier New" w:eastAsia="Times New Roman" w:hAnsi="Courier New" w:cs="Courier New"/>
+          <w:sz w:val="20"/>
+          <w:szCs w:val="20"/>
+          <w:lang w:eastAsia="es-419"/>
+        </w:rPr>
+        <w:br/>
+      </w:r>
+      <w:proofErr w:type="spellStart"/>
+      <w:r>
+        <w:rPr>
+          <w:rFonts w:ascii="Courier New" w:eastAsia="Times New Roman" w:hAnsi="Courier New" w:cs="Courier New"/>
+          <w:sz w:val="20"/>
+          <w:szCs w:val="20"/>
+          <w:lang w:eastAsia="es-419"/>
+        </w:rPr>
+        <w:t>pages</w:t>
+      </w:r>
+      <w:proofErr w:type="spellEnd"/>
+      <w:r>
+        <w:rPr>
+          <w:rFonts w:ascii="Courier New" w:eastAsia="Times New Roman" w:hAnsi="Courier New" w:cs="Courier New"/>
+          <w:sz w:val="20"/>
+          <w:szCs w:val="20"/>
+          <w:lang w:eastAsia="es-419"/>
+        </w:rPr>
+        <w:t>/</w:t>
+      </w:r>
+      <w:r>
+        <w:rPr>
+          <w:rFonts w:ascii="Courier New" w:eastAsia="Times New Roman" w:hAnsi="Courier New" w:cs="Courier New"/>
+          <w:sz w:val="20"/>
+          <w:szCs w:val="20"/>
+          <w:lang w:eastAsia="es-419"/>
+        </w:rPr>
+        <w:br/>
+        <w:t xml:space="preserve">    admin/posts.py</w:t>
+      </w:r>
+      <w:r>
+        <w:rPr>
+          <w:rFonts w:ascii="Courier New" w:eastAsia="Times New Roman" w:hAnsi="Courier New" w:cs="Courier New"/>
+          <w:sz w:val="20"/>
+          <w:szCs w:val="20"/>
+          <w:lang w:eastAsia="es-419"/>
+        </w:rPr>
+        <w:br/>
+      </w:r>
+      <w:r>
+        <w:rPr>
+          <w:rFonts w:ascii="Courier New" w:eastAsia="Times New Roman" w:hAnsi="Courier New" w:cs="Courier New"/>
+          <w:sz w:val="20"/>
+          <w:szCs w:val="20"/>
+          <w:lang w:eastAsia="es-419"/>
+        </w:rPr>
+        <w:lastRenderedPageBreak/>
+        <w:t xml:space="preserve">    public/articulos.py</w:t>
+      </w:r>
+      <w:r>
+        <w:rPr>
+          <w:rFonts w:ascii="Courier New" w:eastAsia="Times New Roman" w:hAnsi="Courier New" w:cs="Courier New"/>
+          <w:sz w:val="20"/>
+          <w:szCs w:val="20"/>
+          <w:lang w:eastAsia="es-419"/>
+        </w:rPr>
+        <w:br/>
+        <w:t xml:space="preserve">    public/articulo.py</w:t>
+      </w:r>
+    </w:p>
+    <w:p>
+      <w:pPr>
+        <w:spacing w:before="100" w:beforeAutospacing="1" w:after="100" w:afterAutospacing="1" w:line="240" w:lineRule="auto"/>
+        <w:rPr>
+          <w:rFonts w:ascii="Times New Roman" w:eastAsia="Times New Roman" w:hAnsi="Times New Roman" w:cs="Times New Roman"/>
+          <w:sz w:val="24"/>
+          <w:szCs w:val="24"/>
+          <w:lang w:eastAsia="es-419"/>
+        </w:rPr>
+      </w:pPr>
+      <w:r>
+        <w:rPr>
+          <w:rFonts w:ascii="Times New Roman" w:eastAsia="Times New Roman" w:hAnsi="Times New Roman" w:cs="Times New Roman"/>
+          <w:sz w:val="24"/>
+          <w:szCs w:val="24"/>
+          <w:lang w:eastAsia="es-419"/>
+        </w:rPr>
+        <w:t>Y todo está conectado correctamente.</w:t>
+      </w:r>
+    </w:p>
+    <w:p>
+      <w:pPr>
+        <w:spacing w:before="100" w:beforeAutospacing="1" w:after="100" w:afterAutospacing="1" w:line="240" w:lineRule="auto"/>
+        <w:rPr>
+          <w:rFonts w:ascii="Times New Roman" w:eastAsia="Times New Roman" w:hAnsi="Times New Roman" w:cs="Times New Roman"/>
+          <w:sz w:val="24"/>
+          <w:szCs w:val="24"/>
+          <w:lang w:eastAsia="es-419"/>
+        </w:rPr>
+      </w:pPr>
+      <w:r>
+        <w:rPr>
+          <w:rFonts w:ascii="Times New Roman" w:eastAsia="Times New Roman" w:hAnsi="Times New Roman" w:cs="Times New Roman"/>
+          <w:sz w:val="24"/>
+          <w:szCs w:val="24"/>
+          <w:lang w:eastAsia="es-419"/>
+        </w:rPr>
+        <w:t>Eso es arquitectura limpia.</w:t>
+      </w:r>
+    </w:p>
+    <w:p>
+      <w:pPr>
+        <w:spacing w:after="0" w:line="240" w:lineRule="auto"/>
+        <w:rPr>
+          <w:rFonts w:ascii="Times New Roman" w:eastAsia="Times New Roman" w:hAnsi="Times New Roman" w:cs="Times New Roman"/>
+          <w:sz w:val="24"/>
+          <w:szCs w:val="24"/>
+          <w:lang w:eastAsia="es-419"/>
+        </w:rPr>
+      </w:pPr>
+      <w:r>
+        <w:rPr>
+          <w:rFonts w:ascii="Times New Roman" w:eastAsia="Times New Roman" w:hAnsi="Times New Roman" w:cs="Times New Roman"/>
+          <w:sz w:val="24"/>
+          <w:szCs w:val="24"/>
+          <w:lang w:eastAsia="es-419"/>
+        </w:rPr>
+        <w:pict>
+          <v:rect id="_x0000_i1088" style="width:0;height:1.5pt" o:hralign="center" o:hrstd="t" o:hr="t" fillcolor="#a0a0a0" stroked="f"/>
+        </w:pict>
+      </w:r>
+    </w:p>
+    <w:p>
+      <w:pPr>
+        <w:spacing w:before="100" w:beforeAutospacing="1" w:after="100" w:afterAutospacing="1" w:line="240" w:lineRule="auto"/>
+        <w:outlineLvl w:val="0"/>
+        <w:rPr>
+          <w:rFonts w:ascii="Times New Roman" w:eastAsia="Times New Roman" w:hAnsi="Times New Roman" w:cs="Times New Roman"/>
+          <w:b/>
+          <w:bCs/>
+          <w:kern w:val="36"/>
+          <w:sz w:val="48"/>
+          <w:szCs w:val="48"/>
+          <w:lang w:eastAsia="es-419"/>
+        </w:rPr>
+      </w:pPr>
+      <w:r>
+        <w:rPr>
+          <w:rFonts w:ascii="Segoe UI Symbol" w:eastAsia="Times New Roman" w:hAnsi="Segoe UI Symbol" w:cs="Segoe UI Symbol"/>
+          <w:b/>
+          <w:bCs/>
+          <w:kern w:val="36"/>
+          <w:sz w:val="48"/>
+          <w:szCs w:val="48"/>
+          <w:lang w:eastAsia="es-419"/>
+        </w:rPr>
+        <w:t>📈</w:t>
+      </w:r>
+      <w:r>
+        <w:rPr>
+          <w:rFonts w:ascii="Times New Roman" w:eastAsia="Times New Roman" w:hAnsi="Times New Roman" w:cs="Times New Roman"/>
+          <w:b/>
+          <w:bCs/>
+          <w:kern w:val="36"/>
+          <w:sz w:val="48"/>
+          <w:szCs w:val="48"/>
+          <w:lang w:eastAsia="es-419"/>
+        </w:rPr>
+        <w:t xml:space="preserve"> Nivel actual del proyecto</w:t>
+      </w:r>
+    </w:p>
+    <w:p>
+      <w:pPr>
+        <w:spacing w:before="100" w:beforeAutospacing="1" w:after="100" w:afterAutospacing="1" w:line="240" w:lineRule="auto"/>
+        <w:rPr>
+          <w:rFonts w:ascii="Times New Roman" w:eastAsia="Times New Roman" w:hAnsi="Times New Roman" w:cs="Times New Roman"/>
+          <w:sz w:val="24"/>
+          <w:szCs w:val="24"/>
+          <w:lang w:eastAsia="es-419"/>
+        </w:rPr>
+      </w:pPr>
+      <w:r>
+        <w:rPr>
+          <w:rFonts w:ascii="Times New Roman" w:eastAsia="Times New Roman" w:hAnsi="Times New Roman" w:cs="Times New Roman"/>
+          <w:sz w:val="24"/>
+          <w:szCs w:val="24"/>
+          <w:lang w:eastAsia="es-419"/>
+        </w:rPr>
+        <w:t>Tu CMS ya tiene:</w:t>
+      </w:r>
+    </w:p>
+    <w:p>
+      <w:pPr>
+        <w:numPr>
+          <w:ilvl w:val="0"/>
+          <w:numId w:val="29"/>
+        </w:numPr>
+        <w:spacing w:before="100" w:beforeAutospacing="1" w:after="100" w:afterAutospacing="1" w:line="240" w:lineRule="auto"/>
+        <w:rPr>
+          <w:rFonts w:ascii="Times New Roman" w:eastAsia="Times New Roman" w:hAnsi="Times New Roman" w:cs="Times New Roman"/>
+          <w:sz w:val="24"/>
+          <w:szCs w:val="24"/>
+          <w:lang w:eastAsia="es-419"/>
+        </w:rPr>
+      </w:pPr>
+      <w:proofErr w:type="spellStart"/>
+      <w:r>
+        <w:rPr>
+          <w:rFonts w:ascii="Times New Roman" w:eastAsia="Times New Roman" w:hAnsi="Times New Roman" w:cs="Times New Roman"/>
+          <w:sz w:val="24"/>
+          <w:szCs w:val="24"/>
+          <w:lang w:eastAsia="es-419"/>
+        </w:rPr>
+        <w:t>Backend</w:t>
+      </w:r>
+      <w:proofErr w:type="spellEnd"/>
+      <w:r>
+        <w:rPr>
+          <w:rFonts w:ascii="Times New Roman" w:eastAsia="Times New Roman" w:hAnsi="Times New Roman" w:cs="Times New Roman"/>
+          <w:sz w:val="24"/>
+          <w:szCs w:val="24"/>
+          <w:lang w:eastAsia="es-419"/>
+        </w:rPr>
+        <w:t xml:space="preserve"> con </w:t>
+      </w:r>
+      <w:proofErr w:type="spellStart"/>
+      <w:r>
+        <w:rPr>
+          <w:rFonts w:ascii="Times New Roman" w:eastAsia="Times New Roman" w:hAnsi="Times New Roman" w:cs="Times New Roman"/>
+          <w:sz w:val="24"/>
+          <w:szCs w:val="24"/>
+          <w:lang w:eastAsia="es-419"/>
+        </w:rPr>
+        <w:t>SQLModel</w:t>
+      </w:r>
+      <w:proofErr w:type="spellEnd"/>
+    </w:p>
+    <w:p>
+      <w:pPr>
+        <w:numPr>
+          <w:ilvl w:val="0"/>
+          <w:numId w:val="29"/>
+        </w:numPr>
+        <w:spacing w:before="100" w:beforeAutospacing="1" w:after="100" w:afterAutospacing="1" w:line="240" w:lineRule="auto"/>
+        <w:rPr>
+          <w:rFonts w:ascii="Times New Roman" w:eastAsia="Times New Roman" w:hAnsi="Times New Roman" w:cs="Times New Roman"/>
+          <w:sz w:val="24"/>
+          <w:szCs w:val="24"/>
+          <w:lang w:eastAsia="es-419"/>
+        </w:rPr>
+      </w:pPr>
+      <w:r>
+        <w:rPr>
+          <w:rFonts w:ascii="Times New Roman" w:eastAsia="Times New Roman" w:hAnsi="Times New Roman" w:cs="Times New Roman"/>
+          <w:sz w:val="24"/>
+          <w:szCs w:val="24"/>
+          <w:lang w:eastAsia="es-419"/>
+        </w:rPr>
+        <w:t>Relaciones ORM correctas</w:t>
+      </w:r>
+    </w:p>
+    <w:p>
+      <w:pPr>
+        <w:numPr>
+          <w:ilvl w:val="0"/>
+          <w:numId w:val="29"/>
+        </w:numPr>
+        <w:spacing w:before="100" w:beforeAutospacing="1" w:after="100" w:afterAutospacing="1" w:line="240" w:lineRule="auto"/>
+        <w:rPr>
+          <w:rFonts w:ascii="Times New Roman" w:eastAsia="Times New Roman" w:hAnsi="Times New Roman" w:cs="Times New Roman"/>
+          <w:sz w:val="24"/>
+          <w:szCs w:val="24"/>
+          <w:lang w:eastAsia="es-419"/>
+        </w:rPr>
+      </w:pPr>
+      <w:proofErr w:type="spellStart"/>
+      <w:r>
+        <w:rPr>
+          <w:rFonts w:ascii="Times New Roman" w:eastAsia="Times New Roman" w:hAnsi="Times New Roman" w:cs="Times New Roman"/>
+          <w:sz w:val="24"/>
+          <w:szCs w:val="24"/>
+          <w:lang w:eastAsia="es-419"/>
+        </w:rPr>
+        <w:t>Slugs</w:t>
+      </w:r>
+      <w:proofErr w:type="spellEnd"/>
+      <w:r>
+        <w:rPr>
+          <w:rFonts w:ascii="Times New Roman" w:eastAsia="Times New Roman" w:hAnsi="Times New Roman" w:cs="Times New Roman"/>
+          <w:sz w:val="24"/>
+          <w:szCs w:val="24"/>
+          <w:lang w:eastAsia="es-419"/>
+        </w:rPr>
+        <w:t xml:space="preserve"> amigables</w:t>
+      </w:r>
+    </w:p>
+    <w:p>
+      <w:pPr>
+        <w:numPr>
+          <w:ilvl w:val="0"/>
+          <w:numId w:val="29"/>
+        </w:numPr>
+        <w:spacing w:before="100" w:beforeAutospacing="1" w:after="100" w:afterAutospacing="1" w:line="240" w:lineRule="auto"/>
+        <w:rPr>
+          <w:rFonts w:ascii="Times New Roman" w:eastAsia="Times New Roman" w:hAnsi="Times New Roman" w:cs="Times New Roman"/>
+          <w:sz w:val="24"/>
+          <w:szCs w:val="24"/>
+          <w:lang w:eastAsia="es-419"/>
+        </w:rPr>
+      </w:pPr>
+      <w:proofErr w:type="spellStart"/>
+      <w:r>
+        <w:rPr>
+          <w:rFonts w:ascii="Times New Roman" w:eastAsia="Times New Roman" w:hAnsi="Times New Roman" w:cs="Times New Roman"/>
+          <w:sz w:val="24"/>
+          <w:szCs w:val="24"/>
+          <w:lang w:eastAsia="es-419"/>
+        </w:rPr>
+        <w:t>Render</w:t>
+      </w:r>
+      <w:proofErr w:type="spellEnd"/>
+      <w:r>
+        <w:rPr>
+          <w:rFonts w:ascii="Times New Roman" w:eastAsia="Times New Roman" w:hAnsi="Times New Roman" w:cs="Times New Roman"/>
+          <w:sz w:val="24"/>
+          <w:szCs w:val="24"/>
+          <w:lang w:eastAsia="es-419"/>
+        </w:rPr>
+        <w:t xml:space="preserve"> dinámico</w:t>
+      </w:r>
+    </w:p>
+    <w:p>
+      <w:pPr>
+        <w:numPr>
+          <w:ilvl w:val="0"/>
+          <w:numId w:val="29"/>
+        </w:numPr>
+        <w:spacing w:before="100" w:beforeAutospacing="1" w:after="100" w:afterAutospacing="1" w:line="240" w:lineRule="auto"/>
+        <w:rPr>
+          <w:rFonts w:ascii="Times New Roman" w:eastAsia="Times New Roman" w:hAnsi="Times New Roman" w:cs="Times New Roman"/>
+          <w:sz w:val="24"/>
+          <w:szCs w:val="24"/>
+          <w:lang w:eastAsia="es-419"/>
+        </w:rPr>
+      </w:pPr>
+      <w:r>
+        <w:rPr>
+          <w:rFonts w:ascii="Times New Roman" w:eastAsia="Times New Roman" w:hAnsi="Times New Roman" w:cs="Times New Roman"/>
+          <w:sz w:val="24"/>
+          <w:szCs w:val="24"/>
+          <w:lang w:eastAsia="es-419"/>
+        </w:rPr>
+        <w:t>Administración con categorías</w:t>
+      </w:r>
+    </w:p>
+    <w:p>
+      <w:pPr>
+        <w:numPr>
+          <w:ilvl w:val="0"/>
+          <w:numId w:val="29"/>
+        </w:numPr>
+        <w:spacing w:before="100" w:beforeAutospacing="1" w:after="100" w:afterAutospacing="1" w:line="240" w:lineRule="auto"/>
+        <w:rPr>
+          <w:rFonts w:ascii="Times New Roman" w:eastAsia="Times New Roman" w:hAnsi="Times New Roman" w:cs="Times New Roman"/>
+          <w:sz w:val="24"/>
+          <w:szCs w:val="24"/>
+          <w:lang w:eastAsia="es-419"/>
+        </w:rPr>
+      </w:pPr>
+      <w:r>
+        <w:rPr>
+          <w:rFonts w:ascii="Times New Roman" w:eastAsia="Times New Roman" w:hAnsi="Times New Roman" w:cs="Times New Roman"/>
+          <w:sz w:val="24"/>
+          <w:szCs w:val="24"/>
+          <w:lang w:eastAsia="es-419"/>
+        </w:rPr>
+        <w:t xml:space="preserve">Rutas dinámicas </w:t>
+      </w:r>
+      <w:r>
+        <w:rPr>
+          <w:rFonts w:ascii="Courier New" w:eastAsia="Times New Roman" w:hAnsi="Courier New" w:cs="Courier New"/>
+          <w:sz w:val="20"/>
+          <w:szCs w:val="20"/>
+          <w:lang w:eastAsia="es-419"/>
+        </w:rPr>
+        <w:t>/articulo/[</w:t>
+      </w:r>
+      <w:proofErr w:type="spellStart"/>
+      <w:r>
+        <w:rPr>
+          <w:rFonts w:ascii="Courier New" w:eastAsia="Times New Roman" w:hAnsi="Courier New" w:cs="Courier New"/>
+          <w:sz w:val="20"/>
+          <w:szCs w:val="20"/>
+          <w:lang w:eastAsia="es-419"/>
+        </w:rPr>
+        <w:t>slug</w:t>
+      </w:r>
+      <w:proofErr w:type="spellEnd"/>
+      <w:r>
+        <w:rPr>
+          <w:rFonts w:ascii="Courier New" w:eastAsia="Times New Roman" w:hAnsi="Courier New" w:cs="Courier New"/>
+          <w:sz w:val="20"/>
+          <w:szCs w:val="20"/>
+          <w:lang w:eastAsia="es-419"/>
+        </w:rPr>
+        <w:t>]</w:t>
+      </w:r>
+    </w:p>
+    <w:p>
+      <w:pPr>
+        <w:spacing w:before="100" w:beforeAutospacing="1" w:after="100" w:afterAutospacing="1" w:line="240" w:lineRule="auto"/>
+        <w:rPr>
+          <w:rFonts w:ascii="Times New Roman" w:eastAsia="Times New Roman" w:hAnsi="Times New Roman" w:cs="Times New Roman"/>
+          <w:sz w:val="24"/>
+          <w:szCs w:val="24"/>
+          <w:lang w:eastAsia="es-419"/>
+        </w:rPr>
+      </w:pPr>
+      <w:r>
+        <w:rPr>
+          <w:rFonts w:ascii="Times New Roman" w:eastAsia="Times New Roman" w:hAnsi="Times New Roman" w:cs="Times New Roman"/>
+          <w:sz w:val="24"/>
+          <w:szCs w:val="24"/>
+          <w:lang w:eastAsia="es-419"/>
+        </w:rPr>
+        <w:t xml:space="preserve">Esto ya es </w:t>
+      </w:r>
+      <w:proofErr w:type="spellStart"/>
+      <w:r>
+        <w:rPr>
+          <w:rFonts w:ascii="Times New Roman" w:eastAsia="Times New Roman" w:hAnsi="Times New Roman" w:cs="Times New Roman"/>
+          <w:sz w:val="24"/>
+          <w:szCs w:val="24"/>
+          <w:lang w:eastAsia="es-419"/>
+        </w:rPr>
+        <w:t>multi</w:t>
+      </w:r>
+      <w:proofErr w:type="spellEnd"/>
+      <w:r>
+        <w:rPr>
+          <w:rFonts w:ascii="Times New Roman" w:eastAsia="Times New Roman" w:hAnsi="Times New Roman" w:cs="Times New Roman"/>
+          <w:sz w:val="24"/>
+          <w:szCs w:val="24"/>
+          <w:lang w:eastAsia="es-419"/>
+        </w:rPr>
+        <w:t>-contenido estructurado.</w:t>
+      </w:r>
+    </w:p>
+    <w:p>
+      <w:pPr>
+        <w:spacing w:after="0" w:line="240" w:lineRule="auto"/>
+        <w:rPr>
+          <w:rFonts w:ascii="Times New Roman" w:eastAsia="Times New Roman" w:hAnsi="Times New Roman" w:cs="Times New Roman"/>
+          <w:sz w:val="24"/>
+          <w:szCs w:val="24"/>
+          <w:lang w:eastAsia="es-419"/>
+        </w:rPr>
+      </w:pPr>
+      <w:r>
+        <w:rPr>
+          <w:rFonts w:ascii="Times New Roman" w:eastAsia="Times New Roman" w:hAnsi="Times New Roman" w:cs="Times New Roman"/>
+          <w:sz w:val="24"/>
+          <w:szCs w:val="24"/>
+          <w:lang w:eastAsia="es-419"/>
+        </w:rPr>
+        <w:pict>
+          <v:rect id="_x0000_i1089" style="width:0;height:1.5pt" o:hralign="center" o:hrstd="t" o:hr="t" fillcolor="#a0a0a0" stroked="f"/>
+        </w:pict>
+      </w:r>
+    </w:p>
+    <w:p>
+      <w:pPr>
+        <w:spacing w:before="100" w:beforeAutospacing="1" w:after="100" w:afterAutospacing="1" w:line="240" w:lineRule="auto"/>
+        <w:outlineLvl w:val="0"/>
+        <w:rPr>
+          <w:rFonts w:ascii="Times New Roman" w:eastAsia="Times New Roman" w:hAnsi="Times New Roman" w:cs="Times New Roman"/>
+          <w:b/>
+          <w:bCs/>
+          <w:kern w:val="36"/>
+          <w:sz w:val="48"/>
+          <w:szCs w:val="48"/>
+          <w:lang w:eastAsia="es-419"/>
+        </w:rPr>
+      </w:pPr>
+      <w:r>
+        <w:rPr>
+          <w:rFonts w:ascii="Segoe UI Symbol" w:eastAsia="Times New Roman" w:hAnsi="Segoe UI Symbol" w:cs="Segoe UI Symbol"/>
+          <w:b/>
+          <w:bCs/>
+          <w:kern w:val="36"/>
+          <w:sz w:val="48"/>
+          <w:szCs w:val="48"/>
+          <w:lang w:eastAsia="es-419"/>
+        </w:rPr>
+        <w:t>🚀</w:t>
+      </w:r>
+      <w:r>
+        <w:rPr>
+          <w:rFonts w:ascii="Times New Roman" w:eastAsia="Times New Roman" w:hAnsi="Times New Roman" w:cs="Times New Roman"/>
+          <w:b/>
+          <w:bCs/>
+          <w:kern w:val="36"/>
+          <w:sz w:val="48"/>
+          <w:szCs w:val="48"/>
+          <w:lang w:eastAsia="es-419"/>
+        </w:rPr>
+        <w:t xml:space="preserve"> Siguiente Paso Estratégico</w:t>
+      </w:r>
+    </w:p>
+    <w:p>
+      <w:pPr>
+        <w:spacing w:before="100" w:beforeAutospacing="1" w:after="100" w:afterAutospacing="1" w:line="240" w:lineRule="auto"/>
+        <w:rPr>
+          <w:rFonts w:ascii="Times New Roman" w:eastAsia="Times New Roman" w:hAnsi="Times New Roman" w:cs="Times New Roman"/>
+          <w:sz w:val="24"/>
+          <w:szCs w:val="24"/>
+          <w:lang w:eastAsia="es-419"/>
+        </w:rPr>
+      </w:pPr>
+      <w:r>
+        <w:rPr>
+          <w:rFonts w:ascii="Times New Roman" w:eastAsia="Times New Roman" w:hAnsi="Times New Roman" w:cs="Times New Roman"/>
+          <w:sz w:val="24"/>
+          <w:szCs w:val="24"/>
+          <w:lang w:eastAsia="es-419"/>
+        </w:rPr>
+        <w:t>Ahora entramos en parte realmente interesante.</w:t>
+      </w:r>
+    </w:p>
+    <w:p>
+      <w:pPr>
+        <w:spacing w:before="100" w:beforeAutospacing="1" w:after="100" w:afterAutospacing="1" w:line="240" w:lineRule="auto"/>
+        <w:rPr>
+          <w:rFonts w:ascii="Times New Roman" w:eastAsia="Times New Roman" w:hAnsi="Times New Roman" w:cs="Times New Roman"/>
+          <w:sz w:val="24"/>
+          <w:szCs w:val="24"/>
+          <w:lang w:eastAsia="es-419"/>
+        </w:rPr>
+      </w:pPr>
+      <w:r>
+        <w:rPr>
+          <w:rFonts w:ascii="Times New Roman" w:eastAsia="Times New Roman" w:hAnsi="Times New Roman" w:cs="Times New Roman"/>
+          <w:sz w:val="24"/>
+          <w:szCs w:val="24"/>
+          <w:lang w:eastAsia="es-419"/>
+        </w:rPr>
+        <w:t>Te propongo este orden profesional:</w:t>
+      </w:r>
+    </w:p>
+    <w:p>
+      <w:pPr>
+        <w:spacing w:before="100" w:beforeAutospacing="1" w:after="100" w:afterAutospacing="1" w:line="240" w:lineRule="auto"/>
+        <w:outlineLvl w:val="1"/>
+        <w:rPr>
+          <w:rFonts w:ascii="Times New Roman" w:eastAsia="Times New Roman" w:hAnsi="Times New Roman" w:cs="Times New Roman"/>
+          <w:b/>
+          <w:bCs/>
+          <w:sz w:val="36"/>
+          <w:szCs w:val="36"/>
+          <w:lang w:eastAsia="es-419"/>
+        </w:rPr>
+      </w:pPr>
+      <w:r>
+        <w:rPr>
+          <w:rFonts w:ascii="Times New Roman" w:eastAsia="Times New Roman" w:hAnsi="Times New Roman" w:cs="Times New Roman"/>
+          <w:b/>
+          <w:bCs/>
+          <w:sz w:val="36"/>
+          <w:szCs w:val="36"/>
+          <w:lang w:eastAsia="es-419"/>
+        </w:rPr>
+        <w:t>1️</w:t>
+      </w:r>
+      <w:r>
+        <w:rPr>
+          <w:rFonts w:ascii="Tahoma" w:eastAsia="Times New Roman" w:hAnsi="Tahoma" w:cs="Tahoma"/>
+          <w:b/>
+          <w:bCs/>
+          <w:sz w:val="36"/>
+          <w:szCs w:val="36"/>
+          <w:lang w:eastAsia="es-419"/>
+        </w:rPr>
+        <w:t>⃣</w:t>
+      </w:r>
+      <w:r>
+        <w:rPr>
+          <w:rFonts w:ascii="Times New Roman" w:eastAsia="Times New Roman" w:hAnsi="Times New Roman" w:cs="Times New Roman"/>
+          <w:b/>
+          <w:bCs/>
+          <w:sz w:val="36"/>
+          <w:szCs w:val="36"/>
+          <w:lang w:eastAsia="es-419"/>
+        </w:rPr>
+        <w:t xml:space="preserve"> Mostrar categoría en vista pública</w:t>
+      </w:r>
+    </w:p>
+    <w:p>
+      <w:pPr>
+        <w:spacing w:before="100" w:beforeAutospacing="1" w:after="100" w:afterAutospacing="1" w:line="240" w:lineRule="auto"/>
+        <w:rPr>
+          <w:rFonts w:ascii="Times New Roman" w:eastAsia="Times New Roman" w:hAnsi="Times New Roman" w:cs="Times New Roman"/>
+          <w:sz w:val="24"/>
+          <w:szCs w:val="24"/>
+          <w:lang w:eastAsia="es-419"/>
+        </w:rPr>
+      </w:pPr>
+      <w:r>
+        <w:rPr>
+          <w:rFonts w:ascii="Times New Roman" w:eastAsia="Times New Roman" w:hAnsi="Times New Roman" w:cs="Times New Roman"/>
+          <w:sz w:val="24"/>
+          <w:szCs w:val="24"/>
+          <w:lang w:eastAsia="es-419"/>
+        </w:rPr>
+        <w:t>Que el artículo muestre:</w:t>
+      </w:r>
+    </w:p>
+    <w:p>
+      <w:pPr>
+        <w:tabs>
+          <w:tab w:val="left" w:pos="916"/>
+          <w:tab w:val="left" w:pos="1832"/>
+          <w:tab w:val="left" w:pos="2748"/>
+          <w:tab w:val="left" w:pos="3664"/>
+          <w:tab w:val="left" w:pos="4580"/>
+          <w:tab w:val="left" w:pos="5496"/>
+          <w:tab w:val="left" w:pos="6412"/>
+          <w:tab w:val="left" w:pos="7328"/>
+          <w:tab w:val="left" w:pos="8244"/>
+          <w:tab w:val="left" w:pos="9160"/>
+          <w:tab w:val="left" w:pos="10076"/>
+          <w:tab w:val="left" w:pos="10992"/>
+          <w:tab w:val="left" w:pos="11908"/>
+          <w:tab w:val="left" w:pos="12824"/>
+          <w:tab w:val="left" w:pos="13740"/>
+          <w:tab w:val="left" w:pos="14656"/>
+        </w:tabs>
+        <w:spacing w:after="0" w:line="240" w:lineRule="auto"/>
+        <w:rPr>
+          <w:rFonts w:ascii="Courier New" w:eastAsia="Times New Roman" w:hAnsi="Courier New" w:cs="Courier New"/>
+          <w:sz w:val="20"/>
+          <w:szCs w:val="20"/>
+          <w:lang w:eastAsia="es-419"/>
+        </w:rPr>
+      </w:pPr>
+      <w:r>
+        <w:rPr>
+          <w:rFonts w:ascii="Courier New" w:eastAsia="Times New Roman" w:hAnsi="Courier New" w:cs="Courier New"/>
+          <w:sz w:val="20"/>
+          <w:szCs w:val="20"/>
+          <w:lang w:eastAsia="es-419"/>
+        </w:rPr>
+        <w:t>Historia Argentina 1</w:t>
+      </w:r>
+      <w:r>
+        <w:rPr>
+          <w:rFonts w:ascii="Courier New" w:eastAsia="Times New Roman" w:hAnsi="Courier New" w:cs="Courier New"/>
+          <w:sz w:val="20"/>
+          <w:szCs w:val="20"/>
+          <w:lang w:eastAsia="es-419"/>
+        </w:rPr>
+        <w:br/>
+        <w:t>Categoría: Historia</w:t>
+      </w:r>
+    </w:p>
+    <w:p>
+      <w:pPr>
+        <w:spacing w:before="100" w:beforeAutospacing="1" w:after="100" w:afterAutospacing="1" w:line="240" w:lineRule="auto"/>
+        <w:outlineLvl w:val="1"/>
+        <w:rPr>
+          <w:rFonts w:ascii="Times New Roman" w:eastAsia="Times New Roman" w:hAnsi="Times New Roman" w:cs="Times New Roman"/>
+          <w:b/>
+          <w:bCs/>
+          <w:sz w:val="36"/>
+          <w:szCs w:val="36"/>
+          <w:lang w:eastAsia="es-419"/>
+        </w:rPr>
+      </w:pPr>
+      <w:r>
+        <w:rPr>
+          <w:rFonts w:ascii="Times New Roman" w:eastAsia="Times New Roman" w:hAnsi="Times New Roman" w:cs="Times New Roman"/>
+          <w:b/>
+          <w:bCs/>
+          <w:sz w:val="36"/>
+          <w:szCs w:val="36"/>
+          <w:lang w:eastAsia="es-419"/>
+        </w:rPr>
+        <w:t>2️</w:t>
+      </w:r>
+      <w:r>
+        <w:rPr>
+          <w:rFonts w:ascii="Tahoma" w:eastAsia="Times New Roman" w:hAnsi="Tahoma" w:cs="Tahoma"/>
+          <w:b/>
+          <w:bCs/>
+          <w:sz w:val="36"/>
+          <w:szCs w:val="36"/>
+          <w:lang w:eastAsia="es-419"/>
+        </w:rPr>
+        <w:t>⃣</w:t>
+      </w:r>
+      <w:r>
+        <w:rPr>
+          <w:rFonts w:ascii="Times New Roman" w:eastAsia="Times New Roman" w:hAnsi="Times New Roman" w:cs="Times New Roman"/>
+          <w:b/>
+          <w:bCs/>
+          <w:sz w:val="36"/>
+          <w:szCs w:val="36"/>
+          <w:lang w:eastAsia="es-419"/>
+        </w:rPr>
+        <w:t xml:space="preserve"> Filtrar artículos por categoría</w:t>
+      </w:r>
+    </w:p>
+    <w:p>
+      <w:pPr>
+        <w:spacing w:before="100" w:beforeAutospacing="1" w:after="100" w:afterAutospacing="1" w:line="240" w:lineRule="auto"/>
+        <w:rPr>
+          <w:rFonts w:ascii="Times New Roman" w:eastAsia="Times New Roman" w:hAnsi="Times New Roman" w:cs="Times New Roman"/>
+          <w:sz w:val="24"/>
+          <w:szCs w:val="24"/>
+          <w:lang w:eastAsia="es-419"/>
+        </w:rPr>
+      </w:pPr>
+      <w:r>
+        <w:rPr>
+          <w:rFonts w:ascii="Times New Roman" w:eastAsia="Times New Roman" w:hAnsi="Times New Roman" w:cs="Times New Roman"/>
+          <w:sz w:val="24"/>
+          <w:szCs w:val="24"/>
+          <w:lang w:eastAsia="es-419"/>
+        </w:rPr>
+        <w:t>Ejemplo:</w:t>
+      </w:r>
+    </w:p>
+    <w:p>
+      <w:pPr>
+        <w:tabs>
+          <w:tab w:val="left" w:pos="916"/>
+          <w:tab w:val="left" w:pos="1832"/>
+          <w:tab w:val="left" w:pos="2748"/>
+          <w:tab w:val="left" w:pos="3664"/>
+          <w:tab w:val="left" w:pos="4580"/>
+          <w:tab w:val="left" w:pos="5496"/>
+          <w:tab w:val="left" w:pos="6412"/>
+          <w:tab w:val="left" w:pos="7328"/>
+          <w:tab w:val="left" w:pos="8244"/>
+          <w:tab w:val="left" w:pos="9160"/>
+          <w:tab w:val="left" w:pos="10076"/>
+          <w:tab w:val="left" w:pos="10992"/>
+          <w:tab w:val="left" w:pos="11908"/>
+          <w:tab w:val="left" w:pos="12824"/>
+          <w:tab w:val="left" w:pos="13740"/>
+          <w:tab w:val="left" w:pos="14656"/>
+        </w:tabs>
+        <w:spacing w:after="0" w:line="240" w:lineRule="auto"/>
+        <w:rPr>
+          <w:rFonts w:ascii="Courier New" w:eastAsia="Times New Roman" w:hAnsi="Courier New" w:cs="Courier New"/>
+          <w:sz w:val="20"/>
+          <w:szCs w:val="20"/>
+          <w:lang w:eastAsia="es-419"/>
+        </w:rPr>
+      </w:pPr>
+      <w:r>
+        <w:rPr>
+          <w:rFonts w:ascii="Courier New" w:eastAsia="Times New Roman" w:hAnsi="Courier New" w:cs="Courier New"/>
+          <w:sz w:val="20"/>
+          <w:szCs w:val="20"/>
+          <w:lang w:eastAsia="es-419"/>
+        </w:rPr>
+        <w:t>/</w:t>
+      </w:r>
+      <w:proofErr w:type="spellStart"/>
+      <w:r>
+        <w:rPr>
+          <w:rFonts w:ascii="Courier New" w:eastAsia="Times New Roman" w:hAnsi="Courier New" w:cs="Courier New"/>
+          <w:sz w:val="20"/>
+          <w:szCs w:val="20"/>
+          <w:lang w:eastAsia="es-419"/>
+        </w:rPr>
+        <w:t>categoria</w:t>
+      </w:r>
+      <w:proofErr w:type="spellEnd"/>
+      <w:r>
+        <w:rPr>
+          <w:rFonts w:ascii="Courier New" w:eastAsia="Times New Roman" w:hAnsi="Courier New" w:cs="Courier New"/>
+          <w:sz w:val="20"/>
+          <w:szCs w:val="20"/>
+          <w:lang w:eastAsia="es-419"/>
+        </w:rPr>
+        <w:t>/historia</w:t>
+      </w:r>
+    </w:p>
+    <w:p>
+      <w:pPr>
+        <w:spacing w:before="100" w:beforeAutospacing="1" w:after="100" w:afterAutospacing="1" w:line="240" w:lineRule="auto"/>
+        <w:outlineLvl w:val="1"/>
+        <w:rPr>
+          <w:rFonts w:ascii="Times New Roman" w:eastAsia="Times New Roman" w:hAnsi="Times New Roman" w:cs="Times New Roman"/>
+          <w:b/>
+          <w:bCs/>
+          <w:sz w:val="36"/>
+          <w:szCs w:val="36"/>
+          <w:lang w:eastAsia="es-419"/>
+        </w:rPr>
+      </w:pPr>
+      <w:r>
+        <w:rPr>
+          <w:rFonts w:ascii="Times New Roman" w:eastAsia="Times New Roman" w:hAnsi="Times New Roman" w:cs="Times New Roman"/>
+          <w:b/>
+          <w:bCs/>
+          <w:sz w:val="36"/>
+          <w:szCs w:val="36"/>
+          <w:lang w:eastAsia="es-419"/>
+        </w:rPr>
+        <w:t>3️</w:t>
+      </w:r>
+      <w:r>
+        <w:rPr>
+          <w:rFonts w:ascii="Tahoma" w:eastAsia="Times New Roman" w:hAnsi="Tahoma" w:cs="Tahoma"/>
+          <w:b/>
+          <w:bCs/>
+          <w:sz w:val="36"/>
+          <w:szCs w:val="36"/>
+          <w:lang w:eastAsia="es-419"/>
+        </w:rPr>
+        <w:t>⃣</w:t>
+      </w:r>
+      <w:r>
+        <w:rPr>
+          <w:rFonts w:ascii="Times New Roman" w:eastAsia="Times New Roman" w:hAnsi="Times New Roman" w:cs="Times New Roman"/>
+          <w:b/>
+          <w:bCs/>
+          <w:sz w:val="36"/>
+          <w:szCs w:val="36"/>
+          <w:lang w:eastAsia="es-419"/>
+        </w:rPr>
+        <w:t xml:space="preserve"> Agregar SEO real</w:t>
+      </w:r>
+    </w:p>
+    <w:p>
+      <w:pPr>
+        <w:numPr>
+          <w:ilvl w:val="0"/>
+          <w:numId w:val="30"/>
+        </w:numPr>
+        <w:spacing w:before="100" w:beforeAutospacing="1" w:after="100" w:afterAutospacing="1" w:line="240" w:lineRule="auto"/>
+        <w:rPr>
+          <w:rFonts w:ascii="Times New Roman" w:eastAsia="Times New Roman" w:hAnsi="Times New Roman" w:cs="Times New Roman"/>
+          <w:sz w:val="24"/>
+          <w:szCs w:val="24"/>
+          <w:lang w:eastAsia="es-419"/>
+        </w:rPr>
+      </w:pPr>
+      <w:proofErr w:type="spellStart"/>
+      <w:r>
+        <w:rPr>
+          <w:rFonts w:ascii="Times New Roman" w:eastAsia="Times New Roman" w:hAnsi="Times New Roman" w:cs="Times New Roman"/>
+          <w:sz w:val="24"/>
+          <w:szCs w:val="24"/>
+          <w:lang w:eastAsia="es-419"/>
+        </w:rPr>
+        <w:t>title</w:t>
+      </w:r>
+      <w:proofErr w:type="spellEnd"/>
+      <w:r>
+        <w:rPr>
+          <w:rFonts w:ascii="Times New Roman" w:eastAsia="Times New Roman" w:hAnsi="Times New Roman" w:cs="Times New Roman"/>
+          <w:sz w:val="24"/>
+          <w:szCs w:val="24"/>
+          <w:lang w:eastAsia="es-419"/>
+        </w:rPr>
+        <w:t xml:space="preserve"> dinámico</w:t>
+      </w:r>
+    </w:p>
+    <w:p>
+      <w:pPr>
+        <w:numPr>
+          <w:ilvl w:val="0"/>
+          <w:numId w:val="30"/>
+        </w:numPr>
+        <w:spacing w:before="100" w:beforeAutospacing="1" w:after="100" w:afterAutospacing="1" w:line="240" w:lineRule="auto"/>
+        <w:rPr>
+          <w:rFonts w:ascii="Times New Roman" w:eastAsia="Times New Roman" w:hAnsi="Times New Roman" w:cs="Times New Roman"/>
+          <w:sz w:val="24"/>
+          <w:szCs w:val="24"/>
+          <w:lang w:eastAsia="es-419"/>
+        </w:rPr>
+      </w:pPr>
+      <w:r>
+        <w:rPr>
+          <w:rFonts w:ascii="Times New Roman" w:eastAsia="Times New Roman" w:hAnsi="Times New Roman" w:cs="Times New Roman"/>
+          <w:sz w:val="24"/>
+          <w:szCs w:val="24"/>
+          <w:lang w:eastAsia="es-419"/>
+        </w:rPr>
+        <w:lastRenderedPageBreak/>
+        <w:t xml:space="preserve">meta </w:t>
+      </w:r>
+      <w:proofErr w:type="spellStart"/>
+      <w:r>
+        <w:rPr>
+          <w:rFonts w:ascii="Times New Roman" w:eastAsia="Times New Roman" w:hAnsi="Times New Roman" w:cs="Times New Roman"/>
+          <w:sz w:val="24"/>
+          <w:szCs w:val="24"/>
+          <w:lang w:eastAsia="es-419"/>
+        </w:rPr>
+        <w:t>description</w:t>
+      </w:r>
+      <w:proofErr w:type="spellEnd"/>
+    </w:p>
+    <w:p>
+      <w:pPr>
+        <w:numPr>
+          <w:ilvl w:val="0"/>
+          <w:numId w:val="30"/>
+        </w:numPr>
+        <w:spacing w:before="100" w:beforeAutospacing="1" w:after="100" w:afterAutospacing="1" w:line="240" w:lineRule="auto"/>
+        <w:rPr>
+          <w:rFonts w:ascii="Times New Roman" w:eastAsia="Times New Roman" w:hAnsi="Times New Roman" w:cs="Times New Roman"/>
+          <w:sz w:val="24"/>
+          <w:szCs w:val="24"/>
+          <w:lang w:eastAsia="es-419"/>
+        </w:rPr>
+      </w:pPr>
+      <w:r>
+        <w:rPr>
+          <w:rFonts w:ascii="Times New Roman" w:eastAsia="Times New Roman" w:hAnsi="Times New Roman" w:cs="Times New Roman"/>
+          <w:sz w:val="24"/>
+          <w:szCs w:val="24"/>
+          <w:lang w:eastAsia="es-419"/>
+        </w:rPr>
+        <w:t xml:space="preserve">meta </w:t>
+      </w:r>
+      <w:proofErr w:type="spellStart"/>
+      <w:proofErr w:type="gramStart"/>
+      <w:r>
+        <w:rPr>
+          <w:rFonts w:ascii="Times New Roman" w:eastAsia="Times New Roman" w:hAnsi="Times New Roman" w:cs="Times New Roman"/>
+          <w:sz w:val="24"/>
+          <w:szCs w:val="24"/>
+          <w:lang w:eastAsia="es-419"/>
+        </w:rPr>
+        <w:t>og:image</w:t>
+      </w:r>
+      <w:proofErr w:type="spellEnd"/>
+      <w:proofErr w:type="gramEnd"/>
+    </w:p>
+    <w:p>
+      <w:pPr>
+        <w:spacing w:before="100" w:beforeAutospacing="1" w:after="100" w:afterAutospacing="1" w:line="240" w:lineRule="auto"/>
+        <w:outlineLvl w:val="1"/>
+        <w:rPr>
+          <w:rFonts w:ascii="Times New Roman" w:eastAsia="Times New Roman" w:hAnsi="Times New Roman" w:cs="Times New Roman"/>
+          <w:b/>
+          <w:bCs/>
+          <w:sz w:val="36"/>
+          <w:szCs w:val="36"/>
+          <w:lang w:eastAsia="es-419"/>
+        </w:rPr>
+      </w:pPr>
+      <w:r>
+        <w:rPr>
+          <w:rFonts w:ascii="Times New Roman" w:eastAsia="Times New Roman" w:hAnsi="Times New Roman" w:cs="Times New Roman"/>
+          <w:b/>
+          <w:bCs/>
+          <w:sz w:val="36"/>
+          <w:szCs w:val="36"/>
+          <w:lang w:eastAsia="es-419"/>
+        </w:rPr>
+        <w:t>4️</w:t>
+      </w:r>
+      <w:r>
+        <w:rPr>
+          <w:rFonts w:ascii="Tahoma" w:eastAsia="Times New Roman" w:hAnsi="Tahoma" w:cs="Tahoma"/>
+          <w:b/>
+          <w:bCs/>
+          <w:sz w:val="36"/>
+          <w:szCs w:val="36"/>
+          <w:lang w:eastAsia="es-419"/>
+        </w:rPr>
+        <w:t>⃣</w:t>
+      </w:r>
+      <w:r>
+        <w:rPr>
+          <w:rFonts w:ascii="Times New Roman" w:eastAsia="Times New Roman" w:hAnsi="Times New Roman" w:cs="Times New Roman"/>
+          <w:b/>
+          <w:bCs/>
+          <w:sz w:val="36"/>
+          <w:szCs w:val="36"/>
+          <w:lang w:eastAsia="es-419"/>
+        </w:rPr>
+        <w:t xml:space="preserve"> Editor enriquecido (WYSIWYG)</w:t>
+      </w:r>
+    </w:p>
+    <w:p>
+      <w:pPr>
+        <w:spacing w:before="100" w:beforeAutospacing="1" w:after="100" w:afterAutospacing="1" w:line="240" w:lineRule="auto"/>
+        <w:rPr>
+          <w:rFonts w:ascii="Times New Roman" w:eastAsia="Times New Roman" w:hAnsi="Times New Roman" w:cs="Times New Roman"/>
+          <w:sz w:val="24"/>
+          <w:szCs w:val="24"/>
+          <w:lang w:eastAsia="es-419"/>
+        </w:rPr>
+      </w:pPr>
+      <w:r>
+        <w:rPr>
+          <w:rFonts w:ascii="Times New Roman" w:eastAsia="Times New Roman" w:hAnsi="Times New Roman" w:cs="Times New Roman"/>
+          <w:sz w:val="24"/>
+          <w:szCs w:val="24"/>
+          <w:lang w:eastAsia="es-419"/>
+        </w:rPr>
+        <w:t xml:space="preserve">Para que no sea solo </w:t>
+      </w:r>
+      <w:proofErr w:type="spellStart"/>
+      <w:r>
+        <w:rPr>
+          <w:rFonts w:ascii="Times New Roman" w:eastAsia="Times New Roman" w:hAnsi="Times New Roman" w:cs="Times New Roman"/>
+          <w:sz w:val="24"/>
+          <w:szCs w:val="24"/>
+          <w:lang w:eastAsia="es-419"/>
+        </w:rPr>
+        <w:t>textarea</w:t>
+      </w:r>
+      <w:proofErr w:type="spellEnd"/>
+      <w:r>
+        <w:rPr>
+          <w:rFonts w:ascii="Times New Roman" w:eastAsia="Times New Roman" w:hAnsi="Times New Roman" w:cs="Times New Roman"/>
+          <w:sz w:val="24"/>
+          <w:szCs w:val="24"/>
+          <w:lang w:eastAsia="es-419"/>
+        </w:rPr>
+        <w:t>.</w:t>
+      </w:r>
+    </w:p>
+    <w:p>
+      <w:pPr>
+        <w:spacing w:before="100" w:beforeAutospacing="1" w:after="100" w:afterAutospacing="1" w:line="240" w:lineRule="auto"/>
+        <w:outlineLvl w:val="1"/>
+        <w:rPr>
+          <w:rFonts w:ascii="Times New Roman" w:eastAsia="Times New Roman" w:hAnsi="Times New Roman" w:cs="Times New Roman"/>
+          <w:b/>
+          <w:bCs/>
+          <w:sz w:val="36"/>
+          <w:szCs w:val="36"/>
+          <w:lang w:eastAsia="es-419"/>
+        </w:rPr>
+      </w:pPr>
+      <w:r>
+        <w:rPr>
+          <w:rFonts w:ascii="Times New Roman" w:eastAsia="Times New Roman" w:hAnsi="Times New Roman" w:cs="Times New Roman"/>
+          <w:b/>
+          <w:bCs/>
+          <w:sz w:val="36"/>
+          <w:szCs w:val="36"/>
+          <w:lang w:eastAsia="es-419"/>
+        </w:rPr>
+        <w:t>5️</w:t>
+      </w:r>
+      <w:r>
+        <w:rPr>
+          <w:rFonts w:ascii="Tahoma" w:eastAsia="Times New Roman" w:hAnsi="Tahoma" w:cs="Tahoma"/>
+          <w:b/>
+          <w:bCs/>
+          <w:sz w:val="36"/>
+          <w:szCs w:val="36"/>
+          <w:lang w:eastAsia="es-419"/>
+        </w:rPr>
+        <w:t>⃣</w:t>
+      </w:r>
+      <w:r>
+        <w:rPr>
+          <w:rFonts w:ascii="Times New Roman" w:eastAsia="Times New Roman" w:hAnsi="Times New Roman" w:cs="Times New Roman"/>
+          <w:b/>
+          <w:bCs/>
+          <w:sz w:val="36"/>
+          <w:szCs w:val="36"/>
+          <w:lang w:eastAsia="es-419"/>
+        </w:rPr>
+        <w:t xml:space="preserve"> </w:t>
+      </w:r>
+      <w:proofErr w:type="spellStart"/>
+      <w:r>
+        <w:rPr>
+          <w:rFonts w:ascii="Times New Roman" w:eastAsia="Times New Roman" w:hAnsi="Times New Roman" w:cs="Times New Roman"/>
+          <w:b/>
+          <w:bCs/>
+          <w:sz w:val="36"/>
+          <w:szCs w:val="36"/>
+          <w:lang w:eastAsia="es-419"/>
+        </w:rPr>
+        <w:t>Multi</w:t>
+      </w:r>
+      <w:proofErr w:type="spellEnd"/>
+      <w:r>
+        <w:rPr>
+          <w:rFonts w:ascii="Times New Roman" w:eastAsia="Times New Roman" w:hAnsi="Times New Roman" w:cs="Times New Roman"/>
+          <w:b/>
+          <w:bCs/>
+          <w:sz w:val="36"/>
+          <w:szCs w:val="36"/>
+          <w:lang w:eastAsia="es-419"/>
+        </w:rPr>
+        <w:t>-cliente real</w:t>
+      </w:r>
+    </w:p>
+    <w:p>
+      <w:pPr>
+        <w:spacing w:before="100" w:beforeAutospacing="1" w:after="100" w:afterAutospacing="1" w:line="240" w:lineRule="auto"/>
+        <w:rPr>
+          <w:rFonts w:ascii="Times New Roman" w:eastAsia="Times New Roman" w:hAnsi="Times New Roman" w:cs="Times New Roman"/>
+          <w:sz w:val="24"/>
+          <w:szCs w:val="24"/>
+          <w:lang w:eastAsia="es-419"/>
+        </w:rPr>
+      </w:pPr>
+      <w:r>
+        <w:rPr>
+          <w:rFonts w:ascii="Times New Roman" w:eastAsia="Times New Roman" w:hAnsi="Times New Roman" w:cs="Times New Roman"/>
+          <w:sz w:val="24"/>
+          <w:szCs w:val="24"/>
+          <w:lang w:eastAsia="es-419"/>
+        </w:rPr>
+        <w:t>Separar por usuario creador.</w:t>
+      </w:r>
+    </w:p>
+    <w:p>
+      <w:pPr>
+        <w:spacing w:after="0" w:line="240" w:lineRule="auto"/>
         <w:rPr>
           <w:rFonts w:ascii="Times New Roman" w:eastAsia="Times New Roman" w:hAnsi="Times New Roman" w:cs="Times New Roman"/>
           <w:sz w:val="24"/>
@@ -21202,6 +22966,17 @@
       </w:pPr>
       <w:bookmarkStart w:id="0" w:name="_GoBack"/>
       <w:bookmarkEnd w:id="0"/>
+    </w:p>
+    <w:p>
+      <w:pPr>
+        <w:spacing w:before="100" w:beforeAutospacing="1" w:after="100" w:afterAutospacing="1" w:line="240" w:lineRule="auto"/>
+        <w:rPr>
+          <w:rFonts w:ascii="Times New Roman" w:eastAsia="Times New Roman" w:hAnsi="Times New Roman" w:cs="Times New Roman"/>
+          <w:sz w:val="24"/>
+          <w:szCs w:val="24"/>
+          <w:lang w:eastAsia="es-419"/>
+        </w:rPr>
+      </w:pPr>
     </w:p>
     <w:p>
       <w:pPr>
@@ -22200,122 +23975,9 @@
     </w:lvl>
   </w:abstractNum>
   <w:abstractNum w:abstractNumId="7" w15:restartNumberingAfterBreak="0">
-    <w:nsid w:val="243E2904"/>
+    <w:nsid w:val="20FC277A"/>
     <w:multiLevelType w:val="multilevel"/>
-    <w:tmpl w:val="630C384A"/>
-    <w:lvl w:ilvl="0">
-      <w:start w:val="3"/>
-      <w:numFmt w:val="decimal"/>
-      <w:lvlText w:val="%1."/>
-      <w:lvlJc w:val="left"/>
-      <w:pPr>
-        <w:tabs>
-          <w:tab w:val="num" w:pos="720"/>
-        </w:tabs>
-        <w:ind w:left="720" w:hanging="360"/>
-      </w:pPr>
-    </w:lvl>
-    <w:lvl w:ilvl="1" w:tentative="1">
-      <w:start w:val="1"/>
-      <w:numFmt w:val="decimal"/>
-      <w:lvlText w:val="%2."/>
-      <w:lvlJc w:val="left"/>
-      <w:pPr>
-        <w:tabs>
-          <w:tab w:val="num" w:pos="1440"/>
-        </w:tabs>
-        <w:ind w:left="1440" w:hanging="360"/>
-      </w:pPr>
-    </w:lvl>
-    <w:lvl w:ilvl="2" w:tentative="1">
-      <w:start w:val="1"/>
-      <w:numFmt w:val="decimal"/>
-      <w:lvlText w:val="%3."/>
-      <w:lvlJc w:val="left"/>
-      <w:pPr>
-        <w:tabs>
-          <w:tab w:val="num" w:pos="2160"/>
-        </w:tabs>
-        <w:ind w:left="2160" w:hanging="360"/>
-      </w:pPr>
-    </w:lvl>
-    <w:lvl w:ilvl="3" w:tentative="1">
-      <w:start w:val="1"/>
-      <w:numFmt w:val="decimal"/>
-      <w:lvlText w:val="%4."/>
-      <w:lvlJc w:val="left"/>
-      <w:pPr>
-        <w:tabs>
-          <w:tab w:val="num" w:pos="2880"/>
-        </w:tabs>
-        <w:ind w:left="2880" w:hanging="360"/>
-      </w:pPr>
-    </w:lvl>
-    <w:lvl w:ilvl="4" w:tentative="1">
-      <w:start w:val="1"/>
-      <w:numFmt w:val="decimal"/>
-      <w:lvlText w:val="%5."/>
-      <w:lvlJc w:val="left"/>
-      <w:pPr>
-        <w:tabs>
-          <w:tab w:val="num" w:pos="3600"/>
-        </w:tabs>
-        <w:ind w:left="3600" w:hanging="360"/>
-      </w:pPr>
-    </w:lvl>
-    <w:lvl w:ilvl="5" w:tentative="1">
-      <w:start w:val="1"/>
-      <w:numFmt w:val="decimal"/>
-      <w:lvlText w:val="%6."/>
-      <w:lvlJc w:val="left"/>
-      <w:pPr>
-        <w:tabs>
-          <w:tab w:val="num" w:pos="4320"/>
-        </w:tabs>
-        <w:ind w:left="4320" w:hanging="360"/>
-      </w:pPr>
-    </w:lvl>
-    <w:lvl w:ilvl="6" w:tentative="1">
-      <w:start w:val="1"/>
-      <w:numFmt w:val="decimal"/>
-      <w:lvlText w:val="%7."/>
-      <w:lvlJc w:val="left"/>
-      <w:pPr>
-        <w:tabs>
-          <w:tab w:val="num" w:pos="5040"/>
-        </w:tabs>
-        <w:ind w:left="5040" w:hanging="360"/>
-      </w:pPr>
-    </w:lvl>
-    <w:lvl w:ilvl="7" w:tentative="1">
-      <w:start w:val="1"/>
-      <w:numFmt w:val="decimal"/>
-      <w:lvlText w:val="%8."/>
-      <w:lvlJc w:val="left"/>
-      <w:pPr>
-        <w:tabs>
-          <w:tab w:val="num" w:pos="5760"/>
-        </w:tabs>
-        <w:ind w:left="5760" w:hanging="360"/>
-      </w:pPr>
-    </w:lvl>
-    <w:lvl w:ilvl="8" w:tentative="1">
-      <w:start w:val="1"/>
-      <w:numFmt w:val="decimal"/>
-      <w:lvlText w:val="%9."/>
-      <w:lvlJc w:val="left"/>
-      <w:pPr>
-        <w:tabs>
-          <w:tab w:val="num" w:pos="6480"/>
-        </w:tabs>
-        <w:ind w:left="6480" w:hanging="360"/>
-      </w:pPr>
-    </w:lvl>
-  </w:abstractNum>
-  <w:abstractNum w:abstractNumId="8" w15:restartNumberingAfterBreak="0">
-    <w:nsid w:val="24AF16C0"/>
-    <w:multiLevelType w:val="multilevel"/>
-    <w:tmpl w:val="F3BAE06E"/>
+    <w:tmpl w:val="3EF6D6FE"/>
     <w:lvl w:ilvl="0">
       <w:start w:val="1"/>
       <w:numFmt w:val="bullet"/>
@@ -22461,12 +24123,12 @@
       </w:rPr>
     </w:lvl>
   </w:abstractNum>
-  <w:abstractNum w:abstractNumId="9" w15:restartNumberingAfterBreak="0">
-    <w:nsid w:val="271B72DB"/>
+  <w:abstractNum w:abstractNumId="8" w15:restartNumberingAfterBreak="0">
+    <w:nsid w:val="243E2904"/>
     <w:multiLevelType w:val="multilevel"/>
-    <w:tmpl w:val="3D544CF6"/>
+    <w:tmpl w:val="630C384A"/>
     <w:lvl w:ilvl="0">
-      <w:start w:val="1"/>
+      <w:start w:val="3"/>
       <w:numFmt w:val="decimal"/>
       <w:lvlText w:val="%1."/>
       <w:lvlJc w:val="left"/>
@@ -22574,10 +24236,10 @@
       </w:pPr>
     </w:lvl>
   </w:abstractNum>
-  <w:abstractNum w:abstractNumId="10" w15:restartNumberingAfterBreak="0">
-    <w:nsid w:val="2F772A7E"/>
+  <w:abstractNum w:abstractNumId="9" w15:restartNumberingAfterBreak="0">
+    <w:nsid w:val="24AF16C0"/>
     <w:multiLevelType w:val="multilevel"/>
-    <w:tmpl w:val="D2B6456E"/>
+    <w:tmpl w:val="F3BAE06E"/>
     <w:lvl w:ilvl="0">
       <w:start w:val="1"/>
       <w:numFmt w:val="bullet"/>
@@ -22723,10 +24385,123 @@
       </w:rPr>
     </w:lvl>
   </w:abstractNum>
+  <w:abstractNum w:abstractNumId="10" w15:restartNumberingAfterBreak="0">
+    <w:nsid w:val="271B72DB"/>
+    <w:multiLevelType w:val="multilevel"/>
+    <w:tmpl w:val="3D544CF6"/>
+    <w:lvl w:ilvl="0">
+      <w:start w:val="1"/>
+      <w:numFmt w:val="decimal"/>
+      <w:lvlText w:val="%1."/>
+      <w:lvlJc w:val="left"/>
+      <w:pPr>
+        <w:tabs>
+          <w:tab w:val="num" w:pos="720"/>
+        </w:tabs>
+        <w:ind w:left="720" w:hanging="360"/>
+      </w:pPr>
+    </w:lvl>
+    <w:lvl w:ilvl="1" w:tentative="1">
+      <w:start w:val="1"/>
+      <w:numFmt w:val="decimal"/>
+      <w:lvlText w:val="%2."/>
+      <w:lvlJc w:val="left"/>
+      <w:pPr>
+        <w:tabs>
+          <w:tab w:val="num" w:pos="1440"/>
+        </w:tabs>
+        <w:ind w:left="1440" w:hanging="360"/>
+      </w:pPr>
+    </w:lvl>
+    <w:lvl w:ilvl="2" w:tentative="1">
+      <w:start w:val="1"/>
+      <w:numFmt w:val="decimal"/>
+      <w:lvlText w:val="%3."/>
+      <w:lvlJc w:val="left"/>
+      <w:pPr>
+        <w:tabs>
+          <w:tab w:val="num" w:pos="2160"/>
+        </w:tabs>
+        <w:ind w:left="2160" w:hanging="360"/>
+      </w:pPr>
+    </w:lvl>
+    <w:lvl w:ilvl="3" w:tentative="1">
+      <w:start w:val="1"/>
+      <w:numFmt w:val="decimal"/>
+      <w:lvlText w:val="%4."/>
+      <w:lvlJc w:val="left"/>
+      <w:pPr>
+        <w:tabs>
+          <w:tab w:val="num" w:pos="2880"/>
+        </w:tabs>
+        <w:ind w:left="2880" w:hanging="360"/>
+      </w:pPr>
+    </w:lvl>
+    <w:lvl w:ilvl="4" w:tentative="1">
+      <w:start w:val="1"/>
+      <w:numFmt w:val="decimal"/>
+      <w:lvlText w:val="%5."/>
+      <w:lvlJc w:val="left"/>
+      <w:pPr>
+        <w:tabs>
+          <w:tab w:val="num" w:pos="3600"/>
+        </w:tabs>
+        <w:ind w:left="3600" w:hanging="360"/>
+      </w:pPr>
+    </w:lvl>
+    <w:lvl w:ilvl="5" w:tentative="1">
+      <w:start w:val="1"/>
+      <w:numFmt w:val="decimal"/>
+      <w:lvlText w:val="%6."/>
+      <w:lvlJc w:val="left"/>
+      <w:pPr>
+        <w:tabs>
+          <w:tab w:val="num" w:pos="4320"/>
+        </w:tabs>
+        <w:ind w:left="4320" w:hanging="360"/>
+      </w:pPr>
+    </w:lvl>
+    <w:lvl w:ilvl="6" w:tentative="1">
+      <w:start w:val="1"/>
+      <w:numFmt w:val="decimal"/>
+      <w:lvlText w:val="%7."/>
+      <w:lvlJc w:val="left"/>
+      <w:pPr>
+        <w:tabs>
+          <w:tab w:val="num" w:pos="5040"/>
+        </w:tabs>
+        <w:ind w:left="5040" w:hanging="360"/>
+      </w:pPr>
+    </w:lvl>
+    <w:lvl w:ilvl="7" w:tentative="1">
+      <w:start w:val="1"/>
+      <w:numFmt w:val="decimal"/>
+      <w:lvlText w:val="%8."/>
+      <w:lvlJc w:val="left"/>
+      <w:pPr>
+        <w:tabs>
+          <w:tab w:val="num" w:pos="5760"/>
+        </w:tabs>
+        <w:ind w:left="5760" w:hanging="360"/>
+      </w:pPr>
+    </w:lvl>
+    <w:lvl w:ilvl="8" w:tentative="1">
+      <w:start w:val="1"/>
+      <w:numFmt w:val="decimal"/>
+      <w:lvlText w:val="%9."/>
+      <w:lvlJc w:val="left"/>
+      <w:pPr>
+        <w:tabs>
+          <w:tab w:val="num" w:pos="6480"/>
+        </w:tabs>
+        <w:ind w:left="6480" w:hanging="360"/>
+      </w:pPr>
+    </w:lvl>
+  </w:abstractNum>
   <w:abstractNum w:abstractNumId="11" w15:restartNumberingAfterBreak="0">
-    <w:nsid w:val="2FEE0B00"/>
+    <w:nsid w:val="2F772A7E"/>
     <w:multiLevelType w:val="multilevel"/>
-    <w:tmpl w:val="7528FB6E"/>
+    <w:tmpl w:val="D2B6456E"/>
     <w:lvl w:ilvl="0">
       <w:start w:val="1"/>
       <w:numFmt w:val="bullet"/>
@@ -22873,9 +24648,9 @@
     </w:lvl>
   </w:abstractNum>
   <w:abstractNum w:abstractNumId="12" w15:restartNumberingAfterBreak="0">
-    <w:nsid w:val="3588615B"/>
+    <w:nsid w:val="2FEE0B00"/>
     <w:multiLevelType w:val="multilevel"/>
-    <w:tmpl w:val="49B2A80C"/>
+    <w:tmpl w:val="7528FB6E"/>
     <w:lvl w:ilvl="0">
       <w:start w:val="1"/>
       <w:numFmt w:val="bullet"/>
@@ -23022,9 +24797,9 @@
     </w:lvl>
   </w:abstractNum>
   <w:abstractNum w:abstractNumId="13" w15:restartNumberingAfterBreak="0">
-    <w:nsid w:val="3C141B4E"/>
+    <w:nsid w:val="3588615B"/>
     <w:multiLevelType w:val="multilevel"/>
-    <w:tmpl w:val="8244D9CE"/>
+    <w:tmpl w:val="49B2A80C"/>
     <w:lvl w:ilvl="0">
       <w:start w:val="1"/>
       <w:numFmt w:val="bullet"/>
@@ -23171,122 +24946,9 @@
     </w:lvl>
   </w:abstractNum>
   <w:abstractNum w:abstractNumId="14" w15:restartNumberingAfterBreak="0">
-    <w:nsid w:val="3E20107A"/>
+    <w:nsid w:val="3C141B4E"/>
     <w:multiLevelType w:val="multilevel"/>
-    <w:tmpl w:val="7C4E3600"/>
-    <w:lvl w:ilvl="0">
-      <w:start w:val="1"/>
-      <w:numFmt w:val="decimal"/>
-      <w:lvlText w:val="%1."/>
-      <w:lvlJc w:val="left"/>
-      <w:pPr>
-        <w:tabs>
-          <w:tab w:val="num" w:pos="720"/>
-        </w:tabs>
-        <w:ind w:left="720" w:hanging="360"/>
-      </w:pPr>
-    </w:lvl>
-    <w:lvl w:ilvl="1" w:tentative="1">
-      <w:start w:val="1"/>
-      <w:numFmt w:val="decimal"/>
-      <w:lvlText w:val="%2."/>
-      <w:lvlJc w:val="left"/>
-      <w:pPr>
-        <w:tabs>
-          <w:tab w:val="num" w:pos="1440"/>
-        </w:tabs>
-        <w:ind w:left="1440" w:hanging="360"/>
-      </w:pPr>
-    </w:lvl>
-    <w:lvl w:ilvl="2" w:tentative="1">
-      <w:start w:val="1"/>
-      <w:numFmt w:val="decimal"/>
-      <w:lvlText w:val="%3."/>
-      <w:lvlJc w:val="left"/>
-      <w:pPr>
-        <w:tabs>
-          <w:tab w:val="num" w:pos="2160"/>
-        </w:tabs>
-        <w:ind w:left="2160" w:hanging="360"/>
-      </w:pPr>
-    </w:lvl>
-    <w:lvl w:ilvl="3" w:tentative="1">
-      <w:start w:val="1"/>
-      <w:numFmt w:val="decimal"/>
-      <w:lvlText w:val="%4."/>
-      <w:lvlJc w:val="left"/>
-      <w:pPr>
-        <w:tabs>
-          <w:tab w:val="num" w:pos="2880"/>
-        </w:tabs>
-        <w:ind w:left="2880" w:hanging="360"/>
-      </w:pPr>
-    </w:lvl>
-    <w:lvl w:ilvl="4" w:tentative="1">
-      <w:start w:val="1"/>
-      <w:numFmt w:val="decimal"/>
-      <w:lvlText w:val="%5."/>
-      <w:lvlJc w:val="left"/>
-      <w:pPr>
-        <w:tabs>
-          <w:tab w:val="num" w:pos="3600"/>
-        </w:tabs>
-        <w:ind w:left="3600" w:hanging="360"/>
-      </w:pPr>
-    </w:lvl>
-    <w:lvl w:ilvl="5" w:tentative="1">
-      <w:start w:val="1"/>
-      <w:numFmt w:val="decimal"/>
-      <w:lvlText w:val="%6."/>
-      <w:lvlJc w:val="left"/>
-      <w:pPr>
-        <w:tabs>
-          <w:tab w:val="num" w:pos="4320"/>
-        </w:tabs>
-        <w:ind w:left="4320" w:hanging="360"/>
-      </w:pPr>
-    </w:lvl>
-    <w:lvl w:ilvl="6" w:tentative="1">
-      <w:start w:val="1"/>
-      <w:numFmt w:val="decimal"/>
-      <w:lvlText w:val="%7."/>
-      <w:lvlJc w:val="left"/>
-      <w:pPr>
-        <w:tabs>
-          <w:tab w:val="num" w:pos="5040"/>
-        </w:tabs>
-        <w:ind w:left="5040" w:hanging="360"/>
-      </w:pPr>
-    </w:lvl>
-    <w:lvl w:ilvl="7" w:tentative="1">
-      <w:start w:val="1"/>
-      <w:numFmt w:val="decimal"/>
-      <w:lvlText w:val="%8."/>
-      <w:lvlJc w:val="left"/>
-      <w:pPr>
-        <w:tabs>
-          <w:tab w:val="num" w:pos="5760"/>
-        </w:tabs>
-        <w:ind w:left="5760" w:hanging="360"/>
-      </w:pPr>
-    </w:lvl>
-    <w:lvl w:ilvl="8" w:tentative="1">
-      <w:start w:val="1"/>
-      <w:numFmt w:val="decimal"/>
-      <w:lvlText w:val="%9."/>
-      <w:lvlJc w:val="left"/>
-      <w:pPr>
-        <w:tabs>
-          <w:tab w:val="num" w:pos="6480"/>
-        </w:tabs>
-        <w:ind w:left="6480" w:hanging="360"/>
-      </w:pPr>
-    </w:lvl>
-  </w:abstractNum>
-  <w:abstractNum w:abstractNumId="15" w15:restartNumberingAfterBreak="0">
-    <w:nsid w:val="3FFC70C6"/>
-    <w:multiLevelType w:val="multilevel"/>
-    <w:tmpl w:val="47B20D90"/>
+    <w:tmpl w:val="8244D9CE"/>
     <w:lvl w:ilvl="0">
       <w:start w:val="1"/>
       <w:numFmt w:val="bullet"/>
@@ -23432,10 +25094,10 @@
       </w:rPr>
     </w:lvl>
   </w:abstractNum>
-  <w:abstractNum w:abstractNumId="16" w15:restartNumberingAfterBreak="0">
-    <w:nsid w:val="47A07AFD"/>
+  <w:abstractNum w:abstractNumId="15" w15:restartNumberingAfterBreak="0">
+    <w:nsid w:val="3E20107A"/>
     <w:multiLevelType w:val="multilevel"/>
-    <w:tmpl w:val="07687CB2"/>
+    <w:tmpl w:val="7C4E3600"/>
     <w:lvl w:ilvl="0">
       <w:start w:val="1"/>
       <w:numFmt w:val="decimal"/>
@@ -23545,10 +25207,10 @@
       </w:pPr>
     </w:lvl>
   </w:abstractNum>
-  <w:abstractNum w:abstractNumId="17" w15:restartNumberingAfterBreak="0">
-    <w:nsid w:val="484A7932"/>
+  <w:abstractNum w:abstractNumId="16" w15:restartNumberingAfterBreak="0">
+    <w:nsid w:val="3FFC70C6"/>
     <w:multiLevelType w:val="multilevel"/>
-    <w:tmpl w:val="7FC0743C"/>
+    <w:tmpl w:val="47B20D90"/>
     <w:lvl w:ilvl="0">
       <w:start w:val="1"/>
       <w:numFmt w:val="bullet"/>
@@ -23694,10 +25356,10 @@
       </w:rPr>
     </w:lvl>
   </w:abstractNum>
-  <w:abstractNum w:abstractNumId="18" w15:restartNumberingAfterBreak="0">
-    <w:nsid w:val="4A7115C2"/>
+  <w:abstractNum w:abstractNumId="17" w15:restartNumberingAfterBreak="0">
+    <w:nsid w:val="47A07AFD"/>
     <w:multiLevelType w:val="multilevel"/>
-    <w:tmpl w:val="D8FE3B12"/>
+    <w:tmpl w:val="07687CB2"/>
     <w:lvl w:ilvl="0">
       <w:start w:val="1"/>
       <w:numFmt w:val="decimal"/>
@@ -23807,10 +25469,10 @@
       </w:pPr>
     </w:lvl>
   </w:abstractNum>
-  <w:abstractNum w:abstractNumId="19" w15:restartNumberingAfterBreak="0">
-    <w:nsid w:val="53174EF0"/>
+  <w:abstractNum w:abstractNumId="18" w15:restartNumberingAfterBreak="0">
+    <w:nsid w:val="47D572D4"/>
     <w:multiLevelType w:val="multilevel"/>
-    <w:tmpl w:val="12A80CE2"/>
+    <w:tmpl w:val="E028EC4A"/>
     <w:lvl w:ilvl="0">
       <w:start w:val="1"/>
       <w:numFmt w:val="bullet"/>
@@ -23956,10 +25618,10 @@
       </w:rPr>
     </w:lvl>
   </w:abstractNum>
-  <w:abstractNum w:abstractNumId="20" w15:restartNumberingAfterBreak="0">
-    <w:nsid w:val="5A0C505A"/>
+  <w:abstractNum w:abstractNumId="19" w15:restartNumberingAfterBreak="0">
+    <w:nsid w:val="484A7932"/>
     <w:multiLevelType w:val="multilevel"/>
-    <w:tmpl w:val="C39A8AAA"/>
+    <w:tmpl w:val="7FC0743C"/>
     <w:lvl w:ilvl="0">
       <w:start w:val="1"/>
       <w:numFmt w:val="bullet"/>
@@ -24105,10 +25767,123 @@
       </w:rPr>
     </w:lvl>
   </w:abstractNum>
+  <w:abstractNum w:abstractNumId="20" w15:restartNumberingAfterBreak="0">
+    <w:nsid w:val="4A7115C2"/>
+    <w:multiLevelType w:val="multilevel"/>
+    <w:tmpl w:val="D8FE3B12"/>
+    <w:lvl w:ilvl="0">
+      <w:start w:val="1"/>
+      <w:numFmt w:val="decimal"/>
+      <w:lvlText w:val="%1."/>
+      <w:lvlJc w:val="left"/>
+      <w:pPr>
+        <w:tabs>
+          <w:tab w:val="num" w:pos="720"/>
+        </w:tabs>
+        <w:ind w:left="720" w:hanging="360"/>
+      </w:pPr>
+    </w:lvl>
+    <w:lvl w:ilvl="1" w:tentative="1">
+      <w:start w:val="1"/>
+      <w:numFmt w:val="decimal"/>
+      <w:lvlText w:val="%2."/>
+      <w:lvlJc w:val="left"/>
+      <w:pPr>
+        <w:tabs>
+          <w:tab w:val="num" w:pos="1440"/>
+        </w:tabs>
+        <w:ind w:left="1440" w:hanging="360"/>
+      </w:pPr>
+    </w:lvl>
+    <w:lvl w:ilvl="2" w:tentative="1">
+      <w:start w:val="1"/>
+      <w:numFmt w:val="decimal"/>
+      <w:lvlText w:val="%3."/>
+      <w:lvlJc w:val="left"/>
+      <w:pPr>
+        <w:tabs>
+          <w:tab w:val="num" w:pos="2160"/>
+        </w:tabs>
+        <w:ind w:left="2160" w:hanging="360"/>
+      </w:pPr>
+    </w:lvl>
+    <w:lvl w:ilvl="3" w:tentative="1">
+      <w:start w:val="1"/>
+      <w:numFmt w:val="decimal"/>
+      <w:lvlText w:val="%4."/>
+      <w:lvlJc w:val="left"/>
+      <w:pPr>
+        <w:tabs>
+          <w:tab w:val="num" w:pos="2880"/>
+        </w:tabs>
+        <w:ind w:left="2880" w:hanging="360"/>
+      </w:pPr>
+    </w:lvl>
+    <w:lvl w:ilvl="4" w:tentative="1">
+      <w:start w:val="1"/>
+      <w:numFmt w:val="decimal"/>
+      <w:lvlText w:val="%5."/>
+      <w:lvlJc w:val="left"/>
+      <w:pPr>
+        <w:tabs>
+          <w:tab w:val="num" w:pos="3600"/>
+        </w:tabs>
+        <w:ind w:left="3600" w:hanging="360"/>
+      </w:pPr>
+    </w:lvl>
+    <w:lvl w:ilvl="5" w:tentative="1">
+      <w:start w:val="1"/>
+      <w:numFmt w:val="decimal"/>
+      <w:lvlText w:val="%6."/>
+      <w:lvlJc w:val="left"/>
+      <w:pPr>
+        <w:tabs>
+          <w:tab w:val="num" w:pos="4320"/>
+        </w:tabs>
+        <w:ind w:left="4320" w:hanging="360"/>
+      </w:pPr>
+    </w:lvl>
+    <w:lvl w:ilvl="6" w:tentative="1">
+      <w:start w:val="1"/>
+      <w:numFmt w:val="decimal"/>
+      <w:lvlText w:val="%7."/>
+      <w:lvlJc w:val="left"/>
+      <w:pPr>
+        <w:tabs>
+          <w:tab w:val="num" w:pos="5040"/>
+        </w:tabs>
+        <w:ind w:left="5040" w:hanging="360"/>
+      </w:pPr>
+    </w:lvl>
+    <w:lvl w:ilvl="7" w:tentative="1">
+      <w:start w:val="1"/>
+      <w:numFmt w:val="decimal"/>
+      <w:lvlText w:val="%8."/>
+      <w:lvlJc w:val="left"/>
+      <w:pPr>
+        <w:tabs>
+          <w:tab w:val="num" w:pos="5760"/>
+        </w:tabs>
+        <w:ind w:left="5760" w:hanging="360"/>
+      </w:pPr>
+    </w:lvl>
+    <w:lvl w:ilvl="8" w:tentative="1">
+      <w:start w:val="1"/>
+      <w:numFmt w:val="decimal"/>
+      <w:lvlText w:val="%9."/>
+      <w:lvlJc w:val="left"/>
+      <w:pPr>
+        <w:tabs>
+          <w:tab w:val="num" w:pos="6480"/>
+        </w:tabs>
+        <w:ind w:left="6480" w:hanging="360"/>
+      </w:pPr>
+    </w:lvl>
+  </w:abstractNum>
   <w:abstractNum w:abstractNumId="21" w15:restartNumberingAfterBreak="0">
-    <w:nsid w:val="60706CFF"/>
+    <w:nsid w:val="53174EF0"/>
     <w:multiLevelType w:val="multilevel"/>
-    <w:tmpl w:val="66484520"/>
+    <w:tmpl w:val="12A80CE2"/>
     <w:lvl w:ilvl="0">
       <w:start w:val="1"/>
       <w:numFmt w:val="bullet"/>
@@ -24255,122 +26030,9 @@
     </w:lvl>
   </w:abstractNum>
   <w:abstractNum w:abstractNumId="22" w15:restartNumberingAfterBreak="0">
-    <w:nsid w:val="6DAE0D7B"/>
+    <w:nsid w:val="56303F86"/>
     <w:multiLevelType w:val="multilevel"/>
-    <w:tmpl w:val="9F6A47F4"/>
-    <w:lvl w:ilvl="0">
-      <w:start w:val="1"/>
-      <w:numFmt w:val="decimal"/>
-      <w:lvlText w:val="%1."/>
-      <w:lvlJc w:val="left"/>
-      <w:pPr>
-        <w:tabs>
-          <w:tab w:val="num" w:pos="720"/>
-        </w:tabs>
-        <w:ind w:left="720" w:hanging="360"/>
-      </w:pPr>
-    </w:lvl>
-    <w:lvl w:ilvl="1" w:tentative="1">
-      <w:start w:val="1"/>
-      <w:numFmt w:val="decimal"/>
-      <w:lvlText w:val="%2."/>
-      <w:lvlJc w:val="left"/>
-      <w:pPr>
-        <w:tabs>
-          <w:tab w:val="num" w:pos="1440"/>
-        </w:tabs>
-        <w:ind w:left="1440" w:hanging="360"/>
-      </w:pPr>
-    </w:lvl>
-    <w:lvl w:ilvl="2" w:tentative="1">
-      <w:start w:val="1"/>
-      <w:numFmt w:val="decimal"/>
-      <w:lvlText w:val="%3."/>
-      <w:lvlJc w:val="left"/>
-      <w:pPr>
-        <w:tabs>
-          <w:tab w:val="num" w:pos="2160"/>
-        </w:tabs>
-        <w:ind w:left="2160" w:hanging="360"/>
-      </w:pPr>
-    </w:lvl>
-    <w:lvl w:ilvl="3" w:tentative="1">
-      <w:start w:val="1"/>
-      <w:numFmt w:val="decimal"/>
-      <w:lvlText w:val="%4."/>
-      <w:lvlJc w:val="left"/>
-      <w:pPr>
-        <w:tabs>
-          <w:tab w:val="num" w:pos="2880"/>
-        </w:tabs>
-        <w:ind w:left="2880" w:hanging="360"/>
-      </w:pPr>
-    </w:lvl>
-    <w:lvl w:ilvl="4" w:tentative="1">
-      <w:start w:val="1"/>
-      <w:numFmt w:val="decimal"/>
-      <w:lvlText w:val="%5."/>
-      <w:lvlJc w:val="left"/>
-      <w:pPr>
-        <w:tabs>
-          <w:tab w:val="num" w:pos="3600"/>
-        </w:tabs>
-        <w:ind w:left="3600" w:hanging="360"/>
-      </w:pPr>
-    </w:lvl>
-    <w:lvl w:ilvl="5" w:tentative="1">
-      <w:start w:val="1"/>
-      <w:numFmt w:val="decimal"/>
-      <w:lvlText w:val="%6."/>
-      <w:lvlJc w:val="left"/>
-      <w:pPr>
-        <w:tabs>
-          <w:tab w:val="num" w:pos="4320"/>
-        </w:tabs>
-        <w:ind w:left="4320" w:hanging="360"/>
-      </w:pPr>
-    </w:lvl>
-    <w:lvl w:ilvl="6" w:tentative="1">
-      <w:start w:val="1"/>
-      <w:numFmt w:val="decimal"/>
-      <w:lvlText w:val="%7."/>
-      <w:lvlJc w:val="left"/>
-      <w:pPr>
-        <w:tabs>
-          <w:tab w:val="num" w:pos="5040"/>
-        </w:tabs>
-        <w:ind w:left="5040" w:hanging="360"/>
-      </w:pPr>
-    </w:lvl>
-    <w:lvl w:ilvl="7" w:tentative="1">
-      <w:start w:val="1"/>
-      <w:numFmt w:val="decimal"/>
-      <w:lvlText w:val="%8."/>
-      <w:lvlJc w:val="left"/>
-      <w:pPr>
-        <w:tabs>
-          <w:tab w:val="num" w:pos="5760"/>
-        </w:tabs>
-        <w:ind w:left="5760" w:hanging="360"/>
-      </w:pPr>
-    </w:lvl>
-    <w:lvl w:ilvl="8" w:tentative="1">
-      <w:start w:val="1"/>
-      <w:numFmt w:val="decimal"/>
-      <w:lvlText w:val="%9."/>
-      <w:lvlJc w:val="left"/>
-      <w:pPr>
-        <w:tabs>
-          <w:tab w:val="num" w:pos="6480"/>
-        </w:tabs>
-        <w:ind w:left="6480" w:hanging="360"/>
-      </w:pPr>
-    </w:lvl>
-  </w:abstractNum>
-  <w:abstractNum w:abstractNumId="23" w15:restartNumberingAfterBreak="0">
-    <w:nsid w:val="6DC9761C"/>
-    <w:multiLevelType w:val="multilevel"/>
-    <w:tmpl w:val="A1EE961A"/>
+    <w:tmpl w:val="64FA5E8E"/>
     <w:lvl w:ilvl="0">
       <w:start w:val="1"/>
       <w:numFmt w:val="bullet"/>
@@ -24516,10 +26178,10 @@
       </w:rPr>
     </w:lvl>
   </w:abstractNum>
-  <w:abstractNum w:abstractNumId="24" w15:restartNumberingAfterBreak="0">
-    <w:nsid w:val="76EE602D"/>
+  <w:abstractNum w:abstractNumId="23" w15:restartNumberingAfterBreak="0">
+    <w:nsid w:val="5A0C505A"/>
     <w:multiLevelType w:val="multilevel"/>
-    <w:tmpl w:val="F5F69748"/>
+    <w:tmpl w:val="C39A8AAA"/>
     <w:lvl w:ilvl="0">
       <w:start w:val="1"/>
       <w:numFmt w:val="bullet"/>
@@ -24665,10 +26327,10 @@
       </w:rPr>
     </w:lvl>
   </w:abstractNum>
-  <w:abstractNum w:abstractNumId="25" w15:restartNumberingAfterBreak="0">
-    <w:nsid w:val="77E42BD7"/>
+  <w:abstractNum w:abstractNumId="24" w15:restartNumberingAfterBreak="0">
+    <w:nsid w:val="60706CFF"/>
     <w:multiLevelType w:val="multilevel"/>
-    <w:tmpl w:val="0FCAF91C"/>
+    <w:tmpl w:val="66484520"/>
     <w:lvl w:ilvl="0">
       <w:start w:val="1"/>
       <w:numFmt w:val="bullet"/>
@@ -24814,10 +26476,123 @@
       </w:rPr>
     </w:lvl>
   </w:abstractNum>
+  <w:abstractNum w:abstractNumId="25" w15:restartNumberingAfterBreak="0">
+    <w:nsid w:val="6DAE0D7B"/>
+    <w:multiLevelType w:val="multilevel"/>
+    <w:tmpl w:val="9F6A47F4"/>
+    <w:lvl w:ilvl="0">
+      <w:start w:val="1"/>
+      <w:numFmt w:val="decimal"/>
+      <w:lvlText w:val="%1."/>
+      <w:lvlJc w:val="left"/>
+      <w:pPr>
+        <w:tabs>
+          <w:tab w:val="num" w:pos="720"/>
+        </w:tabs>
+        <w:ind w:left="720" w:hanging="360"/>
+      </w:pPr>
+    </w:lvl>
+    <w:lvl w:ilvl="1" w:tentative="1">
+      <w:start w:val="1"/>
+      <w:numFmt w:val="decimal"/>
+      <w:lvlText w:val="%2."/>
+      <w:lvlJc w:val="left"/>
+      <w:pPr>
+        <w:tabs>
+          <w:tab w:val="num" w:pos="1440"/>
+        </w:tabs>
+        <w:ind w:left="1440" w:hanging="360"/>
+      </w:pPr>
+    </w:lvl>
+    <w:lvl w:ilvl="2" w:tentative="1">
+      <w:start w:val="1"/>
+      <w:numFmt w:val="decimal"/>
+      <w:lvlText w:val="%3."/>
+      <w:lvlJc w:val="left"/>
+      <w:pPr>
+        <w:tabs>
+          <w:tab w:val="num" w:pos="2160"/>
+        </w:tabs>
+        <w:ind w:left="2160" w:hanging="360"/>
+      </w:pPr>
+    </w:lvl>
+    <w:lvl w:ilvl="3" w:tentative="1">
+      <w:start w:val="1"/>
+      <w:numFmt w:val="decimal"/>
+      <w:lvlText w:val="%4."/>
+      <w:lvlJc w:val="left"/>
+      <w:pPr>
+        <w:tabs>
+          <w:tab w:val="num" w:pos="2880"/>
+        </w:tabs>
+        <w:ind w:left="2880" w:hanging="360"/>
+      </w:pPr>
+    </w:lvl>
+    <w:lvl w:ilvl="4" w:tentative="1">
+      <w:start w:val="1"/>
+      <w:numFmt w:val="decimal"/>
+      <w:lvlText w:val="%5."/>
+      <w:lvlJc w:val="left"/>
+      <w:pPr>
+        <w:tabs>
+          <w:tab w:val="num" w:pos="3600"/>
+        </w:tabs>
+        <w:ind w:left="3600" w:hanging="360"/>
+      </w:pPr>
+    </w:lvl>
+    <w:lvl w:ilvl="5" w:tentative="1">
+      <w:start w:val="1"/>
+      <w:numFmt w:val="decimal"/>
+      <w:lvlText w:val="%6."/>
+      <w:lvlJc w:val="left"/>
+      <w:pPr>
+        <w:tabs>
+          <w:tab w:val="num" w:pos="4320"/>
+        </w:tabs>
+        <w:ind w:left="4320" w:hanging="360"/>
+      </w:pPr>
+    </w:lvl>
+    <w:lvl w:ilvl="6" w:tentative="1">
+      <w:start w:val="1"/>
+      <w:numFmt w:val="decimal"/>
+      <w:lvlText w:val="%7."/>
+      <w:lvlJc w:val="left"/>
+      <w:pPr>
+        <w:tabs>
+          <w:tab w:val="num" w:pos="5040"/>
+        </w:tabs>
+        <w:ind w:left="5040" w:hanging="360"/>
+      </w:pPr>
+    </w:lvl>
+    <w:lvl w:ilvl="7" w:tentative="1">
+      <w:start w:val="1"/>
+      <w:numFmt w:val="decimal"/>
+      <w:lvlText w:val="%8."/>
+      <w:lvlJc w:val="left"/>
+      <w:pPr>
+        <w:tabs>
+          <w:tab w:val="num" w:pos="5760"/>
+        </w:tabs>
+        <w:ind w:left="5760" w:hanging="360"/>
+      </w:pPr>
+    </w:lvl>
+    <w:lvl w:ilvl="8" w:tentative="1">
+      <w:start w:val="1"/>
+      <w:numFmt w:val="decimal"/>
+      <w:lvlText w:val="%9."/>
+      <w:lvlJc w:val="left"/>
+      <w:pPr>
+        <w:tabs>
+          <w:tab w:val="num" w:pos="6480"/>
+        </w:tabs>
+        <w:ind w:left="6480" w:hanging="360"/>
+      </w:pPr>
+    </w:lvl>
+  </w:abstractNum>
   <w:abstractNum w:abstractNumId="26" w15:restartNumberingAfterBreak="0">
-    <w:nsid w:val="7E2221DE"/>
+    <w:nsid w:val="6DC9761C"/>
     <w:multiLevelType w:val="multilevel"/>
-    <w:tmpl w:val="0C2AFD40"/>
+    <w:tmpl w:val="A1EE961A"/>
     <w:lvl w:ilvl="0">
       <w:start w:val="1"/>
       <w:numFmt w:val="bullet"/>
@@ -24963,47 +26738,494 @@
       </w:rPr>
     </w:lvl>
   </w:abstractNum>
+  <w:abstractNum w:abstractNumId="27" w15:restartNumberingAfterBreak="0">
+    <w:nsid w:val="76EE602D"/>
+    <w:multiLevelType w:val="multilevel"/>
+    <w:tmpl w:val="F5F69748"/>
+    <w:lvl w:ilvl="0">
+      <w:start w:val="1"/>
+      <w:numFmt w:val="bullet"/>
+      <w:lvlText w:val=""/>
+      <w:lvlJc w:val="left"/>
+      <w:pPr>
+        <w:tabs>
+          <w:tab w:val="num" w:pos="720"/>
+        </w:tabs>
+        <w:ind w:left="720" w:hanging="360"/>
+      </w:pPr>
+      <w:rPr>
+        <w:rFonts w:ascii="Symbol" w:hAnsi="Symbol" w:hint="default"/>
+        <w:sz w:val="20"/>
+      </w:rPr>
+    </w:lvl>
+    <w:lvl w:ilvl="1" w:tentative="1">
+      <w:start w:val="1"/>
+      <w:numFmt w:val="bullet"/>
+      <w:lvlText w:val="o"/>
+      <w:lvlJc w:val="left"/>
+      <w:pPr>
+        <w:tabs>
+          <w:tab w:val="num" w:pos="1440"/>
+        </w:tabs>
+        <w:ind w:left="1440" w:hanging="360"/>
+      </w:pPr>
+      <w:rPr>
+        <w:rFonts w:ascii="Courier New" w:hAnsi="Courier New" w:hint="default"/>
+        <w:sz w:val="20"/>
+      </w:rPr>
+    </w:lvl>
+    <w:lvl w:ilvl="2" w:tentative="1">
+      <w:start w:val="1"/>
+      <w:numFmt w:val="bullet"/>
+      <w:lvlText w:val=""/>
+      <w:lvlJc w:val="left"/>
+      <w:pPr>
+        <w:tabs>
+          <w:tab w:val="num" w:pos="2160"/>
+        </w:tabs>
+        <w:ind w:left="2160" w:hanging="360"/>
+      </w:pPr>
+      <w:rPr>
+        <w:rFonts w:ascii="Wingdings" w:hAnsi="Wingdings" w:hint="default"/>
+        <w:sz w:val="20"/>
+      </w:rPr>
+    </w:lvl>
+    <w:lvl w:ilvl="3" w:tentative="1">
+      <w:start w:val="1"/>
+      <w:numFmt w:val="bullet"/>
+      <w:lvlText w:val=""/>
+      <w:lvlJc w:val="left"/>
+      <w:pPr>
+        <w:tabs>
+          <w:tab w:val="num" w:pos="2880"/>
+        </w:tabs>
+        <w:ind w:left="2880" w:hanging="360"/>
+      </w:pPr>
+      <w:rPr>
+        <w:rFonts w:ascii="Wingdings" w:hAnsi="Wingdings" w:hint="default"/>
+        <w:sz w:val="20"/>
+      </w:rPr>
+    </w:lvl>
+    <w:lvl w:ilvl="4" w:tentative="1">
+      <w:start w:val="1"/>
+      <w:numFmt w:val="bullet"/>
+      <w:lvlText w:val=""/>
+      <w:lvlJc w:val="left"/>
+      <w:pPr>
+        <w:tabs>
+          <w:tab w:val="num" w:pos="3600"/>
+        </w:tabs>
+        <w:ind w:left="3600" w:hanging="360"/>
+      </w:pPr>
+      <w:rPr>
+        <w:rFonts w:ascii="Wingdings" w:hAnsi="Wingdings" w:hint="default"/>
+        <w:sz w:val="20"/>
+      </w:rPr>
+    </w:lvl>
+    <w:lvl w:ilvl="5" w:tentative="1">
+      <w:start w:val="1"/>
+      <w:numFmt w:val="bullet"/>
+      <w:lvlText w:val=""/>
+      <w:lvlJc w:val="left"/>
+      <w:pPr>
+        <w:tabs>
+          <w:tab w:val="num" w:pos="4320"/>
+        </w:tabs>
+        <w:ind w:left="4320" w:hanging="360"/>
+      </w:pPr>
+      <w:rPr>
+        <w:rFonts w:ascii="Wingdings" w:hAnsi="Wingdings" w:hint="default"/>
+        <w:sz w:val="20"/>
+      </w:rPr>
+    </w:lvl>
+    <w:lvl w:ilvl="6" w:tentative="1">
+      <w:start w:val="1"/>
+      <w:numFmt w:val="bullet"/>
+      <w:lvlText w:val=""/>
+      <w:lvlJc w:val="left"/>
+      <w:pPr>
+        <w:tabs>
+          <w:tab w:val="num" w:pos="5040"/>
+        </w:tabs>
+        <w:ind w:left="5040" w:hanging="360"/>
+      </w:pPr>
+      <w:rPr>
+        <w:rFonts w:ascii="Wingdings" w:hAnsi="Wingdings" w:hint="default"/>
+        <w:sz w:val="20"/>
+      </w:rPr>
+    </w:lvl>
+    <w:lvl w:ilvl="7" w:tentative="1">
+      <w:start w:val="1"/>
+      <w:numFmt w:val="bullet"/>
+      <w:lvlText w:val=""/>
+      <w:lvlJc w:val="left"/>
+      <w:pPr>
+        <w:tabs>
+          <w:tab w:val="num" w:pos="5760"/>
+        </w:tabs>
+        <w:ind w:left="5760" w:hanging="360"/>
+      </w:pPr>
+      <w:rPr>
+        <w:rFonts w:ascii="Wingdings" w:hAnsi="Wingdings" w:hint="default"/>
+        <w:sz w:val="20"/>
+      </w:rPr>
+    </w:lvl>
+    <w:lvl w:ilvl="8" w:tentative="1">
+      <w:start w:val="1"/>
+      <w:numFmt w:val="bullet"/>
+      <w:lvlText w:val=""/>
+      <w:lvlJc w:val="left"/>
+      <w:pPr>
+        <w:tabs>
+          <w:tab w:val="num" w:pos="6480"/>
+        </w:tabs>
+        <w:ind w:left="6480" w:hanging="360"/>
+      </w:pPr>
+      <w:rPr>
+        <w:rFonts w:ascii="Wingdings" w:hAnsi="Wingdings" w:hint="default"/>
+        <w:sz w:val="20"/>
+      </w:rPr>
+    </w:lvl>
+  </w:abstractNum>
+  <w:abstractNum w:abstractNumId="28" w15:restartNumberingAfterBreak="0">
+    <w:nsid w:val="77E42BD7"/>
+    <w:multiLevelType w:val="multilevel"/>
+    <w:tmpl w:val="0FCAF91C"/>
+    <w:lvl w:ilvl="0">
+      <w:start w:val="1"/>
+      <w:numFmt w:val="bullet"/>
+      <w:lvlText w:val=""/>
+      <w:lvlJc w:val="left"/>
+      <w:pPr>
+        <w:tabs>
+          <w:tab w:val="num" w:pos="720"/>
+        </w:tabs>
+        <w:ind w:left="720" w:hanging="360"/>
+      </w:pPr>
+      <w:rPr>
+        <w:rFonts w:ascii="Symbol" w:hAnsi="Symbol" w:hint="default"/>
+        <w:sz w:val="20"/>
+      </w:rPr>
+    </w:lvl>
+    <w:lvl w:ilvl="1" w:tentative="1">
+      <w:start w:val="1"/>
+      <w:numFmt w:val="bullet"/>
+      <w:lvlText w:val="o"/>
+      <w:lvlJc w:val="left"/>
+      <w:pPr>
+        <w:tabs>
+          <w:tab w:val="num" w:pos="1440"/>
+        </w:tabs>
+        <w:ind w:left="1440" w:hanging="360"/>
+      </w:pPr>
+      <w:rPr>
+        <w:rFonts w:ascii="Courier New" w:hAnsi="Courier New" w:hint="default"/>
+        <w:sz w:val="20"/>
+      </w:rPr>
+    </w:lvl>
+    <w:lvl w:ilvl="2" w:tentative="1">
+      <w:start w:val="1"/>
+      <w:numFmt w:val="bullet"/>
+      <w:lvlText w:val=""/>
+      <w:lvlJc w:val="left"/>
+      <w:pPr>
+        <w:tabs>
+          <w:tab w:val="num" w:pos="2160"/>
+        </w:tabs>
+        <w:ind w:left="2160" w:hanging="360"/>
+      </w:pPr>
+      <w:rPr>
+        <w:rFonts w:ascii="Wingdings" w:hAnsi="Wingdings" w:hint="default"/>
+        <w:sz w:val="20"/>
+      </w:rPr>
+    </w:lvl>
+    <w:lvl w:ilvl="3" w:tentative="1">
+      <w:start w:val="1"/>
+      <w:numFmt w:val="bullet"/>
+      <w:lvlText w:val=""/>
+      <w:lvlJc w:val="left"/>
+      <w:pPr>
+        <w:tabs>
+          <w:tab w:val="num" w:pos="2880"/>
+        </w:tabs>
+        <w:ind w:left="2880" w:hanging="360"/>
+      </w:pPr>
+      <w:rPr>
+        <w:rFonts w:ascii="Wingdings" w:hAnsi="Wingdings" w:hint="default"/>
+        <w:sz w:val="20"/>
+      </w:rPr>
+    </w:lvl>
+    <w:lvl w:ilvl="4" w:tentative="1">
+      <w:start w:val="1"/>
+      <w:numFmt w:val="bullet"/>
+      <w:lvlText w:val=""/>
+      <w:lvlJc w:val="left"/>
+      <w:pPr>
+        <w:tabs>
+          <w:tab w:val="num" w:pos="3600"/>
+        </w:tabs>
+        <w:ind w:left="3600" w:hanging="360"/>
+      </w:pPr>
+      <w:rPr>
+        <w:rFonts w:ascii="Wingdings" w:hAnsi="Wingdings" w:hint="default"/>
+        <w:sz w:val="20"/>
+      </w:rPr>
+    </w:lvl>
+    <w:lvl w:ilvl="5" w:tentative="1">
+      <w:start w:val="1"/>
+      <w:numFmt w:val="bullet"/>
+      <w:lvlText w:val=""/>
+      <w:lvlJc w:val="left"/>
+      <w:pPr>
+        <w:tabs>
+          <w:tab w:val="num" w:pos="4320"/>
+        </w:tabs>
+        <w:ind w:left="4320" w:hanging="360"/>
+      </w:pPr>
+      <w:rPr>
+        <w:rFonts w:ascii="Wingdings" w:hAnsi="Wingdings" w:hint="default"/>
+        <w:sz w:val="20"/>
+      </w:rPr>
+    </w:lvl>
+    <w:lvl w:ilvl="6" w:tentative="1">
+      <w:start w:val="1"/>
+      <w:numFmt w:val="bullet"/>
+      <w:lvlText w:val=""/>
+      <w:lvlJc w:val="left"/>
+      <w:pPr>
+        <w:tabs>
+          <w:tab w:val="num" w:pos="5040"/>
+        </w:tabs>
+        <w:ind w:left="5040" w:hanging="360"/>
+      </w:pPr>
+      <w:rPr>
+        <w:rFonts w:ascii="Wingdings" w:hAnsi="Wingdings" w:hint="default"/>
+        <w:sz w:val="20"/>
+      </w:rPr>
+    </w:lvl>
+    <w:lvl w:ilvl="7" w:tentative="1">
+      <w:start w:val="1"/>
+      <w:numFmt w:val="bullet"/>
+      <w:lvlText w:val=""/>
+      <w:lvlJc w:val="left"/>
+      <w:pPr>
+        <w:tabs>
+          <w:tab w:val="num" w:pos="5760"/>
+        </w:tabs>
+        <w:ind w:left="5760" w:hanging="360"/>
+      </w:pPr>
+      <w:rPr>
+        <w:rFonts w:ascii="Wingdings" w:hAnsi="Wingdings" w:hint="default"/>
+        <w:sz w:val="20"/>
+      </w:rPr>
+    </w:lvl>
+    <w:lvl w:ilvl="8" w:tentative="1">
+      <w:start w:val="1"/>
+      <w:numFmt w:val="bullet"/>
+      <w:lvlText w:val=""/>
+      <w:lvlJc w:val="left"/>
+      <w:pPr>
+        <w:tabs>
+          <w:tab w:val="num" w:pos="6480"/>
+        </w:tabs>
+        <w:ind w:left="6480" w:hanging="360"/>
+      </w:pPr>
+      <w:rPr>
+        <w:rFonts w:ascii="Wingdings" w:hAnsi="Wingdings" w:hint="default"/>
+        <w:sz w:val="20"/>
+      </w:rPr>
+    </w:lvl>
+  </w:abstractNum>
+  <w:abstractNum w:abstractNumId="29" w15:restartNumberingAfterBreak="0">
+    <w:nsid w:val="7E2221DE"/>
+    <w:multiLevelType w:val="multilevel"/>
+    <w:tmpl w:val="0C2AFD40"/>
+    <w:lvl w:ilvl="0">
+      <w:start w:val="1"/>
+      <w:numFmt w:val="bullet"/>
+      <w:lvlText w:val=""/>
+      <w:lvlJc w:val="left"/>
+      <w:pPr>
+        <w:tabs>
+          <w:tab w:val="num" w:pos="720"/>
+        </w:tabs>
+        <w:ind w:left="720" w:hanging="360"/>
+      </w:pPr>
+      <w:rPr>
+        <w:rFonts w:ascii="Symbol" w:hAnsi="Symbol" w:hint="default"/>
+        <w:sz w:val="20"/>
+      </w:rPr>
+    </w:lvl>
+    <w:lvl w:ilvl="1" w:tentative="1">
+      <w:start w:val="1"/>
+      <w:numFmt w:val="bullet"/>
+      <w:lvlText w:val="o"/>
+      <w:lvlJc w:val="left"/>
+      <w:pPr>
+        <w:tabs>
+          <w:tab w:val="num" w:pos="1440"/>
+        </w:tabs>
+        <w:ind w:left="1440" w:hanging="360"/>
+      </w:pPr>
+      <w:rPr>
+        <w:rFonts w:ascii="Courier New" w:hAnsi="Courier New" w:hint="default"/>
+        <w:sz w:val="20"/>
+      </w:rPr>
+    </w:lvl>
+    <w:lvl w:ilvl="2" w:tentative="1">
+      <w:start w:val="1"/>
+      <w:numFmt w:val="bullet"/>
+      <w:lvlText w:val=""/>
+      <w:lvlJc w:val="left"/>
+      <w:pPr>
+        <w:tabs>
+          <w:tab w:val="num" w:pos="2160"/>
+        </w:tabs>
+        <w:ind w:left="2160" w:hanging="360"/>
+      </w:pPr>
+      <w:rPr>
+        <w:rFonts w:ascii="Wingdings" w:hAnsi="Wingdings" w:hint="default"/>
+        <w:sz w:val="20"/>
+      </w:rPr>
+    </w:lvl>
+    <w:lvl w:ilvl="3" w:tentative="1">
+      <w:start w:val="1"/>
+      <w:numFmt w:val="bullet"/>
+      <w:lvlText w:val=""/>
+      <w:lvlJc w:val="left"/>
+      <w:pPr>
+        <w:tabs>
+          <w:tab w:val="num" w:pos="2880"/>
+        </w:tabs>
+        <w:ind w:left="2880" w:hanging="360"/>
+      </w:pPr>
+      <w:rPr>
+        <w:rFonts w:ascii="Wingdings" w:hAnsi="Wingdings" w:hint="default"/>
+        <w:sz w:val="20"/>
+      </w:rPr>
+    </w:lvl>
+    <w:lvl w:ilvl="4" w:tentative="1">
+      <w:start w:val="1"/>
+      <w:numFmt w:val="bullet"/>
+      <w:lvlText w:val=""/>
+      <w:lvlJc w:val="left"/>
+      <w:pPr>
+        <w:tabs>
+          <w:tab w:val="num" w:pos="3600"/>
+        </w:tabs>
+        <w:ind w:left="3600" w:hanging="360"/>
+      </w:pPr>
+      <w:rPr>
+        <w:rFonts w:ascii="Wingdings" w:hAnsi="Wingdings" w:hint="default"/>
+        <w:sz w:val="20"/>
+      </w:rPr>
+    </w:lvl>
+    <w:lvl w:ilvl="5" w:tentative="1">
+      <w:start w:val="1"/>
+      <w:numFmt w:val="bullet"/>
+      <w:lvlText w:val=""/>
+      <w:lvlJc w:val="left"/>
+      <w:pPr>
+        <w:tabs>
+          <w:tab w:val="num" w:pos="4320"/>
+        </w:tabs>
+        <w:ind w:left="4320" w:hanging="360"/>
+      </w:pPr>
+      <w:rPr>
+        <w:rFonts w:ascii="Wingdings" w:hAnsi="Wingdings" w:hint="default"/>
+        <w:sz w:val="20"/>
+      </w:rPr>
+    </w:lvl>
+    <w:lvl w:ilvl="6" w:tentative="1">
+      <w:start w:val="1"/>
+      <w:numFmt w:val="bullet"/>
+      <w:lvlText w:val=""/>
+      <w:lvlJc w:val="left"/>
+      <w:pPr>
+        <w:tabs>
+          <w:tab w:val="num" w:pos="5040"/>
+        </w:tabs>
+        <w:ind w:left="5040" w:hanging="360"/>
+      </w:pPr>
+      <w:rPr>
+        <w:rFonts w:ascii="Wingdings" w:hAnsi="Wingdings" w:hint="default"/>
+        <w:sz w:val="20"/>
+      </w:rPr>
+    </w:lvl>
+    <w:lvl w:ilvl="7" w:tentative="1">
+      <w:start w:val="1"/>
+      <w:numFmt w:val="bullet"/>
+      <w:lvlText w:val=""/>
+      <w:lvlJc w:val="left"/>
+      <w:pPr>
+        <w:tabs>
+          <w:tab w:val="num" w:pos="5760"/>
+        </w:tabs>
+        <w:ind w:left="5760" w:hanging="360"/>
+      </w:pPr>
+      <w:rPr>
+        <w:rFonts w:ascii="Wingdings" w:hAnsi="Wingdings" w:hint="default"/>
+        <w:sz w:val="20"/>
+      </w:rPr>
+    </w:lvl>
+    <w:lvl w:ilvl="8" w:tentative="1">
+      <w:start w:val="1"/>
+      <w:numFmt w:val="bullet"/>
+      <w:lvlText w:val=""/>
+      <w:lvlJc w:val="left"/>
+      <w:pPr>
+        <w:tabs>
+          <w:tab w:val="num" w:pos="6480"/>
+        </w:tabs>
+        <w:ind w:left="6480" w:hanging="360"/>
+      </w:pPr>
+      <w:rPr>
+        <w:rFonts w:ascii="Wingdings" w:hAnsi="Wingdings" w:hint="default"/>
+        <w:sz w:val="20"/>
+      </w:rPr>
+    </w:lvl>
+  </w:abstractNum>
   <w:num w:numId="1">
-    <w:abstractNumId w:val="26"/>
+    <w:abstractNumId w:val="29"/>
   </w:num>
   <w:num w:numId="2">
     <w:abstractNumId w:val="4"/>
   </w:num>
   <w:num w:numId="3">
-    <w:abstractNumId w:val="20"/>
+    <w:abstractNumId w:val="23"/>
   </w:num>
   <w:num w:numId="4">
     <w:abstractNumId w:val="0"/>
   </w:num>
   <w:num w:numId="5">
-    <w:abstractNumId w:val="16"/>
+    <w:abstractNumId w:val="17"/>
   </w:num>
   <w:num w:numId="6">
+    <w:abstractNumId w:val="11"/>
+  </w:num>
+  <w:num w:numId="7">
     <w:abstractNumId w:val="10"/>
   </w:num>
-  <w:num w:numId="7">
-    <w:abstractNumId w:val="9"/>
-  </w:num>
   <w:num w:numId="8">
-    <w:abstractNumId w:val="24"/>
+    <w:abstractNumId w:val="27"/>
   </w:num>
   <w:num w:numId="9">
-    <w:abstractNumId w:val="11"/>
+    <w:abstractNumId w:val="12"/>
   </w:num>
   <w:num w:numId="10">
-    <w:abstractNumId w:val="23"/>
+    <w:abstractNumId w:val="26"/>
   </w:num>
   <w:num w:numId="11">
-    <w:abstractNumId w:val="25"/>
+    <w:abstractNumId w:val="28"/>
   </w:num>
   <w:num w:numId="12">
-    <w:abstractNumId w:val="13"/>
+    <w:abstractNumId w:val="14"/>
   </w:num>
   <w:num w:numId="13">
-    <w:abstractNumId w:val="18"/>
+    <w:abstractNumId w:val="20"/>
   </w:num>
   <w:num w:numId="14">
-    <w:abstractNumId w:val="7"/>
+    <w:abstractNumId w:val="8"/>
   </w:num>
   <w:num w:numId="15">
     <w:abstractNumId w:val="6"/>
@@ -25012,37 +27234,46 @@
     <w:abstractNumId w:val="2"/>
   </w:num>
   <w:num w:numId="17">
-    <w:abstractNumId w:val="14"/>
+    <w:abstractNumId w:val="15"/>
   </w:num>
   <w:num w:numId="18">
     <w:abstractNumId w:val="5"/>
   </w:num>
   <w:num w:numId="19">
-    <w:abstractNumId w:val="22"/>
+    <w:abstractNumId w:val="25"/>
   </w:num>
   <w:num w:numId="20">
     <w:abstractNumId w:val="1"/>
   </w:num>
   <w:num w:numId="21">
-    <w:abstractNumId w:val="17"/>
+    <w:abstractNumId w:val="19"/>
   </w:num>
   <w:num w:numId="22">
-    <w:abstractNumId w:val="19"/>
+    <w:abstractNumId w:val="21"/>
   </w:num>
   <w:num w:numId="23">
-    <w:abstractNumId w:val="12"/>
+    <w:abstractNumId w:val="13"/>
   </w:num>
   <w:num w:numId="24">
-    <w:abstractNumId w:val="15"/>
+    <w:abstractNumId w:val="16"/>
   </w:num>
   <w:num w:numId="25">
-    <w:abstractNumId w:val="21"/>
+    <w:abstractNumId w:val="24"/>
   </w:num>
   <w:num w:numId="26">
     <w:abstractNumId w:val="3"/>
   </w:num>
   <w:num w:numId="27">
-    <w:abstractNumId w:val="8"/>
+    <w:abstractNumId w:val="9"/>
+  </w:num>
+  <w:num w:numId="28">
+    <w:abstractNumId w:val="22"/>
+  </w:num>
+  <w:num w:numId="29">
+    <w:abstractNumId w:val="7"/>
+  </w:num>
+  <w:num w:numId="30">
+    <w:abstractNumId w:val="18"/>
   </w:num>
 </w:numbering>
 </file>
